--- a/01_Report/MTE4593 Group 9 SMR Report.docx
+++ b/01_Report/MTE4593 Group 9 SMR Report.docx
@@ -399,7 +399,7 @@
         <w:t xml:space="preserve"> </w:t>
       </w:r>
       <w:r>
-        <w:t xml:space="preserve">Liddell in New South Wales (NSW) was approved to close by April 2023 (Australian Energy Regulator, 2021) and has since closed. NSW’s grid still emits about 640 g CO₂e/kWh (Department of Climate Change, Energy, the Environment and Water, 2025); Ontario’s, with no coal power, emits about 74 (The Atmospheric Fund, 2025). An SMR is a reactor of up to about 300 MWe built largely from factory-made modules (International Atomic Energy Agency, 2024). The BWRX-300 received a Canadian Nuclear Safety Commission licence to construct at Darlington in April 2025 (Canadian Nuclear Safety Commission, 2025).</w:t>
+        <w:t xml:space="preserve">Liddell in New South Wales (NSW) was approved to close by April 2023 (Australian Energy Regulator, 2021) and has since closed. NSW’s grid still emits about 640 g CO₂e/kWh (Department of Climate Change, Energy, the Environment and Water [DCCEEW], 2025); Ontario’s, with no coal power, emits about 74 (The Atmospheric Fund, 2025). An SMR is a reactor of up to about 300 MWe built largely from factory-made modules (International Atomic Energy Agency, 2024). The BWRX-300 received a Canadian Nuclear Safety Commission (CNSC) licence to construct at Darlington in April 2025 (CNSC, 2025).</w:t>
       </w:r>
     </w:p>
     <w:p>
@@ -615,7 +615,7 @@
         <w:t xml:space="preserve"> </w:t>
       </w:r>
       <w:r>
-        <w:t xml:space="preserve">factor is that of the plant displaced (The Atmospheric Fund, 2025). Ontario’s are 73.8 and 343 g/kWh; NSW uses 640 (Department of Climate Change, Energy, the Environment and Water, 2025). Future grids are our trajectories from published anchor points. Start years are October 2030 at Darlington (Ontario Power Generation, 2025a) and 2040 at the earliest in Australia (Graham, Hayward and Foster, 2024). The</w:t>
+        <w:t xml:space="preserve">factor is that of the plant displaced (The Atmospheric Fund, 2025). Ontario’s are 73.8 and 343 g/kWh; NSW uses 640 (DCCEEW, 2025). Future grids are our trajectories from published anchor points. Start years are 2030 at Darlington (Ontario Power Generation, 2025a) and 2040 at the earliest in Australia (Graham, Hayward and Foster, 2024). The</w:t>
       </w:r>
       <w:r>
         <w:t xml:space="preserve"> </w:t>
@@ -685,7 +685,7 @@
         <w:t xml:space="preserve"> </w:t>
       </w:r>
       <w:r>
-        <w:t xml:space="preserve">A weighted sum (Dodgson et al., 2009) scores four options (status quo, SMR at Liddell, SMR plus C1, firmed renewables) on seven criteria (life-cycle CO₂e, CO₂e avoided per dollar, cost, time to first power, supply concentration, social licence, legal feasibility), each min-max normalised. Four weight sets are our judgement, not elicited. Robustness: each weight ±50%, 20,000 random sets and input changes (Appendix B7).</w:t>
+        <w:t xml:space="preserve">A weighted sum (Dodgson et al., 2009) scores four options (status quo, one SMR at Liddell, the same SMR built with C1’s concrete, firmed renewables) on seven criteria (life-cycle CO₂e, CO₂e avoided per dollar, cost, time to first power, supply concentration, social licence, legal feasibility), each min-max normalised. Four weight sets are our judgement, not elicited. Robustness: each weight ±50%, 20,000 random sets and input changes (Appendix B7).</w:t>
       </w:r>
     </w:p>
     <w:p>
@@ -1065,7 +1065,7 @@
               <w:jc w:val="left"/>
             </w:pPr>
             <w:r>
-              <w:t xml:space="preserve">Russia holds 42.8% of enrichment (§8.3)</w:t>
+              <w:t xml:space="preserve">Russia holds 41–43% of enrichment (§8.3)</w:t>
             </w:r>
           </w:p>
         </w:tc>
@@ -1349,10 +1349,19 @@
       </w:r>
     </w:p>
     <w:bookmarkEnd w:id="23"/>
+    <w:bookmarkStart w:id="27" w:name="the-technology-and-the-initiative"/>
+    <w:p>
+      <w:pPr>
+        <w:pStyle w:val="Heading2"/>
+      </w:pPr>
+      <w:r>
+        <w:t xml:space="preserve">4 The technology and the initiative</w:t>
+      </w:r>
+    </w:p>
     <w:bookmarkStart w:id="24" w:name="technology-projects-and-patents-leroy"/>
     <w:p>
       <w:pPr>
-        <w:pStyle w:val="Heading2"/>
+        <w:pStyle w:val="Heading3"/>
       </w:pPr>
       <w:r>
         <w:t xml:space="preserve">4.1 Technology, projects and patents (Leroy)</w:t>
@@ -1374,7 +1383,7 @@
     <w:bookmarkStart w:id="25" w:name="bwrx-300-at-darlington-leroy"/>
     <w:p>
       <w:pPr>
-        <w:pStyle w:val="Heading2"/>
+        <w:pStyle w:val="Heading3"/>
       </w:pPr>
       <w:r>
         <w:t xml:space="preserve">4.2 BWRX-300 at Darlington (Leroy)</w:t>
@@ -1396,7 +1405,7 @@
     <w:bookmarkStart w:id="26" w:name="X90098c7b12d1bfce5617586e418e3203c93a876"/>
     <w:p>
       <w:pPr>
-        <w:pStyle w:val="Heading2"/>
+        <w:pStyle w:val="Heading3"/>
       </w:pPr>
       <w:r>
         <w:t xml:space="preserve">4.3 The initiative: low-clinker concrete for the Darlington Units 2–4 infill</w:t>
@@ -1417,7 +1426,7 @@
         <w:t xml:space="preserve"> </w:t>
       </w:r>
       <w:r>
-        <w:t xml:space="preserve">The BWRX-300’s reactor building is made of diaphragm-plate steel-composite (DPSC) modules: steel shells filled on site with concrete. The infill must flow between closely spaced plates, so we assume a self-consolidating mix, which is cement-rich (our inference; GE-Hitachi Nuclear Energy, 2024, describes the DPSC design). A delay of 11.6–18.5 days to one unit on Ontario’s average grid, or 1.7–1.8 days on its marginal grid, cancels C1’s whole saving (§7.1).</w:t>
+        <w:t xml:space="preserve">The BWRX-300’s reactor building is made of diaphragm-plate steel-composite (DPSC) modules: steel shells filled on site with concrete. The infill must flow between closely spaced plates, so we assume a self-consolidating mix, which is cement-rich (our inference; GE-Hitachi Nuclear Energy, 2024, describes the DPSC design). A delay of 11.6–18.5 days to one unit on Ontario’s average grid, or 1.7–1.8 days on its marginal grid, cancels that unit’s saving (§7.1).</w:t>
       </w:r>
     </w:p>
     <w:p>
@@ -1625,7 +1634,7 @@
               <w:jc w:val="left"/>
             </w:pPr>
             <w:r>
-              <w:t xml:space="preserve">2,200 t per unit (1,100–3,300); 6,600 t for Units 2–4; about 0.4% of a unit’s life cycle</w:t>
+              <w:t xml:space="preserve">2,200 t per unit (1,100–3,300); 6,600 t for Units 2–4; about 0.37% of a unit’s life cycle</w:t>
             </w:r>
           </w:p>
         </w:tc>
@@ -1651,7 +1660,7 @@
               <w:jc w:val="left"/>
             </w:pPr>
             <w:r>
-              <w:t xml:space="preserve">Schedule-neutral. Infill qualified under the topical report NEDO-33926, which rests on AISC N690 and ASME rather than mainly CSA N287 (GE-Hitachi Nuclear Energy, 2024; US Nuclear Regulatory Commission and Canadian Nuclear Safety Commission, 2025); otherwise slag or the current mix</w:t>
+              <w:t xml:space="preserve">Schedule-neutral. Infill qualified under the topical report NEDO-33926, which rests on AISC N690 and ASME rather than mainly CSA N287 (GE-Hitachi Nuclear Energy, 2024; US Nuclear Regulatory Commission and CNSC, 2025); otherwise slag or the current mix</w:t>
             </w:r>
           </w:p>
         </w:tc>
@@ -1672,7 +1681,7 @@
         <w:t xml:space="preserve"> </w:t>
       </w:r>
       <w:r>
-        <w:t xml:space="preserve">First, the infill problem is specific to modular construction: a mix that flows, stays cool in thick sections and still shields has to be developed (§10). Second, C1’s value depends on timing rather than on the concrete: counted from when each plant could actually run, a Darlington unit avoids 1.0–6.8 Mt CO₂e to 2050 and a Liddell unit 0.67–3.9 Mt, the same order of magnitude (§7), and Darlington is where a qualified mix can be built.</w:t>
+        <w:t xml:space="preserve">First, the infill problem is specific to modular construction: a mix that flows, stays cool in thick sections and still shields has to be developed (§10). Second, C1’s value is set by schedule, not by the concrete: under three weeks of delay to a unit cancels its saving (§7.1), so C1 is a qualification programme timed to Unit 1 mock-ups rather than a binder swap. Third, its lever is financial: the Units 2–4 equity tranche can carry the condition (§8.6).</w:t>
       </w:r>
     </w:p>
     <w:p>
@@ -1701,7 +1710,8 @@
       </w:r>
     </w:p>
     <w:bookmarkEnd w:id="26"/>
-    <w:bookmarkStart w:id="27" w:name="X2df7759d5b833a30c52a6d7464f7ea753188c35"/>
+    <w:bookmarkEnd w:id="27"/>
+    <w:bookmarkStart w:id="28" w:name="X2df7759d5b833a30c52a6d7464f7ea753188c35"/>
     <w:p>
       <w:pPr>
         <w:pStyle w:val="Heading2"/>
@@ -1722,8 +1732,8 @@
         <w:t xml:space="preserve">[TODO: section not yet in the repo]</w:t>
       </w:r>
     </w:p>
-    <w:bookmarkEnd w:id="27"/>
-    <w:bookmarkStart w:id="46" w:name="life-cycle-assessment-and-eco-audit"/>
+    <w:bookmarkEnd w:id="28"/>
+    <w:bookmarkStart w:id="47" w:name="life-cycle-assessment-and-eco-audit"/>
     <w:p>
       <w:pPr>
         <w:pStyle w:val="Heading2"/>
@@ -1779,7 +1789,7 @@
         <w:t xml:space="preserve">, so C1 is worth adopting only if it is schedule-neutral. No input has yet been checked in its primary source [TO VERIFY], so every number is provisional.</w:t>
       </w:r>
     </w:p>
-    <w:bookmarkStart w:id="31" w:name="goal-scope-and-method"/>
+    <w:bookmarkStart w:id="32" w:name="goal-scope-and-method"/>
     <w:p>
       <w:pPr>
         <w:pStyle w:val="Heading3"/>
@@ -2663,18 +2673,18 @@
           <wp:inline>
             <wp:extent cx="5441315" cy="2836256"/>
             <wp:effectExtent b="0" l="0" r="0" t="0"/>
-            <wp:docPr descr="Figure 1. LCA system boundary for one BWRX-300 at Darlington: bottom-up fuel front end and construction materials, literature values for operation, decommissioning and the back end, and the C1 target structures. | Source: this study. | File: 03_LCA_Calculations/results/F1_system_boundary.png" title="" id="29" name="Picture"/>
+            <wp:docPr descr="Figure F1. LCA system boundary for one BWRX-300 at Darlington: bottom-up fuel front end and construction materials, literature values for operation, decommissioning and the back end, and the C1 target structures. | Source: this study. | File: 03_LCA_Calculations/results/F1_system_boundary.png" title="" id="30" name="Picture"/>
             <a:graphic>
               <a:graphicData uri="http://schemas.openxmlformats.org/drawingml/2006/picture">
                 <pic:pic>
                   <pic:nvPicPr>
-                    <pic:cNvPr descr="/home/user/MTE4593-Group-Assignment/03_LCA_Calculations/results/F1_system_boundary.png" id="30" name="Picture"/>
+                    <pic:cNvPr descr="/home/user/MTE4593-Group-Assignment/03_LCA_Calculations/results/F1_system_boundary.png" id="31" name="Picture"/>
                     <pic:cNvPicPr>
                       <a:picLocks noChangeArrowheads="1" noChangeAspect="1"/>
                     </pic:cNvPicPr>
                   </pic:nvPicPr>
                   <pic:blipFill>
-                    <a:blip r:embed="rId28"/>
+                    <a:blip r:embed="rId29"/>
                     <a:stretch>
                       <a:fillRect/>
                     </a:stretch>
@@ -2706,11 +2716,11 @@
         <w:pStyle w:val="ImageCaption"/>
       </w:pPr>
       <w:r>
-        <w:t xml:space="preserve">Figure 1. LCA system boundary for one BWRX-300 at Darlington: bottom-up fuel front end and construction materials, literature values for operation, decommissioning and the back end, and the C1 target structures. | Source: this study. | File: 03_LCA_Calculations/results/F1_system_boundary.png</w:t>
-      </w:r>
-    </w:p>
-    <w:bookmarkEnd w:id="31"/>
-    <w:bookmarkStart w:id="35" w:name="baseline-inventory-and-hotspots"/>
+        <w:t xml:space="preserve">Figure F1. LCA system boundary for one BWRX-300 at Darlington: bottom-up fuel front end and construction materials, literature values for operation, decommissioning and the back end, and the C1 target structures. | Source: this study. | File: 03_LCA_Calculations/results/F1_system_boundary.png</w:t>
+      </w:r>
+    </w:p>
+    <w:bookmarkEnd w:id="32"/>
+    <w:bookmarkStart w:id="36" w:name="baseline-inventory-and-hotspots"/>
     <w:p>
       <w:pPr>
         <w:pStyle w:val="Heading3"/>
@@ -2953,18 +2963,18 @@
           <wp:inline>
             <wp:extent cx="5441315" cy="2458231"/>
             <wp:effectExtent b="0" l="0" r="0" t="0"/>
-            <wp:docPr descr="Figure 2. Life-cycle emissions of one BWRX-300 by stage: expected 4.3 g CO₂e/kWh (Monte Carlo mean), with the mode case (every input at its most likely value; total 2.7) marked. | Source: this study, scripts/lca_uncertainty.py; inputs in parameters_lca.yaml [TO VERIFY]. | File: 03_LCA_Calculations/results/F2_stage_breakdown.png" title="" id="33" name="Picture"/>
+            <wp:docPr descr="Figure F2. Life-cycle emissions of one BWRX-300 by stage: expected 4.3 g CO₂e/kWh (Monte Carlo mean), with the mode case (every input at its most likely value; total 2.7) marked. | Source: this study, scripts/lca_uncertainty.py; inputs in parameters_lca.yaml [TO VERIFY]. | File: 03_LCA_Calculations/results/F2_stage_breakdown.png" title="" id="34" name="Picture"/>
             <a:graphic>
               <a:graphicData uri="http://schemas.openxmlformats.org/drawingml/2006/picture">
                 <pic:pic>
                   <pic:nvPicPr>
-                    <pic:cNvPr descr="/home/user/MTE4593-Group-Assignment/03_LCA_Calculations/results/F2_stage_breakdown.png" id="34" name="Picture"/>
+                    <pic:cNvPr descr="/home/user/MTE4593-Group-Assignment/03_LCA_Calculations/results/F2_stage_breakdown.png" id="35" name="Picture"/>
                     <pic:cNvPicPr>
                       <a:picLocks noChangeArrowheads="1" noChangeAspect="1"/>
                     </pic:cNvPicPr>
                   </pic:nvPicPr>
                   <pic:blipFill>
-                    <a:blip r:embed="rId32"/>
+                    <a:blip r:embed="rId33"/>
                     <a:stretch>
                       <a:fillRect/>
                     </a:stretch>
@@ -2996,11 +3006,11 @@
         <w:pStyle w:val="ImageCaption"/>
       </w:pPr>
       <w:r>
-        <w:t xml:space="preserve">Figure 2. Life-cycle emissions of one BWRX-300 by stage: expected 4.3 g CO₂e/kWh (Monte Carlo mean), with the mode case (every input at its most likely value; total 2.7) marked. | Source: this study, scripts/lca_uncertainty.py; inputs in parameters_lca.yaml [TO VERIFY]. | File: 03_LCA_Calculations/results/F2_stage_breakdown.png</w:t>
-      </w:r>
-    </w:p>
-    <w:bookmarkEnd w:id="35"/>
-    <w:bookmarkStart w:id="36" w:name="the-initiative-against-the-baseline"/>
+        <w:t xml:space="preserve">Figure F2. Life-cycle emissions of one BWRX-300 by stage: expected 4.3 g CO₂e/kWh (Monte Carlo mean), with the mode case (every input at its most likely value; total 2.7) marked. | Source: this study, scripts/lca_uncertainty.py; inputs in parameters_lca.yaml [TO VERIFY]. | File: 03_LCA_Calculations/results/F2_stage_breakdown.png</w:t>
+      </w:r>
+    </w:p>
+    <w:bookmarkEnd w:id="36"/>
+    <w:bookmarkStart w:id="37" w:name="the-initiative-against-the-baseline"/>
     <w:p>
       <w:pPr>
         <w:pStyle w:val="Heading3"/>
@@ -3765,8 +3775,8 @@
         <w:t xml:space="preserve">For the triple-bottom-line evaluation (§9), C1 is environmentally positive but marginal, its economic value is C$0.49–0.60 m for Units 2–4, and its feasibility hinges on qualification and schedule rather than on carbon.</w:t>
       </w:r>
     </w:p>
-    <w:bookmarkEnd w:id="36"/>
-    <w:bookmarkStart w:id="43" w:name="uncertainty-tornado-and-monte-carlo"/>
+    <w:bookmarkEnd w:id="37"/>
+    <w:bookmarkStart w:id="44" w:name="uncertainty-tornado-and-monte-carlo"/>
     <w:p>
       <w:pPr>
         <w:pStyle w:val="Heading3"/>
@@ -3823,18 +3833,18 @@
           <wp:inline>
             <wp:extent cx="5441315" cy="2919730"/>
             <wp:effectExtent b="0" l="0" r="0" t="0"/>
-            <wp:docPr descr="Figure 3. One-at-a-time sensitivity of the life-cycle intensity (left, centred on the mode case, 2.70 g CO₂e/kWh, not the 4.2 median) and of the LC3 saving per unit (right, centred on the mode case, 1,734 t), top ten inputs each. | Source: this study, scripts/lca_uncertainty.py; ranges in parameters_lca.yaml. | File: 03_LCA_Calculations/results/F3_tornado.png" title="" id="38" name="Picture"/>
+            <wp:docPr descr="Figure F3. One-at-a-time sensitivity of the life-cycle intensity (left, centred on the mode case, 2.70 g CO₂e/kWh, not the 4.2 median) and of the LC3 saving per unit (right, centred on the mode case, 1,734 t), top ten inputs each. | Source: this study, scripts/lca_uncertainty.py; ranges in parameters_lca.yaml. | File: 03_LCA_Calculations/results/F3_tornado.png" title="" id="39" name="Picture"/>
             <a:graphic>
               <a:graphicData uri="http://schemas.openxmlformats.org/drawingml/2006/picture">
                 <pic:pic>
                   <pic:nvPicPr>
-                    <pic:cNvPr descr="/home/user/MTE4593-Group-Assignment/03_LCA_Calculations/results/F3_tornado.png" id="39" name="Picture"/>
+                    <pic:cNvPr descr="/home/user/MTE4593-Group-Assignment/03_LCA_Calculations/results/F3_tornado.png" id="40" name="Picture"/>
                     <pic:cNvPicPr>
                       <a:picLocks noChangeArrowheads="1" noChangeAspect="1"/>
                     </pic:cNvPicPr>
                   </pic:nvPicPr>
                   <pic:blipFill>
-                    <a:blip r:embed="rId37"/>
+                    <a:blip r:embed="rId38"/>
                     <a:stretch>
                       <a:fillRect/>
                     </a:stretch>
@@ -3866,7 +3876,7 @@
         <w:pStyle w:val="ImageCaption"/>
       </w:pPr>
       <w:r>
-        <w:t xml:space="preserve">Figure 3. One-at-a-time sensitivity of the life-cycle intensity (left, centred on the mode case, 2.70 g CO₂e/kWh, not the 4.2 median) and of the LC3 saving per unit (right, centred on the mode case, 1,734 t), top ten inputs each. | Source: this study, scripts/lca_uncertainty.py; ranges in parameters_lca.yaml. | File: 03_LCA_Calculations/results/F3_tornado.png</w:t>
+        <w:t xml:space="preserve">Figure F3. One-at-a-time sensitivity of the life-cycle intensity (left, centred on the mode case, 2.70 g CO₂e/kWh, not the 4.2 median) and of the LC3 saving per unit (right, centred on the mode case, 1,734 t), top ten inputs each. | Source: this study, scripts/lca_uncertainty.py; ranges in parameters_lca.yaml. | File: 03_LCA_Calculations/results/F3_tornado.png</w:t>
       </w:r>
     </w:p>
     <w:p>
@@ -3925,18 +3935,18 @@
           <wp:inline>
             <wp:extent cx="5441315" cy="2092813"/>
             <wp:effectExtent b="0" l="0" r="0" t="0"/>
-            <wp:docPr descr="Figure 4. Monte Carlo distributions (20,000 draws, seed 20261021) of the life-cycle intensity (median 4.18, 5th–95th percentile 3.05–5.85 g CO₂e/kWh) and of the LC3 saving per unit (median 1,742, 1,387–2,153 t). | Source: this study, scripts/lca_uncertainty.py. | File: 03_LCA_Calculations/results/F4_montecarlo.png" title="" id="41" name="Picture"/>
+            <wp:docPr descr="Figure F4. Monte Carlo distributions (20,000 draws, seed 20261021) of the life-cycle intensity (median 4.18, 5th–95th percentile 3.05–5.85 g CO₂e/kWh) and of the LC3 saving per unit (median 1,742, 1,387–2,153 t). | Source: this study, scripts/lca_uncertainty.py. | File: 03_LCA_Calculations/results/F4_montecarlo.png" title="" id="42" name="Picture"/>
             <a:graphic>
               <a:graphicData uri="http://schemas.openxmlformats.org/drawingml/2006/picture">
                 <pic:pic>
                   <pic:nvPicPr>
-                    <pic:cNvPr descr="/home/user/MTE4593-Group-Assignment/03_LCA_Calculations/results/F4_montecarlo.png" id="42" name="Picture"/>
+                    <pic:cNvPr descr="/home/user/MTE4593-Group-Assignment/03_LCA_Calculations/results/F4_montecarlo.png" id="43" name="Picture"/>
                     <pic:cNvPicPr>
                       <a:picLocks noChangeArrowheads="1" noChangeAspect="1"/>
                     </pic:cNvPicPr>
                   </pic:nvPicPr>
                   <pic:blipFill>
-                    <a:blip r:embed="rId40"/>
+                    <a:blip r:embed="rId41"/>
                     <a:stretch>
                       <a:fillRect/>
                     </a:stretch>
@@ -3968,11 +3978,11 @@
         <w:pStyle w:val="ImageCaption"/>
       </w:pPr>
       <w:r>
-        <w:t xml:space="preserve">Figure 4. Monte Carlo distributions (20,000 draws, seed 20261021) of the life-cycle intensity (median 4.18, 5th–95th percentile 3.05–5.85 g CO₂e/kWh) and of the LC3 saving per unit (median 1,742, 1,387–2,153 t). | Source: this study, scripts/lca_uncertainty.py. | File: 03_LCA_Calculations/results/F4_montecarlo.png</w:t>
-      </w:r>
-    </w:p>
-    <w:bookmarkEnd w:id="43"/>
-    <w:bookmarkStart w:id="45" w:name="comparison-with-published-values"/>
+        <w:t xml:space="preserve">Figure F4. Monte Carlo distributions (20,000 draws, seed 20261021) of the life-cycle intensity (median 4.18, 5th–95th percentile 3.05–5.85 g CO₂e/kWh) and of the LC3 saving per unit (median 1,742, 1,387–2,153 t). | Source: this study, scripts/lca_uncertainty.py. | File: 03_LCA_Calculations/results/F4_montecarlo.png</w:t>
+      </w:r>
+    </w:p>
+    <w:bookmarkEnd w:id="44"/>
+    <w:bookmarkStart w:id="46" w:name="comparison-with-published-values"/>
     <w:p>
       <w:pPr>
         <w:pStyle w:val="Heading3"/>
@@ -4354,12 +4364,12 @@
         <w:pStyle w:val="BodyText"/>
       </w:pPr>
       <w:r>
-        <w:t xml:space="preserve">[Figure 5. Our BWRX-300 result against published nuclear life-cycle values (point = central or median; line = range or interval); coal about 750–1,100 and gas combined cycle 403–513 g CO₂e/kWh for scale. UNECE reports a range only (5.1–6.4), so it is drawn as a range with no midpoint; Warner and Heath are drawn as a median only (12). | Source: this study; EDF R&amp;D (2024); United Nations Economic Commission for Europe (2021); Gibon and Hahn Menacho (2023); Carless, Griffin and Fischbeck (2016); Warner and Heath (2012). Benchmarks [TO VERIFY]. | File: 03_LCA_Calculations/results/F5_benchmarks.png]</w:t>
-      </w:r>
-      <w:r>
-        <w:t xml:space="preserve"> </w:t>
-      </w:r>
-      <w:hyperlink r:id="rId44">
+        <w:t xml:space="preserve">[Figure F5. Our BWRX-300 result against published nuclear life-cycle values (point = central or median; line = range or interval); coal about 750–1,100 and gas combined cycle 403–513 g CO₂e/kWh for scale. UNECE reports a range only (5.1–6.4), so it is drawn as a range with no midpoint; Warner and Heath are drawn as a median only (12). | Source: this study; EDF R&amp;D (2024); United Nations Economic Commission for Europe (2021); Gibon and Hahn Menacho (2023); Carless, Griffin and Fischbeck (2016); Warner and Heath (2012). Benchmarks [TO VERIFY]. | File: 03_LCA_Calculations/results/F5_benchmarks.png]</w:t>
+      </w:r>
+      <w:r>
+        <w:t xml:space="preserve"> </w:t>
+      </w:r>
+      <w:hyperlink r:id="rId45">
         <w:r>
           <w:rPr>
             <w:rStyle w:val="Hyperlink"/>
@@ -4375,9 +4385,9 @@
         </w:pict>
       </w:r>
     </w:p>
-    <w:bookmarkEnd w:id="45"/>
     <w:bookmarkEnd w:id="46"/>
-    <w:bookmarkStart w:id="56" w:name="X6fbd7bed400e38904dc2c5d634c7832d9e25d90"/>
+    <w:bookmarkEnd w:id="47"/>
+    <w:bookmarkStart w:id="57" w:name="X6fbd7bed400e38904dc2c5d634c7832d9e25d90"/>
     <w:p>
       <w:pPr>
         <w:pStyle w:val="Heading2"/>
@@ -4401,10 +4411,10 @@
         <w:t xml:space="preserve"> </w:t>
       </w:r>
       <w:r>
-        <w:t xml:space="preserve">A one-month slip of Units 2–4 costs C$33–110 m in carrying cost and defers about C$88 m of output: 29–175 times the carbon value of C1’s whole saving. C1’s 2,200 t per unit (1,100–3,300; §6.3) is cancelled by 11.6–18.5 days of delay on Ontario’s average grid factor, or 1.7–1.8 days on its marginal factor. Timing also decides where an SMR helps the climate: a Darlington unit avoids about as much CO₂e to 2050 as one at Liddell, and firmed renewables beat both on the same money (Appendix B4–B6).</w:t>
-      </w:r>
-    </w:p>
-    <w:bookmarkStart w:id="47" w:name="the-value-of-schedule"/>
+        <w:t xml:space="preserve">A one-month slip of Units 2–4 costs C$33–110 m in carrying cost alone, 29–175 times the carbon value of C1’s whole saving, and defers about C$88 m of output. C1’s 2,200 t per unit (1,100–3,300; §6.3) is cancelled by 11.6–18.5 days of delay on Ontario’s average grid factor, or 1.7–1.8 days on its marginal factor. Timing also decides where an SMR helps the climate: a Darlington unit avoids about as much CO₂e to 2050 as one at Liddell, and firmed renewables beat both on the same money (Appendix B4–B6).</w:t>
+      </w:r>
+    </w:p>
+    <w:bookmarkStart w:id="48" w:name="the-value-of-schedule"/>
     <w:p>
       <w:pPr>
         <w:pStyle w:val="Heading3"/>
@@ -4680,8 +4690,8 @@
         <w:t xml:space="preserve">The mix must be qualified on Unit 1 mock-ups before the Units 2–4 decision expected in 2028 (§8.6).</w:t>
       </w:r>
     </w:p>
-    <w:bookmarkEnd w:id="47"/>
-    <w:bookmarkStart w:id="51" w:name="Xb77cf30fc1ffb1f20fb94e7af23c490604b5f45"/>
+    <w:bookmarkEnd w:id="48"/>
+    <w:bookmarkStart w:id="52" w:name="Xb77cf30fc1ffb1f20fb94e7af23c490604b5f45"/>
     <w:p>
       <w:pPr>
         <w:pStyle w:val="Heading3"/>
@@ -4705,7 +4715,7 @@
         <w:t xml:space="preserve"> </w:t>
       </w:r>
       <w:r>
-        <w:t xml:space="preserve">One unit avoids 1.50 Mt a year on the NSW average of 640 g/kWh (Department of Climate Change, Energy, the Environment and Water, 2025). On Ontario’s 2024 average of 73.8 g/kWh it avoids 0.165 Mt (9.1× less), and on Ontario’s marginal factor of 343 g/kWh it avoids 0.80 Mt (1.9× less) (The Atmospheric Fund, 2025).</w:t>
+        <w:t xml:space="preserve">One unit avoids 1.50 Mt a year on the NSW average of 640 g/kWh (DCCEEW, 2025). On Ontario’s 2024 average of 73.8 g/kWh it avoids 0.165 Mt (9.1× less), and on Ontario’s marginal factor of 343 g/kWh it avoids 0.80 Mt (1.9× less) (The Atmospheric Fund, 2025).</w:t>
       </w:r>
     </w:p>
     <w:p>
@@ -4758,7 +4768,7 @@
         <w:pStyle w:val="BodyText"/>
       </w:pPr>
       <w:r>
-        <w:t xml:space="preserve">The grid trajectory, start year and post-coal floor move these results tenfold; capacity factor, net output and our life-cycle interval move them by a few per cent (Appendix B4). Liddell was approved to close by April 2023 (Australian Energy Regulator, 2021) and has since closed, so an SMR there would displace the NEM mix, not Liddell’s coal.</w:t>
+        <w:t xml:space="preserve">The grid trajectory, start year and post-coal floor move these results tenfold; capacity factor, net output and our life-cycle interval move them by a few per cent (Appendix B4). An SMR at Liddell would displace the NEM mix, not Liddell’s coal (§1).</w:t>
       </w:r>
     </w:p>
     <w:p>
@@ -4788,18 +4798,18 @@
           <wp:inline>
             <wp:extent cx="4195212" cy="2862669"/>
             <wp:effectExtent b="0" l="0" r="0" t="0"/>
-            <wp:docPr descr="Figure 6. CO₂e avoided to 2050 by one BWRX-300: Darlington Unit 1 (from 2030) against Liddell (from 2035 or 2040), by grid case; hatched bars are upper bounds. | Source: this study, Appendix B4 (Table B17)" title="" id="49" name="Picture"/>
+            <wp:docPr descr="Figure F6. CO₂e avoided to 2050 by one BWRX-300: Darlington Unit 1 (from 2030) against Liddell (from 2035 or 2040), by grid case; hatched bars are upper bounds. | Source: this study, Appendix B4 (Table B17)" title="" id="50" name="Picture"/>
             <a:graphic>
               <a:graphicData uri="http://schemas.openxmlformats.org/drawingml/2006/picture">
                 <pic:pic>
                   <pic:nvPicPr>
-                    <pic:cNvPr descr="/home/user/MTE4593-Group-Assignment/03_LCA_Calculations/results/F6_displacement.png" id="50" name="Picture"/>
+                    <pic:cNvPr descr="/home/user/MTE4593-Group-Assignment/03_LCA_Calculations/results/F6_displacement.png" id="51" name="Picture"/>
                     <pic:cNvPicPr>
                       <a:picLocks noChangeArrowheads="1" noChangeAspect="1"/>
                     </pic:cNvPicPr>
                   </pic:nvPicPr>
                   <pic:blipFill>
-                    <a:blip r:embed="rId48"/>
+                    <a:blip r:embed="rId49"/>
                     <a:stretch>
                       <a:fillRect/>
                     </a:stretch>
@@ -4831,11 +4841,11 @@
         <w:pStyle w:val="ImageCaption"/>
       </w:pPr>
       <w:r>
-        <w:t xml:space="preserve">Figure 6. CO₂e avoided to 2050 by one BWRX-300: Darlington Unit 1 (from 2030) against Liddell (from 2035 or 2040), by grid case; hatched bars are upper bounds. | Source: this study, Appendix B4 (Table B17)</w:t>
-      </w:r>
-    </w:p>
-    <w:bookmarkEnd w:id="51"/>
-    <w:bookmarkStart w:id="55" w:name="the-same-money-on-firmed-renewables"/>
+        <w:t xml:space="preserve">Figure F6. CO₂e avoided to 2050 by one BWRX-300: Darlington Unit 1 (from 2030) against Liddell (from 2035 or 2040), by grid case; hatched bars are upper bounds. | Source: this study, Appendix B4 (Table B17)</w:t>
+      </w:r>
+    </w:p>
+    <w:bookmarkEnd w:id="52"/>
+    <w:bookmarkStart w:id="56" w:name="the-same-money-on-firmed-renewables"/>
     <w:p>
       <w:pPr>
         <w:pStyle w:val="Heading3"/>
@@ -4877,7 +4887,7 @@
         <w:t xml:space="preserve"> </w:t>
       </w:r>
       <w:r>
-        <w:t xml:space="preserve">more CO₂e to 2050. They still avoid 5.7× more in the worst case we tested for them, and 4.9× if the SMR costs only A$198 (Appendix B6, Table B28). If A$387–641 is the 2030 range instead, the ratios become 5.0× and 19.1×.</w:t>
+        <w:t xml:space="preserve">more CO₂e to 2050. They still avoid 5.7× more in the worst case we tested for them (SMR A$230, renewables A$153), and 4.9× with the SMR at A$198 (Appendix B6, Table B28). If A$387–641 is the 2030 range instead, the ratios become 5.0× and 19.1×.</w:t>
       </w:r>
       <w:r>
         <w:t xml:space="preserve"> </w:t>
@@ -4911,18 +4921,18 @@
           <wp:inline>
             <wp:extent cx="4769583" cy="2577780"/>
             <wp:effectExtent b="0" l="0" r="0" t="0"/>
-            <wp:docPr descr="Figure 7. Same money at Liddell: firmed renewables ÷ one SMR unit, as energy bought and CO₂e avoided to 2050, under four cost cases; the dashed line is parity. | Source: this study, Appendix B6 (Table B28)" title="" id="53" name="Picture"/>
+            <wp:docPr descr="Figure F7. Same money at Liddell: firmed renewables ÷ one SMR unit, as energy bought and CO₂e avoided to 2050, under four cost cases; the dashed line is parity. | Source: this study, Appendix B6 (Table B28)" title="" id="54" name="Picture"/>
             <a:graphic>
               <a:graphicData uri="http://schemas.openxmlformats.org/drawingml/2006/picture">
                 <pic:pic>
                   <pic:nvPicPr>
-                    <pic:cNvPr descr="/home/user/MTE4593-Group-Assignment/03_LCA_Calculations/results/F7_same_money.png" id="54" name="Picture"/>
+                    <pic:cNvPr descr="/home/user/MTE4593-Group-Assignment/03_LCA_Calculations/results/F7_same_money.png" id="55" name="Picture"/>
                     <pic:cNvPicPr>
                       <a:picLocks noChangeArrowheads="1" noChangeAspect="1"/>
                     </pic:cNvPicPr>
                   </pic:nvPicPr>
                   <pic:blipFill>
-                    <a:blip r:embed="rId52"/>
+                    <a:blip r:embed="rId53"/>
                     <a:stretch>
                       <a:fillRect/>
                     </a:stretch>
@@ -4954,7 +4964,7 @@
         <w:pStyle w:val="ImageCaption"/>
       </w:pPr>
       <w:r>
-        <w:t xml:space="preserve">Figure 7. Same money at Liddell: firmed renewables ÷ one SMR unit, as energy bought and CO₂e avoided to 2050, under four cost cases; the dashed line is parity. | Source: this study, Appendix B6 (Table B28)</w:t>
+        <w:t xml:space="preserve">Figure F7. Same money at Liddell: firmed renewables ÷ one SMR unit, as energy bought and CO₂e avoided to 2050, under four cost cases; the dashed line is parity. | Source: this study, Appendix B6 (Table B28)</w:t>
       </w:r>
     </w:p>
     <w:p>
@@ -4964,12 +4974,21 @@
         </w:pict>
       </w:r>
     </w:p>
-    <w:bookmarkEnd w:id="55"/>
     <w:bookmarkEnd w:id="56"/>
-    <w:bookmarkStart w:id="57" w:name="law-regulation-and-licensing"/>
+    <w:bookmarkEnd w:id="57"/>
+    <w:bookmarkStart w:id="67" w:name="Xabf1823ab98fa71e358698492c3b3ca10e02619"/>
     <w:p>
       <w:pPr>
         <w:pStyle w:val="Heading2"/>
+      </w:pPr>
+      <w:r>
+        <w:t xml:space="preserve">8 Non-technical factors affecting translation to practice</w:t>
+      </w:r>
+    </w:p>
+    <w:bookmarkStart w:id="58" w:name="law-regulation-and-licensing"/>
+    <w:p>
+      <w:pPr>
+        <w:pStyle w:val="Heading3"/>
       </w:pPr>
       <w:r>
         <w:t xml:space="preserve">8.1 Law, regulation and licensing</w:t>
@@ -5387,11 +5406,11 @@
         </w:pict>
       </w:r>
     </w:p>
-    <w:bookmarkEnd w:id="57"/>
-    <w:bookmarkStart w:id="58" w:name="economics-finance-and-market-barriers"/>
-    <w:p>
-      <w:pPr>
-        <w:pStyle w:val="Heading2"/>
+    <w:bookmarkEnd w:id="58"/>
+    <w:bookmarkStart w:id="59" w:name="economics-finance-and-market-barriers"/>
+    <w:p>
+      <w:pPr>
+        <w:pStyle w:val="Heading3"/>
       </w:pPr>
       <w:r>
         <w:t xml:space="preserve">8.2 Economics, finance and market barriers</w:t>
@@ -5514,7 +5533,7 @@
           <w:iCs/>
           <w:i/>
         </w:rPr>
-        <w:t xml:space="preserve">Source: this study, Appendix B6.3; Ontario Power Generation (2025a; 2026b); Graham, Hayward and Foster (2024); Steigerwald et al. (2023).</w:t>
+        <w:t xml:space="preserve">Source: this study, Appendix B6.3; Ontario Power Generation (2025a; 2026b); Graham, Hayward and Foster (2024); Rao, Kaffine and Hodge (2026); Steigerwald et al. (2023).</w:t>
       </w:r>
     </w:p>
     <w:tbl>
@@ -5784,11 +5803,11 @@
         </w:pict>
       </w:r>
     </w:p>
-    <w:bookmarkEnd w:id="58"/>
-    <w:bookmarkStart w:id="59" w:name="supply-concentration-and-geopolitics"/>
-    <w:p>
-      <w:pPr>
-        <w:pStyle w:val="Heading2"/>
+    <w:bookmarkEnd w:id="59"/>
+    <w:bookmarkStart w:id="60" w:name="supply-concentration-and-geopolitics"/>
+    <w:p>
+      <w:pPr>
+        <w:pStyle w:val="Heading3"/>
       </w:pPr>
       <w:r>
         <w:t xml:space="preserve">8.3 Supply concentration and geopolitics</w:t>
@@ -5853,7 +5872,7 @@
         <w:t xml:space="preserve"> </w:t>
       </w:r>
       <w:r>
-        <w:t xml:space="preserve">OPG’s announced Unit 1 fuel suppliers (Cameco, Urenco USA, Orano, GNF-A) include no Russian firm (Ontario Power Generation, 2023, as reported by Power Engineering, 2023). Four units need about 196 t of natural uranium and 138 thousand separative work units (SWU) a year, about 3.2% of Urenco USA’s output (assumed typical BWR fuel values; Appendix B2.6). Australia holds 28% of identified recoverable uranium resources (OECD NEA and IAEA, 2025; the 2026 edition gives 27–29%) but has no conversion or enrichment (World Nuclear Association, 2026). An Australian SMR would import enrichment and fabrication by law (EPBC s 140A; ARPANS s 10), and conversion because no plant exists (Parliamentary Library, 2024).</w:t>
+        <w:t xml:space="preserve">OPG’s announced Unit 1 fuel suppliers (Cameco, Urenco USA, Orano, GNF-A) include no Russian firm (Ontario Power Generation, 2023, as reported by Power Engineering, 2023). Four units need about 196 t of natural uranium and 138 thousand separative work units (SWU) a year, about 3.2% of Urenco USA’s output (assumed typical BWR fuel values; Appendix B2.6). Australia holds 28% of identified recoverable uranium resources (OECD Nuclear Energy Agency and International Atomic Energy Agency, 2025; the 2026 edition gives 27–29%) but has no conversion or enrichment (World Nuclear Association, 2026). An Australian SMR would import enrichment and fabrication by law (EPBC s 140A; ARPANS s 10), and conversion because no plant exists (Parliamentary Library, 2024).</w:t>
       </w:r>
     </w:p>
     <w:p>
@@ -5871,7 +5890,7 @@
         <w:t xml:space="preserve"> </w:t>
       </w:r>
       <w:r>
-        <w:t xml:space="preserve">C1 does not reduce fuel risk. Contracts with allied enrichers, as OPG uses, cut a buyer’s exposure but not concentration (§8.6). One Western option links back to Darlington: laser enrichment from Australia’s Silex Systems, commercialised in the US by Global Laser Enrichment (51% Silex, 49% Cameco, OPG’s uranium supplier). The NRC docketed its Paducah application in August 2025, as reported by Silex Systems Limited (2025), and Cameco has agreed to buy all its output (Silex Systems Limited, 2026, as reported). EPBC s 140A would bar such a plant in Australia (§10).</w:t>
+        <w:t xml:space="preserve">C1 does not reduce fuel risk. Contracts with allied enrichers, as OPG uses, cut a buyer’s exposure but not concentration (§8.6). One Western option links back to Darlington: laser enrichment from Australia’s Silex Systems, commercialised in the US by Global Laser Enrichment (51% Silex, 49% Cameco, OPG’s uranium supplier). The NRC docketed its Paducah application in August 2025, as reported by Silex Systems Limited (2025), and Cameco has agreed to buy all its output (Silex Systems Limited, 2026, as reported by World Nuclear News, 2026). EPBC s 140A would bar such a plant in Australia (§10).</w:t>
       </w:r>
     </w:p>
     <w:p>
@@ -6344,11 +6363,11 @@
         </w:pict>
       </w:r>
     </w:p>
-    <w:bookmarkEnd w:id="59"/>
-    <w:bookmarkStart w:id="60" w:name="social-licence"/>
-    <w:p>
-      <w:pPr>
-        <w:pStyle w:val="Heading2"/>
+    <w:bookmarkEnd w:id="60"/>
+    <w:bookmarkStart w:id="61" w:name="social-licence"/>
+    <w:p>
+      <w:pPr>
+        <w:pStyle w:val="Heading3"/>
       </w:pPr>
       <w:r>
         <w:t xml:space="preserve">8.4 Social licence</w:t>
@@ -6395,7 +6414,7 @@
         <w:t xml:space="preserve"> </w:t>
       </w:r>
       <w:r>
-        <w:t xml:space="preserve">At Darlington the Canadian Nuclear Safety Commission (CNSC) found the duty to consult met (CNSC, 2025). In June 2026 the seven Williams Treaties First Nations agreed to lend C$700 m to the project, converting to equity once all four units are complete, guaranteed half each by federal and Ontario programmes (Williams Treaties First Nations et al., 2026). Two of the seven told the CNSC in 2023–24 that their concerns had not been addressed, so equity is a means of consent, not a substitute for it. Australia’s precedent is a waste site chosen top-down and set aside by the Federal Court for apprehended bias (</w:t>
+        <w:t xml:space="preserve">At Darlington the CNSC found the duty to consult met (CNSC, 2025). In June 2026 the seven Williams Treaties First Nations agreed to lend C$700 m to the project, converting to equity once all four units are complete, guaranteed half each by federal and Ontario programmes (Williams Treaties First Nations et al., 2026). Two of the seven told the CNSC in 2023–24 that their concerns had not been addressed, so equity is a means of consent, not a substitute for it. Australia’s precedent is a waste site chosen top-down and set aside by the Federal Court for apprehended bias (</w:t>
       </w:r>
       <w:r>
         <w:rPr>
@@ -6806,11 +6825,11 @@
         </w:pict>
       </w:r>
     </w:p>
-    <w:bookmarkEnd w:id="60"/>
-    <w:bookmarkStart w:id="64" w:name="stakeholders-and-money-flows"/>
-    <w:p>
-      <w:pPr>
-        <w:pStyle w:val="Heading2"/>
+    <w:bookmarkEnd w:id="61"/>
+    <w:bookmarkStart w:id="65" w:name="stakeholders-and-money-flows"/>
+    <w:p>
+      <w:pPr>
+        <w:pStyle w:val="Heading3"/>
       </w:pPr>
       <w:r>
         <w:t xml:space="preserve">8.5 Stakeholders and money flows</w:t>
@@ -6849,18 +6868,18 @@
           <wp:inline>
             <wp:extent cx="5441315" cy="3894434"/>
             <wp:effectExtent b="0" l="0" r="0" t="0"/>
-            <wp:docPr descr="Figure 8. Stakeholder power/interest maps for Darlington Units 2–4 with C1 (left) and a hypothetical Liddell BWRX-300 (right). Colour shows stance; positions are our judgement from §8.1–8.4. Source: this study, Appendix B8.2." title="" id="62" name="Picture"/>
+            <wp:docPr descr="Figure F8. Stakeholder power/interest maps for Darlington Units 2–4 with C1 (left) and a hypothetical Liddell BWRX-300 (right). Colour shows stance; positions are our judgement from §8.1–8.4. Source: this study, Appendix B8.2." title="" id="63" name="Picture"/>
             <a:graphic>
               <a:graphicData uri="http://schemas.openxmlformats.org/drawingml/2006/picture">
                 <pic:pic>
                   <pic:nvPicPr>
-                    <pic:cNvPr descr="/home/user/MTE4593-Group-Assignment/03_LCA_Calculations/results/F8_stakeholder_map.png" id="63" name="Picture"/>
+                    <pic:cNvPr descr="/home/user/MTE4593-Group-Assignment/03_LCA_Calculations/results/F8_stakeholder_map.png" id="64" name="Picture"/>
                     <pic:cNvPicPr>
                       <a:picLocks noChangeArrowheads="1" noChangeAspect="1"/>
                     </pic:cNvPicPr>
                   </pic:nvPicPr>
                   <pic:blipFill>
-                    <a:blip r:embed="rId61"/>
+                    <a:blip r:embed="rId62"/>
                     <a:stretch>
                       <a:fillRect/>
                     </a:stretch>
@@ -6892,7 +6911,7 @@
         <w:pStyle w:val="ImageCaption"/>
       </w:pPr>
       <w:r>
-        <w:t xml:space="preserve">Figure 8. Stakeholder power/interest maps for Darlington Units 2–4 with C1 (left) and a hypothetical Liddell BWRX-300 (right). Colour shows stance; positions are our judgement from §8.1–8.4. Source: this study, Appendix B8.2.</w:t>
+        <w:t xml:space="preserve">Figure F8. Stakeholder power/interest maps for Darlington Units 2–4 with C1 (left) and a hypothetical Liddell BWRX-300 (right). Colour shows stance; positions are our judgement from §8.1–8.4. Source: this study, Appendix B8.2.</w:t>
       </w:r>
     </w:p>
     <w:p>
@@ -7191,11 +7210,11 @@
         </w:pict>
       </w:r>
     </w:p>
-    <w:bookmarkEnd w:id="64"/>
-    <w:bookmarkStart w:id="65" w:name="implementation-pathway"/>
-    <w:p>
-      <w:pPr>
-        <w:pStyle w:val="Heading2"/>
+    <w:bookmarkEnd w:id="65"/>
+    <w:bookmarkStart w:id="66" w:name="implementation-pathway"/>
+    <w:p>
+      <w:pPr>
+        <w:pStyle w:val="Heading3"/>
       </w:pPr>
       <w:r>
         <w:t xml:space="preserve">8.6 Implementation pathway</w:t>
@@ -7665,7 +7684,7 @@
         <w:t xml:space="preserve"> </w:t>
       </w:r>
       <w:r>
-        <w:t xml:space="preserve">The sequence is L1 now, L4 in 2027, then L2 at the 2028 tranche. A Canadian Nuclear Safety Commission licence condition is not a lever, because the CNSC does not set climate conditions; it only has to accept that the change is safe (our inference). Step 1, in 2027, develops slag and LC³ self-consolidating mixes (about 6 to 9 months). Step 2 is a full-scale mock-up trial off Unit 1’s critical path (about 6 months), funded by L4. Step 3 is the design-change evaluation, submitted with the Units 2–4 licensing package ahead of the approval expected in 2028, as reported (American Nuclear Society, 2026); it takes about 6 to 9 months (assumed). The steps total about 18 to 24 months (assumed), so they fit only if they start in 2027. We have not costed the programme; §9 tests an assumed C$1 m. If the evidence is not ready, Units 2–4 proceed with the current mix, the pilot continues in non-safety concrete, and the infill enters at a later unit. Doing nothing forgoes the saving at near-zero cost and is rejected.</w:t>
+        <w:t xml:space="preserve">The sequence is L1 now, L4 in 2027, then L2 at the 2028 tranche. A CNSC licence condition is not a lever, because the CNSC does not set climate conditions; it only has to accept that the change is safe (our inference). Step 1, in 2027, develops slag and LC³ self-consolidating mixes (about 6 to 9 months). Step 2 is a full-scale mock-up trial off Unit 1’s critical path (about 6 months), funded by L4. Step 3 is the design-change evaluation, submitted with the Units 2–4 licensing package ahead of the approval expected in 2028, as reported (American Nuclear Society, 2026); it takes about 6 to 9 months (assumed). The steps total about 18 to 24 months (assumed), so they fit only if they start in 2027. We have not costed the programme; §9 tests an assumed C$1 m. If the evidence is not ready, Units 2–4 proceed with the current mix, the pilot continues in non-safety concrete, and the infill enters at a later unit. Doing nothing forgoes the saving at near-zero cost and is rejected.</w:t>
       </w:r>
     </w:p>
     <w:p>
@@ -7693,8 +7712,9 @@
         </w:pict>
       </w:r>
     </w:p>
-    <w:bookmarkEnd w:id="65"/>
-    <w:bookmarkStart w:id="69" w:name="X5539a185355627e6c3e07c8c8240218227305a6"/>
+    <w:bookmarkEnd w:id="66"/>
+    <w:bookmarkEnd w:id="67"/>
+    <w:bookmarkStart w:id="71" w:name="X5539a185355627e6c3e07c8c8240218227305a6"/>
     <w:p>
       <w:pPr>
         <w:pStyle w:val="Heading2"/>
@@ -7721,7 +7741,7 @@
         <w:t xml:space="preserve">C1 changes the life cycle by about 0.37%, and no predefined weight set, input test or ±50% weight test puts an SMR first.</w:t>
       </w:r>
     </w:p>
-    <w:bookmarkStart w:id="66" w:name="triple-bottom-line"/>
+    <w:bookmarkStart w:id="68" w:name="triple-bottom-line"/>
     <w:p>
       <w:pPr>
         <w:pStyle w:val="Heading3"/>
@@ -7913,7 +7933,7 @@
               <w:jc w:val="left"/>
             </w:pPr>
             <w:r>
-              <w:t xml:space="preserve">SMR A$230–382/MWh in 2030 against A$89–125 for firmed renewables. No private owner could finance a first unit.</w:t>
+              <w:t xml:space="preserve">SMR A$230–382/MWh in 2030 against A$89–125 for firmed renewables. A first unit would need Commonwealth ownership or underwriting (our inference, §8.2).</w:t>
             </w:r>
           </w:p>
         </w:tc>
@@ -8039,8 +8059,8 @@
         </w:tc>
       </w:tr>
     </w:tbl>
-    <w:bookmarkEnd w:id="66"/>
-    <w:bookmarkStart w:id="67" w:name="multi-criteria-analysis"/>
+    <w:bookmarkEnd w:id="68"/>
+    <w:bookmarkStart w:id="69" w:name="multi-criteria-analysis"/>
     <w:p>
       <w:pPr>
         <w:pStyle w:val="Heading3"/>
@@ -8536,7 +8556,7 @@
         <w:t xml:space="preserve"> </w:t>
       </w:r>
       <w:r>
-        <w:t xml:space="preserve">At 2,200 t per unit (50,000 m³ of concrete, 40% eligible; BWRX-300 Ostrołęka sp. z o.o., 2023; Pillai et al., 2019), C1 moves the weighted score by under 0.005 point, and the ranking is unchanged. An 18.5-day slip would leave 15 times the saving unavoided (Appendix B7.5), so schedule neutrality decides whether C1 helps.</w:t>
+        <w:t xml:space="preserve">At 2,200 t per unit (50,000 m³ of concrete, 40% eligible; BWRX-300 Ostrołęka sp. z o.o., 2023; Pillai et al., 2019), C1 moves the weighted score by under 0.005 point, and the ranking is unchanged. At Liddell, an 18.5-day slip would forgo CO₂e equal to 15 times the saving (Appendix B7.5), so schedule neutrality decides whether C1 helps.</w:t>
       </w:r>
     </w:p>
     <w:p>
@@ -8557,8 +8577,8 @@
         <w:t xml:space="preserve">It scores full marks on cost, supply and legal feasibility because it changes nothing; on fixed global scales the SMR moves above it. Renewables stay first on both.</w:t>
       </w:r>
     </w:p>
-    <w:bookmarkEnd w:id="67"/>
-    <w:bookmarkStart w:id="68" w:name="verdict-and-limits"/>
+    <w:bookmarkEnd w:id="69"/>
+    <w:bookmarkStart w:id="70" w:name="verdict-and-limits"/>
     <w:p>
       <w:pPr>
         <w:pStyle w:val="Heading3"/>
@@ -8646,9 +8666,9 @@
         </w:pict>
       </w:r>
     </w:p>
-    <w:bookmarkEnd w:id="68"/>
-    <w:bookmarkEnd w:id="69"/>
-    <w:bookmarkStart w:id="70" w:name="X90192b1a7d5c0c11d128c22869d67841fc8ab68"/>
+    <w:bookmarkEnd w:id="70"/>
+    <w:bookmarkEnd w:id="71"/>
+    <w:bookmarkStart w:id="72" w:name="X90192b1a7d5c0c11d128c22869d67841fc8ab68"/>
     <w:p>
       <w:pPr>
         <w:pStyle w:val="Heading2"/>
@@ -8669,8 +8689,8 @@
         <w:t xml:space="preserve">[TODO: section not yet in the repo]</w:t>
       </w:r>
     </w:p>
-    <w:bookmarkEnd w:id="70"/>
-    <w:bookmarkStart w:id="71" w:name="conclusions-and-recommendations"/>
+    <w:bookmarkEnd w:id="72"/>
+    <w:bookmarkStart w:id="73" w:name="conclusions-and-recommendations"/>
     <w:p>
       <w:pPr>
         <w:pStyle w:val="Heading2"/>
@@ -8722,7 +8742,7 @@
         <w:t xml:space="preserve"> </w:t>
       </w:r>
       <w:r>
-        <w:t xml:space="preserve">One BWRX-300 emits about 4 g CO₂e/kWh (§6), mostly from the fuel front end; conversion heat is the largest uncertainty.</w:t>
+        <w:t xml:space="preserve">One BWRX-300 emits about 4 g CO₂e/kWh, mostly from the fuel front end; conversion heat is the largest uncertainty.</w:t>
       </w:r>
       <w:r>
         <w:t xml:space="preserve"> </w:t>
@@ -8744,7 +8764,7 @@
         <w:t xml:space="preserve"> </w:t>
       </w:r>
       <w:r>
-        <w:t xml:space="preserve">It saves 2,200 t per unit (1,100–3,300 at 20–60% eligible; BWRX-300 Ostrołęka sp. z o.o., 2023; Pillai et al., 2019), about 0.37% of the life cycle; a delay of 11.6–18.5 days cancels it (1.7–1.8 days on the marginal grid factor).</w:t>
+        <w:t xml:space="preserve">It saves 2,200 t per unit (1,100–3,300; §4.3), about 0.37% of the life cycle; a delay of 11.6–18.5 days cancels it (1.7–1.8 days on the marginal grid factor).</w:t>
       </w:r>
       <w:r>
         <w:t xml:space="preserve"> </w:t>
@@ -8766,7 +8786,7 @@
         <w:t xml:space="preserve"> </w:t>
       </w:r>
       <w:r>
-        <w:t xml:space="preserve">A Darlington unit avoids 1.0–6.8 Mt CO₂e to 2050 and a Liddell unit 0.67–3.9 Mt; firmed renewables avoid 10.9 times more per dollar.</w:t>
+        <w:t xml:space="preserve">Darlington Unit 1 avoids 1.0–6.8 Mt CO₂e to 2050 and a Liddell unit 0.67–3.9 Mt; firmed renewables avoid 10.9 times more per dollar.</w:t>
       </w:r>
       <w:r>
         <w:t xml:space="preserve"> </w:t>
@@ -8788,7 +8808,7 @@
         <w:t xml:space="preserve"> </w:t>
       </w:r>
       <w:r>
-        <w:t xml:space="preserve">Renewables rank first under all four weight sets (equal weights: 80 against 30 for an SMR, with or without C1).</w:t>
+        <w:t xml:space="preserve">Law (three bans), cost (C$149–198/MWh) and time (2040 at the earliest) decide; firmed renewables rank first under all four weight sets (80 against 30 with equal weights).</w:t>
       </w:r>
     </w:p>
     <w:p>
@@ -8822,7 +8842,7 @@
         <w:t xml:space="preserve"> </w:t>
       </w:r>
       <w:r>
-        <w:t xml:space="preserve">a month’s slip to Units 2–4 costs 20–175 times C1’s carbon value (§7).</w:t>
+        <w:t xml:space="preserve">a month’s slip to Units 2–4 costs 29–175 times C1’s carbon value (§7).</w:t>
       </w:r>
       <w:r>
         <w:t xml:space="preserve"> </w:t>
@@ -8921,8 +8941,8 @@
         <w:br w:type="page"/>
       </w:r>
     </w:p>
-    <w:bookmarkEnd w:id="71"/>
-    <w:bookmarkStart w:id="73" w:name="references"/>
+    <w:bookmarkEnd w:id="73"/>
+    <w:bookmarkStart w:id="76" w:name="references"/>
     <w:p>
       <w:pPr>
         <w:pStyle w:val="Heading2"/>
@@ -8957,7 +8977,25 @@
         <w:pStyle w:val="BodyText"/>
       </w:pPr>
       <w:r>
-        <w:t xml:space="preserve">American Nuclear Society, 2026. North American construction is back—smaller and faster—at OPG’s Darlington.</w:t>
+        <w:t xml:space="preserve">ABC News, 2026. Coalition vows to</w:t>
+      </w:r>
+      <w:r>
+        <w:t xml:space="preserve"> </w:t>
+      </w:r>
+      <w:r>
+        <w:t xml:space="preserve">“</w:t>
+      </w:r>
+      <w:r>
+        <w:t xml:space="preserve">take a chainsaw</w:t>
+      </w:r>
+      <w:r>
+        <w:t xml:space="preserve">”</w:t>
+      </w:r>
+      <w:r>
+        <w:t xml:space="preserve"> </w:t>
+      </w:r>
+      <w:r>
+        <w:t xml:space="preserve">to climate laws and offshore wind.</w:t>
       </w:r>
       <w:r>
         <w:t xml:space="preserve"> </w:t>
@@ -8967,10 +9005,10 @@
           <w:iCs/>
           <w:i/>
         </w:rPr>
-        <w:t xml:space="preserve">Nuclear Newswire</w:t>
-      </w:r>
-      <w:r>
-        <w:t xml:space="preserve">, 5 June. [online] Available at: https://www.ans.org/news/2026-06-05/article-8047/north-american-construction-is-back-smaller-and-faster-at-opgs-darlington/ [Accessed 20 October 2026].</w:t>
+        <w:t xml:space="preserve">ABC News</w:t>
+      </w:r>
+      <w:r>
+        <w:t xml:space="preserve">, 23 September. [online] Available at: https://www.abc.net.au/news/2026-09-23/coalition-energy-plan-scrap-renewables-climate-laws/107184376 [Accessed 20 October 2026].</w:t>
       </w:r>
     </w:p>
     <w:p>
@@ -8978,7 +9016,7 @@
         <w:pStyle w:val="BodyText"/>
       </w:pPr>
       <w:r>
-        <w:t xml:space="preserve">ARPANSA, n.d.</w:t>
+        <w:t xml:space="preserve">American Institute of Steel Construction, 2022.</w:t>
       </w:r>
       <w:r>
         <w:t xml:space="preserve"> </w:t>
@@ -8988,10 +9026,10 @@
           <w:iCs/>
           <w:i/>
         </w:rPr>
-        <w:t xml:space="preserve">Who we regulate</w:t>
-      </w:r>
-      <w:r>
-        <w:t xml:space="preserve">. [online] Australian Radiation Protection and Nuclear Safety Agency. Available at: https://www.arpansa.gov.au/regulation-and-licensing/regulation/about-regulatory-services/who-we-regulate [Accessed 20 October 2026].</w:t>
+        <w:t xml:space="preserve">Buy Clean California quick guide</w:t>
+      </w:r>
+      <w:r>
+        <w:t xml:space="preserve">. [pdf] Available at: https://www.aisc.org/contentassets/937a380ddd404a2da0c48669d438bf3b/quickguide_buycleancali2022.pdf.</w:t>
       </w:r>
     </w:p>
     <w:p>
@@ -8999,7 +9037,7 @@
         <w:pStyle w:val="BodyText"/>
       </w:pPr>
       <w:r>
-        <w:t xml:space="preserve">The Atmospheric Fund, 2025.</w:t>
+        <w:t xml:space="preserve">American Nuclear Society, 2026. North American construction is back—smaller and faster—at OPG’s Darlington.</w:t>
       </w:r>
       <w:r>
         <w:t xml:space="preserve"> </w:t>
@@ -9009,10 +9047,10 @@
           <w:iCs/>
           <w:i/>
         </w:rPr>
-        <w:t xml:space="preserve">Ontario Electricity Emissions Factors and Guidelines: 2025 Edition</w:t>
-      </w:r>
-      <w:r>
-        <w:t xml:space="preserve">. [pdf] Toronto: The Atmospheric Fund. Available at: https://taf.ca/custom/uploads/2025/10/2025TAF-EmissionsFactors.pdf.</w:t>
+        <w:t xml:space="preserve">Nuclear Newswire</w:t>
+      </w:r>
+      <w:r>
+        <w:t xml:space="preserve">, 5 June. [online] Available at: https://www.ans.org/news/2026-06-05/article-8047/north-american-construction-is-back-smaller-and-faster-at-opgs-darlington/ [Accessed 20 October 2026].</w:t>
       </w:r>
     </w:p>
     <w:p>
@@ -9020,7 +9058,7 @@
         <w:pStyle w:val="BodyText"/>
       </w:pPr>
       <w:r>
-        <w:t xml:space="preserve">Australian Electoral Commission, 2025.</w:t>
+        <w:t xml:space="preserve">ARPANSA, n.d.</w:t>
       </w:r>
       <w:r>
         <w:t xml:space="preserve"> </w:t>
@@ -9030,10 +9068,10 @@
           <w:iCs/>
           <w:i/>
         </w:rPr>
-        <w:t xml:space="preserve">2025 federal election report</w:t>
-      </w:r>
-      <w:r>
-        <w:t xml:space="preserve">. [pdf] Canberra: Australian Electoral Commission. Available at: https://www.aec.gov.au/Elections/federal_elections/2025/2025-Federal-Election-Report.pdf [Accessed 20 October 2026].</w:t>
+        <w:t xml:space="preserve">Who we regulate</w:t>
+      </w:r>
+      <w:r>
+        <w:t xml:space="preserve">. [online] Australian Radiation Protection and Nuclear Safety Agency. Available at: https://www.arpansa.gov.au/regulation-and-licensing/regulation/about-regulatory-services/who-we-regulate [Accessed 20 October 2026].</w:t>
       </w:r>
     </w:p>
     <w:p>
@@ -9041,7 +9079,7 @@
         <w:pStyle w:val="BodyText"/>
       </w:pPr>
       <w:r>
-        <w:t xml:space="preserve">Australian Energy Market Operator, 2024.</w:t>
+        <w:t xml:space="preserve">The Atmospheric Fund, 2021.</w:t>
       </w:r>
       <w:r>
         <w:t xml:space="preserve"> </w:t>
@@ -9051,10 +9089,10 @@
           <w:iCs/>
           <w:i/>
         </w:rPr>
-        <w:t xml:space="preserve">2024 Integrated System Plan for the National Electricity Market</w:t>
-      </w:r>
-      <w:r>
-        <w:t xml:space="preserve">. Melbourne: AEMO.</w:t>
+        <w:t xml:space="preserve">A Clearer View of Ontario’s Emissions: Electricity Emissions Factors and Guidelines, 2021 Edition</w:t>
+      </w:r>
+      <w:r>
+        <w:t xml:space="preserve">. [pdf] Toronto: The Atmospheric Fund. Available at: https://taf.ca/custom/uploads/2021/11/20211116_TAF_Emissions-Factors-Guidelines.pdf.</w:t>
       </w:r>
     </w:p>
     <w:p>
@@ -9062,7 +9100,7 @@
         <w:pStyle w:val="BodyText"/>
       </w:pPr>
       <w:r>
-        <w:t xml:space="preserve">Australian Energy Market Operator, 2025.</w:t>
+        <w:t xml:space="preserve">The Atmospheric Fund, 2025.</w:t>
       </w:r>
       <w:r>
         <w:t xml:space="preserve"> </w:t>
@@ -9072,10 +9110,10 @@
           <w:iCs/>
           <w:i/>
         </w:rPr>
-        <w:t xml:space="preserve">Carbon Dioxide Equivalent Intensity Index Procedures</w:t>
-      </w:r>
-      <w:r>
-        <w:t xml:space="preserve">. [pdf] Melbourne: AEMO. Available at: https://aemo.com.au/-/media/files/electricity/nem/settlements_and_payments/settlements/2025/carbon-dioxide-equivalent-intensity-index-procedures.pdf.</w:t>
+        <w:t xml:space="preserve">Ontario Electricity Emissions Factors and Guidelines: 2025 Edition</w:t>
+      </w:r>
+      <w:r>
+        <w:t xml:space="preserve">. [pdf] Toronto: The Atmospheric Fund. Available at: https://taf.ca/custom/uploads/2025/10/2025TAF-EmissionsFactors.pdf.</w:t>
       </w:r>
     </w:p>
     <w:p>
@@ -9083,7 +9121,7 @@
         <w:pStyle w:val="BodyText"/>
       </w:pPr>
       <w:r>
-        <w:t xml:space="preserve">Australian Energy Regulator, 2021.</w:t>
+        <w:t xml:space="preserve">Australian Electoral Commission, 2019.</w:t>
       </w:r>
       <w:r>
         <w:t xml:space="preserve"> </w:t>
@@ -9093,10 +9131,10 @@
           <w:iCs/>
           <w:i/>
         </w:rPr>
-        <w:t xml:space="preserve">Decision notice: AGL application, 30 April 2021</w:t>
-      </w:r>
-      <w:r>
-        <w:t xml:space="preserve">. [pdf] Available at: https://www.aer.gov.au/system/files/Decision%20notice%20-%20AGL%20application%2030%20April%202021.pdf.</w:t>
+        <w:t xml:space="preserve">District Council of Kimba community ballot on the National Radioactive Waste Management Facility: results</w:t>
+      </w:r>
+      <w:r>
+        <w:t xml:space="preserve">. Canberra: Australian Electoral Commission.</w:t>
       </w:r>
     </w:p>
     <w:p>
@@ -9104,7 +9142,7 @@
         <w:pStyle w:val="BodyText"/>
       </w:pPr>
       <w:r>
-        <w:t xml:space="preserve">Australian Greens, 2025.</w:t>
+        <w:t xml:space="preserve">Australian Electoral Commission, 2025.</w:t>
       </w:r>
       <w:r>
         <w:t xml:space="preserve"> </w:t>
@@ -9114,10 +9152,10 @@
           <w:iCs/>
           <w:i/>
         </w:rPr>
-        <w:t xml:space="preserve">2035: Powering Past Coal &amp; Gas</w:t>
-      </w:r>
-      <w:r>
-        <w:t xml:space="preserve">. [pdf] Available at: https://cdn.greens.org.au/cdn/ff/fk0q_VgBQA5t00ZlhkPcF6i2IEZByQHBjpMq1g6YdVQ/1744244709/public/2025-04/2035%20Powering%20Past%20Coal%20&amp;%20Gas.pdf [Accessed 20 October 2026].</w:t>
+        <w:t xml:space="preserve">2025 federal election report</w:t>
+      </w:r>
+      <w:r>
+        <w:t xml:space="preserve">. [pdf] Canberra: Australian Electoral Commission. Available at: https://www.aec.gov.au/Elections/federal_elections/2025/2025-Federal-Election-Report.pdf [Accessed 20 October 2026].</w:t>
       </w:r>
     </w:p>
     <w:p>
@@ -9125,7 +9163,7 @@
         <w:pStyle w:val="BodyText"/>
       </w:pPr>
       <w:r>
-        <w:t xml:space="preserve">BWRX-300 Ostrołęka sp. z o.o., 2023.</w:t>
+        <w:t xml:space="preserve">Australian Energy Market Operator, 2024.</w:t>
       </w:r>
       <w:r>
         <w:t xml:space="preserve"> </w:t>
@@ -9135,10 +9173,10 @@
           <w:iCs/>
           <w:i/>
         </w:rPr>
-        <w:t xml:space="preserve">Small Modular Nuclear Power Plant: Project Information Sheet</w:t>
-      </w:r>
-      <w:r>
-        <w:t xml:space="preserve">. Table 14, p. 83.</w:t>
+        <w:t xml:space="preserve">2024 Integrated System Plan for the National Electricity Market</w:t>
+      </w:r>
+      <w:r>
+        <w:t xml:space="preserve">. Melbourne: AEMO.</w:t>
       </w:r>
     </w:p>
     <w:p>
@@ -9146,7 +9184,7 @@
         <w:pStyle w:val="BodyText"/>
       </w:pPr>
       <w:r>
-        <w:t xml:space="preserve">Caixin Global, 2026. Beijing clears eight new reactors as China accelerates nuclear buildout.</w:t>
+        <w:t xml:space="preserve">Australian Energy Market Operator, 2025.</w:t>
       </w:r>
       <w:r>
         <w:t xml:space="preserve"> </w:t>
@@ -9156,10 +9194,10 @@
           <w:iCs/>
           <w:i/>
         </w:rPr>
-        <w:t xml:space="preserve">Caixin Global</w:t>
-      </w:r>
-      <w:r>
-        <w:t xml:space="preserve">, 1 August.</w:t>
+        <w:t xml:space="preserve">Carbon Dioxide Equivalent Intensity Index Procedures</w:t>
+      </w:r>
+      <w:r>
+        <w:t xml:space="preserve">. [pdf] Melbourne: AEMO. Available at: https://aemo.com.au/-/media/files/electricity/nem/settlements_and_payments/settlements/2025/carbon-dioxide-equivalent-intensity-index-procedures.pdf.</w:t>
       </w:r>
     </w:p>
     <w:p>
@@ -9167,7 +9205,7 @@
         <w:pStyle w:val="BodyText"/>
       </w:pPr>
       <w:r>
-        <w:t xml:space="preserve">Canada Growth Fund and Building Ontario Fund, 2025.</w:t>
+        <w:t xml:space="preserve">Australian Energy Regulator, 2021.</w:t>
       </w:r>
       <w:r>
         <w:t xml:space="preserve"> </w:t>
@@ -9177,10 +9215,10 @@
           <w:iCs/>
           <w:i/>
         </w:rPr>
-        <w:t xml:space="preserve">Canada Growth Fund and Building Ontario Fund announce innovative equity investment in world-leading Ontario Power Generation SMR project</w:t>
-      </w:r>
-      <w:r>
-        <w:t xml:space="preserve">. [online] Newswire.ca, 23 October. Available at: https://www.newswire.ca/news-releases/canada-growth-fund-and-building-ontario-fund-announce-innovative-equity-investment-in-world-leading-ontario-power-generation-smr-project-862778443.html [Accessed 20 October 2026].</w:t>
+        <w:t xml:space="preserve">Decision notice: AGL application, 30 April 2021</w:t>
+      </w:r>
+      <w:r>
+        <w:t xml:space="preserve">. [pdf] Available at: https://www.aer.gov.au/system/files/Decision%20notice%20-%20AGL%20application%2030%20April%202021.pdf.</w:t>
       </w:r>
     </w:p>
     <w:p>
@@ -9188,7 +9226,7 @@
         <w:pStyle w:val="BodyText"/>
       </w:pPr>
       <w:r>
-        <w:t xml:space="preserve">Canada Infrastructure Bank, 2022.</w:t>
+        <w:t xml:space="preserve">Australian Greens, 2025.</w:t>
       </w:r>
       <w:r>
         <w:t xml:space="preserve"> </w:t>
@@ -9198,10 +9236,10 @@
           <w:iCs/>
           <w:i/>
         </w:rPr>
-        <w:t xml:space="preserve">CIB commits $970 million towards Canada’s first Small Modular Reactor (SMR)</w:t>
-      </w:r>
-      <w:r>
-        <w:t xml:space="preserve">. [online] Toronto: Canada Infrastructure Bank. Available at: https://cib-bic.ca/en/medias/articles/cib-commits-970-million-towards-canadas-first-small-modular-reactor/ [Accessed 20 October 2026].</w:t>
+        <w:t xml:space="preserve">2035: Powering Past Coal &amp; Gas</w:t>
+      </w:r>
+      <w:r>
+        <w:t xml:space="preserve">. [pdf] Available at: https://cdn.greens.org.au/cdn/ff/fk0q_VgBQA5t00ZlhkPcF6i2IEZByQHBjpMq1g6YdVQ/1744244709/public/2025-04/2035%20Powering%20Past%20Coal%20&amp;%20Gas.pdf [Accessed 20 October 2026].</w:t>
       </w:r>
     </w:p>
     <w:p>
@@ -9209,7 +9247,7 @@
         <w:pStyle w:val="BodyText"/>
       </w:pPr>
       <w:r>
-        <w:t xml:space="preserve">Canadian Nuclear Safety Commission, 2022.</w:t>
+        <w:t xml:space="preserve">Bowen, C., 2025.</w:t>
       </w:r>
       <w:r>
         <w:t xml:space="preserve"> </w:t>
@@ -9219,10 +9257,10 @@
           <w:iCs/>
           <w:i/>
         </w:rPr>
-        <w:t xml:space="preserve">REGDOC-3.5.1, Licensing Process for Class I Nuclear Facilities and Uranium Mines and Mills</w:t>
-      </w:r>
-      <w:r>
-        <w:t xml:space="preserve">, Version 2.1. [online] Available at: https://www.cnsc-ccsn.gc.ca/eng/acts-and-regulations/regulatory-documents/published/html/regdoc3-5-1-v2-1/ [Accessed 20 October 2026].</w:t>
+        <w:t xml:space="preserve">Joint media release: Experts agree: nuclear only getting more expensive, slower for Australia’s energy needs</w:t>
+      </w:r>
+      <w:r>
+        <w:t xml:space="preserve">. [online] Canberra: Minister for Climate Change and Energy. Available at: https://minister.dcceew.gov.au/bowen/media-releases/joint-media-release-experts-agree-nuclear-only-getting-more-expensive-slower-australias-energy-needs [Accessed 20 October 2026].</w:t>
       </w:r>
     </w:p>
     <w:p>
@@ -9230,7 +9268,7 @@
         <w:pStyle w:val="BodyText"/>
       </w:pPr>
       <w:r>
-        <w:t xml:space="preserve">Canadian Nuclear Safety Commission, 2024.</w:t>
+        <w:t xml:space="preserve">BWRX-300 Ostrołęka sp. z o.o., 2023.</w:t>
       </w:r>
       <w:r>
         <w:t xml:space="preserve"> </w:t>
@@ -9240,13 +9278,10 @@
           <w:iCs/>
           <w:i/>
         </w:rPr>
-        <w:t xml:space="preserve">CMD 24-H3-1B</w:t>
-      </w:r>
-      <w:r>
-        <w:t xml:space="preserve"> </w:t>
-      </w:r>
-      <w:r>
-        <w:t xml:space="preserve">(staff presentation, Darlington New Nuclear Project). [pdf] Ottawa: Canadian Nuclear Safety Commission. Available at: https://api.cnsc-ccsn.gc.ca/dms/digital-medias/CMD-24-H3-1B.pdf/object.</w:t>
+        <w:t xml:space="preserve">Small Modular Nuclear Power Plant: Project Information Sheet</w:t>
+      </w:r>
+      <w:r>
+        <w:t xml:space="preserve">. Table 14, p. 83.</w:t>
       </w:r>
     </w:p>
     <w:p>
@@ -9254,7 +9289,7 @@
         <w:pStyle w:val="BodyText"/>
       </w:pPr>
       <w:r>
-        <w:t xml:space="preserve">Canadian Nuclear Safety Commission, 2025.</w:t>
+        <w:t xml:space="preserve">Caixin Global, 2026. Beijing clears eight new reactors as China accelerates nuclear buildout.</w:t>
       </w:r>
       <w:r>
         <w:t xml:space="preserve"> </w:t>
@@ -9264,10 +9299,10 @@
           <w:iCs/>
           <w:i/>
         </w:rPr>
-        <w:t xml:space="preserve">Commission authorizes Ontario Power Generation Inc. to construct 1 BWRX-300 reactor at the Darlington New Nuclear Project site</w:t>
-      </w:r>
-      <w:r>
-        <w:t xml:space="preserve">. [online] News release, 4 April. Ottawa: Canadian Nuclear Safety Commission. Available at: https://www.canada.ca/en/nuclear-safety-commission/news/2025/04/commission-authorizes-ontario-power-generation-inc-to-construct-1-bwrx-300-reactor-at-the-darlington-new-nuclear-project-site.html [Accessed 20 October 2026].</w:t>
+        <w:t xml:space="preserve">Caixin Global</w:t>
+      </w:r>
+      <w:r>
+        <w:t xml:space="preserve">, 1 August.</w:t>
       </w:r>
     </w:p>
     <w:p>
@@ -9275,7 +9310,7 @@
         <w:pStyle w:val="BodyText"/>
       </w:pPr>
       <w:r>
-        <w:t xml:space="preserve">Canadian Ready-Mixed Concrete Association, 2022.</w:t>
+        <w:t xml:space="preserve">Canada Energy Regulator, n.d.</w:t>
       </w:r>
       <w:r>
         <w:t xml:space="preserve"> </w:t>
@@ -9285,13 +9320,10 @@
           <w:iCs/>
           <w:i/>
         </w:rPr>
-        <w:t xml:space="preserve">Industry-wide EPD for ready-mixed concrete, Ontario</w:t>
-      </w:r>
-      <w:r>
-        <w:t xml:space="preserve"> </w:t>
-      </w:r>
-      <w:r>
-        <w:t xml:space="preserve">(EPD 351, valid to 27 July 2027). [pdf] Available at: https://www.rmcao.org/wp-content/uploads/2023/04/CRMCA-EPD-Ontario-20220803.pdf.</w:t>
+        <w:t xml:space="preserve">Provincial and Territorial Energy Profiles – Ontario</w:t>
+      </w:r>
+      <w:r>
+        <w:t xml:space="preserve">. [online] Available at: https://www.cer-rec.gc.ca/en/data-analysis/energy-markets/provincial-territorial-energy-profiles/provincial-territorial-energy-profiles-ontario.html.</w:t>
       </w:r>
     </w:p>
     <w:p>
@@ -9299,7 +9331,7 @@
         <w:pStyle w:val="BodyText"/>
       </w:pPr>
       <w:r>
-        <w:t xml:space="preserve">Canberra Times, 2025. Dutton’s nuclear power plan faces legal hurdles.</w:t>
+        <w:t xml:space="preserve">Canada Growth Fund and Building Ontario Fund, 2025.</w:t>
       </w:r>
       <w:r>
         <w:t xml:space="preserve"> </w:t>
@@ -9309,10 +9341,10 @@
           <w:iCs/>
           <w:i/>
         </w:rPr>
-        <w:t xml:space="preserve">Canberra Times</w:t>
-      </w:r>
-      <w:r>
-        <w:t xml:space="preserve">. [online] Available at: https://www.canberratimes.com.au/story/8851241/duttons-nuclear-power-plan-faces-legal-hurdles/ [Accessed 20 October 2026].</w:t>
+        <w:t xml:space="preserve">Canada Growth Fund and Building Ontario Fund announce innovative equity investment in world-leading Ontario Power Generation SMR project</w:t>
+      </w:r>
+      <w:r>
+        <w:t xml:space="preserve">. [online] Newswire.ca, 23 October. Available at: https://www.newswire.ca/news-releases/canada-growth-fund-and-building-ontario-fund-announce-innovative-equity-investment-in-world-leading-ontario-power-generation-smr-project-862778443.html [Accessed 20 October 2026].</w:t>
       </w:r>
     </w:p>
     <w:p>
@@ -9320,22 +9352,7 @@
         <w:pStyle w:val="BodyText"/>
       </w:pPr>
       <w:r>
-        <w:t xml:space="preserve">Canberra Times, n.d.</w:t>
-      </w:r>
-      <w:r>
-        <w:t xml:space="preserve"> </w:t>
-      </w:r>
-      <w:r>
-        <w:t xml:space="preserve">‘</w:t>
-      </w:r>
-      <w:r>
-        <w:t xml:space="preserve">Nightmare scenario</w:t>
-      </w:r>
-      <w:r>
-        <w:t xml:space="preserve">’</w:t>
-      </w:r>
-      <w:r>
-        <w:t xml:space="preserve">: states slam Dutton’s nuclear plan.</w:t>
+        <w:t xml:space="preserve">Canada Infrastructure Bank, 2022.</w:t>
       </w:r>
       <w:r>
         <w:t xml:space="preserve"> </w:t>
@@ -9345,10 +9362,10 @@
           <w:iCs/>
           <w:i/>
         </w:rPr>
-        <w:t xml:space="preserve">Canberra Times</w:t>
-      </w:r>
-      <w:r>
-        <w:t xml:space="preserve">. [online] Available at: https://www.canberratimes.com.au/story/8668232/nightmare-scenario-states-slam-duttons-nuclear-plan/ [Accessed 20 October 2026].</w:t>
+        <w:t xml:space="preserve">CIB commits $970 million towards Canada’s first Small Modular Reactor (SMR)</w:t>
+      </w:r>
+      <w:r>
+        <w:t xml:space="preserve">. [online] Toronto: Canada Infrastructure Bank. Available at: https://cib-bic.ca/en/medias/articles/cib-commits-970-million-towards-canadas-first-small-modular-reactor/ [Accessed 20 October 2026].</w:t>
       </w:r>
     </w:p>
     <w:p>
@@ -9356,7 +9373,7 @@
         <w:pStyle w:val="BodyText"/>
       </w:pPr>
       <w:r>
-        <w:t xml:space="preserve">Carless, T.S., Griffin, W.M. and Fischbeck, P.S., 2016. The environmental competitiveness of small modular reactors: a life cycle study.</w:t>
+        <w:t xml:space="preserve">Canadian Nuclear Safety Commission, 2021.</w:t>
       </w:r>
       <w:r>
         <w:t xml:space="preserve"> </w:t>
@@ -9366,10 +9383,10 @@
           <w:iCs/>
           <w:i/>
         </w:rPr>
-        <w:t xml:space="preserve">Energy</w:t>
-      </w:r>
-      <w:r>
-        <w:t xml:space="preserve">, 114, pp.84–99. Available at: https://ideas.repec.org/a/eee/energy/v114y2016icp84-99.html.</w:t>
+        <w:t xml:space="preserve">CNSC renews Ontario Power Generation’s site preparation licence for its Darlington New Nuclear Project</w:t>
+      </w:r>
+      <w:r>
+        <w:t xml:space="preserve">. [online] News release, 12 October. Available at: https://www.canada.ca/en/nuclear-safety-commission/news/2021/10/cnsc-renews-ontario-power-generations-site-preparation-licence-for-its-darlington-new-nuclear-project.html [Accessed 20 October 2026].</w:t>
       </w:r>
     </w:p>
     <w:p>
@@ -9377,7 +9394,7 @@
         <w:pStyle w:val="BodyText"/>
       </w:pPr>
       <w:r>
-        <w:t xml:space="preserve">Circular Ecology, 2019.</w:t>
+        <w:t xml:space="preserve">Canadian Nuclear Safety Commission, 2022.</w:t>
       </w:r>
       <w:r>
         <w:t xml:space="preserve"> </w:t>
@@ -9387,10 +9404,10 @@
           <w:iCs/>
           <w:i/>
         </w:rPr>
-        <w:t xml:space="preserve">Inventory of Carbon and Energy (ICE) database v3.0</w:t>
-      </w:r>
-      <w:r>
-        <w:t xml:space="preserve">. Bath: Circular Ecology.</w:t>
+        <w:t xml:space="preserve">REGDOC-3.5.1, Licensing Process for Class I Nuclear Facilities and Uranium Mines and Mills</w:t>
+      </w:r>
+      <w:r>
+        <w:t xml:space="preserve">, Version 2.1. [online] Available at: https://www.cnsc-ccsn.gc.ca/eng/acts-and-regulations/regulatory-documents/published/html/regdoc3-5-1-v2-1/ [Accessed 20 October 2026].</w:t>
       </w:r>
     </w:p>
     <w:p>
@@ -9398,7 +9415,7 @@
         <w:pStyle w:val="BodyText"/>
       </w:pPr>
       <w:r>
-        <w:t xml:space="preserve">Concrete Reinforcing Steel Institute, 2022.</w:t>
+        <w:t xml:space="preserve">Canadian Nuclear Safety Commission, 2024.</w:t>
       </w:r>
       <w:r>
         <w:t xml:space="preserve"> </w:t>
@@ -9408,10 +9425,13 @@
           <w:iCs/>
           <w:i/>
         </w:rPr>
-        <w:t xml:space="preserve">Environmental Product Declaration: Fabricated Steel Reinforcement</w:t>
-      </w:r>
-      <w:r>
-        <w:t xml:space="preserve">. Schaumburg, IL: Concrete Reinforcing Steel Institute. Available at: https://www.crsi.org/sustainability/environmental-product-declaration/.</w:t>
+        <w:t xml:space="preserve">CMD 24-H3-1B</w:t>
+      </w:r>
+      <w:r>
+        <w:t xml:space="preserve"> </w:t>
+      </w:r>
+      <w:r>
+        <w:t xml:space="preserve">(staff presentation, Darlington New Nuclear Project). [pdf] Ottawa: Canadian Nuclear Safety Commission. Available at: https://api.cnsc-ccsn.gc.ca/dms/digital-medias/CMD-24-H3-1B.pdf/object.</w:t>
       </w:r>
     </w:p>
     <w:p>
@@ -9419,7 +9439,7 @@
         <w:pStyle w:val="BodyText"/>
       </w:pPr>
       <w:r>
-        <w:t xml:space="preserve">Conference Board of Canada, 2021.</w:t>
+        <w:t xml:space="preserve">Canadian Nuclear Safety Commission, 2025.</w:t>
       </w:r>
       <w:r>
         <w:t xml:space="preserve"> </w:t>
@@ -9429,10 +9449,10 @@
           <w:iCs/>
           <w:i/>
         </w:rPr>
-        <w:t xml:space="preserve">A New Power: The Economic Impacts of Small Modular Reactors</w:t>
-      </w:r>
-      <w:r>
-        <w:t xml:space="preserve">. Ottawa: Conference Board of Canada.</w:t>
+        <w:t xml:space="preserve">Commission authorizes Ontario Power Generation Inc. to construct 1 BWRX-300 reactor at the Darlington New Nuclear Project site</w:t>
+      </w:r>
+      <w:r>
+        <w:t xml:space="preserve">. [online] News release, 4 April. Ottawa: Canadian Nuclear Safety Commission. Available at: https://www.canada.ca/en/nuclear-safety-commission/news/2025/04/commission-authorizes-ontario-power-generation-inc-to-construct-1-bwrx-300-reactor-at-the-darlington-new-nuclear-project-site.html [Accessed 20 October 2026].</w:t>
       </w:r>
     </w:p>
     <w:p>
@@ -9440,7 +9460,7 @@
         <w:pStyle w:val="BodyText"/>
       </w:pPr>
       <w:r>
-        <w:t xml:space="preserve">CSA Group, 2023.</w:t>
+        <w:t xml:space="preserve">Canadian Nuclear Safety Commission, 2026a.</w:t>
       </w:r>
       <w:r>
         <w:t xml:space="preserve"> </w:t>
@@ -9450,13 +9470,18 @@
           <w:iCs/>
           <w:i/>
         </w:rPr>
-        <w:t xml:space="preserve">CSA A3000:23, Cementitious materials compendium</w:t>
-      </w:r>
-      <w:r>
-        <w:t xml:space="preserve"> </w:t>
-      </w:r>
-      <w:r>
-        <w:t xml:space="preserve">(includes CSA A3001:23,</w:t>
+        <w:t xml:space="preserve">Darlington New Nuclear Project</w:t>
+      </w:r>
+      <w:r>
+        <w:t xml:space="preserve">. [online] Ottawa: Canadian Nuclear Safety Commission. Available at: https://www.cnsc-ccsn.gc.ca/eng/reactors/new-reactor-power-plant-projects/new-reactor-power-plant-facilities/darlington-new-nuclear-project/ [Accessed 20 October 2026].</w:t>
+      </w:r>
+    </w:p>
+    <w:p>
+      <w:pPr>
+        <w:pStyle w:val="BodyText"/>
+      </w:pPr>
+      <w:r>
+        <w:t xml:space="preserve">Canadian Nuclear Safety Commission, 2026b.</w:t>
       </w:r>
       <w:r>
         <w:t xml:space="preserve"> </w:t>
@@ -9466,10 +9491,10 @@
           <w:iCs/>
           <w:i/>
         </w:rPr>
-        <w:t xml:space="preserve">Cementitious materials for use in concrete</w:t>
-      </w:r>
-      <w:r>
-        <w:t xml:space="preserve">). [online] Toronto: CSA Group. Available at: https://www.csagroup.org/store/product/2430659/ [Accessed 20 October 2026].</w:t>
+        <w:t xml:space="preserve">Regulatory hold points for new reactor facilities</w:t>
+      </w:r>
+      <w:r>
+        <w:t xml:space="preserve">. [online] Available at: https://www.cnsc-ccsn.gc.ca/eng/reactors/regulatory-hold-points/new-reactors/ [Accessed 20 October 2026].</w:t>
       </w:r>
     </w:p>
     <w:p>
@@ -9477,7 +9502,7 @@
         <w:pStyle w:val="BodyText"/>
       </w:pPr>
       <w:r>
-        <w:t xml:space="preserve">Curve Lake First Nation, 2024.</w:t>
+        <w:t xml:space="preserve">Canadian Ready-Mixed Concrete Association, 2022.</w:t>
       </w:r>
       <w:r>
         <w:t xml:space="preserve"> </w:t>
@@ -9487,10 +9512,13 @@
           <w:iCs/>
           <w:i/>
         </w:rPr>
-        <w:t xml:space="preserve">Written submission, CMD 24-H3.83, DNNP licence to construct</w:t>
-      </w:r>
-      <w:r>
-        <w:t xml:space="preserve">, 11 November. Available at: https://api.cnsc-ccsn.gc.ca/dms/digital-medias/CMD24-H3-83.pdf/object [Accessed 21 October 2026].</w:t>
+        <w:t xml:space="preserve">Industry-wide EPD for ready-mixed concrete, Ontario</w:t>
+      </w:r>
+      <w:r>
+        <w:t xml:space="preserve"> </w:t>
+      </w:r>
+      <w:r>
+        <w:t xml:space="preserve">(EPD 351, valid to 27 July 2027). [pdf] Available at: https://www.rmcao.org/wp-content/uploads/2023/04/CRMCA-EPD-Ontario-20220803.pdf.</w:t>
       </w:r>
     </w:p>
     <w:p>
@@ -9498,7 +9526,7 @@
         <w:pStyle w:val="BodyText"/>
       </w:pPr>
       <w:r>
-        <w:t xml:space="preserve">Department of Climate Change, Energy, the Environment and Water, 2025.</w:t>
+        <w:t xml:space="preserve">Canberra Times, 2025. Dutton’s nuclear power plan faces legal hurdles.</w:t>
       </w:r>
       <w:r>
         <w:t xml:space="preserve"> </w:t>
@@ -9508,10 +9536,10 @@
           <w:iCs/>
           <w:i/>
         </w:rPr>
-        <w:t xml:space="preserve">Australian National Greenhouse Accounts Factors: 2025</w:t>
-      </w:r>
-      <w:r>
-        <w:t xml:space="preserve">. [pdf/xlsx] Canberra: Department of Climate Change, Energy, the Environment and Water.</w:t>
+        <w:t xml:space="preserve">Canberra Times</w:t>
+      </w:r>
+      <w:r>
+        <w:t xml:space="preserve">. [online] Available at: https://www.canberratimes.com.au/story/8851241/duttons-nuclear-power-plan-faces-legal-hurdles/ [Accessed 20 October 2026].</w:t>
       </w:r>
     </w:p>
     <w:p>
@@ -9519,7 +9547,22 @@
         <w:pStyle w:val="BodyText"/>
       </w:pPr>
       <w:r>
-        <w:t xml:space="preserve">Development Alternatives, n.d.</w:t>
+        <w:t xml:space="preserve">Canberra Times, n.d.</w:t>
+      </w:r>
+      <w:r>
+        <w:t xml:space="preserve"> </w:t>
+      </w:r>
+      <w:r>
+        <w:t xml:space="preserve">‘</w:t>
+      </w:r>
+      <w:r>
+        <w:t xml:space="preserve">Nightmare scenario</w:t>
+      </w:r>
+      <w:r>
+        <w:t xml:space="preserve">’</w:t>
+      </w:r>
+      <w:r>
+        <w:t xml:space="preserve">: states slam Dutton’s nuclear plan.</w:t>
       </w:r>
       <w:r>
         <w:t xml:space="preserve"> </w:t>
@@ -9529,13 +9572,10 @@
           <w:iCs/>
           <w:i/>
         </w:rPr>
-        <w:t xml:space="preserve">LC3 Sustainability Assessment</w:t>
-      </w:r>
-      <w:r>
-        <w:t xml:space="preserve"> </w:t>
-      </w:r>
-      <w:r>
-        <w:t xml:space="preserve">(ver 1.14). Available at: https://devalt.org/images/L2_ProjectPdfs/Report%20-%20LC3%20Sustainability%20Assessment_ver1.14.pdf.</w:t>
+        <w:t xml:space="preserve">Canberra Times</w:t>
+      </w:r>
+      <w:r>
+        <w:t xml:space="preserve">. [online] Available at: https://www.canberratimes.com.au/story/8668232/nightmare-scenario-states-slam-duttons-nuclear-plan/ [Accessed 20 October 2026].</w:t>
       </w:r>
     </w:p>
     <w:p>
@@ -9543,7 +9583,7 @@
         <w:pStyle w:val="BodyText"/>
       </w:pPr>
       <w:r>
-        <w:t xml:space="preserve">Dodgson, J.S., Spackman, M., Pearman, A. and Phillips, L.D., 2009.</w:t>
+        <w:t xml:space="preserve">Carless, T.S., Griffin, W.M. and Fischbeck, P.S., 2016. The environmental competitiveness of small modular reactors: a life cycle study.</w:t>
       </w:r>
       <w:r>
         <w:t xml:space="preserve"> </w:t>
@@ -9553,10 +9593,10 @@
           <w:iCs/>
           <w:i/>
         </w:rPr>
-        <w:t xml:space="preserve">Multi-criteria analysis: a manual</w:t>
-      </w:r>
-      <w:r>
-        <w:t xml:space="preserve">. London: Department for Communities and Local Government. Available at: https://www.gov.uk/government/publications/multi-criteria-analysis-manual-for-making-government-policy [Accessed 21 October 2026].</w:t>
+        <w:t xml:space="preserve">Energy</w:t>
+      </w:r>
+      <w:r>
+        <w:t xml:space="preserve">, 114, pp.84–99. Available at: https://ideas.repec.org/a/eee/energy/v114y2016icp84-99.html.</w:t>
       </w:r>
     </w:p>
     <w:p>
@@ -9564,7 +9604,7 @@
         <w:pStyle w:val="BodyText"/>
       </w:pPr>
       <w:r>
-        <w:t xml:space="preserve">EDF R&amp;D, 2024. Life cycle assessment of nuclear power in France: EDF case study.</w:t>
+        <w:t xml:space="preserve">Cement Association of Canada, 2022.</w:t>
       </w:r>
       <w:r>
         <w:t xml:space="preserve"> </w:t>
@@ -9574,31 +9614,20 @@
           <w:iCs/>
           <w:i/>
         </w:rPr>
-        <w:t xml:space="preserve">EPJ Nuclear Sciences &amp; Technologies</w:t>
-      </w:r>
-      <w:r>
-        <w:t xml:space="preserve">, 10, art. 5. Available at: https://www.epj-n.org/10.1051/epjn/2024005.</w:t>
-      </w:r>
-    </w:p>
-    <w:p>
-      <w:pPr>
-        <w:pStyle w:val="BodyText"/>
-      </w:pPr>
-      <w:r>
-        <w:t xml:space="preserve">ENR, 2018. Clay and limestone cement could cut carbon emissions.</w:t>
-      </w:r>
-      <w:r>
-        <w:t xml:space="preserve"> </w:t>
+        <w:t xml:space="preserve">Environmental Product Declaration: General Use (GU) and Portland-Limestone (GUL) Cements</w:t>
+      </w:r>
+      <w:r>
+        <w:t xml:space="preserve">. [pdf] Available at: https://www.astm.org/v3/assets/blt5eb0a2cb04534832/blt9992df315e96e31c/697b1f51f6a61062618f5048/919.CAC_General_Use_(GU)</w:t>
       </w:r>
       <w:r>
         <w:rPr>
           <w:iCs/>
           <w:i/>
         </w:rPr>
-        <w:t xml:space="preserve">Engineering News-Record</w:t>
-      </w:r>
-      <w:r>
-        <w:t xml:space="preserve">, 7 May. Available at: https://digital.bnpmedia.com/article/Construction+Materials/3078554/494167/article.html.</w:t>
+        <w:t xml:space="preserve">and_Portland-Limestone</w:t>
+      </w:r>
+      <w:r>
+        <w:t xml:space="preserve">(GUL)_Cements.pdf.</w:t>
       </w:r>
     </w:p>
     <w:p>
@@ -9606,7 +9635,7 @@
         <w:pStyle w:val="BodyText"/>
       </w:pPr>
       <w:r>
-        <w:t xml:space="preserve">Environment and Climate Change Canada, 2026.</w:t>
+        <w:t xml:space="preserve">Circular Ecology, 2019.</w:t>
       </w:r>
       <w:r>
         <w:t xml:space="preserve"> </w:t>
@@ -9616,10 +9645,10 @@
           <w:iCs/>
           <w:i/>
         </w:rPr>
-        <w:t xml:space="preserve">Industrial carbon pricing in Canada</w:t>
-      </w:r>
-      <w:r>
-        <w:t xml:space="preserve">. Ottawa: Government of Canada. Available at: https://www.canada.ca/en/environment-climate-change/services/climate-change/pricing-pollution-how-it-will-work/putting-price-on-carbon-pollution/industry.html [Accessed 21 October 2026].</w:t>
+        <w:t xml:space="preserve">Inventory of Carbon and Energy (ICE) database v3.0</w:t>
+      </w:r>
+      <w:r>
+        <w:t xml:space="preserve">. Bath: Circular Ecology.</w:t>
       </w:r>
     </w:p>
     <w:p>
@@ -9627,7 +9656,7 @@
         <w:pStyle w:val="BodyText"/>
       </w:pPr>
       <w:r>
-        <w:t xml:space="preserve">GE-Hitachi Nuclear Energy, 2024.</w:t>
+        <w:t xml:space="preserve">Concrete Reinforcing Steel Institute, 2017.</w:t>
       </w:r>
       <w:r>
         <w:t xml:space="preserve"> </w:t>
@@ -9637,10 +9666,10 @@
           <w:iCs/>
           <w:i/>
         </w:rPr>
-        <w:t xml:space="preserve">BWRX-300 Steel-Plate Composite Containment Vessel (SCCV) and Reactor Building Structural Design</w:t>
-      </w:r>
-      <w:r>
-        <w:t xml:space="preserve">, NEDO-33926, Revision 2 (non-proprietary), 16 August. [pdf] US NRC ADAMS ML24110A134. Available at: https://www.nrc.gov/docs/ML2411/ML24110A134.pdf [Accessed 20 October 2026].</w:t>
+        <w:t xml:space="preserve">Industry-wide EPD for fabricated steel reinforcing bar</w:t>
+      </w:r>
+      <w:r>
+        <w:t xml:space="preserve">. [pdf] Available at: https://www.astm.org/v3/assets/blt5eb0a2cb04534832/blt4900ac0ff22764a2/697b1fc25e3544dd57d83a3d/362.EPD_for_CRSI_EPD_FINAL_2017-08-28.pdf.</w:t>
       </w:r>
     </w:p>
     <w:p>
@@ -9648,7 +9677,7 @@
         <w:pStyle w:val="BodyText"/>
       </w:pPr>
       <w:r>
-        <w:t xml:space="preserve">GE Vernova, n.d.</w:t>
+        <w:t xml:space="preserve">Concrete Reinforcing Steel Institute, 2022.</w:t>
       </w:r>
       <w:r>
         <w:t xml:space="preserve"> </w:t>
@@ -9658,10 +9687,10 @@
           <w:iCs/>
           <w:i/>
         </w:rPr>
-        <w:t xml:space="preserve">BWRX-300 Small Modular Reactor</w:t>
-      </w:r>
-      <w:r>
-        <w:t xml:space="preserve">. [online] Available at: https://www.gevernova.com/nuclear/carbon-free-power/bwrx-300-small-modular-reactor.</w:t>
+        <w:t xml:space="preserve">Environmental Product Declaration: Fabricated Steel Reinforcement</w:t>
+      </w:r>
+      <w:r>
+        <w:t xml:space="preserve">. Schaumburg, IL: Concrete Reinforcing Steel Institute. Available at: https://www.crsi.org/sustainability/environmental-product-declaration/.</w:t>
       </w:r>
     </w:p>
     <w:p>
@@ -9669,7 +9698,7 @@
         <w:pStyle w:val="BodyText"/>
       </w:pPr>
       <w:r>
-        <w:t xml:space="preserve">GE Vernova Hitachi Nuclear Energy, n.d.</w:t>
+        <w:t xml:space="preserve">Conference Board of Canada, 2021.</w:t>
       </w:r>
       <w:r>
         <w:t xml:space="preserve"> </w:t>
@@ -9679,13 +9708,10 @@
           <w:iCs/>
           <w:i/>
         </w:rPr>
-        <w:t xml:space="preserve">BWRX-300 General Description</w:t>
-      </w:r>
-      <w:r>
-        <w:t xml:space="preserve"> </w:t>
-      </w:r>
-      <w:r>
-        <w:t xml:space="preserve">(005N9751). [pdf] Wilmington, NC: GE Vernova. Available at: https://www.gevernova.com/content/dam/gevernova-nuclear/global/en_us/documents/carbon-free-power/005N9751-BWRX-300-General-Description.pdf.</w:t>
+        <w:t xml:space="preserve">A New Power: The Economic Impacts of Small Modular Reactors</w:t>
+      </w:r>
+      <w:r>
+        <w:t xml:space="preserve">. Ottawa: Conference Board of Canada.</w:t>
       </w:r>
     </w:p>
     <w:p>
@@ -9693,7 +9719,7 @@
         <w:pStyle w:val="BodyText"/>
       </w:pPr>
       <w:r>
-        <w:t xml:space="preserve">Gibon, T. and Hahn Menacho, Á., 2023. Parametric life cycle assessment of nuclear power for simplified models.</w:t>
+        <w:t xml:space="preserve">CSA Group, 2023.</w:t>
       </w:r>
       <w:r>
         <w:t xml:space="preserve"> </w:t>
@@ -9703,18 +9729,13 @@
           <w:iCs/>
           <w:i/>
         </w:rPr>
-        <w:t xml:space="preserve">Environmental Science &amp; Technology</w:t>
-      </w:r>
-      <w:r>
-        <w:t xml:space="preserve">, 57(38), pp.14194–14205. Available at: https://doi.org/10.1021/acs.est.3c03190.</w:t>
-      </w:r>
-    </w:p>
-    <w:p>
-      <w:pPr>
-        <w:pStyle w:val="BodyText"/>
-      </w:pPr>
-      <w:r>
-        <w:t xml:space="preserve">Government of Ontario, 2025.</w:t>
+        <w:t xml:space="preserve">CSA A3000:23, Cementitious materials compendium</w:t>
+      </w:r>
+      <w:r>
+        <w:t xml:space="preserve"> </w:t>
+      </w:r>
+      <w:r>
+        <w:t xml:space="preserve">(includes CSA A3001:23,</w:t>
       </w:r>
       <w:r>
         <w:t xml:space="preserve"> </w:t>
@@ -9724,10 +9745,10 @@
           <w:iCs/>
           <w:i/>
         </w:rPr>
-        <w:t xml:space="preserve">Ontario Leads the G7 by Building First Small Modular Reactor</w:t>
-      </w:r>
-      <w:r>
-        <w:t xml:space="preserve">. [news release] 8 May. Toronto: Government of Ontario.</w:t>
+        <w:t xml:space="preserve">Cementitious materials for use in concrete</w:t>
+      </w:r>
+      <w:r>
+        <w:t xml:space="preserve">). [online] Toronto: CSA Group. Available at: https://www.csagroup.org/store/product/2430659/ [Accessed 20 October 2026].</w:t>
       </w:r>
     </w:p>
     <w:p>
@@ -9735,7 +9756,7 @@
         <w:pStyle w:val="BodyText"/>
       </w:pPr>
       <w:r>
-        <w:t xml:space="preserve">Graham, P. and Hayward, J., 2026.</w:t>
+        <w:t xml:space="preserve">Curve Lake First Nation, 2024.</w:t>
       </w:r>
       <w:r>
         <w:t xml:space="preserve"> </w:t>
@@ -9745,10 +9766,10 @@
           <w:iCs/>
           <w:i/>
         </w:rPr>
-        <w:t xml:space="preserve">GenCost 2025-26: Final report</w:t>
-      </w:r>
-      <w:r>
-        <w:t xml:space="preserve">. [pdf] Australia: CSIRO. Available at: https://www.csiro.au/-/media/Energy/GenCost-2025-26-Final/GenCost_2025-26_Final_Report_20260715.pdf.</w:t>
+        <w:t xml:space="preserve">Written submission, CMD 24-H3.83, DNNP licence to construct</w:t>
+      </w:r>
+      <w:r>
+        <w:t xml:space="preserve">, 11 November. Available at: https://api.cnsc-ccsn.gc.ca/dms/digital-medias/CMD24-H3-83.pdf/object [Accessed 21 October 2026].</w:t>
       </w:r>
     </w:p>
     <w:p>
@@ -9756,7 +9777,7 @@
         <w:pStyle w:val="BodyText"/>
       </w:pPr>
       <w:r>
-        <w:t xml:space="preserve">Graham, P., Hayward, J. and Foster, J., 2024.</w:t>
+        <w:t xml:space="preserve">Department of Climate Change, Energy, the Environment and Water, 2025.</w:t>
       </w:r>
       <w:r>
         <w:t xml:space="preserve"> </w:t>
@@ -9766,10 +9787,10 @@
           <w:iCs/>
           <w:i/>
         </w:rPr>
-        <w:t xml:space="preserve">GenCost 2023-24: Final report</w:t>
-      </w:r>
-      <w:r>
-        <w:t xml:space="preserve">. [pdf] Australia: CSIRO. Available at: https://www.csiro.au/-/media/Energy/GenCost/GenCost2023-24Final_20240522.pdf.</w:t>
+        <w:t xml:space="preserve">Australian National Greenhouse Accounts Factors: 2025</w:t>
+      </w:r>
+      <w:r>
+        <w:t xml:space="preserve">. [pdf/xlsx] Canberra: Department of Climate Change, Energy, the Environment and Water.</w:t>
       </w:r>
     </w:p>
     <w:p>
@@ -9777,7 +9798,7 @@
         <w:pStyle w:val="BodyText"/>
       </w:pPr>
       <w:r>
-        <w:t xml:space="preserve">Griffith University Climate Action Beacon and Monash Climate Change Communication Research Hub, 2025.</w:t>
+        <w:t xml:space="preserve">Department of Industry, Science, Energy and Resources, 2020.</w:t>
       </w:r>
       <w:r>
         <w:t xml:space="preserve"> </w:t>
@@ -9787,10 +9808,10 @@
           <w:iCs/>
           <w:i/>
         </w:rPr>
-        <w:t xml:space="preserve">What Australians really think of nuclear power</w:t>
-      </w:r>
-      <w:r>
-        <w:t xml:space="preserve">. [news release] 2 May. Available at: https://news.griffith.edu.au/2025/05/02/what-australians-really-think-of-nuclear-power/ [Accessed 21 October 2026].</w:t>
+        <w:t xml:space="preserve">A new agency to manage radioactive waste</w:t>
+      </w:r>
+      <w:r>
+        <w:t xml:space="preserve">. [online] Available at: https://industry.gov.au/news-media/australian-radioactive-waste-agency-news/a-new-agency-to-manage-radioactive-waste [Accessed 21 October 2026].</w:t>
       </w:r>
     </w:p>
     <w:p>
@@ -9798,7 +9819,7 @@
         <w:pStyle w:val="BodyText"/>
       </w:pPr>
       <w:r>
-        <w:t xml:space="preserve">Hooton, R.D., 2023.</w:t>
+        <w:t xml:space="preserve">Development Alternatives, n.d.</w:t>
       </w:r>
       <w:r>
         <w:t xml:space="preserve"> </w:t>
@@ -9808,13 +9829,13 @@
           <w:iCs/>
           <w:i/>
         </w:rPr>
-        <w:t xml:space="preserve">Changes to ASTM cement and concrete standards to…</w:t>
-      </w:r>
-      <w:r>
-        <w:t xml:space="preserve"> </w:t>
-      </w:r>
-      <w:r>
-        <w:t xml:space="preserve">[title truncated in source entry]. ACI Fall 2023 webinar slides. [pdf] Farmington Hills: American Concrete Institute. Available at: https://www.concrete.org/portals/0/files/pdf/webinars/ws_F23_NEU_DouglasHooton.pdf [Accessed 20 October 2026].</w:t>
+        <w:t xml:space="preserve">LC3 Sustainability Assessment</w:t>
+      </w:r>
+      <w:r>
+        <w:t xml:space="preserve"> </w:t>
+      </w:r>
+      <w:r>
+        <w:t xml:space="preserve">(ver 1.14). Available at: https://devalt.org/images/L2_ProjectPdfs/Report%20-%20LC3%20Sustainability%20Assessment_ver1.14.pdf.</w:t>
       </w:r>
     </w:p>
     <w:p>
@@ -9822,7 +9843,7 @@
         <w:pStyle w:val="BodyText"/>
       </w:pPr>
       <w:r>
-        <w:t xml:space="preserve">International Atomic Energy Agency, 2024.</w:t>
+        <w:t xml:space="preserve">Dodgson, J.S., Spackman, M., Pearman, A. and Phillips, L.D., 2009.</w:t>
       </w:r>
       <w:r>
         <w:t xml:space="preserve"> </w:t>
@@ -9832,10 +9853,10 @@
           <w:iCs/>
           <w:i/>
         </w:rPr>
-        <w:t xml:space="preserve">Small Modular Reactors: Advances in SMR Developments 2024</w:t>
-      </w:r>
-      <w:r>
-        <w:t xml:space="preserve">. Vienna: International Atomic Energy Agency.</w:t>
+        <w:t xml:space="preserve">Multi-criteria analysis: a manual</w:t>
+      </w:r>
+      <w:r>
+        <w:t xml:space="preserve">. London: Department for Communities and Local Government. Available at: https://www.gov.uk/government/publications/multi-criteria-analysis-manual-for-making-government-policy [Accessed 21 October 2026].</w:t>
       </w:r>
     </w:p>
     <w:p>
@@ -9843,7 +9864,7 @@
         <w:pStyle w:val="BodyText"/>
       </w:pPr>
       <w:r>
-        <w:t xml:space="preserve">International Energy Agency, 2022.</w:t>
+        <w:t xml:space="preserve">EDF R&amp;D, 2024. Life cycle assessment of nuclear power in France: EDF case study.</w:t>
       </w:r>
       <w:r>
         <w:t xml:space="preserve"> </w:t>
@@ -9853,10 +9874,10 @@
           <w:iCs/>
           <w:i/>
         </w:rPr>
-        <w:t xml:space="preserve">Solar PV Global Supply Chains</w:t>
-      </w:r>
-      <w:r>
-        <w:t xml:space="preserve">. Paris: International Energy Agency. Available at: https://www.iea.org/reports/solar-pv-global-supply-chains [Accessed 21 October 2026].</w:t>
+        <w:t xml:space="preserve">EPJ Nuclear Sciences &amp; Technologies</w:t>
+      </w:r>
+      <w:r>
+        <w:t xml:space="preserve">, 10, art. 5. Available at: https://www.epj-n.org/10.1051/epjn/2024005.</w:t>
       </w:r>
     </w:p>
     <w:p>
@@ -9864,7 +9885,7 @@
         <w:pStyle w:val="BodyText"/>
       </w:pPr>
       <w:r>
-        <w:t xml:space="preserve">International Organization for Standardization, 2006a.</w:t>
+        <w:t xml:space="preserve">EFNARC, 2005.</w:t>
       </w:r>
       <w:r>
         <w:t xml:space="preserve"> </w:t>
@@ -9874,10 +9895,10 @@
           <w:iCs/>
           <w:i/>
         </w:rPr>
-        <w:t xml:space="preserve">ISO 14040:2006 Environmental management — Life cycle assessment — Principles and framework</w:t>
-      </w:r>
-      <w:r>
-        <w:t xml:space="preserve">. Geneva: International Organization for Standardization.</w:t>
+        <w:t xml:space="preserve">The European Guidelines for Self-Compacting Concrete: Specification, Production and Use</w:t>
+      </w:r>
+      <w:r>
+        <w:t xml:space="preserve">. Farnham: EFNARC.</w:t>
       </w:r>
     </w:p>
     <w:p>
@@ -9885,7 +9906,7 @@
         <w:pStyle w:val="BodyText"/>
       </w:pPr>
       <w:r>
-        <w:t xml:space="preserve">International Organization for Standardization, 2006b.</w:t>
+        <w:t xml:space="preserve">ENR, 2018. Clay and limestone cement could cut carbon emissions.</w:t>
       </w:r>
       <w:r>
         <w:t xml:space="preserve"> </w:t>
@@ -9895,10 +9916,10 @@
           <w:iCs/>
           <w:i/>
         </w:rPr>
-        <w:t xml:space="preserve">ISO 14044:2006 Environmental management — Life cycle assessment — Requirements and guidelines</w:t>
-      </w:r>
-      <w:r>
-        <w:t xml:space="preserve">. Geneva: International Organization for Standardization. Available at: https://www.iso.org/standard/38498.html.</w:t>
+        <w:t xml:space="preserve">Engineering News-Record</w:t>
+      </w:r>
+      <w:r>
+        <w:t xml:space="preserve">, 7 May. Available at: https://digital.bnpmedia.com/article/Construction+Materials/3078554/494167/article.html.</w:t>
       </w:r>
     </w:p>
     <w:p>
@@ -9906,7 +9927,7 @@
         <w:pStyle w:val="BodyText"/>
       </w:pPr>
       <w:r>
-        <w:t xml:space="preserve">Joint Standing Committee on Treaties, 2024.</w:t>
+        <w:t xml:space="preserve">Environment and Climate Change Canada, 2026.</w:t>
       </w:r>
       <w:r>
         <w:t xml:space="preserve"> </w:t>
@@ -9916,25 +9937,10 @@
           <w:iCs/>
           <w:i/>
         </w:rPr>
-        <w:t xml:space="preserve">Report 224: Agreement among Australia, the UK and the US for cooperation related to naval nuclear propulsion</w:t>
-      </w:r>
-      <w:r>
-        <w:t xml:space="preserve">, Chapter 6,</w:t>
-      </w:r>
-      <w:r>
-        <w:t xml:space="preserve"> </w:t>
-      </w:r>
-      <w:r>
-        <w:t xml:space="preserve">‘</w:t>
-      </w:r>
-      <w:r>
-        <w:t xml:space="preserve">Employment and education impacts</w:t>
-      </w:r>
-      <w:r>
-        <w:t xml:space="preserve">’</w:t>
-      </w:r>
-      <w:r>
-        <w:t xml:space="preserve">. Canberra: Parliament of Australia. Available at: https://www.aph.gov.au/Parliamentary_Business/Committees/Joint/Treaties/NuclearPropulsion/Report/Chapter_6_-_Employment_and_education_impacts [Accessed 21 October 2026].</w:t>
+        <w:t xml:space="preserve">Industrial carbon pricing in Canada</w:t>
+      </w:r>
+      <w:r>
+        <w:t xml:space="preserve">. Ottawa: Government of Canada. Available at: https://www.canada.ca/en/environment-climate-change/services/climate-change/pricing-pollution-how-it-will-work/putting-price-on-carbon-pollution/industry.html [Accessed 21 October 2026].</w:t>
       </w:r>
     </w:p>
     <w:p>
@@ -9942,7 +9948,7 @@
         <w:pStyle w:val="BodyText"/>
       </w:pPr>
       <w:r>
-        <w:t xml:space="preserve">LACCEI, 2026. Comparative life cycle assessment and structural performance analysis of eco-friendly LC3 cement for CO₂ reduction compared to Portland cement. In:</w:t>
+        <w:t xml:space="preserve">GE-Hitachi Nuclear Energy, 2024.</w:t>
       </w:r>
       <w:r>
         <w:t xml:space="preserve"> </w:t>
@@ -9952,10 +9958,10 @@
           <w:iCs/>
           <w:i/>
         </w:rPr>
-        <w:t xml:space="preserve">Proceedings of the 24th LACCEI International Multi-Conference for Engineering, Education and Technology</w:t>
-      </w:r>
-      <w:r>
-        <w:t xml:space="preserve">, Santiago, Chile, 15–17 July 2026. Contribution 2661. Available at: https://laccei.org/LACCEI2026-Chile/full-papers/Contribution_2661_final_a.pdf.</w:t>
+        <w:t xml:space="preserve">BWRX-300 Steel-Plate Composite Containment Vessel (SCCV) and Reactor Building Structural Design</w:t>
+      </w:r>
+      <w:r>
+        <w:t xml:space="preserve">, NEDO-33926, Revision 2 (non-proprietary), 16 August. [pdf] US NRC ADAMS ML24110A134. Available at: https://www.nrc.gov/docs/ML2411/ML24110A134.pdf [Accessed 20 October 2026].</w:t>
       </w:r>
     </w:p>
     <w:p>
@@ -9963,7 +9969,7 @@
         <w:pStyle w:val="BodyText"/>
       </w:pPr>
       <w:r>
-        <w:t xml:space="preserve">LC3 Project, 2015.</w:t>
+        <w:t xml:space="preserve">GE Vernova, n.d.</w:t>
       </w:r>
       <w:r>
         <w:t xml:space="preserve"> </w:t>
@@ -9973,13 +9979,10 @@
           <w:iCs/>
           <w:i/>
         </w:rPr>
-        <w:t xml:space="preserve">LCA of LC3: India team progress</w:t>
-      </w:r>
-      <w:r>
-        <w:t xml:space="preserve"> </w:t>
-      </w:r>
-      <w:r>
-        <w:t xml:space="preserve">(industry meeting, September 2015). Available at: https://lc3.ch/wp-content/uploads/2023/03/LCA-of-LC3-India-team-progress-Industry-meeting-Sep-2015.pdf.</w:t>
+        <w:t xml:space="preserve">BWRX-300 Small Modular Reactor</w:t>
+      </w:r>
+      <w:r>
+        <w:t xml:space="preserve">. [online] Available at: https://www.gevernova.com/nuclear/carbon-free-power/bwrx-300-small-modular-reactor.</w:t>
       </w:r>
     </w:p>
     <w:p>
@@ -9987,7 +9990,7 @@
         <w:pStyle w:val="BodyText"/>
       </w:pPr>
       <w:r>
-        <w:t xml:space="preserve">Liberal Party of Australia, 2026.</w:t>
+        <w:t xml:space="preserve">GE Vernova Hitachi Nuclear Energy, n.d.</w:t>
       </w:r>
       <w:r>
         <w:t xml:space="preserve"> </w:t>
@@ -9997,10 +10000,13 @@
           <w:iCs/>
           <w:i/>
         </w:rPr>
-        <w:t xml:space="preserve">Our Plan for Cheaper Power</w:t>
-      </w:r>
-      <w:r>
-        <w:t xml:space="preserve">. [online] Available at: https://www.liberal.org.au/our-plan/energy [Accessed 20 October 2026].</w:t>
+        <w:t xml:space="preserve">BWRX-300 General Description</w:t>
+      </w:r>
+      <w:r>
+        <w:t xml:space="preserve"> </w:t>
+      </w:r>
+      <w:r>
+        <w:t xml:space="preserve">(005N9751). [pdf] Wilmington, NC: GE Vernova. Available at: https://www.gevernova.com/content/dam/gevernova-nuclear/global/en_us/documents/carbon-free-power/005N9751-BWRX-300-General-Description.pdf.</w:t>
       </w:r>
     </w:p>
     <w:p>
@@ -10008,7 +10014,7 @@
         <w:pStyle w:val="BodyText"/>
       </w:pPr>
       <w:r>
-        <w:t xml:space="preserve">Markandya, A. and Wilkinson, P., 2007. Electricity generation and health.</w:t>
+        <w:t xml:space="preserve">Geneski, N., McKellar, J.M. and Atkinson, K.D., n.d. Life cycle environmental impacts of small modular reactors: BWRX-300 Darlington project.</w:t>
       </w:r>
       <w:r>
         <w:t xml:space="preserve"> </w:t>
@@ -10018,10 +10024,10 @@
           <w:iCs/>
           <w:i/>
         </w:rPr>
-        <w:t xml:space="preserve">The Lancet</w:t>
-      </w:r>
-      <w:r>
-        <w:t xml:space="preserve">, 370(9591), pp.979–990. Available at: https://doi.org/10.1016/S0140-6736(07)61253-7 [Accessed 20 October 2026].</w:t>
+        <w:t xml:space="preserve">Proceedings of the Canadian Nuclear Society</w:t>
+      </w:r>
+      <w:r>
+        <w:t xml:space="preserve">. Available at: https://proceedings.cns-snc.ca/index.php/pcns/article/view/7692.</w:t>
       </w:r>
     </w:p>
     <w:p>
@@ -10029,7 +10035,7 @@
         <w:pStyle w:val="BodyText"/>
       </w:pPr>
       <w:r>
-        <w:t xml:space="preserve">Minister for Defence, 2025.</w:t>
+        <w:t xml:space="preserve">Gibon, T. and Hahn Menacho, Á., 2023. Parametric life cycle assessment of nuclear power for simplified models.</w:t>
       </w:r>
       <w:r>
         <w:t xml:space="preserve"> </w:t>
@@ -10039,10 +10045,10 @@
           <w:iCs/>
           <w:i/>
         </w:rPr>
-        <w:t xml:space="preserve">An AUKUS milestone – launch of the Australian Naval Nuclear Power Safety Regulator</w:t>
-      </w:r>
-      <w:r>
-        <w:t xml:space="preserve">. [media release] 1 November. Available at: https://www.minister.defence.gov.au/media-releases/2025-11-01/aukus-milestone-launch-australian-naval-nuclear-power-safety-regulator [Accessed 20 October 2026].</w:t>
+        <w:t xml:space="preserve">Environmental Science &amp; Technology</w:t>
+      </w:r>
+      <w:r>
+        <w:t xml:space="preserve">, 57(38), pp.14194–14205. Available at: https://doi.org/10.1021/acs.est.3c03190.</w:t>
       </w:r>
     </w:p>
     <w:p>
@@ -10050,15 +10056,7 @@
         <w:pStyle w:val="BodyText"/>
       </w:pPr>
       <w:r>
-        <w:t xml:space="preserve">Mississaugas of Scugog Island First Nation, 2023. Written submissions to the CNSC: CMD 23-H9.18A (Darlington Waste Management Facility, January 2023); CMD 24-H2.26 (November 2023); CMD 24-H3.81 (November 2024). Available at: https://api.cnsc-ccsn.gc.ca/dms/digital-medias/CMD23-H9-18A.pdf/object [Accessed 21 October 2026].</w:t>
-      </w:r>
-    </w:p>
-    <w:p>
-      <w:pPr>
-        <w:pStyle w:val="BodyText"/>
-      </w:pPr>
-      <w:r>
-        <w:t xml:space="preserve">Neelam, R., 2024.</w:t>
+        <w:t xml:space="preserve">Government of Ontario, 2025.</w:t>
       </w:r>
       <w:r>
         <w:t xml:space="preserve"> </w:t>
@@ -10068,10 +10066,10 @@
           <w:iCs/>
           <w:i/>
         </w:rPr>
-        <w:t xml:space="preserve">Lowy Institute Poll 2024</w:t>
-      </w:r>
-      <w:r>
-        <w:t xml:space="preserve">. Sydney: Lowy Institute. Available at: https://poll.lowyinstitute.org/report/2024/ [Accessed 20 October 2026].</w:t>
+        <w:t xml:space="preserve">Ontario Leads the G7 by Building First Small Modular Reactor</w:t>
+      </w:r>
+      <w:r>
+        <w:t xml:space="preserve">. [news release] 8 May. Toronto: Government of Ontario.</w:t>
       </w:r>
     </w:p>
     <w:p>
@@ -10079,7 +10077,7 @@
         <w:pStyle w:val="BodyText"/>
       </w:pPr>
       <w:r>
-        <w:t xml:space="preserve">Newcastle Herald, 2024a. AGL says Liddell site will not be used for nuclear power.</w:t>
+        <w:t xml:space="preserve">Government of Ontario, n.d.</w:t>
       </w:r>
       <w:r>
         <w:t xml:space="preserve"> </w:t>
@@ -10089,10 +10087,10 @@
           <w:iCs/>
           <w:i/>
         </w:rPr>
-        <w:t xml:space="preserve">Newcastle Herald</w:t>
-      </w:r>
-      <w:r>
-        <w:t xml:space="preserve">. [online] Available at: https://www.newcastleherald.com.au/story/8557276/agl-says-liddell-site-will-not-be-used-for-nuclear-power [Accessed 20 October 2026].</w:t>
+        <w:t xml:space="preserve">Ontario energy snapshot</w:t>
+      </w:r>
+      <w:r>
+        <w:t xml:space="preserve">. [online] Available at: https://www.ontario.ca/page/ontario-energy-snapshot.</w:t>
       </w:r>
     </w:p>
     <w:p>
@@ -10100,7 +10098,7 @@
         <w:pStyle w:val="BodyText"/>
       </w:pPr>
       <w:r>
-        <w:t xml:space="preserve">Newcastle Herald, 2024b. Coalition government could seize Liddell for nuclear power plant; Dutton’s nuclear energy plan divides opinion in the Hunter.</w:t>
+        <w:t xml:space="preserve">Graham, P. and Hayward, J., 2026.</w:t>
       </w:r>
       <w:r>
         <w:t xml:space="preserve"> </w:t>
@@ -10110,10 +10108,10 @@
           <w:iCs/>
           <w:i/>
         </w:rPr>
-        <w:t xml:space="preserve">Newcastle Herald</w:t>
-      </w:r>
-      <w:r>
-        <w:t xml:space="preserve">. [online] Available at: https://newcastleherald.com.au/story/8670020/ and https://newcastleherald.com.au/story/8668177/ [Accessed 21 October 2026].</w:t>
+        <w:t xml:space="preserve">GenCost 2025-26: Final report</w:t>
+      </w:r>
+      <w:r>
+        <w:t xml:space="preserve">. [pdf] Australia: CSIRO. Available at: https://www.csiro.au/-/media/Energy/GenCost-2025-26-Final/GenCost_2025-26_Final_Report_20260715.pdf.</w:t>
       </w:r>
     </w:p>
     <w:p>
@@ -10121,7 +10119,7 @@
         <w:pStyle w:val="BodyText"/>
       </w:pPr>
       <w:r>
-        <w:t xml:space="preserve">Newspoll, 2007. National survey on nuclear power, 2–4 March 2007 (n ≈ 1,200). Published in</w:t>
+        <w:t xml:space="preserve">Graham, P., Hayward, J. and Foster, J., 2024.</w:t>
       </w:r>
       <w:r>
         <w:t xml:space="preserve"> </w:t>
@@ -10131,10 +10129,10 @@
           <w:iCs/>
           <w:i/>
         </w:rPr>
-        <w:t xml:space="preserve">The Australian</w:t>
-      </w:r>
-      <w:r>
-        <w:t xml:space="preserve">.</w:t>
+        <w:t xml:space="preserve">GenCost 2023-24: Final report</w:t>
+      </w:r>
+      <w:r>
+        <w:t xml:space="preserve">. [pdf] Australia: CSIRO. Available at: https://www.csiro.au/-/media/Energy/GenCost/GenCost2023-24Final_20240522.pdf.</w:t>
       </w:r>
     </w:p>
     <w:p>
@@ -10142,7 +10140,7 @@
         <w:pStyle w:val="BodyText"/>
       </w:pPr>
       <w:r>
-        <w:t xml:space="preserve">Norton Rose Fulbright, 2025.</w:t>
+        <w:t xml:space="preserve">Graham, P., Hayward, J. and Foster, J., 2025.</w:t>
       </w:r>
       <w:r>
         <w:t xml:space="preserve"> </w:t>
@@ -10152,10 +10150,10 @@
           <w:iCs/>
           <w:i/>
         </w:rPr>
-        <w:t xml:space="preserve">Key amendments to the Environment Protection Reform Act 2025 and their implications for the EPBC Act</w:t>
-      </w:r>
-      <w:r>
-        <w:t xml:space="preserve">. [online] Available at: https://www.nortonrosefulbright.com/en-au/knowledge/publications/df336551/key-amendments-to-the-environment-protection-reform-act-2025-and-their-implications-for-the-epbc-act [Accessed 20 October 2026].</w:t>
+        <w:t xml:space="preserve">GenCost 2024-25: Final report</w:t>
+      </w:r>
+      <w:r>
+        <w:t xml:space="preserve">. [pdf] Australia: CSIRO. Executive summary available at: https://www.csiro.au/-/media/Energy/GenCost/GenCost2024-25Final_ES.pdf.</w:t>
       </w:r>
     </w:p>
     <w:p>
@@ -10163,7 +10161,7 @@
         <w:pStyle w:val="BodyText"/>
       </w:pPr>
       <w:r>
-        <w:t xml:space="preserve">NRMCA, 2021.</w:t>
+        <w:t xml:space="preserve">Griffith University Climate Action Beacon and Monash Climate Change Communication Research Hub, 2025.</w:t>
       </w:r>
       <w:r>
         <w:t xml:space="preserve"> </w:t>
@@ -10173,10 +10171,10 @@
           <w:iCs/>
           <w:i/>
         </w:rPr>
-        <w:t xml:space="preserve">Environmental Product Declaration EPD 20046: St Marys Cement, Bowmanville plant</w:t>
-      </w:r>
-      <w:r>
-        <w:t xml:space="preserve">. [pdf] Available at: https://www.nrmca.org/wp-content/uploads/2021/09/NRMCA_EPD20046StMarys_EPD_BOW_Sep2021.pdf.</w:t>
+        <w:t xml:space="preserve">What Australians really think of nuclear power</w:t>
+      </w:r>
+      <w:r>
+        <w:t xml:space="preserve">. [news release] 2 May. Available at: https://news.griffith.edu.au/2025/05/02/what-australians-really-think-of-nuclear-power/ [Accessed 21 October 2026].</w:t>
       </w:r>
     </w:p>
     <w:p>
@@ -10184,7 +10182,15 @@
         <w:pStyle w:val="BodyText"/>
       </w:pPr>
       <w:r>
-        <w:t xml:space="preserve">Nuclear Waste Management Organization, 2024a.</w:t>
+        <w:t xml:space="preserve">Hooton, R.D., 2023. [Webinar slides on changes to ASTM cement and concrete standards]. ACI Fall 2023 webinar slides. [pdf] Farmington Hills: American Concrete Institute. Available at: https://www.concrete.org/portals/0/files/pdf/webinars/ws_F23_NEU_DouglasHooton.pdf [Accessed 20 October 2026].</w:t>
+      </w:r>
+    </w:p>
+    <w:p>
+      <w:pPr>
+        <w:pStyle w:val="BodyText"/>
+      </w:pPr>
+      <w:r>
+        <w:t xml:space="preserve">Independent Electricity System Operator, 2024.</w:t>
       </w:r>
       <w:r>
         <w:t xml:space="preserve"> </w:t>
@@ -10194,10 +10200,10 @@
           <w:iCs/>
           <w:i/>
         </w:rPr>
-        <w:t xml:space="preserve">The Nuclear Waste Management Organization selects site for Canada’s deep geological repository for used nuclear fuel</w:t>
-      </w:r>
-      <w:r>
-        <w:t xml:space="preserve">. [news release] 28 November. Toronto: Nuclear Waste Management Organization. Available at: https://www.nwmo.ca/News/The-Nuclear-Waste-Management-Organization-selects-site-for-Canadas-deep-geological-repository [Accessed 21 October 2026].</w:t>
+        <w:t xml:space="preserve">Ontario’s Energy Future: Spring 2024 Update</w:t>
+      </w:r>
+      <w:r>
+        <w:t xml:space="preserve">. [pdf] Toronto: Independent Electricity System Operator. Available at: https://www.ieso.ca/-/media/Files/IESO/Document-Library/Decarbonization-Hub/IESO-Ontarios-Energy-Future-Spring-2024.pdf.</w:t>
       </w:r>
     </w:p>
     <w:p>
@@ -10205,7 +10211,7 @@
         <w:pStyle w:val="BodyText"/>
       </w:pPr>
       <w:r>
-        <w:t xml:space="preserve">Nuclear Waste Management Organization, 2024b.</w:t>
+        <w:t xml:space="preserve">International Atomic Energy Agency, 2024.</w:t>
       </w:r>
       <w:r>
         <w:t xml:space="preserve"> </w:t>
@@ -10215,10 +10221,10 @@
           <w:iCs/>
           <w:i/>
         </w:rPr>
-        <w:t xml:space="preserve">Implementing Adaptive Phased Management 2024–28: Selecting a site</w:t>
-      </w:r>
-      <w:r>
-        <w:t xml:space="preserve">. Available at: https://implementationplan.nwmo.ca/2024_28/selecting-a-site/ [Accessed 21 October 2026].</w:t>
+        <w:t xml:space="preserve">Small Modular Reactors: Advances in SMR Developments 2024</w:t>
+      </w:r>
+      <w:r>
+        <w:t xml:space="preserve">. Vienna: International Atomic Energy Agency.</w:t>
       </w:r>
     </w:p>
     <w:p>
@@ -10226,7 +10232,7 @@
         <w:pStyle w:val="BodyText"/>
       </w:pPr>
       <w:r>
-        <w:t xml:space="preserve">Nuclear Waste Management Organization, 2024c.</w:t>
+        <w:t xml:space="preserve">International Energy Agency, 2022.</w:t>
       </w:r>
       <w:r>
         <w:t xml:space="preserve"> </w:t>
@@ -10236,10 +10242,10 @@
           <w:iCs/>
           <w:i/>
         </w:rPr>
-        <w:t xml:space="preserve">Mayor and Council of the Township of Ignace sign historic potential hosting agreement with the NWMO</w:t>
-      </w:r>
-      <w:r>
-        <w:t xml:space="preserve">. [news release] March. Available at: https://www.nwmo.ca/news/mayor-and-council-of-the-township-of-ignace-sign-historic–potential-hosting-agreement-with-the-nwmo [Accessed 21 October 2026].</w:t>
+        <w:t xml:space="preserve">Solar PV Global Supply Chains</w:t>
+      </w:r>
+      <w:r>
+        <w:t xml:space="preserve">. Paris: International Energy Agency. Available at: https://www.iea.org/reports/solar-pv-global-supply-chains [Accessed 21 October 2026].</w:t>
       </w:r>
     </w:p>
     <w:p>
@@ -10247,7 +10253,7 @@
         <w:pStyle w:val="BodyText"/>
       </w:pPr>
       <w:r>
-        <w:t xml:space="preserve">Nuclear Waste Management Organization, n.d.</w:t>
+        <w:t xml:space="preserve">International Organization for Standardization, 2006a.</w:t>
       </w:r>
       <w:r>
         <w:t xml:space="preserve"> </w:t>
@@ -10257,10 +10263,10 @@
           <w:iCs/>
           <w:i/>
         </w:rPr>
-        <w:t xml:space="preserve">Project costs</w:t>
-      </w:r>
-      <w:r>
-        <w:t xml:space="preserve">. [online] Available at: https://www.nwmo.ca/Who-we-are/Funding/Project-Costs [Accessed 21 October 2026].</w:t>
+        <w:t xml:space="preserve">ISO 14040:2006 Environmental management — Life cycle assessment — Principles and framework</w:t>
+      </w:r>
+      <w:r>
+        <w:t xml:space="preserve">. Geneva: International Organization for Standardization.</w:t>
       </w:r>
     </w:p>
     <w:p>
@@ -10268,7 +10274,7 @@
         <w:pStyle w:val="BodyText"/>
       </w:pPr>
       <w:r>
-        <w:t xml:space="preserve">NuScale Power Corporation, 2023.</w:t>
+        <w:t xml:space="preserve">International Organization for Standardization, 2006b.</w:t>
       </w:r>
       <w:r>
         <w:t xml:space="preserve"> </w:t>
@@ -10278,13 +10284,10 @@
           <w:iCs/>
           <w:i/>
         </w:rPr>
-        <w:t xml:space="preserve">Amendment No. 3 to Development Cost Reimbursement Agreement</w:t>
-      </w:r>
-      <w:r>
-        <w:t xml:space="preserve"> </w:t>
-      </w:r>
-      <w:r>
-        <w:t xml:space="preserve">[exhibit to Form 10-Q / 424B3]. Washington, DC: US Securities and Exchange Commission. Available at: https://www.sec.gov/Archives/edgar/data/1822966/000182296623000092/a101dcraamendment3execut.htm [Accessed 20 October 2026].</w:t>
+        <w:t xml:space="preserve">ISO 14044:2006 Environmental management — Life cycle assessment — Requirements and guidelines</w:t>
+      </w:r>
+      <w:r>
+        <w:t xml:space="preserve">. Geneva: International Organization for Standardization. Available at: https://www.iso.org/standard/38498.html.</w:t>
       </w:r>
     </w:p>
     <w:p>
@@ -10292,7 +10295,7 @@
         <w:pStyle w:val="BodyText"/>
       </w:pPr>
       <w:r>
-        <w:t xml:space="preserve">NuScale Power Corporation, 2026.</w:t>
+        <w:t xml:space="preserve">IPCC, 2006.</w:t>
       </w:r>
       <w:r>
         <w:t xml:space="preserve"> </w:t>
@@ -10302,10 +10305,10 @@
           <w:iCs/>
           <w:i/>
         </w:rPr>
-        <w:t xml:space="preserve">Form 10-K for the fiscal year ended 31 December 2025</w:t>
-      </w:r>
-      <w:r>
-        <w:t xml:space="preserve">. Washington, DC: US Securities and Exchange Commission. Available at: https://www.sec.gov/Archives/edgar/data/1822966/000182296626000018/smr-20251231.htm.</w:t>
+        <w:t xml:space="preserve">2006 IPCC Guidelines for National Greenhouse Gas Inventories</w:t>
+      </w:r>
+      <w:r>
+        <w:t xml:space="preserve">, Vol. 2 Energy, Ch. 2, Table 2.2. Hayama: Institute for Global Environmental Strategies.</w:t>
       </w:r>
     </w:p>
     <w:p>
@@ -10313,7 +10316,7 @@
         <w:pStyle w:val="BodyText"/>
       </w:pPr>
       <w:r>
-        <w:t xml:space="preserve">NuScale Power Corporation and Utah Associated Municipal Power Systems, 2023.</w:t>
+        <w:t xml:space="preserve">Joint Standing Committee on Treaties, 2024.</w:t>
       </w:r>
       <w:r>
         <w:t xml:space="preserve"> </w:t>
@@ -10323,13 +10326,25 @@
           <w:iCs/>
           <w:i/>
         </w:rPr>
-        <w:t xml:space="preserve">UAMPS and NuScale Power agree to terminate the Carbon Free Power Project</w:t>
-      </w:r>
-      <w:r>
-        <w:t xml:space="preserve"> </w:t>
-      </w:r>
-      <w:r>
-        <w:t xml:space="preserve">[joint press release, 8 November 2023]. Exhibit to NuScale Power Corporation Form 8-K. Washington, DC: US Securities and Exchange Commission. Available at: https://www.sec.gov/Archives/edgar/data/1822966/000182296623000256/uampsnuscalejointpressre.htm [Accessed 20 October 2026].</w:t>
+        <w:t xml:space="preserve">Report 224: Agreement among Australia, the UK and the US for cooperation related to naval nuclear propulsion</w:t>
+      </w:r>
+      <w:r>
+        <w:t xml:space="preserve">, Chapter 6,</w:t>
+      </w:r>
+      <w:r>
+        <w:t xml:space="preserve"> </w:t>
+      </w:r>
+      <w:r>
+        <w:t xml:space="preserve">‘</w:t>
+      </w:r>
+      <w:r>
+        <w:t xml:space="preserve">Employment and education impacts</w:t>
+      </w:r>
+      <w:r>
+        <w:t xml:space="preserve">’</w:t>
+      </w:r>
+      <w:r>
+        <w:t xml:space="preserve">. Canberra: Parliament of Australia. Available at: https://www.aph.gov.au/Parliamentary_Business/Committees/Joint/Treaties/NuclearPropulsion/Report/Chapter_6_-_Employment_and_education_impacts [Accessed 21 October 2026].</w:t>
       </w:r>
     </w:p>
     <w:p>
@@ -10337,7 +10352,7 @@
         <w:pStyle w:val="BodyText"/>
       </w:pPr>
       <w:r>
-        <w:t xml:space="preserve">OECD Nuclear Energy Agency and International Atomic Energy Agency, 2025.</w:t>
+        <w:t xml:space="preserve">Kazatomprom, 2025.</w:t>
       </w:r>
       <w:r>
         <w:t xml:space="preserve"> </w:t>
@@ -10347,10 +10362,10 @@
           <w:iCs/>
           <w:i/>
         </w:rPr>
-        <w:t xml:space="preserve">Uranium 2024: Resources, Production and Demand</w:t>
-      </w:r>
-      <w:r>
-        <w:t xml:space="preserve">. [pdf] Paris: OECD Publishing. Available at: https://www.oecd-nea.org/jcms/pl_103179/uranium-2024-resources-production-and-demand [Accessed 20 October 2026].</w:t>
+        <w:t xml:space="preserve">Integrated Annual Report 2024</w:t>
+      </w:r>
+      <w:r>
+        <w:t xml:space="preserve">. [pdf] Astana: NAC Kazatomprom JSC. Available at: https://www.kazatomprom.kz/storage/59/kap_iar_2024_eng_0205__clean.pdf [Accessed 20 October 2026].</w:t>
       </w:r>
     </w:p>
     <w:p>
@@ -10358,15 +10373,7 @@
         <w:pStyle w:val="BodyText"/>
       </w:pPr>
       <w:r>
-        <w:t xml:space="preserve">Ontario Power Generation, 2023. OPG selects first fuel suppliers for its small modular reactor. [press release] Toronto: Ontario Power Generation.</w:t>
-      </w:r>
-    </w:p>
-    <w:p>
-      <w:pPr>
-        <w:pStyle w:val="BodyText"/>
-      </w:pPr>
-      <w:r>
-        <w:t xml:space="preserve">Ontario Power Generation, 2025a.</w:t>
+        <w:t xml:space="preserve">Kim and Macfarlane, 2026.</w:t>
       </w:r>
       <w:r>
         <w:t xml:space="preserve"> </w:t>
@@ -10376,10 +10383,10 @@
           <w:iCs/>
           <w:i/>
         </w:rPr>
-        <w:t xml:space="preserve">OPG reports 2025 first quarter financial results</w:t>
-      </w:r>
-      <w:r>
-        <w:t xml:space="preserve">. [online] News release, 13 May. Toronto: Ontario Power Generation. Available at: https://www.opg.com/news-resources/newsroom/release/opg-reports-2025-first-quarter-financial-results/ [Accessed 20 October 2026].</w:t>
+        <w:t xml:space="preserve">Challenges of small modular reactors: a comprehensive exploration</w:t>
+      </w:r>
+      <w:r>
+        <w:t xml:space="preserve">. [pdf] Available at: https://www.nirs.org/wp-content/uploads/2025/09/SMR-Costs_Challenges-of-SMRs-cost-waste_Kim-Macfarlane_2026.pdf.</w:t>
       </w:r>
     </w:p>
     <w:p>
@@ -10387,7 +10394,7 @@
         <w:pStyle w:val="BodyText"/>
       </w:pPr>
       <w:r>
-        <w:t xml:space="preserve">Ontario Power Generation, 2025b.</w:t>
+        <w:t xml:space="preserve">LACCEI, 2026. Comparative life cycle assessment and structural performance analysis of eco-friendly LC3 cement for CO₂ reduction compared to Portland cement. In:</w:t>
       </w:r>
       <w:r>
         <w:t xml:space="preserve"> </w:t>
@@ -10397,13 +10404,10 @@
           <w:iCs/>
           <w:i/>
         </w:rPr>
-        <w:t xml:space="preserve">EB-2025-0297, Exhibit D2, Tab 4, Schedule 1: Darlington New Nuclear Project overview</w:t>
-      </w:r>
-      <w:r>
-        <w:t xml:space="preserve"> </w:t>
-      </w:r>
-      <w:r>
-        <w:t xml:space="preserve">(updated 21 May 2026). [pdf] Filed with the Ontario Energy Board. Available at: https://files.opg.com/wp-content/uploads/2026/05/D2-04-01-Darlington-New-Nuclear-Project-Overview_Updated_20260521_260522_191835.pdf [Accessed 20 October 2026].</w:t>
+        <w:t xml:space="preserve">Proceedings of the 24th LACCEI International Multi-Conference for Engineering, Education and Technology</w:t>
+      </w:r>
+      <w:r>
+        <w:t xml:space="preserve">, Santiago, Chile, 15–17 July 2026. Contribution 2661. Available at: https://laccei.org/LACCEI2026-Chile/full-papers/Contribution_2661_final_a.pdf.</w:t>
       </w:r>
     </w:p>
     <w:p>
@@ -10411,7 +10415,7 @@
         <w:pStyle w:val="BodyText"/>
       </w:pPr>
       <w:r>
-        <w:t xml:space="preserve">Ontario Power Generation, 2025c.</w:t>
+        <w:t xml:space="preserve">LC3 Project, 2015.</w:t>
       </w:r>
       <w:r>
         <w:t xml:space="preserve"> </w:t>
@@ -10421,10 +10425,13 @@
           <w:iCs/>
           <w:i/>
         </w:rPr>
-        <w:t xml:space="preserve">Darlington New Nuclear Project construction update</w:t>
-      </w:r>
-      <w:r>
-        <w:t xml:space="preserve">. [online] Available at: https://www.opg.com/projects-services/projects/nuclear/smr/darlington-smr/.</w:t>
+        <w:t xml:space="preserve">LCA of LC3: India team progress</w:t>
+      </w:r>
+      <w:r>
+        <w:t xml:space="preserve"> </w:t>
+      </w:r>
+      <w:r>
+        <w:t xml:space="preserve">(industry meeting, September 2015). Available at: https://lc3.ch/wp-content/uploads/2023/03/LCA-of-LC3-India-team-progress-Industry-meeting-Sep-2015.pdf.</w:t>
       </w:r>
     </w:p>
     <w:p>
@@ -10432,7 +10439,7 @@
         <w:pStyle w:val="BodyText"/>
       </w:pPr>
       <w:r>
-        <w:t xml:space="preserve">Ontario Power Generation, 2026a.</w:t>
+        <w:t xml:space="preserve">Liberal Party of Australia, 2026.</w:t>
       </w:r>
       <w:r>
         <w:t xml:space="preserve"> </w:t>
@@ -10442,10 +10449,10 @@
           <w:iCs/>
           <w:i/>
         </w:rPr>
-        <w:t xml:space="preserve">OPG reports 2026 first quarter financial results</w:t>
-      </w:r>
-      <w:r>
-        <w:t xml:space="preserve">. [online] Available at: https://www.opg.com/news-resources/newsroom/release/opg-reports-2026-first-quarter-financial-results/ [Accessed 20 October 2026].</w:t>
+        <w:t xml:space="preserve">Our Plan for Cheaper Power</w:t>
+      </w:r>
+      <w:r>
+        <w:t xml:space="preserve">. [online] Available at: https://www.liberal.org.au/our-plan/energy [Accessed 20 October 2026].</w:t>
       </w:r>
     </w:p>
     <w:p>
@@ -10453,15 +10460,7 @@
         <w:pStyle w:val="BodyText"/>
       </w:pPr>
       <w:r>
-        <w:t xml:space="preserve">Ontario Power Generation, 2026b. Interrogatory response giving the Darlington New Nuclear Project levelised cost, EB-2025-0297. Filed with the Ontario Energy Board.</w:t>
-      </w:r>
-    </w:p>
-    <w:p>
-      <w:pPr>
-        <w:pStyle w:val="BodyText"/>
-      </w:pPr>
-      <w:r>
-        <w:t xml:space="preserve">Parker, D.J., McNaughton, C.S. and Sparrow, G.A., 2016. Life cycle greenhouse gas emissions from uranium mining and milling in Canada.</w:t>
+        <w:t xml:space="preserve">Markandya, A. and Wilkinson, P., 2007. Electricity generation and health.</w:t>
       </w:r>
       <w:r>
         <w:t xml:space="preserve"> </w:t>
@@ -10471,10 +10470,10 @@
           <w:iCs/>
           <w:i/>
         </w:rPr>
-        <w:t xml:space="preserve">Environmental Science &amp; Technology</w:t>
-      </w:r>
-      <w:r>
-        <w:t xml:space="preserve">, 50(17), pp.9746–9753. Available at: https://pubs.acs.org/doi/10.1021/acs.est.5b06072.</w:t>
+        <w:t xml:space="preserve">The Lancet</w:t>
+      </w:r>
+      <w:r>
+        <w:t xml:space="preserve">, 370(9591), pp.979–990. Available at: https://doi.org/10.1016/S0140-6736(07)61253-7 [Accessed 20 October 2026].</w:t>
       </w:r>
     </w:p>
     <w:p>
@@ -10482,7 +10481,7 @@
         <w:pStyle w:val="BodyText"/>
       </w:pPr>
       <w:r>
-        <w:t xml:space="preserve">Parliament of Australia, 2026.</w:t>
+        <w:t xml:space="preserve">Minister for Defence, 2025.</w:t>
       </w:r>
       <w:r>
         <w:t xml:space="preserve"> </w:t>
@@ -10492,10 +10491,10 @@
           <w:iCs/>
           <w:i/>
         </w:rPr>
-        <w:t xml:space="preserve">Senate composition</w:t>
-      </w:r>
-      <w:r>
-        <w:t xml:space="preserve">. [online] Available at: https://www.aph.gov.au/Senators_and_Members/Senators/Senate_composition [Accessed 20 October 2026].</w:t>
+        <w:t xml:space="preserve">An AUKUS milestone – launch of the Australian Naval Nuclear Power Safety Regulator</w:t>
+      </w:r>
+      <w:r>
+        <w:t xml:space="preserve">. [media release] 1 November. Available at: https://www.minister.defence.gov.au/media-releases/2025-11-01/aukus-milestone-launch-australian-naval-nuclear-power-safety-regulator [Accessed 20 October 2026].</w:t>
       </w:r>
     </w:p>
     <w:p>
@@ -10503,7 +10502,23 @@
         <w:pStyle w:val="BodyText"/>
       </w:pPr>
       <w:r>
-        <w:t xml:space="preserve">Parliament of New South Wales, Legislative Assembly, 2026.</w:t>
+        <w:t xml:space="preserve">Mississaugas of Scugog Island First Nation, 2023. Written submissions to the CNSC: CMD 23-H9.18A (Darlington Waste Management Facility, January 2023); CMD 24-H2.26 (November 2023); CMD 24-H3.81 (November 2024). Available at: https://api.cnsc-ccsn.gc.ca/dms/digital-medias/CMD23-H9-18A.pdf/object [Accessed 21 October 2026].</w:t>
+      </w:r>
+    </w:p>
+    <w:p>
+      <w:pPr>
+        <w:pStyle w:val="BodyText"/>
+      </w:pPr>
+      <w:r>
+        <w:t xml:space="preserve">Municipality of Clarington, 2024. Letter / written submission to the CNSC on the DNNP licence to construct. Available at: https://api.cnsc-ccsn.gc.ca/dms/digital-medias/CMD24-H2-12.pdf/object [Accessed 21 October 2026].</w:t>
+      </w:r>
+    </w:p>
+    <w:p>
+      <w:pPr>
+        <w:pStyle w:val="BodyText"/>
+      </w:pPr>
+      <w:r>
+        <w:t xml:space="preserve">Neelam, R., 2024.</w:t>
       </w:r>
       <w:r>
         <w:t xml:space="preserve"> </w:t>
@@ -10513,10 +10528,10 @@
           <w:iCs/>
           <w:i/>
         </w:rPr>
-        <w:t xml:space="preserve">Notice Paper</w:t>
-      </w:r>
-      <w:r>
-        <w:t xml:space="preserve">. [pdf] Available at: https://files.parliament.nsw.gov.au/fileapi/ParlFiles/GetArtifact/170%20NOM%20(combined).pdf?serverRelativeUrl=%2Fhp%2Fhousepaper%2F31312%2F170+NOM+%28combined%29.pdf [Accessed 20 October 2026].</w:t>
+        <w:t xml:space="preserve">Lowy Institute Poll 2024</w:t>
+      </w:r>
+      <w:r>
+        <w:t xml:space="preserve">. Sydney: Lowy Institute. Available at: https://poll.lowyinstitute.org/report/2024/ [Accessed 20 October 2026].</w:t>
       </w:r>
     </w:p>
     <w:p>
@@ -10524,7 +10539,7 @@
         <w:pStyle w:val="BodyText"/>
       </w:pPr>
       <w:r>
-        <w:t xml:space="preserve">Parliamentary Library, 2024.</w:t>
+        <w:t xml:space="preserve">Newcastle Herald, 2024a. AGL says Liddell site will not be used for nuclear power.</w:t>
       </w:r>
       <w:r>
         <w:t xml:space="preserve"> </w:t>
@@ -10534,10 +10549,10 @@
           <w:iCs/>
           <w:i/>
         </w:rPr>
-        <w:t xml:space="preserve">Current prohibitions on nuclear activities in Australia: a quick guide</w:t>
-      </w:r>
-      <w:r>
-        <w:t xml:space="preserve">. Research Paper Series 2023–24, Quick Guide. [online] Canberra: Parliamentary Library, Parliament of Australia, 30 May. Available at: https://www.aph.gov.au/About_Parliament/Parliamentary_departments/Parliamentary_Library/Research/Quick_Guides/2023-24/NuclearActivitiesProhibitions [Accessed 21 October 2026].</w:t>
+        <w:t xml:space="preserve">Newcastle Herald</w:t>
+      </w:r>
+      <w:r>
+        <w:t xml:space="preserve">. [online] Available at: https://www.newcastleherald.com.au/story/8557276/agl-says-liddell-site-will-not-be-used-for-nuclear-power [Accessed 20 October 2026].</w:t>
       </w:r>
     </w:p>
     <w:p>
@@ -10545,7 +10560,7 @@
         <w:pStyle w:val="BodyText"/>
       </w:pPr>
       <w:r>
-        <w:t xml:space="preserve">Peterson, P.F., Zhao, H. and Petroski, R., 2005.</w:t>
+        <w:t xml:space="preserve">Newcastle Herald, 2024b. Coalition government could seize Liddell for nuclear power plant; Dutton’s nuclear energy plan divides opinion in the Hunter.</w:t>
       </w:r>
       <w:r>
         <w:t xml:space="preserve"> </w:t>
@@ -10555,13 +10570,10 @@
           <w:iCs/>
           <w:i/>
         </w:rPr>
-        <w:t xml:space="preserve">Metal and concrete inputs for several nuclear power plants</w:t>
-      </w:r>
-      <w:r>
-        <w:t xml:space="preserve"> </w:t>
-      </w:r>
-      <w:r>
-        <w:t xml:space="preserve">(UCBTH-05-001). [pdf] Berkeley: University of California, Berkeley. Available at: https://fhr.nuc.berkeley.edu/wp-content/uploads/2014/10/05-001-A_Material_input.pdf.</w:t>
+        <w:t xml:space="preserve">Newcastle Herald</w:t>
+      </w:r>
+      <w:r>
+        <w:t xml:space="preserve">. [online] Available at: https://newcastleherald.com.au/story/8670020/ and https://newcastleherald.com.au/story/8668177/ [Accessed 21 October 2026].</w:t>
       </w:r>
     </w:p>
     <w:p>
@@ -10569,7 +10581,7 @@
         <w:pStyle w:val="BodyText"/>
       </w:pPr>
       <w:r>
-        <w:t xml:space="preserve">Pillai, R.G. et al., 2019. Service life and life cycle assessment of reinforced concrete systems with limestone calcined clay cement (LC³).</w:t>
+        <w:t xml:space="preserve">Newspoll, 2007. National survey on nuclear power, 2–4 March 2007 (n ≈ 1,200). Published in</w:t>
       </w:r>
       <w:r>
         <w:t xml:space="preserve"> </w:t>
@@ -10579,10 +10591,10 @@
           <w:iCs/>
           <w:i/>
         </w:rPr>
-        <w:t xml:space="preserve">Cement and Concrete Research</w:t>
-      </w:r>
-      <w:r>
-        <w:t xml:space="preserve">, 118, pp.111–119. Available at: https://doi.org/10.1016/j.cemconres.2018.11.019.</w:t>
+        <w:t xml:space="preserve">The Australian</w:t>
+      </w:r>
+      <w:r>
+        <w:t xml:space="preserve">.</w:t>
       </w:r>
     </w:p>
     <w:p>
@@ -10590,7 +10602,7 @@
         <w:pStyle w:val="BodyText"/>
       </w:pPr>
       <w:r>
-        <w:t xml:space="preserve">Power Workers’ Union, 2021.</w:t>
+        <w:t xml:space="preserve">Ng, J.H.C., Vyawahare, P., Benavides, P.T., Gan, Y., Sun, P., Boardman, R., Marcinkoski, J. and Elgowainy, A., 2025. Life-cycle greenhouse gas emissions associated with nuclear power generation in the United States.</w:t>
       </w:r>
       <w:r>
         <w:t xml:space="preserve"> </w:t>
@@ -10600,10 +10612,10 @@
           <w:iCs/>
           <w:i/>
         </w:rPr>
-        <w:t xml:space="preserve">Written submission in support of OPG’s application to renew the Darlington power reactor operating licence</w:t>
-      </w:r>
-      <w:r>
-        <w:t xml:space="preserve">, CMD 21-H4.38. Available at: https://api.cnsc-ccsn.gc.ca/dms/digital-medias/CMD21-H4-38.pdf/object [Accessed 21 October 2026].</w:t>
+        <w:t xml:space="preserve">Journal of Industrial Ecology</w:t>
+      </w:r>
+      <w:r>
+        <w:t xml:space="preserve">, 29(3), pp.719–732. Available at: https://doi.org/10.1111/jiec.70008.</w:t>
       </w:r>
     </w:p>
     <w:p>
@@ -10611,7 +10623,7 @@
         <w:pStyle w:val="BodyText"/>
       </w:pPr>
       <w:r>
-        <w:t xml:space="preserve">Reserve Bank of Australia, 2025.</w:t>
+        <w:t xml:space="preserve">Norton Rose Fulbright, 2025.</w:t>
       </w:r>
       <w:r>
         <w:t xml:space="preserve"> </w:t>
@@ -10621,10 +10633,10 @@
           <w:iCs/>
           <w:i/>
         </w:rPr>
-        <w:t xml:space="preserve">Historical Data: Exchange Rates (F11)</w:t>
-      </w:r>
-      <w:r>
-        <w:t xml:space="preserve">. [online] Sydney: Reserve Bank of Australia.</w:t>
+        <w:t xml:space="preserve">Key amendments to the Environment Protection Reform Act 2025 and their implications for the EPBC Act</w:t>
+      </w:r>
+      <w:r>
+        <w:t xml:space="preserve">. [online] Available at: https://www.nortonrosefulbright.com/en-au/knowledge/publications/df336551/key-amendments-to-the-environment-protection-reform-act-2025-and-their-implications-for-the-epbc-act [Accessed 20 October 2026].</w:t>
       </w:r>
     </w:p>
     <w:p>
@@ -10632,7 +10644,7 @@
         <w:pStyle w:val="BodyText"/>
       </w:pPr>
       <w:r>
-        <w:t xml:space="preserve">Ritchie, H., 2020.</w:t>
+        <w:t xml:space="preserve">NRMCA, 2021.</w:t>
       </w:r>
       <w:r>
         <w:t xml:space="preserve"> </w:t>
@@ -10642,13 +10654,10 @@
           <w:iCs/>
           <w:i/>
         </w:rPr>
-        <w:t xml:space="preserve">What are the safest and cleanest sources of energy?</w:t>
-      </w:r>
-      <w:r>
-        <w:t xml:space="preserve"> </w:t>
-      </w:r>
-      <w:r>
-        <w:t xml:space="preserve">[online] Our World in Data. Available at: https://ourworldindata.org/safest-sources-of-energy [Accessed 20 October 2026].</w:t>
+        <w:t xml:space="preserve">Environmental Product Declaration EPD 20046: St Marys Cement, Bowmanville plant</w:t>
+      </w:r>
+      <w:r>
+        <w:t xml:space="preserve">. [pdf] Available at: https://www.nrmca.org/wp-content/uploads/2021/09/NRMCA_EPD20046StMarys_EPD_BOW_Sep2021.pdf.</w:t>
       </w:r>
     </w:p>
     <w:p>
@@ -10656,7 +10665,7 @@
         <w:pStyle w:val="BodyText"/>
       </w:pPr>
       <w:r>
-        <w:t xml:space="preserve">Schlissel, D., 2023.</w:t>
+        <w:t xml:space="preserve">Nuclear Waste Management Organization, 2024a.</w:t>
       </w:r>
       <w:r>
         <w:t xml:space="preserve"> </w:t>
@@ -10666,10 +10675,10 @@
           <w:iCs/>
           <w:i/>
         </w:rPr>
-        <w:t xml:space="preserve">Eye-popping new cost estimates released for NuScale small modular reactor</w:t>
-      </w:r>
-      <w:r>
-        <w:t xml:space="preserve">. Institute for Energy Economics and Financial Analysis. Available at: https://ieefa.org/resources/eye-popping-new-cost-estimates-released-nuscale-small-modular-reactor.</w:t>
+        <w:t xml:space="preserve">The Nuclear Waste Management Organization selects site for Canada’s deep geological repository for used nuclear fuel</w:t>
+      </w:r>
+      <w:r>
+        <w:t xml:space="preserve">. [news release] 28 November. Toronto: Nuclear Waste Management Organization. Available at: https://www.nwmo.ca/News/The-Nuclear-Waste-Management-Organization-selects-site-for-Canadas-deep-geological-repository [Accessed 21 October 2026].</w:t>
       </w:r>
     </w:p>
     <w:p>
@@ -10677,7 +10686,7 @@
         <w:pStyle w:val="BodyText"/>
       </w:pPr>
       <w:r>
-        <w:t xml:space="preserve">Schlömer, S. et al., 2014. Annex III: Technology-specific cost and performance parameters. In:</w:t>
+        <w:t xml:space="preserve">Nuclear Waste Management Organization, 2024b.</w:t>
       </w:r>
       <w:r>
         <w:t xml:space="preserve"> </w:t>
@@ -10687,10 +10696,10 @@
           <w:iCs/>
           <w:i/>
         </w:rPr>
-        <w:t xml:space="preserve">Climate Change 2014: Mitigation of Climate Change. Contribution of Working Group III to the Fifth Assessment Report of the Intergovernmental Panel on Climate Change</w:t>
-      </w:r>
-      <w:r>
-        <w:t xml:space="preserve">. Cambridge: Cambridge University Press.</w:t>
+        <w:t xml:space="preserve">Implementing Adaptive Phased Management 2024–28: Selecting a site</w:t>
+      </w:r>
+      <w:r>
+        <w:t xml:space="preserve">. Available at: https://implementationplan.nwmo.ca/2024_28/selecting-a-site/ [Accessed 21 October 2026].</w:t>
       </w:r>
     </w:p>
     <w:p>
@@ -10698,7 +10707,7 @@
         <w:pStyle w:val="BodyText"/>
       </w:pPr>
       <w:r>
-        <w:t xml:space="preserve">Scrivener, K., Martirena, F., Bishnoi, S. and Maity, S., 2018. Calcined clay limestone cements (LC3).</w:t>
+        <w:t xml:space="preserve">Nuclear Waste Management Organization, 2024c.</w:t>
       </w:r>
       <w:r>
         <w:t xml:space="preserve"> </w:t>
@@ -10708,10 +10717,10 @@
           <w:iCs/>
           <w:i/>
         </w:rPr>
-        <w:t xml:space="preserve">Cement and Concrete Research</w:t>
-      </w:r>
-      <w:r>
-        <w:t xml:space="preserve">, 114, pp.49–56. Available at: https://doi.org/10.1016/j.cemconres.2017.08.017.</w:t>
+        <w:t xml:space="preserve">Mayor and Council of the Township of Ignace sign historic potential hosting agreement with the NWMO</w:t>
+      </w:r>
+      <w:r>
+        <w:t xml:space="preserve">. [news release] March. Available at: https://www.nwmo.ca/news/mayor-and-council-of-the-township-of-ignace-sign-historic–potential-hosting-agreement-with-the-nwmo [Accessed 21 October 2026].</w:t>
       </w:r>
     </w:p>
     <w:p>
@@ -10719,7 +10728,7 @@
         <w:pStyle w:val="BodyText"/>
       </w:pPr>
       <w:r>
-        <w:t xml:space="preserve">Senate Environment and Communications Legislation Committee, 2023.</w:t>
+        <w:t xml:space="preserve">Nuclear Waste Management Organization, n.d.</w:t>
       </w:r>
       <w:r>
         <w:t xml:space="preserve"> </w:t>
@@ -10729,10 +10738,10 @@
           <w:iCs/>
           <w:i/>
         </w:rPr>
-        <w:t xml:space="preserve">Environment and Other Legislation Amendment (Removing Nuclear Energy Prohibitions) Bill 2022 [Provisions]</w:t>
-      </w:r>
-      <w:r>
-        <w:t xml:space="preserve">. [online] Canberra: Parliament of Australia. Available at: https://www.aph.gov.au/Parliamentary_Business/Committees/Senate/Environment_and_Communications/Nuclearprohibitions [Accessed 20 October 2026].</w:t>
+        <w:t xml:space="preserve">Project costs</w:t>
+      </w:r>
+      <w:r>
+        <w:t xml:space="preserve">. [online] Available at: https://www.nwmo.ca/Who-we-are/Funding/Project-Costs [Accessed 21 October 2026].</w:t>
       </w:r>
     </w:p>
     <w:p>
@@ -10740,7 +10749,7 @@
         <w:pStyle w:val="BodyText"/>
       </w:pPr>
       <w:r>
-        <w:t xml:space="preserve">Slovic, P., 1987. Perception of risk.</w:t>
+        <w:t xml:space="preserve">NuScale Power Corporation, 2023.</w:t>
       </w:r>
       <w:r>
         <w:t xml:space="preserve"> </w:t>
@@ -10750,10 +10759,13 @@
           <w:iCs/>
           <w:i/>
         </w:rPr>
-        <w:t xml:space="preserve">Science</w:t>
-      </w:r>
-      <w:r>
-        <w:t xml:space="preserve">, 236(4799), pp.280–285.</w:t>
+        <w:t xml:space="preserve">Amendment No. 3 to Development Cost Reimbursement Agreement</w:t>
+      </w:r>
+      <w:r>
+        <w:t xml:space="preserve"> </w:t>
+      </w:r>
+      <w:r>
+        <w:t xml:space="preserve">[exhibit to Form 10-Q / 424B3]. Washington, DC: US Securities and Exchange Commission. Available at: https://www.sec.gov/Archives/edgar/data/1822966/000182296623000092/a101dcraamendment3execut.htm [Accessed 20 October 2026].</w:t>
       </w:r>
     </w:p>
     <w:p>
@@ -10761,7 +10773,7 @@
         <w:pStyle w:val="BodyText"/>
       </w:pPr>
       <w:r>
-        <w:t xml:space="preserve">Treasury Board of Canada Secretariat, 2022.</w:t>
+        <w:t xml:space="preserve">NuScale Power Corporation, 2026.</w:t>
       </w:r>
       <w:r>
         <w:t xml:space="preserve"> </w:t>
@@ -10771,13 +10783,10 @@
           <w:iCs/>
           <w:i/>
         </w:rPr>
-        <w:t xml:space="preserve">Standard on Embodied Carbon in Construction</w:t>
-      </w:r>
-      <w:r>
-        <w:t xml:space="preserve"> </w:t>
-      </w:r>
-      <w:r>
-        <w:t xml:space="preserve">(amended 20 March 2025). [online] Ottawa: Treasury Board of Canada Secretariat. Available at: https://www.tbs-sct.canada.ca/pol/doc-eng.aspx?id=32814 [Accessed 20 October 2026].</w:t>
+        <w:t xml:space="preserve">Form 10-K for the fiscal year ended 31 December 2025</w:t>
+      </w:r>
+      <w:r>
+        <w:t xml:space="preserve">. Washington, DC: US Securities and Exchange Commission. Available at: https://www.sec.gov/Archives/edgar/data/1822966/000182296626000018/smr-20251231.htm.</w:t>
       </w:r>
     </w:p>
     <w:p>
@@ -10785,7 +10794,7 @@
         <w:pStyle w:val="BodyText"/>
       </w:pPr>
       <w:r>
-        <w:t xml:space="preserve">United Nations Economic Commission for Europe, 2021.</w:t>
+        <w:t xml:space="preserve">NuScale Power Corporation and Utah Associated Municipal Power Systems, 2023.</w:t>
       </w:r>
       <w:r>
         <w:t xml:space="preserve"> </w:t>
@@ -10795,10 +10804,13 @@
           <w:iCs/>
           <w:i/>
         </w:rPr>
-        <w:t xml:space="preserve">Carbon Neutrality in the UNECE Region: Integrated Life-cycle Assessment of Electricity Sources</w:t>
-      </w:r>
-      <w:r>
-        <w:t xml:space="preserve">. ECE/ENERGY/141. Geneva: United Nations. Available at: https://unece.org/sites/default/files/2021-10/LCA-2.pdf [Accessed 20 October 2026].</w:t>
+        <w:t xml:space="preserve">UAMPS and NuScale Power agree to terminate the Carbon Free Power Project</w:t>
+      </w:r>
+      <w:r>
+        <w:t xml:space="preserve"> </w:t>
+      </w:r>
+      <w:r>
+        <w:t xml:space="preserve">[joint press release, 8 November 2023]. Exhibit to NuScale Power Corporation Form 8-K. Washington, DC: US Securities and Exchange Commission. Available at: https://www.sec.gov/Archives/edgar/data/1822966/000182296623000256/uampsnuscalejointpressre.htm [Accessed 20 October 2026].</w:t>
       </w:r>
     </w:p>
     <w:p>
@@ -10806,7 +10818,7 @@
         <w:pStyle w:val="BodyText"/>
       </w:pPr>
       <w:r>
-        <w:t xml:space="preserve">United States Congress, 2024.</w:t>
+        <w:t xml:space="preserve">OECD Nuclear Energy Agency and International Atomic Energy Agency, 2025.</w:t>
       </w:r>
       <w:r>
         <w:t xml:space="preserve"> </w:t>
@@ -10816,10 +10828,10 @@
           <w:iCs/>
           <w:i/>
         </w:rPr>
-        <w:t xml:space="preserve">Prohibiting Russian Uranium Imports Act</w:t>
-      </w:r>
-      <w:r>
-        <w:t xml:space="preserve">, Public Law 118-62, 13 May 2024. [pdf] Washington, DC: US Government Publishing Office. Available at: https://www.govinfo.gov/content/pkg/PLAW-118publ62/pdf/PLAW-118publ62.pdf [Accessed 20 October 2026].</w:t>
+        <w:t xml:space="preserve">Uranium 2024: Resources, Production and Demand</w:t>
+      </w:r>
+      <w:r>
+        <w:t xml:space="preserve">. [pdf] Paris: OECD Publishing. Available at: https://www.oecd-nea.org/jcms/pl_103179/uranium-2024-resources-production-and-demand [Accessed 20 October 2026].</w:t>
       </w:r>
     </w:p>
     <w:p>
@@ -10827,7 +10839,7 @@
         <w:pStyle w:val="BodyText"/>
       </w:pPr>
       <w:r>
-        <w:t xml:space="preserve">US Department of Energy, 2025.</w:t>
+        <w:t xml:space="preserve">OECD Nuclear Energy Agency and International Atomic Energy Agency, 2026.</w:t>
       </w:r>
       <w:r>
         <w:t xml:space="preserve"> </w:t>
@@ -10837,10 +10849,10 @@
           <w:iCs/>
           <w:i/>
         </w:rPr>
-        <w:t xml:space="preserve">Energy Department Selects TVA and Holtec to Advance Deployment of U.S. Small Modular Reactors</w:t>
-      </w:r>
-      <w:r>
-        <w:t xml:space="preserve">. Washington, DC: US Department of Energy. Available at: https://www.energy.gov/articles/energy-department-selects-tva-and-holtec-advance-deployment-us-small-modular-reactors.</w:t>
+        <w:t xml:space="preserve">Uranium 2026: Resources, Production and Demand</w:t>
+      </w:r>
+      <w:r>
+        <w:t xml:space="preserve">. [pdf] Paris: OECD Publishing. Available at: https://www.oecd-nea.org/jcms/pl_121658/uranium-2026-resources-production-and-demand [Accessed 20 October 2026].</w:t>
       </w:r>
     </w:p>
     <w:p>
@@ -10848,7 +10860,15 @@
         <w:pStyle w:val="BodyText"/>
       </w:pPr>
       <w:r>
-        <w:t xml:space="preserve">US Department of Justice and Federal Trade Commission, 2010.</w:t>
+        <w:t xml:space="preserve">Ontario Power Generation, 2023. OPG selects first fuel suppliers for its small modular reactor. [press release] Toronto: Ontario Power Generation.</w:t>
+      </w:r>
+    </w:p>
+    <w:p>
+      <w:pPr>
+        <w:pStyle w:val="BodyText"/>
+      </w:pPr>
+      <w:r>
+        <w:t xml:space="preserve">Ontario Power Generation, 2025a.</w:t>
       </w:r>
       <w:r>
         <w:t xml:space="preserve"> </w:t>
@@ -10858,10 +10878,10 @@
           <w:iCs/>
           <w:i/>
         </w:rPr>
-        <w:t xml:space="preserve">Horizontal Merger Guidelines</w:t>
-      </w:r>
-      <w:r>
-        <w:t xml:space="preserve">. [online] Washington, DC: US Department of Justice and Federal Trade Commission, 19 August. Available at: https://www.justice.gov/atr/horizontal-merger-guidelines-08192010 [Accessed 20 October 2026].</w:t>
+        <w:t xml:space="preserve">OPG reports 2025 first quarter financial results</w:t>
+      </w:r>
+      <w:r>
+        <w:t xml:space="preserve">. [online] News release, 13 May. Toronto: Ontario Power Generation. Available at: https://www.opg.com/news-resources/newsroom/release/opg-reports-2025-first-quarter-financial-results/ [Accessed 20 October 2026].</w:t>
       </w:r>
     </w:p>
     <w:p>
@@ -10869,7 +10889,7 @@
         <w:pStyle w:val="BodyText"/>
       </w:pPr>
       <w:r>
-        <w:t xml:space="preserve">US Department of Justice and Federal Trade Commission, 2023.</w:t>
+        <w:t xml:space="preserve">Ontario Power Generation, 2025b.</w:t>
       </w:r>
       <w:r>
         <w:t xml:space="preserve"> </w:t>
@@ -10879,10 +10899,13 @@
           <w:iCs/>
           <w:i/>
         </w:rPr>
-        <w:t xml:space="preserve">Merger Guidelines</w:t>
-      </w:r>
-      <w:r>
-        <w:t xml:space="preserve">. [pdf] Washington, DC: US Department of Justice and Federal Trade Commission, 18 December. Available at: https://www.justice.gov/d9/2023-12/2023%20Merger%20Guidelines.pdf [Accessed 20 October 2026].</w:t>
+        <w:t xml:space="preserve">EB-2025-0297, Exhibit D2, Tab 4, Schedule 1: Darlington New Nuclear Project overview</w:t>
+      </w:r>
+      <w:r>
+        <w:t xml:space="preserve"> </w:t>
+      </w:r>
+      <w:r>
+        <w:t xml:space="preserve">(updated 21 May 2026). [pdf] Filed with the Ontario Energy Board. Available at: https://files.opg.com/wp-content/uploads/2026/05/D2-04-01-Darlington-New-Nuclear-Project-Overview_Updated_20260521_260522_191835.pdf [Accessed 20 October 2026].</w:t>
       </w:r>
     </w:p>
     <w:p>
@@ -10890,7 +10913,7 @@
         <w:pStyle w:val="BodyText"/>
       </w:pPr>
       <w:r>
-        <w:t xml:space="preserve">US EPA, 2024.</w:t>
+        <w:t xml:space="preserve">Ontario Power Generation, 2025c.</w:t>
       </w:r>
       <w:r>
         <w:t xml:space="preserve"> </w:t>
@@ -10900,10 +10923,10 @@
           <w:iCs/>
           <w:i/>
         </w:rPr>
-        <w:t xml:space="preserve">Power Profiler: terms, calculations and data sources</w:t>
-      </w:r>
-      <w:r>
-        <w:t xml:space="preserve">. [pdf] Available at: https://www.epa.gov/system/files/documents/2024-04/power-profiler-terms-calculations-and-data-sources.pdf.</w:t>
+        <w:t xml:space="preserve">Darlington New Nuclear Project construction update</w:t>
+      </w:r>
+      <w:r>
+        <w:t xml:space="preserve">. [online] Available at: https://www.opg.com/projects-services/projects/nuclear/smr/darlington-smr/.</w:t>
       </w:r>
     </w:p>
     <w:p>
@@ -10911,7 +10934,7 @@
         <w:pStyle w:val="BodyText"/>
       </w:pPr>
       <w:r>
-        <w:t xml:space="preserve">US Nuclear Regulatory Commission and Canadian Nuclear Safety Commission, 2025.</w:t>
+        <w:t xml:space="preserve">Ontario Power Generation, 2026a.</w:t>
       </w:r>
       <w:r>
         <w:t xml:space="preserve"> </w:t>
@@ -10921,10 +10944,10 @@
           <w:iCs/>
           <w:i/>
         </w:rPr>
-        <w:t xml:space="preserve">CNSC–NRC Joint Report on GEH BWRX-300 Steel-Plate Composite Containment Vessel and Reactor Building Structural Design Topical Report</w:t>
-      </w:r>
-      <w:r>
-        <w:t xml:space="preserve">. ADAMS ML25325A075. [pdf] Available at: https://www.nrc.gov/docs/ML2532/ML25325A075.pdf [Accessed 20 October 2026].</w:t>
+        <w:t xml:space="preserve">OPG reports 2026 first quarter financial results</w:t>
+      </w:r>
+      <w:r>
+        <w:t xml:space="preserve">. [online] Available at: https://www.opg.com/news-resources/newsroom/release/opg-reports-2026-first-quarter-financial-results/ [Accessed 20 October 2026].</w:t>
       </w:r>
     </w:p>
     <w:p>
@@ -10932,7 +10955,15 @@
         <w:pStyle w:val="BodyText"/>
       </w:pPr>
       <w:r>
-        <w:t xml:space="preserve">Warner, E.S. and Heath, G.A., 2012. Life cycle greenhouse gas emissions of nuclear electricity generation: systematic review and harmonization.</w:t>
+        <w:t xml:space="preserve">Ontario Power Generation, 2026b. Interrogatory response giving the Darlington New Nuclear Project levelised cost, EB-2025-0297. Filed with the Ontario Energy Board.</w:t>
+      </w:r>
+    </w:p>
+    <w:p>
+      <w:pPr>
+        <w:pStyle w:val="BodyText"/>
+      </w:pPr>
+      <w:r>
+        <w:t xml:space="preserve">Parker, D.J., McNaughton, C.S. and Sparrow, G.A., 2016. Life cycle greenhouse gas emissions from uranium mining and milling in Canada.</w:t>
       </w:r>
       <w:r>
         <w:t xml:space="preserve"> </w:t>
@@ -10942,10 +10973,10 @@
           <w:iCs/>
           <w:i/>
         </w:rPr>
-        <w:t xml:space="preserve">Journal of Industrial Ecology</w:t>
-      </w:r>
-      <w:r>
-        <w:t xml:space="preserve">, 16(S1), pp.S73–S92. Available at: https://doi.org/10.1111/j.1530-9290.2012.00472.x.</w:t>
+        <w:t xml:space="preserve">Environmental Science &amp; Technology</w:t>
+      </w:r>
+      <w:r>
+        <w:t xml:space="preserve">, 50(17), pp.9746–9753. Available at: https://pubs.acs.org/doi/10.1021/acs.est.5b06072.</w:t>
       </w:r>
     </w:p>
     <w:p>
@@ -10953,7 +10984,7 @@
         <w:pStyle w:val="BodyText"/>
       </w:pPr>
       <w:r>
-        <w:t xml:space="preserve">Williams Treaties First Nations, Ontario Power Generation, Government of Ontario and Government of Canada, 2026.</w:t>
+        <w:t xml:space="preserve">Parliament of Australia, 2026.</w:t>
       </w:r>
       <w:r>
         <w:t xml:space="preserve"> </w:t>
@@ -10963,10 +10994,10 @@
           <w:iCs/>
           <w:i/>
         </w:rPr>
-        <w:t xml:space="preserve">Williams Treaties First Nations announce historic $700 million investment in Darlington New Nuclear Project</w:t>
-      </w:r>
-      <w:r>
-        <w:t xml:space="preserve">. [press release] 23 June. Available at: https://www.bnnbloomberg.ca/press-releases/2026/06/23/williams-treaties-first-nations-announce-historic-700-million-investment-in-darlington-new-nuclear-project/ [Accessed 21 October 2026].</w:t>
+        <w:t xml:space="preserve">Senate composition</w:t>
+      </w:r>
+      <w:r>
+        <w:t xml:space="preserve">. [online] Available at: https://www.aph.gov.au/Senators_and_Members/Senators/Senate_composition [Accessed 20 October 2026].</w:t>
       </w:r>
     </w:p>
     <w:p>
@@ -10974,7 +11005,7 @@
         <w:pStyle w:val="BodyText"/>
       </w:pPr>
       <w:r>
-        <w:t xml:space="preserve">World Nuclear Association, 2024.</w:t>
+        <w:t xml:space="preserve">Parliament of New South Wales, 2025.</w:t>
       </w:r>
       <w:r>
         <w:t xml:space="preserve"> </w:t>
@@ -10984,10 +11015,10 @@
           <w:iCs/>
           <w:i/>
         </w:rPr>
-        <w:t xml:space="preserve">Conversion and Deconversion</w:t>
-      </w:r>
-      <w:r>
-        <w:t xml:space="preserve">. [online] London: World Nuclear Association. Available at: https://world-nuclear.org/information-library/nuclear-fuel-cycle/conversion-enrichment-and-fabrication/conversion-and-deconversion [Accessed 20 October 2026].</w:t>
+        <w:t xml:space="preserve">Uranium Mining and Nuclear Facilities (Prohibitions) Repeal Bill 2025</w:t>
+      </w:r>
+      <w:r>
+        <w:t xml:space="preserve">: bill details. [online] Available at: https://www.parliament.nsw.gov.au/bills/Pages/bill-details.aspx?pk=18833 [Accessed 20 October 2026].</w:t>
       </w:r>
     </w:p>
     <w:p>
@@ -10995,7 +11026,7 @@
         <w:pStyle w:val="BodyText"/>
       </w:pPr>
       <w:r>
-        <w:t xml:space="preserve">World Nuclear Association, 2025.</w:t>
+        <w:t xml:space="preserve">Parliament of New South Wales, 2026.</w:t>
       </w:r>
       <w:r>
         <w:t xml:space="preserve"> </w:t>
@@ -11005,10 +11036,10 @@
           <w:iCs/>
           <w:i/>
         </w:rPr>
-        <w:t xml:space="preserve">Uranium Enrichment</w:t>
-      </w:r>
-      <w:r>
-        <w:t xml:space="preserve">. [online] London: World Nuclear Association. Available at: https://world-nuclear.org/information-library/nuclear-fuel-cycle/conversion-enrichment-and-fabrication/uranium-enrichment [Accessed 20 October 2026].</w:t>
+        <w:t xml:space="preserve">Legislative Assembly Notice Paper</w:t>
+      </w:r>
+      <w:r>
+        <w:t xml:space="preserve">. [pdf] Available at: https://files.parliament.nsw.gov.au/fileapi/ParlFiles/GetArtifact/170%20NOM%20(combined).pdf?serverRelativeUrl=%2Fhp%2Fhousepaper%2F31312%2F170+NOM+%28combined%29.pdf [Accessed 20 October 2026].</w:t>
       </w:r>
     </w:p>
     <w:p>
@@ -11016,7 +11047,7 @@
         <w:pStyle w:val="BodyText"/>
       </w:pPr>
       <w:r>
-        <w:t xml:space="preserve">World Nuclear Association, 2026.</w:t>
+        <w:t xml:space="preserve">Parliamentary Library, 2024.</w:t>
       </w:r>
       <w:r>
         <w:t xml:space="preserve"> </w:t>
@@ -11026,66 +11057,711 @@
           <w:iCs/>
           <w:i/>
         </w:rPr>
-        <w:t xml:space="preserve">World Uranium Mining Production</w:t>
-      </w:r>
-      <w:r>
-        <w:t xml:space="preserve">. [online] London: World Nuclear Association. Available at: https://world-nuclear.org/information-library/nuclear-fuel-cycle/mining-of-uranium/world-uranium-mining-production [Accessed 20 October 2026].</w:t>
-      </w:r>
-    </w:p>
-    <w:bookmarkStart w:id="72" w:name="legislation"/>
-    <w:p>
-      <w:pPr>
-        <w:pStyle w:val="Heading3"/>
-      </w:pPr>
-      <w:r>
-        <w:t xml:space="preserve">Legislation</w:t>
-      </w:r>
-    </w:p>
-    <w:p>
-      <w:pPr>
-        <w:pStyle w:val="FirstParagraph"/>
-      </w:pPr>
+        <w:t xml:space="preserve">Current prohibitions on nuclear activities in Australia: a quick guide</w:t>
+      </w:r>
+      <w:r>
+        <w:t xml:space="preserve">. Research Paper Series 2023–24, Quick Guide. [online] Canberra: Parliamentary Library, Parliament of Australia, 30 May. Available at: https://www.aph.gov.au/About_Parliament/Parliamentary_departments/Parliamentary_Library/Research/Quick_Guides/2023-24/NuclearActivitiesProhibitions [Accessed 21 October 2026].</w:t>
+      </w:r>
+    </w:p>
+    <w:p>
+      <w:pPr>
+        <w:pStyle w:val="BodyText"/>
+      </w:pPr>
+      <w:r>
+        <w:t xml:space="preserve">Peterson, P.F., Zhao, H. and Petroski, R., 2005.</w:t>
+      </w:r>
+      <w:r>
+        <w:t xml:space="preserve"> </w:t>
+      </w:r>
       <w:r>
         <w:rPr>
           <w:iCs/>
           <w:i/>
         </w:rPr>
-        <w:t xml:space="preserve">Environment Protection and Biodiversity Conservation Act 1999</w:t>
-      </w:r>
-      <w:r>
-        <w:t xml:space="preserve"> </w:t>
-      </w:r>
-      <w:r>
-        <w:t xml:space="preserve">(Cth), s 140A. [online] Federal Register of Legislation, C2004A00485. Available at: https://www.legislation.gov.au/C2004A00485/latest/text [Accessed 20 October 2026].</w:t>
+        <w:t xml:space="preserve">Metal and concrete inputs for several nuclear power plants</w:t>
+      </w:r>
+      <w:r>
+        <w:t xml:space="preserve"> </w:t>
+      </w:r>
+      <w:r>
+        <w:t xml:space="preserve">(UCBTH-05-001). [pdf] Berkeley: University of California, Berkeley. Available at: https://fhr.nuc.berkeley.edu/wp-content/uploads/2014/10/05-001-A_Material_input.pdf.</w:t>
       </w:r>
     </w:p>
     <w:p>
       <w:pPr>
         <w:pStyle w:val="BodyText"/>
       </w:pPr>
+      <w:r>
+        <w:t xml:space="preserve">Pillai, R.G. et al., 2019. Service life and life cycle assessment of reinforced concrete systems with limestone calcined clay cement (LC³).</w:t>
+      </w:r>
+      <w:r>
+        <w:t xml:space="preserve"> </w:t>
+      </w:r>
       <w:r>
         <w:rPr>
           <w:iCs/>
           <w:i/>
         </w:rPr>
-        <w:t xml:space="preserve">Australian Radiation Protection and Nuclear Safety Act 1998</w:t>
-      </w:r>
-      <w:r>
-        <w:t xml:space="preserve"> </w:t>
-      </w:r>
-      <w:r>
-        <w:t xml:space="preserve">(Cth), s 10. [online] Federal Register of Legislation, C2004A00383. Available at: https://www.legislation.gov.au/C2004A00383/latest/text [Accessed 20 October 2026].</w:t>
+        <w:t xml:space="preserve">Cement and Concrete Research</w:t>
+      </w:r>
+      <w:r>
+        <w:t xml:space="preserve">, 118, pp.111–119. Available at: https://doi.org/10.1016/j.cemconres.2018.11.019.</w:t>
       </w:r>
     </w:p>
     <w:p>
       <w:pPr>
         <w:pStyle w:val="BodyText"/>
       </w:pPr>
+      <w:r>
+        <w:t xml:space="preserve">Power Engineering, 2023. OPG selects first fuel suppliers for its small modular reactors.</w:t>
+      </w:r>
+      <w:r>
+        <w:t xml:space="preserve"> </w:t>
+      </w:r>
       <w:r>
         <w:rPr>
           <w:iCs/>
           <w:i/>
         </w:rPr>
+        <w:t xml:space="preserve">Power Engineering</w:t>
+      </w:r>
+      <w:r>
+        <w:t xml:space="preserve">. [online] Available at: https://www.power-eng.com/nuclear/smrs/opg-selects-first-fuel-suppliers-for-its-small-modular-reactors/.</w:t>
+      </w:r>
+    </w:p>
+    <w:p>
+      <w:pPr>
+        <w:pStyle w:val="BodyText"/>
+      </w:pPr>
+      <w:r>
+        <w:t xml:space="preserve">Power Workers’ Union, 2021.</w:t>
+      </w:r>
+      <w:r>
+        <w:t xml:space="preserve"> </w:t>
+      </w:r>
+      <w:r>
+        <w:rPr>
+          <w:iCs/>
+          <w:i/>
+        </w:rPr>
+        <w:t xml:space="preserve">Written submission in support of OPG’s application to renew the Darlington power reactor operating licence</w:t>
+      </w:r>
+      <w:r>
+        <w:t xml:space="preserve">, CMD 21-H4.38. Available at: https://api.cnsc-ccsn.gc.ca/dms/digital-medias/CMD21-H4-38.pdf/object [Accessed 21 October 2026].</w:t>
+      </w:r>
+    </w:p>
+    <w:p>
+      <w:pPr>
+        <w:pStyle w:val="BodyText"/>
+      </w:pPr>
+      <w:r>
+        <w:t xml:space="preserve">Rao, P., Kaffine, D.T. and Hodge, B.-M., 2026.</w:t>
+      </w:r>
+      <w:r>
+        <w:t xml:space="preserve"> </w:t>
+      </w:r>
+      <w:r>
+        <w:rPr>
+          <w:iCs/>
+          <w:i/>
+        </w:rPr>
+        <w:t xml:space="preserve">The consequences of high SMR operating costs in electricity markets</w:t>
+      </w:r>
+      <w:r>
+        <w:t xml:space="preserve">. arXiv preprint 2609.08929. Available at: https://arxiv.org/pdf/2609.08929.</w:t>
+      </w:r>
+    </w:p>
+    <w:p>
+      <w:pPr>
+        <w:pStyle w:val="BodyText"/>
+      </w:pPr>
+      <w:r>
+        <w:t xml:space="preserve">Reserve Bank of Australia, 2025.</w:t>
+      </w:r>
+      <w:r>
+        <w:t xml:space="preserve"> </w:t>
+      </w:r>
+      <w:r>
+        <w:rPr>
+          <w:iCs/>
+          <w:i/>
+        </w:rPr>
+        <w:t xml:space="preserve">Historical Data: Exchange Rates (F11)</w:t>
+      </w:r>
+      <w:r>
+        <w:t xml:space="preserve">. [online] Sydney: Reserve Bank of Australia.</w:t>
+      </w:r>
+    </w:p>
+    <w:p>
+      <w:pPr>
+        <w:pStyle w:val="BodyText"/>
+      </w:pPr>
+      <w:r>
+        <w:t xml:space="preserve">Ritchie, H., 2020.</w:t>
+      </w:r>
+      <w:r>
+        <w:t xml:space="preserve"> </w:t>
+      </w:r>
+      <w:r>
+        <w:rPr>
+          <w:iCs/>
+          <w:i/>
+        </w:rPr>
+        <w:t xml:space="preserve">What are the safest and cleanest sources of energy?</w:t>
+      </w:r>
+      <w:r>
+        <w:t xml:space="preserve"> </w:t>
+      </w:r>
+      <w:r>
+        <w:t xml:space="preserve">[online] Our World in Data. Available at: https://ourworldindata.org/safest-sources-of-energy [Accessed 20 October 2026].</w:t>
+      </w:r>
+    </w:p>
+    <w:p>
+      <w:pPr>
+        <w:pStyle w:val="BodyText"/>
+      </w:pPr>
+      <w:r>
+        <w:t xml:space="preserve">Schlissel, D., 2023.</w:t>
+      </w:r>
+      <w:r>
+        <w:t xml:space="preserve"> </w:t>
+      </w:r>
+      <w:r>
+        <w:rPr>
+          <w:iCs/>
+          <w:i/>
+        </w:rPr>
+        <w:t xml:space="preserve">Eye-popping new cost estimates released for NuScale small modular reactor</w:t>
+      </w:r>
+      <w:r>
+        <w:t xml:space="preserve">. Institute for Energy Economics and Financial Analysis. Available at: https://ieefa.org/resources/eye-popping-new-cost-estimates-released-nuscale-small-modular-reactor.</w:t>
+      </w:r>
+    </w:p>
+    <w:p>
+      <w:pPr>
+        <w:pStyle w:val="BodyText"/>
+      </w:pPr>
+      <w:r>
+        <w:t xml:space="preserve">Schlömer, S. et al., 2014. Annex III: Technology-specific cost and performance parameters. In:</w:t>
+      </w:r>
+      <w:r>
+        <w:t xml:space="preserve"> </w:t>
+      </w:r>
+      <w:r>
+        <w:rPr>
+          <w:iCs/>
+          <w:i/>
+        </w:rPr>
+        <w:t xml:space="preserve">Climate Change 2014: Mitigation of Climate Change. Contribution of Working Group III to the Fifth Assessment Report of the Intergovernmental Panel on Climate Change</w:t>
+      </w:r>
+      <w:r>
+        <w:t xml:space="preserve">. Cambridge: Cambridge University Press.</w:t>
+      </w:r>
+    </w:p>
+    <w:p>
+      <w:pPr>
+        <w:pStyle w:val="BodyText"/>
+      </w:pPr>
+      <w:r>
+        <w:t xml:space="preserve">Scrivener, K., Martirena, F., Bishnoi, S. and Maity, S., 2018. Calcined clay limestone cements (LC3).</w:t>
+      </w:r>
+      <w:r>
+        <w:t xml:space="preserve"> </w:t>
+      </w:r>
+      <w:r>
+        <w:rPr>
+          <w:iCs/>
+          <w:i/>
+        </w:rPr>
+        <w:t xml:space="preserve">Cement and Concrete Research</w:t>
+      </w:r>
+      <w:r>
+        <w:t xml:space="preserve">, 114, pp.49–56. Available at: https://doi.org/10.1016/j.cemconres.2017.08.017.</w:t>
+      </w:r>
+    </w:p>
+    <w:p>
+      <w:pPr>
+        <w:pStyle w:val="BodyText"/>
+      </w:pPr>
+      <w:r>
+        <w:t xml:space="preserve">Senate Environment and Communications Legislation Committee, 2023.</w:t>
+      </w:r>
+      <w:r>
+        <w:t xml:space="preserve"> </w:t>
+      </w:r>
+      <w:r>
+        <w:rPr>
+          <w:iCs/>
+          <w:i/>
+        </w:rPr>
+        <w:t xml:space="preserve">Environment and Other Legislation Amendment (Removing Nuclear Energy Prohibitions) Bill 2022 [Provisions]</w:t>
+      </w:r>
+      <w:r>
+        <w:t xml:space="preserve">. [online] Canberra: Parliament of Australia. Available at: https://www.aph.gov.au/Parliamentary_Business/Committees/Senate/Environment_and_Communications/Nuclearprohibitions [Accessed 20 October 2026].</w:t>
+      </w:r>
+    </w:p>
+    <w:p>
+      <w:pPr>
+        <w:pStyle w:val="BodyText"/>
+      </w:pPr>
+      <w:r>
+        <w:t xml:space="preserve">Silex Systems Limited, 2025. [ASX announcement on the NRC’s acceptance of GLE’s Paducah licence application], 6 August. Sydney: ASX. Available at: https://announcements.asx.com.au/asxpdf/20250806/pdf/06mkwks19y2zck.pdf.</w:t>
+      </w:r>
+    </w:p>
+    <w:p>
+      <w:pPr>
+        <w:pStyle w:val="BodyText"/>
+      </w:pPr>
+      <w:r>
+        <w:t xml:space="preserve">Silex Systems Limited, 2026. [ASX announcement on Cameco’s offtake agreement for the Paducah Laser Enrichment Facility], 16 September. Sydney: ASX.</w:t>
+      </w:r>
+    </w:p>
+    <w:p>
+      <w:pPr>
+        <w:pStyle w:val="BodyText"/>
+      </w:pPr>
+      <w:r>
+        <w:t xml:space="preserve">Slag Cement Association, n.d.</w:t>
+      </w:r>
+      <w:r>
+        <w:t xml:space="preserve"> </w:t>
+      </w:r>
+      <w:r>
+        <w:rPr>
+          <w:iCs/>
+          <w:i/>
+        </w:rPr>
+        <w:t xml:space="preserve">Industry-average EPD for slag cement</w:t>
+      </w:r>
+      <w:r>
+        <w:t xml:space="preserve"> </w:t>
+      </w:r>
+      <w:r>
+        <w:t xml:space="preserve">(USA and Canada). [pdf] Available at: https://www.lafarge.ca/sites/canada/files/images/sca_epd_for_slag_cement.pdf.</w:t>
+      </w:r>
+    </w:p>
+    <w:p>
+      <w:pPr>
+        <w:pStyle w:val="BodyText"/>
+      </w:pPr>
+      <w:r>
+        <w:t xml:space="preserve">Slovic, P., 1987. Perception of risk.</w:t>
+      </w:r>
+      <w:r>
+        <w:t xml:space="preserve"> </w:t>
+      </w:r>
+      <w:r>
+        <w:rPr>
+          <w:iCs/>
+          <w:i/>
+        </w:rPr>
+        <w:t xml:space="preserve">Science</w:t>
+      </w:r>
+      <w:r>
+        <w:t xml:space="preserve">, 236(4799), pp.280–285.</w:t>
+      </w:r>
+    </w:p>
+    <w:p>
+      <w:pPr>
+        <w:pStyle w:val="BodyText"/>
+      </w:pPr>
+      <w:r>
+        <w:t xml:space="preserve">Steigerwald, B., Weibezahn, J., Slowik, M. and von Hirschhausen, C., 2023. Uncertainties in estimating production costs of future nuclear technologies: a model-based analysis of small modular reactors.</w:t>
+      </w:r>
+      <w:r>
+        <w:t xml:space="preserve"> </w:t>
+      </w:r>
+      <w:r>
+        <w:rPr>
+          <w:iCs/>
+          <w:i/>
+        </w:rPr>
+        <w:t xml:space="preserve">Energy</w:t>
+      </w:r>
+      <w:r>
+        <w:t xml:space="preserve">, 281, 128204.</w:t>
+      </w:r>
+    </w:p>
+    <w:p>
+      <w:pPr>
+        <w:pStyle w:val="BodyText"/>
+      </w:pPr>
+      <w:r>
+        <w:t xml:space="preserve">Sun, Y. and Kurosaki, K., 2025.</w:t>
+      </w:r>
+      <w:r>
+        <w:t xml:space="preserve"> </w:t>
+      </w:r>
+      <w:r>
+        <w:rPr>
+          <w:iCs/>
+          <w:i/>
+        </w:rPr>
+        <w:t xml:space="preserve">Technical overview of recent developments in small modular reactors in the United States</w:t>
+      </w:r>
+      <w:r>
+        <w:t xml:space="preserve">. arXiv:2504.02599 [physics.soc-ph]. Available at: https://arxiv.org/abs/2504.02599.</w:t>
+      </w:r>
+    </w:p>
+    <w:p>
+      <w:pPr>
+        <w:pStyle w:val="BodyText"/>
+      </w:pPr>
+      <w:r>
+        <w:t xml:space="preserve">Treasury Board of Canada Secretariat, 2022.</w:t>
+      </w:r>
+      <w:r>
+        <w:t xml:space="preserve"> </w:t>
+      </w:r>
+      <w:r>
+        <w:rPr>
+          <w:iCs/>
+          <w:i/>
+        </w:rPr>
+        <w:t xml:space="preserve">Standard on Embodied Carbon in Construction</w:t>
+      </w:r>
+      <w:r>
+        <w:t xml:space="preserve"> </w:t>
+      </w:r>
+      <w:r>
+        <w:t xml:space="preserve">(amended 20 March 2025). [online] Ottawa: Treasury Board of Canada Secretariat. Available at: https://www.tbs-sct.canada.ca/pol/doc-eng.aspx?id=32814 [Accessed 20 October 2026].</w:t>
+      </w:r>
+    </w:p>
+    <w:p>
+      <w:pPr>
+        <w:pStyle w:val="BodyText"/>
+      </w:pPr>
+      <w:r>
+        <w:t xml:space="preserve">United Nations Economic Commission for Europe, 2021.</w:t>
+      </w:r>
+      <w:r>
+        <w:t xml:space="preserve"> </w:t>
+      </w:r>
+      <w:r>
+        <w:rPr>
+          <w:iCs/>
+          <w:i/>
+        </w:rPr>
+        <w:t xml:space="preserve">Carbon Neutrality in the UNECE Region: Integrated Life-cycle Assessment of Electricity Sources</w:t>
+      </w:r>
+      <w:r>
+        <w:t xml:space="preserve">. ECE/ENERGY/141. Geneva: United Nations. Available at: https://unece.org/sites/default/files/2021-10/LCA-2.pdf [Accessed 20 October 2026].</w:t>
+      </w:r>
+    </w:p>
+    <w:p>
+      <w:pPr>
+        <w:pStyle w:val="BodyText"/>
+      </w:pPr>
+      <w:r>
+        <w:t xml:space="preserve">United States Congress, 2024.</w:t>
+      </w:r>
+      <w:r>
+        <w:t xml:space="preserve"> </w:t>
+      </w:r>
+      <w:r>
+        <w:rPr>
+          <w:iCs/>
+          <w:i/>
+        </w:rPr>
+        <w:t xml:space="preserve">Prohibiting Russian Uranium Imports Act</w:t>
+      </w:r>
+      <w:r>
+        <w:t xml:space="preserve">, Public Law 118-62, 13 May 2024. [pdf] Washington, DC: US Government Publishing Office. Available at: https://www.govinfo.gov/content/pkg/PLAW-118publ62/pdf/PLAW-118publ62.pdf [Accessed 20 October 2026].</w:t>
+      </w:r>
+    </w:p>
+    <w:p>
+      <w:pPr>
+        <w:pStyle w:val="BodyText"/>
+      </w:pPr>
+      <w:r>
+        <w:t xml:space="preserve">US Department of Energy, 2025.</w:t>
+      </w:r>
+      <w:r>
+        <w:t xml:space="preserve"> </w:t>
+      </w:r>
+      <w:r>
+        <w:rPr>
+          <w:iCs/>
+          <w:i/>
+        </w:rPr>
+        <w:t xml:space="preserve">Energy Department Selects TVA and Holtec to Advance Deployment of U.S. Small Modular Reactors</w:t>
+      </w:r>
+      <w:r>
+        <w:t xml:space="preserve">. Washington, DC: US Department of Energy. Available at: https://www.energy.gov/articles/energy-department-selects-tva-and-holtec-advance-deployment-us-small-modular-reactors.</w:t>
+      </w:r>
+    </w:p>
+    <w:p>
+      <w:pPr>
+        <w:pStyle w:val="BodyText"/>
+      </w:pPr>
+      <w:r>
+        <w:t xml:space="preserve">US Department of Justice and Federal Trade Commission, 2010.</w:t>
+      </w:r>
+      <w:r>
+        <w:t xml:space="preserve"> </w:t>
+      </w:r>
+      <w:r>
+        <w:rPr>
+          <w:iCs/>
+          <w:i/>
+        </w:rPr>
+        <w:t xml:space="preserve">Horizontal Merger Guidelines</w:t>
+      </w:r>
+      <w:r>
+        <w:t xml:space="preserve">. [online] Washington, DC: US Department of Justice and Federal Trade Commission, 19 August. Available at: https://www.justice.gov/atr/horizontal-merger-guidelines-08192010 [Accessed 20 October 2026].</w:t>
+      </w:r>
+    </w:p>
+    <w:p>
+      <w:pPr>
+        <w:pStyle w:val="BodyText"/>
+      </w:pPr>
+      <w:r>
+        <w:t xml:space="preserve">US Department of Justice and Federal Trade Commission, 2023.</w:t>
+      </w:r>
+      <w:r>
+        <w:t xml:space="preserve"> </w:t>
+      </w:r>
+      <w:r>
+        <w:rPr>
+          <w:iCs/>
+          <w:i/>
+        </w:rPr>
+        <w:t xml:space="preserve">Merger Guidelines</w:t>
+      </w:r>
+      <w:r>
+        <w:t xml:space="preserve">. [pdf] Washington, DC: US Department of Justice and Federal Trade Commission, 18 December. Available at: https://www.justice.gov/d9/2023-12/2023%20Merger%20Guidelines.pdf [Accessed 20 October 2026].</w:t>
+      </w:r>
+    </w:p>
+    <w:p>
+      <w:pPr>
+        <w:pStyle w:val="BodyText"/>
+      </w:pPr>
+      <w:r>
+        <w:t xml:space="preserve">US EPA, 2024.</w:t>
+      </w:r>
+      <w:r>
+        <w:t xml:space="preserve"> </w:t>
+      </w:r>
+      <w:r>
+        <w:rPr>
+          <w:iCs/>
+          <w:i/>
+        </w:rPr>
+        <w:t xml:space="preserve">Power Profiler: terms, calculations and data sources</w:t>
+      </w:r>
+      <w:r>
+        <w:t xml:space="preserve">. [pdf] Available at: https://www.epa.gov/system/files/documents/2024-04/power-profiler-terms-calculations-and-data-sources.pdf.</w:t>
+      </w:r>
+    </w:p>
+    <w:p>
+      <w:pPr>
+        <w:pStyle w:val="BodyText"/>
+      </w:pPr>
+      <w:r>
+        <w:t xml:space="preserve">US Nuclear Regulatory Commission and Canadian Nuclear Safety Commission, 2025.</w:t>
+      </w:r>
+      <w:r>
+        <w:t xml:space="preserve"> </w:t>
+      </w:r>
+      <w:r>
+        <w:rPr>
+          <w:iCs/>
+          <w:i/>
+        </w:rPr>
+        <w:t xml:space="preserve">CNSC–NRC Joint Report on GEH BWRX-300 Steel-Plate Composite Containment Vessel and Reactor Building Structural Design Topical Report</w:t>
+      </w:r>
+      <w:r>
+        <w:t xml:space="preserve">. ADAMS ML25325A075. [pdf] Available at: https://www.nrc.gov/docs/ML2532/ML25325A075.pdf [Accessed 20 October 2026].</w:t>
+      </w:r>
+    </w:p>
+    <w:p>
+      <w:pPr>
+        <w:pStyle w:val="BodyText"/>
+      </w:pPr>
+      <w:r>
+        <w:t xml:space="preserve">Warner, E.S. and Heath, G.A., 2012. Life cycle greenhouse gas emissions of nuclear electricity generation: systematic review and harmonization.</w:t>
+      </w:r>
+      <w:r>
+        <w:t xml:space="preserve"> </w:t>
+      </w:r>
+      <w:r>
+        <w:rPr>
+          <w:iCs/>
+          <w:i/>
+        </w:rPr>
+        <w:t xml:space="preserve">Journal of Industrial Ecology</w:t>
+      </w:r>
+      <w:r>
+        <w:t xml:space="preserve">, 16(S1), pp.S73–S92. Available at: https://doi.org/10.1111/j.1530-9290.2012.00472.x.</w:t>
+      </w:r>
+    </w:p>
+    <w:p>
+      <w:pPr>
+        <w:pStyle w:val="BodyText"/>
+      </w:pPr>
+      <w:r>
+        <w:t xml:space="preserve">Williams Treaties First Nations, Ontario Power Generation, Government of Ontario and Government of Canada, 2026.</w:t>
+      </w:r>
+      <w:r>
+        <w:t xml:space="preserve"> </w:t>
+      </w:r>
+      <w:r>
+        <w:rPr>
+          <w:iCs/>
+          <w:i/>
+        </w:rPr>
+        <w:t xml:space="preserve">Williams Treaties First Nations announce historic $700 million investment in Darlington New Nuclear Project</w:t>
+      </w:r>
+      <w:r>
+        <w:t xml:space="preserve">. [press release] 23 June. Available at: https://www.bnnbloomberg.ca/press-releases/2026/06/23/williams-treaties-first-nations-announce-historic-700-million-investment-in-darlington-new-nuclear-project/ [Accessed 21 October 2026].</w:t>
+      </w:r>
+    </w:p>
+    <w:p>
+      <w:pPr>
+        <w:pStyle w:val="BodyText"/>
+      </w:pPr>
+      <w:r>
+        <w:t xml:space="preserve">World Nuclear Association, 2024.</w:t>
+      </w:r>
+      <w:r>
+        <w:t xml:space="preserve"> </w:t>
+      </w:r>
+      <w:r>
+        <w:rPr>
+          <w:iCs/>
+          <w:i/>
+        </w:rPr>
+        <w:t xml:space="preserve">Conversion and Deconversion</w:t>
+      </w:r>
+      <w:r>
+        <w:t xml:space="preserve">. [online] London: World Nuclear Association. Available at: https://world-nuclear.org/information-library/nuclear-fuel-cycle/conversion-enrichment-and-fabrication/conversion-and-deconversion [Accessed 20 October 2026].</w:t>
+      </w:r>
+    </w:p>
+    <w:p>
+      <w:pPr>
+        <w:pStyle w:val="BodyText"/>
+      </w:pPr>
+      <w:r>
+        <w:t xml:space="preserve">World Nuclear Association, 2025.</w:t>
+      </w:r>
+      <w:r>
+        <w:t xml:space="preserve"> </w:t>
+      </w:r>
+      <w:r>
+        <w:rPr>
+          <w:iCs/>
+          <w:i/>
+        </w:rPr>
+        <w:t xml:space="preserve">Uranium Enrichment</w:t>
+      </w:r>
+      <w:r>
+        <w:t xml:space="preserve">. [online] London: World Nuclear Association. Available at: https://world-nuclear.org/information-library/nuclear-fuel-cycle/conversion-enrichment-and-fabrication/uranium-enrichment [Accessed 20 October 2026].</w:t>
+      </w:r>
+    </w:p>
+    <w:p>
+      <w:pPr>
+        <w:pStyle w:val="BodyText"/>
+      </w:pPr>
+      <w:r>
+        <w:t xml:space="preserve">World Nuclear Association, 2026.</w:t>
+      </w:r>
+      <w:r>
+        <w:t xml:space="preserve"> </w:t>
+      </w:r>
+      <w:r>
+        <w:rPr>
+          <w:iCs/>
+          <w:i/>
+        </w:rPr>
+        <w:t xml:space="preserve">World Uranium Mining Production</w:t>
+      </w:r>
+      <w:r>
+        <w:t xml:space="preserve">. [online] London: World Nuclear Association. Available at: https://world-nuclear.org/information-library/nuclear-fuel-cycle/mining-of-uranium/world-uranium-mining-production [Accessed 20 October 2026].</w:t>
+      </w:r>
+    </w:p>
+    <w:p>
+      <w:pPr>
+        <w:pStyle w:val="BodyText"/>
+      </w:pPr>
+      <w:r>
+        <w:t xml:space="preserve">World Nuclear News, 2026. Cameco in offtake agreement for US laser enrichment plant.</w:t>
+      </w:r>
+      <w:r>
+        <w:t xml:space="preserve"> </w:t>
+      </w:r>
+      <w:r>
+        <w:rPr>
+          <w:iCs/>
+          <w:i/>
+        </w:rPr>
+        <w:t xml:space="preserve">World Nuclear News</w:t>
+      </w:r>
+      <w:r>
+        <w:t xml:space="preserve">. [online] Available at: https://www.world-nuclear-news.org/articles/cameco-in-offtake-agreement-for-us-laser-enrichment-plant.</w:t>
+      </w:r>
+    </w:p>
+    <w:p>
+      <w:pPr>
+        <w:pStyle w:val="BodyText"/>
+      </w:pPr>
+      <w:r>
+        <w:t xml:space="preserve">World Nuclear University, 2025. [Enrichment: WNU Summer Institute presentation slides], 17 June. Available at: https://world-nuclear-university.org/SummerInsituteFiles/2025-06-17_WNU_Enrichment_Platov_final_62a48c29.pdf.</w:t>
+      </w:r>
+    </w:p>
+    <w:bookmarkStart w:id="74" w:name="legislation"/>
+    <w:p>
+      <w:pPr>
+        <w:pStyle w:val="Heading3"/>
+      </w:pPr>
+      <w:r>
+        <w:t xml:space="preserve">Legislation</w:t>
+      </w:r>
+    </w:p>
+    <w:p>
+      <w:pPr>
+        <w:pStyle w:val="FirstParagraph"/>
+      </w:pPr>
+      <w:r>
+        <w:rPr>
+          <w:iCs/>
+          <w:i/>
+        </w:rPr>
+        <w:t xml:space="preserve">Environment Protection and Biodiversity Conservation Act 1999</w:t>
+      </w:r>
+      <w:r>
+        <w:t xml:space="preserve"> </w:t>
+      </w:r>
+      <w:r>
+        <w:t xml:space="preserve">(Cth), s 140A. [online] Federal Register of Legislation, C2004A00485. Available at: https://www.legislation.gov.au/C2004A00485/latest/text [Accessed 20 October 2026].</w:t>
+      </w:r>
+    </w:p>
+    <w:p>
+      <w:pPr>
+        <w:pStyle w:val="BodyText"/>
+      </w:pPr>
+      <w:r>
+        <w:rPr>
+          <w:iCs/>
+          <w:i/>
+        </w:rPr>
+        <w:t xml:space="preserve">Australian Radiation Protection and Nuclear Safety Act 1998</w:t>
+      </w:r>
+      <w:r>
+        <w:t xml:space="preserve"> </w:t>
+      </w:r>
+      <w:r>
+        <w:t xml:space="preserve">(Cth), s 10. [online] Federal Register of Legislation, C2004A00383. Available at: https://www.legislation.gov.au/C2004A00383/latest/text [Accessed 20 October 2026].</w:t>
+      </w:r>
+    </w:p>
+    <w:p>
+      <w:pPr>
+        <w:pStyle w:val="BodyText"/>
+      </w:pPr>
+      <w:r>
+        <w:rPr>
+          <w:iCs/>
+          <w:i/>
+        </w:rPr>
         <w:t xml:space="preserve">Uranium Mining and Nuclear Facilities (Prohibitions) Act 1986</w:t>
       </w:r>
       <w:r>
@@ -11095,9 +11771,37 @@
         <w:t xml:space="preserve">(NSW), No 194, ss 8–9. [online] NSW Legislation. Available at: https://legislation.nsw.gov.au/view/whole/html/inforce/current/act-1986-194 [Accessed 20 October 2026].</w:t>
       </w:r>
     </w:p>
-    <w:bookmarkEnd w:id="72"/>
-    <w:bookmarkEnd w:id="73"/>
-    <w:bookmarkStart w:id="74" w:name="declaration-of-generative-ai-use"/>
+    <w:bookmarkEnd w:id="74"/>
+    <w:bookmarkStart w:id="75" w:name="cases"/>
+    <w:p>
+      <w:pPr>
+        <w:pStyle w:val="Heading3"/>
+      </w:pPr>
+      <w:r>
+        <w:t xml:space="preserve">Cases</w:t>
+      </w:r>
+    </w:p>
+    <w:p>
+      <w:pPr>
+        <w:pStyle w:val="FirstParagraph"/>
+      </w:pPr>
+      <w:r>
+        <w:rPr>
+          <w:iCs/>
+          <w:i/>
+        </w:rPr>
+        <w:t xml:space="preserve">Barngarla Determination Aboriginal Corporation RNTBC v Minister for Resources</w:t>
+      </w:r>
+      <w:r>
+        <w:t xml:space="preserve"> </w:t>
+      </w:r>
+      <w:r>
+        <w:t xml:space="preserve">[2023] FCA 809 (Federal Court of Australia, Charlesworth J, 18 July 2023). Available at: https://www.judgments.fedcourt.gov.au/judgments/Judgments/fca/single/2023/2023fca0809 [Accessed 21 October 2026].</w:t>
+      </w:r>
+    </w:p>
+    <w:bookmarkEnd w:id="75"/>
+    <w:bookmarkEnd w:id="76"/>
+    <w:bookmarkStart w:id="77" w:name="declaration-of-generative-ai-use"/>
     <w:p>
       <w:pPr>
         <w:pStyle w:val="Heading2"/>
@@ -11119,7 +11823,7 @@
         <w:br w:type="page"/>
       </w:r>
     </w:p>
-    <w:bookmarkEnd w:id="74"/>
+    <w:bookmarkEnd w:id="77"/>
     <w:bookmarkStart w:id="138" w:name="appendices"/>
     <w:p>
       <w:pPr>
@@ -11129,7 +11833,7 @@
         <w:t xml:space="preserve">Appendices</w:t>
       </w:r>
     </w:p>
-    <w:bookmarkStart w:id="84" w:name="Xddcc31d2d3503f687b8b233cd4a745104a63a5c"/>
+    <w:bookmarkStart w:id="87" w:name="Xddcc31d2d3503f687b8b233cd4a745104a63a5c"/>
     <w:p>
       <w:pPr>
         <w:pStyle w:val="Heading2"/>
@@ -11239,7 +11943,7 @@
         <w:t xml:space="preserve">), so every number here is provisional.</w:t>
       </w:r>
     </w:p>
-    <w:bookmarkStart w:id="75" w:name="a1.-reproducing-the-results"/>
+    <w:bookmarkStart w:id="78" w:name="a1.-reproducing-the-results"/>
     <w:p>
       <w:pPr>
         <w:pStyle w:val="Heading3"/>
@@ -11626,8 +12330,8 @@
         <w:t xml:space="preserve">(59 parameters, each with a value, range, distribution, source key and status).</w:t>
       </w:r>
     </w:p>
-    <w:bookmarkEnd w:id="75"/>
-    <w:bookmarkStart w:id="76" w:name="a2.-functional-unit-and-lifetime-output"/>
+    <w:bookmarkEnd w:id="78"/>
+    <w:bookmarkStart w:id="79" w:name="a2.-functional-unit-and-lifetime-output"/>
     <w:p>
       <w:pPr>
         <w:pStyle w:val="Heading3"/>
@@ -11739,8 +12443,8 @@
         <w:t xml:space="preserve">Inputs: P_net 300 MWe (GE Vernova Hitachi Nuclear Energy, n.d.) [placeholder; 315 MW net in an OPG filing, TO VERIFY]; CF 0.90 [placeholder, assumption shared with §7]; L 60 years (Canadian Nuclear Safety Commission, 2024) [TO VERIFY; 65 years reported elsewhere].</w:t>
       </w:r>
     </w:p>
-    <w:bookmarkEnd w:id="76"/>
-    <w:bookmarkStart w:id="77" w:name="a3.-material-quantities-per-unit"/>
+    <w:bookmarkEnd w:id="79"/>
+    <w:bookmarkStart w:id="80" w:name="a3.-material-quantities-per-unit"/>
     <w:p>
       <w:pPr>
         <w:pStyle w:val="Heading3"/>
@@ -12402,8 +13106,8 @@
         <w:t xml:space="preserve">In 3.5% of Monte Carlo draws (706 of 20,000) the scaled plant fell below the target volume, and the plant volume was then set equal to the target (Appendix C1).</w:t>
       </w:r>
     </w:p>
-    <w:bookmarkEnd w:id="77"/>
-    <w:bookmarkStart w:id="78" w:name="Xd0e381ee713afec2acbbb80d77e863c2dda17b7"/>
+    <w:bookmarkEnd w:id="80"/>
+    <w:bookmarkStart w:id="81" w:name="Xd0e381ee713afec2acbbb80d77e863c2dda17b7"/>
     <w:p>
       <w:pPr>
         <w:pStyle w:val="Heading3"/>
@@ -13418,8 +14122,8 @@
         <w:t xml:space="preserve">header is replaced by a source column; rebar uses a recycled-content (electric-arc furnace) factor, not virgin steel; construction electricity is not assumed renewable (the uplift covers site energy on the Ontario grid). Still unresolved: what preprint 202505.1533 in the team notes is [TODO].</w:t>
       </w:r>
     </w:p>
-    <w:bookmarkEnd w:id="78"/>
-    <w:bookmarkStart w:id="79" w:name="a5.-emission-factors"/>
+    <w:bookmarkEnd w:id="81"/>
+    <w:bookmarkStart w:id="82" w:name="a5.-emission-factors"/>
     <w:p>
       <w:pPr>
         <w:pStyle w:val="Heading3"/>
@@ -14722,8 +15426,8 @@
         <w:t xml:space="preserve">At 350 kg/m³ the model gives 328.9 kg CO₂e/m³ for S0 concrete, close to the Ontario industry baseline of 334 kg CO₂e/m³ for 35 MPa concrete and below the 417 kg CO₂e/m³ industry benchmark mix (Canadian Ready-Mixed Concrete Association, 2022) [TO VERIFY].</w:t>
       </w:r>
     </w:p>
-    <w:bookmarkEnd w:id="79"/>
-    <w:bookmarkStart w:id="80" w:name="a6.-concrete-and-the-c1-scenarios"/>
+    <w:bookmarkEnd w:id="82"/>
+    <w:bookmarkStart w:id="83" w:name="a6.-concrete-and-the-c1-scenarios"/>
     <w:p>
       <w:pPr>
         <w:pStyle w:val="Heading3"/>
@@ -16205,8 +16909,8 @@
         <w:t xml:space="preserve">Clinker avoided by LC3 = 2,304 t / 1.419 × 10⁸ MWh = 0.016 kg/MWh (7.7 t/MWe). Concrete: 20,700 m³ × 2.4 t/m³ / 1.419 × 10⁸ MWh = 0.35 kg/MWh. Steel: 9,900 t / 1.419 × 10⁸ MWh = 0.070 kg/MWh.</w:t>
       </w:r>
     </w:p>
-    <w:bookmarkEnd w:id="80"/>
-    <w:bookmarkStart w:id="81" w:name="X62dd5352b338ee668e2c8600a16d3b918435b38"/>
+    <w:bookmarkEnd w:id="83"/>
+    <w:bookmarkStart w:id="84" w:name="X62dd5352b338ee668e2c8600a16d3b918435b38"/>
     <w:p>
       <w:pPr>
         <w:pStyle w:val="Heading3"/>
@@ -16988,8 +17692,8 @@
         </w:tc>
       </w:tr>
     </w:tbl>
-    <w:bookmarkEnd w:id="81"/>
-    <w:bookmarkStart w:id="82" w:name="a8.-fuel-cycle-and-life-cycle-total"/>
+    <w:bookmarkEnd w:id="84"/>
+    <w:bookmarkStart w:id="85" w:name="a8.-fuel-cycle-and-life-cycle-total"/>
     <w:p>
       <w:pPr>
         <w:pStyle w:val="Heading3"/>
@@ -18309,8 +19013,8 @@
         <w:t xml:space="preserve">Grouped (mode case): fuel front end 1.458 g/kWh (54.0%); back end and decommissioning 0.670 (24.8%); O&amp;M 0.330 (12.2%); construction 0.242 (9.0%).</w:t>
       </w:r>
     </w:p>
-    <w:bookmarkEnd w:id="82"/>
-    <w:bookmarkStart w:id="83" w:name="Xcbf3e6739bbfec93458e6285538cb024706ce2d"/>
+    <w:bookmarkEnd w:id="85"/>
+    <w:bookmarkStart w:id="86" w:name="Xcbf3e6739bbfec93458e6285538cb024706ce2d"/>
     <w:p>
       <w:pPr>
         <w:pStyle w:val="Heading3"/>
@@ -19019,9 +19723,9 @@
         </w:pict>
       </w:r>
     </w:p>
-    <w:bookmarkEnd w:id="83"/>
-    <w:bookmarkEnd w:id="84"/>
-    <w:bookmarkStart w:id="129" w:name="X7e33b522909f8daae3037d2691d3cd94d9b7c55"/>
+    <w:bookmarkEnd w:id="86"/>
+    <w:bookmarkEnd w:id="87"/>
+    <w:bookmarkStart w:id="130" w:name="X7e33b522909f8daae3037d2691d3cd94d9b7c55"/>
     <w:p>
       <w:pPr>
         <w:pStyle w:val="Heading2"/>
@@ -19285,19 +19989,19 @@
               <w:jc w:val="left"/>
             </w:pPr>
             <w:r>
-              <w:t xml:space="preserve">none: hand calculation (qualitative scoring; totals checked in fact-check batch 1a)</w:t>
-            </w:r>
-          </w:p>
-        </w:tc>
-        <w:tc>
-          <w:tcPr/>
-          <w:p>
-            <w:pPr>
-              <w:pStyle w:val="Compact"/>
-              <w:jc w:val="left"/>
-            </w:pPr>
-            <w:r>
-              <w:t xml:space="preserve">Law brief §5</w:t>
+              <w:t xml:space="preserve">none: hand calculation (qualitative scoring)</w:t>
+            </w:r>
+          </w:p>
+        </w:tc>
+        <w:tc>
+          <w:tcPr/>
+          <w:p>
+            <w:pPr>
+              <w:pStyle w:val="Compact"/>
+              <w:jc w:val="left"/>
+            </w:pPr>
+            <w:r>
+              <w:t xml:space="preserve">Table B13</w:t>
             </w:r>
           </w:p>
         </w:tc>
@@ -19695,7 +20399,7 @@
         </w:pict>
       </w:r>
     </w:p>
-    <w:bookmarkStart w:id="89" w:name="b1.-legal-and-political-pathway"/>
+    <w:bookmarkStart w:id="92" w:name="b1.-legal-and-political-pathway"/>
     <w:p>
       <w:pPr>
         <w:pStyle w:val="Heading3"/>
@@ -19722,7 +20426,7 @@
         <w:t xml:space="preserve">Three laws bar an SMR at Liddell, and each has a different veto holder. On current party positions, the federal repeal is about 7 Senate votes short (2–3 short even with every other crossbencher: about 39 votes are needed and at most 37 are available), and the NSW repeal bill is stalled. For comparison, Darlington’s licence to construct took about 29 months, 17.9 years after its environmental assessment began.</w:t>
       </w:r>
     </w:p>
-    <w:bookmarkStart w:id="85" w:name="X3978bcd65168dfde624f3a3e20dbe906af3d815"/>
+    <w:bookmarkStart w:id="88" w:name="X3978bcd65168dfde624f3a3e20dbe906af3d815"/>
     <w:p>
       <w:pPr>
         <w:pStyle w:val="Heading4"/>
@@ -19750,7 +20454,7 @@
           <w:iCs/>
           <w:i/>
         </w:rPr>
-        <w:t xml:space="preserve">Source: legislation as named; ARPANSA (n.d.); Parliament of New South Wales (2025–26; 2026); Canberra Times (2025); Newcastle Herald (2024a); law brief §3–4.</w:t>
+        <w:t xml:space="preserve">Source: legislation as named; ARPANSA (n.d.); Parliament of New South Wales (2025; 2026); Canberra Times (2025); Newcastle Herald (2024a).</w:t>
       </w:r>
     </w:p>
     <w:tbl>
@@ -20244,11 +20948,11 @@
         <w:pStyle w:val="BodyText"/>
       </w:pPr>
       <w:r>
-        <w:t xml:space="preserve">Order of removal: federal repeal (1 and 2) → choice of regulator → state repeal or override (3) → site (4) → environmental assessment → licensing (law brief §4). Each step has a different veto holder, so all must agree.</w:t>
-      </w:r>
-    </w:p>
-    <w:bookmarkEnd w:id="85"/>
-    <w:bookmarkStart w:id="86" w:name="X52641d6a275743723c641fbdfc2158d68a6cd0a"/>
+        <w:t xml:space="preserve">Order of removal: federal repeal (1 and 2) → choice of regulator → state repeal or override (3) → site (4) → environmental assessment → licensing. Each step has a different veto holder, so all must agree.</w:t>
+      </w:r>
+    </w:p>
+    <w:bookmarkEnd w:id="88"/>
+    <w:bookmarkStart w:id="89" w:name="X52641d6a275743723c641fbdfc2158d68a6cd0a"/>
     <w:p>
       <w:pPr>
         <w:pStyle w:val="Heading4"/>
@@ -20981,7 +21685,23 @@
               <w:t xml:space="preserve"> </w:t>
             </w:r>
             <w:r>
-              <w:t xml:space="preserve">(3 short); at most 37 (2 short) if a count of six other crossbenchers is used</w:t>
+              <w:t xml:space="preserve">(3 short);</w:t>
+            </w:r>
+            <w:r>
+              <w:t xml:space="preserve"> </w:t>
+            </w:r>
+            <w:r>
+              <w:rPr>
+                <w:bCs/>
+                <w:b/>
+              </w:rPr>
+              <w:t xml:space="preserve">37</w:t>
+            </w:r>
+            <w:r>
+              <w:t xml:space="preserve"> </w:t>
+            </w:r>
+            <w:r>
+              <w:t xml:space="preserve">(2 short) on the alternative count in step 7</w:t>
             </w:r>
           </w:p>
         </w:tc>
@@ -21119,8 +21839,8 @@
         <w:t xml:space="preserve">Result 4 makes the conclusion independent of the One Nation and Babet assumption (it holds on either count of seats). In the House, Labor holds 94 of 150 seats (Australian Electoral Commission, 2025), so a repeal bill would also need the Government’s support there.</w:t>
       </w:r>
     </w:p>
-    <w:bookmarkEnd w:id="86"/>
-    <w:bookmarkStart w:id="87" w:name="b1.3-nsw-repeal-bill-status"/>
+    <w:bookmarkEnd w:id="89"/>
+    <w:bookmarkStart w:id="90" w:name="b1.3-nsw-repeal-bill-status"/>
     <w:p>
       <w:pPr>
         <w:pStyle w:val="Heading4"/>
@@ -21148,7 +21868,7 @@
           <w:iCs/>
           <w:i/>
         </w:rPr>
-        <w:t xml:space="preserve">Source: Parliament of New South Wales (2025–26; 2026);</w:t>
+        <w:t xml:space="preserve">Source: Parliament of New South Wales (2025; 2026);</w:t>
       </w:r>
       <w:r>
         <w:rPr>
@@ -21297,7 +22017,7 @@
               <w:jc w:val="left"/>
             </w:pPr>
             <w:r>
-              <w:t xml:space="preserve">About 5.5 months after introduction (law brief §4). All Liberal and National MLCs voted for it</w:t>
+              <w:t xml:space="preserve">About 5.5 months after introduction. All Liberal and National MLCs voted for it</w:t>
             </w:r>
           </w:p>
         </w:tc>
@@ -21379,8 +22099,8 @@
         </w:tc>
       </w:tr>
     </w:tbl>
-    <w:bookmarkEnd w:id="87"/>
-    <w:bookmarkStart w:id="88" w:name="X1a74a4ec34d97d2cc7de09de2586d1d2b22092c"/>
+    <w:bookmarkEnd w:id="90"/>
+    <w:bookmarkStart w:id="91" w:name="X1a74a4ec34d97d2cc7de09de2586d1d2b22092c"/>
     <w:p>
       <w:pPr>
         <w:pStyle w:val="Heading4"/>
@@ -22268,9 +22988,9 @@
         </w:pict>
       </w:r>
     </w:p>
-    <w:bookmarkEnd w:id="88"/>
-    <w:bookmarkEnd w:id="89"/>
-    <w:bookmarkStart w:id="96" w:name="X372cadb88b67a633233203304eb4ef38d3c0c77"/>
+    <w:bookmarkEnd w:id="91"/>
+    <w:bookmarkEnd w:id="92"/>
+    <w:bookmarkStart w:id="99" w:name="X372cadb88b67a633233203304eb4ef38d3c0c77"/>
     <w:p>
       <w:pPr>
         <w:pStyle w:val="Heading3"/>
@@ -22327,7 +23047,7 @@
         <w:t xml:space="preserve">. Removing Russia raises the HHI at every stage. Removing Russia and China leaves enrichment as a Urenco–Orano duopoly (5,621). The one case below 1,800 is mining by company (about 850–1,400, from the top three firms only; midpoint 1,118), so mining concentration is a country (geopolitical) risk rather than a market-power risk.</w:t>
       </w:r>
     </w:p>
-    <w:bookmarkStart w:id="90" w:name="b2.1-method"/>
+    <w:bookmarkStart w:id="93" w:name="b2.1-method"/>
     <w:p>
       <w:pPr>
         <w:pStyle w:val="Heading4"/>
@@ -22840,8 +23560,8 @@
         <w:t xml:space="preserve">(N_eq = 1.8).</w:t>
       </w:r>
     </w:p>
-    <w:bookmarkEnd w:id="90"/>
-    <w:bookmarkStart w:id="91" w:name="b2.2-inputs-and-shares"/>
+    <w:bookmarkEnd w:id="93"/>
+    <w:bookmarkStart w:id="94" w:name="b2.2-inputs-and-shares"/>
     <w:p>
       <w:pPr>
         <w:pStyle w:val="Heading4"/>
@@ -25925,8 +26645,8 @@
         <w:t xml:space="preserve">Russia’s enrichment share is 43.3% in 2022 and 38.3% in the 2030 plans (World Nuclear Association, 2025). It is 42.8% on WNA’s 2025 capacity and 41.0% on World Nuclear University’s (2025) figures, which gives the range quoted in §8.3.</w:t>
       </w:r>
     </w:p>
-    <w:bookmarkEnd w:id="91"/>
-    <w:bookmarkStart w:id="92" w:name="b2.3-headline-results"/>
+    <w:bookmarkEnd w:id="94"/>
+    <w:bookmarkStart w:id="95" w:name="b2.3-headline-results"/>
     <w:p>
       <w:pPr>
         <w:pStyle w:val="Heading4"/>
@@ -26438,11 +27158,11 @@
         <w:pStyle w:val="BodyText"/>
       </w:pPr>
       <w:r>
-        <w:t xml:space="preserve">Shares for the two producer countries in the comparison: Canada mined 23.8% of world uranium in 2024 and holds 20.2% of world conversion capacity (36.2% of the capacity open to a Western buyer), with no enrichment. Australia mined 7.6% (4,598 tU) and has no conversion or enrichment capacity. Australia holds 28% of identified recoverable resources at &lt; USD 130/kgU in the 2024 Red Book edition we use (OECD NEA and IAEA, 2025); two tabulations of the 2026 edition give 29% and 27%.</w:t>
-      </w:r>
-    </w:p>
-    <w:bookmarkEnd w:id="92"/>
-    <w:bookmarkStart w:id="93" w:name="b2.4-sensitivity"/>
+        <w:t xml:space="preserve">Shares for the two producer countries in the comparison: Canada mined 23.8% of world uranium in 2024 and holds 20.2% of world conversion capacity (36.2% of the capacity open to a Western buyer), with no enrichment. Australia mined 7.6% (4,598 tU) and has no conversion or enrichment capacity. Australia holds 28% of identified recoverable resources at &lt; USD 130/kgU in the 2024 Red Book edition we use (OECD Nuclear Energy Agency and International Atomic Energy Agency, 2025); two tabulations of the 2026 edition give 29% and 27%.</w:t>
+      </w:r>
+    </w:p>
+    <w:bookmarkEnd w:id="95"/>
+    <w:bookmarkStart w:id="96" w:name="b2.4-sensitivity"/>
     <w:p>
       <w:pPr>
         <w:pStyle w:val="Heading4"/>
@@ -29161,8 +29881,8 @@
         <w:t xml:space="preserve">Both bounds are below 1,500, so firms are not concentrated even though countries are. Kazakhstan’s 38.6% country share includes joint ventures with foreign partners, whose ownership was not assessed.</w:t>
       </w:r>
     </w:p>
-    <w:bookmarkEnd w:id="93"/>
-    <w:bookmarkStart w:id="94" w:name="b2.5-limitations"/>
+    <w:bookmarkEnd w:id="96"/>
+    <w:bookmarkStart w:id="97" w:name="b2.5-limitations"/>
     <w:p>
       <w:pPr>
         <w:pStyle w:val="Heading4"/>
@@ -29174,228 +29894,218 @@
     <w:p>
       <w:pPr>
         <w:pStyle w:val="FirstParagraph"/>
+      </w:pPr>
+      <w:r>
+        <w:t xml:space="preserve">“</w:t>
+      </w:r>
+      <w:r>
+        <w:t xml:space="preserve">High</w:t>
+      </w:r>
+      <w:r>
+        <w:t xml:space="preserve">”</w:t>
+      </w:r>
+      <w:r>
+        <w:t xml:space="preserve"> </w:t>
+      </w:r>
+      <w:r>
+        <w:t xml:space="preserve">is above 1,800 on the 2023 guidelines and above 2,500 on the 2010 guidelines;</w:t>
+      </w:r>
+      <w:r>
+        <w:t xml:space="preserve"> </w:t>
+      </w:r>
+      <w:r>
+        <w:t xml:space="preserve">“</w:t>
+      </w:r>
+      <w:r>
+        <w:t xml:space="preserve">Moderate</w:t>
+      </w:r>
+      <w:r>
+        <w:t xml:space="preserve">”</w:t>
+      </w:r>
+      <w:r>
+        <w:t xml:space="preserve"> </w:t>
+      </w:r>
+      <w:r>
+        <w:t xml:space="preserve">is 1,500–2,500 (2010). Without Russia, all three stages are high on both scales. Sensitivity: enrichment 2,724–3,065 (2030 plans to 2022); mining by country 2,246–2,370 (2022–2024); conversion 2,015 with the higher ConverDyn capacity; all country-level and capacity-based cases stay above 1,800. Mining by company is about 850–1,400 (midpoint 1,118; top three firms only), mostly below the threshold. Russia’s enrichment share is 42.8% on WNA capacity and 41.0% on World Nuclear University’s. Australia’s resource share is 28% in the 2024 Red Book edition we use; two tabulations of the 2026 edition give 29% and 27%.</w:t>
+      </w:r>
+    </w:p>
+    <w:p>
+      <w:pPr>
+        <w:pStyle w:val="BodyText"/>
+      </w:pPr>
+      <w:r>
+        <w:t xml:space="preserve">Limits:</w:t>
+      </w:r>
+      <w:r>
+        <w:t xml:space="preserve"> </w:t>
+      </w:r>
+      <w:r>
+        <w:t xml:space="preserve">- Capacity is not supply. Nameplate SWU includes capacity Rosatom uses for underfeeding and tails re-enrichment, and CNNC’s figures are WNA estimates.</w:t>
+      </w:r>
+      <w:r>
+        <w:t xml:space="preserve"> </w:t>
+      </w:r>
+      <w:r>
+        <w:t xml:space="preserve">- Secondary supply (inventories, down-blending, re-enriched tails) is excluded. Mine output in 2024 (60,213 tU) met about 93% of reactor requirements (64,500 tU at 1 January 2025; OECD Nuclear Energy Agency and International Atomic Energy Agency, 2026).</w:t>
+      </w:r>
+      <w:r>
+        <w:t xml:space="preserve"> </w:t>
+      </w:r>
+      <w:r>
+        <w:t xml:space="preserve">- Company-level enrichment shares hide plant location: Urenco operates in the UK, Germany, the Netherlands and the USA; Orano only in France.</w:t>
+      </w:r>
+      <w:r>
+        <w:t xml:space="preserve"> </w:t>
+      </w:r>
+      <w:r>
+        <w:t xml:space="preserve">- Mining by country ignores ownership and the transport routes for Kazakh exports, which were not assessed, so Russia’s 4.5% of mining may understate its reach. The company-level bound only partly addresses ownership.</w:t>
+      </w:r>
+      <w:r>
+        <w:t xml:space="preserve"> </w:t>
+      </w:r>
+      <w:r>
+        <w:t xml:space="preserve">- Fuel fabrication, where BWR fuel is thought to have few suppliers, was not assessed (§11).</w:t>
+      </w:r>
+      <w:r>
+        <w:t xml:space="preserve"> </w:t>
+      </w:r>
+      <w:r>
+        <w:t xml:space="preserve">- The HHI is a world-market measure. Darlington’s own demand is sized against it in B2.6.</w:t>
+      </w:r>
+    </w:p>
+    <w:bookmarkEnd w:id="97"/>
+    <w:bookmarkStart w:id="98" w:name="X38b76fede8e58c0e5d473d8915656eae0265e01"/>
+    <w:p>
+      <w:pPr>
+        <w:pStyle w:val="Heading4"/>
+      </w:pPr>
+      <w:r>
+        <w:t xml:space="preserve">B2.6 Darlington’s fuel demand against supplier capacity</w:t>
+      </w:r>
+    </w:p>
+    <w:p>
+      <w:pPr>
+        <w:pStyle w:val="FirstParagraph"/>
+      </w:pPr>
+      <w:r>
+        <w:rPr>
+          <w:bCs/>
+          <w:b/>
+        </w:rPr>
+        <w:t xml:space="preserve">Result.</w:t>
+      </w:r>
+      <w:r>
+        <w:t xml:space="preserve"> </w:t>
+      </w:r>
+      <w:r>
+        <w:t xml:space="preserve">Four BWRX-300s need about 196 t of natural uranium and 138 thousand separative work units (tSWU) a year:</w:t>
+      </w:r>
+      <w:r>
+        <w:t xml:space="preserve"> </w:t>
+      </w:r>
+      <w:r>
+        <w:rPr>
+          <w:bCs/>
+          <w:b/>
+        </w:rPr>
+        <w:t xml:space="preserve">3.2% of Urenco USA’s current capacity</w:t>
+      </w:r>
+      <w:r>
+        <w:t xml:space="preserve"> </w:t>
+      </w:r>
+      <w:r>
+        <w:t xml:space="preserve">and 0.56% of the Western (Urenco and Orano) enrichment market. The project is too small to move the HHI. Its exposure is to price and contract terms in a duopoly, not to physical shortage. The inputs are assumed typical BWR reload values (3.8% enrichment, 45 GWd/t burnup).</w:t>
+      </w:r>
+    </w:p>
+    <w:p>
+      <w:pPr>
+        <w:pStyle w:val="BodyText"/>
+      </w:pPr>
+      <w:r>
+        <w:t xml:space="preserve">Working (one unit;</w:t>
+      </w:r>
+      <w:r>
+        <w:t xml:space="preserve"> </w:t>
+      </w:r>
+      <w:r>
+        <w:rPr>
+          <w:rStyle w:val="VerbatimChar"/>
+        </w:rPr>
+        <w:t xml:space="preserve">hhi.md</w:t>
+      </w:r>
+      <w:r>
+        <w:t xml:space="preserve"> </w:t>
+      </w:r>
+      <w:r>
+        <w:t xml:space="preserve">§6):</w:t>
+      </w:r>
+      <w:r>
+        <w:t xml:space="preserve"> </w:t>
+      </w:r>
+      <w:r>
+        <w:t xml:space="preserve">1. Net generation: 300 MWe × 8,760 h × 0.9 = 2,365,200 MWh. Thermal power 870 MWt gives efficiency η = 300 / 870 = 0.3448.</w:t>
+      </w:r>
+      <w:r>
+        <w:t xml:space="preserve"> </w:t>
+      </w:r>
+      <w:r>
+        <w:t xml:space="preserve">2. Energy per kg of enriched uranium (3.8% U-235, burnup 45 GWd/t) = 45 × 24,000 kWh × η = 372,414 kWh. Enriched uranium needed = 2,365,200,000 kWh / 372,414 = 6.35 t a year.</w:t>
+      </w:r>
+      <w:r>
+        <w:t xml:space="preserve"> </w:t>
+      </w:r>
+      <w:r>
+        <w:t xml:space="preserve">3. Natural uranium feed factor 7.701 (tails 0.25%): 6.35 × 7.701 = 48.9 t U. Separative work: 5.422 SWU per kg, so 34.4 tSWU.</w:t>
+      </w:r>
+      <w:r>
+        <w:t xml:space="preserve"> </w:t>
+      </w:r>
+      <w:r>
+        <w:t xml:space="preserve">4. Four units: 25.4 t enriched,</w:t>
+      </w:r>
+      <w:r>
+        <w:t xml:space="preserve"> </w:t>
+      </w:r>
+      <w:r>
+        <w:rPr>
+          <w:bCs/>
+          <w:b/>
+        </w:rPr>
+        <w:t xml:space="preserve">195.6 t U</w:t>
+      </w:r>
+      <w:r>
+        <w:t xml:space="preserve"> </w:t>
+      </w:r>
+      <w:r>
+        <w:t xml:space="preserve">and</w:t>
+      </w:r>
+      <w:r>
+        <w:t xml:space="preserve"> </w:t>
+      </w:r>
+      <w:r>
+        <w:rPr>
+          <w:bCs/>
+          <w:b/>
+        </w:rPr>
+        <w:t xml:space="preserve">137.7 tSWU</w:t>
+      </w:r>
+      <w:r>
+        <w:t xml:space="preserve"> </w:t>
+      </w:r>
+      <w:r>
+        <w:t xml:space="preserve">a year.</w:t>
+      </w:r>
+    </w:p>
+    <w:p>
+      <w:pPr>
+        <w:pStyle w:val="BodyText"/>
       </w:pPr>
       <w:r>
         <w:rPr>
           <w:iCs/>
           <w:i/>
         </w:rPr>
-        <w:t xml:space="preserve">Note moved from §8.3 (Table T3).</w:t>
-      </w:r>
-      <w:r>
-        <w:t xml:space="preserve"> </w:t>
-      </w:r>
-      <w:r>
-        <w:t xml:space="preserve">“</w:t>
-      </w:r>
-      <w:r>
-        <w:t xml:space="preserve">High</w:t>
-      </w:r>
-      <w:r>
-        <w:t xml:space="preserve">”</w:t>
-      </w:r>
-      <w:r>
-        <w:t xml:space="preserve"> </w:t>
-      </w:r>
-      <w:r>
-        <w:t xml:space="preserve">is above 1,800 on the 2023 guidelines and above 2,500 on the 2010 guidelines;</w:t>
-      </w:r>
-      <w:r>
-        <w:t xml:space="preserve"> </w:t>
-      </w:r>
-      <w:r>
-        <w:t xml:space="preserve">“</w:t>
-      </w:r>
-      <w:r>
-        <w:t xml:space="preserve">Moderate</w:t>
-      </w:r>
-      <w:r>
-        <w:t xml:space="preserve">”</w:t>
-      </w:r>
-      <w:r>
-        <w:t xml:space="preserve"> </w:t>
-      </w:r>
-      <w:r>
-        <w:t xml:space="preserve">is 1,500–2,500 (2010). Without Russia, all three stages are high on both scales. Sensitivity: enrichment 2,724–3,065 (2030 plans to 2022); mining by country 2,246–2,370 (2022–2024); conversion 2,015 with the higher ConverDyn capacity; all country-level and capacity-based cases stay above 1,800. Mining by company is about 850–1,400 (midpoint 1,118; top three firms only), mostly below the threshold. Russia’s enrichment share is 42.8% on WNA capacity and 41.0% on World Nuclear University’s. Australia’s resource share is 28% in the 2024 Red Book edition we use; two tabulations of the 2026 edition give 29% and 27%.</w:t>
-      </w:r>
-    </w:p>
-    <w:p>
-      <w:pPr>
-        <w:pStyle w:val="BodyText"/>
-      </w:pPr>
-      <w:r>
-        <w:t xml:space="preserve">Limits:</w:t>
-      </w:r>
-      <w:r>
-        <w:t xml:space="preserve"> </w:t>
-      </w:r>
-      <w:r>
-        <w:t xml:space="preserve">- Capacity is not supply. Nameplate SWU includes capacity Rosatom uses for underfeeding and tails re-enrichment, and CNNC’s figures are WNA estimates.</w:t>
-      </w:r>
-      <w:r>
-        <w:t xml:space="preserve"> </w:t>
-      </w:r>
-      <w:r>
-        <w:t xml:space="preserve">- Secondary supply (inventories, down-blending, re-enriched tails) is excluded. Mine output in 2024 (60,213 tU) met about 93% of reactor requirements (64,500 tU at 1 January 2025; OECD NEA and IAEA, 2026).</w:t>
-      </w:r>
-      <w:r>
-        <w:t xml:space="preserve"> </w:t>
-      </w:r>
-      <w:r>
-        <w:t xml:space="preserve">- Company-level enrichment shares hide plant location: Urenco operates in the UK, Germany, the Netherlands and the USA; Orano only in France.</w:t>
-      </w:r>
-      <w:r>
-        <w:t xml:space="preserve"> </w:t>
-      </w:r>
-      <w:r>
-        <w:t xml:space="preserve">- Mining by country ignores ownership and the transport routes for Kazakh exports, which were not assessed, so Russia’s 4.5% of mining may understate its reach. The company-level bound only partly addresses ownership.</w:t>
-      </w:r>
-      <w:r>
-        <w:t xml:space="preserve"> </w:t>
-      </w:r>
-      <w:r>
-        <w:t xml:space="preserve">- Fuel fabrication, where BWR fuel is thought to have few suppliers, was not assessed (§11).</w:t>
-      </w:r>
-      <w:r>
-        <w:t xml:space="preserve"> </w:t>
-      </w:r>
-      <w:r>
-        <w:t xml:space="preserve">- The HHI is a world-market measure. Darlington’s own demand is sized against it in B2.6.</w:t>
-      </w:r>
-    </w:p>
-    <w:bookmarkEnd w:id="94"/>
-    <w:bookmarkStart w:id="95" w:name="X38b76fede8e58c0e5d473d8915656eae0265e01"/>
-    <w:p>
-      <w:pPr>
-        <w:pStyle w:val="Heading4"/>
-      </w:pPr>
-      <w:r>
-        <w:t xml:space="preserve">B2.6 Darlington’s fuel demand against supplier capacity</w:t>
-      </w:r>
-    </w:p>
-    <w:p>
-      <w:pPr>
-        <w:pStyle w:val="FirstParagraph"/>
-      </w:pPr>
-      <w:r>
-        <w:rPr>
-          <w:bCs/>
-          <w:b/>
-        </w:rPr>
-        <w:t xml:space="preserve">Result.</w:t>
-      </w:r>
-      <w:r>
-        <w:t xml:space="preserve"> </w:t>
-      </w:r>
-      <w:r>
-        <w:t xml:space="preserve">Four BWRX-300s need about 196 t of natural uranium and 138 thousand separative work units (tSWU) a year:</w:t>
-      </w:r>
-      <w:r>
-        <w:t xml:space="preserve"> </w:t>
-      </w:r>
-      <w:r>
-        <w:rPr>
-          <w:bCs/>
-          <w:b/>
-        </w:rPr>
-        <w:t xml:space="preserve">3.2% of Urenco USA’s current capacity</w:t>
-      </w:r>
-      <w:r>
-        <w:t xml:space="preserve"> </w:t>
-      </w:r>
-      <w:r>
-        <w:t xml:space="preserve">and 0.56% of the Western (Urenco and Orano) enrichment market. The project is too small to move the HHI. Its exposure is to price and contract terms in a duopoly, not to physical shortage. The inputs are assumed typical BWR reload values (3.8% enrichment, 45 GWd/t burnup).</w:t>
-      </w:r>
-    </w:p>
-    <w:p>
-      <w:pPr>
-        <w:pStyle w:val="BodyText"/>
-      </w:pPr>
-      <w:r>
-        <w:t xml:space="preserve">Working (one unit;</w:t>
-      </w:r>
-      <w:r>
-        <w:t xml:space="preserve"> </w:t>
-      </w:r>
-      <w:r>
-        <w:rPr>
-          <w:rStyle w:val="VerbatimChar"/>
-        </w:rPr>
-        <w:t xml:space="preserve">hhi.md</w:t>
-      </w:r>
-      <w:r>
-        <w:t xml:space="preserve"> </w:t>
-      </w:r>
-      <w:r>
-        <w:t xml:space="preserve">§6):</w:t>
-      </w:r>
-      <w:r>
-        <w:t xml:space="preserve"> </w:t>
-      </w:r>
-      <w:r>
-        <w:t xml:space="preserve">1. Net generation: 300 MWe × 8,760 h × 0.9 = 2,365,200 MWh. Thermal power 870 MWt gives efficiency η = 300 / 870 = 0.3448.</w:t>
-      </w:r>
-      <w:r>
-        <w:t xml:space="preserve"> </w:t>
-      </w:r>
-      <w:r>
-        <w:t xml:space="preserve">2. Energy per kg of enriched uranium (3.8% U-235, burnup 45 GWd/t) = 45 × 24,000 kWh × η = 372,414 kWh. Enriched uranium needed = 2,365,200,000 kWh / 372,414 = 6.35 t a year.</w:t>
-      </w:r>
-      <w:r>
-        <w:t xml:space="preserve"> </w:t>
-      </w:r>
-      <w:r>
-        <w:t xml:space="preserve">3. Natural uranium feed factor 7.701 (tails 0.25%): 6.35 × 7.701 = 48.9 t U. Separative work: 5.422 SWU per kg, so 34.4 tSWU.</w:t>
-      </w:r>
-      <w:r>
-        <w:t xml:space="preserve"> </w:t>
-      </w:r>
-      <w:r>
-        <w:t xml:space="preserve">4. Four units: 25.4 t enriched,</w:t>
-      </w:r>
-      <w:r>
-        <w:t xml:space="preserve"> </w:t>
-      </w:r>
-      <w:r>
-        <w:rPr>
-          <w:bCs/>
-          <w:b/>
-        </w:rPr>
-        <w:t xml:space="preserve">195.6 t U</w:t>
-      </w:r>
-      <w:r>
-        <w:t xml:space="preserve"> </w:t>
-      </w:r>
-      <w:r>
-        <w:t xml:space="preserve">and</w:t>
-      </w:r>
-      <w:r>
-        <w:t xml:space="preserve"> </w:t>
-      </w:r>
-      <w:r>
-        <w:rPr>
-          <w:bCs/>
-          <w:b/>
-        </w:rPr>
-        <w:t xml:space="preserve">137.7 tSWU</w:t>
-      </w:r>
-      <w:r>
-        <w:t xml:space="preserve"> </w:t>
-      </w:r>
-      <w:r>
-        <w:t xml:space="preserve">a year.</w:t>
-      </w:r>
-    </w:p>
-    <w:p>
-      <w:pPr>
-        <w:pStyle w:val="BodyText"/>
-      </w:pPr>
-      <w:r>
-        <w:rPr>
-          <w:iCs/>
-          <w:i/>
-        </w:rPr>
-        <w:t xml:space="preserve">Table B35. Four-unit demand set against supplier capacity.</w:t>
+        <w:t xml:space="preserve">Table B12a. Four-unit demand set against supplier capacity.</w:t>
       </w:r>
       <w:r>
         <w:t xml:space="preserve"> </w:t>
@@ -29716,9 +30426,9 @@
         </w:pict>
       </w:r>
     </w:p>
-    <w:bookmarkEnd w:id="95"/>
-    <w:bookmarkEnd w:id="96"/>
-    <w:bookmarkStart w:id="98" w:name="X4d39e6569850789c0bc5244e03826205e394972"/>
+    <w:bookmarkEnd w:id="98"/>
+    <w:bookmarkEnd w:id="99"/>
+    <w:bookmarkStart w:id="101" w:name="X4d39e6569850789c0bc5244e03826205e394972"/>
     <w:p>
       <w:pPr>
         <w:pStyle w:val="Heading3"/>
@@ -29798,7 +30508,7 @@
           <w:iCs/>
           <w:i/>
         </w:rPr>
-        <w:t xml:space="preserve">Source: our qualitative judgement (law brief §5), from the evidence cited in the table.</w:t>
+        <w:t xml:space="preserve">Source: our qualitative judgement, from the evidence cited in the table.</w:t>
       </w:r>
     </w:p>
     <w:tbl>
@@ -30295,7 +31005,7 @@
           <w:iCs/>
           <w:i/>
         </w:rPr>
-        <w:t xml:space="preserve">Source: calculated from Table B13 (law brief §5).</w:t>
+        <w:t xml:space="preserve">Source: calculated from Table B13.</w:t>
       </w:r>
     </w:p>
     <w:tbl>
@@ -30602,13 +31312,13 @@
         <w:t xml:space="preserve">Reading: route B ranks last under all three weightings tested, and C is never behind A. Valuing regulator readiness more only closes the gap, to a tie with A. The choice between A and C is a choice between speed (an existing regulator) and durability (both levels of government committed). That is a political judgement, not a technical one. Whichever route is assumed, an Australian SMR scores lowest on time to first power in the §9 MCDA.</w:t>
       </w:r>
     </w:p>
-    <w:bookmarkStart w:id="97" w:name="X9c643738a896a77e27731f9c9572c60fb05f681"/>
+    <w:bookmarkStart w:id="100" w:name="X0217c3edb9f1194b9fccb10b42373507355a848"/>
     <w:p>
       <w:pPr>
         <w:pStyle w:val="Heading4"/>
       </w:pPr>
       <w:r>
-        <w:t xml:space="preserve">B3.1 Implementation levers for C1 (Table T16 in §8.6): scores and weight test</w:t>
+        <w:t xml:space="preserve">B3.1 Implementation levers for C1 (the §8.6 lever table): scores and weight test</w:t>
       </w:r>
     </w:p>
     <w:p>
@@ -30616,7 +31326,7 @@
         <w:pStyle w:val="FirstParagraph"/>
       </w:pPr>
       <w:r>
-        <w:t xml:space="preserve">Each lever is scored 1 (poor) to 3 (good) on enforceability, speed and low schedule risk. The scores are our judgement (route brief §5), not sourced; the totals are hand calculations.</w:t>
+        <w:t xml:space="preserve">Each lever is scored 1 (poor) to 3 (good) on enforceability, speed and low schedule risk. The scores are our judgement, not sourced; the totals are hand calculations.</w:t>
       </w:r>
     </w:p>
     <w:p>
@@ -30628,7 +31338,7 @@
           <w:iCs/>
           <w:i/>
         </w:rPr>
-        <w:t xml:space="preserve">Table B14a. T16 lever scores and weight test.</w:t>
+        <w:t xml:space="preserve">Table B14a. Lever scores and weight test for the §8.6 lever table.</w:t>
       </w:r>
       <w:r>
         <w:t xml:space="preserve"> </w:t>
@@ -30638,7 +31348,7 @@
           <w:iCs/>
           <w:i/>
         </w:rPr>
-        <w:t xml:space="preserve">Source: our judgement and hand calculation (route brief §5).</w:t>
+        <w:t xml:space="preserve">Source: our judgement and hand calculation.</w:t>
       </w:r>
     </w:p>
     <w:tbl>
@@ -31048,9 +31758,9 @@
         </w:pict>
       </w:r>
     </w:p>
-    <w:bookmarkEnd w:id="97"/>
-    <w:bookmarkEnd w:id="98"/>
-    <w:bookmarkStart w:id="102" w:name="X6942ef6bc025069590c0c205010015835f1b9ab"/>
+    <w:bookmarkEnd w:id="100"/>
+    <w:bookmarkEnd w:id="101"/>
+    <w:bookmarkStart w:id="105" w:name="X6942ef6bc025069590c0c205010015835f1b9ab"/>
     <w:p>
       <w:pPr>
         <w:pStyle w:val="Heading3"/>
@@ -31168,7 +31878,7 @@
         <w:t xml:space="preserve">.</w:t>
       </w:r>
     </w:p>
-    <w:bookmarkStart w:id="99" w:name="b4.1-method"/>
+    <w:bookmarkStart w:id="102" w:name="b4.1-method"/>
     <w:p>
       <w:pPr>
         <w:pStyle w:val="Heading4"/>
@@ -31838,7 +32548,7 @@
               <w:jc w:val="left"/>
             </w:pPr>
             <w:r>
-              <w:t xml:space="preserve">Assumption (the deck’s value; an OPG filing gives 315)</w:t>
+              <w:t xml:space="preserve">Assumption (an OPG filing gives 315)</w:t>
             </w:r>
           </w:p>
         </w:tc>
@@ -32506,8 +33216,8 @@
         </w:tc>
       </w:tr>
     </w:tbl>
-    <w:bookmarkEnd w:id="99"/>
-    <w:bookmarkStart w:id="100" w:name="b4.2-results"/>
+    <w:bookmarkEnd w:id="102"/>
+    <w:bookmarkStart w:id="103" w:name="b4.2-results"/>
     <w:p>
       <w:pPr>
         <w:pStyle w:val="Heading4"/>
@@ -32692,7 +33402,7 @@
               <w:jc w:val="left"/>
             </w:pPr>
             <w:r>
-              <w:t xml:space="preserve">Ontario average 2023 (energy snapshot; the deck’s value)</w:t>
+              <w:t xml:space="preserve">Ontario average 2023 (energy snapshot)</w:t>
             </w:r>
           </w:p>
         </w:tc>
@@ -35549,8 +36259,8 @@
         <w:t xml:space="preserve">Only in the 110 g/kWh stress case, or on a near-zero floor, where the result turns negative.</w:t>
       </w:r>
     </w:p>
-    <w:bookmarkEnd w:id="100"/>
-    <w:bookmarkStart w:id="101" w:name="b4.3-limitations"/>
+    <w:bookmarkEnd w:id="103"/>
+    <w:bookmarkStart w:id="104" w:name="b4.3-limitations"/>
     <w:p>
       <w:pPr>
         <w:pStyle w:val="Heading4"/>
@@ -35676,9 +36386,9 @@
         </w:pict>
       </w:r>
     </w:p>
-    <w:bookmarkEnd w:id="101"/>
-    <w:bookmarkEnd w:id="102"/>
-    <w:bookmarkStart w:id="109" w:name="X66860b851f2e133f81978e30598e738689cf6de"/>
+    <w:bookmarkEnd w:id="104"/>
+    <w:bookmarkEnd w:id="105"/>
+    <w:bookmarkStart w:id="112" w:name="X66860b851f2e133f81978e30598e738689cf6de"/>
     <w:p>
       <w:pPr>
         <w:pStyle w:val="Heading3"/>
@@ -35801,7 +36511,7 @@
         <w:t xml:space="preserve">.</w:t>
       </w:r>
     </w:p>
-    <w:bookmarkStart w:id="103" w:name="b5.1-method"/>
+    <w:bookmarkStart w:id="106" w:name="b5.1-method"/>
     <w:p>
       <w:pPr>
         <w:pStyle w:val="Heading4"/>
@@ -36001,8 +36711,8 @@
         <w:t xml:space="preserve">.</w:t>
       </w:r>
     </w:p>
-    <w:bookmarkEnd w:id="103"/>
-    <w:bookmarkStart w:id="104" w:name="b5.2-co₂e-lost-per-month-of-delay"/>
+    <w:bookmarkEnd w:id="106"/>
+    <w:bookmarkStart w:id="107" w:name="b5.2-co₂e-lost-per-month-of-delay"/>
     <w:p>
       <w:pPr>
         <w:pStyle w:val="Heading4"/>
@@ -37402,8 +38112,8 @@
         <w:t xml:space="preserve">§5).</w:t>
       </w:r>
     </w:p>
-    <w:bookmarkEnd w:id="104"/>
-    <w:bookmarkStart w:id="105" w:name="b5.3-break-even-delay-for-c1"/>
+    <w:bookmarkEnd w:id="107"/>
+    <w:bookmarkStart w:id="108" w:name="b5.3-break-even-delay-for-c1"/>
     <w:p>
       <w:pPr>
         <w:pStyle w:val="Heading4"/>
@@ -38005,8 +38715,8 @@
         <w:t xml:space="preserve">Its saving of 1,734 t per unit (5,201 t for Units 2–4; Monte Carlo 90% interval 1,387–2,153 t) gives break-evens of 9.2–14.6 days on the average factor and 1.3–1.4 days on the marginal factor. The deck case lengthens them by about 27% (2,200 / 1,734).</w:t>
       </w:r>
     </w:p>
-    <w:bookmarkEnd w:id="105"/>
-    <w:bookmarkStart w:id="106" w:name="Xaea02f89b8298bc8af300b41fdf9ad8acb92793"/>
+    <w:bookmarkEnd w:id="108"/>
+    <w:bookmarkStart w:id="109" w:name="Xaea02f89b8298bc8af300b41fdf9ad8acb92793"/>
     <w:p>
       <w:pPr>
         <w:pStyle w:val="Heading4"/>
@@ -38646,8 +39356,8 @@
         <w:t xml:space="preserve">§5), against C1’s total carbon value of C$0.63–0.76 m (C$1.14 m at 60% eligibility and C$115/t).</w:t>
       </w:r>
     </w:p>
-    <w:bookmarkEnd w:id="106"/>
-    <w:bookmarkStart w:id="107" w:name="b5.5-year-scale-delays"/>
+    <w:bookmarkEnd w:id="109"/>
+    <w:bookmarkStart w:id="110" w:name="b5.5-year-scale-delays"/>
     <w:p>
       <w:pPr>
         <w:pStyle w:val="Heading4"/>
@@ -39414,8 +40124,8 @@
         </w:tc>
       </w:tr>
     </w:tbl>
-    <w:bookmarkEnd w:id="107"/>
-    <w:bookmarkStart w:id="108" w:name="b5.6-limitations"/>
+    <w:bookmarkEnd w:id="110"/>
+    <w:bookmarkStart w:id="111" w:name="b5.6-limitations"/>
     <w:p>
       <w:pPr>
         <w:pStyle w:val="Heading4"/>
@@ -39491,9 +40201,9 @@
         </w:pict>
       </w:r>
     </w:p>
-    <w:bookmarkEnd w:id="108"/>
-    <w:bookmarkEnd w:id="109"/>
-    <w:bookmarkStart w:id="114" w:name="Xe9bf8aa20110d892414618c9830b1120addc14d"/>
+    <w:bookmarkEnd w:id="111"/>
+    <w:bookmarkEnd w:id="112"/>
+    <w:bookmarkStart w:id="117" w:name="Xe9bf8aa20110d892414618c9830b1120addc14d"/>
     <w:p>
       <w:pPr>
         <w:pStyle w:val="Heading3"/>
@@ -39687,7 +40397,7 @@
         <w:t xml:space="preserve">and re-run; every table here regenerates.</w:t>
       </w:r>
     </w:p>
-    <w:bookmarkStart w:id="110" w:name="b6.1-inputs-and-method"/>
+    <w:bookmarkStart w:id="113" w:name="b6.1-inputs-and-method"/>
     <w:p>
       <w:pPr>
         <w:pStyle w:val="Heading4"/>
@@ -40384,8 +41094,8 @@
         <w:t xml:space="preserve">3. Cumulative comparison: the annual spend = SMR output × SMR LCOE, and the renewables bought with it = spend / renewables LCOE, from 2028. Each technology’s avoided CO₂e is summed on the same trajectory (B4.1), net of its own life-cycle intensity (4.2 or 30 g/kWh).</w:t>
       </w:r>
     </w:p>
-    <w:bookmarkEnd w:id="110"/>
-    <w:bookmarkStart w:id="111" w:name="b6.2-results"/>
+    <w:bookmarkEnd w:id="113"/>
+    <w:bookmarkStart w:id="114" w:name="b6.2-results"/>
     <w:p>
       <w:pPr>
         <w:pStyle w:val="Heading4"/>
@@ -42773,8 +43483,8 @@
         </w:tc>
       </w:tr>
     </w:tbl>
-    <w:bookmarkEnd w:id="111"/>
-    <w:bookmarkStart w:id="112" w:name="Xd3c3cf27c12f2b6068bf203352ac12d45dd7cd3"/>
+    <w:bookmarkEnd w:id="114"/>
+    <w:bookmarkStart w:id="115" w:name="Xd3c3cf27c12f2b6068bf203352ac12d45dd7cd3"/>
     <w:p>
       <w:pPr>
         <w:pStyle w:val="Heading4"/>
@@ -42837,7 +43547,10 @@
         <w:t xml:space="preserve"> </w:t>
       </w:r>
       <w:r>
-        <w:t xml:space="preserve">A$221 at 7% sits just below GenCost 2023-24’s 2030 SMR range (A$230–382). Two reasons it should sit low: Darlington is a four-unit site with shared infrastructure, whereas GenCost prices a generic single Australian SMR; and GenCost 2025-26 reports revising Darlington’s capital downwards for interest during construction (Graham and Hayward, 2026, as reported). At 10% (A$313) our figure falls in the upper half of GenCost’s range. GenCost 2024-25 gives an SMR value of up to A$487 (</w:t>
+        <w:t xml:space="preserve">A$221 at 7% sits just below GenCost 2023-24’s 2030 SMR range (A$230–382). Two reasons it should sit low: Darlington is a four-unit site with shared infrastructure, whereas GenCost prices a generic single Australian SMR; and GenCost 2025-26 reports revising Darlington’s capital downwards for interest during construction (Graham and Hayward, 2026, as reported). At 10% (A$313) our figure falls in the upper half of GenCost’s range. GenCost 2024-25 gives an SMR value of up to A$487 (Graham, Hayward and Foster, 2025;</w:t>
+      </w:r>
+      <w:r>
+        <w:t xml:space="preserve"> </w:t>
       </w:r>
       <w:r>
         <w:rPr>
@@ -42986,8 +43699,8 @@
         <w:t xml:space="preserve">.</w:t>
       </w:r>
     </w:p>
-    <w:bookmarkEnd w:id="112"/>
-    <w:bookmarkStart w:id="113" w:name="b6.4-limitations"/>
+    <w:bookmarkEnd w:id="115"/>
+    <w:bookmarkStart w:id="116" w:name="b6.4-limitations"/>
     <w:p>
       <w:pPr>
         <w:pStyle w:val="Heading4"/>
@@ -43063,9 +43776,9 @@
         </w:pict>
       </w:r>
     </w:p>
-    <w:bookmarkEnd w:id="113"/>
-    <w:bookmarkEnd w:id="114"/>
-    <w:bookmarkStart w:id="121" w:name="Xc131c5b7da9b849e6bc37677db63fd4f3349dcd"/>
+    <w:bookmarkEnd w:id="116"/>
+    <w:bookmarkEnd w:id="117"/>
+    <w:bookmarkStart w:id="124" w:name="Xc131c5b7da9b849e6bc37677db63fd4f3349dcd"/>
     <w:p>
       <w:pPr>
         <w:pStyle w:val="Heading3"/>
@@ -43105,7 +43818,7 @@
         <w:t xml:space="preserve"> </w:t>
       </w:r>
       <w:r>
-        <w:t xml:space="preserve">the social, legal and renewables-supply scores and the weights are our judgement. The main-text summary is §9 (Tables T4 and T5). Source:</w:t>
+        <w:t xml:space="preserve">the social, legal and renewables-supply scores and the weights are our judgement. The main-text summary is §9 (the §9 tables). Source:</w:t>
       </w:r>
       <w:r>
         <w:t xml:space="preserve"> </w:t>
@@ -43162,7 +43875,7 @@
         <w:t xml:space="preserve">, which holds every raw score, normalised score, weight set and perturbation (593 rows).</w:t>
       </w:r>
     </w:p>
-    <w:bookmarkStart w:id="115" w:name="b7.1-options-criteria-and-inputs"/>
+    <w:bookmarkStart w:id="118" w:name="b7.1-options-criteria-and-inputs"/>
     <w:p>
       <w:pPr>
         <w:pStyle w:val="Heading4"/>
@@ -43844,7 +44557,7 @@
               <w:jc w:val="left"/>
             </w:pPr>
             <w:r>
-              <w:t xml:space="preserve">B3, best SMR route under equal weights (route C, 8); route A rescored to 6 after fact-check M2, which leaves this input unchanged (our judgement)</w:t>
+              <w:t xml:space="preserve">B3, best SMR route under equal weights (route C, 8); route A scores 6, which leaves this input unchanged (our judgement)</w:t>
             </w:r>
           </w:p>
         </w:tc>
@@ -43904,8 +44617,8 @@
         <w:t xml:space="preserve">Technology readiness level (TRL) is not scored. Schedule risk enters through the first-power year (tested at 2035 and 2045) and the C1 delay case.</w:t>
       </w:r>
     </w:p>
-    <w:bookmarkEnd w:id="115"/>
-    <w:bookmarkStart w:id="116" w:name="b7.2-method"/>
+    <w:bookmarkEnd w:id="118"/>
+    <w:bookmarkStart w:id="119" w:name="b7.2-method"/>
     <w:p>
       <w:pPr>
         <w:pStyle w:val="Heading4"/>
@@ -44649,8 +45362,8 @@
         </w:tc>
       </w:tr>
     </w:tbl>
-    <w:bookmarkEnd w:id="116"/>
-    <w:bookmarkStart w:id="117" w:name="b7.3-weights-and-results"/>
+    <w:bookmarkEnd w:id="119"/>
+    <w:bookmarkStart w:id="120" w:name="b7.3-weights-and-results"/>
     <w:p>
       <w:pPr>
         <w:pStyle w:val="Heading4"/>
@@ -45689,8 +46402,8 @@
         </w:tc>
       </w:tr>
     </w:tbl>
-    <w:bookmarkEnd w:id="117"/>
-    <w:bookmarkStart w:id="118" w:name="b7.4-rank-reversal-and-input-sensitivity"/>
+    <w:bookmarkEnd w:id="120"/>
+    <w:bookmarkStart w:id="121" w:name="b7.4-rank-reversal-and-input-sensitivity"/>
     <w:p>
       <w:pPr>
         <w:pStyle w:val="Heading4"/>
@@ -46345,8 +47058,8 @@
         <w:t xml:space="preserve">it comes from the four-option scale, where doing nothing scores full marks on cost, supply and legal feasibility.</w:t>
       </w:r>
     </w:p>
-    <w:bookmarkEnd w:id="118"/>
-    <w:bookmarkStart w:id="119" w:name="X655acef3214253160cddaea55a74ab651fff5b4"/>
+    <w:bookmarkEnd w:id="121"/>
+    <w:bookmarkStart w:id="122" w:name="X655acef3214253160cddaea55a74ab651fff5b4"/>
     <w:p>
       <w:pPr>
         <w:pStyle w:val="Heading4"/>
@@ -46823,8 +47536,8 @@
         <w:t xml:space="preserve">If C1 slips the unit by 18.5 days (the whole-life break-even of Table B21, used as an illustration), the CO₂e not avoided at Liddell during the delay is 32.3 kt, which is 15 times the 2,200 t saving. SMR + C1 then avoids less than the plain SMR, so the schedule-neutral condition decides the sign. The percentages are of the 4.2 g/kWh median.</w:t>
       </w:r>
     </w:p>
-    <w:bookmarkEnd w:id="119"/>
-    <w:bookmarkStart w:id="120" w:name="b7.6-limitations"/>
+    <w:bookmarkEnd w:id="122"/>
+    <w:bookmarkStart w:id="123" w:name="b7.6-limitations"/>
     <w:p>
       <w:pPr>
         <w:pStyle w:val="Heading4"/>
@@ -47032,9 +47745,9 @@
         </w:pict>
       </w:r>
     </w:p>
-    <w:bookmarkEnd w:id="120"/>
-    <w:bookmarkEnd w:id="121"/>
-    <w:bookmarkStart w:id="126" w:name="Xdcb2f35f44111e0f453c2a475e1a576da286c83"/>
+    <w:bookmarkEnd w:id="123"/>
+    <w:bookmarkEnd w:id="124"/>
+    <w:bookmarkStart w:id="129" w:name="Xdcb2f35f44111e0f453c2a475e1a576da286c83"/>
     <w:p>
       <w:pPr>
         <w:pStyle w:val="Heading3"/>
@@ -47113,7 +47826,31 @@
         <w:t xml:space="preserve">).</w:t>
       </w:r>
     </w:p>
-    <w:bookmarkStart w:id="122" w:name="X8871295422bcc52b42d843e419a224e284f0009"/>
+    <w:p>
+      <w:pPr>
+        <w:pStyle w:val="BodyText"/>
+      </w:pPr>
+      <w:r>
+        <w:t xml:space="preserve">Sources for the §8.4 social-licence table (Darlington and Liddell): Neelam (2024); Griffith University Climate Action Beacon and Monash Climate Change Communication Research Hub (2025); Newspoll (2007); Ritchie (2020); Markandya and Wilkinson (2007); Canadian Nuclear Safety Commission (2025); Williams Treaties First Nations et al. (2026); Mississaugas of Scugog Island First Nation (2023); Curve Lake First Nation (2024); Municipality of Clarington (2024); Australian Electoral Commission (2019);</w:t>
+      </w:r>
+      <w:r>
+        <w:t xml:space="preserve"> </w:t>
+      </w:r>
+      <w:r>
+        <w:rPr>
+          <w:iCs/>
+          <w:i/>
+        </w:rPr>
+        <w:t xml:space="preserve">Barngarla</w:t>
+      </w:r>
+      <w:r>
+        <w:t xml:space="preserve"> </w:t>
+      </w:r>
+      <w:r>
+        <w:t xml:space="preserve">[2023] FCA 809; Nuclear Waste Management Organization (2024a; 2024b; 2024c; n.d.); Department of Industry, Science, Energy and Resources (2020); Power Workers’ Union (2021); Conference Board of Canada (2021); Joint Standing Committee on Treaties (2024); Slovic (1987).</w:t>
+      </w:r>
+    </w:p>
+    <w:bookmarkStart w:id="125" w:name="X8871295422bcc52b42d843e419a224e284f0009"/>
     <w:p>
       <w:pPr>
         <w:pStyle w:val="Heading4"/>
@@ -47605,14 +48342,14 @@
         <w:t xml:space="preserve">The unit’s own output carries 0.07 statistical deaths a year at the nuclear rate (one per 14 years), a rate that includes Chernobyl and Fukushima. The fossil rates are for European plants with pollution controls, so they are conservative. Against wind or solar the difference lies within the uncertainty of the rates.</w:t>
       </w:r>
     </w:p>
-    <w:bookmarkEnd w:id="122"/>
-    <w:bookmarkStart w:id="123" w:name="Xfaf948de050b31a2ed3f21030d68b74a2859c70"/>
+    <w:bookmarkEnd w:id="125"/>
+    <w:bookmarkStart w:id="126" w:name="X92849018d318b05d1619841a208001b9b5d443e"/>
     <w:p>
       <w:pPr>
         <w:pStyle w:val="Heading4"/>
       </w:pPr>
       <w:r>
-        <w:t xml:space="preserve">B8.2 Stakeholder power, interest and stance (Figure 8)</w:t>
+        <w:t xml:space="preserve">B8.2 Stakeholder power, interest and stance (Figure F8)</w:t>
       </w:r>
     </w:p>
     <w:p>
@@ -49370,14 +50107,14 @@
         <w:t xml:space="preserve">. Four actors have high power and three are opposed. Scoring the Wonnarua people at −2 or +2 would move the Liddell result by −0.17 or +0.17 (3 × 2 / 36), which does not change its sign.</w:t>
       </w:r>
     </w:p>
-    <w:bookmarkEnd w:id="123"/>
-    <w:bookmarkStart w:id="124" w:name="Xd5df1698768aea18553bcc1433b5699130c12c4"/>
+    <w:bookmarkEnd w:id="126"/>
+    <w:bookmarkStart w:id="127" w:name="X896d2bfe54b9a94cdd26775c3af798143bf33da"/>
     <w:p>
       <w:pPr>
         <w:pStyle w:val="Heading4"/>
       </w:pPr>
       <w:r>
-        <w:t xml:space="preserve">B8.3 Social-licence routes for an SMR at Liddell (Table T13)</w:t>
+        <w:t xml:space="preserve">B8.3 Social-licence routes for an SMR at Liddell</w:t>
       </w:r>
     </w:p>
     <w:p>
@@ -49444,7 +50181,7 @@
           <w:iCs/>
           <w:i/>
         </w:rPr>
-        <w:t xml:space="preserve">.</w:t>
+        <w:t xml:space="preserve">; route models from Newcastle Herald (2024b), NWMO (2024a; 2024c) and Williams Treaties First Nations et al. (2026).</w:t>
       </w:r>
     </w:p>
     <w:tbl>
@@ -50146,17 +50883,17 @@
         <w:pStyle w:val="BodyText"/>
       </w:pPr>
       <w:r>
-        <w:t xml:space="preserve">Reading: R1 beats R3 only on speed (2 against 1) and public cost (2 against 1), and R2 only on speed (2 against 1). Even so, R2 and R3 lead R1 by 3 to 6 points under every weighting. R3 wins outright only when fairness is doubled.</w:t>
-      </w:r>
-    </w:p>
-    <w:bookmarkEnd w:id="124"/>
-    <w:bookmarkStart w:id="125" w:name="Xded74f51e22084ad8258d479d7dd60f4095d07a"/>
+        <w:t xml:space="preserve">Reading: R1 beats R3 only on speed (2 against 1) and public cost (2 against 1), and R2 only on speed (2 against 1). Even so, R2 and R3 lead R1 by 3 to 6 points under every weighting. R3 wins outright only when fairness is doubled. R4 (no SMR) scores highest under every weighting, so on social licence alone the Australian SMR case is weaker than the alternative (§9).</w:t>
+      </w:r>
+    </w:p>
+    <w:bookmarkEnd w:id="127"/>
+    <w:bookmarkStart w:id="128" w:name="X7094c050e1e3614f8863513705ad571ff5d7276"/>
     <w:p>
       <w:pPr>
         <w:pStyle w:val="Heading4"/>
       </w:pPr>
       <w:r>
-        <w:t xml:space="preserve">B8.4 Who finances the Darlington New Nuclear Project (Table T14)</w:t>
+        <w:t xml:space="preserve">B8.4 Who finances the Darlington New Nuclear Project</w:t>
       </w:r>
     </w:p>
     <w:p>
@@ -50489,7 +51226,7 @@
         <w:t xml:space="preserve"> </w:t>
       </w:r>
       <w:r>
-        <w:t xml:space="preserve">All scores are judgements from secondary summaries. Local min–max scaling and the MCDA use of these scores are in B7. Job and waste figures in T12 (CBoC, NWMO) are taken from the briefs and are not recomputed here, except the Ignace hosting payment (C$170 m over 81 years, about C$2.1 m a year; the C$170 m in total is 0.65% of the C$26 bn lifecycle cost, nominal against 2020 dollars).</w:t>
+        <w:t xml:space="preserve">All scores are judgements from secondary summaries. Local min–max scaling and the MCDA use of these scores are in B7. Job and waste figures in the §8.4 social-licence table (Conference Board of Canada, 2021; NWMO, n.d.) are taken from those sources and are not recomputed here, except the Ignace hosting payment (C$170 m over 81 years, about C$2.1 m a year; the C$170 m in total is 0.65% of the C$26 bn lifecycle cost, nominal against 2020 dollars).</w:t>
       </w:r>
     </w:p>
     <w:p>
@@ -50499,64 +51236,52 @@
         </w:pict>
       </w:r>
     </w:p>
+    <w:bookmarkEnd w:id="128"/>
+    <w:bookmarkEnd w:id="129"/>
+    <w:bookmarkEnd w:id="130"/>
+    <w:bookmarkStart w:id="137" w:name="X2538f2b2fc20c8063ffc88885f2cb513202a3b3"/>
+    <w:p>
+      <w:pPr>
+        <w:pStyle w:val="Heading2"/>
+      </w:pPr>
+      <w:r>
+        <w:t xml:space="preserve">Appendix C. Sensitivity: tornado and Monte Carlo set-up and results</w:t>
+      </w:r>
+    </w:p>
     <w:p>
       <w:pPr>
         <w:pStyle w:val="FirstParagraph"/>
       </w:pPr>
       <w:r>
-        <w:t xml:space="preserve">Coordinator: merge into Appendix B under the headings named below. The text is moved verbatim from §8.4 (final cut, 25/10/2026). The body points to</w:t>
-      </w:r>
-      <w:r>
-        <w:t xml:space="preserve"> </w:t>
-      </w:r>
-      <w:r>
-        <w:t xml:space="preserve">“</w:t>
-      </w:r>
-      <w:r>
-        <w:t xml:space="preserve">Appendix B8.3</w:t>
-      </w:r>
-      <w:r>
-        <w:t xml:space="preserve">”</w:t>
-      </w:r>
-      <w:r>
-        <w:t xml:space="preserve"> </w:t>
-      </w:r>
-      <w:r>
-        <w:t xml:space="preserve">and</w:t>
-      </w:r>
-      <w:r>
-        <w:t xml:space="preserve"> </w:t>
-      </w:r>
-      <w:r>
-        <w:t xml:space="preserve">“</w:t>
-      </w:r>
-      <w:r>
-        <w:t xml:space="preserve">Appendix B8</w:t>
-      </w:r>
-      <w:r>
-        <w:t xml:space="preserve">”</w:t>
-      </w:r>
-      <w:r>
-        <w:t xml:space="preserve">. Nothing from §8.5 or §8.6 needed moving (T11 is merged into T16 in the body; the deleted §8.6 fuel-supply paragraph is already covered in §8.3).</w:t>
-      </w:r>
-    </w:p>
-    <w:bookmarkEnd w:id="125"/>
-    <w:bookmarkEnd w:id="126"/>
-    <w:bookmarkStart w:id="127" w:name="Xbb161d2ba31e147a7aa23460534d1e0cc10d0e4"/>
-    <w:p>
-      <w:pPr>
-        <w:pStyle w:val="Heading3"/>
-      </w:pPr>
-      <w:r>
-        <w:t xml:space="preserve">B8 (head of subsection): sources for Table T12</w:t>
-      </w:r>
-    </w:p>
-    <w:p>
-      <w:pPr>
-        <w:pStyle w:val="FirstParagraph"/>
-      </w:pPr>
-      <w:r>
-        <w:t xml:space="preserve">Sources for Table T12 (Social licence at Darlington and at Liddell): Neelam (2024); Griffith University Climate Action Beacon and Monash Climate Change Communication Research Hub (2025); Newspoll (2007); Ritchie (2020); Markandya and Wilkinson (2007); Australian Energy Market Operator (2025); Canadian Nuclear Safety Commission (2025); Williams Treaties First Nations et al. (2026); Mississaugas of Scugog Island First Nation (2023); Curve Lake First Nation (2024); Municipality of Clarington (2024); Australian Electoral Commission (2019);</w:t>
+        <w:t xml:space="preserve">This appendix shows how uncertain the §6 results are and which inputs drive them.</w:t>
+      </w:r>
+      <w:r>
+        <w:t xml:space="preserve"> </w:t>
+      </w:r>
+      <w:r>
+        <w:rPr>
+          <w:bCs/>
+          <w:b/>
+        </w:rPr>
+        <w:t xml:space="preserve">The life-cycle intensity is uncertain mainly through the fuel inputs (conversion heat, mining, back end, burnup, enrichment); the LC3 saving is uncertain mainly through the LC3 emission cut, the DPSC geometry and the infill mix.</w:t>
+      </w:r>
+      <w:r>
+        <w:t xml:space="preserve"> </w:t>
+      </w:r>
+      <w:r>
+        <w:t xml:space="preserve">All ranges come from</w:t>
+      </w:r>
+      <w:r>
+        <w:t xml:space="preserve"> </w:t>
+      </w:r>
+      <w:r>
+        <w:rPr>
+          <w:rStyle w:val="VerbatimChar"/>
+        </w:rPr>
+        <w:t xml:space="preserve">parameters_lca.yaml</w:t>
+      </w:r>
+      <w:r>
+        <w:t xml:space="preserve">; every input is [TO VERIFY], an assumption or a placeholder, so the intervals describe the uncertainty in our</w:t>
       </w:r>
       <w:r>
         <w:t xml:space="preserve"> </w:t>
@@ -50566,614 +51291,13 @@
           <w:iCs/>
           <w:i/>
         </w:rPr>
-        <w:t xml:space="preserve">Barngarla</w:t>
-      </w:r>
-      <w:r>
-        <w:t xml:space="preserve"> </w:t>
-      </w:r>
-      <w:r>
-        <w:t xml:space="preserve">[2023] FCA 809; Nuclear Waste Management Organization (2024a; 2024b; 2024c; n.d.); Department of Industry, Science, Energy and Resources (2020); Power Workers’ Union (2021); Conference Board of Canada (2021); Joint Standing Committee on Treaties (2024); Slovic (1987). Deaths avoided are calculated in</w:t>
-      </w:r>
-      <w:r>
-        <w:t xml:space="preserve"> </w:t>
-      </w:r>
-      <w:r>
-        <w:rPr>
-          <w:rStyle w:val="VerbatimChar"/>
-        </w:rPr>
-        <w:t xml:space="preserve">social_licence.py</w:t>
-      </w:r>
-      <w:r>
-        <w:t xml:space="preserve"> </w:t>
-      </w:r>
-      <w:r>
-        <w:t xml:space="preserve">(B8.1). Two T12 items shortened in the body: the</w:t>
-      </w:r>
-      <w:r>
-        <w:t xml:space="preserve"> </w:t>
-      </w:r>
-      <w:r>
-        <w:t xml:space="preserve">“</w:t>
-      </w:r>
-      <w:r>
-        <w:t xml:space="preserve">Public view</w:t>
-      </w:r>
-      <w:r>
-        <w:t xml:space="preserve">”</w:t>
-      </w:r>
-      <w:r>
-        <w:t xml:space="preserve"> </w:t>
-      </w:r>
-      <w:r>
-        <w:t xml:space="preserve">row (host municipality</w:t>
-      </w:r>
-      <w:r>
-        <w:t xml:space="preserve"> </w:t>
-      </w:r>
-      <w:r>
-        <w:t xml:space="preserve">“</w:t>
-      </w:r>
-      <w:r>
-        <w:t xml:space="preserve">very supportive</w:t>
-      </w:r>
-      <w:r>
-        <w:t xml:space="preserve">”</w:t>
-      </w:r>
-      <w:r>
-        <w:t xml:space="preserve">; national 61% support against 59% keeping the ban; older polls found local support 16–20 points lower), and the unions’ position in Australia (the Australian Council of Trade Unions and the Electrical Trades Union oppose).</w:t>
-      </w:r>
-    </w:p>
-    <w:bookmarkEnd w:id="127"/>
-    <w:bookmarkStart w:id="128" w:name="Xbd0a7ab0f2430cf42b9305871973ba68b4929bd"/>
-    <w:p>
-      <w:pPr>
-        <w:pStyle w:val="Heading3"/>
-      </w:pPr>
-      <w:r>
-        <w:t xml:space="preserve">B8.3 Social-licence routes for an SMR at Liddell (Table B41)</w:t>
-      </w:r>
-    </w:p>
-    <w:p>
-      <w:pPr>
-        <w:pStyle w:val="FirstParagraph"/>
-      </w:pPr>
-      <w:r>
-        <w:rPr>
-          <w:iCs/>
-          <w:i/>
-        </w:rPr>
-        <w:t xml:space="preserve">Table B41. Social-licence routes for an SMR at Liddell: total score (criteria scored 1–3 on legitimacy, legal risk, speed, public cost and fairness; one criterion doubled in each weighted column).</w:t>
-      </w:r>
-      <w:r>
-        <w:t xml:space="preserve"> </w:t>
-      </w:r>
-      <w:r>
-        <w:rPr>
-          <w:iCs/>
-          <w:i/>
-        </w:rPr>
-        <w:t xml:space="preserve">Source: our judgement from the evidence in T12, calculated in</w:t>
-      </w:r>
-      <w:r>
-        <w:rPr>
-          <w:iCs/>
-          <w:i/>
-        </w:rPr>
-        <w:t xml:space="preserve"> </w:t>
-      </w:r>
-      <w:r>
-        <w:rPr>
-          <w:rStyle w:val="VerbatimChar"/>
-          <w:iCs/>
-          <w:i/>
-        </w:rPr>
-        <w:t xml:space="preserve">social_licence.py</w:t>
-      </w:r>
-      <w:r>
-        <w:rPr>
-          <w:iCs/>
-          <w:i/>
-        </w:rPr>
-        <w:t xml:space="preserve"> </w:t>
-      </w:r>
-      <w:r>
-        <w:rPr>
-          <w:iCs/>
-          <w:i/>
-        </w:rPr>
-        <w:t xml:space="preserve">(Appendix B8.3); route models from Newcastle Herald (2024b), NWMO (2024a; 2024c) and Williams Treaties First Nations et al. (2026). Scores are our judgement and depend on the evidence cited.</w:t>
-      </w:r>
-    </w:p>
-    <w:tbl>
-      <w:tblPr>
-        <w:tblStyle w:val="Table"/>
-        <w:tblW w:type="auto" w:w="0"/>
-        <w:tblLook w:firstRow="1" w:lastRow="0" w:firstColumn="0" w:lastColumn="0" w:noHBand="0" w:noVBand="0" w:val="0020"/>
-        <w:jc w:val="start"/>
-      </w:tblPr>
-      <w:tblGrid>
-        <w:gridCol w:w="1320"/>
-        <w:gridCol w:w="1320"/>
-        <w:gridCol w:w="1320"/>
-        <w:gridCol w:w="1320"/>
-        <w:gridCol w:w="1320"/>
-        <w:gridCol w:w="1320"/>
-      </w:tblGrid>
-      <w:tr>
-        <w:trPr>
-          <w:tblHeader w:val="true"/>
-        </w:trPr>
-        <w:tc>
-          <w:tcPr/>
-          <w:p>
-            <w:pPr>
-              <w:pStyle w:val="Compact"/>
-              <w:jc w:val="left"/>
-            </w:pPr>
-            <w:r>
-              <w:t xml:space="preserve">Route</w:t>
-            </w:r>
-          </w:p>
-        </w:tc>
-        <w:tc>
-          <w:tcPr/>
-          <w:p>
-            <w:pPr>
-              <w:pStyle w:val="Compact"/>
-              <w:jc w:val="right"/>
-            </w:pPr>
-            <w:r>
-              <w:t xml:space="preserve">Equal weights</w:t>
-            </w:r>
-          </w:p>
-        </w:tc>
-        <w:tc>
-          <w:tcPr/>
-          <w:p>
-            <w:pPr>
-              <w:pStyle w:val="Compact"/>
-              <w:jc w:val="right"/>
-            </w:pPr>
-            <w:r>
-              <w:t xml:space="preserve">Legitimacy ×2</w:t>
-            </w:r>
-          </w:p>
-        </w:tc>
-        <w:tc>
-          <w:tcPr/>
-          <w:p>
-            <w:pPr>
-              <w:pStyle w:val="Compact"/>
-              <w:jc w:val="right"/>
-            </w:pPr>
-            <w:r>
-              <w:t xml:space="preserve">Speed ×2</w:t>
-            </w:r>
-          </w:p>
-        </w:tc>
-        <w:tc>
-          <w:tcPr/>
-          <w:p>
-            <w:pPr>
-              <w:pStyle w:val="Compact"/>
-              <w:jc w:val="right"/>
-            </w:pPr>
-            <w:r>
-              <w:t xml:space="preserve">Fairness ×2</w:t>
-            </w:r>
-          </w:p>
-        </w:tc>
-        <w:tc>
-          <w:tcPr/>
-          <w:p>
-            <w:pPr>
-              <w:pStyle w:val="Compact"/>
-              <w:jc w:val="right"/>
-            </w:pPr>
-            <w:r>
-              <w:t xml:space="preserve">Public cost ×2</w:t>
-            </w:r>
-          </w:p>
-        </w:tc>
-      </w:tr>
-      <w:tr>
-        <w:tc>
-          <w:tcPr/>
-          <w:p>
-            <w:pPr>
-              <w:pStyle w:val="Compact"/>
-              <w:jc w:val="left"/>
-            </w:pPr>
-            <w:r>
-              <w:t xml:space="preserve">R1. Commonwealth-led siting, with compulsory acquisition if needed (2024 Coalition model)</w:t>
-            </w:r>
-          </w:p>
-        </w:tc>
-        <w:tc>
-          <w:tcPr/>
-          <w:p>
-            <w:pPr>
-              <w:pStyle w:val="Compact"/>
-              <w:jc w:val="right"/>
-            </w:pPr>
-            <w:r>
-              <w:t xml:space="preserve">7</w:t>
-            </w:r>
-          </w:p>
-        </w:tc>
-        <w:tc>
-          <w:tcPr/>
-          <w:p>
-            <w:pPr>
-              <w:pStyle w:val="Compact"/>
-              <w:jc w:val="right"/>
-            </w:pPr>
-            <w:r>
-              <w:t xml:space="preserve">8</w:t>
-            </w:r>
-          </w:p>
-        </w:tc>
-        <w:tc>
-          <w:tcPr/>
-          <w:p>
-            <w:pPr>
-              <w:pStyle w:val="Compact"/>
-              <w:jc w:val="right"/>
-            </w:pPr>
-            <w:r>
-              <w:t xml:space="preserve">9</w:t>
-            </w:r>
-          </w:p>
-        </w:tc>
-        <w:tc>
-          <w:tcPr/>
-          <w:p>
-            <w:pPr>
-              <w:pStyle w:val="Compact"/>
-              <w:jc w:val="right"/>
-            </w:pPr>
-            <w:r>
-              <w:t xml:space="preserve">8</w:t>
-            </w:r>
-          </w:p>
-        </w:tc>
-        <w:tc>
-          <w:tcPr/>
-          <w:p>
-            <w:pPr>
-              <w:pStyle w:val="Compact"/>
-              <w:jc w:val="right"/>
-            </w:pPr>
-            <w:r>
-              <w:t xml:space="preserve">9</w:t>
-            </w:r>
-          </w:p>
-        </w:tc>
-      </w:tr>
-      <w:tr>
-        <w:tc>
-          <w:tcPr/>
-          <w:p>
-            <w:pPr>
-              <w:pStyle w:val="Compact"/>
-              <w:jc w:val="left"/>
-            </w:pPr>
-            <w:r>
-              <w:t xml:space="preserve">R2. Volunteer host with a willingness test that includes Traditional Owners, plus a hosting agreement (NWMO model)</w:t>
-            </w:r>
-          </w:p>
-        </w:tc>
-        <w:tc>
-          <w:tcPr/>
-          <w:p>
-            <w:pPr>
-              <w:pStyle w:val="Compact"/>
-              <w:jc w:val="right"/>
-            </w:pPr>
-            <w:r>
-              <w:t xml:space="preserve">11</w:t>
-            </w:r>
-          </w:p>
-        </w:tc>
-        <w:tc>
-          <w:tcPr/>
-          <w:p>
-            <w:pPr>
-              <w:pStyle w:val="Compact"/>
-              <w:jc w:val="right"/>
-            </w:pPr>
-            <w:r>
-              <w:t xml:space="preserve">14</w:t>
-            </w:r>
-          </w:p>
-        </w:tc>
-        <w:tc>
-          <w:tcPr/>
-          <w:p>
-            <w:pPr>
-              <w:pStyle w:val="Compact"/>
-              <w:jc w:val="right"/>
-            </w:pPr>
-            <w:r>
-              <w:t xml:space="preserve">12</w:t>
-            </w:r>
-          </w:p>
-        </w:tc>
-        <w:tc>
-          <w:tcPr/>
-          <w:p>
-            <w:pPr>
-              <w:pStyle w:val="Compact"/>
-              <w:jc w:val="right"/>
-            </w:pPr>
-            <w:r>
-              <w:t xml:space="preserve">13</w:t>
-            </w:r>
-          </w:p>
-        </w:tc>
-        <w:tc>
-          <w:tcPr/>
-          <w:p>
-            <w:pPr>
-              <w:pStyle w:val="Compact"/>
-              <w:jc w:val="right"/>
-            </w:pPr>
-            <w:r>
-              <w:rPr>
-                <w:bCs/>
-                <w:b/>
-              </w:rPr>
-              <w:t xml:space="preserve">13</w:t>
-            </w:r>
-          </w:p>
-        </w:tc>
-      </w:tr>
-      <w:tr>
-        <w:tc>
-          <w:tcPr/>
-          <w:p>
-            <w:pPr>
-              <w:pStyle w:val="Compact"/>
-              <w:jc w:val="left"/>
-            </w:pPr>
-            <w:r>
-              <w:t xml:space="preserve">R3. R2 plus First Nations equity with a government loan guarantee (Williams Treaties model)</w:t>
-            </w:r>
-          </w:p>
-        </w:tc>
-        <w:tc>
-          <w:tcPr/>
-          <w:p>
-            <w:pPr>
-              <w:pStyle w:val="Compact"/>
-              <w:jc w:val="right"/>
-            </w:pPr>
-            <w:r>
-              <w:t xml:space="preserve">11</w:t>
-            </w:r>
-          </w:p>
-        </w:tc>
-        <w:tc>
-          <w:tcPr/>
-          <w:p>
-            <w:pPr>
-              <w:pStyle w:val="Compact"/>
-              <w:jc w:val="right"/>
-            </w:pPr>
-            <w:r>
-              <w:t xml:space="preserve">14</w:t>
-            </w:r>
-          </w:p>
-        </w:tc>
-        <w:tc>
-          <w:tcPr/>
-          <w:p>
-            <w:pPr>
-              <w:pStyle w:val="Compact"/>
-              <w:jc w:val="right"/>
-            </w:pPr>
-            <w:r>
-              <w:t xml:space="preserve">12</w:t>
-            </w:r>
-          </w:p>
-        </w:tc>
-        <w:tc>
-          <w:tcPr/>
-          <w:p>
-            <w:pPr>
-              <w:pStyle w:val="Compact"/>
-              <w:jc w:val="right"/>
-            </w:pPr>
-            <w:r>
-              <w:rPr>
-                <w:bCs/>
-                <w:b/>
-              </w:rPr>
-              <w:t xml:space="preserve">14</w:t>
-            </w:r>
-          </w:p>
-        </w:tc>
-        <w:tc>
-          <w:tcPr/>
-          <w:p>
-            <w:pPr>
-              <w:pStyle w:val="Compact"/>
-              <w:jc w:val="right"/>
-            </w:pPr>
-            <w:r>
-              <w:t xml:space="preserve">12</w:t>
-            </w:r>
-          </w:p>
-        </w:tc>
-      </w:tr>
-      <w:tr>
-        <w:tc>
-          <w:tcPr/>
-          <w:p>
-            <w:pPr>
-              <w:pStyle w:val="Compact"/>
-              <w:jc w:val="left"/>
-            </w:pPr>
-            <w:r>
-              <w:t xml:space="preserve">R4. No SMR: firmed renewables at Liddell (AGL’s plan)</w:t>
-            </w:r>
-          </w:p>
-        </w:tc>
-        <w:tc>
-          <w:tcPr/>
-          <w:p>
-            <w:pPr>
-              <w:pStyle w:val="Compact"/>
-              <w:jc w:val="right"/>
-            </w:pPr>
-            <w:r>
-              <w:t xml:space="preserve">14</w:t>
-            </w:r>
-          </w:p>
-        </w:tc>
-        <w:tc>
-          <w:tcPr/>
-          <w:p>
-            <w:pPr>
-              <w:pStyle w:val="Compact"/>
-              <w:jc w:val="right"/>
-            </w:pPr>
-            <w:r>
-              <w:t xml:space="preserve">17</w:t>
-            </w:r>
-          </w:p>
-        </w:tc>
-        <w:tc>
-          <w:tcPr/>
-          <w:p>
-            <w:pPr>
-              <w:pStyle w:val="Compact"/>
-              <w:jc w:val="right"/>
-            </w:pPr>
-            <w:r>
-              <w:t xml:space="preserve">17</w:t>
-            </w:r>
-          </w:p>
-        </w:tc>
-        <w:tc>
-          <w:tcPr/>
-          <w:p>
-            <w:pPr>
-              <w:pStyle w:val="Compact"/>
-              <w:jc w:val="right"/>
-            </w:pPr>
-            <w:r>
-              <w:t xml:space="preserve">16</w:t>
-            </w:r>
-          </w:p>
-        </w:tc>
-        <w:tc>
-          <w:tcPr/>
-          <w:p>
-            <w:pPr>
-              <w:pStyle w:val="Compact"/>
-              <w:jc w:val="right"/>
-            </w:pPr>
-            <w:r>
-              <w:t xml:space="preserve">17</w:t>
-            </w:r>
-          </w:p>
-        </w:tc>
-      </w:tr>
-    </w:tbl>
-    <w:p>
-      <w:pPr>
-        <w:pStyle w:val="BodyText"/>
-      </w:pPr>
-      <w:r>
-        <w:rPr>
-          <w:iCs/>
-          <w:i/>
-        </w:rPr>
-        <w:t xml:space="preserve">Reading: consent-based routes (R2, R3) beat top-down siting (R1) by 3–6 points under every weighting, even with R1’s advantages (speed, and public cost against R3) doubled. R4 scores highest throughout, so on social licence alone the Australian SMR case is weaker than the alternative; §9 weighs this against carbon and cost.</w:t>
-      </w:r>
-    </w:p>
-    <w:p>
-      <w:pPr>
-        <w:pStyle w:val="BodyText"/>
-      </w:pPr>
-      <w:r>
-        <w:t xml:space="preserve">Moved sentence from §8.4 consent paragraph:</w:t>
-      </w:r>
-      <w:r>
-        <w:t xml:space="preserve"> </w:t>
-      </w:r>
-      <w:r>
-        <w:t xml:space="preserve">“</w:t>
-      </w:r>
-      <w:r>
-        <w:t xml:space="preserve">Not building an SMR at Liddell scores higher still, because it needs no change in law or consent.</w:t>
-      </w:r>
-      <w:r>
-        <w:t xml:space="preserve">”</w:t>
-      </w:r>
-    </w:p>
-    <w:bookmarkEnd w:id="128"/>
-    <w:bookmarkEnd w:id="129"/>
-    <w:bookmarkStart w:id="136" w:name="X2538f2b2fc20c8063ffc88885f2cb513202a3b3"/>
-    <w:p>
-      <w:pPr>
-        <w:pStyle w:val="Heading2"/>
-      </w:pPr>
-      <w:r>
-        <w:t xml:space="preserve">Appendix C. Sensitivity: tornado and Monte Carlo set-up and results</w:t>
-      </w:r>
-    </w:p>
-    <w:p>
-      <w:pPr>
-        <w:pStyle w:val="FirstParagraph"/>
-      </w:pPr>
-      <w:r>
-        <w:t xml:space="preserve">This appendix shows how uncertain the §6 results are and which inputs drive them.</w:t>
-      </w:r>
-      <w:r>
-        <w:t xml:space="preserve"> </w:t>
-      </w:r>
-      <w:r>
-        <w:rPr>
-          <w:bCs/>
-          <w:b/>
-        </w:rPr>
-        <w:t xml:space="preserve">The life-cycle intensity is uncertain mainly through the fuel inputs (conversion heat, mining, back end, burnup, enrichment); the LC3 saving is uncertain mainly through the LC3 emission cut, the DPSC geometry and the infill mix.</w:t>
-      </w:r>
-      <w:r>
-        <w:t xml:space="preserve"> </w:t>
-      </w:r>
-      <w:r>
-        <w:t xml:space="preserve">All ranges come from</w:t>
-      </w:r>
-      <w:r>
-        <w:t xml:space="preserve"> </w:t>
-      </w:r>
-      <w:r>
-        <w:rPr>
-          <w:rStyle w:val="VerbatimChar"/>
-        </w:rPr>
-        <w:t xml:space="preserve">parameters_lca.yaml</w:t>
-      </w:r>
-      <w:r>
-        <w:t xml:space="preserve">; every input is [TO VERIFY], an assumption or a placeholder, so the intervals describe the uncertainty in our</w:t>
-      </w:r>
-      <w:r>
-        <w:t xml:space="preserve"> </w:t>
-      </w:r>
-      <w:r>
-        <w:rPr>
-          <w:iCs/>
-          <w:i/>
-        </w:rPr>
         <w:t xml:space="preserve">inputs as found</w:t>
       </w:r>
       <w:r>
         <w:t xml:space="preserve">, not in verified data.</w:t>
       </w:r>
     </w:p>
-    <w:bookmarkStart w:id="130" w:name="c1.-set-up"/>
+    <w:bookmarkStart w:id="131" w:name="c1.-set-up"/>
     <w:p>
       <w:pPr>
         <w:pStyle w:val="Heading3"/>
@@ -51417,8 +51541,8 @@
         <w:t xml:space="preserve">and Figures F2–F5).</w:t>
       </w:r>
     </w:p>
-    <w:bookmarkEnd w:id="130"/>
-    <w:bookmarkStart w:id="131" w:name="c2.-ranged-inputs-and-tornado-results"/>
+    <w:bookmarkEnd w:id="131"/>
+    <w:bookmarkStart w:id="132" w:name="c2.-ranged-inputs-and-tornado-results"/>
     <w:p>
       <w:pPr>
         <w:pStyle w:val="Heading3"/>
@@ -55099,8 +55223,8 @@
         </w:tc>
       </w:tr>
     </w:tbl>
-    <w:bookmarkEnd w:id="131"/>
-    <w:bookmarkStart w:id="132" w:name="c3.-what-the-tornado-shows"/>
+    <w:bookmarkEnd w:id="132"/>
+    <w:bookmarkStart w:id="133" w:name="c3.-what-the-tornado-shows"/>
     <w:p>
       <w:pPr>
         <w:pStyle w:val="Heading3"/>
@@ -55161,8 +55285,8 @@
         <w:t xml:space="preserve">The saving depends on the LC3 emission cut (swing 609 t), DPSC wall thickness (532 t), infill binder content (430 t), basemat thickness (306 t), extra binder for flow (295 t), forebay volume (221 t) and the cement factor (207 t). The first two are the LC3 literature and OPG’s drawings. Of the next three, binder content and extra binder are mix design and basemat thickness is geometry. Even at the lowest single-input value (1,406 t), LC3 saves more than the largest geometric swing, so the saving is robust in sign but uncertain by about ±20–25%.</w:t>
       </w:r>
     </w:p>
-    <w:bookmarkEnd w:id="132"/>
-    <w:bookmarkStart w:id="133" w:name="c4.-monte-carlo-results"/>
+    <w:bookmarkEnd w:id="133"/>
+    <w:bookmarkStart w:id="134" w:name="c4.-monte-carlo-results"/>
     <w:p>
       <w:pPr>
         <w:pStyle w:val="Heading3"/>
@@ -57699,7 +57823,7 @@
           <w:iCs/>
           <w:i/>
         </w:rPr>
-        <w:t xml:space="preserve">Table C4. Scenario savings and life-cycle shares on the Monte Carlo basis (the basis of Table T8 in §6.3).</w:t>
+        <w:t xml:space="preserve">Table C4. Scenario savings and life-cycle shares on the Monte Carlo basis (the basis of Table T4 in §6.3).</w:t>
       </w:r>
       <w:r>
         <w:t xml:space="preserve"> </w:t>
@@ -58119,8 +58243,8 @@
         <w:t xml:space="preserve">Plate steel is total steel minus rebar, and rebar scales with plant concrete (capped at total steel; Appendix A3). Concrete intensity is right-skewed (34.5–69–138 m³/MWe), so expected rebar rises above its mode value, while steel intensity is slightly left-skewed (16.5–33–46 t/MWe). Expected plate steel is therefore below its mode value, even though expected total steel emissions (rebar plus plate) rise.</w:t>
       </w:r>
     </w:p>
-    <w:bookmarkEnd w:id="133"/>
-    <w:bookmarkStart w:id="134" w:name="X62d4c771b19bf733ac0046ab84ee2e69e047196"/>
+    <w:bookmarkEnd w:id="134"/>
+    <w:bookmarkStart w:id="135" w:name="X62d4c771b19bf733ac0046ab84ee2e69e047196"/>
     <w:p>
       <w:pPr>
         <w:pStyle w:val="Heading3"/>
@@ -58235,8 +58359,8 @@
         <w:t xml:space="preserve">. Conversion heat accounts for about 0.9 g/kWh of the median (4.18 − 3.31 = 0.87) and decides how skewed the result is, which makes a measured value the single most useful datum to find.</w:t>
       </w:r>
     </w:p>
-    <w:bookmarkEnd w:id="134"/>
-    <w:bookmarkStart w:id="135" w:name="X861311e05ca973e4ff92563d183b5e9367fe19f"/>
+    <w:bookmarkEnd w:id="135"/>
+    <w:bookmarkStart w:id="136" w:name="X861311e05ca973e4ff92563d183b5e9367fe19f"/>
     <w:p>
       <w:pPr>
         <w:pStyle w:val="Heading3"/>
@@ -58352,7 +58476,7 @@
         <w:t xml:space="preserve"> </w:t>
       </w:r>
       <w:r>
-        <w:t xml:space="preserve">The boundary (process-based stages plus three stages transferred as per-kWh values) and the cut-offs (§6.1) are not sampled; they bias the result low (§6.5, Table T9).</w:t>
+        <w:t xml:space="preserve">The boundary (process-based stages plus three stages transferred as per-kWh values) and the cut-offs (§6.1) are not sampled; they bias the result low (§6.5, Table T5).</w:t>
       </w:r>
     </w:p>
     <w:p>
@@ -58362,29 +58486,7 @@
         </w:pict>
       </w:r>
     </w:p>
-    <w:bookmarkEnd w:id="135"/>
     <w:bookmarkEnd w:id="136"/>
-    <w:bookmarkStart w:id="137" w:name="appendix-e-search-log.md"/>
-    <w:p>
-      <w:pPr>
-        <w:pStyle w:val="Heading2"/>
-      </w:pPr>
-      <w:r>
-        <w:t xml:space="preserve">appendix-E-search-log.md</w:t>
-      </w:r>
-    </w:p>
-    <w:p>
-      <w:pPr>
-        <w:pStyle w:val="FirstParagraph"/>
-      </w:pPr>
-      <w:r>
-        <w:rPr>
-          <w:bCs/>
-          <w:b/>
-        </w:rPr>
-        <w:t xml:space="preserve">[TODO: not yet in the repo]</w:t>
-      </w:r>
-    </w:p>
     <w:bookmarkEnd w:id="137"/>
     <w:bookmarkEnd w:id="138"/>
     <w:sectPr>

--- a/01_Report/MTE4593 Group 9 SMR Report.docx
+++ b/01_Report/MTE4593 Group 9 SMR Report.docx
@@ -60848,6 +60848,14 @@
       <w:b w:val="0"/>
       <w:bCs w:val="0"/>
       <w:color w:themeColor="accent1" w:themeShade="BF" w:val="365F91"/>
+    </w:rPr>
+  </w:style>
+  <w:style w:customStyle="1" w:styleId="TeamNote" w:type="character">
+    <w:name w:val="Team Note"/>
+    <w:rPr>
+      <w:b/>
+      <w:color w:val="C00000"/>
+      <w:highlight w:val="yellow"/>
     </w:rPr>
   </w:style>
   <w:style w:type="paragraph" w:customStyle="1" w:styleId="SourceCode">

--- a/01_Report/MTE4593 Group 9 SMR Report.docx
+++ b/01_Report/MTE4593 Group 9 SMR Report.docx
@@ -217,25 +217,19 @@
         <w:t xml:space="preserve"> </w:t>
       </w:r>
       <w:r>
+        <w:t xml:space="preserve">Louis</w:t>
+      </w:r>
+      <w:r>
+        <w:t xml:space="preserve"> </w:t>
+      </w:r>
+      <w:r>
         <w:t xml:space="preserve">Jean</w:t>
       </w:r>
       <w:r>
         <w:t xml:space="preserve"> </w:t>
       </w:r>
       <w:r>
-        <w:t xml:space="preserve">[TODO:</w:t>
-      </w:r>
-      <w:r>
-        <w:t xml:space="preserve"> </w:t>
-      </w:r>
-      <w:r>
-        <w:t xml:space="preserve">student</w:t>
-      </w:r>
-      <w:r>
-        <w:t xml:space="preserve"> </w:t>
-      </w:r>
-      <w:r>
-        <w:t xml:space="preserve">ID]</w:t>
+        <w:t xml:space="preserve">(33880212)</w:t>
       </w:r>
     </w:p>
     <w:p>
@@ -9168,7 +9162,7 @@
         <w:t xml:space="preserve">Small Modular Nuclear Power Plant: Project Information Sheet</w:t>
       </w:r>
       <w:r>
-        <w:t xml:space="preserve">. Table 14, p. 83.</w:t>
+        <w:t xml:space="preserve">. [pdf] Table 14, p. 83. Available at: https://am.lrv.lt/media/viesa/saugykla/2024/2/oHCKCUp7Lrs.pdf</w:t>
       </w:r>
     </w:p>
     <w:p>

--- a/01_Report/MTE4593 Group 9 SMR Report.docx
+++ b/01_Report/MTE4593 Group 9 SMR Report.docx
@@ -2557,7 +2557,7 @@
         <w:t xml:space="preserve"> </w:t>
       </w:r>
       <w:r>
-        <w:t xml:space="preserve">Each unit uses 14,000 t (BWRX-300 Ostrołęka sp. z o.o., 2023). Blast-furnace steel emits about 2.33 t CO₂/t and scrap-based electric arc furnace (EAF) steel 0.68 (World Steel Association, 2026). Nuclear plate is not a drop-in, because copper from scrap embrittles vessel steel under irradiation and the CNSC finds the ASME copper limit of 0.2% too loose (Canadian Nuclear Safety Commission, 2023; US Nuclear Regulatory Commission, 1988).</w:t>
+        <w:t xml:space="preserve">Each unit uses 14,000 t (BWRX-300 Ostrołęka sp. z o.o., 2023). Blast-furnace steel emits about 2.33 t CO₂/t and scrap-based electric arc furnace (EAF) steel 0.68 (World Steel Association, 2026). Nuclear plate is not a drop-in, because copper from scrap embrittles vessel steel under irradiation and the CNSC finds the ASME copper limit of 0.2% too loose (Canadian Nuclear Safety Commission, 2023b; US Nuclear Regulatory Commission, 1988).</w:t>
       </w:r>
     </w:p>
     <w:p>
@@ -4685,7 +4685,7 @@
         <w:t xml:space="preserve"> </w:t>
       </w:r>
       <w:r>
-        <w:t xml:space="preserve">The licence to construct covers one unit, so Units 2–4 need a further CNSC authorisation, with C1 reviewed inside it (our inference). The cement standard already allows calcined-clay blends with up to 15% limestone (CSA Group, 2023; Hooton, 2023). The infill, though, is governed by GE-Hitachi’s topical report NEDO-33926 (self-consolidating concrete, strength per draft AISC N690, not CSA N287), which the CNSC and US NRC jointly reviewed (GE-Hitachi Nuclear Energy, 2024; US Nuclear Regulatory Commission and CNSC, 2025). To our reading the public report does not state a cement-type limit, and we found no nuclear precedent for calcined-clay infill: that is C1’s real licensing risk.</w:t>
+        <w:t xml:space="preserve">The construction licence (April 2025) covers one unit. The Canadian Nuclear Safety Commission (CNSC) reports that its first construction hold point was removed in March 2026, and OPG applied that month to operate Unit 1 (CNSC, 2026a; 2026b). Units 2–4 are not covered by the first licence, so they need a further authorisation, with C1 reviewed inside it. The review depends on safety class. Concrete in a non-safety auxiliary structure meets ordinary construction requirements, but infill in a safety-significant structure may alter the licensed design basis and needs a fuller demonstration. REGDOC-2.5.2 (version 2.1) sets risk-informed design requirements and classifies structures (CNSC, 2023a), so no containment standard should be applied to every structure. The cement standard already allows calcined-clay blends with up to 15% limestone (CSA Group, 2023; Hooton, 2023). The BWRX-300 containment is steel-plate composite, so the infill is governed by GE-Hitachi’s topical report NEDO-33926 (self-consolidating concrete, strength per draft AISC N690), which the CNSC and US NRC jointly reviewed (GE-Hitachi Nuclear Energy, 2024; US Nuclear Regulatory Commission and CNSC, 2025). CSA N287 applies only to concrete containment, where applicable (CSA Group, 2026). To our reading the public report does not state a cement-type limit, and we found no nuclear precedent for calcined-clay infill: that is C1’s real licensing risk. A lower carbon figure cannot override the acceptance criteria for strength, crack control or design life.</w:t>
       </w:r>
     </w:p>
     <w:p>
@@ -4703,7 +4703,7 @@
         <w:t xml:space="preserve"> </w:t>
       </w:r>
       <w:r>
-        <w:t xml:space="preserve">The non-safety pilot needs no nuclear qualification. Infill qualification must start in 2027, with slag (S1) as the fallback (§8.6).</w:t>
+        <w:t xml:space="preserve">The non-safety pilot needs no nuclear qualification. Infill qualification must start in 2027, with slag (S1) as the fallback (§8.6). At Liddell the barrier precedes any materials choice: none of these first-order barriers can be solved by changing Portland cement to LC³.</w:t>
       </w:r>
     </w:p>
     <w:p>
@@ -4915,7 +4915,7 @@
               <w:jc w:val="left"/>
             </w:pPr>
             <w:r>
-              <w:t xml:space="preserve">CNSC is established; Units 2–4 need a further authorisation (our inference)</w:t>
+              <w:t xml:space="preserve">CNSC is established; Units 2–4 need a further authorisation (CNSC, 2026a)</w:t>
             </w:r>
           </w:p>
         </w:tc>
@@ -5522,7 +5522,7 @@
         <w:t xml:space="preserve"> </w:t>
       </w:r>
       <w:r>
-        <w:t xml:space="preserve">C1 does not reduce fuel risk. Contracts with allied enrichers, as OPG uses, cut a buyer’s exposure but not concentration (§8.6). One Western option links back to Darlington: laser enrichment from Australia’s Silex Systems, commercialised in the US by Global Laser Enrichment (51% Silex, 49% Cameco, OPG’s uranium supplier). The NRC docketed its Paducah application in August 2025, as reported by Silex Systems Limited (2025), and Cameco has agreed to buy all its output (Silex Systems Limited, 2026, as reported by World Nuclear News, 2026). EPBC s 140A would bar such a plant in Australia (§10).</w:t>
+        <w:t xml:space="preserve">C1 does not reduce fuel risk. Fuel independence also needs conversion, enrichment, fabrication, forged components and skilled labour, not uranium deposits alone. Patents identify proprietary designs but do not establish any royalty per unit of electricity, so patent counts alone give no royalty estimate. The HHI measures nominal capacity, not the contracts open to one buyer. Contracts with allied enrichers, as OPG uses, cut a buyer’s exposure but not concentration (§8.6). C1 adds a small supply risk of its own. LC³ needs a suitable calcined-clay source and blending capacity (Scrivener et al., 2018), and a single qualified supplier would be a risk even if its product footprint were favourable. One Western option links back to Darlington: laser enrichment from Australia’s Silex Systems, commercialised in the US by Global Laser Enrichment (51% Silex, 49% Cameco, OPG’s uranium supplier). The NRC docketed its Paducah application in August 2025, as reported by Silex Systems Limited (2025), and Cameco has agreed to buy all its output (Silex Systems Limited, 2026, as reported by World Nuclear News, 2026). EPBC s 140A would bar such a plant in Australia (§10).</w:t>
       </w:r>
     </w:p>
     <w:p>
@@ -8455,7 +8455,7 @@
               <w:jc w:val="left"/>
             </w:pPr>
             <w:r>
-              <w:t xml:space="preserve">Scrap-EAF steel emits 0.68 against 2.33 t CO₂/t (World Steel Association, 2026), but copper limits scrap use in vessel steel (Canadian Nuclear Safety Commission, 2023)</w:t>
+              <w:t xml:space="preserve">Scrap-EAF steel emits 0.68 against 2.33 t CO₂/t (World Steel Association, 2026), but copper limits scrap use in vessel steel (Canadian Nuclear Safety Commission, 2023b)</w:t>
             </w:r>
           </w:p>
         </w:tc>
@@ -9296,7 +9296,7 @@
         <w:pStyle w:val="BodyText"/>
       </w:pPr>
       <w:r>
-        <w:t xml:space="preserve">Canadian Nuclear Safety Commission, 2023.</w:t>
+        <w:t xml:space="preserve">Canadian Nuclear Safety Commission, 2023a.</w:t>
       </w:r>
       <w:r>
         <w:t xml:space="preserve"> </w:t>
@@ -9306,10 +9306,10 @@
           <w:iCs/>
           <w:i/>
         </w:rPr>
-        <w:t xml:space="preserve">Regulatory consideration of environmental degradation in licensing light water small reactors in Canada</w:t>
-      </w:r>
-      <w:r>
-        <w:t xml:space="preserve">. [online] Technical paper. Ottawa: Canadian Nuclear Safety Commission. Available at: https://cnsc-ccsn.gc.ca/eng/resources/research/technical-papers-and-articles/2023/regulatory-consideration-of-environmental-degradation-in-licensing-light-water-small-reactor-in-canada [Accessed 25 October 2026].</w:t>
+        <w:t xml:space="preserve">REGDOC-2.5.2, Design of Reactor Facilities: Nuclear Power Plants</w:t>
+      </w:r>
+      <w:r>
+        <w:t xml:space="preserve">, Version 2.1. [online] Ottawa: Canadian Nuclear Safety Commission. Available at: https://www.cnsc-ccsn.gc.ca/eng/acts-and-regulations/regulatory-documents/published/html/regdoc2-5-2-v2-1/ [Accessed 25 October 2026].</w:t>
       </w:r>
     </w:p>
     <w:p>
@@ -9317,7 +9317,7 @@
         <w:pStyle w:val="BodyText"/>
       </w:pPr>
       <w:r>
-        <w:t xml:space="preserve">Canadian Nuclear Safety Commission, 2024.</w:t>
+        <w:t xml:space="preserve">Canadian Nuclear Safety Commission, 2023b.</w:t>
       </w:r>
       <w:r>
         <w:t xml:space="preserve"> </w:t>
@@ -9327,13 +9327,10 @@
           <w:iCs/>
           <w:i/>
         </w:rPr>
-        <w:t xml:space="preserve">CMD 24-H3-1B</w:t>
-      </w:r>
-      <w:r>
-        <w:t xml:space="preserve"> </w:t>
-      </w:r>
-      <w:r>
-        <w:t xml:space="preserve">(staff presentation, Darlington New Nuclear Project). [pdf] Ottawa: Canadian Nuclear Safety Commission. Available at: https://api.cnsc-ccsn.gc.ca/dms/digital-medias/CMD-24-H3-1B.pdf/object.</w:t>
+        <w:t xml:space="preserve">Regulatory consideration of environmental degradation in licensing light water small reactors in Canada</w:t>
+      </w:r>
+      <w:r>
+        <w:t xml:space="preserve">. [online] Technical paper. Ottawa: Canadian Nuclear Safety Commission. Available at: https://cnsc-ccsn.gc.ca/eng/resources/research/technical-papers-and-articles/2023/regulatory-consideration-of-environmental-degradation-in-licensing-light-water-small-reactor-in-canada [Accessed 25 October 2026].</w:t>
       </w:r>
     </w:p>
     <w:p>
@@ -9341,7 +9338,7 @@
         <w:pStyle w:val="BodyText"/>
       </w:pPr>
       <w:r>
-        <w:t xml:space="preserve">Canadian Nuclear Safety Commission, 2025.</w:t>
+        <w:t xml:space="preserve">Canadian Nuclear Safety Commission, 2024.</w:t>
       </w:r>
       <w:r>
         <w:t xml:space="preserve"> </w:t>
@@ -9351,10 +9348,13 @@
           <w:iCs/>
           <w:i/>
         </w:rPr>
-        <w:t xml:space="preserve">Commission authorizes Ontario Power Generation Inc. to construct 1 BWRX-300 reactor at the Darlington New Nuclear Project site</w:t>
-      </w:r>
-      <w:r>
-        <w:t xml:space="preserve">. [online] News release, 4 April. Ottawa: Canadian Nuclear Safety Commission. Available at: https://www.canada.ca/en/nuclear-safety-commission/news/2025/04/commission-authorizes-ontario-power-generation-inc-to-construct-1-bwrx-300-reactor-at-the-darlington-new-nuclear-project-site.html [Accessed 20 October 2026].</w:t>
+        <w:t xml:space="preserve">CMD 24-H3-1B</w:t>
+      </w:r>
+      <w:r>
+        <w:t xml:space="preserve"> </w:t>
+      </w:r>
+      <w:r>
+        <w:t xml:space="preserve">(staff presentation, Darlington New Nuclear Project). [pdf] Ottawa: Canadian Nuclear Safety Commission. Available at: https://api.cnsc-ccsn.gc.ca/dms/digital-medias/CMD-24-H3-1B.pdf/object.</w:t>
       </w:r>
     </w:p>
     <w:p>
@@ -9362,7 +9362,7 @@
         <w:pStyle w:val="BodyText"/>
       </w:pPr>
       <w:r>
-        <w:t xml:space="preserve">Canadian Nuclear Safety Commission, 2026a.</w:t>
+        <w:t xml:space="preserve">Canadian Nuclear Safety Commission, 2025.</w:t>
       </w:r>
       <w:r>
         <w:t xml:space="preserve"> </w:t>
@@ -9372,10 +9372,10 @@
           <w:iCs/>
           <w:i/>
         </w:rPr>
-        <w:t xml:space="preserve">Darlington New Nuclear Project</w:t>
-      </w:r>
-      <w:r>
-        <w:t xml:space="preserve">. [online] Ottawa: Canadian Nuclear Safety Commission. Available at: https://www.cnsc-ccsn.gc.ca/eng/reactors/new-reactor-power-plant-projects/new-reactor-power-plant-facilities/darlington-new-nuclear-project/ [Accessed 20 October 2026].</w:t>
+        <w:t xml:space="preserve">Commission authorizes Ontario Power Generation Inc. to construct 1 BWRX-300 reactor at the Darlington New Nuclear Project site</w:t>
+      </w:r>
+      <w:r>
+        <w:t xml:space="preserve">. [online] News release, 4 April. Ottawa: Canadian Nuclear Safety Commission. Available at: https://www.canada.ca/en/nuclear-safety-commission/news/2025/04/commission-authorizes-ontario-power-generation-inc-to-construct-1-bwrx-300-reactor-at-the-darlington-new-nuclear-project-site.html [Accessed 20 October 2026].</w:t>
       </w:r>
     </w:p>
     <w:p>
@@ -9383,7 +9383,7 @@
         <w:pStyle w:val="BodyText"/>
       </w:pPr>
       <w:r>
-        <w:t xml:space="preserve">Canadian Nuclear Safety Commission, 2026b.</w:t>
+        <w:t xml:space="preserve">Canadian Nuclear Safety Commission, 2026a.</w:t>
       </w:r>
       <w:r>
         <w:t xml:space="preserve"> </w:t>
@@ -9393,10 +9393,10 @@
           <w:iCs/>
           <w:i/>
         </w:rPr>
-        <w:t xml:space="preserve">Regulatory hold points for new reactor facilities</w:t>
-      </w:r>
-      <w:r>
-        <w:t xml:space="preserve">. [online] Available at: https://www.cnsc-ccsn.gc.ca/eng/reactors/regulatory-hold-points/new-reactors/ [Accessed 20 October 2026].</w:t>
+        <w:t xml:space="preserve">Darlington New Nuclear Project</w:t>
+      </w:r>
+      <w:r>
+        <w:t xml:space="preserve">. [online] Ottawa: Canadian Nuclear Safety Commission. Available at: https://www.cnsc-ccsn.gc.ca/eng/reactors/new-reactor-power-plant-projects/new-reactor-power-plant-facilities/darlington-new-nuclear-project/ [Accessed 20 October 2026].</w:t>
       </w:r>
     </w:p>
     <w:p>
@@ -9404,7 +9404,7 @@
         <w:pStyle w:val="BodyText"/>
       </w:pPr>
       <w:r>
-        <w:t xml:space="preserve">Canadian Ready-Mixed Concrete Association, 2022.</w:t>
+        <w:t xml:space="preserve">Canadian Nuclear Safety Commission, 2026b.</w:t>
       </w:r>
       <w:r>
         <w:t xml:space="preserve"> </w:t>
@@ -9414,13 +9414,10 @@
           <w:iCs/>
           <w:i/>
         </w:rPr>
-        <w:t xml:space="preserve">Industry-wide EPD for ready-mixed concrete, Ontario</w:t>
-      </w:r>
-      <w:r>
-        <w:t xml:space="preserve"> </w:t>
-      </w:r>
-      <w:r>
-        <w:t xml:space="preserve">(EPD 351, valid to 27 July 2027). [pdf] Available at: https://www.rmcao.org/wp-content/uploads/2023/04/CRMCA-EPD-Ontario-20220803.pdf.</w:t>
+        <w:t xml:space="preserve">Regulatory hold points for new reactor facilities</w:t>
+      </w:r>
+      <w:r>
+        <w:t xml:space="preserve">. [online] Available at: https://www.cnsc-ccsn.gc.ca/eng/reactors/regulatory-hold-points/new-reactors/ [Accessed 20 October 2026].</w:t>
       </w:r>
     </w:p>
     <w:p>
@@ -9428,7 +9425,7 @@
         <w:pStyle w:val="BodyText"/>
       </w:pPr>
       <w:r>
-        <w:t xml:space="preserve">Canberra Times, 2025. Dutton’s nuclear power plan faces legal hurdles.</w:t>
+        <w:t xml:space="preserve">Canadian Ready-Mixed Concrete Association, 2022.</w:t>
       </w:r>
       <w:r>
         <w:t xml:space="preserve"> </w:t>
@@ -9438,10 +9435,13 @@
           <w:iCs/>
           <w:i/>
         </w:rPr>
-        <w:t xml:space="preserve">Canberra Times</w:t>
-      </w:r>
-      <w:r>
-        <w:t xml:space="preserve">. [online] Available at: https://www.canberratimes.com.au/story/8851241/duttons-nuclear-power-plan-faces-legal-hurdles/ [Accessed 20 October 2026].</w:t>
+        <w:t xml:space="preserve">Industry-wide EPD for ready-mixed concrete, Ontario</w:t>
+      </w:r>
+      <w:r>
+        <w:t xml:space="preserve"> </w:t>
+      </w:r>
+      <w:r>
+        <w:t xml:space="preserve">(EPD 351, valid to 27 July 2027). [pdf] Available at: https://www.rmcao.org/wp-content/uploads/2023/04/CRMCA-EPD-Ontario-20220803.pdf.</w:t>
       </w:r>
     </w:p>
     <w:p>
@@ -9449,22 +9449,7 @@
         <w:pStyle w:val="BodyText"/>
       </w:pPr>
       <w:r>
-        <w:t xml:space="preserve">Canberra Times, n.d.</w:t>
-      </w:r>
-      <w:r>
-        <w:t xml:space="preserve"> </w:t>
-      </w:r>
-      <w:r>
-        <w:t xml:space="preserve">‘</w:t>
-      </w:r>
-      <w:r>
-        <w:t xml:space="preserve">Nightmare scenario</w:t>
-      </w:r>
-      <w:r>
-        <w:t xml:space="preserve">’</w:t>
-      </w:r>
-      <w:r>
-        <w:t xml:space="preserve">: states slam Dutton’s nuclear plan.</w:t>
+        <w:t xml:space="preserve">Canberra Times, 2025. Dutton’s nuclear power plan faces legal hurdles.</w:t>
       </w:r>
       <w:r>
         <w:t xml:space="preserve"> </w:t>
@@ -9477,7 +9462,7 @@
         <w:t xml:space="preserve">Canberra Times</w:t>
       </w:r>
       <w:r>
-        <w:t xml:space="preserve">. [online] Available at: https://www.canberratimes.com.au/story/8668232/nightmare-scenario-states-slam-duttons-nuclear-plan/ [Accessed 20 October 2026].</w:t>
+        <w:t xml:space="preserve">. [online] Available at: https://www.canberratimes.com.au/story/8851241/duttons-nuclear-power-plan-faces-legal-hurdles/ [Accessed 20 October 2026].</w:t>
       </w:r>
     </w:p>
     <w:p>
@@ -9485,7 +9470,22 @@
         <w:pStyle w:val="BodyText"/>
       </w:pPr>
       <w:r>
-        <w:t xml:space="preserve">Carless, T.S., Griffin, W.M. and Fischbeck, P.S., 2016. The environmental competitiveness of small modular reactors: a life cycle study.</w:t>
+        <w:t xml:space="preserve">Canberra Times, n.d.</w:t>
+      </w:r>
+      <w:r>
+        <w:t xml:space="preserve"> </w:t>
+      </w:r>
+      <w:r>
+        <w:t xml:space="preserve">‘</w:t>
+      </w:r>
+      <w:r>
+        <w:t xml:space="preserve">Nightmare scenario</w:t>
+      </w:r>
+      <w:r>
+        <w:t xml:space="preserve">’</w:t>
+      </w:r>
+      <w:r>
+        <w:t xml:space="preserve">: states slam Dutton’s nuclear plan.</w:t>
       </w:r>
       <w:r>
         <w:t xml:space="preserve"> </w:t>
@@ -9495,10 +9495,10 @@
           <w:iCs/>
           <w:i/>
         </w:rPr>
-        <w:t xml:space="preserve">Energy</w:t>
-      </w:r>
-      <w:r>
-        <w:t xml:space="preserve">, 114, pp.84–99. Available at: https://ideas.repec.org/a/eee/energy/v114y2016icp84-99.html.</w:t>
+        <w:t xml:space="preserve">Canberra Times</w:t>
+      </w:r>
+      <w:r>
+        <w:t xml:space="preserve">. [online] Available at: https://www.canberratimes.com.au/story/8668232/nightmare-scenario-states-slam-duttons-nuclear-plan/ [Accessed 20 October 2026].</w:t>
       </w:r>
     </w:p>
     <w:p>
@@ -9506,7 +9506,7 @@
         <w:pStyle w:val="BodyText"/>
       </w:pPr>
       <w:r>
-        <w:t xml:space="preserve">Cement Association of Canada, 2022.</w:t>
+        <w:t xml:space="preserve">Carless, T.S., Griffin, W.M. and Fischbeck, P.S., 2016. The environmental competitiveness of small modular reactors: a life cycle study.</w:t>
       </w:r>
       <w:r>
         <w:t xml:space="preserve"> </w:t>
@@ -9516,41 +9516,41 @@
           <w:iCs/>
           <w:i/>
         </w:rPr>
-        <w:t xml:space="preserve">Environmental Product Declaration: General Use (GU) and Portland-Limestone (GUL) Cements</w:t>
-      </w:r>
-      <w:r>
-        <w:t xml:space="preserve">. [pdf] Available at: https://www.astm.org/v3/assets/blt5eb0a2cb04534832/blt9992df315e96e31c/697b1f51f6a61062618f5048/919.CAC_General_Use_(GU)</w:t>
+        <w:t xml:space="preserve">Energy</w:t>
+      </w:r>
+      <w:r>
+        <w:t xml:space="preserve">, 114, pp.84–99. Available at: https://ideas.repec.org/a/eee/energy/v114y2016icp84-99.html.</w:t>
+      </w:r>
+    </w:p>
+    <w:p>
+      <w:pPr>
+        <w:pStyle w:val="BodyText"/>
+      </w:pPr>
+      <w:r>
+        <w:t xml:space="preserve">Cement Association of Canada, 2022.</w:t>
+      </w:r>
+      <w:r>
+        <w:t xml:space="preserve"> </w:t>
       </w:r>
       <w:r>
         <w:rPr>
           <w:iCs/>
           <w:i/>
         </w:rPr>
-        <w:t xml:space="preserve">and_Portland-Limestone</w:t>
-      </w:r>
-      <w:r>
-        <w:t xml:space="preserve">(GUL)_Cements.pdf.</w:t>
-      </w:r>
-    </w:p>
-    <w:p>
-      <w:pPr>
-        <w:pStyle w:val="BodyText"/>
-      </w:pPr>
-      <w:r>
-        <w:t xml:space="preserve">Circular Ecology, 2019.</w:t>
-      </w:r>
-      <w:r>
-        <w:t xml:space="preserve"> </w:t>
+        <w:t xml:space="preserve">Environmental Product Declaration: General Use (GU) and Portland-Limestone (GUL) Cements</w:t>
+      </w:r>
+      <w:r>
+        <w:t xml:space="preserve">. [pdf] Available at: https://www.astm.org/v3/assets/blt5eb0a2cb04534832/blt9992df315e96e31c/697b1f51f6a61062618f5048/919.CAC_General_Use_(GU)</w:t>
       </w:r>
       <w:r>
         <w:rPr>
           <w:iCs/>
           <w:i/>
         </w:rPr>
-        <w:t xml:space="preserve">Inventory of Carbon and Energy (ICE) database v3.0</w:t>
-      </w:r>
-      <w:r>
-        <w:t xml:space="preserve">. Bath: Circular Ecology.</w:t>
+        <w:t xml:space="preserve">and_Portland-Limestone</w:t>
+      </w:r>
+      <w:r>
+        <w:t xml:space="preserve">(GUL)_Cements.pdf.</w:t>
       </w:r>
     </w:p>
     <w:p>
@@ -9558,7 +9558,7 @@
         <w:pStyle w:val="BodyText"/>
       </w:pPr>
       <w:r>
-        <w:t xml:space="preserve">Concrete Reinforcing Steel Institute, 2017.</w:t>
+        <w:t xml:space="preserve">Circular Ecology, 2019.</w:t>
       </w:r>
       <w:r>
         <w:t xml:space="preserve"> </w:t>
@@ -9568,10 +9568,10 @@
           <w:iCs/>
           <w:i/>
         </w:rPr>
-        <w:t xml:space="preserve">Industry-wide EPD for fabricated steel reinforcing bar</w:t>
-      </w:r>
-      <w:r>
-        <w:t xml:space="preserve">. [pdf] Available at: https://www.astm.org/v3/assets/blt5eb0a2cb04534832/blt4900ac0ff22764a2/697b1fc25e3544dd57d83a3d/362.EPD_for_CRSI_EPD_FINAL_2017-08-28.pdf.</w:t>
+        <w:t xml:space="preserve">Inventory of Carbon and Energy (ICE) database v3.0</w:t>
+      </w:r>
+      <w:r>
+        <w:t xml:space="preserve">. Bath: Circular Ecology.</w:t>
       </w:r>
     </w:p>
     <w:p>
@@ -9579,7 +9579,7 @@
         <w:pStyle w:val="BodyText"/>
       </w:pPr>
       <w:r>
-        <w:t xml:space="preserve">Concrete Reinforcing Steel Institute, 2022.</w:t>
+        <w:t xml:space="preserve">Concrete Reinforcing Steel Institute, 2017.</w:t>
       </w:r>
       <w:r>
         <w:t xml:space="preserve"> </w:t>
@@ -9589,10 +9589,10 @@
           <w:iCs/>
           <w:i/>
         </w:rPr>
-        <w:t xml:space="preserve">Environmental Product Declaration: Fabricated Steel Reinforcement</w:t>
-      </w:r>
-      <w:r>
-        <w:t xml:space="preserve">. Schaumburg, IL: Concrete Reinforcing Steel Institute. Available at: https://www.crsi.org/sustainability/environmental-product-declaration/.</w:t>
+        <w:t xml:space="preserve">Industry-wide EPD for fabricated steel reinforcing bar</w:t>
+      </w:r>
+      <w:r>
+        <w:t xml:space="preserve">. [pdf] Available at: https://www.astm.org/v3/assets/blt5eb0a2cb04534832/blt4900ac0ff22764a2/697b1fc25e3544dd57d83a3d/362.EPD_for_CRSI_EPD_FINAL_2017-08-28.pdf.</w:t>
       </w:r>
     </w:p>
     <w:p>
@@ -9600,7 +9600,7 @@
         <w:pStyle w:val="BodyText"/>
       </w:pPr>
       <w:r>
-        <w:t xml:space="preserve">Conference Board of Canada, 2021.</w:t>
+        <w:t xml:space="preserve">Concrete Reinforcing Steel Institute, 2022.</w:t>
       </w:r>
       <w:r>
         <w:t xml:space="preserve"> </w:t>
@@ -9610,10 +9610,10 @@
           <w:iCs/>
           <w:i/>
         </w:rPr>
-        <w:t xml:space="preserve">A New Power: The Economic Impacts of Small Modular Reactors</w:t>
-      </w:r>
-      <w:r>
-        <w:t xml:space="preserve">. Ottawa: Conference Board of Canada.</w:t>
+        <w:t xml:space="preserve">Environmental Product Declaration: Fabricated Steel Reinforcement</w:t>
+      </w:r>
+      <w:r>
+        <w:t xml:space="preserve">. Schaumburg, IL: Concrete Reinforcing Steel Institute. Available at: https://www.crsi.org/sustainability/environmental-product-declaration/.</w:t>
       </w:r>
     </w:p>
     <w:p>
@@ -9621,7 +9621,7 @@
         <w:pStyle w:val="BodyText"/>
       </w:pPr>
       <w:r>
-        <w:t xml:space="preserve">CSA Group, 2023.</w:t>
+        <w:t xml:space="preserve">Conference Board of Canada, 2021.</w:t>
       </w:r>
       <w:r>
         <w:t xml:space="preserve"> </w:t>
@@ -9631,13 +9631,18 @@
           <w:iCs/>
           <w:i/>
         </w:rPr>
-        <w:t xml:space="preserve">CSA A3000:23, Cementitious materials compendium</w:t>
-      </w:r>
-      <w:r>
-        <w:t xml:space="preserve"> </w:t>
-      </w:r>
-      <w:r>
-        <w:t xml:space="preserve">(includes CSA A3001:23,</w:t>
+        <w:t xml:space="preserve">A New Power: The Economic Impacts of Small Modular Reactors</w:t>
+      </w:r>
+      <w:r>
+        <w:t xml:space="preserve">. Ottawa: Conference Board of Canada.</w:t>
+      </w:r>
+    </w:p>
+    <w:p>
+      <w:pPr>
+        <w:pStyle w:val="BodyText"/>
+      </w:pPr>
+      <w:r>
+        <w:t xml:space="preserve">CSA Group, 2023.</w:t>
       </w:r>
       <w:r>
         <w:t xml:space="preserve"> </w:t>
@@ -9647,18 +9652,13 @@
           <w:iCs/>
           <w:i/>
         </w:rPr>
-        <w:t xml:space="preserve">Cementitious materials for use in concrete</w:t>
-      </w:r>
-      <w:r>
-        <w:t xml:space="preserve">). [online] Toronto: CSA Group. Available at: https://www.csagroup.org/store/product/2430659/ [Accessed 20 October 2026].</w:t>
-      </w:r>
-    </w:p>
-    <w:p>
-      <w:pPr>
-        <w:pStyle w:val="BodyText"/>
-      </w:pPr>
-      <w:r>
-        <w:t xml:space="preserve">Curve Lake First Nation, 2024.</w:t>
+        <w:t xml:space="preserve">CSA A3000:23, Cementitious materials compendium</w:t>
+      </w:r>
+      <w:r>
+        <w:t xml:space="preserve"> </w:t>
+      </w:r>
+      <w:r>
+        <w:t xml:space="preserve">(includes CSA A3001:23,</w:t>
       </w:r>
       <w:r>
         <w:t xml:space="preserve"> </w:t>
@@ -9668,10 +9668,10 @@
           <w:iCs/>
           <w:i/>
         </w:rPr>
-        <w:t xml:space="preserve">Written submission, CMD 24-H3.83, DNNP licence to construct</w:t>
-      </w:r>
-      <w:r>
-        <w:t xml:space="preserve">, 11 November. Available at: https://api.cnsc-ccsn.gc.ca/dms/digital-medias/CMD24-H3-83.pdf/object [Accessed 21 October 2026].</w:t>
+        <w:t xml:space="preserve">Cementitious materials for use in concrete</w:t>
+      </w:r>
+      <w:r>
+        <w:t xml:space="preserve">). [online] Toronto: CSA Group. Available at: https://www.csagroup.org/store/product/2430659/ [Accessed 20 October 2026].</w:t>
       </w:r>
     </w:p>
     <w:p>
@@ -9679,7 +9679,7 @@
         <w:pStyle w:val="BodyText"/>
       </w:pPr>
       <w:r>
-        <w:t xml:space="preserve">Department of Climate Change, Energy, the Environment and Water, 2025.</w:t>
+        <w:t xml:space="preserve">CSA Group, 2026.</w:t>
       </w:r>
       <w:r>
         <w:t xml:space="preserve"> </w:t>
@@ -9689,10 +9689,10 @@
           <w:iCs/>
           <w:i/>
         </w:rPr>
-        <w:t xml:space="preserve">Australian National Greenhouse Accounts Factors: 2025</w:t>
-      </w:r>
-      <w:r>
-        <w:t xml:space="preserve">. [pdf/xlsx] Canberra: Department of Climate Change, Energy, the Environment and Water.</w:t>
+        <w:t xml:space="preserve">CSA N287.2, Material requirements for concrete containment structures for nuclear power plants</w:t>
+      </w:r>
+      <w:r>
+        <w:t xml:space="preserve">. [online] Standard catalogue information. Toronto: CSA Group. Available at: https://webstore.ansi.org/standards/csa/csan2872026 [Accessed 25 October 2026].</w:t>
       </w:r>
     </w:p>
     <w:p>
@@ -9700,7 +9700,7 @@
         <w:pStyle w:val="BodyText"/>
       </w:pPr>
       <w:r>
-        <w:t xml:space="preserve">Department of Industry, Science, Energy and Resources, 2020.</w:t>
+        <w:t xml:space="preserve">Curve Lake First Nation, 2024.</w:t>
       </w:r>
       <w:r>
         <w:t xml:space="preserve"> </w:t>
@@ -9710,10 +9710,10 @@
           <w:iCs/>
           <w:i/>
         </w:rPr>
-        <w:t xml:space="preserve">A new agency to manage radioactive waste</w:t>
-      </w:r>
-      <w:r>
-        <w:t xml:space="preserve">. [online] Available at: https://industry.gov.au/news-media/australian-radioactive-waste-agency-news/a-new-agency-to-manage-radioactive-waste [Accessed 21 October 2026].</w:t>
+        <w:t xml:space="preserve">Written submission, CMD 24-H3.83, DNNP licence to construct</w:t>
+      </w:r>
+      <w:r>
+        <w:t xml:space="preserve">, 11 November. Available at: https://api.cnsc-ccsn.gc.ca/dms/digital-medias/CMD24-H3-83.pdf/object [Accessed 21 October 2026].</w:t>
       </w:r>
     </w:p>
     <w:p>
@@ -9721,7 +9721,7 @@
         <w:pStyle w:val="BodyText"/>
       </w:pPr>
       <w:r>
-        <w:t xml:space="preserve">Development Alternatives, n.d.</w:t>
+        <w:t xml:space="preserve">Department of Climate Change, Energy, the Environment and Water, 2025.</w:t>
       </w:r>
       <w:r>
         <w:t xml:space="preserve"> </w:t>
@@ -9731,13 +9731,10 @@
           <w:iCs/>
           <w:i/>
         </w:rPr>
-        <w:t xml:space="preserve">LC3 Sustainability Assessment</w:t>
-      </w:r>
-      <w:r>
-        <w:t xml:space="preserve"> </w:t>
-      </w:r>
-      <w:r>
-        <w:t xml:space="preserve">(ver 1.14). Available at: https://devalt.org/images/L2_ProjectPdfs/Report%20-%20LC3%20Sustainability%20Assessment_ver1.14.pdf.</w:t>
+        <w:t xml:space="preserve">Australian National Greenhouse Accounts Factors: 2025</w:t>
+      </w:r>
+      <w:r>
+        <w:t xml:space="preserve">. [pdf/xlsx] Canberra: Department of Climate Change, Energy, the Environment and Water.</w:t>
       </w:r>
     </w:p>
     <w:p>
@@ -9745,7 +9742,7 @@
         <w:pStyle w:val="BodyText"/>
       </w:pPr>
       <w:r>
-        <w:t xml:space="preserve">Dodgson, J.S., Spackman, M., Pearman, A. and Phillips, L.D., 2009.</w:t>
+        <w:t xml:space="preserve">Department of Industry, Science, Energy and Resources, 2020.</w:t>
       </w:r>
       <w:r>
         <w:t xml:space="preserve"> </w:t>
@@ -9755,10 +9752,10 @@
           <w:iCs/>
           <w:i/>
         </w:rPr>
-        <w:t xml:space="preserve">Multi-criteria analysis: a manual</w:t>
-      </w:r>
-      <w:r>
-        <w:t xml:space="preserve">. London: Department for Communities and Local Government. Available at: https://www.gov.uk/government/publications/multi-criteria-analysis-manual-for-making-government-policy [Accessed 21 October 2026].</w:t>
+        <w:t xml:space="preserve">A new agency to manage radioactive waste</w:t>
+      </w:r>
+      <w:r>
+        <w:t xml:space="preserve">. [online] Available at: https://industry.gov.au/news-media/australian-radioactive-waste-agency-news/a-new-agency-to-manage-radioactive-waste [Accessed 21 October 2026].</w:t>
       </w:r>
     </w:p>
     <w:p>
@@ -9766,7 +9763,7 @@
         <w:pStyle w:val="BodyText"/>
       </w:pPr>
       <w:r>
-        <w:t xml:space="preserve">EDF R&amp;D, 2024. Life cycle assessment of nuclear power in France: EDF case study.</w:t>
+        <w:t xml:space="preserve">Development Alternatives, n.d.</w:t>
       </w:r>
       <w:r>
         <w:t xml:space="preserve"> </w:t>
@@ -9776,10 +9773,13 @@
           <w:iCs/>
           <w:i/>
         </w:rPr>
-        <w:t xml:space="preserve">EPJ Nuclear Sciences &amp; Technologies</w:t>
-      </w:r>
-      <w:r>
-        <w:t xml:space="preserve">, 10, art. 5. Available at: https://www.epj-n.org/10.1051/epjn/2024005.</w:t>
+        <w:t xml:space="preserve">LC3 Sustainability Assessment</w:t>
+      </w:r>
+      <w:r>
+        <w:t xml:space="preserve"> </w:t>
+      </w:r>
+      <w:r>
+        <w:t xml:space="preserve">(ver 1.14). Available at: https://devalt.org/images/L2_ProjectPdfs/Report%20-%20LC3%20Sustainability%20Assessment_ver1.14.pdf.</w:t>
       </w:r>
     </w:p>
     <w:p>
@@ -9787,7 +9787,7 @@
         <w:pStyle w:val="BodyText"/>
       </w:pPr>
       <w:r>
-        <w:t xml:space="preserve">EFNARC, 2005.</w:t>
+        <w:t xml:space="preserve">Dodgson, J.S., Spackman, M., Pearman, A. and Phillips, L.D., 2009.</w:t>
       </w:r>
       <w:r>
         <w:t xml:space="preserve"> </w:t>
@@ -9797,10 +9797,10 @@
           <w:iCs/>
           <w:i/>
         </w:rPr>
-        <w:t xml:space="preserve">The European Guidelines for Self-Compacting Concrete: Specification, Production and Use</w:t>
-      </w:r>
-      <w:r>
-        <w:t xml:space="preserve">. Farnham: EFNARC.</w:t>
+        <w:t xml:space="preserve">Multi-criteria analysis: a manual</w:t>
+      </w:r>
+      <w:r>
+        <w:t xml:space="preserve">. London: Department for Communities and Local Government. Available at: https://www.gov.uk/government/publications/multi-criteria-analysis-manual-for-making-government-policy [Accessed 21 October 2026].</w:t>
       </w:r>
     </w:p>
     <w:p>
@@ -9808,7 +9808,7 @@
         <w:pStyle w:val="BodyText"/>
       </w:pPr>
       <w:r>
-        <w:t xml:space="preserve">ENR, 2018. Clay and limestone cement could cut carbon emissions.</w:t>
+        <w:t xml:space="preserve">EDF R&amp;D, 2024. Life cycle assessment of nuclear power in France: EDF case study.</w:t>
       </w:r>
       <w:r>
         <w:t xml:space="preserve"> </w:t>
@@ -9818,10 +9818,10 @@
           <w:iCs/>
           <w:i/>
         </w:rPr>
-        <w:t xml:space="preserve">Engineering News-Record</w:t>
-      </w:r>
-      <w:r>
-        <w:t xml:space="preserve">, 7 May. Available at: https://digital.bnpmedia.com/article/Construction+Materials/3078554/494167/article.html.</w:t>
+        <w:t xml:space="preserve">EPJ Nuclear Sciences &amp; Technologies</w:t>
+      </w:r>
+      <w:r>
+        <w:t xml:space="preserve">, 10, art. 5. Available at: https://www.epj-n.org/10.1051/epjn/2024005.</w:t>
       </w:r>
     </w:p>
     <w:p>
@@ -9829,7 +9829,7 @@
         <w:pStyle w:val="BodyText"/>
       </w:pPr>
       <w:r>
-        <w:t xml:space="preserve">Environment and Climate Change Canada, 2026.</w:t>
+        <w:t xml:space="preserve">EFNARC, 2005.</w:t>
       </w:r>
       <w:r>
         <w:t xml:space="preserve"> </w:t>
@@ -9839,10 +9839,10 @@
           <w:iCs/>
           <w:i/>
         </w:rPr>
-        <w:t xml:space="preserve">Industrial carbon pricing in Canada</w:t>
-      </w:r>
-      <w:r>
-        <w:t xml:space="preserve">. Ottawa: Government of Canada. Available at: https://www.canada.ca/en/environment-climate-change/services/climate-change/pricing-pollution-how-it-will-work/putting-price-on-carbon-pollution/industry.html [Accessed 21 October 2026].</w:t>
+        <w:t xml:space="preserve">The European Guidelines for Self-Compacting Concrete: Specification, Production and Use</w:t>
+      </w:r>
+      <w:r>
+        <w:t xml:space="preserve">. Farnham: EFNARC.</w:t>
       </w:r>
     </w:p>
     <w:p>
@@ -9850,7 +9850,7 @@
         <w:pStyle w:val="BodyText"/>
       </w:pPr>
       <w:r>
-        <w:t xml:space="preserve">Fermi Energia, n.d.</w:t>
+        <w:t xml:space="preserve">ENR, 2018. Clay and limestone cement could cut carbon emissions.</w:t>
       </w:r>
       <w:r>
         <w:t xml:space="preserve"> </w:t>
@@ -9860,10 +9860,10 @@
           <w:iCs/>
           <w:i/>
         </w:rPr>
-        <w:t xml:space="preserve">New SMR project</w:t>
-      </w:r>
-      <w:r>
-        <w:t xml:space="preserve">. [online] Tallinn: Fermi Energia. Available at: https://fermi.ee/new-smr-project/ [Accessed 25 October 2026].</w:t>
+        <w:t xml:space="preserve">Engineering News-Record</w:t>
+      </w:r>
+      <w:r>
+        <w:t xml:space="preserve">, 7 May. Available at: https://digital.bnpmedia.com/article/Construction+Materials/3078554/494167/article.html.</w:t>
       </w:r>
     </w:p>
     <w:p>
@@ -9871,7 +9871,7 @@
         <w:pStyle w:val="BodyText"/>
       </w:pPr>
       <w:r>
-        <w:t xml:space="preserve">Field, K.G., Remec, I. and Le Pape, Y., 2015. Radiation effects in concrete for nuclear power plants – Part I: Quantification of radiation exposure and radiation effects.</w:t>
+        <w:t xml:space="preserve">Environment and Climate Change Canada, 2026.</w:t>
       </w:r>
       <w:r>
         <w:t xml:space="preserve"> </w:t>
@@ -9881,10 +9881,10 @@
           <w:iCs/>
           <w:i/>
         </w:rPr>
-        <w:t xml:space="preserve">Nuclear Engineering and Design</w:t>
-      </w:r>
-      <w:r>
-        <w:t xml:space="preserve">, 282, pp.126–143. Available at: https://www.ornl.gov/publication/radiation-effects-concrete-nuclear-power-plants-part-i-quantification-radiation [Accessed 25 October 2026].</w:t>
+        <w:t xml:space="preserve">Industrial carbon pricing in Canada</w:t>
+      </w:r>
+      <w:r>
+        <w:t xml:space="preserve">. Ottawa: Government of Canada. Available at: https://www.canada.ca/en/environment-climate-change/services/climate-change/pricing-pollution-how-it-will-work/putting-price-on-carbon-pollution/industry.html [Accessed 21 October 2026].</w:t>
       </w:r>
     </w:p>
     <w:p>
@@ -9892,7 +9892,7 @@
         <w:pStyle w:val="BodyText"/>
       </w:pPr>
       <w:r>
-        <w:t xml:space="preserve">GE Hitachi Nuclear Energy, n.d.</w:t>
+        <w:t xml:space="preserve">Fermi Energia, n.d.</w:t>
       </w:r>
       <w:r>
         <w:t xml:space="preserve"> </w:t>
@@ -9902,10 +9902,10 @@
           <w:iCs/>
           <w:i/>
         </w:rPr>
-        <w:t xml:space="preserve">GE Hitachi BWRX-300 fact sheet</w:t>
-      </w:r>
-      <w:r>
-        <w:t xml:space="preserve">. [pdf] Wilmington, NC: GE Hitachi Nuclear Energy. Available at: https://gevernova.com/content/dam/gepower-nuclear/global/en_US/documents/product-fact-sheets/BWRX-300_Fact_Sheet-2020.pdf [Accessed 25 October 2026].</w:t>
+        <w:t xml:space="preserve">New SMR project</w:t>
+      </w:r>
+      <w:r>
+        <w:t xml:space="preserve">. [online] Tallinn: Fermi Energia. Available at: https://fermi.ee/new-smr-project/ [Accessed 25 October 2026].</w:t>
       </w:r>
     </w:p>
     <w:p>
@@ -9913,7 +9913,7 @@
         <w:pStyle w:val="BodyText"/>
       </w:pPr>
       <w:r>
-        <w:t xml:space="preserve">GE-Hitachi Nuclear Energy, 2024.</w:t>
+        <w:t xml:space="preserve">Field, K.G., Remec, I. and Le Pape, Y., 2015. Radiation effects in concrete for nuclear power plants – Part I: Quantification of radiation exposure and radiation effects.</w:t>
       </w:r>
       <w:r>
         <w:t xml:space="preserve"> </w:t>
@@ -9923,10 +9923,10 @@
           <w:iCs/>
           <w:i/>
         </w:rPr>
-        <w:t xml:space="preserve">BWRX-300 Steel-Plate Composite Containment Vessel (SCCV) and Reactor Building Structural Design</w:t>
-      </w:r>
-      <w:r>
-        <w:t xml:space="preserve">, NEDO-33926, Revision 2 (non-proprietary), 16 August. [pdf] US NRC ADAMS ML24110A134. Available at: https://www.nrc.gov/docs/ML2411/ML24110A134.pdf [Accessed 20 October 2026].</w:t>
+        <w:t xml:space="preserve">Nuclear Engineering and Design</w:t>
+      </w:r>
+      <w:r>
+        <w:t xml:space="preserve">, 282, pp.126–143. Available at: https://www.ornl.gov/publication/radiation-effects-concrete-nuclear-power-plants-part-i-quantification-radiation [Accessed 25 October 2026].</w:t>
       </w:r>
     </w:p>
     <w:p>
@@ -9934,7 +9934,7 @@
         <w:pStyle w:val="BodyText"/>
       </w:pPr>
       <w:r>
-        <w:t xml:space="preserve">GE Vernova, n.d.</w:t>
+        <w:t xml:space="preserve">GE Hitachi Nuclear Energy, n.d.</w:t>
       </w:r>
       <w:r>
         <w:t xml:space="preserve"> </w:t>
@@ -9944,10 +9944,10 @@
           <w:iCs/>
           <w:i/>
         </w:rPr>
-        <w:t xml:space="preserve">BWRX-300 Small Modular Reactor</w:t>
-      </w:r>
-      <w:r>
-        <w:t xml:space="preserve">. [online] Available at: https://www.gevernova.com/nuclear/carbon-free-power/bwrx-300-small-modular-reactor.</w:t>
+        <w:t xml:space="preserve">GE Hitachi BWRX-300 fact sheet</w:t>
+      </w:r>
+      <w:r>
+        <w:t xml:space="preserve">. [pdf] Wilmington, NC: GE Hitachi Nuclear Energy. Available at: https://gevernova.com/content/dam/gepower-nuclear/global/en_US/documents/product-fact-sheets/BWRX-300_Fact_Sheet-2020.pdf [Accessed 25 October 2026].</w:t>
       </w:r>
     </w:p>
     <w:p>
@@ -9955,7 +9955,7 @@
         <w:pStyle w:val="BodyText"/>
       </w:pPr>
       <w:r>
-        <w:t xml:space="preserve">GE Vernova, 2026.</w:t>
+        <w:t xml:space="preserve">GE-Hitachi Nuclear Energy, 2024.</w:t>
       </w:r>
       <w:r>
         <w:t xml:space="preserve"> </w:t>
@@ -9965,10 +9965,10 @@
           <w:iCs/>
           <w:i/>
         </w:rPr>
-        <w:t xml:space="preserve">NRC issues first U.S. construction permit for BWRX-300 small modular reactor at TVA Clinch River</w:t>
-      </w:r>
-      <w:r>
-        <w:t xml:space="preserve">. [online] Press release. Available at: https://www.gevernova.com/news/press-releases/nrc-issues-first-us-construction-permit-bwrx-300-small-modular-reactor-tva-clinch-river [Accessed 25 October 2026].</w:t>
+        <w:t xml:space="preserve">BWRX-300 Steel-Plate Composite Containment Vessel (SCCV) and Reactor Building Structural Design</w:t>
+      </w:r>
+      <w:r>
+        <w:t xml:space="preserve">, NEDO-33926, Revision 2 (non-proprietary), 16 August. [pdf] US NRC ADAMS ML24110A134. Available at: https://www.nrc.gov/docs/ML2411/ML24110A134.pdf [Accessed 20 October 2026].</w:t>
       </w:r>
     </w:p>
     <w:p>
@@ -9976,7 +9976,7 @@
         <w:pStyle w:val="BodyText"/>
       </w:pPr>
       <w:r>
-        <w:t xml:space="preserve">GE Vernova Hitachi Nuclear Energy, n.d.</w:t>
+        <w:t xml:space="preserve">GE Vernova, n.d.</w:t>
       </w:r>
       <w:r>
         <w:t xml:space="preserve"> </w:t>
@@ -9986,13 +9986,10 @@
           <w:iCs/>
           <w:i/>
         </w:rPr>
-        <w:t xml:space="preserve">BWRX-300 General Description</w:t>
-      </w:r>
-      <w:r>
-        <w:t xml:space="preserve"> </w:t>
-      </w:r>
-      <w:r>
-        <w:t xml:space="preserve">(005N9751). [pdf] Wilmington, NC: GE Vernova. Available at: https://www.gevernova.com/content/dam/gevernova-nuclear/global/en_us/documents/carbon-free-power/005N9751-BWRX-300-General-Description.pdf.</w:t>
+        <w:t xml:space="preserve">BWRX-300 Small Modular Reactor</w:t>
+      </w:r>
+      <w:r>
+        <w:t xml:space="preserve">. [online] Available at: https://www.gevernova.com/nuclear/carbon-free-power/bwrx-300-small-modular-reactor.</w:t>
       </w:r>
     </w:p>
     <w:p>
@@ -10000,7 +9997,7 @@
         <w:pStyle w:val="BodyText"/>
       </w:pPr>
       <w:r>
-        <w:t xml:space="preserve">Geneski, N., McKellar, J.M. and Atkinson, K.D., n.d. Life cycle environmental impacts of small modular reactors: BWRX-300 Darlington project.</w:t>
+        <w:t xml:space="preserve">GE Vernova, 2026.</w:t>
       </w:r>
       <w:r>
         <w:t xml:space="preserve"> </w:t>
@@ -10010,10 +10007,10 @@
           <w:iCs/>
           <w:i/>
         </w:rPr>
-        <w:t xml:space="preserve">Proceedings of the Canadian Nuclear Society</w:t>
-      </w:r>
-      <w:r>
-        <w:t xml:space="preserve">. Available at: https://proceedings.cns-snc.ca/index.php/pcns/article/view/7692.</w:t>
+        <w:t xml:space="preserve">NRC issues first U.S. construction permit for BWRX-300 small modular reactor at TVA Clinch River</w:t>
+      </w:r>
+      <w:r>
+        <w:t xml:space="preserve">. [online] Press release. Available at: https://www.gevernova.com/news/press-releases/nrc-issues-first-us-construction-permit-bwrx-300-small-modular-reactor-tva-clinch-river [Accessed 25 October 2026].</w:t>
       </w:r>
     </w:p>
     <w:p>
@@ -10021,7 +10018,7 @@
         <w:pStyle w:val="BodyText"/>
       </w:pPr>
       <w:r>
-        <w:t xml:space="preserve">Gibon, T. and Hahn Menacho, Á., 2023. Parametric life cycle assessment of nuclear power for simplified models.</w:t>
+        <w:t xml:space="preserve">GE Vernova Hitachi Nuclear Energy, n.d.</w:t>
       </w:r>
       <w:r>
         <w:t xml:space="preserve"> </w:t>
@@ -10031,10 +10028,13 @@
           <w:iCs/>
           <w:i/>
         </w:rPr>
-        <w:t xml:space="preserve">Environmental Science &amp; Technology</w:t>
-      </w:r>
-      <w:r>
-        <w:t xml:space="preserve">, 57(38), pp.14194–14205. Available at: https://doi.org/10.1021/acs.est.3c03190.</w:t>
+        <w:t xml:space="preserve">BWRX-300 General Description</w:t>
+      </w:r>
+      <w:r>
+        <w:t xml:space="preserve"> </w:t>
+      </w:r>
+      <w:r>
+        <w:t xml:space="preserve">(005N9751). [pdf] Wilmington, NC: GE Vernova. Available at: https://www.gevernova.com/content/dam/gevernova-nuclear/global/en_us/documents/carbon-free-power/005N9751-BWRX-300-General-Description.pdf.</w:t>
       </w:r>
     </w:p>
     <w:p>
@@ -10042,7 +10042,7 @@
         <w:pStyle w:val="BodyText"/>
       </w:pPr>
       <w:r>
-        <w:t xml:space="preserve">Government of Ontario, 2025.</w:t>
+        <w:t xml:space="preserve">Geneski, N., McKellar, J.M. and Atkinson, K.D., n.d. Life cycle environmental impacts of small modular reactors: BWRX-300 Darlington project.</w:t>
       </w:r>
       <w:r>
         <w:t xml:space="preserve"> </w:t>
@@ -10052,10 +10052,10 @@
           <w:iCs/>
           <w:i/>
         </w:rPr>
-        <w:t xml:space="preserve">Ontario Leads the G7 by Building First Small Modular Reactor</w:t>
-      </w:r>
-      <w:r>
-        <w:t xml:space="preserve">. [news release] 8 May. Toronto: Government of Ontario.</w:t>
+        <w:t xml:space="preserve">Proceedings of the Canadian Nuclear Society</w:t>
+      </w:r>
+      <w:r>
+        <w:t xml:space="preserve">. Available at: https://proceedings.cns-snc.ca/index.php/pcns/article/view/7692.</w:t>
       </w:r>
     </w:p>
     <w:p>
@@ -10063,7 +10063,7 @@
         <w:pStyle w:val="BodyText"/>
       </w:pPr>
       <w:r>
-        <w:t xml:space="preserve">Government of Ontario, n.d.</w:t>
+        <w:t xml:space="preserve">Gibon, T. and Hahn Menacho, Á., 2023. Parametric life cycle assessment of nuclear power for simplified models.</w:t>
       </w:r>
       <w:r>
         <w:t xml:space="preserve"> </w:t>
@@ -10073,10 +10073,10 @@
           <w:iCs/>
           <w:i/>
         </w:rPr>
-        <w:t xml:space="preserve">Ontario energy snapshot</w:t>
-      </w:r>
-      <w:r>
-        <w:t xml:space="preserve">. [online] Available at: https://www.ontario.ca/page/ontario-energy-snapshot.</w:t>
+        <w:t xml:space="preserve">Environmental Science &amp; Technology</w:t>
+      </w:r>
+      <w:r>
+        <w:t xml:space="preserve">, 57(38), pp.14194–14205. Available at: https://doi.org/10.1021/acs.est.3c03190.</w:t>
       </w:r>
     </w:p>
     <w:p>
@@ -10084,7 +10084,7 @@
         <w:pStyle w:val="BodyText"/>
       </w:pPr>
       <w:r>
-        <w:t xml:space="preserve">Graham, P. and Hayward, J., 2026.</w:t>
+        <w:t xml:space="preserve">Government of Canada, 2026.</w:t>
       </w:r>
       <w:r>
         <w:t xml:space="preserve"> </w:t>
@@ -10094,10 +10094,10 @@
           <w:iCs/>
           <w:i/>
         </w:rPr>
-        <w:t xml:space="preserve">GenCost 2025-26: Final report</w:t>
-      </w:r>
-      <w:r>
-        <w:t xml:space="preserve">. [pdf] Australia: CSIRO. Available at: https://www.csiro.au/-/media/Energy/GenCost-2025-26-Final/GenCost_2025-26_Final_Report_20260715.pdf.</w:t>
+        <w:t xml:space="preserve">Darlington New Nuclear Project</w:t>
+      </w:r>
+      <w:r>
+        <w:t xml:space="preserve">. [online] Ottawa: Major Projects Office, updated 8 July 2026. Available at: https://www.canada.ca/en/privy-council/major-projects-office/projects/national/darlington.html [Accessed 25 October 2026].</w:t>
       </w:r>
     </w:p>
     <w:p>
@@ -10105,7 +10105,7 @@
         <w:pStyle w:val="BodyText"/>
       </w:pPr>
       <w:r>
-        <w:t xml:space="preserve">Graham, P., Hayward, J. and Foster, J., 2024.</w:t>
+        <w:t xml:space="preserve">Government of Ontario, 2025.</w:t>
       </w:r>
       <w:r>
         <w:t xml:space="preserve"> </w:t>
@@ -10115,10 +10115,10 @@
           <w:iCs/>
           <w:i/>
         </w:rPr>
-        <w:t xml:space="preserve">GenCost 2023-24: Final report</w:t>
-      </w:r>
-      <w:r>
-        <w:t xml:space="preserve">. [pdf] Australia: CSIRO. Available at: https://www.csiro.au/-/media/Energy/GenCost/GenCost2023-24Final_20240522.pdf.</w:t>
+        <w:t xml:space="preserve">Ontario Leads the G7 by Building First Small Modular Reactor</w:t>
+      </w:r>
+      <w:r>
+        <w:t xml:space="preserve">. [news release] 8 May. Toronto: Government of Ontario.</w:t>
       </w:r>
     </w:p>
     <w:p>
@@ -10126,7 +10126,7 @@
         <w:pStyle w:val="BodyText"/>
       </w:pPr>
       <w:r>
-        <w:t xml:space="preserve">Graham, P., Hayward, J. and Foster, J., 2025.</w:t>
+        <w:t xml:space="preserve">Government of Ontario, n.d.</w:t>
       </w:r>
       <w:r>
         <w:t xml:space="preserve"> </w:t>
@@ -10136,10 +10136,10 @@
           <w:iCs/>
           <w:i/>
         </w:rPr>
-        <w:t xml:space="preserve">GenCost 2024-25: Final report</w:t>
-      </w:r>
-      <w:r>
-        <w:t xml:space="preserve">. [pdf] Australia: CSIRO. Executive summary available at: https://www.csiro.au/-/media/Energy/GenCost/GenCost2024-25Final_ES.pdf.</w:t>
+        <w:t xml:space="preserve">Ontario energy snapshot</w:t>
+      </w:r>
+      <w:r>
+        <w:t xml:space="preserve">. [online] Available at: https://www.ontario.ca/page/ontario-energy-snapshot.</w:t>
       </w:r>
     </w:p>
     <w:p>
@@ -10147,7 +10147,7 @@
         <w:pStyle w:val="BodyText"/>
       </w:pPr>
       <w:r>
-        <w:t xml:space="preserve">Griffith University Climate Action Beacon and Monash Climate Change Communication Research Hub, 2025.</w:t>
+        <w:t xml:space="preserve">Graham, P. and Hayward, J., 2026.</w:t>
       </w:r>
       <w:r>
         <w:t xml:space="preserve"> </w:t>
@@ -10157,10 +10157,10 @@
           <w:iCs/>
           <w:i/>
         </w:rPr>
-        <w:t xml:space="preserve">What Australians really think of nuclear power</w:t>
-      </w:r>
-      <w:r>
-        <w:t xml:space="preserve">. [news release] 2 May. Available at: https://news.griffith.edu.au/2025/05/02/what-australians-really-think-of-nuclear-power/ [Accessed 21 October 2026].</w:t>
+        <w:t xml:space="preserve">GenCost 2025-26: Final report</w:t>
+      </w:r>
+      <w:r>
+        <w:t xml:space="preserve">. [pdf] Australia: CSIRO. Available at: https://www.csiro.au/-/media/Energy/GenCost-2025-26-Final/GenCost_2025-26_Final_Report_20260715.pdf.</w:t>
       </w:r>
     </w:p>
     <w:p>
@@ -10168,23 +10168,7 @@
         <w:pStyle w:val="BodyText"/>
       </w:pPr>
       <w:r>
-        <w:t xml:space="preserve">Helmholtz-Zentrum Dresden-Rossendorf, n.d. [Activation of the biological shield of Greifswald NPP Unit 2]. Publication Publ-39008. Dresden: Helmholtz-Zentrum Dresden-Rossendorf. Available at: https://hzdr.de/publications/Publ-39008 [Accessed 25 October 2026].</w:t>
-      </w:r>
-    </w:p>
-    <w:p>
-      <w:pPr>
-        <w:pStyle w:val="BodyText"/>
-      </w:pPr>
-      <w:r>
-        <w:t xml:space="preserve">Hooton, R.D., 2023. [Webinar slides on changes to ASTM cement and concrete standards]. ACI Fall 2023 webinar slides. [pdf] Farmington Hills: American Concrete Institute. Available at: https://www.concrete.org/portals/0/files/pdf/webinars/ws_F23_NEU_DouglasHooton.pdf [Accessed 20 October 2026].</w:t>
-      </w:r>
-    </w:p>
-    <w:p>
-      <w:pPr>
-        <w:pStyle w:val="BodyText"/>
-      </w:pPr>
-      <w:r>
-        <w:t xml:space="preserve">Independent Electricity System Operator, 2024.</w:t>
+        <w:t xml:space="preserve">Graham, P., Hayward, J. and Foster, J., 2024.</w:t>
       </w:r>
       <w:r>
         <w:t xml:space="preserve"> </w:t>
@@ -10194,10 +10178,10 @@
           <w:iCs/>
           <w:i/>
         </w:rPr>
-        <w:t xml:space="preserve">Ontario’s Energy Future: Spring 2024 Update</w:t>
-      </w:r>
-      <w:r>
-        <w:t xml:space="preserve">. [pdf] Toronto: Independent Electricity System Operator. Available at: https://www.ieso.ca/-/media/Files/IESO/Document-Library/Decarbonization-Hub/IESO-Ontarios-Energy-Future-Spring-2024.pdf.</w:t>
+        <w:t xml:space="preserve">GenCost 2023-24: Final report</w:t>
+      </w:r>
+      <w:r>
+        <w:t xml:space="preserve">. [pdf] Australia: CSIRO. Available at: https://www.csiro.au/-/media/Energy/GenCost/GenCost2023-24Final_20240522.pdf.</w:t>
       </w:r>
     </w:p>
     <w:p>
@@ -10205,7 +10189,7 @@
         <w:pStyle w:val="BodyText"/>
       </w:pPr>
       <w:r>
-        <w:t xml:space="preserve">International Atomic Energy Agency, 2024.</w:t>
+        <w:t xml:space="preserve">Graham, P., Hayward, J. and Foster, J., 2025.</w:t>
       </w:r>
       <w:r>
         <w:t xml:space="preserve"> </w:t>
@@ -10215,10 +10199,10 @@
           <w:iCs/>
           <w:i/>
         </w:rPr>
-        <w:t xml:space="preserve">Small Modular Reactors: Advances in SMR Developments 2024</w:t>
-      </w:r>
-      <w:r>
-        <w:t xml:space="preserve">. Vienna: International Atomic Energy Agency.</w:t>
+        <w:t xml:space="preserve">GenCost 2024-25: Final report</w:t>
+      </w:r>
+      <w:r>
+        <w:t xml:space="preserve">. [pdf] Australia: CSIRO. Executive summary available at: https://www.csiro.au/-/media/Energy/GenCost/GenCost2024-25Final_ES.pdf.</w:t>
       </w:r>
     </w:p>
     <w:p>
@@ -10226,7 +10210,7 @@
         <w:pStyle w:val="BodyText"/>
       </w:pPr>
       <w:r>
-        <w:t xml:space="preserve">International Energy Agency, 2022.</w:t>
+        <w:t xml:space="preserve">Griffith University Climate Action Beacon and Monash Climate Change Communication Research Hub, 2025.</w:t>
       </w:r>
       <w:r>
         <w:t xml:space="preserve"> </w:t>
@@ -10236,10 +10220,10 @@
           <w:iCs/>
           <w:i/>
         </w:rPr>
-        <w:t xml:space="preserve">Solar PV Global Supply Chains</w:t>
-      </w:r>
-      <w:r>
-        <w:t xml:space="preserve">. Paris: International Energy Agency. Available at: https://www.iea.org/reports/solar-pv-global-supply-chains [Accessed 21 October 2026].</w:t>
+        <w:t xml:space="preserve">What Australians really think of nuclear power</w:t>
+      </w:r>
+      <w:r>
+        <w:t xml:space="preserve">. [news release] 2 May. Available at: https://news.griffith.edu.au/2025/05/02/what-australians-really-think-of-nuclear-power/ [Accessed 21 October 2026].</w:t>
       </w:r>
     </w:p>
     <w:p>
@@ -10247,7 +10231,23 @@
         <w:pStyle w:val="BodyText"/>
       </w:pPr>
       <w:r>
-        <w:t xml:space="preserve">International Organization for Standardization, 2006a.</w:t>
+        <w:t xml:space="preserve">Helmholtz-Zentrum Dresden-Rossendorf, n.d. [Activation of the biological shield of Greifswald NPP Unit 2]. Publication Publ-39008. Dresden: Helmholtz-Zentrum Dresden-Rossendorf. Available at: https://hzdr.de/publications/Publ-39008 [Accessed 25 October 2026].</w:t>
+      </w:r>
+    </w:p>
+    <w:p>
+      <w:pPr>
+        <w:pStyle w:val="BodyText"/>
+      </w:pPr>
+      <w:r>
+        <w:t xml:space="preserve">Hooton, R.D., 2023. [Webinar slides on changes to ASTM cement and concrete standards]. ACI Fall 2023 webinar slides. [pdf] Farmington Hills: American Concrete Institute. Available at: https://www.concrete.org/portals/0/files/pdf/webinars/ws_F23_NEU_DouglasHooton.pdf [Accessed 20 October 2026].</w:t>
+      </w:r>
+    </w:p>
+    <w:p>
+      <w:pPr>
+        <w:pStyle w:val="BodyText"/>
+      </w:pPr>
+      <w:r>
+        <w:t xml:space="preserve">Independent Electricity System Operator, 2024.</w:t>
       </w:r>
       <w:r>
         <w:t xml:space="preserve"> </w:t>
@@ -10257,10 +10257,10 @@
           <w:iCs/>
           <w:i/>
         </w:rPr>
-        <w:t xml:space="preserve">ISO 14040:2006 Environmental management — Life cycle assessment — Principles and framework</w:t>
-      </w:r>
-      <w:r>
-        <w:t xml:space="preserve">. Geneva: International Organization for Standardization.</w:t>
+        <w:t xml:space="preserve">Ontario’s Energy Future: Spring 2024 Update</w:t>
+      </w:r>
+      <w:r>
+        <w:t xml:space="preserve">. [pdf] Toronto: Independent Electricity System Operator. Available at: https://www.ieso.ca/-/media/Files/IESO/Document-Library/Decarbonization-Hub/IESO-Ontarios-Energy-Future-Spring-2024.pdf.</w:t>
       </w:r>
     </w:p>
     <w:p>
@@ -10268,7 +10268,7 @@
         <w:pStyle w:val="BodyText"/>
       </w:pPr>
       <w:r>
-        <w:t xml:space="preserve">International Organization for Standardization, 2006b.</w:t>
+        <w:t xml:space="preserve">International Atomic Energy Agency, 2023.</w:t>
       </w:r>
       <w:r>
         <w:t xml:space="preserve"> </w:t>
@@ -10278,10 +10278,13 @@
           <w:iCs/>
           <w:i/>
         </w:rPr>
-        <w:t xml:space="preserve">ISO 14044:2006 Environmental management — Life cycle assessment — Requirements and guidelines</w:t>
-      </w:r>
-      <w:r>
-        <w:t xml:space="preserve">. Geneva: International Organization for Standardization. Available at: https://www.iso.org/standard/38498.html.</w:t>
+        <w:t xml:space="preserve">What are small modular reactors (SMRs)?</w:t>
+      </w:r>
+      <w:r>
+        <w:t xml:space="preserve"> </w:t>
+      </w:r>
+      <w:r>
+        <w:t xml:space="preserve">[online] Vienna: International Atomic Energy Agency. Available at: https://www.iaea.org/newscenter/news/what-are-small-modular-reactors-smrs [Accessed 25 October 2026].</w:t>
       </w:r>
     </w:p>
     <w:p>
@@ -10289,7 +10292,7 @@
         <w:pStyle w:val="BodyText"/>
       </w:pPr>
       <w:r>
-        <w:t xml:space="preserve">IPCC, 2006.</w:t>
+        <w:t xml:space="preserve">International Atomic Energy Agency, 2024.</w:t>
       </w:r>
       <w:r>
         <w:t xml:space="preserve"> </w:t>
@@ -10299,10 +10302,10 @@
           <w:iCs/>
           <w:i/>
         </w:rPr>
-        <w:t xml:space="preserve">2006 IPCC Guidelines for National Greenhouse Gas Inventories</w:t>
-      </w:r>
-      <w:r>
-        <w:t xml:space="preserve">, Vol. 2 Energy, Ch. 2, Table 2.2. Hayama: Institute for Global Environmental Strategies.</w:t>
+        <w:t xml:space="preserve">Small Modular Reactors: Advances in SMR Developments 2024</w:t>
+      </w:r>
+      <w:r>
+        <w:t xml:space="preserve">. Vienna: International Atomic Energy Agency.</w:t>
       </w:r>
     </w:p>
     <w:p>
@@ -10310,7 +10313,7 @@
         <w:pStyle w:val="BodyText"/>
       </w:pPr>
       <w:r>
-        <w:t xml:space="preserve">Joint Standing Committee on Treaties, 2024.</w:t>
+        <w:t xml:space="preserve">International Energy Agency, 2022.</w:t>
       </w:r>
       <w:r>
         <w:t xml:space="preserve"> </w:t>
@@ -10320,25 +10323,10 @@
           <w:iCs/>
           <w:i/>
         </w:rPr>
-        <w:t xml:space="preserve">Report 224: Agreement among Australia, the UK and the US for cooperation related to naval nuclear propulsion</w:t>
-      </w:r>
-      <w:r>
-        <w:t xml:space="preserve">, Chapter 6,</w:t>
-      </w:r>
-      <w:r>
-        <w:t xml:space="preserve"> </w:t>
-      </w:r>
-      <w:r>
-        <w:t xml:space="preserve">‘</w:t>
-      </w:r>
-      <w:r>
-        <w:t xml:space="preserve">Employment and education impacts</w:t>
-      </w:r>
-      <w:r>
-        <w:t xml:space="preserve">’</w:t>
-      </w:r>
-      <w:r>
-        <w:t xml:space="preserve">. Canberra: Parliament of Australia. Available at: https://www.aph.gov.au/Parliamentary_Business/Committees/Joint/Treaties/NuclearPropulsion/Report/Chapter_6_-_Employment_and_education_impacts [Accessed 21 October 2026].</w:t>
+        <w:t xml:space="preserve">Solar PV Global Supply Chains</w:t>
+      </w:r>
+      <w:r>
+        <w:t xml:space="preserve">. Paris: International Energy Agency. Available at: https://www.iea.org/reports/solar-pv-global-supply-chains [Accessed 21 October 2026].</w:t>
       </w:r>
     </w:p>
     <w:p>
@@ -10346,7 +10334,7 @@
         <w:pStyle w:val="BodyText"/>
       </w:pPr>
       <w:r>
-        <w:t xml:space="preserve">Kazatomprom, 2025.</w:t>
+        <w:t xml:space="preserve">International Organization for Standardization, 2006a.</w:t>
       </w:r>
       <w:r>
         <w:t xml:space="preserve"> </w:t>
@@ -10356,10 +10344,10 @@
           <w:iCs/>
           <w:i/>
         </w:rPr>
-        <w:t xml:space="preserve">Integrated Annual Report 2024</w:t>
-      </w:r>
-      <w:r>
-        <w:t xml:space="preserve">. [pdf] Astana: NAC Kazatomprom JSC. Available at: https://www.kazatomprom.kz/storage/59/kap_iar_2024_eng_0205__clean.pdf [Accessed 20 October 2026].</w:t>
+        <w:t xml:space="preserve">ISO 14040:2006 Environmental management — Life cycle assessment — Principles and framework</w:t>
+      </w:r>
+      <w:r>
+        <w:t xml:space="preserve">. Geneva: International Organization for Standardization.</w:t>
       </w:r>
     </w:p>
     <w:p>
@@ -10367,7 +10355,7 @@
         <w:pStyle w:val="BodyText"/>
       </w:pPr>
       <w:r>
-        <w:t xml:space="preserve">Kim and Macfarlane, 2026.</w:t>
+        <w:t xml:space="preserve">International Organization for Standardization, 2006b.</w:t>
       </w:r>
       <w:r>
         <w:t xml:space="preserve"> </w:t>
@@ -10377,10 +10365,10 @@
           <w:iCs/>
           <w:i/>
         </w:rPr>
-        <w:t xml:space="preserve">Challenges of small modular reactors: a comprehensive exploration</w:t>
-      </w:r>
-      <w:r>
-        <w:t xml:space="preserve">. [pdf] Available at: https://www.nirs.org/wp-content/uploads/2025/09/SMR-Costs_Challenges-of-SMRs-cost-waste_Kim-Macfarlane_2026.pdf.</w:t>
+        <w:t xml:space="preserve">ISO 14044:2006 Environmental management — Life cycle assessment — Requirements and guidelines</w:t>
+      </w:r>
+      <w:r>
+        <w:t xml:space="preserve">. Geneva: International Organization for Standardization. Available at: https://www.iso.org/standard/38498.html.</w:t>
       </w:r>
     </w:p>
     <w:p>
@@ -10388,7 +10376,7 @@
         <w:pStyle w:val="BodyText"/>
       </w:pPr>
       <w:r>
-        <w:t xml:space="preserve">Krall, L.M., Macfarlane, A.M. and Ewing, R.C., 2022. Nuclear waste from small modular reactors.</w:t>
+        <w:t xml:space="preserve">IPCC, 2006.</w:t>
       </w:r>
       <w:r>
         <w:t xml:space="preserve"> </w:t>
@@ -10398,10 +10386,10 @@
           <w:iCs/>
           <w:i/>
         </w:rPr>
-        <w:t xml:space="preserve">Proceedings of the National Academy of Sciences of the United States of America</w:t>
-      </w:r>
-      <w:r>
-        <w:t xml:space="preserve">, 119(23), e2111833119. Available at: https://doi.org/10.1073/pnas.2111833119 [Accessed 25 October 2026].</w:t>
+        <w:t xml:space="preserve">2006 IPCC Guidelines for National Greenhouse Gas Inventories</w:t>
+      </w:r>
+      <w:r>
+        <w:t xml:space="preserve">, Vol. 2 Energy, Ch. 2, Table 2.2. Hayama: Institute for Global Environmental Strategies.</w:t>
       </w:r>
     </w:p>
     <w:p>
@@ -10409,7 +10397,7 @@
         <w:pStyle w:val="BodyText"/>
       </w:pPr>
       <w:r>
-        <w:t xml:space="preserve">LACCEI, 2026. Comparative life cycle assessment and structural performance analysis of eco-friendly LC3 cement for CO₂ reduction compared to Portland cement. In:</w:t>
+        <w:t xml:space="preserve">Joint Standing Committee on Treaties, 2024.</w:t>
       </w:r>
       <w:r>
         <w:t xml:space="preserve"> </w:t>
@@ -10419,10 +10407,25 @@
           <w:iCs/>
           <w:i/>
         </w:rPr>
-        <w:t xml:space="preserve">Proceedings of the 24th LACCEI International Multi-Conference for Engineering, Education and Technology</w:t>
-      </w:r>
-      <w:r>
-        <w:t xml:space="preserve">, Santiago, Chile, 15–17 July 2026. Contribution 2661. Available at: https://laccei.org/LACCEI2026-Chile/full-papers/Contribution_2661_final_a.pdf.</w:t>
+        <w:t xml:space="preserve">Report 224: Agreement among Australia, the UK and the US for cooperation related to naval nuclear propulsion</w:t>
+      </w:r>
+      <w:r>
+        <w:t xml:space="preserve">, Chapter 6,</w:t>
+      </w:r>
+      <w:r>
+        <w:t xml:space="preserve"> </w:t>
+      </w:r>
+      <w:r>
+        <w:t xml:space="preserve">‘</w:t>
+      </w:r>
+      <w:r>
+        <w:t xml:space="preserve">Employment and education impacts</w:t>
+      </w:r>
+      <w:r>
+        <w:t xml:space="preserve">’</w:t>
+      </w:r>
+      <w:r>
+        <w:t xml:space="preserve">. Canberra: Parliament of Australia. Available at: https://www.aph.gov.au/Parliamentary_Business/Committees/Joint/Treaties/NuclearPropulsion/Report/Chapter_6_-_Employment_and_education_impacts [Accessed 21 October 2026].</w:t>
       </w:r>
     </w:p>
     <w:p>
@@ -10430,7 +10433,7 @@
         <w:pStyle w:val="BodyText"/>
       </w:pPr>
       <w:r>
-        <w:t xml:space="preserve">LC3 Project, 2015.</w:t>
+        <w:t xml:space="preserve">Kazatomprom, 2025.</w:t>
       </w:r>
       <w:r>
         <w:t xml:space="preserve"> </w:t>
@@ -10440,13 +10443,10 @@
           <w:iCs/>
           <w:i/>
         </w:rPr>
-        <w:t xml:space="preserve">LCA of LC3: India team progress</w:t>
-      </w:r>
-      <w:r>
-        <w:t xml:space="preserve"> </w:t>
-      </w:r>
-      <w:r>
-        <w:t xml:space="preserve">(industry meeting, September 2015). Available at: https://lc3.ch/wp-content/uploads/2023/03/LCA-of-LC3-India-team-progress-Industry-meeting-Sep-2015.pdf.</w:t>
+        <w:t xml:space="preserve">Integrated Annual Report 2024</w:t>
+      </w:r>
+      <w:r>
+        <w:t xml:space="preserve">. [pdf] Astana: NAC Kazatomprom JSC. Available at: https://www.kazatomprom.kz/storage/59/kap_iar_2024_eng_0205__clean.pdf [Accessed 20 October 2026].</w:t>
       </w:r>
     </w:p>
     <w:p>
@@ -10454,7 +10454,7 @@
         <w:pStyle w:val="BodyText"/>
       </w:pPr>
       <w:r>
-        <w:t xml:space="preserve">Liberal Party of Australia, 2026.</w:t>
+        <w:t xml:space="preserve">Kim and Macfarlane, 2026.</w:t>
       </w:r>
       <w:r>
         <w:t xml:space="preserve"> </w:t>
@@ -10464,10 +10464,10 @@
           <w:iCs/>
           <w:i/>
         </w:rPr>
-        <w:t xml:space="preserve">Our Plan for Cheaper Power</w:t>
-      </w:r>
-      <w:r>
-        <w:t xml:space="preserve">. [online] Available at: https://www.liberal.org.au/our-plan/energy [Accessed 20 October 2026].</w:t>
+        <w:t xml:space="preserve">Challenges of small modular reactors: a comprehensive exploration</w:t>
+      </w:r>
+      <w:r>
+        <w:t xml:space="preserve">. [pdf] Available at: https://www.nirs.org/wp-content/uploads/2025/09/SMR-Costs_Challenges-of-SMRs-cost-waste_Kim-Macfarlane_2026.pdf.</w:t>
       </w:r>
     </w:p>
     <w:p>
@@ -10475,7 +10475,7 @@
         <w:pStyle w:val="BodyText"/>
       </w:pPr>
       <w:r>
-        <w:t xml:space="preserve">Markandya, A. and Wilkinson, P., 2007. Electricity generation and health.</w:t>
+        <w:t xml:space="preserve">Krall, L.M., Macfarlane, A.M. and Ewing, R.C., 2022. Nuclear waste from small modular reactors.</w:t>
       </w:r>
       <w:r>
         <w:t xml:space="preserve"> </w:t>
@@ -10485,10 +10485,10 @@
           <w:iCs/>
           <w:i/>
         </w:rPr>
-        <w:t xml:space="preserve">The Lancet</w:t>
-      </w:r>
-      <w:r>
-        <w:t xml:space="preserve">, 370(9591), pp.979–990. Available at: https://doi.org/10.1016/S0140-6736(07)61253-7 [Accessed 20 October 2026].</w:t>
+        <w:t xml:space="preserve">Proceedings of the National Academy of Sciences of the United States of America</w:t>
+      </w:r>
+      <w:r>
+        <w:t xml:space="preserve">, 119(23), e2111833119. Available at: https://doi.org/10.1073/pnas.2111833119 [Accessed 25 October 2026].</w:t>
       </w:r>
     </w:p>
     <w:p>
@@ -10496,7 +10496,7 @@
         <w:pStyle w:val="BodyText"/>
       </w:pPr>
       <w:r>
-        <w:t xml:space="preserve">Minister for Defence, 2025.</w:t>
+        <w:t xml:space="preserve">LACCEI, 2026. Comparative life cycle assessment and structural performance analysis of eco-friendly LC3 cement for CO₂ reduction compared to Portland cement. In:</w:t>
       </w:r>
       <w:r>
         <w:t xml:space="preserve"> </w:t>
@@ -10506,10 +10506,10 @@
           <w:iCs/>
           <w:i/>
         </w:rPr>
-        <w:t xml:space="preserve">An AUKUS milestone – launch of the Australian Naval Nuclear Power Safety Regulator</w:t>
-      </w:r>
-      <w:r>
-        <w:t xml:space="preserve">. [media release] 1 November. Available at: https://www.minister.defence.gov.au/media-releases/2025-11-01/aukus-milestone-launch-australian-naval-nuclear-power-safety-regulator [Accessed 20 October 2026].</w:t>
+        <w:t xml:space="preserve">Proceedings of the 24th LACCEI International Multi-Conference for Engineering, Education and Technology</w:t>
+      </w:r>
+      <w:r>
+        <w:t xml:space="preserve">, Santiago, Chile, 15–17 July 2026. Contribution 2661. Available at: https://laccei.org/LACCEI2026-Chile/full-papers/Contribution_2661_final_a.pdf.</w:t>
       </w:r>
     </w:p>
     <w:p>
@@ -10517,23 +10517,7 @@
         <w:pStyle w:val="BodyText"/>
       </w:pPr>
       <w:r>
-        <w:t xml:space="preserve">Mississaugas of Scugog Island First Nation, 2023. Written submissions to the CNSC: CMD 23-H9.18A (Darlington Waste Management Facility, January 2023); CMD 24-H2.26 (November 2023); CMD 24-H3.81 (November 2024). Available at: https://api.cnsc-ccsn.gc.ca/dms/digital-medias/CMD23-H9-18A.pdf/object [Accessed 21 October 2026].</w:t>
-      </w:r>
-    </w:p>
-    <w:p>
-      <w:pPr>
-        <w:pStyle w:val="BodyText"/>
-      </w:pPr>
-      <w:r>
-        <w:t xml:space="preserve">Municipality of Clarington, 2024. Letter / written submission to the CNSC on the DNNP licence to construct. Available at: https://api.cnsc-ccsn.gc.ca/dms/digital-medias/CMD24-H2-12.pdf/object [Accessed 21 October 2026].</w:t>
-      </w:r>
-    </w:p>
-    <w:p>
-      <w:pPr>
-        <w:pStyle w:val="BodyText"/>
-      </w:pPr>
-      <w:r>
-        <w:t xml:space="preserve">Neelam, R., 2024.</w:t>
+        <w:t xml:space="preserve">LC3 Project, 2015.</w:t>
       </w:r>
       <w:r>
         <w:t xml:space="preserve"> </w:t>
@@ -10543,10 +10527,13 @@
           <w:iCs/>
           <w:i/>
         </w:rPr>
-        <w:t xml:space="preserve">Lowy Institute Poll 2024</w:t>
-      </w:r>
-      <w:r>
-        <w:t xml:space="preserve">. Sydney: Lowy Institute. Available at: https://poll.lowyinstitute.org/report/2024/ [Accessed 20 October 2026].</w:t>
+        <w:t xml:space="preserve">LCA of LC3: India team progress</w:t>
+      </w:r>
+      <w:r>
+        <w:t xml:space="preserve"> </w:t>
+      </w:r>
+      <w:r>
+        <w:t xml:space="preserve">(industry meeting, September 2015). Available at: https://lc3.ch/wp-content/uploads/2023/03/LCA-of-LC3-India-team-progress-Industry-meeting-Sep-2015.pdf.</w:t>
       </w:r>
     </w:p>
     <w:p>
@@ -10554,7 +10541,7 @@
         <w:pStyle w:val="BodyText"/>
       </w:pPr>
       <w:r>
-        <w:t xml:space="preserve">Newcastle Herald, 2024a. AGL says Liddell site will not be used for nuclear power.</w:t>
+        <w:t xml:space="preserve">Liberal Party of Australia, 2026.</w:t>
       </w:r>
       <w:r>
         <w:t xml:space="preserve"> </w:t>
@@ -10564,10 +10551,10 @@
           <w:iCs/>
           <w:i/>
         </w:rPr>
-        <w:t xml:space="preserve">Newcastle Herald</w:t>
-      </w:r>
-      <w:r>
-        <w:t xml:space="preserve">. [online] Available at: https://www.newcastleherald.com.au/story/8557276/agl-says-liddell-site-will-not-be-used-for-nuclear-power [Accessed 20 October 2026].</w:t>
+        <w:t xml:space="preserve">Our Plan for Cheaper Power</w:t>
+      </w:r>
+      <w:r>
+        <w:t xml:space="preserve">. [online] Available at: https://www.liberal.org.au/our-plan/energy [Accessed 20 October 2026].</w:t>
       </w:r>
     </w:p>
     <w:p>
@@ -10575,7 +10562,7 @@
         <w:pStyle w:val="BodyText"/>
       </w:pPr>
       <w:r>
-        <w:t xml:space="preserve">Newcastle Herald, 2024b. Coalition government could seize Liddell for nuclear power plant; Dutton’s nuclear energy plan divides opinion in the Hunter.</w:t>
+        <w:t xml:space="preserve">Markandya, A. and Wilkinson, P., 2007. Electricity generation and health.</w:t>
       </w:r>
       <w:r>
         <w:t xml:space="preserve"> </w:t>
@@ -10585,10 +10572,10 @@
           <w:iCs/>
           <w:i/>
         </w:rPr>
-        <w:t xml:space="preserve">Newcastle Herald</w:t>
-      </w:r>
-      <w:r>
-        <w:t xml:space="preserve">. [online] Available at: https://newcastleherald.com.au/story/8670020/ and https://newcastleherald.com.au/story/8668177/ [Accessed 21 October 2026].</w:t>
+        <w:t xml:space="preserve">The Lancet</w:t>
+      </w:r>
+      <w:r>
+        <w:t xml:space="preserve">, 370(9591), pp.979–990. Available at: https://doi.org/10.1016/S0140-6736(07)61253-7 [Accessed 20 October 2026].</w:t>
       </w:r>
     </w:p>
     <w:p>
@@ -10596,7 +10583,7 @@
         <w:pStyle w:val="BodyText"/>
       </w:pPr>
       <w:r>
-        <w:t xml:space="preserve">Newspoll, 2007. National survey on nuclear power, 2–4 March 2007 (n ≈ 1,200). Published in</w:t>
+        <w:t xml:space="preserve">Minister for Defence, 2025.</w:t>
       </w:r>
       <w:r>
         <w:t xml:space="preserve"> </w:t>
@@ -10606,10 +10593,10 @@
           <w:iCs/>
           <w:i/>
         </w:rPr>
-        <w:t xml:space="preserve">The Australian</w:t>
-      </w:r>
-      <w:r>
-        <w:t xml:space="preserve">.</w:t>
+        <w:t xml:space="preserve">An AUKUS milestone – launch of the Australian Naval Nuclear Power Safety Regulator</w:t>
+      </w:r>
+      <w:r>
+        <w:t xml:space="preserve">. [media release] 1 November. Available at: https://www.minister.defence.gov.au/media-releases/2025-11-01/aukus-milestone-launch-australian-naval-nuclear-power-safety-regulator [Accessed 20 October 2026].</w:t>
       </w:r>
     </w:p>
     <w:p>
@@ -10617,7 +10604,23 @@
         <w:pStyle w:val="BodyText"/>
       </w:pPr>
       <w:r>
-        <w:t xml:space="preserve">Ng, J.H.C., Vyawahare, P., Benavides, P.T., Gan, Y., Sun, P., Boardman, R., Marcinkoski, J. and Elgowainy, A., 2025. Life-cycle greenhouse gas emissions associated with nuclear power generation in the United States.</w:t>
+        <w:t xml:space="preserve">Mississaugas of Scugog Island First Nation, 2023. Written submissions to the CNSC: CMD 23-H9.18A (Darlington Waste Management Facility, January 2023); CMD 24-H2.26 (November 2023); CMD 24-H3.81 (November 2024). Available at: https://api.cnsc-ccsn.gc.ca/dms/digital-medias/CMD23-H9-18A.pdf/object [Accessed 21 October 2026].</w:t>
+      </w:r>
+    </w:p>
+    <w:p>
+      <w:pPr>
+        <w:pStyle w:val="BodyText"/>
+      </w:pPr>
+      <w:r>
+        <w:t xml:space="preserve">Municipality of Clarington, 2024. Letter / written submission to the CNSC on the DNNP licence to construct. Available at: https://api.cnsc-ccsn.gc.ca/dms/digital-medias/CMD24-H2-12.pdf/object [Accessed 21 October 2026].</w:t>
+      </w:r>
+    </w:p>
+    <w:p>
+      <w:pPr>
+        <w:pStyle w:val="BodyText"/>
+      </w:pPr>
+      <w:r>
+        <w:t xml:space="preserve">Neelam, R., 2024.</w:t>
       </w:r>
       <w:r>
         <w:t xml:space="preserve"> </w:t>
@@ -10627,10 +10630,10 @@
           <w:iCs/>
           <w:i/>
         </w:rPr>
-        <w:t xml:space="preserve">Journal of Industrial Ecology</w:t>
-      </w:r>
-      <w:r>
-        <w:t xml:space="preserve">, 29(3), pp.719–732. Available at: https://doi.org/10.1111/jiec.70008.</w:t>
+        <w:t xml:space="preserve">Lowy Institute Poll 2024</w:t>
+      </w:r>
+      <w:r>
+        <w:t xml:space="preserve">. Sydney: Lowy Institute. Available at: https://poll.lowyinstitute.org/report/2024/ [Accessed 20 October 2026].</w:t>
       </w:r>
     </w:p>
     <w:p>
@@ -10638,7 +10641,7 @@
         <w:pStyle w:val="BodyText"/>
       </w:pPr>
       <w:r>
-        <w:t xml:space="preserve">Norton Rose Fulbright, 2025.</w:t>
+        <w:t xml:space="preserve">Newcastle Herald, 2024a. AGL says Liddell site will not be used for nuclear power.</w:t>
       </w:r>
       <w:r>
         <w:t xml:space="preserve"> </w:t>
@@ -10648,10 +10651,10 @@
           <w:iCs/>
           <w:i/>
         </w:rPr>
-        <w:t xml:space="preserve">Key amendments to the Environment Protection Reform Act 2025 and their implications for the EPBC Act</w:t>
-      </w:r>
-      <w:r>
-        <w:t xml:space="preserve">. [online] Available at: https://www.nortonrosefulbright.com/en-au/knowledge/publications/df336551/key-amendments-to-the-environment-protection-reform-act-2025-and-their-implications-for-the-epbc-act [Accessed 20 October 2026].</w:t>
+        <w:t xml:space="preserve">Newcastle Herald</w:t>
+      </w:r>
+      <w:r>
+        <w:t xml:space="preserve">. [online] Available at: https://www.newcastleherald.com.au/story/8557276/agl-says-liddell-site-will-not-be-used-for-nuclear-power [Accessed 20 October 2026].</w:t>
       </w:r>
     </w:p>
     <w:p>
@@ -10659,7 +10662,7 @@
         <w:pStyle w:val="BodyText"/>
       </w:pPr>
       <w:r>
-        <w:t xml:space="preserve">NRMCA, 2021.</w:t>
+        <w:t xml:space="preserve">Newcastle Herald, 2024b. Coalition government could seize Liddell for nuclear power plant; Dutton’s nuclear energy plan divides opinion in the Hunter.</w:t>
       </w:r>
       <w:r>
         <w:t xml:space="preserve"> </w:t>
@@ -10669,10 +10672,10 @@
           <w:iCs/>
           <w:i/>
         </w:rPr>
-        <w:t xml:space="preserve">Environmental Product Declaration EPD 20046: St Marys Cement, Bowmanville plant</w:t>
-      </w:r>
-      <w:r>
-        <w:t xml:space="preserve">. [pdf] Available at: https://www.nrmca.org/wp-content/uploads/2021/09/NRMCA_EPD20046StMarys_EPD_BOW_Sep2021.pdf.</w:t>
+        <w:t xml:space="preserve">Newcastle Herald</w:t>
+      </w:r>
+      <w:r>
+        <w:t xml:space="preserve">. [online] Available at: https://newcastleherald.com.au/story/8670020/ and https://newcastleherald.com.au/story/8668177/ [Accessed 21 October 2026].</w:t>
       </w:r>
     </w:p>
     <w:p>
@@ -10680,7 +10683,7 @@
         <w:pStyle w:val="BodyText"/>
       </w:pPr>
       <w:r>
-        <w:t xml:space="preserve">Nuclear Waste Management Organization, 2024a.</w:t>
+        <w:t xml:space="preserve">Newspoll, 2007. National survey on nuclear power, 2–4 March 2007 (n ≈ 1,200). Published in</w:t>
       </w:r>
       <w:r>
         <w:t xml:space="preserve"> </w:t>
@@ -10690,10 +10693,10 @@
           <w:iCs/>
           <w:i/>
         </w:rPr>
-        <w:t xml:space="preserve">The Nuclear Waste Management Organization selects site for Canada’s deep geological repository for used nuclear fuel</w:t>
-      </w:r>
-      <w:r>
-        <w:t xml:space="preserve">. [news release] 28 November. Toronto: Nuclear Waste Management Organization. Available at: https://www.nwmo.ca/News/The-Nuclear-Waste-Management-Organization-selects-site-for-Canadas-deep-geological-repository [Accessed 21 October 2026].</w:t>
+        <w:t xml:space="preserve">The Australian</w:t>
+      </w:r>
+      <w:r>
+        <w:t xml:space="preserve">.</w:t>
       </w:r>
     </w:p>
     <w:p>
@@ -10701,7 +10704,7 @@
         <w:pStyle w:val="BodyText"/>
       </w:pPr>
       <w:r>
-        <w:t xml:space="preserve">Nuclear Waste Management Organization, 2024b.</w:t>
+        <w:t xml:space="preserve">Ng, J.H.C., Vyawahare, P., Benavides, P.T., Gan, Y., Sun, P., Boardman, R., Marcinkoski, J. and Elgowainy, A., 2025. Life-cycle greenhouse gas emissions associated with nuclear power generation in the United States.</w:t>
       </w:r>
       <w:r>
         <w:t xml:space="preserve"> </w:t>
@@ -10711,10 +10714,10 @@
           <w:iCs/>
           <w:i/>
         </w:rPr>
-        <w:t xml:space="preserve">Implementing Adaptive Phased Management 2024–28: Selecting a site</w:t>
-      </w:r>
-      <w:r>
-        <w:t xml:space="preserve">. Available at: https://implementationplan.nwmo.ca/2024_28/selecting-a-site/ [Accessed 21 October 2026].</w:t>
+        <w:t xml:space="preserve">Journal of Industrial Ecology</w:t>
+      </w:r>
+      <w:r>
+        <w:t xml:space="preserve">, 29(3), pp.719–732. Available at: https://doi.org/10.1111/jiec.70008.</w:t>
       </w:r>
     </w:p>
     <w:p>
@@ -10722,7 +10725,7 @@
         <w:pStyle w:val="BodyText"/>
       </w:pPr>
       <w:r>
-        <w:t xml:space="preserve">Nuclear Waste Management Organization, 2024c.</w:t>
+        <w:t xml:space="preserve">Norton Rose Fulbright, 2025.</w:t>
       </w:r>
       <w:r>
         <w:t xml:space="preserve"> </w:t>
@@ -10732,10 +10735,115 @@
           <w:iCs/>
           <w:i/>
         </w:rPr>
+        <w:t xml:space="preserve">Key amendments to the Environment Protection Reform Act 2025 and their implications for the EPBC Act</w:t>
+      </w:r>
+      <w:r>
+        <w:t xml:space="preserve">. [online] Available at: https://www.nortonrosefulbright.com/en-au/knowledge/publications/df336551/key-amendments-to-the-environment-protection-reform-act-2025-and-their-implications-for-the-epbc-act [Accessed 20 October 2026].</w:t>
+      </w:r>
+    </w:p>
+    <w:p>
+      <w:pPr>
+        <w:pStyle w:val="BodyText"/>
+      </w:pPr>
+      <w:r>
+        <w:t xml:space="preserve">NRMCA, 2021.</w:t>
+      </w:r>
+      <w:r>
+        <w:t xml:space="preserve"> </w:t>
+      </w:r>
+      <w:r>
+        <w:rPr>
+          <w:iCs/>
+          <w:i/>
+        </w:rPr>
+        <w:t xml:space="preserve">Environmental Product Declaration EPD 20046: St Marys Cement, Bowmanville plant</w:t>
+      </w:r>
+      <w:r>
+        <w:t xml:space="preserve">. [pdf] Available at: https://www.nrmca.org/wp-content/uploads/2021/09/NRMCA_EPD20046StMarys_EPD_BOW_Sep2021.pdf.</w:t>
+      </w:r>
+    </w:p>
+    <w:p>
+      <w:pPr>
+        <w:pStyle w:val="BodyText"/>
+      </w:pPr>
+      <w:r>
+        <w:t xml:space="preserve">Nuclear Waste Management Organization, 2024a.</w:t>
+      </w:r>
+      <w:r>
+        <w:t xml:space="preserve"> </w:t>
+      </w:r>
+      <w:r>
+        <w:rPr>
+          <w:iCs/>
+          <w:i/>
+        </w:rPr>
+        <w:t xml:space="preserve">The Nuclear Waste Management Organization selects site for Canada’s deep geological repository for used nuclear fuel</w:t>
+      </w:r>
+      <w:r>
+        <w:t xml:space="preserve">. [news release] 28 November. Toronto: Nuclear Waste Management Organization. Available at: https://www.nwmo.ca/News/The-Nuclear-Waste-Management-Organization-selects-site-for-Canadas-deep-geological-repository [Accessed 21 October 2026].</w:t>
+      </w:r>
+    </w:p>
+    <w:p>
+      <w:pPr>
+        <w:pStyle w:val="BodyText"/>
+      </w:pPr>
+      <w:r>
+        <w:t xml:space="preserve">Nuclear Waste Management Organization, 2024b.</w:t>
+      </w:r>
+      <w:r>
+        <w:t xml:space="preserve"> </w:t>
+      </w:r>
+      <w:r>
+        <w:rPr>
+          <w:iCs/>
+          <w:i/>
+        </w:rPr>
+        <w:t xml:space="preserve">Implementing Adaptive Phased Management 2024–28: Selecting a site</w:t>
+      </w:r>
+      <w:r>
+        <w:t xml:space="preserve">. Available at: https://implementationplan.nwmo.ca/2024_28/selecting-a-site/ [Accessed 21 October 2026].</w:t>
+      </w:r>
+    </w:p>
+    <w:p>
+      <w:pPr>
+        <w:pStyle w:val="BodyText"/>
+      </w:pPr>
+      <w:r>
+        <w:t xml:space="preserve">Nuclear Waste Management Organization, 2024c.</w:t>
+      </w:r>
+      <w:r>
+        <w:t xml:space="preserve"> </w:t>
+      </w:r>
+      <w:r>
+        <w:rPr>
+          <w:iCs/>
+          <w:i/>
+        </w:rPr>
         <w:t xml:space="preserve">Mayor and Council of the Township of Ignace sign historic potential hosting agreement with the NWMO</w:t>
       </w:r>
       <w:r>
         <w:t xml:space="preserve">. [news release] March. Available at: https://www.nwmo.ca/news/mayor-and-council-of-the-township-of-ignace-sign-historic–potential-hosting-agreement-with-the-nwmo [Accessed 21 October 2026].</w:t>
+      </w:r>
+    </w:p>
+    <w:p>
+      <w:pPr>
+        <w:pStyle w:val="BodyText"/>
+      </w:pPr>
+      <w:r>
+        <w:t xml:space="preserve">Nuclear Waste Management Organization, 2026.</w:t>
+      </w:r>
+      <w:r>
+        <w:t xml:space="preserve"> </w:t>
+      </w:r>
+      <w:r>
+        <w:rPr>
+          <w:iCs/>
+          <w:i/>
+        </w:rPr>
+        <w:t xml:space="preserve">Regulatory process: deep geological repository for Canada’s used nuclear fuel project</w:t>
+      </w:r>
+      <w:r>
+        <w:t xml:space="preserve">. [online] Toronto: Nuclear Waste Management Organization. Available at: https://www.nwmo.ca/en/Regulatory-process [Accessed 25 October 2026].</w:t>
       </w:r>
     </w:p>
     <w:p>
@@ -56913,18 +57021,6 @@
         <w:t xml:space="preserve">Appendix E. Search log</w:t>
       </w:r>
     </w:p>
-    <w:p>
-      <w:pPr>
-        <w:pStyle w:val="FirstParagraph"/>
-      </w:pPr>
-      <w:r>
-        <w:rPr>
-          <w:iCs/>
-          <w:i/>
-        </w:rPr>
-        <w:t xml:space="preserve">Drafted for Leroy; Leroy may reclaim.</w:t>
-      </w:r>
-    </w:p>
     <w:bookmarkStart w:id="141" w:name="e1.-method-and-access"/>
     <w:p>
       <w:pPr>
@@ -59181,7 +59277,7 @@
               <w:jc w:val="left"/>
             </w:pPr>
             <w:r>
-              <w:t xml:space="preserve">CNSC (2023); NRC RG 1.99 Rev. 2</w:t>
+              <w:t xml:space="preserve">CNSC (2023b); NRC RG 1.99 Rev. 2</w:t>
             </w:r>
           </w:p>
         </w:tc>
@@ -60413,6 +60509,7 @@
     <w:rPr>
       <w:sz w:val="40"/>
       <w:szCs w:val="40"/>
+      <w:color w:val="006DAE"/>
     </w:rPr>
   </w:style>
   <w:style w:styleId="Heading2" w:type="paragraph">
@@ -60430,6 +60527,7 @@
       <w:bCs w:val="0"/>
       <w:sz w:val="32"/>
       <w:szCs w:val="32"/>
+      <w:color w:val="006DAE"/>
     </w:rPr>
   </w:style>
   <w:style w:styleId="Heading3" w:type="paragraph">
@@ -60448,6 +60546,7 @@
       <w:color w:val="434343"/>
       <w:sz w:val="28"/>
       <w:szCs w:val="28"/>
+      <w:color w:val="006DAE"/>
     </w:rPr>
   </w:style>
   <w:style w:styleId="Heading4" w:type="paragraph">
@@ -60513,6 +60612,7 @@
     <w:rPr>
       <w:sz w:val="52"/>
       <w:szCs w:val="52"/>
+      <w:color w:val="006DAE"/>
     </w:rPr>
   </w:style>
   <w:style w:default="1" w:styleId="Normal" w:type="paragraph">
@@ -60717,31 +60817,30 @@
   <w:style w:default="1" w:styleId="Table" w:type="table">
     <w:name w:val="Table"/>
     <w:basedOn w:val="TableNormal"/>
-    <w:semiHidden/>
-    <w:unhideWhenUsed/>
     <w:qFormat/>
+    <w:pPr>
+      <w:spacing w:after="20" w:before="20"/>
+    </w:pPr>
     <w:tblPr>
       <w:tblInd w:type="dxa" w:w="0"/>
+      <w:tblBorders>
+        <w:top w:color="006DAE" w:space="0" w:sz="8" w:val="single"/>
+        <w:bottom w:color="006DAE" w:space="0" w:sz="8" w:val="single"/>
+        <w:insideH w:color="D0D7DE" w:space="0" w:sz="4" w:val="single"/>
+      </w:tblBorders>
       <w:tblCellMar>
-        <w:top w:type="dxa" w:w="0"/>
-        <w:left w:type="dxa" w:w="108"/>
-        <w:bottom w:type="dxa" w:w="0"/>
-        <w:right w:type="dxa" w:w="108"/>
+        <w:top w:type="dxa" w:w="30"/>
+        <w:left w:type="dxa" w:w="80"/>
+        <w:bottom w:type="dxa" w:w="30"/>
+        <w:right w:type="dxa" w:w="80"/>
       </w:tblCellMar>
     </w:tblPr>
     <w:tblStylePr w:type="firstRow">
-      <w:tblPr>
-        <w:jc w:val="left"/>
-        <w:tblInd w:type="dxa" w:w="0"/>
-      </w:tblPr>
-      <w:trPr>
-        <w:jc w:val="left"/>
-      </w:trPr>
+      <w:rPr>
+        <w:b/>
+      </w:rPr>
       <w:tcPr>
-        <w:vAlign w:val="bottom"/>
-        <w:tcBorders>
-          <w:bottom w:val="single"/>
-        </w:tcBorders>
+        <w:shd w:color="auto" w:fill="DCE9F5" w:val="clear"/>
       </w:tcPr>
     </w:tblStylePr>
   </w:style>
@@ -60779,20 +60878,37 @@
     <w:pPr>
       <w:keepNext/>
     </w:pPr>
+    <w:rPr>
+      <w:color w:val="555555"/>
+      <w:sz w:val="19"/>
+      <w:szCs w:val="19"/>
+    </w:rPr>
   </w:style>
   <w:style w:customStyle="1" w:styleId="ImageCaption" w:type="paragraph">
     <w:name w:val="Image Caption"/>
     <w:basedOn w:val="Caption"/>
+    <w:rPr>
+      <w:color w:val="555555"/>
+      <w:sz w:val="19"/>
+      <w:szCs w:val="19"/>
+    </w:rPr>
+    <w:pPr>
+      <w:jc w:val="center"/>
+    </w:pPr>
   </w:style>
   <w:style w:customStyle="1" w:styleId="Figure" w:type="paragraph">
     <w:name w:val="Figure"/>
     <w:basedOn w:val="Normal"/>
+    <w:pPr>
+      <w:jc w:val="center"/>
+    </w:pPr>
   </w:style>
   <w:style w:customStyle="1" w:styleId="CaptionedFigure" w:type="paragraph">
     <w:name w:val="Captioned Figure"/>
     <w:basedOn w:val="Figure"/>
     <w:pPr>
       <w:keepNext/>
+      <w:jc w:val="center"/>
     </w:pPr>
   </w:style>
   <w:style w:customStyle="1" w:styleId="BodyTextChar" w:type="character">

--- a/01_Report/MTE4593 Group 9 SMR Report.docx
+++ b/01_Report/MTE4593 Group 9 SMR Report.docx
@@ -1101,7 +1101,7 @@
                 <w:bCs/>
                 <w:b/>
               </w:rPr>
-              <w:t xml:space="preserve">7.5%</w:t>
+              <w:t xml:space="preserve">11.5%</w:t>
             </w:r>
             <w:r>
               <w:t xml:space="preserve"> </w:t>
@@ -5071,7 +5071,7 @@
         <w:t xml:space="preserve"> </w:t>
       </w:r>
       <w:r>
-        <w:t xml:space="preserve">Darlington’s C$20.9 bn budget for four 300 MWe units (Ontario Power Generation, 2025a) gives a levelised cost of electricity (LCOE: the constant price that repays every cost over the plant’s life) of C$198/MWh at a 7% real discount rate, and C$112–280 from 3% to 10% (Table T8). Capital is 65–86% of it, so finance terms matter as much as engineering. OPG’s C$149/MWh implies 4.9%, a regulated Crown utility’s cost of capital. Our A$221 at 7% sits just below GenCost’s 2030 SMR range (Graham, Hayward and Foster, 2024), plausibly because four units share infrastructure. The agreement is not independent, because GenCost’s current edition bases its SMR capital cost on Darlington (Graham and Hayward, 2026). A NuScale-size overrun would give C$317/MWh.</w:t>
+        <w:t xml:space="preserve">Darlington’s C$20.9 bn budget for four 300 MWe units (Ontario Power Generation, 2025a) gives a levelised cost of electricity (LCOE: the constant price that repays every cost over the plant’s life) of C$198/MWh at a 7% real discount rate, and C$112–280 from 3% to 10% (Table T9). Capital is 65–86% of it, so finance terms matter as much as engineering. OPG’s C$149/MWh implies 4.9%, a regulated Crown utility’s cost of capital. Our A$221 at 7% sits just below GenCost’s 2030 SMR range (Graham, Hayward and Foster, 2024), plausibly because four units share infrastructure. The agreement is not independent, because GenCost’s current edition bases its SMR capital cost on Darlington (Graham and Hayward, 2026). A NuScale-size overrun would give C$317/MWh.</w:t>
       </w:r>
     </w:p>
     <w:p>
@@ -5089,7 +5089,7 @@
         <w:t xml:space="preserve"> </w:t>
       </w:r>
       <w:r>
-        <w:t xml:space="preserve">NuScale’s Idaho project shows what happens when buyers carry overrun risk: its price rose about 35% in real terms even after tax credits, the Utah utilities did not subscribe, and it was cancelled in 2023 (Table T8). Darlington avoids this with a single Crown owner and a regulated rate base; public and First Nations finance covers about 22% of the budget (§8.5). The second equity tranche is released for Units 2–4</w:t>
+        <w:t xml:space="preserve">NuScale’s Idaho project shows what happens when buyers carry overrun risk: its price rose about 35% in real terms even after tax credits, the Utah utilities did not subscribe, and it was cancelled in 2023 (Table T9). Darlington avoids this with a single Crown owner and a regulated rate base; public and First Nations finance covers about 22% of the budget (§8.5). The first unit’s C$7.7 bn, with common infrastructure, sits inside the C$20.9 bn, not on top of it. The Canada Growth Fund (up to C$2 bn) and Building Ontario Fund (up to C$1 bn) supply equity, and the C$715 m of loan guarantees behind the First Nations’ investment is credit support, not extra spending (Government of Canada, 2026). The second equity tranche is released for Units 2–4</w:t>
       </w:r>
       <w:r>
         <w:t xml:space="preserve"> </w:t>
@@ -5125,7 +5125,7 @@
         <w:t xml:space="preserve"> </w:t>
       </w:r>
       <w:r>
-        <w:t xml:space="preserve">About C$17,400/kW is at risk for years before any revenue. Equity markets value US developers on hoped-for orders (NuScale at 168 times its revenue; NuScale Power Corporation, 2026), but first plants are financed by states and rate bases: the US Department of Energy’s US$800 m went to two designs, one the BWRX-300 (US Department of Energy, 2025), out of about 70 worldwide (International Atomic Energy Agency, 2024). China’s State Council approves batches of reactors for state-owned builders, as reported (Caixin Global, 2026). Australia has neither route. Liddell belongs to AGL, a private company, so an SMR there would need Commonwealth ownership or underwriting, with taxpayers carrying the cost risk (our inference).</w:t>
+        <w:t xml:space="preserve">Entry needs large up-front capital, years of development, component qualification and regulatory approval; a small module is not proportionally cheap because site works, security and licensing are largely fixed (International Atomic Energy Agency, 2023). About C$17,400/kW is at risk for years before any revenue. Market capitalisation is a poor proxy for cost or performance: NuScale trades at 168 times its revenue (NuScale Power Corporation, 2026) because investors price hoped-for orders, not verified capital intensity or output. Darlington’s disclosed budget is a stronger benchmark, though its operating record is yet to come. First plants are financed by states and rate bases: the US Department of Energy’s US$800 m went to two designs, one the BWRX-300 (US Department of Energy, 2025), out of about 70 worldwide (International Atomic Energy Agency, 2024). China’s State Council approves batches of reactors for state-owned builders, as reported (Caixin Global, 2026). Australia has neither route. Liddell belongs to AGL, a private company, so an SMR there would need Commonwealth ownership or underwriting, with taxpayers carrying the cost risk (our inference).</w:t>
       </w:r>
     </w:p>
     <w:p>
@@ -5143,7 +5143,7 @@
         <w:t xml:space="preserve"> </w:t>
       </w:r>
       <w:r>
-        <w:t xml:space="preserve">LC³ saves 6,600 t CO₂e across Units 2–4 (2,200 t a unit; §6.3), worth C$0.63–0.76 m at the federal carbon price of C$95/t in 2026 and C$115/t in 2030 (Environment and Climate Change Canada, 2026; BWRX-300 Ostrołęka sp. z o.o., 2023; Pillai et al., 2019). That justifies an LC³ premium of up to C$10.4–12.7/m³, or 4.6–5.5% of commodity concrete at C$229/m³. The target concrete costs about C$13.7 m, 0.10% of Units 2–4 capital. No one captures the carbon value, because construction materials appear to sit outside Ontario’s industrial carbon pricing (our inference). Qualification sets the abatement cost: a C$1 m programme (assumed) adds about C$152/t, above the C$95–115/t price path, and one day of delay costs C$1.8–2.9 m, more than C1’s whole carbon value. Responses are compared and sequenced in §8.6 (Table T12).</w:t>
+        <w:t xml:space="preserve">LC³ saves 6,600 t CO₂e across Units 2–4 (2,200 t a unit; §6.3), worth C$0.63–0.76 m at the federal carbon price of C$95/t in 2026 and C$115/t in 2030 (Environment and Climate Change Canada, 2026; BWRX-300 Ostrołęka sp. z o.o., 2023; Pillai et al., 2019). That justifies an LC³ premium of up to C$10.4–12.7/m³, or 4.6–5.5% of commodity concrete at C$229/m³. The target concrete costs about C$13.7 m, 0.10% of Units 2–4 capital. Table T8 tests the break-even from the cost side, since C1 decides only the premium on a qualified mix, not the C$20.9 bn. A C$10/m³ premium on a unit’s 20,000 m³ of eligible concrete (40% of 50,000 m³) costs C$0.2 m, or C$91/t, just inside the carbon price; C$25 gives C$227/t and C$50 gives C$455/t. These are sensitivities, not quotes: no supplier price has been obtained. No one captures the carbon value, because construction materials appear to sit outside Ontario’s industrial carbon pricing (our inference). Qualification adds to the abatement cost: a C$1 m programme (assumed) adds about C$152/t, and one day of delay costs C$1.8–2.9 m, more than C1’s whole carbon value. Responses are compared and sequenced in §8.6 (Table T13).</w:t>
       </w:r>
     </w:p>
     <w:p>
@@ -5155,7 +5155,296 @@
           <w:iCs/>
           <w:i/>
         </w:rPr>
-        <w:t xml:space="preserve">Table T8. Cost evidence for an SMR: our Darlington estimate against published values.</w:t>
+        <w:t xml:space="preserve">Table T8. Material-only cost of an LC³ premium on 20,000 m³ of eligible concrete per unit, against 2,200 t CO₂e saved.</w:t>
+      </w:r>
+      <w:r>
+        <w:t xml:space="preserve"> </w:t>
+      </w:r>
+      <w:r>
+        <w:rPr>
+          <w:iCs/>
+          <w:i/>
+        </w:rPr>
+        <w:t xml:space="preserve">Source: this study; premiums assumed. Carbon price from Environment and Climate Change Canada (2026).</w:t>
+      </w:r>
+    </w:p>
+    <w:tbl>
+      <w:tblPr>
+        <w:tblStyle w:val="Table"/>
+        <w:tblW w:type="auto" w:w="0"/>
+        <w:tblLook w:firstRow="1" w:lastRow="0" w:firstColumn="0" w:lastColumn="0" w:noHBand="0" w:noVBand="0" w:val="0020"/>
+        <w:jc w:val="start"/>
+      </w:tblPr>
+      <w:tblGrid>
+        <w:gridCol w:w="1980"/>
+        <w:gridCol w:w="1980"/>
+        <w:gridCol w:w="1980"/>
+        <w:gridCol w:w="1980"/>
+      </w:tblGrid>
+      <w:tr>
+        <w:trPr>
+          <w:tblHeader w:val="true"/>
+        </w:trPr>
+        <w:tc>
+          <w:tcPr/>
+          <w:p>
+            <w:pPr>
+              <w:pStyle w:val="Compact"/>
+              <w:jc w:val="left"/>
+            </w:pPr>
+            <w:r>
+              <w:t xml:space="preserve">Premium</w:t>
+            </w:r>
+          </w:p>
+        </w:tc>
+        <w:tc>
+          <w:tcPr/>
+          <w:p>
+            <w:pPr>
+              <w:pStyle w:val="Compact"/>
+              <w:jc w:val="left"/>
+            </w:pPr>
+            <w:r>
+              <w:t xml:space="preserve">Extra cost per unit</w:t>
+            </w:r>
+          </w:p>
+        </w:tc>
+        <w:tc>
+          <w:tcPr/>
+          <w:p>
+            <w:pPr>
+              <w:pStyle w:val="Compact"/>
+              <w:jc w:val="left"/>
+            </w:pPr>
+            <w:r>
+              <w:t xml:space="preserve">Per t CO₂e saved</w:t>
+            </w:r>
+          </w:p>
+        </w:tc>
+        <w:tc>
+          <w:tcPr/>
+          <w:p>
+            <w:pPr>
+              <w:pStyle w:val="Compact"/>
+              <w:jc w:val="left"/>
+            </w:pPr>
+            <w:r>
+              <w:t xml:space="preserve">Against C$95–115/t</w:t>
+            </w:r>
+          </w:p>
+        </w:tc>
+      </w:tr>
+      <w:tr>
+        <w:tc>
+          <w:tcPr/>
+          <w:p>
+            <w:pPr>
+              <w:pStyle w:val="Compact"/>
+              <w:jc w:val="left"/>
+            </w:pPr>
+            <w:r>
+              <w:t xml:space="preserve">C$0/m³</w:t>
+            </w:r>
+          </w:p>
+        </w:tc>
+        <w:tc>
+          <w:tcPr/>
+          <w:p>
+            <w:pPr>
+              <w:pStyle w:val="Compact"/>
+              <w:jc w:val="left"/>
+            </w:pPr>
+            <w:r>
+              <w:t xml:space="preserve">C$0</w:t>
+            </w:r>
+          </w:p>
+        </w:tc>
+        <w:tc>
+          <w:tcPr/>
+          <w:p>
+            <w:pPr>
+              <w:pStyle w:val="Compact"/>
+              <w:jc w:val="left"/>
+            </w:pPr>
+            <w:r>
+              <w:t xml:space="preserve">C$0</w:t>
+            </w:r>
+          </w:p>
+        </w:tc>
+        <w:tc>
+          <w:tcPr/>
+          <w:p>
+            <w:pPr>
+              <w:pStyle w:val="Compact"/>
+              <w:jc w:val="left"/>
+            </w:pPr>
+            <w:r>
+              <w:t xml:space="preserve">Free</w:t>
+            </w:r>
+          </w:p>
+        </w:tc>
+      </w:tr>
+      <w:tr>
+        <w:tc>
+          <w:tcPr/>
+          <w:p>
+            <w:pPr>
+              <w:pStyle w:val="Compact"/>
+              <w:jc w:val="left"/>
+            </w:pPr>
+            <w:r>
+              <w:t xml:space="preserve">C$10/m³</w:t>
+            </w:r>
+          </w:p>
+        </w:tc>
+        <w:tc>
+          <w:tcPr/>
+          <w:p>
+            <w:pPr>
+              <w:pStyle w:val="Compact"/>
+              <w:jc w:val="left"/>
+            </w:pPr>
+            <w:r>
+              <w:t xml:space="preserve">C$0.2 m</w:t>
+            </w:r>
+          </w:p>
+        </w:tc>
+        <w:tc>
+          <w:tcPr/>
+          <w:p>
+            <w:pPr>
+              <w:pStyle w:val="Compact"/>
+              <w:jc w:val="left"/>
+            </w:pPr>
+            <w:r>
+              <w:t xml:space="preserve">C$91</w:t>
+            </w:r>
+          </w:p>
+        </w:tc>
+        <w:tc>
+          <w:tcPr/>
+          <w:p>
+            <w:pPr>
+              <w:pStyle w:val="Compact"/>
+              <w:jc w:val="left"/>
+            </w:pPr>
+            <w:r>
+              <w:t xml:space="preserve">Below the price</w:t>
+            </w:r>
+          </w:p>
+        </w:tc>
+      </w:tr>
+      <w:tr>
+        <w:tc>
+          <w:tcPr/>
+          <w:p>
+            <w:pPr>
+              <w:pStyle w:val="Compact"/>
+              <w:jc w:val="left"/>
+            </w:pPr>
+            <w:r>
+              <w:t xml:space="preserve">C$25/m³</w:t>
+            </w:r>
+          </w:p>
+        </w:tc>
+        <w:tc>
+          <w:tcPr/>
+          <w:p>
+            <w:pPr>
+              <w:pStyle w:val="Compact"/>
+              <w:jc w:val="left"/>
+            </w:pPr>
+            <w:r>
+              <w:t xml:space="preserve">C$0.5 m</w:t>
+            </w:r>
+          </w:p>
+        </w:tc>
+        <w:tc>
+          <w:tcPr/>
+          <w:p>
+            <w:pPr>
+              <w:pStyle w:val="Compact"/>
+              <w:jc w:val="left"/>
+            </w:pPr>
+            <w:r>
+              <w:t xml:space="preserve">C$227</w:t>
+            </w:r>
+          </w:p>
+        </w:tc>
+        <w:tc>
+          <w:tcPr/>
+          <w:p>
+            <w:pPr>
+              <w:pStyle w:val="Compact"/>
+              <w:jc w:val="left"/>
+            </w:pPr>
+            <w:r>
+              <w:t xml:space="preserve">Above the price</w:t>
+            </w:r>
+          </w:p>
+        </w:tc>
+      </w:tr>
+      <w:tr>
+        <w:tc>
+          <w:tcPr/>
+          <w:p>
+            <w:pPr>
+              <w:pStyle w:val="Compact"/>
+              <w:jc w:val="left"/>
+            </w:pPr>
+            <w:r>
+              <w:t xml:space="preserve">C$50/m³</w:t>
+            </w:r>
+          </w:p>
+        </w:tc>
+        <w:tc>
+          <w:tcPr/>
+          <w:p>
+            <w:pPr>
+              <w:pStyle w:val="Compact"/>
+              <w:jc w:val="left"/>
+            </w:pPr>
+            <w:r>
+              <w:t xml:space="preserve">C$1.0 m</w:t>
+            </w:r>
+          </w:p>
+        </w:tc>
+        <w:tc>
+          <w:tcPr/>
+          <w:p>
+            <w:pPr>
+              <w:pStyle w:val="Compact"/>
+              <w:jc w:val="left"/>
+            </w:pPr>
+            <w:r>
+              <w:t xml:space="preserve">C$455</w:t>
+            </w:r>
+          </w:p>
+        </w:tc>
+        <w:tc>
+          <w:tcPr/>
+          <w:p>
+            <w:pPr>
+              <w:pStyle w:val="Compact"/>
+              <w:jc w:val="left"/>
+            </w:pPr>
+            <w:r>
+              <w:t xml:space="preserve">Above the price</w:t>
+            </w:r>
+          </w:p>
+        </w:tc>
+      </w:tr>
+    </w:tbl>
+    <w:p>
+      <w:pPr>
+        <w:pStyle w:val="BodyText"/>
+      </w:pPr>
+      <w:r>
+        <w:rPr>
+          <w:iCs/>
+          <w:i/>
+        </w:rPr>
+        <w:t xml:space="preserve">Table T9. Cost evidence for an SMR: our Darlington estimate against published values.</w:t>
       </w:r>
       <w:r>
         <w:t xml:space="preserve"> </w:t>
@@ -5468,7 +5757,7 @@
         <w:t xml:space="preserve"> </w:t>
       </w:r>
       <w:r>
-        <w:t xml:space="preserve">on the 2023 US merger guidelines (US Department of Justice and Federal Trade Commission, 2023), though on the 2010 scale only enrichment is (Table T9). For Darlington this is a price risk; for an Australian SMR it is a sovereign risk.</w:t>
+        <w:t xml:space="preserve">on the 2023 US merger guidelines (US Department of Justice and Federal Trade Commission, 2023), though on the 2010 scale only enrichment is (Table T10). For Darlington this is a price risk; for an Australian SMR it is a sovereign risk.</w:t>
       </w:r>
     </w:p>
     <w:p>
@@ -5534,7 +5823,7 @@
           <w:iCs/>
           <w:i/>
         </w:rPr>
-        <w:t xml:space="preserve">Table T9. Herfindahl–Hirschman index (HHI) of the uranium front end, by stage, with and without Russia and China.</w:t>
+        <w:t xml:space="preserve">Table T10. Herfindahl–Hirschman index (HHI) of the uranium front end, by stage, with and without Russia and China.</w:t>
       </w:r>
       <w:r>
         <w:t xml:space="preserve"> </w:t>
@@ -6010,7 +6299,7 @@
         <w:pStyle w:val="FirstParagraph"/>
       </w:pPr>
       <w:r>
-        <w:t xml:space="preserve">The same reactor has a social licence at Darlington and none at Liddell. Safety data do not explain the difference; consent, benefit and trust do (Table T10).</w:t>
+        <w:t xml:space="preserve">The same reactor has a social licence at Darlington and none at Liddell. Safety data do not explain the difference; consent, benefit and trust do (Table T11).</w:t>
       </w:r>
     </w:p>
     <w:p>
@@ -6046,7 +6335,7 @@
         <w:t xml:space="preserve"> </w:t>
       </w:r>
       <w:r>
-        <w:t xml:space="preserve">At Darlington the CNSC found the duty to consult met (CNSC, 2025). In June 2026 the seven Williams Treaties First Nations agreed to lend C$700 m to the project, converting to equity once all four units are complete, guaranteed half each by federal and Ontario programmes (Williams Treaties First Nations et al., 2026). Two of the seven told the CNSC in 2023–24 that their concerns had not been addressed, so equity is a means of consent, not a substitute for it. Australia’s precedent is a waste site chosen top-down and set aside by the Federal Court for apprehended bias (</w:t>
+        <w:t xml:space="preserve">At Darlington the CNSC found the duty to consult met (CNSC, 2025). In June 2026 the seven Williams Treaties First Nations announced a C$700 m investment, a loan converting to equity once all four units are complete, backed by federal and Ontario loan guarantees of about C$715 m (Williams Treaties First Nations et al., 2026; Government of Canada, 2026). The first is the investment, the second its credit support. Two of the seven told the CNSC in 2023–24 that their concerns had not been addressed, so ownership by participating Nations is not universal consent, nor a substitute for consulting other Indigenous groups. Australia’s precedent is a waste site chosen top-down and set aside by the Federal Court for apprehended bias (</w:t>
       </w:r>
       <w:r>
         <w:rPr>
@@ -6077,7 +6366,7 @@
         <w:t xml:space="preserve"> </w:t>
       </w:r>
       <w:r>
-        <w:t xml:space="preserve">C1 changes no land use, emissions or waste, so it raises no new consent issue; its social value is indirect, as a lower-carbon build that OPG can report to its First Nations and public equity partners (our inference). For Liddell, low-regret steps can precede any repeal: a producer-funded waste body, and a two-key test in which both the host community and the Traditional Owners must agree. A priced hosting agreement, First Nations equity with a loan guarantee and a skills plan coordinated with AUKUS would follow (§8.6).</w:t>
+        <w:t xml:space="preserve">C1 changes no land use, emissions or waste at the site, so it raises no new consent issue there; its social value is indirect, as a lower-carbon build that OPG can report to its First Nations and public equity partners (our inference). Away from the site, clay sourcing, haulage and water use could create distributional impacts, and powder dust and calcination emissions are occupational matters at suppliers and batching plants. A socially sustainable pilot would disclose source locations and routes early, open supply to Indigenous and local firms where technically suitable, and report environmental data plainly. Waste stewardship is unchanged: the NWMO repository near Ignace entered regulatory assessment in January 2026 and is not operating (Nuclear Waste Management Organization, 2026), and LC³ has no proven recyclability or clearance advantage. For Liddell, low-regret steps can precede any repeal: a producer-funded waste body, and a two-key test in which both the host community and the Traditional Owners must agree. A priced hosting agreement, First Nations equity with a loan guarantee and a skills plan coordinated with AUKUS would follow (§8.6).</w:t>
       </w:r>
     </w:p>
     <w:p>
@@ -6089,7 +6378,7 @@
           <w:iCs/>
           <w:i/>
         </w:rPr>
-        <w:t xml:space="preserve">Table T10. Social licence at Darlington and at Liddell.</w:t>
+        <w:t xml:space="preserve">Table T11. Social licence at Darlington and at Liddell.</w:t>
       </w:r>
       <w:r>
         <w:t xml:space="preserve"> </w:t>
@@ -6480,7 +6769,7 @@
         <w:pStyle w:val="BodyText"/>
       </w:pPr>
       <w:r>
-        <w:t xml:space="preserve">Money follows the same pattern (Table T11). OPG carries about 78% of Darlington on its balance sheet (by subtraction; our calculation), recovered through rates the Ontario Energy Board approves, while federal, provincial and First Nations finance lowers the cost of capital and spreads ownership. That model needs a publicly owned utility with a regulated rate base. Liddell has a private owner, so it would need Commonwealth ownership or underwriting (§8.2), with taxpayers carrying the cost risk under the Coalition’s 2024 model, as reported by ABC News (2024).</w:t>
+        <w:t xml:space="preserve">Table T12 sets each actor’s influence and interest beside its money. OPG carries about 78% of Darlington on its balance sheet (by subtraction; our calculation), recovered through rates the Ontario Energy Board approves, while federal, provincial and First Nations finance lowers the cost of capital and spreads ownership. That model needs a publicly owned utility with a regulated rate base. Liddell has a private owner, so it would need Commonwealth ownership or underwriting (§8.2), with taxpayers carrying the cost risk under the Coalition’s 2024 model, as reported by ABC News (2024).</w:t>
       </w:r>
     </w:p>
     <w:p>
@@ -6488,7 +6777,7 @@
         <w:pStyle w:val="BodyText"/>
       </w:pPr>
       <w:r>
-        <w:t xml:space="preserve">For C1, the decisive actors are OPG as buyer, GE Vernova Hitachi as owner of the infill specification, and the two equity funds at the Units 2–4 tranche (§8.2). None is opposed, but none yet has a reason to act; the tranche condition supplies one (§8.6).</w:t>
+        <w:t xml:space="preserve">For C1, the decisive actors are OPG as buyer, GE Vernova Hitachi as owner of the infill specification, and the two equity funds at the Units 2–4 tranche (§8.2). None is opposed, but none yet has a reason to act; the tranche condition supplies one (§8.6). Contractors and suppliers then decide whether LC³ is deliverable.</w:t>
       </w:r>
     </w:p>
     <w:p>
@@ -6555,7 +6844,7 @@
           <w:iCs/>
           <w:i/>
         </w:rPr>
-        <w:t xml:space="preserve">Table T11. Who pays and who earns: the C$20.9 bn Darlington New Nuclear Project.</w:t>
+        <w:t xml:space="preserve">Table T12. Stakeholders at the C$20.9 bn Darlington New Nuclear Project: influence, interest in C1, and money.</w:t>
       </w:r>
       <w:r>
         <w:t xml:space="preserve"> </w:t>
@@ -6565,7 +6854,7 @@
           <w:iCs/>
           <w:i/>
         </w:rPr>
-        <w:t xml:space="preserve">Source: as cited in each row; shares calculated in Appendix B8.4.</w:t>
+        <w:t xml:space="preserve">Source: influence ratings and interests are our qualitative judgement, not survey data; money as cited in each row; shares calculated in Appendix B8.4.</w:t>
       </w:r>
     </w:p>
     <w:tbl>
@@ -6593,243 +6882,443 @@
               <w:jc w:val="left"/>
             </w:pPr>
             <w:r>
-              <w:t xml:space="preserve">Flow</w:t>
-            </w:r>
-          </w:p>
-        </w:tc>
-        <w:tc>
-          <w:tcPr/>
-          <w:p>
-            <w:pPr>
-              <w:pStyle w:val="Compact"/>
-              <w:jc w:val="left"/>
-            </w:pPr>
-            <w:r>
-              <w:t xml:space="preserve">Who pays</w:t>
-            </w:r>
-          </w:p>
-        </w:tc>
-        <w:tc>
-          <w:tcPr/>
-          <w:p>
-            <w:pPr>
-              <w:pStyle w:val="Compact"/>
-              <w:jc w:val="left"/>
-            </w:pPr>
-            <w:r>
-              <w:t xml:space="preserve">Who earns</w:t>
-            </w:r>
-          </w:p>
-        </w:tc>
-        <w:tc>
-          <w:tcPr/>
-          <w:p>
-            <w:pPr>
-              <w:pStyle w:val="Compact"/>
-              <w:jc w:val="left"/>
-            </w:pPr>
-            <w:r>
-              <w:t xml:space="preserve">Amount (share)</w:t>
-            </w:r>
-          </w:p>
-        </w:tc>
-      </w:tr>
-      <w:tr>
-        <w:tc>
-          <w:tcPr/>
-          <w:p>
-            <w:pPr>
-              <w:pStyle w:val="Compact"/>
-              <w:jc w:val="left"/>
-            </w:pPr>
-            <w:r>
-              <w:t xml:space="preserve">OPG’s share, recovered through Ontario Energy Board-approved rates</w:t>
-            </w:r>
-          </w:p>
-        </w:tc>
-        <w:tc>
-          <w:tcPr/>
-          <w:p>
-            <w:pPr>
-              <w:pStyle w:val="Compact"/>
-              <w:jc w:val="left"/>
-            </w:pPr>
-            <w:r>
-              <w:t xml:space="preserve">OPG, repaid by Ontario ratepayers (Ontario Power Generation, 2025b)</w:t>
-            </w:r>
-          </w:p>
-        </w:tc>
-        <w:tc>
-          <w:tcPr/>
-          <w:p>
-            <w:pPr>
-              <w:pStyle w:val="Compact"/>
-              <w:jc w:val="left"/>
-            </w:pPr>
-            <w:r>
-              <w:t xml:space="preserve">GE Vernova Hitachi, construction partners, suppliers</w:t>
-            </w:r>
-          </w:p>
-        </w:tc>
-        <w:tc>
-          <w:tcPr/>
-          <w:p>
-            <w:pPr>
-              <w:pStyle w:val="Compact"/>
-              <w:jc w:val="left"/>
-            </w:pPr>
-            <w:r>
-              <w:t xml:space="preserve">C$16.2 bn (78%)</w:t>
-            </w:r>
-          </w:p>
-        </w:tc>
-      </w:tr>
-      <w:tr>
-        <w:tc>
-          <w:tcPr/>
-          <w:p>
-            <w:pPr>
-              <w:pStyle w:val="Compact"/>
-              <w:jc w:val="left"/>
-            </w:pPr>
-            <w:r>
-              <w:t xml:space="preserve">Phase 1 loan</w:t>
-            </w:r>
-          </w:p>
-        </w:tc>
-        <w:tc>
-          <w:tcPr/>
-          <w:p>
-            <w:pPr>
-              <w:pStyle w:val="Compact"/>
-              <w:jc w:val="left"/>
-            </w:pPr>
-            <w:r>
-              <w:t xml:space="preserve">Canada Infrastructure Bank (2022)</w:t>
-            </w:r>
-          </w:p>
-        </w:tc>
-        <w:tc>
-          <w:tcPr/>
-          <w:p>
-            <w:pPr>
-              <w:pStyle w:val="Compact"/>
-              <w:jc w:val="left"/>
-            </w:pPr>
-            <w:r>
-              <w:t xml:space="preserve">The project; the bank earns interest</w:t>
-            </w:r>
-          </w:p>
-        </w:tc>
-        <w:tc>
-          <w:tcPr/>
-          <w:p>
-            <w:pPr>
-              <w:pStyle w:val="Compact"/>
-              <w:jc w:val="left"/>
-            </w:pPr>
-            <w:r>
-              <w:t xml:space="preserve">C$0.97 bn (4.6%)</w:t>
-            </w:r>
-          </w:p>
-        </w:tc>
-      </w:tr>
-      <w:tr>
-        <w:tc>
-          <w:tcPr/>
-          <w:p>
-            <w:pPr>
-              <w:pStyle w:val="Compact"/>
-              <w:jc w:val="left"/>
-            </w:pPr>
-            <w:r>
-              <w:t xml:space="preserve">Equity in two tranches</w:t>
-            </w:r>
-          </w:p>
-        </w:tc>
-        <w:tc>
-          <w:tcPr/>
-          <w:p>
-            <w:pPr>
-              <w:pStyle w:val="Compact"/>
-              <w:jc w:val="left"/>
-            </w:pPr>
-            <w:r>
-              <w:t xml:space="preserve">Canada Growth Fund and Building Ontario Fund (2025)</w:t>
-            </w:r>
-          </w:p>
-        </w:tc>
-        <w:tc>
-          <w:tcPr/>
-          <w:p>
-            <w:pPr>
-              <w:pStyle w:val="Compact"/>
-              <w:jc w:val="left"/>
-            </w:pPr>
-            <w:r>
-              <w:t xml:space="preserve">Returns on stakes of up to 15% and 7.5%</w:t>
-            </w:r>
-          </w:p>
-        </w:tc>
-        <w:tc>
-          <w:tcPr/>
-          <w:p>
-            <w:pPr>
-              <w:pStyle w:val="Compact"/>
-              <w:jc w:val="left"/>
-            </w:pPr>
-            <w:r>
-              <w:t xml:space="preserve">C$3.0 bn (14.4%)</w:t>
-            </w:r>
-          </w:p>
-        </w:tc>
-      </w:tr>
-      <w:tr>
-        <w:tc>
-          <w:tcPr/>
-          <w:p>
-            <w:pPr>
-              <w:pStyle w:val="Compact"/>
-              <w:jc w:val="left"/>
-            </w:pPr>
-            <w:r>
-              <w:t xml:space="preserve">Loan converting to equity</w:t>
-            </w:r>
-          </w:p>
-        </w:tc>
-        <w:tc>
-          <w:tcPr/>
-          <w:p>
-            <w:pPr>
-              <w:pStyle w:val="Compact"/>
-              <w:jc w:val="left"/>
-            </w:pPr>
-            <w:r>
-              <w:t xml:space="preserve">Williams Treaties First Nations; guarantors carry default risk (Williams Treaties First Nations et al., 2026)</w:t>
-            </w:r>
-          </w:p>
-        </w:tc>
-        <w:tc>
-          <w:tcPr/>
-          <w:p>
-            <w:pPr>
-              <w:pStyle w:val="Compact"/>
-              <w:jc w:val="left"/>
-            </w:pPr>
-            <w:r>
-              <w:t xml:space="preserve">First Nations equity returns</w:t>
-            </w:r>
-          </w:p>
-        </w:tc>
-        <w:tc>
-          <w:tcPr/>
-          <w:p>
-            <w:pPr>
-              <w:pStyle w:val="Compact"/>
-              <w:jc w:val="left"/>
-            </w:pPr>
-            <w:r>
-              <w:t xml:space="preserve">C$0.70 bn (3.3%)</w:t>
+              <w:t xml:space="preserve">Stakeholder</w:t>
+            </w:r>
+          </w:p>
+        </w:tc>
+        <w:tc>
+          <w:tcPr/>
+          <w:p>
+            <w:pPr>
+              <w:pStyle w:val="Compact"/>
+              <w:jc w:val="left"/>
+            </w:pPr>
+            <w:r>
+              <w:t xml:space="preserve">Influence</w:t>
+            </w:r>
+          </w:p>
+        </w:tc>
+        <w:tc>
+          <w:tcPr/>
+          <w:p>
+            <w:pPr>
+              <w:pStyle w:val="Compact"/>
+              <w:jc w:val="left"/>
+            </w:pPr>
+            <w:r>
+              <w:t xml:space="preserve">Primary interest and suitable response for C1</w:t>
+            </w:r>
+          </w:p>
+        </w:tc>
+        <w:tc>
+          <w:tcPr/>
+          <w:p>
+            <w:pPr>
+              <w:pStyle w:val="Compact"/>
+              <w:jc w:val="left"/>
+            </w:pPr>
+            <w:r>
+              <w:t xml:space="preserve">Money (share of budget)</w:t>
+            </w:r>
+          </w:p>
+        </w:tc>
+      </w:tr>
+      <w:tr>
+        <w:tc>
+          <w:tcPr/>
+          <w:p>
+            <w:pPr>
+              <w:pStyle w:val="Compact"/>
+              <w:jc w:val="left"/>
+            </w:pPr>
+            <w:r>
+              <w:t xml:space="preserve">OPG and its design authority</w:t>
+            </w:r>
+          </w:p>
+        </w:tc>
+        <w:tc>
+          <w:tcPr/>
+          <w:p>
+            <w:pPr>
+              <w:pStyle w:val="Compact"/>
+              <w:jc w:val="left"/>
+            </w:pPr>
+            <w:r>
+              <w:t xml:space="preserve">Very high</w:t>
+            </w:r>
+          </w:p>
+        </w:tc>
+        <w:tc>
+          <w:tcPr/>
+          <w:p>
+            <w:pPr>
+              <w:pStyle w:val="Compact"/>
+              <w:jc w:val="left"/>
+            </w:pPr>
+            <w:r>
+              <w:t xml:space="preserve">Safety, eligible concrete scope, budgets, delivery; oversee qualification and a fallback mix</w:t>
+            </w:r>
+          </w:p>
+        </w:tc>
+        <w:tc>
+          <w:tcPr/>
+          <w:p>
+            <w:pPr>
+              <w:pStyle w:val="Compact"/>
+              <w:jc w:val="left"/>
+            </w:pPr>
+            <w:r>
+              <w:t xml:space="preserve">Pays C$16.2 bn (78%), repaid by Ontario ratepayers through Ontario Energy Board-approved rates (Ontario Power Generation, 2025b)</w:t>
+            </w:r>
+          </w:p>
+        </w:tc>
+      </w:tr>
+      <w:tr>
+        <w:tc>
+          <w:tcPr/>
+          <w:p>
+            <w:pPr>
+              <w:pStyle w:val="Compact"/>
+              <w:jc w:val="left"/>
+            </w:pPr>
+            <w:r>
+              <w:t xml:space="preserve">CNSC</w:t>
+            </w:r>
+          </w:p>
+        </w:tc>
+        <w:tc>
+          <w:tcPr/>
+          <w:p>
+            <w:pPr>
+              <w:pStyle w:val="Compact"/>
+              <w:jc w:val="left"/>
+            </w:pPr>
+            <w:r>
+              <w:t xml:space="preserve">Very high</w:t>
+            </w:r>
+          </w:p>
+        </w:tc>
+        <w:tc>
+          <w:tcPr/>
+          <w:p>
+            <w:pPr>
+              <w:pStyle w:val="Compact"/>
+              <w:jc w:val="left"/>
+            </w:pPr>
+            <w:r>
+              <w:t xml:space="preserve">Independent compliance and safety case; evaluate material changes where applicable</w:t>
+            </w:r>
+          </w:p>
+        </w:tc>
+        <w:tc>
+          <w:tcPr/>
+          <w:p>
+            <w:pPr>
+              <w:pStyle w:val="Compact"/>
+              <w:jc w:val="left"/>
+            </w:pPr>
+            <w:r>
+              <w:t xml:space="preserve">None</w:t>
+            </w:r>
+          </w:p>
+        </w:tc>
+      </w:tr>
+      <w:tr>
+        <w:tc>
+          <w:tcPr/>
+          <w:p>
+            <w:pPr>
+              <w:pStyle w:val="Compact"/>
+              <w:jc w:val="left"/>
+            </w:pPr>
+            <w:r>
+              <w:t xml:space="preserve">Williams Treaties First Nations and other rights holders</w:t>
+            </w:r>
+          </w:p>
+        </w:tc>
+        <w:tc>
+          <w:tcPr/>
+          <w:p>
+            <w:pPr>
+              <w:pStyle w:val="Compact"/>
+              <w:jc w:val="left"/>
+            </w:pPr>
+            <w:r>
+              <w:t xml:space="preserve">High</w:t>
+            </w:r>
+          </w:p>
+        </w:tc>
+        <w:tc>
+          <w:tcPr/>
+          <w:p>
+            <w:pPr>
+              <w:pStyle w:val="Compact"/>
+              <w:jc w:val="left"/>
+            </w:pPr>
+            <w:r>
+              <w:t xml:space="preserve">Long-term participation, cultural and environmental interests; rights-respecting engagement</w:t>
+            </w:r>
+          </w:p>
+        </w:tc>
+        <w:tc>
+          <w:tcPr/>
+          <w:p>
+            <w:pPr>
+              <w:pStyle w:val="Compact"/>
+              <w:jc w:val="left"/>
+            </w:pPr>
+            <w:r>
+              <w:t xml:space="preserve">Loan converting to equity, C$0.70 bn (3.3%); guarantors carry default risk (Williams Treaties First Nations et al., 2026)</w:t>
+            </w:r>
+          </w:p>
+        </w:tc>
+      </w:tr>
+      <w:tr>
+        <w:tc>
+          <w:tcPr/>
+          <w:p>
+            <w:pPr>
+              <w:pStyle w:val="Compact"/>
+              <w:jc w:val="left"/>
+            </w:pPr>
+            <w:r>
+              <w:t xml:space="preserve">Public financiers and investors</w:t>
+            </w:r>
+          </w:p>
+        </w:tc>
+        <w:tc>
+          <w:tcPr/>
+          <w:p>
+            <w:pPr>
+              <w:pStyle w:val="Compact"/>
+              <w:jc w:val="left"/>
+            </w:pPr>
+            <w:r>
+              <w:t xml:space="preserve">High</w:t>
+            </w:r>
+          </w:p>
+        </w:tc>
+        <w:tc>
+          <w:tcPr/>
+          <w:p>
+            <w:pPr>
+              <w:pStyle w:val="Compact"/>
+              <w:jc w:val="left"/>
+            </w:pPr>
+            <w:r>
+              <w:t xml:space="preserve">Investment risk, delivery milestones, lower-carbon economic development</w:t>
+            </w:r>
+          </w:p>
+        </w:tc>
+        <w:tc>
+          <w:tcPr/>
+          <w:p>
+            <w:pPr>
+              <w:pStyle w:val="Compact"/>
+              <w:jc w:val="left"/>
+            </w:pPr>
+            <w:r>
+              <w:t xml:space="preserve">Canada Infrastructure Bank Phase 1 loan, C$0.97 bn (4.6%) (Canada Infrastructure Bank, 2022); equity in two tranches, C$3.0 bn (14.4%), for stakes of up to 15% and 7.5% (Canada Growth Fund and Building Ontario Fund, 2025)</w:t>
+            </w:r>
+          </w:p>
+        </w:tc>
+      </w:tr>
+      <w:tr>
+        <w:tc>
+          <w:tcPr/>
+          <w:p>
+            <w:pPr>
+              <w:pStyle w:val="Compact"/>
+              <w:jc w:val="left"/>
+            </w:pPr>
+            <w:r>
+              <w:t xml:space="preserve">Contractors, ready-mix and clay suppliers</w:t>
+            </w:r>
+          </w:p>
+        </w:tc>
+        <w:tc>
+          <w:tcPr/>
+          <w:p>
+            <w:pPr>
+              <w:pStyle w:val="Compact"/>
+              <w:jc w:val="left"/>
+            </w:pPr>
+            <w:r>
+              <w:t xml:space="preserve">High</w:t>
+            </w:r>
+          </w:p>
+        </w:tc>
+        <w:tc>
+          <w:tcPr/>
+          <w:p>
+            <w:pPr>
+              <w:pStyle w:val="Compact"/>
+              <w:jc w:val="left"/>
+            </w:pPr>
+            <w:r>
+              <w:t xml:space="preserve">Constructability, price, traceability, warranties, continuous quality testing</w:t>
+            </w:r>
+          </w:p>
+        </w:tc>
+        <w:tc>
+          <w:tcPr/>
+          <w:p>
+            <w:pPr>
+              <w:pStyle w:val="Compact"/>
+              <w:jc w:val="left"/>
+            </w:pPr>
+            <w:r>
+              <w:t xml:space="preserve">Earn the construction revenue, with GE Vernova Hitachi</w:t>
+            </w:r>
+          </w:p>
+        </w:tc>
+      </w:tr>
+      <w:tr>
+        <w:tc>
+          <w:tcPr/>
+          <w:p>
+            <w:pPr>
+              <w:pStyle w:val="Compact"/>
+              <w:jc w:val="left"/>
+            </w:pPr>
+            <w:r>
+              <w:t xml:space="preserve">Clarington residents and electricity customers</w:t>
+            </w:r>
+          </w:p>
+        </w:tc>
+        <w:tc>
+          <w:tcPr/>
+          <w:p>
+            <w:pPr>
+              <w:pStyle w:val="Compact"/>
+              <w:jc w:val="left"/>
+            </w:pPr>
+            <w:r>
+              <w:t xml:space="preserve">Medium–high</w:t>
+            </w:r>
+          </w:p>
+        </w:tc>
+        <w:tc>
+          <w:tcPr/>
+          <w:p>
+            <w:pPr>
+              <w:pStyle w:val="Compact"/>
+              <w:jc w:val="left"/>
+            </w:pPr>
+            <w:r>
+              <w:t xml:space="preserve">Air and water impacts, transparent reporting, cost and reliability</w:t>
+            </w:r>
+          </w:p>
+        </w:tc>
+        <w:tc>
+          <w:tcPr/>
+          <w:p>
+            <w:pPr>
+              <w:pStyle w:val="Compact"/>
+              <w:jc w:val="left"/>
+            </w:pPr>
+            <w:r>
+              <w:t xml:space="preserve">Repay OPG’s share through rates</w:t>
+            </w:r>
+          </w:p>
+        </w:tc>
+      </w:tr>
+      <w:tr>
+        <w:tc>
+          <w:tcPr/>
+          <w:p>
+            <w:pPr>
+              <w:pStyle w:val="Compact"/>
+              <w:jc w:val="left"/>
+            </w:pPr>
+            <w:r>
+              <w:t xml:space="preserve">Workers, unions and laboratories</w:t>
+            </w:r>
+          </w:p>
+        </w:tc>
+        <w:tc>
+          <w:tcPr/>
+          <w:p>
+            <w:pPr>
+              <w:pStyle w:val="Compact"/>
+              <w:jc w:val="left"/>
+            </w:pPr>
+            <w:r>
+              <w:t xml:space="preserve">Medium–high</w:t>
+            </w:r>
+          </w:p>
+        </w:tc>
+        <w:tc>
+          <w:tcPr/>
+          <w:p>
+            <w:pPr>
+              <w:pStyle w:val="Compact"/>
+              <w:jc w:val="left"/>
+            </w:pPr>
+            <w:r>
+              <w:t xml:space="preserve">Occupational safety, training, testing, reliable construction procedures</w:t>
+            </w:r>
+          </w:p>
+        </w:tc>
+        <w:tc>
+          <w:tcPr/>
+          <w:p>
+            <w:pPr>
+              <w:pStyle w:val="Compact"/>
+              <w:jc w:val="left"/>
+            </w:pPr>
+            <w:r>
+              <w:t xml:space="preserve">About 1,600 construction jobs per SMR (§8.4)</w:t>
+            </w:r>
+          </w:p>
+        </w:tc>
+      </w:tr>
+      <w:tr>
+        <w:tc>
+          <w:tcPr/>
+          <w:p>
+            <w:pPr>
+              <w:pStyle w:val="Compact"/>
+              <w:jc w:val="left"/>
+            </w:pPr>
+            <w:r>
+              <w:t xml:space="preserve">NWMO and waste managers</w:t>
+            </w:r>
+          </w:p>
+        </w:tc>
+        <w:tc>
+          <w:tcPr/>
+          <w:p>
+            <w:pPr>
+              <w:pStyle w:val="Compact"/>
+              <w:jc w:val="left"/>
+            </w:pPr>
+            <w:r>
+              <w:t xml:space="preserve">Medium</w:t>
+            </w:r>
+          </w:p>
+        </w:tc>
+        <w:tc>
+          <w:tcPr/>
+          <w:p>
+            <w:pPr>
+              <w:pStyle w:val="Compact"/>
+              <w:jc w:val="left"/>
+            </w:pPr>
+            <w:r>
+              <w:t xml:space="preserve">Long-term waste stewardship; funded end-of-life obligations</w:t>
+            </w:r>
+          </w:p>
+        </w:tc>
+        <w:tc>
+          <w:tcPr/>
+          <w:p>
+            <w:pPr>
+              <w:pStyle w:val="Compact"/>
+              <w:jc w:val="left"/>
+            </w:pPr>
+            <w:r>
+              <w:t xml:space="preserve">Producer-funded (§8.4)</w:t>
             </w:r>
           </w:p>
         </w:tc>
@@ -6867,7 +7356,7 @@
         <w:t xml:space="preserve"> </w:t>
       </w:r>
       <w:r>
-        <w:t xml:space="preserve">The levers in Table T12 are scored on enforceability, speed and low schedule risk (1 to 3 each; our judgement, not sourced scores). L1 and L2 tie at 8. If enforceability counts double, L2 leads with 11; if speed counts double, L1 leads with 11; the recommendation is the same under both. L1 is C1’s pilot step, not an add-on: a 10% floor invites LC³, whose full saving is 1,100–3,300 t CO₂e per unit (§4.3; Pillai et al., 2019).</w:t>
+        <w:t xml:space="preserve">The levers in Table T13 are scored on enforceability, speed and low schedule risk (1 to 3 each; our judgement, not sourced scores). L1 and L2 tie at 8. If enforceability counts double, L2 leads with 11; if speed counts double, L1 leads with 11; the recommendation is the same under both. L1 is C1’s pilot step, not an add-on: a 10% floor invites LC³, whose full saving is 1,100–3,300 t CO₂e per unit (§4.3; Pillai et al., 2019).</w:t>
       </w:r>
     </w:p>
     <w:p>
@@ -6879,7 +7368,7 @@
           <w:iCs/>
           <w:i/>
         </w:rPr>
-        <w:t xml:space="preserve">Table T12. Levers for putting C1 into practice, compared.</w:t>
+        <w:t xml:space="preserve">Table T13. Levers for putting C1 into practice, compared.</w:t>
       </w:r>
       <w:r>
         <w:t xml:space="preserve"> </w:t>
@@ -6889,7 +7378,7 @@
           <w:iCs/>
           <w:i/>
         </w:rPr>
-        <w:t xml:space="preserve">Source: our evaluation from Treasury Board of Canada Secretariat (2022); Canada Growth Fund and Building Ontario Fund (2025). Scores are our judgement (Appendix B3.1).</w:t>
+        <w:t xml:space="preserve">Source: our evaluation from Treasury Board of Canada Secretariat (2022); Canada Growth Fund and Building Ontario Fund (2025). Scores are our judgement (Appendix B3.1). The qualification gates adapt the team’s table of regulatory and engineering conditions for alternative concrete.</w:t>
       </w:r>
     </w:p>
     <w:tbl>
@@ -6943,19 +7432,7 @@
               <w:jc w:val="left"/>
             </w:pPr>
             <w:r>
-              <w:t xml:space="preserve">Binding on OPG?</w:t>
-            </w:r>
-          </w:p>
-        </w:tc>
-        <w:tc>
-          <w:tcPr/>
-          <w:p>
-            <w:pPr>
-              <w:pStyle w:val="Compact"/>
-              <w:jc w:val="left"/>
-            </w:pPr>
-            <w:r>
-              <w:t xml:space="preserve">Time</w:t>
+              <w:t xml:space="preserve">Binding on OPG? When</w:t>
             </w:r>
           </w:p>
         </w:tc>
@@ -6979,6 +7456,18 @@
               <w:jc w:val="left"/>
             </w:pPr>
             <w:r>
+              <w:t xml:space="preserve">Qualification gate it depends on; outcome if not met</w:t>
+            </w:r>
+          </w:p>
+        </w:tc>
+        <w:tc>
+          <w:tcPr/>
+          <w:p>
+            <w:pPr>
+              <w:pStyle w:val="Compact"/>
+              <w:jc w:val="left"/>
+            </w:pPr>
+            <w:r>
               <w:t xml:space="preserve">Score (enforceability / speed / low risk)</w:t>
             </w:r>
           </w:p>
@@ -7017,19 +7506,7 @@
               <w:jc w:val="left"/>
             </w:pPr>
             <w:r>
-              <w:t xml:space="preserve">Yes (own contracts)</w:t>
-            </w:r>
-          </w:p>
-        </w:tc>
-        <w:tc>
-          <w:tcPr/>
-          <w:p>
-            <w:pPr>
-              <w:pStyle w:val="Compact"/>
-              <w:jc w:val="left"/>
-            </w:pPr>
-            <w:r>
-              <w:t xml:space="preserve">Next procurement round (2027)</w:t>
+              <w:t xml:space="preserve">Yes (own contracts); next procurement round (2027)</w:t>
             </w:r>
           </w:p>
         </w:tc>
@@ -7042,6 +7519,18 @@
             </w:pPr>
             <w:r>
               <w:t xml:space="preserve">Low</w:t>
+            </w:r>
+          </w:p>
+        </w:tc>
+        <w:tc>
+          <w:tcPr/>
+          <w:p>
+            <w:pPr>
+              <w:pStyle w:val="Compact"/>
+              <w:jc w:val="left"/>
+            </w:pPr>
+            <w:r>
+              <w:t xml:space="preserve">Classification and provenance: each component’s safety function defined, binder traced; if not, exclude it and revert to the approved mix</w:t>
             </w:r>
           </w:p>
         </w:tc>
@@ -7101,19 +7590,7 @@
               <w:jc w:val="left"/>
             </w:pPr>
             <w:r>
-              <w:t xml:space="preserve">Yes, if the funds agree</w:t>
-            </w:r>
-          </w:p>
-        </w:tc>
-        <w:tc>
-          <w:tcPr/>
-          <w:p>
-            <w:pPr>
-              <w:pStyle w:val="Compact"/>
-              <w:jc w:val="left"/>
-            </w:pPr>
-            <w:r>
-              <w:t xml:space="preserve">With tranche 2 (around 2028)</w:t>
+              <w:t xml:space="preserve">Yes, if the funds agree; with tranche 2 (around 2028)</w:t>
             </w:r>
           </w:p>
         </w:tc>
@@ -7126,6 +7603,18 @@
             </w:pPr>
             <w:r>
               <w:t xml:space="preserve">Low, if the exemption is written in</w:t>
+            </w:r>
+          </w:p>
+        </w:tc>
+        <w:tc>
+          <w:tcPr/>
+          <w:p>
+            <w:pPr>
+              <w:pStyle w:val="Compact"/>
+              <w:jc w:val="left"/>
+            </w:pPr>
+            <w:r>
+              <w:t xml:space="preserve">Life-cycle verification: EPDs on a comparable product boundary, with transport modelled; if not, no quantified saving claim</w:t>
             </w:r>
           </w:p>
         </w:tc>
@@ -7185,19 +7674,7 @@
               <w:jc w:val="left"/>
             </w:pPr>
             <w:r>
-              <w:t xml:space="preserve">Yes</w:t>
-            </w:r>
-          </w:p>
-        </w:tc>
-        <w:tc>
-          <w:tcPr/>
-          <w:p>
-            <w:pPr>
-              <w:pStyle w:val="Compact"/>
-              <w:jc w:val="left"/>
-            </w:pPr>
-            <w:r>
-              <w:t xml:space="preserve">Months</w:t>
+              <w:t xml:space="preserve">Yes; months</w:t>
             </w:r>
           </w:p>
         </w:tc>
@@ -7221,6 +7698,18 @@
               <w:jc w:val="left"/>
             </w:pPr>
             <w:r>
+              <w:t xml:space="preserve">Design-authority acceptance, with CNSC review where relevant; if not, no use in affected safety-class works</w:t>
+            </w:r>
+          </w:p>
+        </w:tc>
+        <w:tc>
+          <w:tcPr/>
+          <w:p>
+            <w:pPr>
+              <w:pStyle w:val="Compact"/>
+              <w:jc w:val="left"/>
+            </w:pPr>
+            <w:r>
               <w:t xml:space="preserve">3 / 2 / 2 = 7</w:t>
             </w:r>
           </w:p>
@@ -7259,19 +7748,7 @@
               <w:jc w:val="left"/>
             </w:pPr>
             <w:r>
-              <w:t xml:space="preserve">No</w:t>
-            </w:r>
-          </w:p>
-        </w:tc>
-        <w:tc>
-          <w:tcPr/>
-          <w:p>
-            <w:pPr>
-              <w:pStyle w:val="Compact"/>
-              <w:jc w:val="left"/>
-            </w:pPr>
-            <w:r>
-              <w:t xml:space="preserve">2027</w:t>
+              <w:t xml:space="preserve">No; 2027</w:t>
             </w:r>
           </w:p>
         </w:tc>
@@ -7284,6 +7761,18 @@
             </w:pPr>
             <w:r>
               <w:t xml:space="preserve">Removes the main schedule risk</w:t>
+            </w:r>
+          </w:p>
+        </w:tc>
+        <w:tc>
+          <w:tcPr/>
+          <w:p>
+            <w:pPr>
+              <w:pStyle w:val="Compact"/>
+              <w:jc w:val="left"/>
+            </w:pPr>
+            <w:r>
+              <w:t xml:space="preserve">Strength, heat, crack and durability data, lot records and mock-ups; if not met, a further trial, rework or rejection</w:t>
             </w:r>
           </w:p>
         </w:tc>
@@ -7316,7 +7805,7 @@
         <w:t xml:space="preserve"> </w:t>
       </w:r>
       <w:r>
-        <w:t xml:space="preserve">The sequence is L1 now, L4 in 2027, then L2 at the 2028 tranche. A CNSC licence condition is not a lever, because the CNSC does not set climate conditions; it only has to accept that the change is safe (our inference). Step 1, in 2027, develops slag and LC³ self-consolidating mixes (about 6 to 9 months). Step 2 is a full-scale mock-up trial off Unit 1’s critical path (about 6 months), funded by L4. Step 3 is the design-change evaluation, submitted with the Units 2–4 licensing package ahead of the approval expected in 2028, as reported (American Nuclear Society, 2026); it takes about 6 to 9 months (assumed). The steps total about 18 to 24 months (assumed), so they fit only if they start in 2027. We have not costed the programme; §9 tests an assumed C$1 m. If the evidence is not ready, Units 2–4 proceed with the current mix, the pilot continues in non-safety concrete, and the infill enters at a later unit. Doing nothing forgoes the saving at near-zero cost and is rejected.</w:t>
+        <w:t xml:space="preserve">The sequence is L1 now, L4 in 2027, then L2 at the 2028 tranche. A CNSC licence condition is not a lever, because the CNSC does not set climate conditions; it only has to accept that the change is safe (our inference). Oversight continues after approval, through batch testing, record retention, non-conformance procedures and inspection access, and the approved mix stays available throughout. Step 1, in 2027, develops slag and LC³ self-consolidating mixes (about 6 to 9 months). Step 2 is a full-scale mock-up trial off Unit 1’s critical path (about 6 months), funded by L4. Step 3 is the design-change evaluation, submitted with the Units 2–4 licensing package ahead of the approval expected in 2028, as reported (American Nuclear Society, 2026); it takes about 6 to 9 months (assumed). The steps total about 18 to 24 months (assumed), so they fit only if they start in 2027. We have not costed the programme; §9 tests an assumed C$1 m. If the evidence is not ready, Units 2–4 proceed with the current mix, the pilot continues in non-safety concrete, and the infill enters at a later unit. Doing nothing forgoes the saving at near-zero cost and is rejected.</w:t>
       </w:r>
     </w:p>
     <w:p>
@@ -7334,7 +7823,7 @@
         <w:t xml:space="preserve"> </w:t>
       </w:r>
       <w:r>
-        <w:t xml:space="preserve">The Standard on Embodied Carbon in Construction binds federal departments (Treasury Board of Canada Secretariat, 2022); OPG, an Ontario Crown corporation, is outside its scope (our inference). Its allowance of 130% of baseline for specialised mixes could let self-consolidating infill emit 30% more than the baseline, so any OPG or fund clause must benchmark infill against a cement-rich self-consolidating reference mix.</w:t>
+        <w:t xml:space="preserve">The Standard on Embodied Carbon in Construction (amended March 2025) requires low-carbon concrete, life-cycle assessment and structural-material reporting in federal procurement (Treasury Board of Canada Secretariat, 2022). It is a model of transparency, but it binds federal departments, and OPG, an Ontario Crown corporation, is outside its scope (our inference); the Darlington choice rests on its own contracts, codes and licence conditions. Its allowance of 130% of baseline for specialised mixes could let self-consolidating infill emit 30% more than the baseline, so any OPG or fund clause must benchmark infill against a cement-rich self-consolidating reference mix.</w:t>
       </w:r>
     </w:p>
     <w:p>
@@ -7387,7 +7876,7 @@
         <w:pStyle w:val="FirstParagraph"/>
       </w:pPr>
       <w:r>
-        <w:t xml:space="preserve">Table T13 applies the triple bottom line to C1 at Darlington and to the comparison at Liddell, each cell traced to its section.</w:t>
+        <w:t xml:space="preserve">Table T14 applies the triple bottom line to C1 at Darlington and to the comparison at Liddell, each cell traced to its section.</w:t>
       </w:r>
     </w:p>
     <w:p>
@@ -7399,7 +7888,7 @@
           <w:iCs/>
           <w:i/>
         </w:rPr>
-        <w:t xml:space="preserve">Table T13. Triple-bottom-line summary: C1 at Darlington Units 2–4 and one BWRX-300 at Liddell.</w:t>
+        <w:t xml:space="preserve">Table T14. Triple-bottom-line summary: C1 at Darlington Units 2–4 and one BWRX-300 at Liddell.</w:t>
       </w:r>
       <w:r>
         <w:t xml:space="preserve"> </w:t>
@@ -7410,325 +7899,6 @@
           <w:i/>
         </w:rPr>
         <w:t xml:space="preserve">Source: this study, from the sections cited.</w:t>
-      </w:r>
-    </w:p>
-    <w:tbl>
-      <w:tblPr>
-        <w:tblStyle w:val="Table"/>
-        <w:tblW w:type="auto" w:w="0"/>
-        <w:tblLook w:firstRow="1" w:lastRow="0" w:firstColumn="0" w:lastColumn="0" w:noHBand="0" w:noVBand="0" w:val="0020"/>
-        <w:jc w:val="start"/>
-      </w:tblPr>
-      <w:tblGrid>
-        <w:gridCol w:w="1980"/>
-        <w:gridCol w:w="1980"/>
-        <w:gridCol w:w="1980"/>
-        <w:gridCol w:w="1980"/>
-      </w:tblGrid>
-      <w:tr>
-        <w:trPr>
-          <w:tblHeader w:val="true"/>
-        </w:trPr>
-        <w:tc>
-          <w:tcPr/>
-          <w:p>
-            <w:pPr>
-              <w:pStyle w:val="Compact"/>
-            </w:pPr>
-          </w:p>
-        </w:tc>
-        <w:tc>
-          <w:tcPr/>
-          <w:p>
-            <w:pPr>
-              <w:pStyle w:val="Compact"/>
-              <w:jc w:val="left"/>
-            </w:pPr>
-            <w:r>
-              <w:t xml:space="preserve">Darlington, with C1</w:t>
-            </w:r>
-          </w:p>
-        </w:tc>
-        <w:tc>
-          <w:tcPr/>
-          <w:p>
-            <w:pPr>
-              <w:pStyle w:val="Compact"/>
-              <w:jc w:val="left"/>
-            </w:pPr>
-            <w:r>
-              <w:t xml:space="preserve">Liddell (one unit)</w:t>
-            </w:r>
-          </w:p>
-        </w:tc>
-        <w:tc>
-          <w:tcPr/>
-          <w:p>
-            <w:pPr>
-              <w:pStyle w:val="Compact"/>
-              <w:jc w:val="left"/>
-            </w:pPr>
-            <w:r>
-              <w:t xml:space="preserve">Traced to</w:t>
-            </w:r>
-          </w:p>
-        </w:tc>
-      </w:tr>
-      <w:tr>
-        <w:tc>
-          <w:tcPr/>
-          <w:p>
-            <w:pPr>
-              <w:pStyle w:val="Compact"/>
-              <w:jc w:val="left"/>
-            </w:pPr>
-            <w:r>
-              <w:rPr>
-                <w:bCs/>
-                <w:b/>
-              </w:rPr>
-              <w:t xml:space="preserve">Environment</w:t>
-            </w:r>
-          </w:p>
-        </w:tc>
-        <w:tc>
-          <w:tcPr/>
-          <w:p>
-            <w:pPr>
-              <w:pStyle w:val="Compact"/>
-              <w:jc w:val="left"/>
-            </w:pPr>
-            <w:r>
-              <w:t xml:space="preserve">About 4 g CO₂e/kWh (§6). C1 saves 2,200 t per unit, about 0.36% of the life cycle; Unit 1 avoids 1.0–6.8 Mt to 2050.</w:t>
-            </w:r>
-          </w:p>
-        </w:tc>
-        <w:tc>
-          <w:tcPr/>
-          <w:p>
-            <w:pPr>
-              <w:pStyle w:val="Compact"/>
-              <w:jc w:val="left"/>
-            </w:pPr>
-            <w:r>
-              <w:t xml:space="preserve">Avoids 0.67–3.9 Mt to 2050, from about 2040. Firmed renewables avoid 10.9× more per dollar.</w:t>
-            </w:r>
-          </w:p>
-        </w:tc>
-        <w:tc>
-          <w:tcPr/>
-          <w:p>
-            <w:pPr>
-              <w:pStyle w:val="Compact"/>
-              <w:jc w:val="left"/>
-            </w:pPr>
-            <w:r>
-              <w:t xml:space="preserve">§6.3, §7</w:t>
-            </w:r>
-          </w:p>
-        </w:tc>
-      </w:tr>
-      <w:tr>
-        <w:tc>
-          <w:tcPr/>
-          <w:p>
-            <w:pPr>
-              <w:pStyle w:val="Compact"/>
-              <w:jc w:val="left"/>
-            </w:pPr>
-            <w:r>
-              <w:rPr>
-                <w:bCs/>
-                <w:b/>
-              </w:rPr>
-              <w:t xml:space="preserve">Economy</w:t>
-            </w:r>
-          </w:p>
-        </w:tc>
-        <w:tc>
-          <w:tcPr/>
-          <w:p>
-            <w:pPr>
-              <w:pStyle w:val="Compact"/>
-              <w:jc w:val="left"/>
-            </w:pPr>
-            <w:r>
-              <w:t xml:space="preserve">LCOE C$198/MWh at 7%. C1’s carbon value (C$0.63–0.76 m, Units 2–4) is less than one day of delay (C$1.8–2.9 m).</w:t>
-            </w:r>
-          </w:p>
-        </w:tc>
-        <w:tc>
-          <w:tcPr/>
-          <w:p>
-            <w:pPr>
-              <w:pStyle w:val="Compact"/>
-              <w:jc w:val="left"/>
-            </w:pPr>
-            <w:r>
-              <w:t xml:space="preserve">SMR A$230–382/MWh in 2030 against A$89–125 for firmed renewables. A first unit would need Commonwealth ownership or underwriting (our inference, §8.2).</w:t>
-            </w:r>
-          </w:p>
-        </w:tc>
-        <w:tc>
-          <w:tcPr/>
-          <w:p>
-            <w:pPr>
-              <w:pStyle w:val="Compact"/>
-              <w:jc w:val="left"/>
-            </w:pPr>
-            <w:r>
-              <w:t xml:space="preserve">§7.3, §8.2</w:t>
-            </w:r>
-          </w:p>
-        </w:tc>
-      </w:tr>
-      <w:tr>
-        <w:tc>
-          <w:tcPr/>
-          <w:p>
-            <w:pPr>
-              <w:pStyle w:val="Compact"/>
-              <w:jc w:val="left"/>
-            </w:pPr>
-            <w:r>
-              <w:rPr>
-                <w:bCs/>
-                <w:b/>
-              </w:rPr>
-              <w:t xml:space="preserve">Society</w:t>
-            </w:r>
-          </w:p>
-        </w:tc>
-        <w:tc>
-          <w:tcPr/>
-          <w:p>
-            <w:pPr>
-              <w:pStyle w:val="Compact"/>
-              <w:jc w:val="left"/>
-            </w:pPr>
-            <w:r>
-              <w:t xml:space="preserve">Stance +1.07; no high-power actor opposed. Williams Treaties First Nations lend C$700 m, converting to equity. C1 adds no consent issue.</w:t>
-            </w:r>
-          </w:p>
-        </w:tc>
-        <w:tc>
-          <w:tcPr/>
-          <w:p>
-            <w:pPr>
-              <w:pStyle w:val="Compact"/>
-              <w:jc w:val="left"/>
-            </w:pPr>
-            <w:r>
-              <w:t xml:space="preserve">Stance −1.03; 59% want the ban kept. No legal route is open. Enrichment and conversion would be imported.</w:t>
-            </w:r>
-          </w:p>
-        </w:tc>
-        <w:tc>
-          <w:tcPr/>
-          <w:p>
-            <w:pPr>
-              <w:pStyle w:val="Compact"/>
-              <w:jc w:val="left"/>
-            </w:pPr>
-            <w:r>
-              <w:t xml:space="preserve">§8.1, §8.3–8.5</w:t>
-            </w:r>
-          </w:p>
-        </w:tc>
-      </w:tr>
-      <w:tr>
-        <w:tc>
-          <w:tcPr/>
-          <w:p>
-            <w:pPr>
-              <w:pStyle w:val="Compact"/>
-              <w:jc w:val="left"/>
-            </w:pPr>
-            <w:r>
-              <w:rPr>
-                <w:bCs/>
-                <w:b/>
-              </w:rPr>
-              <w:t xml:space="preserve">Net</w:t>
-            </w:r>
-          </w:p>
-        </w:tc>
-        <w:tc>
-          <w:tcPr/>
-          <w:p>
-            <w:pPr>
-              <w:pStyle w:val="Compact"/>
-              <w:jc w:val="left"/>
-            </w:pPr>
-            <w:r>
-              <w:t xml:space="preserve">Marginal gain; feasible if schedule-neutral (break-even 11.6–18.5 days).</w:t>
-            </w:r>
-          </w:p>
-        </w:tc>
-        <w:tc>
-          <w:tcPr/>
-          <w:p>
-            <w:pPr>
-              <w:pStyle w:val="Compact"/>
-              <w:jc w:val="left"/>
-            </w:pPr>
-            <w:r>
-              <w:t xml:space="preserve">Not feasible before 2040 on current law, cost and consent.</w:t>
-            </w:r>
-          </w:p>
-        </w:tc>
-        <w:tc>
-          <w:tcPr/>
-          <w:p>
-            <w:pPr>
-              <w:pStyle w:val="Compact"/>
-              <w:jc w:val="left"/>
-            </w:pPr>
-            <w:r>
-              <w:t xml:space="preserve">§6–§8</w:t>
-            </w:r>
-          </w:p>
-        </w:tc>
-      </w:tr>
-    </w:tbl>
-    <w:bookmarkEnd w:id="70"/>
-    <w:bookmarkStart w:id="71" w:name="multi-criteria-analysis"/>
-    <w:p>
-      <w:pPr>
-        <w:pStyle w:val="Heading3"/>
-      </w:pPr>
-      <w:r>
-        <w:t xml:space="preserve">9.2 Multi-criteria analysis</w:t>
-      </w:r>
-    </w:p>
-    <w:p>
-      <w:pPr>
-        <w:pStyle w:val="FirstParagraph"/>
-      </w:pPr>
-      <w:r>
-        <w:t xml:space="preserve">Method in §2; working in Appendix B7; social-licence and legal scores from Appendix B8.3 and B3. Technology readiness level (TRL) is not scored.</w:t>
-      </w:r>
-    </w:p>
-    <w:p>
-      <w:pPr>
-        <w:pStyle w:val="BodyText"/>
-      </w:pPr>
-      <w:r>
-        <w:rPr>
-          <w:iCs/>
-          <w:i/>
-        </w:rPr>
-        <w:t xml:space="preserve">Table T14. MCDA total scores (0–100) by weight set, and first-place tests.</w:t>
-      </w:r>
-      <w:r>
-        <w:t xml:space="preserve"> </w:t>
-      </w:r>
-      <w:r>
-        <w:rPr>
-          <w:iCs/>
-          <w:i/>
-        </w:rPr>
-        <w:t xml:space="preserve">Source: this study, Appendix B7. SMR + C1 is the 2,200 t case. Social, legal and weight inputs are our judgement.</w:t>
       </w:r>
     </w:p>
     <w:tbl>
@@ -7754,6 +7924,386 @@
           <w:p>
             <w:pPr>
               <w:pStyle w:val="Compact"/>
+            </w:pPr>
+          </w:p>
+        </w:tc>
+        <w:tc>
+          <w:tcPr/>
+          <w:p>
+            <w:pPr>
+              <w:pStyle w:val="Compact"/>
+              <w:jc w:val="left"/>
+            </w:pPr>
+            <w:r>
+              <w:t xml:space="preserve">Darlington, with C1</w:t>
+            </w:r>
+          </w:p>
+        </w:tc>
+        <w:tc>
+          <w:tcPr/>
+          <w:p>
+            <w:pPr>
+              <w:pStyle w:val="Compact"/>
+              <w:jc w:val="left"/>
+            </w:pPr>
+            <w:r>
+              <w:t xml:space="preserve">Liddell (one unit)</w:t>
+            </w:r>
+          </w:p>
+        </w:tc>
+        <w:tc>
+          <w:tcPr/>
+          <w:p>
+            <w:pPr>
+              <w:pStyle w:val="Compact"/>
+              <w:jc w:val="left"/>
+            </w:pPr>
+            <w:r>
+              <w:t xml:space="preserve">C1 assessment</w:t>
+            </w:r>
+          </w:p>
+        </w:tc>
+        <w:tc>
+          <w:tcPr/>
+          <w:p>
+            <w:pPr>
+              <w:pStyle w:val="Compact"/>
+              <w:jc w:val="left"/>
+            </w:pPr>
+            <w:r>
+              <w:t xml:space="preserve">Traced to</w:t>
+            </w:r>
+          </w:p>
+        </w:tc>
+      </w:tr>
+      <w:tr>
+        <w:tc>
+          <w:tcPr/>
+          <w:p>
+            <w:pPr>
+              <w:pStyle w:val="Compact"/>
+              <w:jc w:val="left"/>
+            </w:pPr>
+            <w:r>
+              <w:rPr>
+                <w:bCs/>
+                <w:b/>
+              </w:rPr>
+              <w:t xml:space="preserve">Environment</w:t>
+            </w:r>
+          </w:p>
+        </w:tc>
+        <w:tc>
+          <w:tcPr/>
+          <w:p>
+            <w:pPr>
+              <w:pStyle w:val="Compact"/>
+              <w:jc w:val="left"/>
+            </w:pPr>
+            <w:r>
+              <w:t xml:space="preserve">About 4 g CO₂e/kWh (§6). C1 saves 2,200 t per unit at 40% eligibility, about 0.36% of the life cycle; supply and end-of-life effects are uncertain. Unit 1 avoids 1.0–6.8 Mt to 2050.</w:t>
+            </w:r>
+          </w:p>
+        </w:tc>
+        <w:tc>
+          <w:tcPr/>
+          <w:p>
+            <w:pPr>
+              <w:pStyle w:val="Compact"/>
+              <w:jc w:val="left"/>
+            </w:pPr>
+            <w:r>
+              <w:t xml:space="preserve">Avoids 0.67–3.9 Mt to 2050, from about 2040. Firmed renewables avoid 10.9× more per dollar.</w:t>
+            </w:r>
+          </w:p>
+        </w:tc>
+        <w:tc>
+          <w:tcPr/>
+          <w:p>
+            <w:pPr>
+              <w:pStyle w:val="Compact"/>
+              <w:jc w:val="left"/>
+            </w:pPr>
+            <w:r>
+              <w:t xml:space="preserve">Conditional benefit</w:t>
+            </w:r>
+          </w:p>
+        </w:tc>
+        <w:tc>
+          <w:tcPr/>
+          <w:p>
+            <w:pPr>
+              <w:pStyle w:val="Compact"/>
+              <w:jc w:val="left"/>
+            </w:pPr>
+            <w:r>
+              <w:t xml:space="preserve">§6.3, §7</w:t>
+            </w:r>
+          </w:p>
+        </w:tc>
+      </w:tr>
+      <w:tr>
+        <w:tc>
+          <w:tcPr/>
+          <w:p>
+            <w:pPr>
+              <w:pStyle w:val="Compact"/>
+              <w:jc w:val="left"/>
+            </w:pPr>
+            <w:r>
+              <w:rPr>
+                <w:bCs/>
+                <w:b/>
+              </w:rPr>
+              <w:t xml:space="preserve">Economy</w:t>
+            </w:r>
+          </w:p>
+        </w:tc>
+        <w:tc>
+          <w:tcPr/>
+          <w:p>
+            <w:pPr>
+              <w:pStyle w:val="Compact"/>
+              <w:jc w:val="left"/>
+            </w:pPr>
+            <w:r>
+              <w:t xml:space="preserve">LCOE C$198/MWh at 7%. C1’s carbon value (C$0.63–0.76 m, Units 2–4) is modest beside capital and less than one day of delay (C$1.8–2.9 m); qualification, sourcing and schedule risk matter.</w:t>
+            </w:r>
+          </w:p>
+        </w:tc>
+        <w:tc>
+          <w:tcPr/>
+          <w:p>
+            <w:pPr>
+              <w:pStyle w:val="Compact"/>
+              <w:jc w:val="left"/>
+            </w:pPr>
+            <w:r>
+              <w:t xml:space="preserve">SMR A$230–382/MWh in 2030 against A$89–125 for firmed renewables. A first unit would need Commonwealth ownership or underwriting (our inference, §8.2).</w:t>
+            </w:r>
+          </w:p>
+        </w:tc>
+        <w:tc>
+          <w:tcPr/>
+          <w:p>
+            <w:pPr>
+              <w:pStyle w:val="Compact"/>
+              <w:jc w:val="left"/>
+            </w:pPr>
+            <w:r>
+              <w:t xml:space="preserve">Conditional feasibility</w:t>
+            </w:r>
+          </w:p>
+        </w:tc>
+        <w:tc>
+          <w:tcPr/>
+          <w:p>
+            <w:pPr>
+              <w:pStyle w:val="Compact"/>
+              <w:jc w:val="left"/>
+            </w:pPr>
+            <w:r>
+              <w:t xml:space="preserve">§7.3, §8.2</w:t>
+            </w:r>
+          </w:p>
+        </w:tc>
+      </w:tr>
+      <w:tr>
+        <w:tc>
+          <w:tcPr/>
+          <w:p>
+            <w:pPr>
+              <w:pStyle w:val="Compact"/>
+              <w:jc w:val="left"/>
+            </w:pPr>
+            <w:r>
+              <w:rPr>
+                <w:bCs/>
+                <w:b/>
+              </w:rPr>
+              <w:t xml:space="preserve">Society</w:t>
+            </w:r>
+          </w:p>
+        </w:tc>
+        <w:tc>
+          <w:tcPr/>
+          <w:p>
+            <w:pPr>
+              <w:pStyle w:val="Compact"/>
+              <w:jc w:val="left"/>
+            </w:pPr>
+            <w:r>
+              <w:t xml:space="preserve">Stance +1.07; no high-power actor opposed. Williams Treaties First Nations lend C$700 m, converting to equity. C1 adds no consent issue at the site; sourcing and workplace dust need open handling.</w:t>
+            </w:r>
+          </w:p>
+        </w:tc>
+        <w:tc>
+          <w:tcPr/>
+          <w:p>
+            <w:pPr>
+              <w:pStyle w:val="Compact"/>
+              <w:jc w:val="left"/>
+            </w:pPr>
+            <w:r>
+              <w:t xml:space="preserve">Stance −1.03; 59% want the ban kept. No legal route is open. Enrichment and conversion would be imported.</w:t>
+            </w:r>
+          </w:p>
+        </w:tc>
+        <w:tc>
+          <w:tcPr/>
+          <w:p>
+            <w:pPr>
+              <w:pStyle w:val="Compact"/>
+              <w:jc w:val="left"/>
+            </w:pPr>
+            <w:r>
+              <w:t xml:space="preserve">Acceptability depends on process</w:t>
+            </w:r>
+          </w:p>
+        </w:tc>
+        <w:tc>
+          <w:tcPr/>
+          <w:p>
+            <w:pPr>
+              <w:pStyle w:val="Compact"/>
+              <w:jc w:val="left"/>
+            </w:pPr>
+            <w:r>
+              <w:t xml:space="preserve">§8.1, §8.3–8.5</w:t>
+            </w:r>
+          </w:p>
+        </w:tc>
+      </w:tr>
+      <w:tr>
+        <w:tc>
+          <w:tcPr/>
+          <w:p>
+            <w:pPr>
+              <w:pStyle w:val="Compact"/>
+              <w:jc w:val="left"/>
+            </w:pPr>
+            <w:r>
+              <w:rPr>
+                <w:bCs/>
+                <w:b/>
+              </w:rPr>
+              <w:t xml:space="preserve">Net</w:t>
+            </w:r>
+          </w:p>
+        </w:tc>
+        <w:tc>
+          <w:tcPr/>
+          <w:p>
+            <w:pPr>
+              <w:pStyle w:val="Compact"/>
+              <w:jc w:val="left"/>
+            </w:pPr>
+            <w:r>
+              <w:t xml:space="preserve">Marginal gain; feasible if schedule-neutral (break-even 11.6–18.5 days).</w:t>
+            </w:r>
+          </w:p>
+        </w:tc>
+        <w:tc>
+          <w:tcPr/>
+          <w:p>
+            <w:pPr>
+              <w:pStyle w:val="Compact"/>
+              <w:jc w:val="left"/>
+            </w:pPr>
+            <w:r>
+              <w:t xml:space="preserve">Not feasible before 2040 on current law, cost and consent.</w:t>
+            </w:r>
+          </w:p>
+        </w:tc>
+        <w:tc>
+          <w:tcPr/>
+          <w:p>
+            <w:pPr>
+              <w:pStyle w:val="Compact"/>
+              <w:jc w:val="left"/>
+            </w:pPr>
+            <w:r>
+              <w:t xml:space="preserve">Controlled innovation</w:t>
+            </w:r>
+          </w:p>
+        </w:tc>
+        <w:tc>
+          <w:tcPr/>
+          <w:p>
+            <w:pPr>
+              <w:pStyle w:val="Compact"/>
+              <w:jc w:val="left"/>
+            </w:pPr>
+            <w:r>
+              <w:t xml:space="preserve">§6–§8</w:t>
+            </w:r>
+          </w:p>
+        </w:tc>
+      </w:tr>
+    </w:tbl>
+    <w:bookmarkEnd w:id="70"/>
+    <w:bookmarkStart w:id="71" w:name="multi-criteria-analysis"/>
+    <w:p>
+      <w:pPr>
+        <w:pStyle w:val="Heading3"/>
+      </w:pPr>
+      <w:r>
+        <w:t xml:space="preserve">9.2 Multi-criteria analysis</w:t>
+      </w:r>
+    </w:p>
+    <w:p>
+      <w:pPr>
+        <w:pStyle w:val="FirstParagraph"/>
+      </w:pPr>
+      <w:r>
+        <w:t xml:space="preserve">Method in §2; working in Appendix B7; social-licence and legal scores from Appendix B8.3 and B3. Technology readiness level (TRL) is not scored.</w:t>
+      </w:r>
+    </w:p>
+    <w:p>
+      <w:pPr>
+        <w:pStyle w:val="BodyText"/>
+      </w:pPr>
+      <w:r>
+        <w:rPr>
+          <w:iCs/>
+          <w:i/>
+        </w:rPr>
+        <w:t xml:space="preserve">Table T15. MCDA total scores (0–100) by weight set, and first-place tests.</w:t>
+      </w:r>
+      <w:r>
+        <w:t xml:space="preserve"> </w:t>
+      </w:r>
+      <w:r>
+        <w:rPr>
+          <w:iCs/>
+          <w:i/>
+        </w:rPr>
+        <w:t xml:space="preserve">Source: this study, Appendix B7. SMR + C1 is the 2,200 t case. Social, legal and weight inputs are our judgement.</w:t>
+      </w:r>
+    </w:p>
+    <w:tbl>
+      <w:tblPr>
+        <w:tblStyle w:val="Table"/>
+        <w:tblW w:type="auto" w:w="0"/>
+        <w:tblLook w:firstRow="1" w:lastRow="0" w:firstColumn="0" w:lastColumn="0" w:noHBand="0" w:noVBand="0" w:val="0020"/>
+        <w:jc w:val="start"/>
+      </w:tblPr>
+      <w:tblGrid>
+        <w:gridCol w:w="1584"/>
+        <w:gridCol w:w="1584"/>
+        <w:gridCol w:w="1584"/>
+        <w:gridCol w:w="1584"/>
+        <w:gridCol w:w="1584"/>
+      </w:tblGrid>
+      <w:tr>
+        <w:trPr>
+          <w:tblHeader w:val="true"/>
+        </w:trPr>
+        <w:tc>
+          <w:tcPr/>
+          <w:p>
+            <w:pPr>
+              <w:pStyle w:val="Compact"/>
               <w:jc w:val="left"/>
             </w:pPr>
             <w:r>
@@ -8234,7 +8784,7 @@
         <w:t xml:space="preserve"> </w:t>
       </w:r>
       <w:r>
-        <w:t xml:space="preserve">Pilot LC³ in eligible non-safety works first; use steel-composite infill only if qualified on Unit 1 mock-ups, otherwise specify the slag blend. Qualification must start in 2027 for the 2028 Units 2–4 decision (§8.6).</w:t>
+        <w:t xml:space="preserve">C1 is justified as a controlled innovation within a credible nuclear construction programme, not as an argument that all SMRs should be built. Pilot LC³ in eligible non-safety works first; use steel-composite infill only if qualified on Unit 1 mock-ups, otherwise specify the slag blend. Independent assurance is a safeguard against trading a carbon saving for structural or occupational risk. Qualification must start in 2027 for the 2028 Units 2–4 decision (§8.6).</w:t>
       </w:r>
     </w:p>
     <w:p>
@@ -8318,7 +8868,7 @@
           <w:bCs/>
           <w:b/>
         </w:rPr>
-        <w:t xml:space="preserve">C1 and the levers beyond it each depend on a property or process still to be proven (Table T15).</w:t>
+        <w:t xml:space="preserve">C1 and the levers beyond it each depend on a property or process still to be proven (Table T16).</w:t>
       </w:r>
     </w:p>
     <w:p>
@@ -8330,7 +8880,7 @@
           <w:iCs/>
           <w:i/>
         </w:rPr>
-        <w:t xml:space="preserve">Table T15. What must be proven.</w:t>
+        <w:t xml:space="preserve">Table T16. What must be proven.</w:t>
       </w:r>
       <w:r>
         <w:t xml:space="preserve"> </w:t>
@@ -31384,7 +31934,7 @@
               <w:jc w:val="left"/>
             </w:pPr>
             <w:r>
-              <w:t xml:space="preserve">This study (§6, Appendix C)</w:t>
+              <w:t xml:space="preserve">This study, bottom-up model (§6, Appendix C); the re-based 4.40 g/kWh changes avoided CO₂e by at most 0.3% (Ontario average grid: (73.8 − 4.40)/(73.8 − 4.2))</w:t>
             </w:r>
           </w:p>
         </w:tc>

--- a/01_Report/MTE4593 Group 9 SMR Report.docx
+++ b/01_Report/MTE4593 Group 9 SMR Report.docx
@@ -357,7 +357,7 @@
       </w:r>
     </w:p>
     <w:bookmarkEnd w:id="20"/>
-    <w:bookmarkStart w:id="21" w:name="introduction"/>
+    <w:bookmarkStart w:id="25" w:name="introduction"/>
     <w:p>
       <w:pPr>
         <w:pStyle w:val="Heading2"/>
@@ -371,45 +371,40 @@
         <w:pStyle w:val="FirstParagraph"/>
       </w:pPr>
       <w:r>
-        <w:rPr>
-          <w:bCs/>
-          <w:b/>
-        </w:rPr>
         <w:t xml:space="preserve">When a coal plant closes, small modular reactors (SMRs) are one proposed replacement. We ask whether an SMR is feasible across the triple bottom line (environmental, economic, social), and whether a materials choice can make it cleaner without making it later.</w:t>
       </w:r>
     </w:p>
-    <w:p>
-      <w:pPr>
-        <w:pStyle w:val="BodyText"/>
-      </w:pPr>
-      <w:r>
-        <w:rPr>
-          <w:bCs/>
-          <w:b/>
-        </w:rPr>
-        <w:t xml:space="preserve">Context.</w:t>
-      </w:r>
-      <w:r>
-        <w:t xml:space="preserve"> </w:t>
-      </w:r>
+    <w:bookmarkStart w:id="21" w:name="context"/>
+    <w:p>
+      <w:pPr>
+        <w:pStyle w:val="Heading4"/>
+      </w:pPr>
+      <w:r>
+        <w:t xml:space="preserve">Context</w:t>
+      </w:r>
+    </w:p>
+    <w:p>
+      <w:pPr>
+        <w:pStyle w:val="FirstParagraph"/>
+      </w:pPr>
       <w:r>
         <w:t xml:space="preserve">Liddell in New South Wales (NSW) was approved to close by April 2023 (Australian Energy Regulator, 2021) and has since closed. NSW’s grid still emits about 640 g CO₂e/kWh (Department of Climate Change, Energy, the Environment and Water [DCCEEW], 2025); Ontario’s, with no coal power, emits about 74 (The Atmospheric Fund, 2025). An SMR is a reactor of up to about 300 MWe built largely from factory-made modules (International Atomic Energy Agency, 2024). The BWRX-300 received a Canadian Nuclear Safety Commission (CNSC) licence to construct at Darlington in April 2025 (CNSC, 2025).</w:t>
       </w:r>
     </w:p>
-    <w:p>
-      <w:pPr>
-        <w:pStyle w:val="BodyText"/>
-      </w:pPr>
-      <w:r>
-        <w:rPr>
-          <w:bCs/>
-          <w:b/>
-        </w:rPr>
-        <w:t xml:space="preserve">The two sites.</w:t>
-      </w:r>
-      <w:r>
-        <w:t xml:space="preserve"> </w:t>
-      </w:r>
+    <w:bookmarkEnd w:id="21"/>
+    <w:bookmarkStart w:id="22" w:name="the-two-sites"/>
+    <w:p>
+      <w:pPr>
+        <w:pStyle w:val="Heading4"/>
+      </w:pPr>
+      <w:r>
+        <w:t xml:space="preserve">The two sites</w:t>
+      </w:r>
+    </w:p>
+    <w:p>
+      <w:pPr>
+        <w:pStyle w:val="FirstParagraph"/>
+      </w:pPr>
       <w:r>
         <w:rPr>
           <w:iCs/>
@@ -421,7 +416,7 @@
         <w:t xml:space="preserve"> </w:t>
       </w:r>
       <w:r>
-        <w:t xml:space="preserve">is the initiative site: Ontario Power Generation (OPG) plans four units for C$20.9 billion, Unit 1 in service in 2030 (Ontario Power Generation, 2025a); Units 2–4 need further licensing (§8.1).</w:t>
+        <w:t xml:space="preserve">is the initiative site: Ontario Power Generation (OPG) plans four units for C$20.9 billion, Unit 1 in service in 2030 (Ontario Power Generation, 2025a); Units 2–4 need further licensing (Section 8.1).</w:t>
       </w:r>
       <w:r>
         <w:t xml:space="preserve"> </w:t>
@@ -440,58 +435,80 @@
         <w:t xml:space="preserve">is the Australian comparison, a closed coal site with a grid connection.</w:t>
       </w:r>
     </w:p>
-    <w:p>
-      <w:pPr>
-        <w:pStyle w:val="BodyText"/>
-      </w:pPr>
-      <w:r>
-        <w:rPr>
-          <w:bCs/>
-          <w:b/>
-        </w:rPr>
-        <w:t xml:space="preserve">The initiative (C1).</w:t>
-      </w:r>
-      <w:r>
-        <w:t xml:space="preserve"> </w:t>
-      </w:r>
-      <w:r>
-        <w:t xml:space="preserve">OPG should pilot limestone calcined clay cement (LC³) in eligible non-safety works first, using it in the steel-composite infill only if qualified and schedule-neutral (§4.1–4.3, §5).</w:t>
-      </w:r>
-    </w:p>
-    <w:p>
-      <w:pPr>
-        <w:pStyle w:val="BodyText"/>
-      </w:pPr>
-      <w:r>
-        <w:rPr>
-          <w:bCs/>
-          <w:b/>
-        </w:rPr>
-        <w:t xml:space="preserve">Research questions.</w:t>
-      </w:r>
-      <w:r>
-        <w:t xml:space="preserve"> </w:t>
-      </w:r>
-      <w:r>
-        <w:t xml:space="preserve">1. What does one BWRX-300 emit, and where? (§6)</w:t>
-      </w:r>
-      <w:r>
-        <w:t xml:space="preserve"> </w:t>
-      </w:r>
-      <w:r>
-        <w:t xml:space="preserve">2. How much does C1 save, and what delay cancels it? (§6–7)</w:t>
-      </w:r>
-      <w:r>
-        <w:t xml:space="preserve"> </w:t>
-      </w:r>
-      <w:r>
-        <w:t xml:space="preserve">3. Does a unit’s climate value differ between Ontario and Liddell? (§7)</w:t>
-      </w:r>
-      <w:r>
-        <w:t xml:space="preserve"> </w:t>
-      </w:r>
-      <w:r>
-        <w:t xml:space="preserve">4. Which barriers decide whether an SMR is built, and does it beat firmed renewables? (§3, §8–9)</w:t>
+    <w:bookmarkEnd w:id="22"/>
+    <w:bookmarkStart w:id="23" w:name="the-initiative-c1"/>
+    <w:p>
+      <w:pPr>
+        <w:pStyle w:val="Heading4"/>
+      </w:pPr>
+      <w:r>
+        <w:t xml:space="preserve">The initiative (C1)</w:t>
+      </w:r>
+    </w:p>
+    <w:p>
+      <w:pPr>
+        <w:pStyle w:val="FirstParagraph"/>
+      </w:pPr>
+      <w:r>
+        <w:t xml:space="preserve">OPG should pilot limestone calcined clay cement (LC³) in eligible non-safety works first, using it in the steel-composite infill only if qualified and schedule-neutral (Sections 4.1–4.3, Section 5).</w:t>
+      </w:r>
+    </w:p>
+    <w:bookmarkEnd w:id="23"/>
+    <w:bookmarkStart w:id="24" w:name="research-questions"/>
+    <w:p>
+      <w:pPr>
+        <w:pStyle w:val="Heading4"/>
+      </w:pPr>
+      <w:r>
+        <w:t xml:space="preserve">Research questions</w:t>
+      </w:r>
+    </w:p>
+    <w:p>
+      <w:pPr>
+        <w:numPr>
+          <w:ilvl w:val="0"/>
+          <w:numId w:val="1001"/>
+        </w:numPr>
+        <w:pStyle w:val="Compact"/>
+      </w:pPr>
+      <w:r>
+        <w:t xml:space="preserve">What does one BWRX-300 emit, and where? (Section 6)</w:t>
+      </w:r>
+    </w:p>
+    <w:p>
+      <w:pPr>
+        <w:numPr>
+          <w:ilvl w:val="0"/>
+          <w:numId w:val="1001"/>
+        </w:numPr>
+        <w:pStyle w:val="Compact"/>
+      </w:pPr>
+      <w:r>
+        <w:t xml:space="preserve">How much does C1 save, and what delay cancels it? (Sections 6–7)</w:t>
+      </w:r>
+    </w:p>
+    <w:p>
+      <w:pPr>
+        <w:numPr>
+          <w:ilvl w:val="0"/>
+          <w:numId w:val="1001"/>
+        </w:numPr>
+        <w:pStyle w:val="Compact"/>
+      </w:pPr>
+      <w:r>
+        <w:t xml:space="preserve">Does a unit’s climate value differ between Ontario and Liddell? (Section 7)</w:t>
+      </w:r>
+    </w:p>
+    <w:p>
+      <w:pPr>
+        <w:numPr>
+          <w:ilvl w:val="0"/>
+          <w:numId w:val="1001"/>
+        </w:numPr>
+        <w:pStyle w:val="Compact"/>
+      </w:pPr>
+      <w:r>
+        <w:t xml:space="preserve">Which barriers decide whether an SMR is built, and does it beat firmed renewables? (Section 3, Sections 8–9)</w:t>
       </w:r>
     </w:p>
     <w:p>
@@ -501,8 +518,9 @@
         </w:pict>
       </w:r>
     </w:p>
-    <w:bookmarkEnd w:id="21"/>
-    <w:bookmarkStart w:id="22" w:name="methods-and-data"/>
+    <w:bookmarkEnd w:id="24"/>
+    <w:bookmarkEnd w:id="25"/>
+    <w:bookmarkStart w:id="30" w:name="methods-and-data"/>
     <w:p>
       <w:pPr>
         <w:pStyle w:val="Heading2"/>
@@ -516,17 +534,7 @@
         <w:pStyle w:val="FirstParagraph"/>
       </w:pPr>
       <w:r>
-        <w:rPr>
-          <w:bCs/>
-          <w:b/>
-        </w:rPr>
-        <w:t xml:space="preserve">Four methods carry the numbers: a screening life-cycle assessment (LCA), grid displacement with a schedule break-even, a concentration index for fuel supply, and a multi-criteria analysis. Scripts and parameter files regenerate every figure (Appendix A1).</w:t>
-      </w:r>
-      <w:r>
-        <w:t xml:space="preserve"> </w:t>
-      </w:r>
-      <w:r>
-        <w:t xml:space="preserve">Values are taken from the documents cited, or, where marked</w:t>
+        <w:t xml:space="preserve">Four methods carry the numbers: a screening life-cycle assessment (LCA), grid displacement with a schedule break-even, a concentration index for fuel supply, and a multi-criteria analysis. Scripts and parameter files regenerate every figure (Appendix A1). Values are taken from the documents cited, or, where marked</w:t>
       </w:r>
       <w:r>
         <w:t xml:space="preserve"> </w:t>
@@ -544,38 +552,37 @@
         <w:t xml:space="preserve">, from the secondary source named. Where readings differ we give the range, and our own assumptions and inferences are labelled as such.</w:t>
       </w:r>
     </w:p>
-    <w:p>
-      <w:pPr>
-        <w:pStyle w:val="BodyText"/>
-      </w:pPr>
-      <w:r>
-        <w:rPr>
-          <w:bCs/>
-          <w:b/>
-        </w:rPr>
-        <w:t xml:space="preserve">LCA.</w:t>
-      </w:r>
-      <w:r>
-        <w:t xml:space="preserve"> </w:t>
-      </w:r>
-      <w:r>
-        <w:t xml:space="preserve">A screening study following ISO 14040/14044 principles (International Organization for Standardization, 2006a; 2006b), not critically reviewed: functional unit 1 MWh of net electricity at the grid connection, cradle to grave (§6.1). The screening model is scripted in Python; a Granta EduPack Eco Audit cross-check was planned but not completed.</w:t>
-      </w:r>
-    </w:p>
-    <w:p>
-      <w:pPr>
-        <w:pStyle w:val="BodyText"/>
-      </w:pPr>
-      <w:r>
-        <w:rPr>
-          <w:bCs/>
-          <w:b/>
-        </w:rPr>
-        <w:t xml:space="preserve">Displacement and schedule.</w:t>
-      </w:r>
-      <w:r>
-        <w:t xml:space="preserve"> </w:t>
-      </w:r>
+    <w:bookmarkStart w:id="26" w:name="life-cycle-assessment"/>
+    <w:p>
+      <w:pPr>
+        <w:pStyle w:val="Heading4"/>
+      </w:pPr>
+      <w:r>
+        <w:t xml:space="preserve">Life-cycle assessment</w:t>
+      </w:r>
+    </w:p>
+    <w:p>
+      <w:pPr>
+        <w:pStyle w:val="FirstParagraph"/>
+      </w:pPr>
+      <w:r>
+        <w:t xml:space="preserve">A screening study following ISO 14040/14044 principles (International Organization for Standardization, 2006a; 2006b), not critically reviewed: functional unit 1 MWh of net electricity at the grid connection, cradle to grave (Section 6.1). The screening model is scripted in Python; a Granta EduPack Eco Audit cross-check was planned but not completed.</w:t>
+      </w:r>
+    </w:p>
+    <w:bookmarkEnd w:id="26"/>
+    <w:bookmarkStart w:id="27" w:name="displacement-and-schedule"/>
+    <w:p>
+      <w:pPr>
+        <w:pStyle w:val="Heading4"/>
+      </w:pPr>
+      <w:r>
+        <w:t xml:space="preserve">Displacement and schedule</w:t>
+      </w:r>
+    </w:p>
+    <w:p>
+      <w:pPr>
+        <w:pStyle w:val="FirstParagraph"/>
+      </w:pPr>
       <w:r>
         <w:t xml:space="preserve">One unit (300 MWe net assumed; an OPG filing gives 315, within our sensitivity range) supplies 2.365 TWh a year and avoids that output × (grid factor − SMR factor). The</w:t>
       </w:r>
@@ -628,76 +635,66 @@
         <w:t xml:space="preserve">is the delay that cancels a saving S: S ÷ (daily output × grid-factor gap) (Appendix B4–B5).</w:t>
       </w:r>
     </w:p>
+    <w:bookmarkEnd w:id="27"/>
+    <w:bookmarkStart w:id="28" w:name="supply-concentration"/>
+    <w:p>
+      <w:pPr>
+        <w:pStyle w:val="Heading4"/>
+      </w:pPr>
+      <w:r>
+        <w:t xml:space="preserve">Supply concentration</w:t>
+      </w:r>
+    </w:p>
+    <w:p>
+      <w:pPr>
+        <w:pStyle w:val="FirstParagraph"/>
+      </w:pPr>
+      <w:r>
+        <w:t xml:space="preserve">The Herfindahl–Hirschman index (HHI) sums squared percentage market shares (0 to 10,000), by country for mining and by company capacity for conversion and enrichment. Above 1,800 is highly concentrated (US Department of Justice and Federal Trade Commission, 2023; the 2010 scale uses 2,500). Capacity is not contracts, and</w:t>
+      </w:r>
+      <w:r>
+        <w:t xml:space="preserve"> </w:t>
+      </w:r>
+      <w:r>
+        <w:t xml:space="preserve">“</w:t>
+      </w:r>
+      <w:r>
+        <w:t xml:space="preserve">without Russia</w:t>
+      </w:r>
+      <w:r>
+        <w:t xml:space="preserve">”</w:t>
+      </w:r>
+      <w:r>
+        <w:t xml:space="preserve"> </w:t>
+      </w:r>
+      <w:r>
+        <w:t xml:space="preserve">adds no capacity (Appendix B2).</w:t>
+      </w:r>
+    </w:p>
+    <w:bookmarkEnd w:id="28"/>
+    <w:bookmarkStart w:id="29" w:name="multi-criteria-analysis-mcda"/>
+    <w:p>
+      <w:pPr>
+        <w:pStyle w:val="Heading4"/>
+      </w:pPr>
+      <w:r>
+        <w:t xml:space="preserve">Multi-criteria analysis (MCDA)</w:t>
+      </w:r>
+    </w:p>
+    <w:p>
+      <w:pPr>
+        <w:pStyle w:val="FirstParagraph"/>
+      </w:pPr>
+      <w:r>
+        <w:t xml:space="preserve">A weighted sum (Dodgson et al., 2009) scores four options (status quo, one SMR at Liddell, the same SMR built with C1’s concrete, firmed renewables) on seven criteria (life-cycle CO₂e, CO₂e avoided per dollar, cost, time to first power, supply concentration, social licence, legal feasibility), each min-max normalised. Four weight sets are our judgement, not elicited. Robustness: each weight ±50%, 20,000 random sets and input changes (Appendix B7).</w:t>
+      </w:r>
+    </w:p>
     <w:p>
       <w:pPr>
         <w:pStyle w:val="BodyText"/>
       </w:pPr>
       <w:r>
-        <w:rPr>
-          <w:bCs/>
-          <w:b/>
-        </w:rPr>
-        <w:t xml:space="preserve">Supply concentration.</w:t>
-      </w:r>
-      <w:r>
-        <w:t xml:space="preserve"> </w:t>
-      </w:r>
-      <w:r>
-        <w:t xml:space="preserve">The Herfindahl–Hirschman index (HHI) sums squared percentage market shares (0 to 10,000), by country for mining and by company capacity for conversion and enrichment. Above 1,800 is highly concentrated (US Department of Justice and Federal Trade Commission, 2023; the 2010 scale uses 2,500). Capacity is not contracts, and</w:t>
-      </w:r>
-      <w:r>
-        <w:t xml:space="preserve"> </w:t>
-      </w:r>
-      <w:r>
-        <w:t xml:space="preserve">“</w:t>
-      </w:r>
-      <w:r>
-        <w:t xml:space="preserve">without Russia</w:t>
-      </w:r>
-      <w:r>
-        <w:t xml:space="preserve">”</w:t>
-      </w:r>
-      <w:r>
-        <w:t xml:space="preserve"> </w:t>
-      </w:r>
-      <w:r>
-        <w:t xml:space="preserve">adds no capacity (Appendix B2).</w:t>
-      </w:r>
-    </w:p>
-    <w:p>
-      <w:pPr>
-        <w:pStyle w:val="BodyText"/>
-      </w:pPr>
-      <w:r>
-        <w:rPr>
-          <w:bCs/>
-          <w:b/>
-        </w:rPr>
-        <w:t xml:space="preserve">Multi-criteria analysis (MCDA).</w:t>
-      </w:r>
-      <w:r>
-        <w:t xml:space="preserve"> </w:t>
-      </w:r>
-      <w:r>
-        <w:t xml:space="preserve">A weighted sum (Dodgson et al., 2009) scores four options (status quo, one SMR at Liddell, the same SMR built with C1’s concrete, firmed renewables) on seven criteria (life-cycle CO₂e, CO₂e avoided per dollar, cost, time to first power, supply concentration, social licence, legal feasibility), each min-max normalised. Four weight sets are our judgement, not elicited. Robustness: each weight ±50%, 20,000 random sets and input changes (Appendix B7).</w:t>
-      </w:r>
-    </w:p>
-    <w:p>
-      <w:pPr>
-        <w:pStyle w:val="BodyText"/>
-      </w:pPr>
-      <w:r>
-        <w:rPr>
-          <w:bCs/>
-          <w:b/>
-        </w:rPr>
-        <w:t xml:space="preserve">Search strategy and patent search:</w:t>
-      </w:r>
-      <w:r>
-        <w:t xml:space="preserve"> </w:t>
-      </w:r>
-      <w:r>
-        <w:t xml:space="preserve">Appendix E.</w:t>
+        <w:t xml:space="preserve">Search strategy and patent search: Appendix E.</w:t>
       </w:r>
     </w:p>
     <w:p>
@@ -707,8 +704,9 @@
         </w:pict>
       </w:r>
     </w:p>
-    <w:bookmarkEnd w:id="22"/>
-    <w:bookmarkStart w:id="23" w:name="X282bf2c80aeb6e14a6d21bd058e6df252031dca"/>
+    <w:bookmarkEnd w:id="29"/>
+    <w:bookmarkEnd w:id="30"/>
+    <w:bookmarkStart w:id="32" w:name="X282bf2c80aeb6e14a6d21bd058e6df252031dca"/>
     <w:p>
       <w:pPr>
         <w:pStyle w:val="Heading2"/>
@@ -722,17 +720,7 @@
         <w:pStyle w:val="FirstParagraph"/>
       </w:pPr>
       <w:r>
-        <w:rPr>
-          <w:bCs/>
-          <w:b/>
-        </w:rPr>
-        <w:t xml:space="preserve">Eight barriers decide whether a small modular reactor (SMR) is built and cuts emissions. The initiative, C1 (§4.3), reaches one directly and is constrained by a second.</w:t>
-      </w:r>
-      <w:r>
-        <w:t xml:space="preserve"> </w:t>
-      </w:r>
-      <w:r>
-        <w:t xml:space="preserve">At Darlington, Ontario, cost and schedule bind. At Liddell, the closed New South Wales coal plant we use as the Australian comparison, law comes first and every later barrier is still open (§8.1–8.5).</w:t>
+        <w:t xml:space="preserve">Eight barriers decide whether a small modular reactor (SMR) is built and cuts emissions. The initiative, C1 (Section 4.3), reaches one directly and is constrained by a second. At Darlington, Ontario, cost and schedule bind. At Liddell, the closed New South Wales coal plant we use as the Australian comparison, law comes first and every later barrier is still open (Sections 8.1–8.5).</w:t>
       </w:r>
     </w:p>
     <w:p>
@@ -854,7 +842,7 @@
               <w:t xml:space="preserve"> </w:t>
             </w:r>
             <w:r>
-              <w:t xml:space="preserve">(OPG’s figure as reported, Ontario Power Generation, 2026b; this study); NuScale cancelled 2023 (§8.2)</w:t>
+              <w:t xml:space="preserve">(OPG’s figure as reported, Ontario Power Generation, 2026b; this study); NuScale cancelled 2023 (Section 8.2)</w:t>
             </w:r>
           </w:p>
         </w:tc>
@@ -939,7 +927,7 @@
               <w:jc w:val="left"/>
             </w:pPr>
             <w:r>
-              <w:t xml:space="preserve">Late plants displace less CO₂e (§7)</w:t>
+              <w:t xml:space="preserve">Late plants displace less CO₂e (Section 7)</w:t>
             </w:r>
           </w:p>
         </w:tc>
@@ -1059,7 +1047,7 @@
               <w:jc w:val="left"/>
             </w:pPr>
             <w:r>
-              <w:t xml:space="preserve">Russia holds 41–43% of enrichment (§8.3)</w:t>
+              <w:t xml:space="preserve">Russia holds 41–43% of enrichment (Section 8.3)</w:t>
             </w:r>
           </w:p>
         </w:tc>
@@ -1107,19 +1095,19 @@
               <w:t xml:space="preserve"> </w:t>
             </w:r>
             <w:r>
-              <w:t xml:space="preserve">of life-cycle emissions is construction; C1 saves 2,200 t per unit (this study, §6)</w:t>
-            </w:r>
-          </w:p>
-        </w:tc>
-        <w:tc>
-          <w:tcPr/>
-          <w:p>
-            <w:pPr>
-              <w:pStyle w:val="Compact"/>
-              <w:jc w:val="left"/>
-            </w:pPr>
-            <w:r>
-              <w:t xml:space="preserve">Infill concrete needs nuclear qualification before Units 2–4 are fixed (§8.1)</w:t>
+              <w:t xml:space="preserve">of life-cycle emissions is construction; C1 saves 2,200 t per unit (this study, Section 6)</w:t>
+            </w:r>
+          </w:p>
+        </w:tc>
+        <w:tc>
+          <w:tcPr/>
+          <w:p>
+            <w:pPr>
+              <w:pStyle w:val="Compact"/>
+              <w:jc w:val="left"/>
+            </w:pPr>
+            <w:r>
+              <w:t xml:space="preserve">Infill concrete needs nuclear qualification before Units 2–4 are fixed (Section 8.1)</w:t>
             </w:r>
           </w:p>
         </w:tc>
@@ -1179,7 +1167,7 @@
               <w:jc w:val="left"/>
             </w:pPr>
             <w:r>
-              <w:t xml:space="preserve">Support depends on framing; Australia has no consent route (§8.4)</w:t>
+              <w:t xml:space="preserve">Support depends on framing; Australia has no consent route (Section 8.4)</w:t>
             </w:r>
           </w:p>
         </w:tc>
@@ -1239,7 +1227,7 @@
               <w:jc w:val="left"/>
             </w:pPr>
             <w:r>
-              <w:t xml:space="preserve">A civil plant would draw on scarce trades (§8.4)</w:t>
+              <w:t xml:space="preserve">A civil plant would draw on scarce trades (Section 8.4)</w:t>
             </w:r>
           </w:p>
         </w:tc>
@@ -1299,7 +1287,7 @@
               <w:jc w:val="left"/>
             </w:pPr>
             <w:r>
-              <w:t xml:space="preserve">No spent fuel can be licensed without a route (§8.4)</w:t>
+              <w:t xml:space="preserve">No spent fuel can be licensed without a route (Section 8.4)</w:t>
             </w:r>
           </w:p>
         </w:tc>
@@ -1317,22 +1305,21 @@
         </w:tc>
       </w:tr>
     </w:tbl>
-    <w:p>
-      <w:pPr>
-        <w:pStyle w:val="BodyText"/>
-      </w:pPr>
-      <w:r>
-        <w:rPr>
-          <w:bCs/>
-          <w:b/>
-        </w:rPr>
-        <w:t xml:space="preserve">Reading the table.</w:t>
-      </w:r>
-      <w:r>
-        <w:t xml:space="preserve"> </w:t>
-      </w:r>
-      <w:r>
-        <w:t xml:space="preserve">C1 moves only rows 2 and 5; §7 and §8.6 test the schedule risk.</w:t>
+    <w:bookmarkStart w:id="31" w:name="reading-the-table"/>
+    <w:p>
+      <w:pPr>
+        <w:pStyle w:val="Heading4"/>
+      </w:pPr>
+      <w:r>
+        <w:t xml:space="preserve">Reading the table</w:t>
+      </w:r>
+    </w:p>
+    <w:p>
+      <w:pPr>
+        <w:pStyle w:val="FirstParagraph"/>
+      </w:pPr>
+      <w:r>
+        <w:t xml:space="preserve">C1 moves only rows 2 and 5; Section 7 and Section 8.6 test the schedule risk.</w:t>
       </w:r>
     </w:p>
     <w:p>
@@ -1342,8 +1329,9 @@
         </w:pict>
       </w:r>
     </w:p>
-    <w:bookmarkEnd w:id="23"/>
-    <w:bookmarkStart w:id="27" w:name="the-technology-and-the-initiative"/>
+    <w:bookmarkEnd w:id="31"/>
+    <w:bookmarkEnd w:id="32"/>
+    <w:bookmarkStart w:id="38" w:name="the-technology-and-the-initiative"/>
     <w:p>
       <w:pPr>
         <w:pStyle w:val="Heading2"/>
@@ -1352,7 +1340,7 @@
         <w:t xml:space="preserve">4 The technology and the initiative</w:t>
       </w:r>
     </w:p>
-    <w:bookmarkStart w:id="24" w:name="technology-projects-and-patents"/>
+    <w:bookmarkStart w:id="34" w:name="technology-projects-and-patents"/>
     <w:p>
       <w:pPr>
         <w:pStyle w:val="Heading3"/>
@@ -1366,17 +1354,7 @@
         <w:pStyle w:val="FirstParagraph"/>
       </w:pPr>
       <w:r>
-        <w:rPr>
-          <w:bCs/>
-          <w:b/>
-        </w:rPr>
-        <w:t xml:space="preserve">No light-water SMR is yet reported operating on land; the BWRX-300 is the Western design closest to doing so, and China’s ACP100 (Linglong One) was still in commissioning, with no criticality reported, in May 2026.</w:t>
-      </w:r>
-      <w:r>
-        <w:t xml:space="preserve"> </w:t>
-      </w:r>
-      <w:r>
-        <w:t xml:space="preserve">Table T2 rates each project on technology readiness levels (TRL): level 8 is a system</w:t>
+        <w:t xml:space="preserve">No light-water SMR is yet reported operating on land; the BWRX-300 is the Western design closest to doing so, and China’s ACP100 (Linglong One) was still in commissioning, with no criticality reported, in May 2026. Table T2 rates each project on technology readiness levels (TRL): level 8 is a system</w:t>
       </w:r>
       <w:r>
         <w:t xml:space="preserve"> </w:t>
@@ -1821,17 +1799,24 @@
         <w:pStyle w:val="BodyText"/>
       </w:pPr>
       <w:r>
-        <w:rPr>
-          <w:bCs/>
-          <w:b/>
-        </w:rPr>
-        <w:t xml:space="preserve">Cost, not licensing, stopped NuScale.</w:t>
-      </w:r>
-      <w:r>
-        <w:t xml:space="preserve"> </w:t>
-      </w:r>
-      <w:r>
-        <w:t xml:space="preserve">Its design was approved in May 2025, yet the first plant was cancelled when the estimate reached US$9.24 bn as reported, about US$20,000/kW (NuScale Power Corporation, 2023). Darlington’s C$20.9 bn for 1,200 MW is C$17,400/kW (Ontario Power Generation, 2025a; 2025b); both are first-of-a-kind, in different currencies. Licensing is quickening: Darlington’s construction licence took about 29 months and Clinch River’s permit 14, probably helped by the joint CNSC–NRC review of the design’s composite building (US Nuclear Regulatory Commission and Canadian Nuclear Safety Commission, 2025).</w:t>
+        <w:t xml:space="preserve">Cost, not licensing, stopped NuScale. Its design was approved in May 2025, yet the first plant was cancelled when the estimate reached US$9.24 bn as reported, about US$20,000/kW (NuScale Power Corporation, 2023). Darlington’s C$20.9 bn for 1,200 MW is C$17,400/kW (Ontario Power Generation, 2025a; 2025b); both are first-of-a-kind, in different currencies. Licensing is quickening: Darlington’s construction licence took about 29 months and Clinch River’s permit 14, probably helped by the joint CNSC–NRC review of the design’s composite building (US Nuclear Regulatory Commission and Canadian Nuclear Safety Commission, 2025).</w:t>
+      </w:r>
+    </w:p>
+    <w:bookmarkStart w:id="33" w:name="patents"/>
+    <w:p>
+      <w:pPr>
+        <w:pStyle w:val="Heading4"/>
+      </w:pPr>
+      <w:r>
+        <w:t xml:space="preserve">Patents</w:t>
+      </w:r>
+    </w:p>
+    <w:p>
+      <w:pPr>
+        <w:pStyle w:val="FirstParagraph"/>
+      </w:pPr>
+      <w:r>
+        <w:t xml:space="preserve">Appendix E, from search summaries only, found isolation-condenser patents assigned to GE-Hitachi and a shaft-construction family that appears to be GE-Hitachi’s, but no patent on the diaphragm-plate composite modules. It found no core LC³ composition patent, while Sika and Construction Research &amp; Technology hold applications on LC³ workability and composition. This suggests, but does not establish, that C1’s binder risk lies in qualification rather than patents; no freedom-to-operate search was done.</w:t>
       </w:r>
     </w:p>
     <w:p>
@@ -1839,17 +1824,26 @@
         <w:pStyle w:val="BodyText"/>
       </w:pPr>
       <w:r>
-        <w:rPr>
-          <w:bCs/>
-          <w:b/>
-        </w:rPr>
-        <w:t xml:space="preserve">Patents.</w:t>
-      </w:r>
-      <w:r>
-        <w:t xml:space="preserve"> </w:t>
-      </w:r>
-      <w:r>
-        <w:t xml:space="preserve">Appendix E, from search summaries only, found isolation-condenser patents assigned to GE-Hitachi and a shaft-construction family that appears to be GE-Hitachi’s, but no patent on the diaphragm-plate composite modules. It found no core LC³ composition patent, while Sika and Construction Research &amp; Technology hold applications on LC³ workability and composition. This suggests, but does not establish, that C1’s binder risk lies in qualification rather than patents; no freedom-to-operate search was done.</w:t>
+        <w:t xml:space="preserve">Australia’s earliest date is about 2040. The Coalition’s 2024 plan claimed SMR power by 2035 (ABC News, 2024), whereas CSIRO’s GenCost 2023-24 is reported to say 2040 at the earliest (Graham, Hayward and Foster, 2024). Darlington supports CSIRO: with a licensed site and an experienced regulator, it still needs about eight years from licence application (October 2022) to power (October 2030) (Canadian Nuclear Safety Commission, 2026a; Ontario Power Generation, 2025b). Australia must first repeal two federal bans (Section 8.1), assumed by 2029, and build a licensing regime, assumed to take three years: 2029 + 3 + 8 gives about 2040, matching first power at Liddell (Section 7).</w:t>
+      </w:r>
+    </w:p>
+    <w:bookmarkEnd w:id="33"/>
+    <w:bookmarkEnd w:id="34"/>
+    <w:bookmarkStart w:id="35" w:name="the-bwrx-300-at-darlington"/>
+    <w:p>
+      <w:pPr>
+        <w:pStyle w:val="Heading3"/>
+      </w:pPr>
+      <w:r>
+        <w:t xml:space="preserve">4.2 The BWRX-300 at Darlington</w:t>
+      </w:r>
+    </w:p>
+    <w:p>
+      <w:pPr>
+        <w:pStyle w:val="FirstParagraph"/>
+      </w:pPr>
+      <w:r>
+        <w:t xml:space="preserve">The BWRX-300’s composite building is what C1 targets. The reactor is rated 300 MWe (GE Vernova Hitachi Nuclear Energy, n.d.; 315 MW net in Ontario Power Generation, 2025b), with a 60-year design life (Canadian Nuclear Safety Commission, 2024). The vendor-reported capacity factor is 95% (Fermi Energia, n.d.); we use 0.90 as a first-of-a-kind discount. Fuel is uranium dioxide, reported at 3.8% average and 4.95% maximum enrichment in a preprint review (Sun and Kurosaki, 2025). GE Hitachi states that isolation condensers cool the core passively for seven days without power or operator action (GE Hitachi Nuclear Energy, n.d.). The reactor building sits in a below-grade shaft of diaphragm-plate steel-composite (DP-SC) modules: two steel faceplates tied by diaphragm plates and filled with self-consolidating concrete (SCC) (GE-Hitachi Nuclear Energy, 2024).</w:t>
       </w:r>
     </w:p>
     <w:p>
@@ -1857,27 +1851,17 @@
         <w:pStyle w:val="BodyText"/>
       </w:pPr>
       <w:r>
-        <w:rPr>
-          <w:bCs/>
-          <w:b/>
-        </w:rPr>
-        <w:t xml:space="preserve">Australia’s earliest date is about 2040.</w:t>
-      </w:r>
-      <w:r>
-        <w:t xml:space="preserve"> </w:t>
-      </w:r>
-      <w:r>
-        <w:t xml:space="preserve">The Coalition’s 2024 plan claimed SMR power by 2035 (ABC News, 2024), whereas CSIRO’s GenCost 2023-24 is reported to say 2040 at the earliest (Graham, Hayward and Foster, 2024). Darlington supports CSIRO: with a licensed site and an experienced regulator, it still needs about eight years from licence application (October 2022) to power (October 2030) (Canadian Nuclear Safety Commission, 2026a; Ontario Power Generation, 2025b). Australia must first repeal two federal bans (§8.1), assumed by 2029, and build a licensing regime, assumed to take three years: 2029 + 3 + 8 gives about 2040, matching first power at Liddell (§7).</w:t>
-      </w:r>
-    </w:p>
-    <w:bookmarkEnd w:id="24"/>
-    <w:bookmarkStart w:id="25" w:name="the-bwrx-300-at-darlington"/>
+        <w:t xml:space="preserve">The vendor’s concrete claim is hard to reconcile with Ostrołęka. GE Vernova (n.d.) claims about half the concrete per MW of its larger ESBWR. The Ostrołęka project information sheet gives 50,000 m³ per unit, or 167 m³/MWe (BWRX-300 Ostrołęka sp. z o.o., 2023), against the ESBWR’s 69 (Peterson, Zhao and Petroski, 2005). Ostrołęka is only a design proxy for Darlington, and the gap probably reflects the boundary (whole site against nuclear island; our inference). Either way, a small reactor does not mean small concrete (Section 4.3).</w:t>
+      </w:r>
+    </w:p>
+    <w:bookmarkEnd w:id="35"/>
+    <w:bookmarkStart w:id="37" w:name="X90098c7b12d1bfce5617586e418e3203c93a876"/>
     <w:p>
       <w:pPr>
         <w:pStyle w:val="Heading3"/>
       </w:pPr>
       <w:r>
-        <w:t xml:space="preserve">4.2 The BWRX-300 at Darlington</w:t>
+        <w:t xml:space="preserve">4.3 The initiative: low-clinker concrete for the Darlington Units 2–4 infill</w:t>
       </w:r>
     </w:p>
     <w:p>
@@ -1885,45 +1869,16 @@
         <w:pStyle w:val="FirstParagraph"/>
       </w:pPr>
       <w:r>
-        <w:rPr>
-          <w:bCs/>
-          <w:b/>
-        </w:rPr>
-        <w:t xml:space="preserve">The BWRX-300’s composite building is what C1 targets.</w:t>
-      </w:r>
-      <w:r>
-        <w:t xml:space="preserve"> </w:t>
-      </w:r>
-      <w:r>
-        <w:t xml:space="preserve">The reactor is rated 300 MWe (GE Vernova Hitachi Nuclear Energy, n.d.; 315 MW net in Ontario Power Generation, 2025b), with a 60-year design life (Canadian Nuclear Safety Commission, 2024). The vendor-reported capacity factor is 95% (Fermi Energia, n.d.); we use 0.90 as a first-of-a-kind discount. Fuel is uranium dioxide, reported at 3.8% average and 4.95% maximum enrichment in a preprint review (Sun and Kurosaki, 2025). GE Hitachi states that isolation condensers cool the core passively for seven days without power or operator action (GE Hitachi Nuclear Energy, n.d.). The reactor building sits in a below-grade shaft of diaphragm-plate steel-composite (DP-SC) modules: two steel faceplates tied by diaphragm plates and filled with self-consolidating concrete (SCC) (GE-Hitachi Nuclear Energy, 2024).</w:t>
-      </w:r>
-    </w:p>
-    <w:p>
-      <w:pPr>
-        <w:pStyle w:val="BodyText"/>
-      </w:pPr>
-      <w:r>
-        <w:rPr>
-          <w:bCs/>
-          <w:b/>
-        </w:rPr>
-        <w:t xml:space="preserve">The vendor’s concrete claim is hard to reconcile with Ostrołęka.</w:t>
-      </w:r>
-      <w:r>
-        <w:t xml:space="preserve"> </w:t>
-      </w:r>
-      <w:r>
-        <w:t xml:space="preserve">GE Vernova (n.d.) claims about half the concrete per MW of its larger ESBWR. The Ostrołęka project information sheet gives 50,000 m³ per unit, or 167 m³/MWe (BWRX-300 Ostrołęka sp. z o.o., 2023), against the ESBWR’s 69 (Peterson, Zhao and Petroski, 2005). Ostrołęka is only a design proxy for Darlington, and the gap probably reflects the boundary (whole site against nuclear island; our inference). Either way, a small reactor does not mean small concrete (§4.3).</w:t>
-      </w:r>
-    </w:p>
-    <w:bookmarkEnd w:id="25"/>
-    <w:bookmarkStart w:id="26" w:name="X90098c7b12d1bfce5617586e418e3203c93a876"/>
-    <w:p>
-      <w:pPr>
-        <w:pStyle w:val="Heading3"/>
-      </w:pPr>
-      <w:r>
-        <w:t xml:space="preserve">4.3 The initiative: low-clinker concrete for the Darlington Units 2–4 infill</w:t>
+        <w:t xml:space="preserve">C1 targets a materials problem that modular construction creates, and it is worth doing only if it is schedule-neutral. The BWRX-300’s reactor building is made of diaphragm-plate steel-composite (DPSC) modules: steel shells filled on site with concrete. The infill must flow between closely spaced plates, so we assume a self-consolidating mix, which is cement-rich (our inference; GE-Hitachi Nuclear Energy, 2024, describes the DPSC design). A delay of 11.6–18.5 days to one unit on Ontario’s average grid, or 1.7–1.8 days on its marginal grid, cancels that unit’s saving (Section 7.1).</w:t>
+      </w:r>
+    </w:p>
+    <w:bookmarkStart w:id="36" w:name="the-proposal"/>
+    <w:p>
+      <w:pPr>
+        <w:pStyle w:val="Heading4"/>
+      </w:pPr>
+      <w:r>
+        <w:t xml:space="preserve">The proposal</w:t>
       </w:r>
     </w:p>
     <w:p>
@@ -1931,35 +1886,7 @@
         <w:pStyle w:val="FirstParagraph"/>
       </w:pPr>
       <w:r>
-        <w:rPr>
-          <w:bCs/>
-          <w:b/>
-        </w:rPr>
-        <w:t xml:space="preserve">C1 targets a materials problem that modular construction creates, and it is worth doing only if it is schedule-neutral.</w:t>
-      </w:r>
-      <w:r>
-        <w:t xml:space="preserve"> </w:t>
-      </w:r>
-      <w:r>
-        <w:t xml:space="preserve">The BWRX-300’s reactor building is made of diaphragm-plate steel-composite (DPSC) modules: steel shells filled on site with concrete. The infill must flow between closely spaced plates, so we assume a self-consolidating mix, which is cement-rich (our inference; GE-Hitachi Nuclear Energy, 2024, describes the DPSC design). A delay of 11.6–18.5 days to one unit on Ontario’s average grid, or 1.7–1.8 days on its marginal grid, cancels that unit’s saving (§7.1).</w:t>
-      </w:r>
-    </w:p>
-    <w:p>
-      <w:pPr>
-        <w:pStyle w:val="BodyText"/>
-      </w:pPr>
-      <w:r>
-        <w:rPr>
-          <w:bCs/>
-          <w:b/>
-        </w:rPr>
-        <w:t xml:space="preserve">The proposal.</w:t>
-      </w:r>
-      <w:r>
-        <w:t xml:space="preserve"> </w:t>
-      </w:r>
-      <w:r>
-        <w:t xml:space="preserve">Ontario Power Generation (OPG) should pilot limestone calcined clay cement (LC³; Scrivener et al., 2018) in eligible non-safety works first, and use it in steel-composite infill only if it is qualified on Unit 1 mock-ups; Units 2–4 need future licensing (§8.1, §8.6). The Ostrołęka BWRX-300 design uses 50,000 m³ of concrete per unit (BWRX-300 Ostrołęka sp. z o.o., 2023). If 20%, 40% or 60% is eligible, replacing ordinary cement with LC³ (380 to 270 kg CO₂e/m³; Pillai et al., 2019) saves 1,100, 2,200 or 3,300 t CO₂e per unit (40% central), and 6,600 t across Units 2–4. A qualified slag blend is the fallback.</w:t>
+        <w:t xml:space="preserve">Ontario Power Generation (OPG) should pilot limestone calcined clay cement (LC³; Scrivener et al., 2018) in eligible non-safety works first, and use it in steel-composite infill only if it is qualified on Unit 1 mock-ups; Units 2–4 need future licensing (Section 8.1, Section 8.6). The Ostrołęka BWRX-300 design uses 50,000 m³ of concrete per unit (BWRX-300 Ostrołęka sp. z o.o., 2023). If 20%, 40% or 60% is eligible, replacing ordinary cement with LC³ (380 to 270 kg CO₂e/m³; Pillai et al., 2019) saves 1,100, 2,200 or 3,300 t CO₂e per unit (40% central), and 6,600 t across Units 2–4. A qualified slag blend is the fallback.</w:t>
       </w:r>
     </w:p>
     <w:p>
@@ -1981,7 +1908,7 @@
           <w:iCs/>
           <w:i/>
         </w:rPr>
-        <w:t xml:space="preserve">Source: this study, §6.3; sources as cited in the cells.</w:t>
+        <w:t xml:space="preserve">Source: this study, Section 6.3; sources as cited in the cells.</w:t>
       </w:r>
     </w:p>
     <w:tbl>
@@ -2186,17 +2113,7 @@
         <w:pStyle w:val="BodyText"/>
       </w:pPr>
       <w:r>
-        <w:rPr>
-          <w:bCs/>
-          <w:b/>
-        </w:rPr>
-        <w:t xml:space="preserve">Why it is not the obvious choice.</w:t>
-      </w:r>
-      <w:r>
-        <w:t xml:space="preserve"> </w:t>
-      </w:r>
-      <w:r>
-        <w:t xml:space="preserve">First, the infill problem is specific to modular construction: a mix that flows, stays cool in thick sections and still shields has to be developed (§10). Second, C1’s value is set by schedule, not by the concrete: under three weeks of delay to a unit cancels its saving (§7.1), so C1 is a qualification programme timed to Unit 1 mock-ups rather than a binder swap. Third, its lever is financial: the Units 2–4 equity tranche can carry the condition (§8.6).</w:t>
+        <w:t xml:space="preserve">Why it is not the obvious choice. First, the infill problem is specific to modular construction: a mix that flows, stays cool in thick sections and still shields has to be developed (Section 10). Second, C1’s value is set by schedule, not by the concrete: under three weeks of delay to a unit cancels its saving (Section 7.1), so C1 is a qualification programme timed to Unit 1 mock-ups rather than a binder swap. Third, its lever is financial: the Units 2–4 equity tranche can carry the condition (Section 8.6).</w:t>
       </w:r>
     </w:p>
     <w:p>
@@ -2204,17 +2121,7 @@
         <w:pStyle w:val="BodyText"/>
       </w:pPr>
       <w:r>
-        <w:rPr>
-          <w:bCs/>
-          <w:b/>
-        </w:rPr>
-        <w:t xml:space="preserve">What C1 does not address.</w:t>
-      </w:r>
-      <w:r>
-        <w:t xml:space="preserve"> </w:t>
-      </w:r>
-      <w:r>
-        <w:t xml:space="preserve">It leaves cost, law, fuel supply, social licence and workforce untouched (Table T1); lower-carbon steel in the same structures is the next lever (§6.3, §10).</w:t>
+        <w:t xml:space="preserve">What C1 does not address. It leaves cost, law, fuel supply, social licence and workforce untouched (Table T1); lower-carbon steel in the same structures is the next lever (Section 6.3, Section 10).</w:t>
       </w:r>
     </w:p>
     <w:p>
@@ -2224,9 +2131,10 @@
         </w:pict>
       </w:r>
     </w:p>
-    <w:bookmarkEnd w:id="26"/>
-    <w:bookmarkEnd w:id="27"/>
-    <w:bookmarkStart w:id="28" w:name="materials-from-extraction-to-end-of-life"/>
+    <w:bookmarkEnd w:id="36"/>
+    <w:bookmarkEnd w:id="37"/>
+    <w:bookmarkEnd w:id="38"/>
+    <w:bookmarkStart w:id="41" w:name="materials-from-extraction-to-end-of-life"/>
     <w:p>
       <w:pPr>
         <w:pStyle w:val="Heading2"/>
@@ -2240,17 +2148,7 @@
         <w:pStyle w:val="FirstParagraph"/>
       </w:pPr>
       <w:r>
-        <w:rPr>
-          <w:bCs/>
-          <w:b/>
-        </w:rPr>
-        <w:t xml:space="preserve">For C1, the binder’s carbon arises in the kiln, but its risks arise in the pour and at decommissioning.</w:t>
-      </w:r>
-      <w:r>
-        <w:t xml:space="preserve"> </w:t>
-      </w:r>
-      <w:r>
-        <w:t xml:space="preserve">Stages follow §6’s boundary; operation, decommissioning and waste use published per-kWh values (§6.1).</w:t>
+        <w:t xml:space="preserve">For C1, the binder’s carbon arises in the kiln, but its risks arise in the pour and at decommissioning. Stages follow Section 6’s boundary; operation, decommissioning and waste use published per-kWh values (Section 6.1).</w:t>
       </w:r>
     </w:p>
     <w:p>
@@ -2474,7 +2372,7 @@
               <w:jc w:val="left"/>
             </w:pPr>
             <w:r>
-              <w:t xml:space="preserve">Same aggregates, so similar risk (our inference); no LC³ heat data found (§10)</w:t>
+              <w:t xml:space="preserve">Same aggregates, so similar risk (our inference); no LC³ heat data found (Section 10)</w:t>
             </w:r>
           </w:p>
         </w:tc>
@@ -2542,68 +2440,120 @@
         </w:tc>
       </w:tr>
     </w:tbl>
+    <w:bookmarkStart w:id="39" w:name="steel"/>
+    <w:p>
+      <w:pPr>
+        <w:pStyle w:val="Heading4"/>
+      </w:pPr>
+      <w:r>
+        <w:t xml:space="preserve">Steel</w:t>
+      </w:r>
+    </w:p>
+    <w:p>
+      <w:pPr>
+        <w:pStyle w:val="FirstParagraph"/>
+      </w:pPr>
+      <w:r>
+        <w:t xml:space="preserve">Each unit uses 14,000 t (BWRX-300 Ostrołęka sp. z o.o., 2023). Blast-furnace steel emits about 2.33 t CO₂/t and scrap-based electric arc furnace (EAF) steel 0.68 (World Steel Association, 2026). Nuclear plate is not a drop-in, because copper from scrap embrittles vessel steel under irradiation and the CNSC finds the ASME copper limit of 0.2% too loose (Canadian Nuclear Safety Commission, 2023b; US Nuclear Regulatory Commission, 1988).</w:t>
+      </w:r>
+    </w:p>
+    <w:bookmarkEnd w:id="39"/>
+    <w:bookmarkStart w:id="40" w:name="end-of-life"/>
+    <w:p>
+      <w:pPr>
+        <w:pStyle w:val="Heading4"/>
+      </w:pPr>
+      <w:r>
+        <w:t xml:space="preserve">End of life</w:t>
+      </w:r>
+    </w:p>
+    <w:p>
+      <w:pPr>
+        <w:pStyle w:val="FirstParagraph"/>
+      </w:pPr>
+      <w:r>
+        <w:t xml:space="preserve">Activation depends on trace elements, not carbon: cobalt-60 and europium-152 dominate activated shield concrete, and europium-152 exceeded the German clearance level to about 35 cm in the Greifswald shield (Helmholtz-Zentrum Dresden-Rossendorf, n.d.). Most decommissioning concrete is reportedly cleared, leaving only</w:t>
+      </w:r>
+      <w:r>
+        <w:t xml:space="preserve"> </w:t>
+      </w:r>
+      <w:r>
+        <w:t xml:space="preserve">“</w:t>
+      </w:r>
+      <w:r>
+        <w:t xml:space="preserve">a few per cent</w:t>
+      </w:r>
+      <w:r>
+        <w:t xml:space="preserve">”</w:t>
+      </w:r>
+      <w:r>
+        <w:t xml:space="preserve"> </w:t>
+      </w:r>
+      <w:r>
+        <w:t xml:space="preserve">as waste (Thierfeldt, 2019). On an assumed 2.4 t/m³ and a 2–5% reading, a unit’s 50,000 m³ (120,000 t) would leave 2,400–6,000 t of waste. The europium and cobalt content of calcined clay is unknown, so qualification should measure it (Section 10).</w:t>
+      </w:r>
+    </w:p>
+    <w:bookmarkEnd w:id="40"/>
+    <w:bookmarkEnd w:id="41"/>
+    <w:bookmarkStart w:id="64" w:name="life-cycle-assessment-and-eco-audit"/>
+    <w:p>
+      <w:pPr>
+        <w:pStyle w:val="Heading2"/>
+      </w:pPr>
+      <w:r>
+        <w:t xml:space="preserve">6 Life-cycle assessment and eco-audit</w:t>
+      </w:r>
+    </w:p>
+    <w:p>
+      <w:pPr>
+        <w:pStyle w:val="FirstParagraph"/>
+      </w:pPr>
+      <w:r>
+        <w:t xml:space="preserve">One BWRX-300 at Darlington emits an estimated 4.4 g CO₂e per kWh (Monte Carlo median; 90% interval 3.2–6.1; 3.5 if conversion heat takes its central published value), below UNECE’s 5.1–6.4 g/kWh for nuclear power. The fuel front end contributes 62% and construction 11.5%. The initiative, C1 (Section 4.3), puts limestone calcined clay cement (LC³) in 20–60% of the concrete. It saves 2,200 t CO₂e per unit (1,100–3,300 t), about 0.36% of the life cycle: real but small, so worth adopting only if schedule-neutral (Section 6.3).</w:t>
+      </w:r>
+    </w:p>
+    <w:bookmarkStart w:id="47" w:name="goal-scope-and-method"/>
+    <w:p>
+      <w:pPr>
+        <w:pStyle w:val="Heading3"/>
+      </w:pPr>
+      <w:r>
+        <w:t xml:space="preserve">6.1 Goal, scope and method</w:t>
+      </w:r>
+    </w:p>
+    <w:bookmarkStart w:id="42" w:name="goal"/>
+    <w:p>
+      <w:pPr>
+        <w:pStyle w:val="Heading4"/>
+      </w:pPr>
+      <w:r>
+        <w:t xml:space="preserve">Goal</w:t>
+      </w:r>
+    </w:p>
+    <w:p>
+      <w:pPr>
+        <w:pStyle w:val="FirstParagraph"/>
+      </w:pPr>
+      <w:r>
+        <w:t xml:space="preserve">Quantify the life-cycle greenhouse-gas emissions of one BWRX-300 at Darlington (Clarington, Ontario), find the hotspots, and size C1’s saving. This is a screening LCA following ISO 14040/14044 principles (International Organization for Standardization, 2006a; 2006b), not critically reviewed.</w:t>
+      </w:r>
+    </w:p>
     <w:p>
       <w:pPr>
         <w:pStyle w:val="BodyText"/>
       </w:pPr>
       <w:r>
-        <w:rPr>
-          <w:bCs/>
-          <w:b/>
-        </w:rPr>
-        <w:t xml:space="preserve">Steel.</w:t>
-      </w:r>
-      <w:r>
-        <w:t xml:space="preserve"> </w:t>
-      </w:r>
-      <w:r>
-        <w:t xml:space="preserve">Each unit uses 14,000 t (BWRX-300 Ostrołęka sp. z o.o., 2023). Blast-furnace steel emits about 2.33 t CO₂/t and scrap-based electric arc furnace (EAF) steel 0.68 (World Steel Association, 2026). Nuclear plate is not a drop-in, because copper from scrap embrittles vessel steel under irradiation and the CNSC finds the ASME copper limit of 0.2% too loose (Canadian Nuclear Safety Commission, 2023b; US Nuclear Regulatory Commission, 1988).</w:t>
-      </w:r>
-    </w:p>
-    <w:p>
-      <w:pPr>
-        <w:pStyle w:val="BodyText"/>
-      </w:pPr>
-      <w:r>
-        <w:rPr>
-          <w:bCs/>
-          <w:b/>
-        </w:rPr>
-        <w:t xml:space="preserve">End of life.</w:t>
-      </w:r>
-      <w:r>
-        <w:t xml:space="preserve"> </w:t>
-      </w:r>
-      <w:r>
-        <w:t xml:space="preserve">Activation depends on trace elements, not carbon: cobalt-60 and europium-152 dominate activated shield concrete, and europium-152 exceeded the German clearance level to about 35 cm in the Greifswald shield (Helmholtz-Zentrum Dresden-Rossendorf, n.d.). Most decommissioning concrete is reportedly cleared, leaving only</w:t>
-      </w:r>
-      <w:r>
-        <w:t xml:space="preserve"> </w:t>
-      </w:r>
-      <w:r>
-        <w:t xml:space="preserve">“</w:t>
-      </w:r>
-      <w:r>
-        <w:t xml:space="preserve">a few per cent</w:t>
-      </w:r>
-      <w:r>
-        <w:t xml:space="preserve">”</w:t>
-      </w:r>
-      <w:r>
-        <w:t xml:space="preserve"> </w:t>
-      </w:r>
-      <w:r>
-        <w:t xml:space="preserve">as waste (Thierfeldt, 2019). On an assumed 2.4 t/m³ and a 2–5% reading, a unit’s 50,000 m³ (120,000 t) would leave 2,400–6,000 t of waste. The europium and cobalt content of calcined clay is unknown, so qualification should measure it (§10).</w:t>
-      </w:r>
-    </w:p>
-    <w:bookmarkEnd w:id="28"/>
-    <w:bookmarkStart w:id="49" w:name="life-cycle-assessment-and-eco-audit"/>
-    <w:p>
-      <w:pPr>
-        <w:pStyle w:val="Heading2"/>
-      </w:pPr>
-      <w:r>
-        <w:t xml:space="preserve">6 Life-cycle assessment and eco-audit</w:t>
+        <w:t xml:space="preserve">Functional unit: 1 MWh of net electricity at the grid connection (g CO₂e/kWh equals kg CO₂e/MWh); transmission is outside. One unit delivers 300 MWe × 8,760 h × 0.90 × 60 years = 1.419 × 10⁸ MWh (Appendix A2). Boundary (Figure F1): cradle to grave. Construction materials and the fuel front end (mining and milling, conversion, enrichment, fabrication) are modelled from published factors; operation and maintenance (O&amp;M), decommissioning and the back end are per-kWh values from EDF’s French-fleet study (EDF R&amp;D, 2024). Baseline (S0): the concrete OPG would pour anyway, at 380 kg CO₂e/m³ (Pillai et al., 2019, as reported; Indian M50 mixes). We have not seen OPG’s mix or any cement-type limit in the specification (GE-Hitachi Nuclear Energy, 2024). Cut-offs: fuel cladding and hardware, conversion chemicals, upstream gas, fuel-plant capital goods and recycling credits; each biases the result low (Section 6.5). Impact category: climate change, GWP100.</w:t>
+      </w:r>
+    </w:p>
+    <w:bookmarkEnd w:id="42"/>
+    <w:bookmarkStart w:id="46" w:name="method-and-inventory"/>
+    <w:p>
+      <w:pPr>
+        <w:pStyle w:val="Heading4"/>
+      </w:pPr>
+      <w:r>
+        <w:t xml:space="preserve">Method and inventory</w:t>
       </w:r>
     </w:p>
     <w:p>
@@ -2611,205 +2561,7 @@
         <w:pStyle w:val="FirstParagraph"/>
       </w:pPr>
       <w:r>
-        <w:t xml:space="preserve">One BWRX-300 at Darlington emits an estimated</w:t>
-      </w:r>
-      <w:r>
-        <w:t xml:space="preserve"> </w:t>
-      </w:r>
-      <w:r>
-        <w:rPr>
-          <w:bCs/>
-          <w:b/>
-        </w:rPr>
-        <w:t xml:space="preserve">4.4 g CO₂e per kWh (Monte Carlo median; 90% interval 3.2–6.1; 3.5 if conversion heat takes its central published value)</w:t>
-      </w:r>
-      <w:r>
-        <w:t xml:space="preserve">, below UNECE’s 5.1–6.4 g/kWh for nuclear power. The fuel front end contributes 62% and construction 11.5%. The initiative, C1 (§4.3), puts limestone calcined clay cement (LC³) in 20–60% of the concrete. It saves</w:t>
-      </w:r>
-      <w:r>
-        <w:t xml:space="preserve"> </w:t>
-      </w:r>
-      <w:r>
-        <w:rPr>
-          <w:bCs/>
-          <w:b/>
-        </w:rPr>
-        <w:t xml:space="preserve">2,200 t CO₂e per unit (1,100–3,300 t), about 0.36% of the life cycle</w:t>
-      </w:r>
-      <w:r>
-        <w:t xml:space="preserve">: real but small, so worth adopting only if schedule-neutral (§6.3).</w:t>
-      </w:r>
-    </w:p>
-    <w:bookmarkStart w:id="32" w:name="goal-scope-and-method"/>
-    <w:p>
-      <w:pPr>
-        <w:pStyle w:val="Heading3"/>
-      </w:pPr>
-      <w:r>
-        <w:t xml:space="preserve">6.1 Goal, scope and method</w:t>
-      </w:r>
-    </w:p>
-    <w:p>
-      <w:pPr>
-        <w:pStyle w:val="FirstParagraph"/>
-      </w:pPr>
-      <w:r>
-        <w:rPr>
-          <w:bCs/>
-          <w:b/>
-        </w:rPr>
-        <w:t xml:space="preserve">Goal.</w:t>
-      </w:r>
-      <w:r>
-        <w:t xml:space="preserve"> </w:t>
-      </w:r>
-      <w:r>
-        <w:t xml:space="preserve">Quantify the life-cycle greenhouse-gas emissions of one BWRX-300 at Darlington (Clarington, Ontario), find the hotspots, and size C1’s saving. This is a screening LCA following ISO 14040/14044 principles (International Organization for Standardization, 2006a; 2006b), not critically reviewed.</w:t>
-      </w:r>
-    </w:p>
-    <w:p>
-      <w:pPr>
-        <w:numPr>
-          <w:ilvl w:val="0"/>
-          <w:numId w:val="1001"/>
-        </w:numPr>
-        <w:pStyle w:val="Compact"/>
-      </w:pPr>
-      <w:r>
-        <w:rPr>
-          <w:bCs/>
-          <w:b/>
-        </w:rPr>
-        <w:t xml:space="preserve">Functional unit:</w:t>
-      </w:r>
-      <w:r>
-        <w:t xml:space="preserve"> </w:t>
-      </w:r>
-      <w:r>
-        <w:t xml:space="preserve">1 MWh of net electricity at the grid connection (g CO₂e/kWh equals kg CO₂e/MWh); transmission is outside. One unit delivers 300 MWe × 8,760 h × 0.90 × 60 years =</w:t>
-      </w:r>
-      <w:r>
-        <w:t xml:space="preserve"> </w:t>
-      </w:r>
-      <w:r>
-        <w:rPr>
-          <w:bCs/>
-          <w:b/>
-        </w:rPr>
-        <w:t xml:space="preserve">1.419 × 10⁸ MWh</w:t>
-      </w:r>
-      <w:r>
-        <w:t xml:space="preserve"> </w:t>
-      </w:r>
-      <w:r>
-        <w:t xml:space="preserve">(Appendix A2).</w:t>
-      </w:r>
-    </w:p>
-    <w:p>
-      <w:pPr>
-        <w:numPr>
-          <w:ilvl w:val="0"/>
-          <w:numId w:val="1001"/>
-        </w:numPr>
-        <w:pStyle w:val="Compact"/>
-      </w:pPr>
-      <w:r>
-        <w:rPr>
-          <w:bCs/>
-          <w:b/>
-        </w:rPr>
-        <w:t xml:space="preserve">Boundary (Figure F1):</w:t>
-      </w:r>
-      <w:r>
-        <w:t xml:space="preserve"> </w:t>
-      </w:r>
-      <w:r>
-        <w:t xml:space="preserve">cradle to grave. Construction materials and the fuel front end (mining and milling, conversion, enrichment, fabrication) are modelled from published factors; operation and maintenance (O&amp;M), decommissioning and the back end are per-kWh values from EDF’s French-fleet study (EDF R&amp;D, 2024).</w:t>
-      </w:r>
-    </w:p>
-    <w:p>
-      <w:pPr>
-        <w:numPr>
-          <w:ilvl w:val="0"/>
-          <w:numId w:val="1001"/>
-        </w:numPr>
-        <w:pStyle w:val="Compact"/>
-      </w:pPr>
-      <w:r>
-        <w:rPr>
-          <w:bCs/>
-          <w:b/>
-        </w:rPr>
-        <w:t xml:space="preserve">Baseline (S0):</w:t>
-      </w:r>
-      <w:r>
-        <w:t xml:space="preserve"> </w:t>
-      </w:r>
-      <w:r>
-        <w:t xml:space="preserve">the concrete OPG would pour anyway, at 380 kg CO₂e/m³ (Pillai et al., 2019, as reported; Indian M50 mixes). We have not seen OPG’s mix or any cement-type limit in the specification (GE-Hitachi Nuclear Energy, 2024).</w:t>
-      </w:r>
-    </w:p>
-    <w:p>
-      <w:pPr>
-        <w:numPr>
-          <w:ilvl w:val="0"/>
-          <w:numId w:val="1001"/>
-        </w:numPr>
-        <w:pStyle w:val="Compact"/>
-      </w:pPr>
-      <w:r>
-        <w:rPr>
-          <w:bCs/>
-          <w:b/>
-        </w:rPr>
-        <w:t xml:space="preserve">Cut-offs:</w:t>
-      </w:r>
-      <w:r>
-        <w:t xml:space="preserve"> </w:t>
-      </w:r>
-      <w:r>
-        <w:t xml:space="preserve">fuel cladding and hardware, conversion chemicals, upstream gas, fuel-plant capital goods and recycling credits; each biases the result low (§6.5). Impact category: climate change, GWP100.</w:t>
-      </w:r>
-    </w:p>
-    <w:p>
-      <w:pPr>
-        <w:pStyle w:val="FirstParagraph"/>
-      </w:pPr>
-      <w:r>
-        <w:rPr>
-          <w:bCs/>
-          <w:b/>
-        </w:rPr>
-        <w:t xml:space="preserve">Method and inventory.</w:t>
-      </w:r>
-      <w:r>
-        <w:t xml:space="preserve"> </w:t>
-      </w:r>
-      <w:r>
-        <w:t xml:space="preserve">A reproducible Python model multiplies quantities by published emission factors (Appendices A and C). Plant quantities come from the Ostrołęka project information sheet (BWRX-300 Ostrołęka sp. z o.o., 2023, as reported in the project information sheet):</w:t>
-      </w:r>
-      <w:r>
-        <w:t xml:space="preserve"> </w:t>
-      </w:r>
-      <w:r>
-        <w:rPr>
-          <w:bCs/>
-          <w:b/>
-        </w:rPr>
-        <w:t xml:space="preserve">50,000 m³ of concrete and 14,000 t of steel per unit</w:t>
-      </w:r>
-      <w:r>
-        <w:t xml:space="preserve">. This is a design proxy, not confirmed Darlington quantities, and we could not open either the Ostrołęka or the Pillai table. A bottom-up scaling from other reactors (20,700 m³; Peterson, Zhao and Petroski, 2005) is a cross-check (Appendix A3). Key inputs: Table A2b; all 45 ranged inputs: Appendix C2.</w:t>
-      </w:r>
-      <w:r>
-        <w:t xml:space="preserve"> </w:t>
-      </w:r>
-      <w:r>
-        <w:rPr>
-          <w:bCs/>
-          <w:b/>
-        </w:rPr>
-        <w:t xml:space="preserve">A Granta EduPack Eco Audit was planned but not completed; no number here comes from Granta.</w:t>
+        <w:t xml:space="preserve">A reproducible Python model multiplies quantities by published emission factors (Appendices A and C). Plant quantities come from the Ostrołęka project information sheet (BWRX-300 Ostrołęka sp. z o.o., 2023, as reported in the project information sheet): 50,000 m³ of concrete and 14,000 t of steel per unit. This is a design proxy, not confirmed Darlington quantities, and we could not open either the Ostrołęka or the Pillai table. A bottom-up scaling from other reactors (20,700 m³; Peterson, Zhao and Petroski, 2005) is a cross-check (Appendix A3). Key inputs: Table A2b; all 45 ranged inputs: Appendix C2. A Granta EduPack Eco Audit was planned but not completed; no number here comes from Granta.</w:t>
       </w:r>
     </w:p>
     <w:p>
@@ -2821,18 +2573,18 @@
           <wp:inline>
             <wp:extent cx="5441315" cy="2836256"/>
             <wp:effectExtent b="0" l="0" r="0" t="0"/>
-            <wp:docPr descr="Figure F1. LCA system boundary for one BWRX-300 at Darlington: fuel front end, construction materials and C1-eligible concrete modelled here; operation, decommissioning and back end from the literature. | Source: this study." title="" id="30" name="Picture"/>
+            <wp:docPr descr="Figure F1. LCA system boundary for one BWRX-300 at Darlington: fuel front end, construction materials and C1-eligible concrete modelled here; operation, decommissioning and back end from the literature. | Source: this study." title="" id="44" name="Picture"/>
             <a:graphic>
               <a:graphicData uri="http://schemas.openxmlformats.org/drawingml/2006/picture">
                 <pic:pic>
                   <pic:nvPicPr>
-                    <pic:cNvPr descr="/home/user/MTE4593-Group-Assignment/03_LCA_Calculations/results/F1_system_boundary.png" id="31" name="Picture"/>
+                    <pic:cNvPr descr="/home/user/MTE4593-Group-Assignment/03_LCA_Calculations/results/F1_system_boundary.png" id="45" name="Picture"/>
                     <pic:cNvPicPr>
                       <a:picLocks noChangeArrowheads="1" noChangeAspect="1"/>
                     </pic:cNvPicPr>
                   </pic:nvPicPr>
                   <pic:blipFill>
-                    <a:blip r:embed="rId29"/>
+                    <a:blip r:embed="rId43"/>
                     <a:stretch>
                       <a:fillRect/>
                     </a:stretch>
@@ -2867,8 +2619,9 @@
         <w:t xml:space="preserve">Figure F1. LCA system boundary for one BWRX-300 at Darlington: fuel front end, construction materials and C1-eligible concrete modelled here; operation, decommissioning and back end from the literature. | Source: this study.</w:t>
       </w:r>
     </w:p>
-    <w:bookmarkEnd w:id="32"/>
-    <w:bookmarkStart w:id="36" w:name="baseline-and-hotspots"/>
+    <w:bookmarkEnd w:id="46"/>
+    <w:bookmarkEnd w:id="47"/>
+    <w:bookmarkStart w:id="51" w:name="baseline-and-hotspots"/>
     <w:p>
       <w:pPr>
         <w:pStyle w:val="Heading3"/>
@@ -2882,17 +2635,7 @@
         <w:pStyle w:val="FirstParagraph"/>
       </w:pPr>
       <w:r>
-        <w:rPr>
-          <w:bCs/>
-          <w:b/>
-        </w:rPr>
-        <w:t xml:space="preserve">One unit emits 4.40 g/kWh (median; 90% interval 3.24–6.05).</w:t>
-      </w:r>
-      <w:r>
-        <w:t xml:space="preserve"> </w:t>
-      </w:r>
-      <w:r>
-        <w:t xml:space="preserve">With every input at its most likely value (the</w:t>
+        <w:t xml:space="preserve">One unit emits 4.40 g/kWh (median; 90% interval 3.24–6.05). With every input at its most likely value (the</w:t>
       </w:r>
       <w:r>
         <w:t xml:space="preserve"> </w:t>
@@ -2907,51 +2650,15 @@
         <w:t xml:space="preserve">”</w:t>
       </w:r>
       <w:r>
-        <w:t xml:space="preserve">) it is 2.86; §6.4 explains the gap. On the expected basis (Figure F2):</w:t>
-      </w:r>
-    </w:p>
-    <w:p>
-      <w:pPr>
-        <w:numPr>
-          <w:ilvl w:val="0"/>
-          <w:numId w:val="1002"/>
-        </w:numPr>
-        <w:pStyle w:val="Compact"/>
-      </w:pPr>
-      <w:r>
-        <w:rPr>
-          <w:bCs/>
-          <w:b/>
-        </w:rPr>
-        <w:t xml:space="preserve">Mining and milling: 1.26 g/kWh (28%),</w:t>
-      </w:r>
-      <w:r>
-        <w:t xml:space="preserve"> </w:t>
-      </w:r>
-      <w:r>
-        <w:t xml:space="preserve">low because Saskatchewan ores are high-grade (Parker, McNaughton and Sparrow, 2016).</w:t>
-      </w:r>
-    </w:p>
-    <w:p>
-      <w:pPr>
-        <w:numPr>
-          <w:ilvl w:val="0"/>
-          <w:numId w:val="1002"/>
-        </w:numPr>
-        <w:pStyle w:val="Compact"/>
-      </w:pPr>
-      <w:r>
-        <w:rPr>
-          <w:bCs/>
-          <w:b/>
-        </w:rPr>
-        <w:t xml:space="preserve">Conversion: 1.10 g/kWh (25%),</w:t>
-      </w:r>
-      <w:r>
-        <w:t xml:space="preserve"> </w:t>
-      </w:r>
-      <w:r>
-        <w:t xml:space="preserve">an</w:t>
+        <w:t xml:space="preserve">) it is 2.86; Section 6.4 explains the gap. On the expected basis (Figure F2):</w:t>
+      </w:r>
+    </w:p>
+    <w:p>
+      <w:pPr>
+        <w:pStyle w:val="BodyText"/>
+      </w:pPr>
+      <w:r>
+        <w:t xml:space="preserve">Mining and milling: 1.26 g/kWh (28%), low because Saskatchewan ores are high-grade (Parker, McNaughton and Sparrow, 2016). Conversion: 1.10 g/kWh (25%), an</w:t>
       </w:r>
       <w:r>
         <w:t xml:space="preserve"> </w:t>
@@ -2967,66 +2674,15 @@
         <w:t xml:space="preserve"> </w:t>
       </w:r>
       <w:r>
-        <w:t xml:space="preserve">hotspot: published heat demand spans 26–665 kWh per kg of uranium (Gibon and Hahn Menacho, 2023); at the most likely value conversion is only 0.13 g/kWh.</w:t>
-      </w:r>
-    </w:p>
-    <w:p>
-      <w:pPr>
-        <w:numPr>
-          <w:ilvl w:val="0"/>
-          <w:numId w:val="1002"/>
-        </w:numPr>
-        <w:pStyle w:val="Compact"/>
-      </w:pPr>
-      <w:r>
-        <w:rPr>
-          <w:bCs/>
-          <w:b/>
-        </w:rPr>
-        <w:t xml:space="preserve">Back end: 0.65 g/kWh (15%),</w:t>
-      </w:r>
-      <w:r>
-        <w:t xml:space="preserve"> </w:t>
-      </w:r>
-      <w:r>
-        <w:t xml:space="preserve">transferred from France, which reprocesses; Canada plans direct disposal (Nuclear Waste Management Organization, 2024a), so this may be high.</w:t>
-      </w:r>
-    </w:p>
-    <w:p>
-      <w:pPr>
-        <w:pStyle w:val="FirstParagraph"/>
-      </w:pPr>
-      <w:r>
-        <w:t xml:space="preserve">The back end and decommissioning add 18%, O&amp;M 9% and</w:t>
-      </w:r>
-      <w:r>
-        <w:t xml:space="preserve"> </w:t>
-      </w:r>
-      <w:r>
-        <w:rPr>
-          <w:bCs/>
-          <w:b/>
-        </w:rPr>
-        <w:t xml:space="preserve">construction 11.5%</w:t>
-      </w:r>
-      <w:r>
-        <w:t xml:space="preserve"> </w:t>
-      </w:r>
-      <w:r>
-        <w:t xml:space="preserve">(0.52 g/kWh; 7.2–17.8% across draws). The C1-eligible concrete is only 1.9% of the mode-case total, so</w:t>
-      </w:r>
-      <w:r>
-        <w:t xml:space="preserve"> </w:t>
-      </w:r>
-      <w:r>
-        <w:rPr>
-          <w:bCs/>
-          <w:b/>
-        </w:rPr>
-        <w:t xml:space="preserve">C1 acts on about one-fiftieth of the footprint</w:t>
-      </w:r>
-      <w:r>
-        <w:t xml:space="preserve">.</w:t>
+        <w:t xml:space="preserve">hotspot: published heat demand spans 26–665 kWh per kg of uranium (Gibon and Hahn Menacho, 2023); at the most likely value conversion is only 0.13 g/kWh. Back end: 0.65 g/kWh (15%), transferred from France, which reprocesses; Canada plans direct disposal (Nuclear Waste Management Organization, 2024a), so this may be high.</w:t>
+      </w:r>
+    </w:p>
+    <w:p>
+      <w:pPr>
+        <w:pStyle w:val="BodyText"/>
+      </w:pPr>
+      <w:r>
+        <w:t xml:space="preserve">The back end and decommissioning add 18%, O&amp;M 9% and construction 11.5% (0.52 g/kWh; 7.2–17.8% across draws). The C1-eligible concrete is only 1.9% of the mode-case total, so C1 acts on about one-fiftieth of the footprint.</w:t>
       </w:r>
     </w:p>
     <w:p>
@@ -3046,18 +2702,18 @@
           <wp:inline>
             <wp:extent cx="5441315" cy="2376096"/>
             <wp:effectExtent b="0" l="0" r="0" t="0"/>
-            <wp:docPr descr="Figure F2. Life-cycle emissions of one BWRX-300 by stage: expected value 4.49 g CO₂e/kWh (Monte Carlo mean), with the mode case (every input at its most likely value, total 2.86) marked. | Source: this study, Appendix C3." title="" id="34" name="Picture"/>
+            <wp:docPr descr="Figure F2. Life-cycle emissions of one BWRX-300 by stage: expected value 4.49 g CO₂e/kWh (Monte Carlo mean), with the mode case (every input at its most likely value, total 2.86) marked. | Source: this study, Appendix C3." title="" id="49" name="Picture"/>
             <a:graphic>
               <a:graphicData uri="http://schemas.openxmlformats.org/drawingml/2006/picture">
                 <pic:pic>
                   <pic:nvPicPr>
-                    <pic:cNvPr descr="/home/user/MTE4593-Group-Assignment/03_LCA_Calculations/results/F2_stage_breakdown.png" id="35" name="Picture"/>
+                    <pic:cNvPr descr="/home/user/MTE4593-Group-Assignment/03_LCA_Calculations/results/F2_stage_breakdown.png" id="50" name="Picture"/>
                     <pic:cNvPicPr>
                       <a:picLocks noChangeArrowheads="1" noChangeAspect="1"/>
                     </pic:cNvPicPr>
                   </pic:nvPicPr>
                   <pic:blipFill>
-                    <a:blip r:embed="rId33"/>
+                    <a:blip r:embed="rId48"/>
                     <a:stretch>
                       <a:fillRect/>
                     </a:stretch>
@@ -3092,8 +2748,8 @@
         <w:t xml:space="preserve">Figure F2. Life-cycle emissions of one BWRX-300 by stage: expected value 4.49 g CO₂e/kWh (Monte Carlo mean), with the mode case (every input at its most likely value, total 2.86) marked. | Source: this study, Appendix C3.</w:t>
       </w:r>
     </w:p>
-    <w:bookmarkEnd w:id="36"/>
-    <w:bookmarkStart w:id="37" w:name="the-initiative-against-the-baseline"/>
+    <w:bookmarkEnd w:id="51"/>
+    <w:bookmarkStart w:id="52" w:name="the-initiative-against-the-baseline"/>
     <w:p>
       <w:pPr>
         <w:pStyle w:val="Heading3"/>
@@ -3107,33 +2763,7 @@
         <w:pStyle w:val="FirstParagraph"/>
       </w:pPr>
       <w:r>
-        <w:rPr>
-          <w:bCs/>
-          <w:b/>
-        </w:rPr>
-        <w:t xml:space="preserve">C1 is low-clinker concrete: LC³ on eligible non-safety works first and on the steel-composite infill only if qualified, a slag blend as the fallback, specified only if schedule-neutral (§4.3).</w:t>
-      </w:r>
-      <w:r>
-        <w:t xml:space="preserve"> </w:t>
-      </w:r>
-      <w:r>
-        <w:t xml:space="preserve">Pillai et al. (2019, as reported) give 380 kg CO₂e/m³ for ordinary concrete and 270 for LC³, a cut of 110 kg/m³ (28.9%). The eligible share is our scenario, not data, and drives the result. At 20, 40 and 60% of 50,000 m³, C1 saves</w:t>
-      </w:r>
-      <w:r>
-        <w:t xml:space="preserve"> </w:t>
-      </w:r>
-      <w:r>
-        <w:rPr>
-          <w:bCs/>
-          <w:b/>
-        </w:rPr>
-        <w:t xml:space="preserve">1,100, 2,200 and 3,300 t per unit, or 0.18, 0.36 and 0.54% of its life cycle</w:t>
-      </w:r>
-      <w:r>
-        <w:t xml:space="preserve"> </w:t>
-      </w:r>
-      <w:r>
-        <w:t xml:space="preserve">(Table T5). Letting eligibility, the cut and the volumes vary together gives 2,217 t (1,375–3,294) per unit. Only Units 2–4 count, because Unit 1’s basemat is placed.</w:t>
+        <w:t xml:space="preserve">C1 is low-clinker concrete: LC³ on eligible non-safety works first and on the steel-composite infill only if qualified, a slag blend as the fallback, specified only if schedule-neutral (Section 4.3). Pillai et al. (2019, as reported) give 380 kg CO₂e/m³ for ordinary concrete and 270 for LC³, a cut of 110 kg/m³ (28.9%). The eligible share is our scenario, not data, and drives the result. At 20, 40 and 60% of 50,000 m³, C1 saves 1,100, 2,200 and 3,300 t per unit, or 0.18, 0.36 and 0.54% of its life cycle (Table T5). Letting eligibility, the cut and the volumes vary together gives 2,217 t (1,375–3,294) per unit. Only Units 2–4 count, because Unit 1’s basemat is placed.</w:t>
       </w:r>
     </w:p>
     <w:p>
@@ -3501,121 +3131,7 @@
         <w:pStyle w:val="BodyText"/>
       </w:pPr>
       <w:r>
-        <w:t xml:space="preserve">Four findings follow, each with a consequence for the initiative.</w:t>
-      </w:r>
-      <w:r>
-        <w:t xml:space="preserve"> </w:t>
-      </w:r>
-      <w:r>
-        <w:t xml:space="preserve">1.</w:t>
-      </w:r>
-      <w:r>
-        <w:t xml:space="preserve"> </w:t>
-      </w:r>
-      <w:r>
-        <w:rPr>
-          <w:bCs/>
-          <w:b/>
-        </w:rPr>
-        <w:t xml:space="preserve">The saving is small at plant scale.</w:t>
-      </w:r>
-      <w:r>
-        <w:t xml:space="preserve"> </w:t>
-      </w:r>
-      <w:r>
-        <w:t xml:space="preserve">It is about 0.016 g/kWh, so C1 does not change the plant’s climate case. It still exceeds the swing from the LC³ cut (1,672–2,964 t), the largest input other than eligibility. Its economic value is in §8.2.</w:t>
-      </w:r>
-      <w:r>
-        <w:t xml:space="preserve"> </w:t>
-      </w:r>
-      <w:r>
-        <w:t xml:space="preserve">2.</w:t>
-      </w:r>
-      <w:r>
-        <w:t xml:space="preserve"> </w:t>
-      </w:r>
-      <w:r>
-        <w:rPr>
-          <w:bCs/>
-          <w:b/>
-        </w:rPr>
-        <w:t xml:space="preserve">Slag is about as good as LC³, so the carbon case is for low-clinker concrete, not LC³ in particular.</w:t>
-      </w:r>
-      <w:r>
-        <w:t xml:space="preserve"> </w:t>
-      </w:r>
-      <w:r>
-        <w:t xml:space="preserve">LC³ beats slag in only 55% of draws (median difference +54 t; 90% interval −588 to +766). If OPG’s baseline already contains slag, LC³’s gain is about −90 t, within noise. The specification should accept whichever binder qualifies first (§8.1).3.</w:t>
-      </w:r>
-      <w:r>
-        <w:t xml:space="preserve"> </w:t>
-      </w:r>
-      <w:r>
-        <w:rPr>
-          <w:bCs/>
-          <w:b/>
-        </w:rPr>
-        <w:t xml:space="preserve">Lower-carbon steel is the larger lever but is not part of C1.</w:t>
-      </w:r>
-      <w:r>
-        <w:t xml:space="preserve"> </w:t>
-      </w:r>
-      <w:r>
-        <w:t xml:space="preserve">Steel in the structures C1 targets saves only 566 t per unit (Appendix A7). All 14,000 t at best-practice electric-arc-furnace factors would save up to 3,915 t (1.8 times LC³), but this is an upper bound, not shown feasible for forgings and nuclear-grade plate. It is the next lever (§10).</w:t>
-      </w:r>
-      <w:r>
-        <w:t xml:space="preserve"> </w:t>
-      </w:r>
-      <w:r>
-        <w:t xml:space="preserve">4.</w:t>
-      </w:r>
-      <w:r>
-        <w:t xml:space="preserve"> </w:t>
-      </w:r>
-      <w:r>
-        <w:rPr>
-          <w:bCs/>
-          <w:b/>
-        </w:rPr>
-        <w:t xml:space="preserve">Schedule dominates.</w:t>
-      </w:r>
-      <w:r>
-        <w:t xml:space="preserve"> </w:t>
-      </w:r>
-      <w:r>
-        <w:t xml:space="preserve">A delay of</w:t>
-      </w:r>
-      <w:r>
-        <w:t xml:space="preserve"> </w:t>
-      </w:r>
-      <w:r>
-        <w:rPr>
-          <w:bCs/>
-          <w:b/>
-        </w:rPr>
-        <w:t xml:space="preserve">11.6–18.5 days</w:t>
-      </w:r>
-      <w:r>
-        <w:t xml:space="preserve"> </w:t>
-      </w:r>
-      <w:r>
-        <w:t xml:space="preserve">to one unit on Ontario’s average grid factor, or</w:t>
-      </w:r>
-      <w:r>
-        <w:t xml:space="preserve"> </w:t>
-      </w:r>
-      <w:r>
-        <w:rPr>
-          <w:bCs/>
-          <w:b/>
-        </w:rPr>
-        <w:t xml:space="preserve">1.7–1.8 days</w:t>
-      </w:r>
-      <w:r>
-        <w:t xml:space="preserve"> </w:t>
-      </w:r>
-      <w:r>
-        <w:t xml:space="preserve">on the marginal factor, cancels its saving (§7.1; Appendix B5). C1 is therefore specified only if schedule-neutral (§8.6).</w:t>
+        <w:t xml:space="preserve">Three findings follow, each with a consequence for the initiative. The saving is small at plant scale. It is about 0.016 g/kWh, so C1 does not change the plant’s climate case. It still exceeds the swing from the LC³ cut (1,672–2,964 t), the largest input other than eligibility. Its economic value is in Section 8.2. Slag is about as good as LC³, so the carbon case is for low-clinker concrete, not LC³ in particular. LC³ beats slag in only 55% of draws (median difference +54 t; 90% interval −588 to +766). If OPG’s baseline already contains slag, LC³’s gain is about −90 t, within noise. The specification should accept whichever binder qualifies first (Section 8.1).3. Lower-carbon steel is the larger lever but is not part of C1. Steel in the structures C1 targets saves only 566 t per unit (Appendix A7). All 14,000 t at best-practice electric-arc-furnace factors would save up to 3,915 t (1.8 times LC³), but this is an upper bound, not shown feasible for forgings and nuclear-grade plate. It is the next lever (Section 10). Schedule dominates. A delay of 11.6–18.5 days to one unit on Ontario’s average grid factor, or 1.7–1.8 days on the marginal factor, cancels its saving (Section 7.1; Appendix B5). C1 is therefore specified only if schedule-neutral (Section 8.6).</w:t>
       </w:r>
     </w:p>
     <w:p>
@@ -3623,11 +3139,11 @@
         <w:pStyle w:val="BodyText"/>
       </w:pPr>
       <w:r>
-        <w:t xml:space="preserve">For the triple-bottom-line evaluation (§9), C1 is environmentally positive but marginal; feasibility hinges on qualification and schedule.</w:t>
-      </w:r>
-    </w:p>
-    <w:bookmarkEnd w:id="37"/>
-    <w:bookmarkStart w:id="44" w:name="uncertainty-tornado-and-monte-carlo"/>
+        <w:t xml:space="preserve">For the triple-bottom-line evaluation (Section 9), C1 is environmentally positive but marginal; feasibility hinges on qualification and schedule.</w:t>
+      </w:r>
+    </w:p>
+    <w:bookmarkEnd w:id="52"/>
+    <w:bookmarkStart w:id="59" w:name="uncertainty-tornado-and-monte-carlo"/>
     <w:p>
       <w:pPr>
         <w:pStyle w:val="Heading3"/>
@@ -3649,33 +3165,7 @@
         <w:pStyle w:val="BodyText"/>
       </w:pPr>
       <w:r>
-        <w:rPr>
-          <w:bCs/>
-          <w:b/>
-        </w:rPr>
-        <w:t xml:space="preserve">The total depends on the fuel inputs, not the concrete (Figure F3).</w:t>
-      </w:r>
-      <w:r>
-        <w:t xml:space="preserve"> </w:t>
-      </w:r>
-      <w:r>
-        <w:t xml:space="preserve">The largest swings are conversion heat (2.86 → 5.53 g/kWh), the mining factor (2.43 → 3.82) and the back end (2.58 → 3.41). No concrete input moves the total by more than 0.06 g/kWh.</w:t>
-      </w:r>
-      <w:r>
-        <w:t xml:space="preserve"> </w:t>
-      </w:r>
-      <w:r>
-        <w:rPr>
-          <w:bCs/>
-          <w:b/>
-        </w:rPr>
-        <w:t xml:space="preserve">The saving depends on four inputs:</w:t>
-      </w:r>
-      <w:r>
-        <w:t xml:space="preserve"> </w:t>
-      </w:r>
-      <w:r>
-        <w:t xml:space="preserve">eligible share (1,100 → 3,300 t), LC³ cut (1,672 → 2,964 t), plant concrete volume (1,760 → 2,640 t) and the OPC factor (1,911 → 2,432 t).</w:t>
+        <w:t xml:space="preserve">The total depends on the fuel inputs, not the concrete (Figure F3). The largest swings are conversion heat (2.86 → 5.53 g/kWh), the mining factor (2.43 → 3.82) and the back end (2.58 → 3.41). No concrete input moves the total by more than 0.06 g/kWh. The saving depends on four inputs: eligible share (1,100 → 3,300 t), LC³ cut (1,672 → 2,964 t), plant concrete volume (1,760 → 2,640 t) and the OPC factor (1,911 → 2,432 t).</w:t>
       </w:r>
     </w:p>
     <w:p>
@@ -3687,18 +3177,18 @@
           <wp:inline>
             <wp:extent cx="5441315" cy="2725426"/>
             <wp:effectExtent b="0" l="0" r="0" t="0"/>
-            <wp:docPr descr="Figure F3. One-at-a-time sensitivity of life-cycle intensity (left, centred on the 2.86 g CO₂e/kWh mode case) and of C1’s saving per unit (right, centred on 2,200 t), top ten inputs each. | Source: this study, Appendix C2." title="" id="39" name="Picture"/>
+            <wp:docPr descr="Figure F3. One-at-a-time sensitivity of life-cycle intensity (left, centred on the 2.86 g CO₂e/kWh mode case) and of C1’s saving per unit (right, centred on 2,200 t), top ten inputs each. | Source: this study, Appendix C2." title="" id="54" name="Picture"/>
             <a:graphic>
               <a:graphicData uri="http://schemas.openxmlformats.org/drawingml/2006/picture">
                 <pic:pic>
                   <pic:nvPicPr>
-                    <pic:cNvPr descr="/home/user/MTE4593-Group-Assignment/03_LCA_Calculations/results/F3_tornado.png" id="40" name="Picture"/>
+                    <pic:cNvPr descr="/home/user/MTE4593-Group-Assignment/03_LCA_Calculations/results/F3_tornado.png" id="55" name="Picture"/>
                     <pic:cNvPicPr>
                       <a:picLocks noChangeArrowheads="1" noChangeAspect="1"/>
                     </pic:cNvPicPr>
                   </pic:nvPicPr>
                   <pic:blipFill>
-                    <a:blip r:embed="rId38"/>
+                    <a:blip r:embed="rId53"/>
                     <a:stretch>
                       <a:fillRect/>
                     </a:stretch>
@@ -3738,46 +3228,7 @@
         <w:pStyle w:val="BodyText"/>
       </w:pPr>
       <w:r>
-        <w:rPr>
-          <w:bCs/>
-          <w:b/>
-        </w:rPr>
-        <w:t xml:space="preserve">Monte Carlo (Figure F4): why we report 4.4, not 2.9.</w:t>
-      </w:r>
-      <w:r>
-        <w:t xml:space="preserve"> </w:t>
-      </w:r>
-      <w:r>
-        <w:t xml:space="preserve">Several inputs can mostly only rise: conversion heat is most likely 26 kWh/kg U but could be 665, which alone adds about 1.0 g/kWh to the mean (Appendix C5). We therefore quote the median.</w:t>
-      </w:r>
-      <w:r>
-        <w:t xml:space="preserve"> </w:t>
-      </w:r>
-      <w:r>
-        <w:rPr>
-          <w:bCs/>
-          <w:b/>
-        </w:rPr>
-        <w:t xml:space="preserve">The headline depends on how conversion heat is distributed:</w:t>
-      </w:r>
-      <w:r>
-        <w:t xml:space="preserve"> </w:t>
-      </w:r>
-      <w:r>
-        <w:t xml:space="preserve">fixed at Gibon and Hahn Menacho’s (2023) central 26 kWh/kg U, the median is 3.51 g/kWh (2.80–4.39); log-uniform over 26–665, 4.11 (3.06–6.12). We quote the</w:t>
-      </w:r>
-      <w:r>
-        <w:t xml:space="preserve"> </w:t>
-      </w:r>
-      <w:r>
-        <w:rPr>
-          <w:bCs/>
-          <w:b/>
-        </w:rPr>
-        <w:t xml:space="preserve">range of medians, 3.51–4.40</w:t>
-      </w:r>
-      <w:r>
-        <w:t xml:space="preserve">. A measured conversion value would settle it. Draws are independent and many ranges are judgement (Appendix C6).</w:t>
+        <w:t xml:space="preserve">Monte Carlo (Figure F4): why we report 4.4, not 2.9. Several inputs can mostly only rise: conversion heat is most likely 26 kWh/kg U but could be 665, which alone adds about 1.0 g/kWh to the mean (Appendix C5). We therefore quote the median. The headline depends on how conversion heat is distributed: fixed at Gibon and Hahn Menacho’s (2023) central 26 kWh/kg U, the median is 3.51 g/kWh (2.80–4.39); log-uniform over 26–665, 4.11 (3.06–6.12). We quote the range of medians, 3.51–4.40. A measured conversion value would settle it. Draws are independent and many ranges are judgement (Appendix C6).</w:t>
       </w:r>
     </w:p>
     <w:p>
@@ -3789,18 +3240,18 @@
           <wp:inline>
             <wp:extent cx="5441315" cy="1961542"/>
             <wp:effectExtent b="0" l="0" r="0" t="0"/>
-            <wp:docPr descr="Figure F4. Monte Carlo distributions (20,000 draws) of life-cycle intensity (median 4.40, 5th–95th percentile 3.24–6.05 g CO₂e/kWh) and of C1’s saving per unit at central eligibility. | Source: this study, Appendix C4." title="" id="42" name="Picture"/>
+            <wp:docPr descr="Figure F4. Monte Carlo distributions (20,000 draws) of life-cycle intensity (median 4.40, 5th–95th percentile 3.24–6.05 g CO₂e/kWh) and of C1’s saving per unit at central eligibility. | Source: this study, Appendix C4." title="" id="57" name="Picture"/>
             <a:graphic>
               <a:graphicData uri="http://schemas.openxmlformats.org/drawingml/2006/picture">
                 <pic:pic>
                   <pic:nvPicPr>
-                    <pic:cNvPr descr="/home/user/MTE4593-Group-Assignment/03_LCA_Calculations/results/F4_montecarlo.png" id="43" name="Picture"/>
+                    <pic:cNvPr descr="/home/user/MTE4593-Group-Assignment/03_LCA_Calculations/results/F4_montecarlo.png" id="58" name="Picture"/>
                     <pic:cNvPicPr>
                       <a:picLocks noChangeArrowheads="1" noChangeAspect="1"/>
                     </pic:cNvPicPr>
                   </pic:nvPicPr>
                   <pic:blipFill>
-                    <a:blip r:embed="rId41"/>
+                    <a:blip r:embed="rId56"/>
                     <a:stretch>
                       <a:fillRect/>
                     </a:stretch>
@@ -3835,8 +3286,8 @@
         <w:t xml:space="preserve">Figure F4. Monte Carlo distributions (20,000 draws) of life-cycle intensity (median 4.40, 5th–95th percentile 3.24–6.05 g CO₂e/kWh) and of C1’s saving per unit at central eligibility. | Source: this study, Appendix C4.</w:t>
       </w:r>
     </w:p>
-    <w:bookmarkEnd w:id="44"/>
-    <w:bookmarkStart w:id="48" w:name="comparison-with-published-values"/>
+    <w:bookmarkEnd w:id="59"/>
+    <w:bookmarkStart w:id="63" w:name="comparison-with-published-values"/>
     <w:p>
       <w:pPr>
         <w:pStyle w:val="Heading3"/>
@@ -3850,17 +3301,7 @@
         <w:pStyle w:val="FirstParagraph"/>
       </w:pPr>
       <w:r>
-        <w:rPr>
-          <w:bCs/>
-          <w:b/>
-        </w:rPr>
-        <w:t xml:space="preserve">Our median (3.5–4.4 across conversion-heat assumptions) is below UNECE’s 5.1–6.4 g/kWh (United Nations Economic Commission for Europe, 2021), though our 90% interval overlaps it, and sits at the low end of the wider literature for reasons we can identify (Figure F5).</w:t>
-      </w:r>
-      <w:r>
-        <w:t xml:space="preserve"> </w:t>
-      </w:r>
-      <w:r>
-        <w:t xml:space="preserve">It overlaps EDF’s French fleet (3.7; EDF R&amp;D, 2024) and is below the global average of 6.1 (Gibon and Hahn Menacho, 2023), an SMR estimate of 9.1 (Carless, Griffin and Fischbeck, 2016), the harmonised light-water-reactor median of 12 (Warner and Heath, 2012) and the IPCC AR5 median of 12, as commonly quoted from a 3.7–110 range (Schlömer et al., 2014). Gas combined cycle (403–513 g/kWh) and coal (751–1,095) are 90–120 and 170–250 times higher (United Nations Economic Commission for Europe, 2021).</w:t>
+        <w:t xml:space="preserve">Our median (3.5–4.4 across conversion-heat assumptions) is below UNECE’s 5.1–6.4 g/kWh (United Nations Economic Commission for Europe, 2021), though our 90% interval overlaps it, and sits at the low end of the wider literature for reasons we can identify (Figure F5). It overlaps EDF’s French fleet (3.7; EDF R&amp;D, 2024) and is below the global average of 6.1 (Gibon and Hahn Menacho, 2023), an SMR estimate of 9.1 (Carless, Griffin and Fischbeck, 2016), the harmonised light-water-reactor median of 12 (Warner and Heath, 2012) and the IPCC AR5 median of 12, as commonly quoted from a 3.7–110 range (Schlömer et al., 2014). Gas combined cycle (403–513 g/kWh) and coal (751–1,095) are 90–120 and 170–250 times higher (United Nations Economic Commission for Europe, 2021).</w:t>
       </w:r>
     </w:p>
     <w:p>
@@ -3868,83 +3309,7 @@
         <w:pStyle w:val="BodyText"/>
       </w:pPr>
       <w:r>
-        <w:rPr>
-          <w:bCs/>
-          <w:b/>
-        </w:rPr>
-        <w:t xml:space="preserve">Three reasons explain most of the gap</w:t>
-      </w:r>
-      <w:r>
-        <w:t xml:space="preserve"> </w:t>
-      </w:r>
-      <w:r>
-        <w:t xml:space="preserve">(sizes in Appendix C7):</w:t>
-      </w:r>
-      <w:r>
-        <w:t xml:space="preserve"> </w:t>
-      </w:r>
-      <w:r>
-        <w:t xml:space="preserve">1.</w:t>
-      </w:r>
-      <w:r>
-        <w:t xml:space="preserve"> </w:t>
-      </w:r>
-      <w:r>
-        <w:rPr>
-          <w:bCs/>
-          <w:b/>
-        </w:rPr>
-        <w:t xml:space="preserve">Ore grade:</w:t>
-      </w:r>
-      <w:r>
-        <w:t xml:space="preserve"> </w:t>
-      </w:r>
-      <w:r>
-        <w:t xml:space="preserve">our mining is 1.0–1.3 g/kWh, against about 2.8 at global-average grades (Gibon and Hahn Menacho, 2023).</w:t>
-      </w:r>
-      <w:r>
-        <w:t xml:space="preserve"> </w:t>
-      </w:r>
-      <w:r>
-        <w:t xml:space="preserve">2.</w:t>
-      </w:r>
-      <w:r>
-        <w:t xml:space="preserve"> </w:t>
-      </w:r>
-      <w:r>
-        <w:rPr>
-          <w:bCs/>
-          <w:b/>
-        </w:rPr>
-        <w:t xml:space="preserve">Enrichment:</w:t>
-      </w:r>
-      <w:r>
-        <w:t xml:space="preserve"> </w:t>
-      </w:r>
-      <w:r>
-        <w:t xml:space="preserve">centrifuges at 50 kWh per separative work unit, against about 2,500 for the diffusion plants in older study sets.</w:t>
-      </w:r>
-      <w:r>
-        <w:t xml:space="preserve"> </w:t>
-      </w:r>
-      <w:r>
-        <w:t xml:space="preserve">3.</w:t>
-      </w:r>
-      <w:r>
-        <w:t xml:space="preserve"> </w:t>
-      </w:r>
-      <w:r>
-        <w:rPr>
-          <w:bCs/>
-          <w:b/>
-        </w:rPr>
-        <w:t xml:space="preserve">Cut-offs and long life:</w:t>
-      </w:r>
-      <w:r>
-        <w:t xml:space="preserve"> </w:t>
-      </w:r>
-      <w:r>
-        <w:t xml:space="preserve">excluded inputs and a 60-year life bias the result low; at 40 years the mode case rises from 2.86 to 3.07 g/kWh.</w:t>
+        <w:t xml:space="preserve">Three reasons explain most of the gap (sizes in Appendix C7): Ore grade: our mining is 1.0–1.3 g/kWh, against about 2.8 at global-average grades (Gibon and Hahn Menacho, 2023). Enrichment: centrifuges at 50 kWh per separative work unit, against about 2,500 for the diffusion plants in older study sets. Cut-offs and long life: excluded inputs and a 60-year life bias the result low; at 40 years the mode case rises from 2.86 to 3.07 g/kWh.</w:t>
       </w:r>
     </w:p>
     <w:p>
@@ -3952,7 +3317,7 @@
         <w:pStyle w:val="BodyText"/>
       </w:pPr>
       <w:r>
-        <w:t xml:space="preserve">Construction is now 0.41 g/kWh at the mode case (median 0.50), close to EDF’s roughly 0.59 for large reactors (16% of 3.7). The known low bias would raise the total and shrink C1’s share, so it does not weaken §6.3.</w:t>
+        <w:t xml:space="preserve">Construction is now 0.41 g/kWh at the mode case (median 0.50), close to EDF’s roughly 0.59 for large reactors (16% of 3.7). The known low bias would raise the total and shrink C1’s share, so it does not weaken Section 6.3.</w:t>
       </w:r>
     </w:p>
     <w:p>
@@ -3964,18 +3329,18 @@
           <wp:inline>
             <wp:extent cx="5441315" cy="2060676"/>
             <wp:effectExtent b="0" l="0" r="0" t="0"/>
-            <wp:docPr descr="Figure F5. Our result against published nuclear life-cycle values (dot = central or median; line = range or interval). UNECE is a range only. Coal (about 750–1,100) and gas (403–513) are off the scale. | Source: this study; EDF R&amp;D (2024); United Nations Economic Commission for Europe (2021); Gibon and Hahn Menacho (2023); Carless, Griffin and Fischbeck (2016); Warner and Heath (2012)." title="" id="46" name="Picture"/>
+            <wp:docPr descr="Figure F5. Our result against published nuclear life-cycle values (dot = central or median; line = range or interval). UNECE is a range only. Coal (about 750–1,100) and gas (403–513) are off the scale. | Source: this study; EDF R&amp;D (2024); United Nations Economic Commission for Europe (2021); Gibon and Hahn Menacho (2023); Carless, Griffin and Fischbeck (2016); Warner and Heath (2012)." title="" id="61" name="Picture"/>
             <a:graphic>
               <a:graphicData uri="http://schemas.openxmlformats.org/drawingml/2006/picture">
                 <pic:pic>
                   <pic:nvPicPr>
-                    <pic:cNvPr descr="/home/user/MTE4593-Group-Assignment/03_LCA_Calculations/results/F5_benchmarks.png" id="47" name="Picture"/>
+                    <pic:cNvPr descr="/home/user/MTE4593-Group-Assignment/03_LCA_Calculations/results/F5_benchmarks.png" id="62" name="Picture"/>
                     <pic:cNvPicPr>
                       <a:picLocks noChangeArrowheads="1" noChangeAspect="1"/>
                     </pic:cNvPicPr>
                   </pic:nvPicPr>
                   <pic:blipFill>
-                    <a:blip r:embed="rId45"/>
+                    <a:blip r:embed="rId60"/>
                     <a:stretch>
                       <a:fillRect/>
                     </a:stretch>
@@ -4017,9 +3382,9 @@
         </w:pict>
       </w:r>
     </w:p>
-    <w:bookmarkEnd w:id="48"/>
-    <w:bookmarkEnd w:id="49"/>
-    <w:bookmarkStart w:id="59" w:name="X6fbd7bed400e38904dc2c5d634c7832d9e25d90"/>
+    <w:bookmarkEnd w:id="63"/>
+    <w:bookmarkEnd w:id="64"/>
+    <w:bookmarkStart w:id="74" w:name="X6fbd7bed400e38904dc2c5d634c7832d9e25d90"/>
     <w:p>
       <w:pPr>
         <w:pStyle w:val="Heading2"/>
@@ -4033,20 +3398,10 @@
         <w:pStyle w:val="FirstParagraph"/>
       </w:pPr>
       <w:r>
-        <w:rPr>
-          <w:bCs/>
-          <w:b/>
-        </w:rPr>
-        <w:t xml:space="preserve">For C1, schedule matters far more than concrete.</w:t>
-      </w:r>
-      <w:r>
-        <w:t xml:space="preserve"> </w:t>
-      </w:r>
-      <w:r>
-        <w:t xml:space="preserve">A one-month slip of Units 2–4 costs C$33–110 m in carrying cost alone, 29–175 times the carbon value of C1’s whole saving, and defers about C$88 m of output. C1’s 2,200 t per unit (1,100–3,300; §6.3) is cancelled by 11.6–18.5 days of delay on Ontario’s average grid factor, or 1.7–1.8 days on its marginal factor. Timing also decides where an SMR helps the climate: a Darlington unit avoids about as much CO₂e to 2050 as one at Liddell, and firmed renewables beat both on the same money (Appendix B4–B6).</w:t>
-      </w:r>
-    </w:p>
-    <w:bookmarkStart w:id="50" w:name="the-value-of-schedule"/>
+        <w:t xml:space="preserve">For C1, schedule matters far more than concrete. A one-month slip of Units 2–4 costs C$33–110 m in carrying cost alone, 29–175 times the carbon value of C1’s whole saving, and defers about C$88 m of output. C1’s 2,200 t per unit (1,100–3,300; Section 6.3) is cancelled by 11.6–18.5 days of delay on Ontario’s average grid factor, or 1.7–1.8 days on its marginal factor. Timing also decides where an SMR helps the climate: a Darlington unit avoids about as much CO₂e to 2050 as one at Liddell, and firmed renewables beat both on the same money (Appendix B4–B6).</w:t>
+      </w:r>
+    </w:p>
+    <w:bookmarkStart w:id="65" w:name="the-value-of-schedule"/>
     <w:p>
       <w:pPr>
         <w:pStyle w:val="Heading3"/>
@@ -4293,37 +3648,11 @@
         <w:pStyle w:val="BodyText"/>
       </w:pPr>
       <w:r>
-        <w:rPr>
-          <w:bCs/>
-          <w:b/>
-        </w:rPr>
-        <w:t xml:space="preserve">In money the gap is wider.</w:t>
-      </w:r>
-      <w:r>
-        <w:t xml:space="preserve"> </w:t>
-      </w:r>
-      <w:r>
-        <w:t xml:space="preserve">At Canada’s industrial carbon price of C$95/t in 2026 and C$115/t in 2030 (Environment and Climate Change Canada, 2026), the 6,600 t saved across Units 2–4 is worth C$0.63–0.76 m. A one-month slip of the three units costs C$33–110 m in carrying cost (3–10% a year on C$13.2 bn, an upper bound) and defers about C$88 m of output at OPG’s C$149/MWh (Ontario Power Generation, 2026b). The carbon value is also only a shadow price: construction materials appear to fall outside Ontario’s industrial carbon pricing (our inference; §8.2), so no one is paid for it.</w:t>
-      </w:r>
-      <w:r>
-        <w:t xml:space="preserve"> </w:t>
-      </w:r>
-      <w:r>
-        <w:rPr>
-          <w:bCs/>
-          <w:b/>
-        </w:rPr>
-        <w:t xml:space="preserve">Schedule neutrality is therefore the binding condition on C1.</w:t>
-      </w:r>
-      <w:r>
-        <w:t xml:space="preserve"> </w:t>
-      </w:r>
-      <w:r>
-        <w:t xml:space="preserve">The mix must be qualified on Unit 1 mock-ups before the Units 2–4 decision expected in 2028 (§8.6).</w:t>
-      </w:r>
-    </w:p>
-    <w:bookmarkEnd w:id="50"/>
-    <w:bookmarkStart w:id="54" w:name="Xb77cf30fc1ffb1f20fb94e7af23c490604b5f45"/>
+        <w:t xml:space="preserve">In money the gap is wider. At Canada’s industrial carbon price of C$95/t in 2026 and C$115/t in 2030 (Environment and Climate Change Canada, 2026), the 6,600 t saved across Units 2–4 is worth C$0.63–0.76 m. A one-month slip of the three units costs C$33–110 m in carrying cost (3–10% a year on C$13.2 bn, an upper bound) and defers about C$88 m of output at OPG’s C$149/MWh (Ontario Power Generation, 2026b). The carbon value is also only a shadow price: construction materials appear to fall outside Ontario’s industrial carbon pricing (our inference; Section 8.2), so no one is paid for it. Schedule neutrality is therefore the binding condition on C1. The mix must be qualified on Unit 1 mock-ups before the Units 2–4 decision expected in 2028 (Section 8.6).</w:t>
+      </w:r>
+    </w:p>
+    <w:bookmarkEnd w:id="65"/>
+    <w:bookmarkStart w:id="69" w:name="Xb77cf30fc1ffb1f20fb94e7af23c490604b5f45"/>
     <w:p>
       <w:pPr>
         <w:pStyle w:val="Heading3"/>
@@ -4337,17 +3666,7 @@
         <w:pStyle w:val="FirstParagraph"/>
       </w:pPr>
       <w:r>
-        <w:rPr>
-          <w:bCs/>
-          <w:b/>
-        </w:rPr>
-        <w:t xml:space="preserve">At today’s grid factors, a unit at Liddell would avoid about nine times more CO₂e than one at Darlington. Timing closes most of that gap.</w:t>
-      </w:r>
-      <w:r>
-        <w:t xml:space="preserve"> </w:t>
-      </w:r>
-      <w:r>
-        <w:t xml:space="preserve">One unit avoids 1.50 Mt a year on the NSW average of 640 g/kWh (DCCEEW, 2025). On Ontario’s 2024 average of 73.8 g/kWh it avoids 0.165 Mt (9.1× less), and on Ontario’s marginal factor of 343 g/kWh it avoids 0.80 Mt (1.9× less) (The Atmospheric Fund, 2025).</w:t>
+        <w:t xml:space="preserve">At today’s grid factors, a unit at Liddell would avoid about nine times more CO₂e than one at Darlington. Timing closes most of that gap. One unit avoids 1.50 Mt a year on the NSW average of 640 g/kWh (DCCEEW, 2025). On Ontario’s 2024 average of 73.8 g/kWh it avoids 0.165 Mt (9.1× less), and on Ontario’s marginal factor of 343 g/kWh it avoids 0.80 Mt (1.9× less) (The Atmospheric Fund, 2025).</w:t>
       </w:r>
     </w:p>
     <w:p>
@@ -4363,36 +3682,7 @@
         <w:pStyle w:val="BodyText"/>
       </w:pPr>
       <w:r>
-        <w:t xml:space="preserve">To 2050 (Figure F6), Darlington Unit 1 avoids</w:t>
-      </w:r>
-      <w:r>
-        <w:t xml:space="preserve"> </w:t>
-      </w:r>
-      <w:r>
-        <w:rPr>
-          <w:bCs/>
-          <w:b/>
-        </w:rPr>
-        <w:t xml:space="preserve">1.0–6.8 Mt</w:t>
-      </w:r>
-      <w:r>
-        <w:t xml:space="preserve"> </w:t>
-      </w:r>
-      <w:r>
-        <w:t xml:space="preserve">and Liddell</w:t>
-      </w:r>
-      <w:r>
-        <w:t xml:space="preserve"> </w:t>
-      </w:r>
-      <w:r>
-        <w:rPr>
-          <w:bCs/>
-          <w:b/>
-        </w:rPr>
-        <w:t xml:space="preserve">0.67–3.9 Mt</w:t>
-      </w:r>
-      <w:r>
-        <w:t xml:space="preserve">. Liddell wins clearly only if the NEM stays at 640 g/kWh (16.5 Mt).</w:t>
+        <w:t xml:space="preserve">To 2050 (Figure F6), Darlington Unit 1 avoids 1.0–6.8 Mt and Liddell 0.67–3.9 Mt. Liddell wins clearly only if the NEM stays at 640 g/kWh (16.5 Mt).</w:t>
       </w:r>
     </w:p>
     <w:p>
@@ -4400,7 +3690,7 @@
         <w:pStyle w:val="BodyText"/>
       </w:pPr>
       <w:r>
-        <w:t xml:space="preserve">The grid trajectory, start year and post-coal floor move these results tenfold; capacity factor, net output and our life-cycle interval move them by a few per cent (Appendix B4). An SMR at Liddell would displace the NEM mix, not Liddell’s coal (§1).</w:t>
+        <w:t xml:space="preserve">The grid trajectory, start year and post-coal floor move these results tenfold; capacity factor, net output and our life-cycle interval move them by a few per cent (Appendix B4). An SMR at Liddell would displace the NEM mix, not Liddell’s coal (Section 1).</w:t>
       </w:r>
     </w:p>
     <w:p>
@@ -4408,17 +3698,7 @@
         <w:pStyle w:val="BodyText"/>
       </w:pPr>
       <w:r>
-        <w:rPr>
-          <w:bCs/>
-          <w:b/>
-        </w:rPr>
-        <w:t xml:space="preserve">An SMR’s climate value depends on when it runs and what it displaces, not on today’s coal share.</w:t>
-      </w:r>
-      <w:r>
-        <w:t xml:space="preserve"> </w:t>
-      </w:r>
-      <w:r>
-        <w:t xml:space="preserve">In Ontario the case rests on displacing marginal gas. At Liddell it rests on the NEM decarbonising slowly.</w:t>
+        <w:t xml:space="preserve">An SMR’s climate value depends on when it runs and what it displaces, not on today’s coal share. In Ontario the case rests on displacing marginal gas. At Liddell it rests on the NEM decarbonising slowly.</w:t>
       </w:r>
     </w:p>
     <w:p>
@@ -4430,18 +3710,18 @@
           <wp:inline>
             <wp:extent cx="4195212" cy="2862669"/>
             <wp:effectExtent b="0" l="0" r="0" t="0"/>
-            <wp:docPr descr="Figure F6. CO₂e avoided to 2050 by one BWRX-300: Darlington Unit 1 (from 2030) against Liddell (from 2035 or 2040), by grid case; hatched bars are upper bounds. | Source: this study, Appendix B4 (Table B17)" title="" id="52" name="Picture"/>
+            <wp:docPr descr="Figure F6. CO₂e avoided to 2050 by one BWRX-300: Darlington Unit 1 (from 2030) against Liddell (from 2035 or 2040), by grid case; hatched bars are upper bounds. | Source: this study, Appendix B4 (Table B17)" title="" id="67" name="Picture"/>
             <a:graphic>
               <a:graphicData uri="http://schemas.openxmlformats.org/drawingml/2006/picture">
                 <pic:pic>
                   <pic:nvPicPr>
-                    <pic:cNvPr descr="/home/user/MTE4593-Group-Assignment/03_LCA_Calculations/results/F6_displacement.png" id="53" name="Picture"/>
+                    <pic:cNvPr descr="/home/user/MTE4593-Group-Assignment/03_LCA_Calculations/results/F6_displacement.png" id="68" name="Picture"/>
                     <pic:cNvPicPr>
                       <a:picLocks noChangeArrowheads="1" noChangeAspect="1"/>
                     </pic:cNvPicPr>
                   </pic:nvPicPr>
                   <pic:blipFill>
-                    <a:blip r:embed="rId51"/>
+                    <a:blip r:embed="rId66"/>
                     <a:stretch>
                       <a:fillRect/>
                     </a:stretch>
@@ -4476,8 +3756,8 @@
         <w:t xml:space="preserve">Figure F6. CO₂e avoided to 2050 by one BWRX-300: Darlington Unit 1 (from 2030) against Liddell (from 2035 or 2040), by grid case; hatched bars are upper bounds. | Source: this study, Appendix B4 (Table B17)</w:t>
       </w:r>
     </w:p>
-    <w:bookmarkEnd w:id="54"/>
-    <w:bookmarkStart w:id="58" w:name="the-same-money-on-firmed-renewables"/>
+    <w:bookmarkEnd w:id="69"/>
+    <w:bookmarkStart w:id="73" w:name="the-same-money-on-firmed-renewables"/>
     <w:p>
       <w:pPr>
         <w:pStyle w:val="Heading3"/>
@@ -4491,10 +3771,6 @@
         <w:pStyle w:val="FirstParagraph"/>
       </w:pPr>
       <w:r>
-        <w:rPr>
-          <w:bCs/>
-          <w:b/>
-        </w:rPr>
         <w:t xml:space="preserve">At GenCost’s 2030 costs, the money for one SMR unit would buy about 2.9 times as much energy from firmed renewables, which would avoid about 11 times more CO₂e to 2050 at Liddell.</w:t>
       </w:r>
     </w:p>
@@ -4503,45 +3779,13 @@
         <w:pStyle w:val="BodyText"/>
       </w:pPr>
       <w:r>
-        <w:t xml:space="preserve">GenCost 2023-24 gives A$230–382/MWh for an SMR in 2030, against A$89–125 for solar and wind with integration costs (Graham, Hayward and Foster, 2024, as reported). At the midpoints the same spend buys 2.9× the energy (Figure F7). With renewables from 2028 (assumed) and the SMR from 2040 on the slower trajectory, renewables avoid</w:t>
-      </w:r>
-      <w:r>
-        <w:t xml:space="preserve"> </w:t>
-      </w:r>
-      <w:r>
-        <w:rPr>
-          <w:bCs/>
-          <w:b/>
-        </w:rPr>
-        <w:t xml:space="preserve">10.9×</w:t>
-      </w:r>
-      <w:r>
-        <w:t xml:space="preserve"> </w:t>
-      </w:r>
-      <w:r>
-        <w:t xml:space="preserve">more CO₂e to 2050. They still avoid 5.7× more in the worst case we tested for them (SMR A$230, renewables A$153), and 4.9× with the SMR at A$198 (Appendix B6, Table B28). If A$387–641 is the 2030 range instead, the ratios become 5.0× and 19.1×.</w:t>
-      </w:r>
-      <w:r>
-        <w:t xml:space="preserve"> </w:t>
-      </w:r>
-      <w:r>
-        <w:t xml:space="preserve">Renewables come out ahead because they are cheaper per MWh and start about a decade earlier. Two limits apply: that much new output would itself shift the grid trajectory, and integration costs rise beyond the shares GenCost models.</w:t>
-      </w:r>
-      <w:r>
-        <w:t xml:space="preserve"> </w:t>
-      </w:r>
-      <w:r>
-        <w:rPr>
-          <w:bCs/>
-          <w:b/>
-        </w:rPr>
-        <w:t xml:space="preserve">On carbon per dollar, an SMR at Liddell loses.</w:t>
-      </w:r>
-      <w:r>
-        <w:t xml:space="preserve"> </w:t>
-      </w:r>
-      <w:r>
-        <w:t xml:space="preserve">Its case rests on firm supply, land use, system security and a hedge against renewables or transmission falling behind, which §9 weighs.</w:t>
+        <w:t xml:space="preserve">GenCost 2023-24 gives A$230–382/MWh for an SMR in 2030, against A$89–125 for solar and wind with integration costs (Graham, Hayward and Foster, 2024, as reported). At the midpoints the same spend buys 2.9× the energy (Figure F7). With renewables from 2028 (assumed) and the SMR from 2040 on the slower trajectory, renewables avoid 10.9× more CO₂e to 2050. They still avoid 5.7× more in the worst case we tested for them (SMR A$230, renewables A$153), and 4.9× with the SMR at A$198 (Appendix B6, Table B28). If A$387–641 is the 2030 range instead, the ratios become 5.0× and 19.1×.</w:t>
+      </w:r>
+      <w:r>
+        <w:t xml:space="preserve"> </w:t>
+      </w:r>
+      <w:r>
+        <w:t xml:space="preserve">Renewables come out ahead because they are cheaper per MWh and start about a decade earlier. Two limits apply: that much new output would itself shift the grid trajectory, and integration costs rise beyond the shares GenCost models. On carbon per dollar, an SMR at Liddell loses. Its case rests on firm supply, land use, system security and a hedge against renewables or transmission falling behind, which Section 9 weighs.</w:t>
       </w:r>
     </w:p>
     <w:p>
@@ -4553,18 +3797,18 @@
           <wp:inline>
             <wp:extent cx="4769583" cy="2577780"/>
             <wp:effectExtent b="0" l="0" r="0" t="0"/>
-            <wp:docPr descr="Figure F7. Same money at Liddell: firmed renewables ÷ one SMR unit, as energy bought and CO₂e avoided to 2050, under four cost cases; the dashed line is parity. | Source: this study, Appendix B6 (Table B28)" title="" id="56" name="Picture"/>
+            <wp:docPr descr="Figure F7. Same money at Liddell: firmed renewables ÷ one SMR unit, as energy bought and CO₂e avoided to 2050, under four cost cases; the dashed line is parity. | Source: this study, Appendix B6 (Table B28)" title="" id="71" name="Picture"/>
             <a:graphic>
               <a:graphicData uri="http://schemas.openxmlformats.org/drawingml/2006/picture">
                 <pic:pic>
                   <pic:nvPicPr>
-                    <pic:cNvPr descr="/home/user/MTE4593-Group-Assignment/03_LCA_Calculations/results/F7_same_money.png" id="57" name="Picture"/>
+                    <pic:cNvPr descr="/home/user/MTE4593-Group-Assignment/03_LCA_Calculations/results/F7_same_money.png" id="72" name="Picture"/>
                     <pic:cNvPicPr>
                       <a:picLocks noChangeArrowheads="1" noChangeAspect="1"/>
                     </pic:cNvPicPr>
                   </pic:nvPicPr>
                   <pic:blipFill>
-                    <a:blip r:embed="rId55"/>
+                    <a:blip r:embed="rId70"/>
                     <a:stretch>
                       <a:fillRect/>
                     </a:stretch>
@@ -4606,9 +3850,9 @@
         </w:pict>
       </w:r>
     </w:p>
-    <w:bookmarkEnd w:id="58"/>
-    <w:bookmarkEnd w:id="59"/>
-    <w:bookmarkStart w:id="69" w:name="Xabf1823ab98fa71e358698492c3b3ca10e02619"/>
+    <w:bookmarkEnd w:id="73"/>
+    <w:bookmarkEnd w:id="74"/>
+    <w:bookmarkStart w:id="97" w:name="Xabf1823ab98fa71e358698492c3b3ca10e02619"/>
     <w:p>
       <w:pPr>
         <w:pStyle w:val="Heading2"/>
@@ -4617,7 +3861,7 @@
         <w:t xml:space="preserve">8 Non-technical factors affecting translation to practice</w:t>
       </w:r>
     </w:p>
-    <w:bookmarkStart w:id="60" w:name="law-regulation-and-licensing"/>
+    <w:bookmarkStart w:id="78" w:name="law-regulation-and-licensing"/>
     <w:p>
       <w:pPr>
         <w:pStyle w:val="Heading3"/>
@@ -4634,20 +3878,19 @@
         <w:t xml:space="preserve">Law is where Darlington and Liddell differ most. At Darlington, C1 starts with LC³ in non-safety concrete and extends to the steel-composite infill only if qualified before the Units 2–4 go-ahead expected in 2028 (American Nuclear Society, 2026, as reported). At Liddell, three laws and the site owner block an SMR (Table T7).</w:t>
       </w:r>
     </w:p>
-    <w:p>
-      <w:pPr>
-        <w:pStyle w:val="BodyText"/>
-      </w:pPr>
-      <w:r>
-        <w:rPr>
-          <w:bCs/>
-          <w:b/>
-        </w:rPr>
-        <w:t xml:space="preserve">Australia.</w:t>
-      </w:r>
-      <w:r>
-        <w:t xml:space="preserve"> </w:t>
-      </w:r>
+    <w:bookmarkStart w:id="75" w:name="australia"/>
+    <w:p>
+      <w:pPr>
+        <w:pStyle w:val="Heading4"/>
+      </w:pPr>
+      <w:r>
+        <w:t xml:space="preserve">Australia</w:t>
+      </w:r>
+    </w:p>
+    <w:p>
+      <w:pPr>
+        <w:pStyle w:val="FirstParagraph"/>
+      </w:pPr>
       <w:r>
         <w:t xml:space="preserve">Federal repeal fails in the Senate while Labor and the Greens oppose, so the Coalition’s pledge to</w:t>
       </w:r>
@@ -4670,40 +3913,40 @@
         <w:t xml:space="preserve">(Liberal Party of Australia, 2026) cannot pass unless one of them changes position. Repeal alone would not be enough: ARPANSA licenses only Commonwealth-controlled bodies (ARPANS Act s 13), so a private SMR at Liddell would remain an offence under NSW s 8. Only a Commonwealth-owned operator might fit the s 8(3) exemption that covers ANSTO (our inference).</w:t>
       </w:r>
     </w:p>
-    <w:p>
-      <w:pPr>
-        <w:pStyle w:val="BodyText"/>
-      </w:pPr>
-      <w:r>
-        <w:rPr>
-          <w:bCs/>
-          <w:b/>
-        </w:rPr>
-        <w:t xml:space="preserve">Canada.</w:t>
-      </w:r>
-      <w:r>
-        <w:t xml:space="preserve"> </w:t>
-      </w:r>
+    <w:bookmarkEnd w:id="75"/>
+    <w:bookmarkStart w:id="76" w:name="canada"/>
+    <w:p>
+      <w:pPr>
+        <w:pStyle w:val="Heading4"/>
+      </w:pPr>
+      <w:r>
+        <w:t xml:space="preserve">Canada</w:t>
+      </w:r>
+    </w:p>
+    <w:p>
+      <w:pPr>
+        <w:pStyle w:val="FirstParagraph"/>
+      </w:pPr>
       <w:r>
         <w:t xml:space="preserve">The construction licence (April 2025) covers one unit. The Canadian Nuclear Safety Commission (CNSC) reports that its first construction hold point was removed in March 2026, and OPG applied that month to operate Unit 1 (CNSC, 2026a; 2026b). Units 2–4 are not covered by the first licence, so they need a further authorisation, with C1 reviewed inside it. The review depends on safety class. Concrete in a non-safety auxiliary structure meets ordinary construction requirements, but infill in a safety-significant structure may alter the licensed design basis and needs a fuller demonstration. REGDOC-2.5.2 (version 2.1) sets risk-informed design requirements and classifies structures (CNSC, 2023a), so no containment standard should be applied to every structure. The cement standard already allows calcined-clay blends with up to 15% limestone (CSA Group, 2023; Hooton, 2023). The BWRX-300 containment is steel-plate composite, so the infill is governed by GE-Hitachi’s topical report NEDO-33926 (self-consolidating concrete, strength per draft AISC N690), which the CNSC and US NRC jointly reviewed (GE-Hitachi Nuclear Energy, 2024; US Nuclear Regulatory Commission and CNSC, 2025). CSA N287 applies only to concrete containment, where applicable (CSA Group, 2026). To our reading the public report does not state a cement-type limit, and we found no nuclear precedent for calcined-clay infill: that is C1’s real licensing risk. A lower carbon figure cannot override the acceptance criteria for strength, crack control or design life.</w:t>
       </w:r>
     </w:p>
-    <w:p>
-      <w:pPr>
-        <w:pStyle w:val="BodyText"/>
-      </w:pPr>
-      <w:r>
-        <w:rPr>
-          <w:bCs/>
-          <w:b/>
-        </w:rPr>
-        <w:t xml:space="preserve">Translation to practice.</w:t>
-      </w:r>
-      <w:r>
-        <w:t xml:space="preserve"> </w:t>
-      </w:r>
-      <w:r>
-        <w:t xml:space="preserve">The non-safety pilot needs no nuclear qualification. Infill qualification must start in 2027, with slag (S1) as the fallback (§8.6). At Liddell the barrier precedes any materials choice: none of these first-order barriers can be solved by changing Portland cement to LC³.</w:t>
+    <w:bookmarkEnd w:id="76"/>
+    <w:bookmarkStart w:id="77" w:name="translation-to-practice"/>
+    <w:p>
+      <w:pPr>
+        <w:pStyle w:val="Heading4"/>
+      </w:pPr>
+      <w:r>
+        <w:t xml:space="preserve">Translation to practice</w:t>
+      </w:r>
+    </w:p>
+    <w:p>
+      <w:pPr>
+        <w:pStyle w:val="FirstParagraph"/>
+      </w:pPr>
+      <w:r>
+        <w:t xml:space="preserve">The non-safety pilot needs no nuclear qualification. Infill qualification must start in 2027, with slag (S1) as the fallback (Section 8.6). At Liddell the barrier precedes any materials choice: none of these first-order barriers can be solved by changing Portland cement to LC³.</w:t>
       </w:r>
     </w:p>
     <w:p>
@@ -5038,8 +4281,9 @@
         </w:pict>
       </w:r>
     </w:p>
-    <w:bookmarkEnd w:id="60"/>
-    <w:bookmarkStart w:id="61" w:name="economics-finance-and-market-barriers"/>
+    <w:bookmarkEnd w:id="77"/>
+    <w:bookmarkEnd w:id="78"/>
+    <w:bookmarkStart w:id="83" w:name="economics-finance-and-market-barriers"/>
     <w:p>
       <w:pPr>
         <w:pStyle w:val="Heading3"/>
@@ -5056,40 +4300,39 @@
         <w:t xml:space="preserve">An SMR’s cost is mostly capital, so whoever finances it sets its price and decides who can build one. C1 is the opposite: it costs almost nothing, but no one is paid for the carbon it saves.</w:t>
       </w:r>
     </w:p>
-    <w:p>
-      <w:pPr>
-        <w:pStyle w:val="BodyText"/>
-      </w:pPr>
-      <w:r>
-        <w:rPr>
-          <w:bCs/>
-          <w:b/>
-        </w:rPr>
-        <w:t xml:space="preserve">Cost.</w:t>
-      </w:r>
-      <w:r>
-        <w:t xml:space="preserve"> </w:t>
-      </w:r>
+    <w:bookmarkStart w:id="79" w:name="cost"/>
+    <w:p>
+      <w:pPr>
+        <w:pStyle w:val="Heading4"/>
+      </w:pPr>
+      <w:r>
+        <w:t xml:space="preserve">Cost</w:t>
+      </w:r>
+    </w:p>
+    <w:p>
+      <w:pPr>
+        <w:pStyle w:val="FirstParagraph"/>
+      </w:pPr>
       <w:r>
         <w:t xml:space="preserve">Darlington’s C$20.9 bn budget for four 300 MWe units (Ontario Power Generation, 2025a) gives a levelised cost of electricity (LCOE: the constant price that repays every cost over the plant’s life) of C$198/MWh at a 7% real discount rate, and C$112–280 from 3% to 10% (Table T9). Capital is 65–86% of it, so finance terms matter as much as engineering. OPG’s C$149/MWh implies 4.9%, a regulated Crown utility’s cost of capital. Our A$221 at 7% sits just below GenCost’s 2030 SMR range (Graham, Hayward and Foster, 2024), plausibly because four units share infrastructure. The agreement is not independent, because GenCost’s current edition bases its SMR capital cost on Darlington (Graham and Hayward, 2026). A NuScale-size overrun would give C$317/MWh.</w:t>
       </w:r>
     </w:p>
-    <w:p>
-      <w:pPr>
-        <w:pStyle w:val="BodyText"/>
-      </w:pPr>
-      <w:r>
-        <w:rPr>
-          <w:bCs/>
-          <w:b/>
-        </w:rPr>
-        <w:t xml:space="preserve">Risk and finance.</w:t>
-      </w:r>
-      <w:r>
-        <w:t xml:space="preserve"> </w:t>
-      </w:r>
-      <w:r>
-        <w:t xml:space="preserve">NuScale’s Idaho project shows what happens when buyers carry overrun risk: its price rose about 35% in real terms even after tax credits, the Utah utilities did not subscribe, and it was cancelled in 2023 (Table T9). Darlington avoids this with a single Crown owner and a regulated rate base; public and First Nations finance covers about 22% of the budget (§8.5). The first unit’s C$7.7 bn, with common infrastructure, sits inside the C$20.9 bn, not on top of it. The Canada Growth Fund (up to C$2 bn) and Building Ontario Fund (up to C$1 bn) supply equity, and the C$715 m of loan guarantees behind the First Nations’ investment is credit support, not extra spending (Government of Canada, 2026). The second equity tranche is released for Units 2–4</w:t>
+    <w:bookmarkEnd w:id="79"/>
+    <w:bookmarkStart w:id="80" w:name="risk-and-finance"/>
+    <w:p>
+      <w:pPr>
+        <w:pStyle w:val="Heading4"/>
+      </w:pPr>
+      <w:r>
+        <w:t xml:space="preserve">Risk and finance</w:t>
+      </w:r>
+    </w:p>
+    <w:p>
+      <w:pPr>
+        <w:pStyle w:val="FirstParagraph"/>
+      </w:pPr>
+      <w:r>
+        <w:t xml:space="preserve">NuScale’s Idaho project shows what happens when buyers carry overrun risk: its price rose about 35% in real terms even after tax credits, the Utah utilities did not subscribe, and it was cancelled in 2023 (Table T9). Darlington avoids this with a single Crown owner and a regulated rate base; public and First Nations finance covers about 22% of the budget (Section 8.5). The first unit’s C$7.7 bn, with common infrastructure, sits inside the C$20.9 bn, not on top of it. The Canada Growth Fund (up to C$2 bn) and Building Ontario Fund (up to C$1 bn) supply equity, and the C$715 m of loan guarantees behind the First Nations’ investment is credit support, not extra spending (Government of Canada, 2026). The second equity tranche is released for Units 2–4</w:t>
       </w:r>
       <w:r>
         <w:t xml:space="preserve"> </w:t>
@@ -5110,40 +4353,40 @@
         <w:t xml:space="preserve">(Canada Growth Fund and Building Ontario Fund, 2025), which is C1’s main financial lever.</w:t>
       </w:r>
     </w:p>
-    <w:p>
-      <w:pPr>
-        <w:pStyle w:val="BodyText"/>
-      </w:pPr>
-      <w:r>
-        <w:rPr>
-          <w:bCs/>
-          <w:b/>
-        </w:rPr>
-        <w:t xml:space="preserve">Barriers to entry.</w:t>
-      </w:r>
-      <w:r>
-        <w:t xml:space="preserve"> </w:t>
-      </w:r>
+    <w:bookmarkEnd w:id="80"/>
+    <w:bookmarkStart w:id="81" w:name="barriers-to-entry"/>
+    <w:p>
+      <w:pPr>
+        <w:pStyle w:val="Heading4"/>
+      </w:pPr>
+      <w:r>
+        <w:t xml:space="preserve">Barriers to entry</w:t>
+      </w:r>
+    </w:p>
+    <w:p>
+      <w:pPr>
+        <w:pStyle w:val="FirstParagraph"/>
+      </w:pPr>
       <w:r>
         <w:t xml:space="preserve">Entry needs large up-front capital, years of development, component qualification and regulatory approval; a small module is not proportionally cheap because site works, security and licensing are largely fixed (International Atomic Energy Agency, 2023). About C$17,400/kW is at risk for years before any revenue. Market capitalisation is a poor proxy for cost or performance: NuScale trades at 168 times its revenue (NuScale Power Corporation, 2026) because investors price hoped-for orders, not verified capital intensity or output. Darlington’s disclosed budget is a stronger benchmark, though its operating record is yet to come. First plants are financed by states and rate bases: the US Department of Energy’s US$800 m went to two designs, one the BWRX-300 (US Department of Energy, 2025), out of about 70 worldwide (International Atomic Energy Agency, 2024). China’s State Council approves batches of reactors for state-owned builders, as reported (Caixin Global, 2026). Australia has neither route. Liddell belongs to AGL, a private company, so an SMR there would need Commonwealth ownership or underwriting, with taxpayers carrying the cost risk (our inference).</w:t>
       </w:r>
     </w:p>
-    <w:p>
-      <w:pPr>
-        <w:pStyle w:val="BodyText"/>
-      </w:pPr>
-      <w:r>
-        <w:rPr>
-          <w:bCs/>
-          <w:b/>
-        </w:rPr>
-        <w:t xml:space="preserve">C1.</w:t>
-      </w:r>
-      <w:r>
-        <w:t xml:space="preserve"> </w:t>
-      </w:r>
-      <w:r>
-        <w:t xml:space="preserve">LC³ saves 6,600 t CO₂e across Units 2–4 (2,200 t a unit; §6.3), worth C$0.63–0.76 m at the federal carbon price of C$95/t in 2026 and C$115/t in 2030 (Environment and Climate Change Canada, 2026; BWRX-300 Ostrołęka sp. z o.o., 2023; Pillai et al., 2019). That justifies an LC³ premium of up to C$10.4–12.7/m³, or 4.6–5.5% of commodity concrete at C$229/m³. The target concrete costs about C$13.7 m, 0.10% of Units 2–4 capital. Table T8 tests the break-even from the cost side, since C1 decides only the premium on a qualified mix, not the C$20.9 bn. A C$10/m³ premium on a unit’s 20,000 m³ of eligible concrete (40% of 50,000 m³) costs C$0.2 m, or C$91/t, just inside the carbon price; C$25 gives C$227/t and C$50 gives C$455/t. These are sensitivities, not quotes: no supplier price has been obtained. No one captures the carbon value, because construction materials appear to sit outside Ontario’s industrial carbon pricing (our inference). Qualification adds to the abatement cost: a C$1 m programme (assumed) adds about C$152/t, and one day of delay costs C$1.8–2.9 m, more than C1’s whole carbon value. Responses are compared and sequenced in §8.6 (Table T13).</w:t>
+    <w:bookmarkEnd w:id="81"/>
+    <w:bookmarkStart w:id="82" w:name="the-initiative-c1-1"/>
+    <w:p>
+      <w:pPr>
+        <w:pStyle w:val="Heading4"/>
+      </w:pPr>
+      <w:r>
+        <w:t xml:space="preserve">The initiative (C1)</w:t>
+      </w:r>
+    </w:p>
+    <w:p>
+      <w:pPr>
+        <w:pStyle w:val="FirstParagraph"/>
+      </w:pPr>
+      <w:r>
+        <w:t xml:space="preserve">LC³ saves 6,600 t CO₂e across Units 2–4 (2,200 t a unit; Section 6.3), worth C$0.63–0.76 m at the federal carbon price of C$95/t in 2026 and C$115/t in 2030 (Environment and Climate Change Canada, 2026; BWRX-300 Ostrołęka sp. z o.o., 2023; Pillai et al., 2019). That justifies an LC³ premium of up to C$10.4–12.7/m³, or 4.6–5.5% of commodity concrete at C$229/m³. The target concrete costs about C$13.7 m, 0.10% of Units 2–4 capital. Table T8 tests the break-even from the cost side, since C1 decides only the premium on a qualified mix, not the C$20.9 bn. A C$10/m³ premium on a unit’s 20,000 m³ of eligible concrete (40% of 50,000 m³) costs C$0.2 m, or C$91/t, just inside the carbon price; C$25 gives C$227/t and C$50 gives C$455/t. These are sensitivities, not quotes: no supplier price has been obtained. No one captures the carbon value, because construction materials appear to sit outside Ontario’s industrial carbon pricing (our inference). Qualification adds to the abatement cost: a C$1 m programme (assumed) adds about C$152/t, and one day of delay costs C$1.8–2.9 m, more than C1’s whole carbon value. Responses are compared and sequenced in Section 8.6 (Table T13).</w:t>
       </w:r>
     </w:p>
     <w:p>
@@ -5724,8 +4967,9 @@
         </w:pict>
       </w:r>
     </w:p>
-    <w:bookmarkEnd w:id="61"/>
-    <w:bookmarkStart w:id="62" w:name="supply-concentration-and-geopolitics"/>
+    <w:bookmarkEnd w:id="82"/>
+    <w:bookmarkEnd w:id="83"/>
+    <w:bookmarkStart w:id="87" w:name="supply-concentration-and-geopolitics"/>
     <w:p>
       <w:pPr>
         <w:pStyle w:val="Heading3"/>
@@ -5739,7 +4983,7 @@
         <w:pStyle w:val="FirstParagraph"/>
       </w:pPr>
       <w:r>
-        <w:t xml:space="preserve">Every front-end fuel stage we measured is concentrated. Each Herfindahl–Hirschman index (HHI; §2) exceeds 1,800,</w:t>
+        <w:t xml:space="preserve">Every front-end fuel stage we measured is concentrated. Each Herfindahl–Hirschman index (HHI; Section 2) exceeds 1,800,</w:t>
       </w:r>
       <w:r>
         <w:t xml:space="preserve"> </w:t>
@@ -5760,58 +5004,57 @@
         <w:t xml:space="preserve">on the 2023 US merger guidelines (US Department of Justice and Federal Trade Commission, 2023), though on the 2010 scale only enrichment is (Table T10). For Darlington this is a price risk; for an Australian SMR it is a sovereign risk.</w:t>
       </w:r>
     </w:p>
-    <w:p>
-      <w:pPr>
-        <w:pStyle w:val="BodyText"/>
-      </w:pPr>
-      <w:r>
-        <w:rPr>
-          <w:bCs/>
-          <w:b/>
-        </w:rPr>
-        <w:t xml:space="preserve">Sanctions make it worse.</w:t>
-      </w:r>
-      <w:r>
-        <w:t xml:space="preserve"> </w:t>
-      </w:r>
+    <w:bookmarkStart w:id="84" w:name="sanctions-make-it-worse"/>
+    <w:p>
+      <w:pPr>
+        <w:pStyle w:val="Heading4"/>
+      </w:pPr>
+      <w:r>
+        <w:t xml:space="preserve">Sanctions make it worse</w:t>
+      </w:r>
+    </w:p>
+    <w:p>
+      <w:pPr>
+        <w:pStyle w:val="FirstParagraph"/>
+      </w:pPr>
       <w:r>
         <w:t xml:space="preserve">Russia holds 41.0–42.8% of enrichment capacity (calculated from World Nuclear Association, 2025; World Nuclear University, 2025). Removing Russia, as US buyers must once import-ban waivers end in 2028 (United States Congress, 2024), raises every HHI. Without Russia and China, enrichment is a Urenco–Orano duopoly (HHI 5,621). Mining is concentrated by country but not by company (HHI about 850–1,400, top three firms only), so its risk is geopolitical rather than market power (Appendix B2).</w:t>
       </w:r>
     </w:p>
-    <w:p>
-      <w:pPr>
-        <w:pStyle w:val="BodyText"/>
-      </w:pPr>
-      <w:r>
-        <w:rPr>
-          <w:bCs/>
-          <w:b/>
-        </w:rPr>
-        <w:t xml:space="preserve">Darlington and Liddell compared.</w:t>
-      </w:r>
-      <w:r>
-        <w:t xml:space="preserve"> </w:t>
-      </w:r>
+    <w:bookmarkEnd w:id="84"/>
+    <w:bookmarkStart w:id="85" w:name="darlington-and-liddell-compared"/>
+    <w:p>
+      <w:pPr>
+        <w:pStyle w:val="Heading4"/>
+      </w:pPr>
+      <w:r>
+        <w:t xml:space="preserve">Darlington and Liddell compared</w:t>
+      </w:r>
+    </w:p>
+    <w:p>
+      <w:pPr>
+        <w:pStyle w:val="FirstParagraph"/>
+      </w:pPr>
       <w:r>
         <w:t xml:space="preserve">OPG’s announced Unit 1 fuel suppliers (Cameco, Urenco USA, Orano, GNF-A) include no Russian firm (Ontario Power Generation, 2023, as reported by Power Engineering, 2023). Four units need about 196 t of natural uranium and 138 thousand separative work units (SWU) a year, about 3.2% of Urenco USA’s output (assumed typical BWR fuel values; Appendix B2.6). Australia holds 28% of identified recoverable uranium resources (OECD Nuclear Energy Agency and International Atomic Energy Agency, 2025; the 2026 edition gives 27–29%) but has no conversion or enrichment (World Nuclear Association, 2026). An Australian SMR would import enrichment and fabrication by law (EPBC s 140A; ARPANS s 10), and conversion because no plant exists (Parliamentary Library, 2024).</w:t>
       </w:r>
     </w:p>
-    <w:p>
-      <w:pPr>
-        <w:pStyle w:val="BodyText"/>
-      </w:pPr>
-      <w:r>
-        <w:rPr>
-          <w:bCs/>
-          <w:b/>
-        </w:rPr>
-        <w:t xml:space="preserve">Translation to practice.</w:t>
-      </w:r>
-      <w:r>
-        <w:t xml:space="preserve"> </w:t>
-      </w:r>
-      <w:r>
-        <w:t xml:space="preserve">C1 does not reduce fuel risk. Fuel independence also needs conversion, enrichment, fabrication, forged components and skilled labour, not uranium deposits alone. Patents identify proprietary designs but do not establish any royalty per unit of electricity, so patent counts alone give no royalty estimate. The HHI measures nominal capacity, not the contracts open to one buyer. Contracts with allied enrichers, as OPG uses, cut a buyer’s exposure but not concentration (§8.6). C1 adds a small supply risk of its own. LC³ needs a suitable calcined-clay source and blending capacity (Scrivener et al., 2018), and a single qualified supplier would be a risk even if its product footprint were favourable. One Western option links back to Darlington: laser enrichment from Australia’s Silex Systems, commercialised in the US by Global Laser Enrichment (51% Silex, 49% Cameco, OPG’s uranium supplier). The NRC docketed its Paducah application in August 2025, as reported by Silex Systems Limited (2025), and Cameco has agreed to buy all its output (Silex Systems Limited, 2026, as reported by World Nuclear News, 2026). EPBC s 140A would bar such a plant in Australia (§10).</w:t>
+    <w:bookmarkEnd w:id="85"/>
+    <w:bookmarkStart w:id="86" w:name="translation-to-practice-1"/>
+    <w:p>
+      <w:pPr>
+        <w:pStyle w:val="Heading4"/>
+      </w:pPr>
+      <w:r>
+        <w:t xml:space="preserve">Translation to practice</w:t>
+      </w:r>
+    </w:p>
+    <w:p>
+      <w:pPr>
+        <w:pStyle w:val="FirstParagraph"/>
+      </w:pPr>
+      <w:r>
+        <w:t xml:space="preserve">C1 does not reduce fuel risk. Fuel independence also needs conversion, enrichment, fabrication, forged components and skilled labour, not uranium deposits alone. Patents identify proprietary designs but do not establish any royalty per unit of electricity, so patent counts alone give no royalty estimate. The HHI measures nominal capacity, not the contracts open to one buyer. Contracts with allied enrichers, as OPG uses, cut a buyer’s exposure but not concentration (Section 8.6). C1 adds a small supply risk of its own. LC³ needs a suitable calcined-clay source and blending capacity (Scrivener et al., 2018), and a single qualified supplier would be a risk even if its product footprint were favourable. One Western option links back to Darlington: laser enrichment from Australia’s Silex Systems, commercialised in the US by Global Laser Enrichment (51% Silex, 49% Cameco, OPG’s uranium supplier). The NRC docketed its Paducah application in August 2025, as reported by Silex Systems Limited (2025), and Cameco has agreed to buy all its output (Silex Systems Limited, 2026, as reported by World Nuclear News, 2026). EPBC s 140A would bar such a plant in Australia (Section 10).</w:t>
       </w:r>
     </w:p>
     <w:p>
@@ -6284,8 +5527,9 @@
         </w:pict>
       </w:r>
     </w:p>
-    <w:bookmarkEnd w:id="62"/>
-    <w:bookmarkStart w:id="63" w:name="social-licence"/>
+    <w:bookmarkEnd w:id="86"/>
+    <w:bookmarkEnd w:id="87"/>
+    <w:bookmarkStart w:id="90" w:name="social-licence"/>
     <w:p>
       <w:pPr>
         <w:pStyle w:val="Heading3"/>
@@ -6302,40 +5546,29 @@
         <w:t xml:space="preserve">The same reactor has a social licence at Darlington and none at Liddell. Safety data do not explain the difference; consent, benefit and trust do (Table T11).</w:t>
       </w:r>
     </w:p>
+    <w:bookmarkStart w:id="88" w:name="perceived-and-actual-safety"/>
+    <w:p>
+      <w:pPr>
+        <w:pStyle w:val="Heading4"/>
+      </w:pPr>
+      <w:r>
+        <w:t xml:space="preserve">Perceived and actual safety</w:t>
+      </w:r>
+    </w:p>
+    <w:p>
+      <w:pPr>
+        <w:pStyle w:val="FirstParagraph"/>
+      </w:pPr>
+      <w:r>
+        <w:t xml:space="preserve">In 2024, 61% of Australians supported using nuclear power to generate electricity (Neelam, 2024), yet 59% wanted to keep the legal ban, up from 51% a year earlier (Griffith University Climate Action Beacon and Monash Climate Change Communication Research Hub, 2025). One poll asks about a technology and the other about the law, so support depends on framing; older polls found support 16–20 points lower for a plant nearby (Newspoll, 2007). The health benefit, like the carbon benefit (Section 7), depends on what the reactor displaces.</w:t>
+      </w:r>
+    </w:p>
     <w:p>
       <w:pPr>
         <w:pStyle w:val="BodyText"/>
       </w:pPr>
       <w:r>
-        <w:rPr>
-          <w:bCs/>
-          <w:b/>
-        </w:rPr>
-        <w:t xml:space="preserve">Perceived and actual safety.</w:t>
-      </w:r>
-      <w:r>
-        <w:t xml:space="preserve"> </w:t>
-      </w:r>
-      <w:r>
-        <w:t xml:space="preserve">In 2024, 61% of Australians supported using nuclear power to generate electricity (Neelam, 2024), yet 59% wanted to keep the legal ban, up from 51% a year earlier (Griffith University Climate Action Beacon and Monash Climate Change Communication Research Hub, 2025). One poll asks about a technology and the other about the law, so support depends on framing; older polls found support 16–20 points lower for a plant nearby (Newspoll, 2007). The health benefit, like the carbon benefit (§7), depends on what the reactor displaces.</w:t>
-      </w:r>
-    </w:p>
-    <w:p>
-      <w:pPr>
-        <w:pStyle w:val="BodyText"/>
-      </w:pPr>
-      <w:r>
-        <w:rPr>
-          <w:bCs/>
-          <w:b/>
-        </w:rPr>
-        <w:t xml:space="preserve">Consent: equity in Canada, failed top-down siting in Australia.</w:t>
-      </w:r>
-      <w:r>
-        <w:t xml:space="preserve"> </w:t>
-      </w:r>
-      <w:r>
-        <w:t xml:space="preserve">At Darlington the CNSC found the duty to consult met (CNSC, 2025). In June 2026 the seven Williams Treaties First Nations announced a C$700 m investment, a loan converting to equity once all four units are complete, backed by federal and Ontario loan guarantees of about C$715 m (Williams Treaties First Nations et al., 2026; Government of Canada, 2026). The first is the investment, the second its credit support. Two of the seven told the CNSC in 2023–24 that their concerns had not been addressed, so ownership by participating Nations is not universal consent, nor a substitute for consulting other Indigenous groups. Australia’s precedent is a waste site chosen top-down and set aside by the Federal Court for apprehended bias (</w:t>
+        <w:t xml:space="preserve">Consent: equity in Canada, failed top-down siting in Australia. At Darlington the CNSC found the duty to consult met (CNSC, 2025). In June 2026 the seven Williams Treaties First Nations announced a C$700 m investment, a loan converting to equity once all four units are complete, backed by federal and Ontario loan guarantees of about C$715 m (Williams Treaties First Nations et al., 2026; Government of Canada, 2026). The first is the investment, the second its credit support. Two of the seven told the CNSC in 2023–24 that their concerns had not been addressed, so ownership by participating Nations is not universal consent, nor a substitute for consulting other Indigenous groups. Australia’s precedent is a waste site chosen top-down and set aside by the Federal Court for apprehended bias (</w:t>
       </w:r>
       <w:r>
         <w:rPr>
@@ -6351,22 +5584,22 @@
         <w:t xml:space="preserve">[2023] FCA 809). Canada’s waste agency instead used volunteer siting and a priced hosting agreement (Nuclear Waste Management Organization [NWMO], 2024a). Scored on legitimacy, legal risk, speed, public cost and fairness, consent-based routes beat top-down siting by 3–6 points under every weighting, and not building scores highest (Appendix B8.3).</w:t>
       </w:r>
     </w:p>
-    <w:p>
-      <w:pPr>
-        <w:pStyle w:val="BodyText"/>
-      </w:pPr>
-      <w:r>
-        <w:rPr>
-          <w:bCs/>
-          <w:b/>
-        </w:rPr>
-        <w:t xml:space="preserve">Translation to practice.</w:t>
-      </w:r>
-      <w:r>
-        <w:t xml:space="preserve"> </w:t>
-      </w:r>
-      <w:r>
-        <w:t xml:space="preserve">C1 changes no land use, emissions or waste at the site, so it raises no new consent issue there; its social value is indirect, as a lower-carbon build that OPG can report to its First Nations and public equity partners (our inference). Away from the site, clay sourcing, haulage and water use could create distributional impacts, and powder dust and calcination emissions are occupational matters at suppliers and batching plants. A socially sustainable pilot would disclose source locations and routes early, open supply to Indigenous and local firms where technically suitable, and report environmental data plainly. Waste stewardship is unchanged: the NWMO repository near Ignace entered regulatory assessment in January 2026 and is not operating (Nuclear Waste Management Organization, 2026), and LC³ has no proven recyclability or clearance advantage. For Liddell, low-regret steps can precede any repeal: a producer-funded waste body, and a two-key test in which both the host community and the Traditional Owners must agree. A priced hosting agreement, First Nations equity with a loan guarantee and a skills plan coordinated with AUKUS would follow (§8.6).</w:t>
+    <w:bookmarkEnd w:id="88"/>
+    <w:bookmarkStart w:id="89" w:name="translation-to-practice-2"/>
+    <w:p>
+      <w:pPr>
+        <w:pStyle w:val="Heading4"/>
+      </w:pPr>
+      <w:r>
+        <w:t xml:space="preserve">Translation to practice</w:t>
+      </w:r>
+    </w:p>
+    <w:p>
+      <w:pPr>
+        <w:pStyle w:val="FirstParagraph"/>
+      </w:pPr>
+      <w:r>
+        <w:t xml:space="preserve">C1 changes no land use, emissions or waste at the site, so it raises no new consent issue there; its social value is indirect, as a lower-carbon build that OPG can report to its First Nations and public equity partners (our inference). Away from the site, clay sourcing, haulage and water use could create distributional impacts, and powder dust and calcination emissions are occupational matters at suppliers and batching plants. A socially sustainable pilot would disclose source locations and routes early, open supply to Indigenous and local firms where technically suitable, and report environmental data plainly. Waste stewardship is unchanged: the NWMO repository near Ignace entered regulatory assessment in January 2026 and is not operating (Nuclear Waste Management Organization, 2026), and LC³ has no proven recyclability or clearance advantage. For Liddell, low-regret steps can precede any repeal: a producer-funded waste body, and a two-key test in which both the host community and the Traditional Owners must agree. A priced hosting agreement, First Nations equity with a loan guarantee and a skills plan coordinated with AUKUS would follow (Section 8.6).</w:t>
       </w:r>
     </w:p>
     <w:p>
@@ -6746,8 +5979,9 @@
         </w:pict>
       </w:r>
     </w:p>
-    <w:bookmarkEnd w:id="63"/>
-    <w:bookmarkStart w:id="67" w:name="stakeholders-and-money-flows"/>
+    <w:bookmarkEnd w:id="89"/>
+    <w:bookmarkEnd w:id="90"/>
+    <w:bookmarkStart w:id="94" w:name="stakeholders-and-money-flows"/>
     <w:p>
       <w:pPr>
         <w:pStyle w:val="Heading3"/>
@@ -6769,7 +6003,7 @@
         <w:pStyle w:val="BodyText"/>
       </w:pPr>
       <w:r>
-        <w:t xml:space="preserve">Table T12 sets each actor’s influence and interest beside its money. OPG carries about 78% of Darlington on its balance sheet (by subtraction; our calculation), recovered through rates the Ontario Energy Board approves, while federal, provincial and First Nations finance lowers the cost of capital and spreads ownership. That model needs a publicly owned utility with a regulated rate base. Liddell has a private owner, so it would need Commonwealth ownership or underwriting (§8.2), with taxpayers carrying the cost risk under the Coalition’s 2024 model, as reported by ABC News (2024).</w:t>
+        <w:t xml:space="preserve">Table T12 sets each actor’s influence and interest beside its money. OPG carries about 78% of Darlington on its balance sheet (by subtraction; our calculation), recovered through rates the Ontario Energy Board approves, while federal, provincial and First Nations finance lowers the cost of capital and spreads ownership. That model needs a publicly owned utility with a regulated rate base. Liddell has a private owner, so it would need Commonwealth ownership or underwriting (Section 8.2), with taxpayers carrying the cost risk under the Coalition’s 2024 model, as reported by ABC News (2024).</w:t>
       </w:r>
     </w:p>
     <w:p>
@@ -6777,7 +6011,7 @@
         <w:pStyle w:val="BodyText"/>
       </w:pPr>
       <w:r>
-        <w:t xml:space="preserve">For C1, the decisive actors are OPG as buyer, GE Vernova Hitachi as owner of the infill specification, and the two equity funds at the Units 2–4 tranche (§8.2). None is opposed, but none yet has a reason to act; the tranche condition supplies one (§8.6). Contractors and suppliers then decide whether LC³ is deliverable.</w:t>
+        <w:t xml:space="preserve">For C1, the decisive actors are OPG as buyer, GE Vernova Hitachi as owner of the infill specification, and the two equity funds at the Units 2–4 tranche (Section 8.2). None is opposed, but none yet has a reason to act; the tranche condition supplies one (Section 8.6). Contractors and suppliers then decide whether LC³ is deliverable.</w:t>
       </w:r>
     </w:p>
     <w:p>
@@ -6789,18 +6023,18 @@
           <wp:inline>
             <wp:extent cx="5441315" cy="3894434"/>
             <wp:effectExtent b="0" l="0" r="0" t="0"/>
-            <wp:docPr descr="Figure F8. Stakeholder power/interest maps for Darlington Units 2–4 with C1 (left) and a hypothetical Liddell BWRX-300 (right). Colour shows stance; positions are our judgement from §8.1–8.4. Source: this study, Appendix B8.2." title="" id="65" name="Picture"/>
+            <wp:docPr descr="Figure F8. Stakeholder power/interest maps for Darlington Units 2–4 with C1 (left) and a hypothetical Liddell BWRX-300 (right). Colour shows stance; positions are our judgement from Sections 8.1–8.4. Source: this study, Appendix B8.2." title="" id="92" name="Picture"/>
             <a:graphic>
               <a:graphicData uri="http://schemas.openxmlformats.org/drawingml/2006/picture">
                 <pic:pic>
                   <pic:nvPicPr>
-                    <pic:cNvPr descr="/home/user/MTE4593-Group-Assignment/03_LCA_Calculations/results/F8_stakeholder_map.png" id="66" name="Picture"/>
+                    <pic:cNvPr descr="/home/user/MTE4593-Group-Assignment/03_LCA_Calculations/results/F8_stakeholder_map.png" id="93" name="Picture"/>
                     <pic:cNvPicPr>
                       <a:picLocks noChangeArrowheads="1" noChangeAspect="1"/>
                     </pic:cNvPicPr>
                   </pic:nvPicPr>
                   <pic:blipFill>
-                    <a:blip r:embed="rId64"/>
+                    <a:blip r:embed="rId91"/>
                     <a:stretch>
                       <a:fillRect/>
                     </a:stretch>
@@ -6832,7 +6066,7 @@
         <w:pStyle w:val="ImageCaption"/>
       </w:pPr>
       <w:r>
-        <w:t xml:space="preserve">Figure F8. Stakeholder power/interest maps for Darlington Units 2–4 with C1 (left) and a hypothetical Liddell BWRX-300 (right). Colour shows stance; positions are our judgement from §8.1–8.4. Source: this study, Appendix B8.2.</w:t>
+        <w:t xml:space="preserve">Figure F8. Stakeholder power/interest maps for Darlington Units 2–4 with C1 (left) and a hypothetical Liddell BWRX-300 (right). Colour shows stance; positions are our judgement from Sections 8.1–8.4. Source: this study, Appendix B8.2.</w:t>
       </w:r>
     </w:p>
     <w:p>
@@ -7268,7 +6502,7 @@
               <w:jc w:val="left"/>
             </w:pPr>
             <w:r>
-              <w:t xml:space="preserve">About 1,600 construction jobs per SMR (§8.4)</w:t>
+              <w:t xml:space="preserve">About 1,600 construction jobs per SMR (Section 8.4)</w:t>
             </w:r>
           </w:p>
         </w:tc>
@@ -7318,7 +6552,7 @@
               <w:jc w:val="left"/>
             </w:pPr>
             <w:r>
-              <w:t xml:space="preserve">Producer-funded (§8.4)</w:t>
+              <w:t xml:space="preserve">Producer-funded (Section 8.4)</w:t>
             </w:r>
           </w:p>
         </w:tc>
@@ -7331,8 +6565,8 @@
         </w:pict>
       </w:r>
     </w:p>
-    <w:bookmarkEnd w:id="67"/>
-    <w:bookmarkStart w:id="68" w:name="implementation-pathway"/>
+    <w:bookmarkEnd w:id="94"/>
+    <w:bookmarkStart w:id="96" w:name="implementation-pathway"/>
     <w:p>
       <w:pPr>
         <w:pStyle w:val="Heading3"/>
@@ -7346,17 +6580,7 @@
         <w:pStyle w:val="FirstParagraph"/>
       </w:pPr>
       <w:r>
-        <w:rPr>
-          <w:bCs/>
-          <w:b/>
-        </w:rPr>
-        <w:t xml:space="preserve">C1 can be built with no added delay on the evidence available if OPG applies a carbon specification to eligible non-safety concrete now (the LC³ pilot), qualifies the steel-composite infill on a Unit 1 mock-up, and ties a milestone to the Units 2–4 equity tranche.</w:t>
-      </w:r>
-      <w:r>
-        <w:t xml:space="preserve"> </w:t>
-      </w:r>
-      <w:r>
-        <w:t xml:space="preserve">The levers in Table T13 are scored on enforceability, speed and low schedule risk (1 to 3 each; our judgement, not sourced scores). L1 and L2 tie at 8. If enforceability counts double, L2 leads with 11; if speed counts double, L1 leads with 11; the recommendation is the same under both. L1 is C1’s pilot step, not an add-on: a 10% floor invites LC³, whose full saving is 1,100–3,300 t CO₂e per unit (§4.3; Pillai et al., 2019).</w:t>
+        <w:t xml:space="preserve">C1 can be built with no added delay on the evidence available if OPG applies a carbon specification to eligible non-safety concrete now (the LC³ pilot), qualifies the steel-composite infill on a Unit 1 mock-up, and ties a milestone to the Units 2–4 equity tranche. The levers in Table T13 are scored on enforceability, speed and low schedule risk (1 to 3 each; our judgement, not sourced scores). L1 and L2 tie at 8. If enforceability counts double, L2 leads with 11; if speed counts double, L1 leads with 11; the recommendation is the same under both. L1 is C1’s pilot step, not an add-on: a 10% floor invites LC³, whose full saving is 1,100–3,300 t CO₂e per unit (Section 4.3; Pillai et al., 2019).</w:t>
       </w:r>
     </w:p>
     <w:p>
@@ -7494,7 +6718,7 @@
               <w:jc w:val="left"/>
             </w:pPr>
             <w:r>
-              <w:t xml:space="preserve">OPG, so ratepayers (premium break-even, §8.2)</w:t>
+              <w:t xml:space="preserve">OPG, so ratepayers (premium break-even, Section 8.2)</w:t>
             </w:r>
           </w:p>
         </w:tc>
@@ -7790,40 +7014,29 @@
         </w:tc>
       </w:tr>
     </w:tbl>
+    <w:bookmarkStart w:id="95" w:name="qualification-and-sequencing"/>
+    <w:p>
+      <w:pPr>
+        <w:pStyle w:val="Heading4"/>
+      </w:pPr>
+      <w:r>
+        <w:t xml:space="preserve">Qualification and sequencing</w:t>
+      </w:r>
+    </w:p>
+    <w:p>
+      <w:pPr>
+        <w:pStyle w:val="FirstParagraph"/>
+      </w:pPr>
+      <w:r>
+        <w:t xml:space="preserve">The sequence is L1 now, L4 in 2027, then L2 at the 2028 tranche. A CNSC licence condition is not a lever, because the CNSC does not set climate conditions; it only has to accept that the change is safe (our inference). Oversight continues after approval, through batch testing, record retention, non-conformance procedures and inspection access, and the approved mix stays available throughout. Step 1, in 2027, develops slag and LC³ self-consolidating mixes (about 6 to 9 months). Step 2 is a full-scale mock-up trial off Unit 1’s critical path (about 6 months), funded by L4. Step 3 is the design-change evaluation, submitted with the Units 2–4 licensing package ahead of the approval expected in 2028, as reported (American Nuclear Society, 2026); it takes about 6 to 9 months (assumed). The steps total about 18 to 24 months (assumed), so they fit only if they start in 2027. We have not costed the programme; Section 9 tests an assumed C$1 m. If the evidence is not ready, Units 2–4 proceed with the current mix, the pilot continues in non-safety concrete, and the infill enters at a later unit. Doing nothing forgoes the saving at near-zero cost and is rejected.</w:t>
+      </w:r>
+    </w:p>
     <w:p>
       <w:pPr>
         <w:pStyle w:val="BodyText"/>
       </w:pPr>
       <w:r>
-        <w:rPr>
-          <w:bCs/>
-          <w:b/>
-        </w:rPr>
-        <w:t xml:space="preserve">Qualification and sequencing.</w:t>
-      </w:r>
-      <w:r>
-        <w:t xml:space="preserve"> </w:t>
-      </w:r>
-      <w:r>
-        <w:t xml:space="preserve">The sequence is L1 now, L4 in 2027, then L2 at the 2028 tranche. A CNSC licence condition is not a lever, because the CNSC does not set climate conditions; it only has to accept that the change is safe (our inference). Oversight continues after approval, through batch testing, record retention, non-conformance procedures and inspection access, and the approved mix stays available throughout. Step 1, in 2027, develops slag and LC³ self-consolidating mixes (about 6 to 9 months). Step 2 is a full-scale mock-up trial off Unit 1’s critical path (about 6 months), funded by L4. Step 3 is the design-change evaluation, submitted with the Units 2–4 licensing package ahead of the approval expected in 2028, as reported (American Nuclear Society, 2026); it takes about 6 to 9 months (assumed). The steps total about 18 to 24 months (assumed), so they fit only if they start in 2027. We have not costed the programme; §9 tests an assumed C$1 m. If the evidence is not ready, Units 2–4 proceed with the current mix, the pilot continues in non-safety concrete, and the infill enters at a later unit. Doing nothing forgoes the saving at near-zero cost and is rejected.</w:t>
-      </w:r>
-    </w:p>
-    <w:p>
-      <w:pPr>
-        <w:pStyle w:val="BodyText"/>
-      </w:pPr>
-      <w:r>
-        <w:rPr>
-          <w:bCs/>
-          <w:b/>
-        </w:rPr>
-        <w:t xml:space="preserve">The federal standard is a template, not an obligation.</w:t>
-      </w:r>
-      <w:r>
-        <w:t xml:space="preserve"> </w:t>
-      </w:r>
-      <w:r>
-        <w:t xml:space="preserve">The Standard on Embodied Carbon in Construction (amended March 2025) requires low-carbon concrete, life-cycle assessment and structural-material reporting in federal procurement (Treasury Board of Canada Secretariat, 2022). It is a model of transparency, but it binds federal departments, and OPG, an Ontario Crown corporation, is outside its scope (our inference); the Darlington choice rests on its own contracts, codes and licence conditions. Its allowance of 130% of baseline for specialised mixes could let self-consolidating infill emit 30% more than the baseline, so any OPG or fund clause must benchmark infill against a cement-rich self-consolidating reference mix.</w:t>
+        <w:t xml:space="preserve">The federal standard is a template, not an obligation. The Standard on Embodied Carbon in Construction (amended March 2025) requires low-carbon concrete, life-cycle assessment and structural-material reporting in federal procurement (Treasury Board of Canada Secretariat, 2022). It is a model of transparency, but it binds federal departments, and OPG, an Ontario Crown corporation, is outside its scope (our inference); the Darlington choice rests on its own contracts, codes and licence conditions. Its allowance of 130% of baseline for specialised mixes could let self-consolidating infill emit 30% more than the baseline, so any OPG or fund clause must benchmark infill against a cement-rich self-consolidating reference mix.</w:t>
       </w:r>
     </w:p>
     <w:p>
@@ -7833,9 +7046,10 @@
         </w:pict>
       </w:r>
     </w:p>
-    <w:bookmarkEnd w:id="68"/>
-    <w:bookmarkEnd w:id="69"/>
-    <w:bookmarkStart w:id="73" w:name="X5539a185355627e6c3e07c8c8240218227305a6"/>
+    <w:bookmarkEnd w:id="95"/>
+    <w:bookmarkEnd w:id="96"/>
+    <w:bookmarkEnd w:id="97"/>
+    <w:bookmarkStart w:id="105" w:name="X5539a185355627e6c3e07c8c8240218227305a6"/>
     <w:p>
       <w:pPr>
         <w:pStyle w:val="Heading2"/>
@@ -7849,20 +7063,10 @@
         <w:pStyle w:val="FirstParagraph"/>
       </w:pPr>
       <w:r>
-        <w:rPr>
-          <w:bCs/>
-          <w:b/>
-        </w:rPr>
-        <w:t xml:space="preserve">Adopt C1 only as a schedule-neutral specification; for Australia, the same money on firmed renewables ranks first, ahead of the status quo and of an SMR at Liddell.</w:t>
-      </w:r>
-      <w:r>
-        <w:t xml:space="preserve"> </w:t>
-      </w:r>
-      <w:r>
-        <w:t xml:space="preserve">C1 changes the life cycle by about 0.36%, and no predefined weight set, input test or ±50% weight test puts an SMR first.</w:t>
-      </w:r>
-    </w:p>
-    <w:bookmarkStart w:id="70" w:name="triple-bottom-line"/>
+        <w:t xml:space="preserve">Adopt C1 only as a schedule-neutral specification; for Australia, the same money on firmed renewables ranks first, ahead of the status quo and of an SMR at Liddell. C1 changes the life cycle by about 0.36%, and no predefined weight set, input test or ±50% weight test puts an SMR first.</w:t>
+      </w:r>
+    </w:p>
+    <w:bookmarkStart w:id="98" w:name="triple-bottom-line"/>
     <w:p>
       <w:pPr>
         <w:pStyle w:val="Heading3"/>
@@ -8001,7 +7205,7 @@
               <w:jc w:val="left"/>
             </w:pPr>
             <w:r>
-              <w:t xml:space="preserve">About 4 g CO₂e/kWh (§6). C1 saves 2,200 t per unit at 40% eligibility, about 0.36% of the life cycle; supply and end-of-life effects are uncertain. Unit 1 avoids 1.0–6.8 Mt to 2050.</w:t>
+              <w:t xml:space="preserve">About 4 g CO₂e/kWh (Section 6). C1 saves 2,200 t per unit at 40% eligibility, about 0.36% of the life cycle; supply and end-of-life effects are uncertain. Unit 1 avoids 1.0–6.8 Mt to 2050.</w:t>
             </w:r>
           </w:p>
         </w:tc>
@@ -8037,7 +7241,7 @@
               <w:jc w:val="left"/>
             </w:pPr>
             <w:r>
-              <w:t xml:space="preserve">§6.3, §7</w:t>
+              <w:t xml:space="preserve">Section 6.3, Section 7</w:t>
             </w:r>
           </w:p>
         </w:tc>
@@ -8079,7 +7283,7 @@
               <w:jc w:val="left"/>
             </w:pPr>
             <w:r>
-              <w:t xml:space="preserve">SMR A$230–382/MWh in 2030 against A$89–125 for firmed renewables. A first unit would need Commonwealth ownership or underwriting (our inference, §8.2).</w:t>
+              <w:t xml:space="preserve">SMR A$230–382/MWh in 2030 against A$89–125 for firmed renewables. A first unit would need Commonwealth ownership or underwriting (our inference, Section 8.2).</w:t>
             </w:r>
           </w:p>
         </w:tc>
@@ -8103,7 +7307,7 @@
               <w:jc w:val="left"/>
             </w:pPr>
             <w:r>
-              <w:t xml:space="preserve">§7.3, §8.2</w:t>
+              <w:t xml:space="preserve">Section 7.3, Section 8.2</w:t>
             </w:r>
           </w:p>
         </w:tc>
@@ -8169,7 +7373,7 @@
               <w:jc w:val="left"/>
             </w:pPr>
             <w:r>
-              <w:t xml:space="preserve">§8.1, §8.3–8.5</w:t>
+              <w:t xml:space="preserve">Section 8.1, Sections 8.3–8.5</w:t>
             </w:r>
           </w:p>
         </w:tc>
@@ -8235,14 +7439,14 @@
               <w:jc w:val="left"/>
             </w:pPr>
             <w:r>
-              <w:t xml:space="preserve">§6–§8</w:t>
+              <w:t xml:space="preserve">Section 6–Section 8</w:t>
             </w:r>
           </w:p>
         </w:tc>
       </w:tr>
     </w:tbl>
-    <w:bookmarkEnd w:id="70"/>
-    <w:bookmarkStart w:id="71" w:name="multi-criteria-analysis"/>
+    <w:bookmarkEnd w:id="98"/>
+    <w:bookmarkStart w:id="100" w:name="multi-criteria-analysis"/>
     <w:p>
       <w:pPr>
         <w:pStyle w:val="Heading3"/>
@@ -8256,7 +7460,7 @@
         <w:pStyle w:val="FirstParagraph"/>
       </w:pPr>
       <w:r>
-        <w:t xml:space="preserve">Method in §2; working in Appendix B7; social-licence and legal scores from Appendix B8.3 and B3. Technology readiness level (TRL) is not scored.</w:t>
+        <w:t xml:space="preserve">Method in Section 2; working in Appendix B7; social-licence and legal scores from Appendix B8.3 and B3. Technology readiness level (TRL) is not scored.</w:t>
       </w:r>
     </w:p>
     <w:p>
@@ -8692,17 +7896,24 @@
         <w:pStyle w:val="BodyText"/>
       </w:pPr>
       <w:r>
-        <w:rPr>
-          <w:bCs/>
-          <w:b/>
-        </w:rPr>
-        <w:t xml:space="preserve">Renewables rank first under every weight set.</w:t>
-      </w:r>
-      <w:r>
-        <w:t xml:space="preserve"> </w:t>
-      </w:r>
-      <w:r>
-        <w:t xml:space="preserve">The SMR wins only on life-cycle CO₂e (about 4 against 30 g/kWh) and supply concentration. It loses on CO₂e avoided per dollar (10.9×), cost (2.9×), time (about 12 years later), social licence and legal feasibility.</w:t>
+        <w:t xml:space="preserve">Renewables rank first under every weight set. The SMR wins only on life-cycle CO₂e (about 4 against 30 g/kWh) and supply concentration. It loses on CO₂e avoided per dollar (10.9×), cost (2.9×), time (about 12 years later), social licence and legal feasibility.</w:t>
+      </w:r>
+    </w:p>
+    <w:bookmarkStart w:id="99" w:name="rank-reversal"/>
+    <w:p>
+      <w:pPr>
+        <w:pStyle w:val="Heading4"/>
+      </w:pPr>
+      <w:r>
+        <w:t xml:space="preserve">Rank reversal</w:t>
+      </w:r>
+    </w:p>
+    <w:p>
+      <w:pPr>
+        <w:pStyle w:val="FirstParagraph"/>
+      </w:pPr>
+      <w:r>
+        <w:t xml:space="preserve">Of 56 weight changes of ±50%, two change first place, both under the firm-and-sovereign weights and both to the status quo, not the SMR. An SMR ranks first only if life-cycle CO₂e carries at least 94% of the weight, or in 0.1% of 20,000 random weight sets. Of 68 input tests, renewables stay first in 66; the other two go to the status quo.</w:t>
       </w:r>
     </w:p>
     <w:p>
@@ -8710,17 +7921,7 @@
         <w:pStyle w:val="BodyText"/>
       </w:pPr>
       <w:r>
-        <w:rPr>
-          <w:bCs/>
-          <w:b/>
-        </w:rPr>
-        <w:t xml:space="preserve">Rank reversal.</w:t>
-      </w:r>
-      <w:r>
-        <w:t xml:space="preserve"> </w:t>
-      </w:r>
-      <w:r>
-        <w:t xml:space="preserve">Of 56 weight changes of ±50%, two change first place, both under the firm-and-sovereign weights and both to the status quo, not the SMR. An SMR ranks first only if life-cycle CO₂e carries at least 94% of the weight, or in 0.1% of 20,000 random weight sets. Of 68 input tests, renewables stay first in 66; the other two go to the status quo.</w:t>
+        <w:t xml:space="preserve">SMR + C1 and SMR are indistinguishable. At 2,200 t per unit (50,000 m³ of concrete, 40% eligible; BWRX-300 Ostrołęka sp. z o.o., 2023; Pillai et al., 2019), C1 moves the weighted score by under 0.005 point, and the ranking is unchanged. At Liddell, an 18.5-day slip would forgo CO₂e equal to 15 times the saving (Appendix B7.5), so schedule neutrality decides whether C1 helps.</w:t>
       </w:r>
     </w:p>
     <w:p>
@@ -8728,39 +7929,12 @@
         <w:pStyle w:val="BodyText"/>
       </w:pPr>
       <w:r>
-        <w:rPr>
-          <w:bCs/>
-          <w:b/>
-        </w:rPr>
-        <w:t xml:space="preserve">SMR + C1 and SMR are indistinguishable.</w:t>
-      </w:r>
-      <w:r>
-        <w:t xml:space="preserve"> </w:t>
-      </w:r>
-      <w:r>
-        <w:t xml:space="preserve">At 2,200 t per unit (50,000 m³ of concrete, 40% eligible; BWRX-300 Ostrołęka sp. z o.o., 2023; Pillai et al., 2019), C1 moves the weighted score by under 0.005 point, and the ranking is unchanged. At Liddell, an 18.5-day slip would forgo CO₂e equal to 15 times the saving (Appendix B7.5), so schedule neutrality decides whether C1 helps.</w:t>
-      </w:r>
-    </w:p>
-    <w:p>
-      <w:pPr>
-        <w:pStyle w:val="BodyText"/>
-      </w:pPr>
-      <w:r>
-        <w:rPr>
-          <w:bCs/>
-          <w:b/>
-        </w:rPr>
-        <w:t xml:space="preserve">The status quo’s second place over the SMR is a scaling artefact.</w:t>
-      </w:r>
-      <w:r>
-        <w:t xml:space="preserve"> </w:t>
-      </w:r>
-      <w:r>
-        <w:t xml:space="preserve">It scores full marks on cost, supply and legal feasibility because it changes nothing; on fixed global scales the SMR moves above it. Renewables stay first on both.</w:t>
-      </w:r>
-    </w:p>
-    <w:bookmarkEnd w:id="71"/>
-    <w:bookmarkStart w:id="72" w:name="verdict-and-limits"/>
+        <w:t xml:space="preserve">The status quo’s second place over the SMR is a scaling artefact. It scores full marks on cost, supply and legal feasibility because it changes nothing; on fixed global scales the SMR moves above it. Renewables stay first on both.</w:t>
+      </w:r>
+    </w:p>
+    <w:bookmarkEnd w:id="99"/>
+    <w:bookmarkEnd w:id="100"/>
+    <w:bookmarkStart w:id="104" w:name="verdict-and-limits"/>
     <w:p>
       <w:pPr>
         <w:pStyle w:val="Heading3"/>
@@ -8769,56 +7943,55 @@
         <w:t xml:space="preserve">9.3 Verdict and limits</w:t>
       </w:r>
     </w:p>
+    <w:bookmarkStart w:id="101" w:name="darlington"/>
+    <w:p>
+      <w:pPr>
+        <w:pStyle w:val="Heading4"/>
+      </w:pPr>
+      <w:r>
+        <w:t xml:space="preserve">Darlington</w:t>
+      </w:r>
+    </w:p>
     <w:p>
       <w:pPr>
         <w:pStyle w:val="FirstParagraph"/>
       </w:pPr>
       <w:r>
-        <w:rPr>
-          <w:bCs/>
-          <w:b/>
-        </w:rPr>
-        <w:t xml:space="preserve">Darlington.</w:t>
-      </w:r>
-      <w:r>
-        <w:t xml:space="preserve"> </w:t>
-      </w:r>
-      <w:r>
-        <w:t xml:space="preserve">C1 is justified as a controlled innovation within a credible nuclear construction programme, not as an argument that all SMRs should be built. Pilot LC³ in eligible non-safety works first; use steel-composite infill only if qualified on Unit 1 mock-ups, otherwise specify the slag blend. Independent assurance is a safeguard against trading a carbon saving for structural or occupational risk. Qualification must start in 2027 for the 2028 Units 2–4 decision (§8.6).</w:t>
-      </w:r>
-    </w:p>
-    <w:p>
-      <w:pPr>
-        <w:pStyle w:val="BodyText"/>
-      </w:pPr>
-      <w:r>
-        <w:rPr>
-          <w:bCs/>
-          <w:b/>
-        </w:rPr>
-        <w:t xml:space="preserve">Australia.</w:t>
-      </w:r>
-      <w:r>
-        <w:t xml:space="preserve"> </w:t>
-      </w:r>
+        <w:t xml:space="preserve">C1 is justified as a controlled innovation within a credible nuclear construction programme, not as an argument that all SMRs should be built. Pilot LC³ in eligible non-safety works first; use steel-composite infill only if qualified on Unit 1 mock-ups, otherwise specify the slag blend. Independent assurance is a safeguard against trading a carbon saving for structural or occupational risk. Qualification must start in 2027 for the 2028 Units 2–4 decision (Section 8.6).</w:t>
+      </w:r>
+    </w:p>
+    <w:bookmarkEnd w:id="101"/>
+    <w:bookmarkStart w:id="102" w:name="australia-1"/>
+    <w:p>
+      <w:pPr>
+        <w:pStyle w:val="Heading4"/>
+      </w:pPr>
+      <w:r>
+        <w:t xml:space="preserve">Australia</w:t>
+      </w:r>
+    </w:p>
+    <w:p>
+      <w:pPr>
+        <w:pStyle w:val="FirstParagraph"/>
+      </w:pPr>
       <w:r>
         <w:t xml:space="preserve">An SMR at Liddell would need its cost gap closed, first power well before 2040, and the legal and consent barriers removed first (Appendix B3, route C). We would keep SMRs under review against Darlington’s outturn cost.</w:t>
       </w:r>
     </w:p>
-    <w:p>
-      <w:pPr>
-        <w:pStyle w:val="BodyText"/>
-      </w:pPr>
-      <w:r>
-        <w:rPr>
-          <w:bCs/>
-          <w:b/>
-        </w:rPr>
-        <w:t xml:space="preserve">Limits.</w:t>
-      </w:r>
-      <w:r>
-        <w:t xml:space="preserve"> </w:t>
-      </w:r>
+    <w:bookmarkEnd w:id="102"/>
+    <w:bookmarkStart w:id="103" w:name="limits"/>
+    <w:p>
+      <w:pPr>
+        <w:pStyle w:val="Heading4"/>
+      </w:pPr>
+      <w:r>
+        <w:t xml:space="preserve">Limits</w:t>
+      </w:r>
+    </w:p>
+    <w:p>
+      <w:pPr>
+        <w:pStyle w:val="FirstParagraph"/>
+      </w:pPr>
       <w:r>
         <w:t xml:space="preserve">The social, legal and renewables-supply scores and all four weight sets are our judgement. The status quo’s lead over the SMR depends on the scaling; only</w:t>
       </w:r>
@@ -8848,9 +8021,10 @@
         </w:pict>
       </w:r>
     </w:p>
-    <w:bookmarkEnd w:id="72"/>
-    <w:bookmarkEnd w:id="73"/>
-    <w:bookmarkStart w:id="74" w:name="future-material-properties-and-processes"/>
+    <w:bookmarkEnd w:id="103"/>
+    <w:bookmarkEnd w:id="104"/>
+    <w:bookmarkEnd w:id="105"/>
+    <w:bookmarkStart w:id="106" w:name="future-material-properties-and-processes"/>
     <w:p>
       <w:pPr>
         <w:pStyle w:val="Heading2"/>
@@ -8864,10 +8038,6 @@
         <w:pStyle w:val="FirstParagraph"/>
       </w:pPr>
       <w:r>
-        <w:rPr>
-          <w:bCs/>
-          <w:b/>
-        </w:rPr>
         <w:t xml:space="preserve">C1 and the levers beyond it each depend on a property or process still to be proven (Table T16).</w:t>
       </w:r>
     </w:p>
@@ -9043,7 +8213,7 @@
               <w:jc w:val="left"/>
             </w:pPr>
             <w:r>
-              <w:t xml:space="preserve">Enrichment is the most concentrated fuel-cycle step (§8.3); a US laser plant’s licence application was accepted in August 2025 (Silex Systems Limited, 2025) and Cameco takes its output (Silex Systems Limited, 2026)</w:t>
+              <w:t xml:space="preserve">Enrichment is the most concentrated fuel-cycle step (Section 8.3); a US laser plant’s licence application was accepted in August 2025 (Silex Systems Limited, 2025) and Cameco takes its output (Silex Systems Limited, 2026)</w:t>
             </w:r>
           </w:p>
         </w:tc>
@@ -9099,8 +8269,8 @@
         </w:tc>
       </w:tr>
     </w:tbl>
-    <w:bookmarkEnd w:id="74"/>
-    <w:bookmarkStart w:id="75" w:name="conclusions-and-recommendations"/>
+    <w:bookmarkEnd w:id="106"/>
+    <w:bookmarkStart w:id="109" w:name="conclusions-and-recommendations"/>
     <w:p>
       <w:pPr>
         <w:pStyle w:val="Heading2"/>
@@ -9114,39 +8284,32 @@
         <w:pStyle w:val="FirstParagraph"/>
       </w:pPr>
       <w:r>
-        <w:rPr>
-          <w:bCs/>
-          <w:b/>
-        </w:rPr>
         <w:t xml:space="preserve">Pilot LC³ in eligible non-safety works first; use it in the steel-composite infill only if qualified on Unit 1 mock-ups (slag blend as fallback); and adopt it only if it adds no delay to Darlington Units 2–4. For Australia, law, cost and timing bar an SMR at Liddell before about 2040, and the same money on firmed renewables ranks first.</w:t>
       </w:r>
     </w:p>
-    <w:p>
-      <w:pPr>
-        <w:pStyle w:val="BodyText"/>
-      </w:pPr>
-      <w:r>
-        <w:rPr>
-          <w:bCs/>
-          <w:b/>
-        </w:rPr>
-        <w:t xml:space="preserve">Research questions.</w:t>
-      </w:r>
-      <w:r>
-        <w:t xml:space="preserve"> </w:t>
-      </w:r>
-      <w:r>
-        <w:t xml:space="preserve">1.</w:t>
-      </w:r>
-      <w:r>
-        <w:t xml:space="preserve"> </w:t>
-      </w:r>
+    <w:bookmarkStart w:id="107" w:name="research-questions-1"/>
+    <w:p>
+      <w:pPr>
+        <w:pStyle w:val="Heading4"/>
+      </w:pPr>
+      <w:r>
+        <w:t xml:space="preserve">Research questions</w:t>
+      </w:r>
+    </w:p>
+    <w:p>
+      <w:pPr>
+        <w:numPr>
+          <w:ilvl w:val="0"/>
+          <w:numId w:val="1002"/>
+        </w:numPr>
+        <w:pStyle w:val="Compact"/>
+      </w:pPr>
       <w:r>
         <w:rPr>
           <w:iCs/>
           <w:i/>
         </w:rPr>
-        <w:t xml:space="preserve">Life cycle (§6).</w:t>
+        <w:t xml:space="preserve">Life cycle (Section 6).</w:t>
       </w:r>
       <w:r>
         <w:t xml:space="preserve"> </w:t>
@@ -9154,43 +8317,43 @@
       <w:r>
         <w:t xml:space="preserve">One BWRX-300 emits about 4 g CO₂e/kWh, mostly from the fuel front end; conversion heat is the largest uncertainty.</w:t>
       </w:r>
-      <w:r>
-        <w:t xml:space="preserve"> </w:t>
-      </w:r>
-      <w:r>
-        <w:t xml:space="preserve">2.</w:t>
-      </w:r>
-      <w:r>
-        <w:t xml:space="preserve"> </w:t>
-      </w:r>
+    </w:p>
+    <w:p>
+      <w:pPr>
+        <w:numPr>
+          <w:ilvl w:val="0"/>
+          <w:numId w:val="1002"/>
+        </w:numPr>
+        <w:pStyle w:val="Compact"/>
+      </w:pPr>
       <w:r>
         <w:rPr>
           <w:iCs/>
           <w:i/>
         </w:rPr>
-        <w:t xml:space="preserve">C1 (§6–7).</w:t>
-      </w:r>
-      <w:r>
-        <w:t xml:space="preserve"> </w:t>
-      </w:r>
-      <w:r>
-        <w:t xml:space="preserve">It saves 2,200 t per unit (1,100–3,300; §4.3), about 0.36% of the life cycle; a delay of 11.6–18.5 days cancels it (1.7–1.8 days on the marginal grid factor).</w:t>
-      </w:r>
-      <w:r>
-        <w:t xml:space="preserve"> </w:t>
-      </w:r>
-      <w:r>
-        <w:t xml:space="preserve">3.</w:t>
-      </w:r>
-      <w:r>
-        <w:t xml:space="preserve"> </w:t>
-      </w:r>
+        <w:t xml:space="preserve">C1 (Sections 6–7).</w:t>
+      </w:r>
+      <w:r>
+        <w:t xml:space="preserve"> </w:t>
+      </w:r>
+      <w:r>
+        <w:t xml:space="preserve">It saves 2,200 t per unit (1,100–3,300; Section 4.3), about 0.36% of the life cycle; a delay of 11.6–18.5 days cancels it (1.7–1.8 days on the marginal grid factor).</w:t>
+      </w:r>
+    </w:p>
+    <w:p>
+      <w:pPr>
+        <w:numPr>
+          <w:ilvl w:val="0"/>
+          <w:numId w:val="1002"/>
+        </w:numPr>
+        <w:pStyle w:val="Compact"/>
+      </w:pPr>
       <w:r>
         <w:rPr>
           <w:iCs/>
           <w:i/>
         </w:rPr>
-        <w:t xml:space="preserve">Displacement (§7).</w:t>
+        <w:t xml:space="preserve">Displacement (Section 7).</w:t>
       </w:r>
       <w:r>
         <w:t xml:space="preserve"> </w:t>
@@ -9198,21 +8361,21 @@
       <w:r>
         <w:t xml:space="preserve">Darlington Unit 1 avoids 1.0–6.8 Mt CO₂e to 2050 and a Liddell unit 0.67–3.9 Mt; firmed renewables avoid 10.9 times more per dollar.</w:t>
       </w:r>
-      <w:r>
-        <w:t xml:space="preserve"> </w:t>
-      </w:r>
-      <w:r>
-        <w:t xml:space="preserve">4.</w:t>
-      </w:r>
-      <w:r>
-        <w:t xml:space="preserve"> </w:t>
-      </w:r>
+    </w:p>
+    <w:p>
+      <w:pPr>
+        <w:numPr>
+          <w:ilvl w:val="0"/>
+          <w:numId w:val="1002"/>
+        </w:numPr>
+        <w:pStyle w:val="Compact"/>
+      </w:pPr>
       <w:r>
         <w:rPr>
           <w:iCs/>
           <w:i/>
         </w:rPr>
-        <w:t xml:space="preserve">Barriers and options (§3, §8–9).</w:t>
+        <w:t xml:space="preserve">Barriers and options (Section 3, Sections 8–9).</w:t>
       </w:r>
       <w:r>
         <w:t xml:space="preserve"> </w:t>
@@ -9223,120 +8386,28 @@
     </w:p>
     <w:p>
       <w:pPr>
-        <w:pStyle w:val="BodyText"/>
-      </w:pPr>
-      <w:r>
-        <w:rPr>
-          <w:bCs/>
-          <w:b/>
-        </w:rPr>
-        <w:t xml:space="preserve">Ranked materials levers.</w:t>
-      </w:r>
-      <w:r>
-        <w:t xml:space="preserve"> </w:t>
-      </w:r>
-      <w:r>
-        <w:t xml:space="preserve">1.</w:t>
-      </w:r>
-      <w:r>
-        <w:t xml:space="preserve"> </w:t>
-      </w:r>
-      <w:r>
-        <w:rPr>
-          <w:bCs/>
-          <w:b/>
-        </w:rPr>
-        <w:t xml:space="preserve">Schedule:</w:t>
-      </w:r>
-      <w:r>
-        <w:t xml:space="preserve"> </w:t>
-      </w:r>
-      <w:r>
-        <w:t xml:space="preserve">a month’s slip to Units 2–4 costs 29–175 times C1’s carbon value (§7).</w:t>
-      </w:r>
-      <w:r>
-        <w:t xml:space="preserve"> </w:t>
-      </w:r>
-      <w:r>
-        <w:t xml:space="preserve">2.</w:t>
-      </w:r>
-      <w:r>
-        <w:t xml:space="preserve"> </w:t>
-      </w:r>
-      <w:r>
-        <w:rPr>
-          <w:bCs/>
-          <w:b/>
-        </w:rPr>
-        <w:t xml:space="preserve">Fuel front end:</w:t>
-      </w:r>
-      <w:r>
-        <w:t xml:space="preserve"> </w:t>
-      </w:r>
-      <w:r>
-        <w:t xml:space="preserve">a measured conversion-heat value would narrow the headline most (§6).</w:t>
-      </w:r>
-      <w:r>
-        <w:t xml:space="preserve"> </w:t>
-      </w:r>
-      <w:r>
-        <w:t xml:space="preserve">3.</w:t>
-      </w:r>
-      <w:r>
-        <w:t xml:space="preserve"> </w:t>
-      </w:r>
-      <w:r>
-        <w:rPr>
-          <w:bCs/>
-          <w:b/>
-        </w:rPr>
-        <w:t xml:space="preserve">Whole-plant steel:</w:t>
-      </w:r>
-      <w:r>
-        <w:t xml:space="preserve"> </w:t>
-      </w:r>
-      <w:r>
-        <w:t xml:space="preserve">up to 3,714 t per unit, if feasible for nuclear-grade plate (§10).</w:t>
-      </w:r>
-      <w:r>
-        <w:t xml:space="preserve"> </w:t>
-      </w:r>
-      <w:r>
-        <w:t xml:space="preserve">4.</w:t>
-      </w:r>
-      <w:r>
-        <w:t xml:space="preserve"> </w:t>
-      </w:r>
-      <w:r>
-        <w:rPr>
-          <w:bCs/>
-          <w:b/>
-        </w:rPr>
-        <w:t xml:space="preserve">Concrete (C1):</w:t>
-      </w:r>
-      <w:r>
-        <w:t xml:space="preserve"> </w:t>
-      </w:r>
-      <w:r>
-        <w:t xml:space="preserve">real and low-risk if schedule-neutral, but it moves the life cycle by about 0.36%.</w:t>
-      </w:r>
-    </w:p>
-    <w:p>
-      <w:pPr>
-        <w:pStyle w:val="BodyText"/>
-      </w:pPr>
-      <w:r>
-        <w:rPr>
-          <w:bCs/>
-          <w:b/>
-        </w:rPr>
-        <w:t xml:space="preserve">Limitations.</w:t>
-      </w:r>
-      <w:r>
-        <w:t xml:space="preserve"> </w:t>
-      </w:r>
-      <w:r>
-        <w:t xml:space="preserve">A screening LCA, not critically reviewed; MCDA scores and weights are our judgement; inputs are as described in §2; legislation is as compiled, without the 2025 EPBC reforms.</w:t>
+        <w:pStyle w:val="FirstParagraph"/>
+      </w:pPr>
+      <w:r>
+        <w:t xml:space="preserve">Ranked materials levers.. Schedule: a month’s slip to Units 2–4 costs 29–175 times C1’s carbon value (Section 7). Fuel front end: a measured conversion-heat value would narrow the headline most (Section 6). Whole-plant steel: up to 3,714 t per unit, if feasible for nuclear-grade plate (Section 10). Concrete (C1): real and low-risk if schedule-neutral, but it moves the life cycle by about 0.36%.</w:t>
+      </w:r>
+    </w:p>
+    <w:bookmarkEnd w:id="107"/>
+    <w:bookmarkStart w:id="108" w:name="limitations"/>
+    <w:p>
+      <w:pPr>
+        <w:pStyle w:val="Heading4"/>
+      </w:pPr>
+      <w:r>
+        <w:t xml:space="preserve">Limitations</w:t>
+      </w:r>
+    </w:p>
+    <w:p>
+      <w:pPr>
+        <w:pStyle w:val="FirstParagraph"/>
+      </w:pPr>
+      <w:r>
+        <w:t xml:space="preserve">A screening LCA, not critically reviewed; MCDA scores and weights are our judgement; inputs are as described in Section 2; legislation is as compiled, without the 2025 EPBC reforms.</w:t>
       </w:r>
     </w:p>
     <w:p>
@@ -9351,8 +8422,9 @@
         <w:br w:type="page"/>
       </w:r>
     </w:p>
-    <w:bookmarkEnd w:id="75"/>
-    <w:bookmarkStart w:id="78" w:name="references"/>
+    <w:bookmarkEnd w:id="108"/>
+    <w:bookmarkEnd w:id="109"/>
+    <w:bookmarkStart w:id="112" w:name="references"/>
     <w:p>
       <w:pPr>
         <w:pStyle w:val="Heading2"/>
@@ -12571,7 +11643,7 @@
         <w:t xml:space="preserve">[presentation slides]. Lausanne: EPFL / LC3 project. [pdf] Available at: https://lc3.ch/wp-content/uploads/2021/12/6-Franco-LimestoneCalcinedClayCements.pdf [Accessed 25 October 2026].</w:t>
       </w:r>
     </w:p>
-    <w:bookmarkStart w:id="76" w:name="legislation"/>
+    <w:bookmarkStart w:id="110" w:name="legislation"/>
     <w:p>
       <w:pPr>
         <w:pStyle w:val="Heading3"/>
@@ -12634,8 +11706,8 @@
         <w:t xml:space="preserve">(NSW), No 194, ss 8–9. [online] NSW Legislation. Available at: https://legislation.nsw.gov.au/view/whole/html/inforce/current/act-1986-194 [Accessed 20 October 2026].</w:t>
       </w:r>
     </w:p>
-    <w:bookmarkEnd w:id="76"/>
-    <w:bookmarkStart w:id="77" w:name="cases"/>
+    <w:bookmarkEnd w:id="110"/>
+    <w:bookmarkStart w:id="111" w:name="cases"/>
     <w:p>
       <w:pPr>
         <w:pStyle w:val="Heading3"/>
@@ -12662,9 +11734,9 @@
         <w:t xml:space="preserve">[2023] FCA 809 (Federal Court of Australia, Charlesworth J, 18 July 2023). Available at: https://www.judgments.fedcourt.gov.au/judgments/Judgments/fca/single/2023/2023fca0809 [Accessed 21 October 2026].</w:t>
       </w:r>
     </w:p>
-    <w:bookmarkEnd w:id="77"/>
-    <w:bookmarkEnd w:id="78"/>
-    <w:bookmarkStart w:id="79" w:name="declaration-of-generative-ai-use"/>
+    <w:bookmarkEnd w:id="111"/>
+    <w:bookmarkEnd w:id="112"/>
+    <w:bookmarkStart w:id="113" w:name="declaration-of-generative-ai-use"/>
     <w:p>
       <w:pPr>
         <w:pStyle w:val="Heading2"/>
@@ -12686,8 +11758,8 @@
         <w:br w:type="page"/>
       </w:r>
     </w:p>
-    <w:bookmarkEnd w:id="79"/>
-    <w:bookmarkStart w:id="146" w:name="appendices"/>
+    <w:bookmarkEnd w:id="113"/>
+    <w:bookmarkStart w:id="180" w:name="appendices"/>
     <w:p>
       <w:pPr>
         <w:pStyle w:val="Heading1"/>
@@ -12696,7 +11768,7 @@
         <w:t xml:space="preserve">Appendices</w:t>
       </w:r>
     </w:p>
-    <w:bookmarkStart w:id="89" w:name="Xddcc31d2d3503f687b8b233cd4a745104a63a5c"/>
+    <w:bookmarkStart w:id="123" w:name="Xddcc31d2d3503f687b8b233cd4a745104a63a5c"/>
     <w:p>
       <w:pPr>
         <w:pStyle w:val="Heading2"/>
@@ -12710,10 +11782,10 @@
         <w:pStyle w:val="FirstParagraph"/>
       </w:pPr>
       <w:r>
-        <w:t xml:space="preserve">This appendix gives the full working behind §6. The analysis is a screening LCA following ISO 14040/44 principles, not critically reviewed, in which a Python model multiplies quantities by published emission factors. The Ostrołęka and Pillai tables behind the main case could not be opened, so their values are taken as reported; other inputs are labelled as reported by a secondary source, an assumption or a placeholder. The intervals therefore describe the uncertainty in our inputs as found, not in verified data.</w:t>
-      </w:r>
-    </w:p>
-    <w:bookmarkStart w:id="80" w:name="a1.-reproducing-the-results"/>
+        <w:t xml:space="preserve">This appendix gives the full working behind Section 6. The analysis is a screening LCA following ISO 14040/44 principles, not critically reviewed, in which a Python model multiplies quantities by published emission factors. The Ostrołęka and Pillai tables behind the main case could not be opened, so their values are taken as reported; other inputs are labelled as reported by a secondary source, an assumption or a placeholder. The intervals therefore describe the uncertainty in our inputs as found, not in verified data.</w:t>
+      </w:r>
+    </w:p>
+    <w:bookmarkStart w:id="114" w:name="a1.-reproducing-the-results"/>
     <w:p>
       <w:pPr>
         <w:pStyle w:val="Heading3"/>
@@ -12727,7 +11799,7 @@
         <w:pStyle w:val="FirstParagraph"/>
       </w:pPr>
       <w:r>
-        <w:t xml:space="preserve">Every table and figure in §6 and Appendices A and C regenerates in about five seconds from one parameter file. To change a value, edit</w:t>
+        <w:t xml:space="preserve">Every table and figure in Section 6 and Appendices A and C regenerates in about five seconds from one parameter file. To change a value, edit</w:t>
       </w:r>
       <w:r>
         <w:t xml:space="preserve"> </w:t>
@@ -13088,8 +12160,8 @@
         <w:t xml:space="preserve">(68 parameters, each with a value, range, distribution, source key and status).</w:t>
       </w:r>
     </w:p>
-    <w:bookmarkEnd w:id="80"/>
-    <w:bookmarkStart w:id="81" w:name="Xa2e77a4399fb77857bb3994dd1c371f451280a3"/>
+    <w:bookmarkEnd w:id="114"/>
+    <w:bookmarkStart w:id="115" w:name="Xa2e77a4399fb77857bb3994dd1c371f451280a3"/>
     <w:p>
       <w:pPr>
         <w:pStyle w:val="Heading3"/>
@@ -13113,7 +12185,7 @@
         <w:t xml:space="preserve"> </w:t>
       </w:r>
       <w:r>
-        <w:t xml:space="preserve">One unit delivers 1.419 × 10⁸ MWh over its life, the denominator for every per-MWh value in §6 and §7.</w:t>
+        <w:t xml:space="preserve">One unit delivers 1.419 × 10⁸ MWh over its life, the denominator for every per-MWh value in Section 6 and Section 7.</w:t>
       </w:r>
     </w:p>
     <w:p>
@@ -13198,7 +12270,7 @@
         <w:pStyle w:val="FirstParagraph"/>
       </w:pPr>
       <w:r>
-        <w:t xml:space="preserve">Inputs: P_net 300 MWe (GE Vernova Hitachi Nuclear Energy, n.d.), with 315 MWe net in OPG’s filing to the Ontario Energy Board (Ontario Power Generation, 2025b) as the upper bound; CF 0.90, a placeholder shared with §7; L 60 years (Canadian Nuclear Safety Commission, 2024; 65 years is reported elsewhere).</w:t>
+        <w:t xml:space="preserve">Inputs: P_net 300 MWe (GE Vernova Hitachi Nuclear Energy, n.d.), with 315 MWe net in OPG’s filing to the Ontario Energy Board (Ontario Power Generation, 2025b) as the upper bound; CF 0.90, a placeholder shared with Section 7; L 60 years (Canadian Nuclear Safety Commission, 2024; 65 years is reported elsewhere).</w:t>
       </w:r>
     </w:p>
     <w:p>
@@ -14097,8 +13169,8 @@
         </w:tc>
       </w:tr>
     </w:tbl>
-    <w:bookmarkEnd w:id="81"/>
-    <w:bookmarkStart w:id="82" w:name="a3.-material-quantities-per-unit"/>
+    <w:bookmarkEnd w:id="115"/>
+    <w:bookmarkStart w:id="116" w:name="a3.-material-quantities-per-unit"/>
     <w:p>
       <w:pPr>
         <w:pStyle w:val="Heading3"/>
@@ -14237,8 +13309,8 @@
         <w:t xml:space="preserve">Concrete = I_c × P_net and steel = I_s × P_net, with the ESBWR’s I_c = 69 m³/MWe and I_s = 33 t/MWe (Peterson, Zhao and Petroski, 2005), because the BWRX-300 descends from the ESBWR: 20,700 m³ and 9,900 t. The vendor claims about 50% less concrete per MW (GE Vernova, n.d.; 34.5 m³/MWe) and the ABWR has 138 m³/MWe; the central case assumes the claimed halving offsets small-plant scale penalties. The cross-check’s C1 concrete, 13,081 m³, is the diaphragm-plate steel-composite (DPSC) infill (9,081 m³, from assumed module geometry and wall thicknesses) plus the forebay shaft (4,000 m³ placed to date; Ontario Power Generation, 2025c). Ostrołęka’s 167 m³/MWe is 2.4 times the ESBWR’s, which is why the main case has more construction emissions (Table A2a).</w:t>
       </w:r>
     </w:p>
-    <w:bookmarkEnd w:id="82"/>
-    <w:bookmarkStart w:id="83" w:name="X19344571a4b16ef4e61846afd028c6c0d6b769c"/>
+    <w:bookmarkEnd w:id="116"/>
+    <w:bookmarkStart w:id="117" w:name="X19344571a4b16ef4e61846afd028c6c0d6b769c"/>
     <w:p>
       <w:pPr>
         <w:pStyle w:val="Heading3"/>
@@ -14830,8 +13902,8 @@
         <w:t xml:space="preserve">uses a recycled-content (electric-arc furnace) factor, not virgin steel, and construction electricity is not assumed renewable.</w:t>
       </w:r>
     </w:p>
-    <w:bookmarkEnd w:id="83"/>
-    <w:bookmarkStart w:id="84" w:name="a5.-emission-factors"/>
+    <w:bookmarkEnd w:id="117"/>
+    <w:bookmarkStart w:id="118" w:name="a5.-emission-factors"/>
     <w:p>
       <w:pPr>
         <w:pStyle w:val="Heading3"/>
@@ -16112,8 +15184,8 @@
         <w:t xml:space="preserve">380 kg CO₂e/m³ lies between the cross-check’s binder-level mixes (329 and 414) and between the Ontario industry baseline of 334 and the 417 benchmark mix (Canadian Ready-Mixed Concrete Association, 2022).</w:t>
       </w:r>
     </w:p>
-    <w:bookmarkEnd w:id="84"/>
-    <w:bookmarkStart w:id="85" w:name="a6.-concrete-and-the-c1-scenarios"/>
+    <w:bookmarkEnd w:id="118"/>
+    <w:bookmarkStart w:id="119" w:name="a6.-concrete-and-the-c1-scenarios"/>
     <w:p>
       <w:pPr>
         <w:pStyle w:val="Heading3"/>
@@ -16190,7 +15262,7 @@
         <w:t xml:space="preserve">2,200 t</w:t>
       </w:r>
       <w:r>
-        <w:t xml:space="preserve">; 10,000 m³ gives 1,100 t and 30,000 m³ gives 3,300 t. Share of the mode-case life cycle: 2,200 / 406,462 = 0.54%; the Monte Carlo median is lower (0.36%) because the total grows with the skewed inputs while the saving barely moves (§6.4).</w:t>
+        <w:t xml:space="preserve">; 10,000 m³ gives 1,100 t and 30,000 m³ gives 3,300 t. Share of the mode-case life cycle: 2,200 / 406,462 = 0.54%; the Monte Carlo median is lower (0.36%) because the total grows with the skewed inputs while the saving barely moves (Section 6.4).</w:t>
       </w:r>
     </w:p>
     <w:p>
@@ -17025,8 +16097,8 @@
         <w:t xml:space="preserve">Clinker avoided = 2,940 t / 1.419 × 10⁸ MWh = 0.021 kg/MWh (9.8 t per MWe). Concrete: 50,000 m³ × 2.4 t/m³ / 1.419 × 10⁸ MWh = 0.85 kg/MWh. Steel: 14,000 t / 1.419 × 10⁸ MWh = 0.099 kg/MWh.</w:t>
       </w:r>
     </w:p>
-    <w:bookmarkEnd w:id="85"/>
-    <w:bookmarkStart w:id="86" w:name="X62dd5352b338ee668e2c8600a16d3b918435b38"/>
+    <w:bookmarkEnd w:id="119"/>
+    <w:bookmarkStart w:id="120" w:name="X62dd5352b338ee668e2c8600a16d3b918435b38"/>
     <w:p>
       <w:pPr>
         <w:pStyle w:val="Heading3"/>
@@ -17663,8 +16735,8 @@
         <w:t xml:space="preserve">At the mode case LC³’s 2,200 t is 3.9 times the like-for-like steel saving (2.4 times at the Monte Carlo median) and 0.6 times the whole-plant upper bound (0.3 at the median). Within the structures C1 targets, concrete is the bigger lever; across the plant, steel is.</w:t>
       </w:r>
     </w:p>
-    <w:bookmarkEnd w:id="86"/>
-    <w:bookmarkStart w:id="87" w:name="a8.-fuel-cycle-and-life-cycle-total"/>
+    <w:bookmarkEnd w:id="120"/>
+    <w:bookmarkStart w:id="121" w:name="a8.-fuel-cycle-and-life-cycle-total"/>
     <w:p>
       <w:pPr>
         <w:pStyle w:val="Heading3"/>
@@ -18174,7 +17246,7 @@
           <w:iCs/>
           <w:i/>
         </w:rPr>
-        <w:t xml:space="preserve">. The expected-value breakdown quoted in §6 is in Appendix C3.</w:t>
+        <w:t xml:space="preserve">. The expected-value breakdown quoted in Section 6 is in Appendix C3.</w:t>
       </w:r>
     </w:p>
     <w:tbl>
@@ -18984,8 +18056,8 @@
         <w:t xml:space="preserve">Grouped (mode case): fuel front end 1.458 g/kWh (50.9%); back end and decommissioning 0.670 (23.4%); O&amp;M 0.330 (11.5%); construction 0.406 (14.2%).</w:t>
       </w:r>
     </w:p>
-    <w:bookmarkEnd w:id="87"/>
-    <w:bookmarkStart w:id="88" w:name="a9.-granta-edupack-eco-audit"/>
+    <w:bookmarkEnd w:id="121"/>
+    <w:bookmarkStart w:id="122" w:name="a9.-granta-edupack-eco-audit"/>
     <w:p>
       <w:pPr>
         <w:pStyle w:val="Heading3"/>
@@ -19009,9 +18081,9 @@
         </w:pict>
       </w:r>
     </w:p>
-    <w:bookmarkEnd w:id="88"/>
-    <w:bookmarkEnd w:id="89"/>
-    <w:bookmarkStart w:id="132" w:name="X7e33b522909f8daae3037d2691d3cd94d9b7c55"/>
+    <w:bookmarkEnd w:id="122"/>
+    <w:bookmarkEnd w:id="123"/>
+    <w:bookmarkStart w:id="166" w:name="X7e33b522909f8daae3037d2691d3cd94d9b7c55"/>
     <w:p>
       <w:pPr>
         <w:pStyle w:val="Heading2"/>
@@ -19025,7 +18097,7 @@
         <w:pStyle w:val="FirstParagraph"/>
       </w:pPr>
       <w:r>
-        <w:t xml:space="preserve">This appendix gives the full working behind §8.1 (law and licensing), §8.3 (fuel-supply concentration), §8.4–8.5 (social licence and stakeholders, B8), §7 (displacement, the value of schedule and the same money) and §9 (the multi-criteria analysis). Every number is produced by a script in</w:t>
+        <w:t xml:space="preserve">This appendix gives the full working behind Section 8.1 (law and licensing), Section 8.3 (fuel-supply concentration), Sections 8.4–8.5 (social licence and stakeholders, B8), Section 7 (displacement, the value of schedule and the same money) and Section 9 (the multi-criteria analysis). Every number is produced by a script in</w:t>
       </w:r>
       <w:r>
         <w:t xml:space="preserve"> </w:t>
@@ -19685,7 +18757,7 @@
         </w:pict>
       </w:r>
     </w:p>
-    <w:bookmarkStart w:id="94" w:name="b1.-legal-and-political-pathway"/>
+    <w:bookmarkStart w:id="128" w:name="b1.-legal-and-political-pathway"/>
     <w:p>
       <w:pPr>
         <w:pStyle w:val="Heading3"/>
@@ -19712,7 +18784,7 @@
         <w:t xml:space="preserve">Three laws bar an SMR at Liddell, and each has a different veto holder. On current party positions, the federal repeal is about 7 Senate votes short (2–3 short even with every other crossbencher: about 39 votes are needed and at most 37 are available), and the NSW repeal bill is stalled. For comparison, Darlington’s licence to construct took about 29 months, 17.9 years after its environmental assessment began.</w:t>
       </w:r>
     </w:p>
-    <w:bookmarkStart w:id="90" w:name="X3978bcd65168dfde624f3a3e20dbe906af3d815"/>
+    <w:bookmarkStart w:id="124" w:name="X3978bcd65168dfde624f3a3e20dbe906af3d815"/>
     <w:p>
       <w:pPr>
         <w:pStyle w:val="Heading4"/>
@@ -20237,8 +19309,8 @@
         <w:t xml:space="preserve">Order of removal: federal repeal (1 and 2) → choice of regulator → state repeal or override (3) → site (4) → environmental assessment → licensing. Each step has a different veto holder, so all must agree.</w:t>
       </w:r>
     </w:p>
-    <w:bookmarkEnd w:id="90"/>
-    <w:bookmarkStart w:id="91" w:name="X52641d6a275743723c641fbdfc2158d68a6cd0a"/>
+    <w:bookmarkEnd w:id="124"/>
+    <w:bookmarkStart w:id="125" w:name="X52641d6a275743723c641fbdfc2158d68a6cd0a"/>
     <w:p>
       <w:pPr>
         <w:pStyle w:val="Heading4"/>
@@ -21125,8 +20197,8 @@
         <w:t xml:space="preserve">Result 4 makes the conclusion independent of the One Nation and Babet assumption (it holds on either count of seats). In the House, Labor holds 94 of 150 seats (Australian Electoral Commission, 2025), so a repeal bill would also need the Government’s support there.</w:t>
       </w:r>
     </w:p>
-    <w:bookmarkEnd w:id="91"/>
-    <w:bookmarkStart w:id="92" w:name="b1.3-nsw-repeal-bill-status"/>
+    <w:bookmarkEnd w:id="125"/>
+    <w:bookmarkStart w:id="126" w:name="b1.3-nsw-repeal-bill-status"/>
     <w:p>
       <w:pPr>
         <w:pStyle w:val="Heading4"/>
@@ -21385,8 +20457,8 @@
         </w:tc>
       </w:tr>
     </w:tbl>
-    <w:bookmarkEnd w:id="92"/>
-    <w:bookmarkStart w:id="93" w:name="X1a74a4ec34d97d2cc7de09de2586d1d2b22092c"/>
+    <w:bookmarkEnd w:id="126"/>
+    <w:bookmarkStart w:id="127" w:name="X1a74a4ec34d97d2cc7de09de2586d1d2b22092c"/>
     <w:p>
       <w:pPr>
         <w:pStyle w:val="Heading4"/>
@@ -22274,9 +21346,9 @@
         </w:pict>
       </w:r>
     </w:p>
-    <w:bookmarkEnd w:id="93"/>
-    <w:bookmarkEnd w:id="94"/>
-    <w:bookmarkStart w:id="101" w:name="X372cadb88b67a633233203304eb4ef38d3c0c77"/>
+    <w:bookmarkEnd w:id="127"/>
+    <w:bookmarkEnd w:id="128"/>
+    <w:bookmarkStart w:id="135" w:name="X372cadb88b67a633233203304eb4ef38d3c0c77"/>
     <w:p>
       <w:pPr>
         <w:pStyle w:val="Heading3"/>
@@ -22333,7 +21405,7 @@
         <w:t xml:space="preserve">. Removing Russia raises the HHI at every stage. Removing Russia and China leaves enrichment as a Urenco–Orano duopoly (5,621). The one case below 1,800 is mining by company (about 850–1,400, from the top three firms only; midpoint 1,118), so mining concentration is a country (geopolitical) risk rather than a market-power risk.</w:t>
       </w:r>
     </w:p>
-    <w:bookmarkStart w:id="95" w:name="b2.1-method"/>
+    <w:bookmarkStart w:id="129" w:name="b2.1-method"/>
     <w:p>
       <w:pPr>
         <w:pStyle w:val="Heading4"/>
@@ -22634,7 +21706,7 @@
               <w:t xml:space="preserve"> </w:t>
             </w:r>
             <w:r>
-              <w:t xml:space="preserve">(2023), §2.1</w:t>
+              <w:t xml:space="preserve">(2023), Section 2.1</w:t>
             </w:r>
           </w:p>
         </w:tc>
@@ -22706,7 +21778,7 @@
               <w:t xml:space="preserve"> </w:t>
             </w:r>
             <w:r>
-              <w:t xml:space="preserve">(2010), §5.3</w:t>
+              <w:t xml:space="preserve">(2010), Section 5.3</w:t>
             </w:r>
           </w:p>
         </w:tc>
@@ -22846,8 +21918,8 @@
         <w:t xml:space="preserve">(N_eq = 1.8).</w:t>
       </w:r>
     </w:p>
-    <w:bookmarkEnd w:id="95"/>
-    <w:bookmarkStart w:id="96" w:name="b2.2-inputs-and-shares"/>
+    <w:bookmarkEnd w:id="129"/>
+    <w:bookmarkStart w:id="130" w:name="b2.2-inputs-and-shares"/>
     <w:p>
       <w:pPr>
         <w:pStyle w:val="Heading4"/>
@@ -22926,7 +21998,7 @@
           <w:iCs/>
           <w:i/>
         </w:rPr>
-        <w:t xml:space="preserve">§3.1–3.2). Internal check: the rows sum exactly to 60,213 tU.</w:t>
+        <w:t xml:space="preserve">Sections 3.1–3.2). Internal check: the rows sum exactly to 60,213 tU.</w:t>
       </w:r>
     </w:p>
     <w:tbl>
@@ -24160,7 +23232,7 @@
           <w:iCs/>
           <w:i/>
         </w:rPr>
-        <w:t xml:space="preserve">§3.3.</w:t>
+        <w:t xml:space="preserve">Section 3.3.</w:t>
       </w:r>
     </w:p>
     <w:tbl>
@@ -24415,7 +23487,7 @@
           <w:iCs/>
           <w:i/>
         </w:rPr>
-        <w:t xml:space="preserve">§3.5.</w:t>
+        <w:t xml:space="preserve">Section 3.5.</w:t>
       </w:r>
     </w:p>
     <w:tbl>
@@ -25193,7 +24265,7 @@
           <w:iCs/>
           <w:i/>
         </w:rPr>
-        <w:t xml:space="preserve">§3.6.</w:t>
+        <w:t xml:space="preserve">Section 3.6.</w:t>
       </w:r>
     </w:p>
     <w:tbl>
@@ -25928,11 +25000,11 @@
         <w:pStyle w:val="BodyText"/>
       </w:pPr>
       <w:r>
-        <w:t xml:space="preserve">Russia’s enrichment share is 43.3% in 2022 and 38.3% in the 2030 plans (World Nuclear Association, 2025). It is 42.8% on WNA’s 2025 capacity and 41.0% on World Nuclear University’s (2025) figures, which gives the range quoted in §8.3.</w:t>
-      </w:r>
-    </w:p>
-    <w:bookmarkEnd w:id="96"/>
-    <w:bookmarkStart w:id="97" w:name="b2.3-headline-results"/>
+        <w:t xml:space="preserve">Russia’s enrichment share is 43.3% in 2022 and 38.3% in the 2030 plans (World Nuclear Association, 2025). It is 42.8% on WNA’s 2025 capacity and 41.0% on World Nuclear University’s (2025) figures, which gives the range quoted in Section 8.3.</w:t>
+      </w:r>
+    </w:p>
+    <w:bookmarkEnd w:id="130"/>
+    <w:bookmarkStart w:id="131" w:name="b2.3-headline-results"/>
     <w:p>
       <w:pPr>
         <w:pStyle w:val="Heading4"/>
@@ -25989,7 +25061,7 @@
           <w:iCs/>
           <w:i/>
         </w:rPr>
-        <w:t xml:space="preserve">§2 and</w:t>
+        <w:t xml:space="preserve">Section 2 and</w:t>
       </w:r>
       <w:r>
         <w:rPr>
@@ -26447,8 +25519,8 @@
         <w:t xml:space="preserve">Shares for the two producer countries in the comparison: Canada mined 23.8% of world uranium in 2024 and holds 20.2% of world conversion capacity (36.2% of the capacity open to a Western buyer), with no enrichment. Australia mined 7.6% (4,598 tU) and has no conversion or enrichment capacity. Australia holds 28% of identified recoverable resources at &lt; USD 130/kgU in the 2024 Red Book edition we use (OECD Nuclear Energy Agency and International Atomic Energy Agency, 2025); two tabulations of the 2026 edition give 29% and 27%.</w:t>
       </w:r>
     </w:p>
-    <w:bookmarkEnd w:id="97"/>
-    <w:bookmarkStart w:id="98" w:name="b2.4-sensitivity"/>
+    <w:bookmarkEnd w:id="131"/>
+    <w:bookmarkStart w:id="132" w:name="b2.4-sensitivity"/>
     <w:p>
       <w:pPr>
         <w:pStyle w:val="Heading4"/>
@@ -29167,8 +28239,8 @@
         <w:t xml:space="preserve">Both bounds are below 1,500, so firms are not concentrated even though countries are. Kazakhstan’s 38.6% country share includes joint ventures with foreign partners, whose ownership was not assessed.</w:t>
       </w:r>
     </w:p>
-    <w:bookmarkEnd w:id="98"/>
-    <w:bookmarkStart w:id="99" w:name="b2.5-limitations"/>
+    <w:bookmarkEnd w:id="132"/>
+    <w:bookmarkStart w:id="133" w:name="b2.5-limitations"/>
     <w:p>
       <w:pPr>
         <w:pStyle w:val="Heading4"/>
@@ -29250,7 +28322,7 @@
         <w:t xml:space="preserve"> </w:t>
       </w:r>
       <w:r>
-        <w:t xml:space="preserve">- Fuel fabrication, where BWR fuel is thought to have few suppliers, was not assessed (§11).</w:t>
+        <w:t xml:space="preserve">- Fuel fabrication, where BWR fuel is thought to have few suppliers, was not assessed (Section 11).</w:t>
       </w:r>
       <w:r>
         <w:t xml:space="preserve"> </w:t>
@@ -29259,8 +28331,8 @@
         <w:t xml:space="preserve">- The HHI is a world-market measure. Darlington’s own demand is sized against it in B2.6.</w:t>
       </w:r>
     </w:p>
-    <w:bookmarkEnd w:id="99"/>
-    <w:bookmarkStart w:id="100" w:name="X38b76fede8e58c0e5d473d8915656eae0265e01"/>
+    <w:bookmarkEnd w:id="133"/>
+    <w:bookmarkStart w:id="134" w:name="X38b76fede8e58c0e5d473d8915656eae0265e01"/>
     <w:p>
       <w:pPr>
         <w:pStyle w:val="Heading4"/>
@@ -29323,7 +28395,7 @@
         <w:t xml:space="preserve"> </w:t>
       </w:r>
       <w:r>
-        <w:t xml:space="preserve">§6):</w:t>
+        <w:t xml:space="preserve">Section 6):</w:t>
       </w:r>
       <w:r>
         <w:t xml:space="preserve"> </w:t>
@@ -29430,7 +28502,7 @@
           <w:iCs/>
           <w:i/>
         </w:rPr>
-        <w:t xml:space="preserve">§6.2, using World Nuclear Association (2025) capacities; demand inputs are assumed.</w:t>
+        <w:t xml:space="preserve">Section 6.2, using World Nuclear Association (2025) capacities; demand inputs are assumed.</w:t>
       </w:r>
     </w:p>
     <w:tbl>
@@ -29712,9 +28784,9 @@
         </w:pict>
       </w:r>
     </w:p>
-    <w:bookmarkEnd w:id="100"/>
-    <w:bookmarkEnd w:id="101"/>
-    <w:bookmarkStart w:id="103" w:name="X4d39e6569850789c0bc5244e03826205e394972"/>
+    <w:bookmarkEnd w:id="134"/>
+    <w:bookmarkEnd w:id="135"/>
+    <w:bookmarkStart w:id="137" w:name="X4d39e6569850789c0bc5244e03826205e394972"/>
     <w:p>
       <w:pPr>
         <w:pStyle w:val="Heading3"/>
@@ -29772,7 +28844,7 @@
         <w:t xml:space="preserve"> </w:t>
       </w:r>
       <w:r>
-        <w:t xml:space="preserve">criterion of the §9 MCDA.</w:t>
+        <w:t xml:space="preserve">criterion of the Section 9 MCDA.</w:t>
       </w:r>
     </w:p>
     <w:p>
@@ -30595,16 +29667,16 @@
         <w:pStyle w:val="BodyText"/>
       </w:pPr>
       <w:r>
-        <w:t xml:space="preserve">Reading: route B ranks last under all three weightings tested, and C is never behind A. Valuing regulator readiness more only closes the gap, to a tie with A. The choice between A and C is a choice between speed (an existing regulator) and durability (both levels of government committed). That is a political judgement, not a technical one. Whichever route is assumed, an Australian SMR scores lowest on time to first power in the §9 MCDA.</w:t>
-      </w:r>
-    </w:p>
-    <w:bookmarkStart w:id="102" w:name="X0217c3edb9f1194b9fccb10b42373507355a848"/>
+        <w:t xml:space="preserve">Reading: route B ranks last under all three weightings tested, and C is never behind A. Valuing regulator readiness more only closes the gap, to a tie with A. The choice between A and C is a choice between speed (an existing regulator) and durability (both levels of government committed). That is a political judgement, not a technical one. Whichever route is assumed, an Australian SMR scores lowest on time to first power in the Section 9 MCDA.</w:t>
+      </w:r>
+    </w:p>
+    <w:bookmarkStart w:id="136" w:name="X5a8afd4c17f4a689f00ba83fe02dfe336a52790"/>
     <w:p>
       <w:pPr>
         <w:pStyle w:val="Heading4"/>
       </w:pPr>
       <w:r>
-        <w:t xml:space="preserve">B3.1 Implementation levers for C1 (the §8.6 lever table): scores and weight test</w:t>
+        <w:t xml:space="preserve">B3.1 Implementation levers for C1 (the Section 8.6 lever table): scores and weight test</w:t>
       </w:r>
     </w:p>
     <w:p>
@@ -30624,7 +29696,7 @@
           <w:iCs/>
           <w:i/>
         </w:rPr>
-        <w:t xml:space="preserve">Table B14a. Lever scores and weight test for the §8.6 lever table.</w:t>
+        <w:t xml:space="preserve">Table B14a. Lever scores and weight test for the Section 8.6 lever table.</w:t>
       </w:r>
       <w:r>
         <w:t xml:space="preserve"> </w:t>
@@ -31044,9 +30116,9 @@
         </w:pict>
       </w:r>
     </w:p>
-    <w:bookmarkEnd w:id="102"/>
-    <w:bookmarkEnd w:id="103"/>
-    <w:bookmarkStart w:id="107" w:name="X6942ef6bc025069590c0c205010015835f1b9ab"/>
+    <w:bookmarkEnd w:id="136"/>
+    <w:bookmarkEnd w:id="137"/>
+    <w:bookmarkStart w:id="141" w:name="X6942ef6bc025069590c0c205010015835f1b9ab"/>
     <w:p>
       <w:pPr>
         <w:pStyle w:val="Heading3"/>
@@ -31164,7 +30236,7 @@
         <w:t xml:space="preserve">.</w:t>
       </w:r>
     </w:p>
-    <w:bookmarkStart w:id="104" w:name="b4.1-method"/>
+    <w:bookmarkStart w:id="138" w:name="b4.1-method"/>
     <w:p>
       <w:pPr>
         <w:pStyle w:val="Heading4"/>
@@ -31240,7 +30312,7 @@
         <w:t xml:space="preserve">y</w:t>
       </w:r>
       <w:r>
-        <w:t xml:space="preserve">) − EF_SMR) / 10⁶ t. EF is in g CO₂e/kWh, and EF_SMR = 4.2 g/kWh (our Monte Carlo median, §6; 90% interval 3.0–5.8).</w:t>
+        <w:t xml:space="preserve">) − EF_SMR) / 10⁶ t. EF is in g CO₂e/kWh, and EF_SMR = 4.2 g/kWh (our Monte Carlo median, Section 6; 90% interval 3.0–5.8).</w:t>
       </w:r>
     </w:p>
     <w:p>
@@ -31934,7 +31006,7 @@
               <w:jc w:val="left"/>
             </w:pPr>
             <w:r>
-              <w:t xml:space="preserve">This study, bottom-up model (§6, Appendix C); the re-based 4.40 g/kWh changes avoided CO₂e by at most 0.3% (Ontario average grid: (73.8 − 4.40)/(73.8 − 4.2))</w:t>
+              <w:t xml:space="preserve">This study, bottom-up model (Section 6, Appendix C); the re-based 4.40 g/kWh changes avoided CO₂e by at most 0.3% (Ontario average grid: (73.8 − 4.40)/(73.8 − 4.2))</w:t>
             </w:r>
           </w:p>
         </w:tc>
@@ -32502,8 +31574,8 @@
         </w:tc>
       </w:tr>
     </w:tbl>
-    <w:bookmarkEnd w:id="104"/>
-    <w:bookmarkStart w:id="105" w:name="b4.2-results"/>
+    <w:bookmarkEnd w:id="138"/>
+    <w:bookmarkStart w:id="139" w:name="b4.2-results"/>
     <w:p>
       <w:pPr>
         <w:pStyle w:val="Heading4"/>
@@ -32560,7 +31632,7 @@
           <w:iCs/>
           <w:i/>
         </w:rPr>
-        <w:t xml:space="preserve">§2.</w:t>
+        <w:t xml:space="preserve">Section 2.</w:t>
       </w:r>
     </w:p>
     <w:tbl>
@@ -33136,7 +32208,7 @@
           <w:iCs/>
           <w:i/>
         </w:rPr>
-        <w:t xml:space="preserve">§3.</w:t>
+        <w:t xml:space="preserve">Section 3.</w:t>
       </w:r>
     </w:p>
     <w:tbl>
@@ -34583,7 +33655,7 @@
           <w:iCs/>
           <w:i/>
         </w:rPr>
-        <w:t xml:space="preserve">§4.</w:t>
+        <w:t xml:space="preserve">Section 4.</w:t>
       </w:r>
     </w:p>
     <w:tbl>
@@ -34901,7 +33973,7 @@
           <w:iCs/>
           <w:i/>
         </w:rPr>
-        <w:t xml:space="preserve">§5.</w:t>
+        <w:t xml:space="preserve">Section 5.</w:t>
       </w:r>
     </w:p>
     <w:tbl>
@@ -35545,8 +34617,8 @@
         <w:t xml:space="preserve">Only in the 110 g/kWh stress case, or on a near-zero floor, where the result turns negative.</w:t>
       </w:r>
     </w:p>
-    <w:bookmarkEnd w:id="105"/>
-    <w:bookmarkStart w:id="106" w:name="b4.3-limitations"/>
+    <w:bookmarkEnd w:id="139"/>
+    <w:bookmarkStart w:id="140" w:name="b4.3-limitations"/>
     <w:p>
       <w:pPr>
         <w:pStyle w:val="Heading4"/>
@@ -35672,9 +34744,9 @@
         </w:pict>
       </w:r>
     </w:p>
-    <w:bookmarkEnd w:id="106"/>
-    <w:bookmarkEnd w:id="107"/>
-    <w:bookmarkStart w:id="114" w:name="X66860b851f2e133f81978e30598e738689cf6de"/>
+    <w:bookmarkEnd w:id="140"/>
+    <w:bookmarkEnd w:id="141"/>
+    <w:bookmarkStart w:id="148" w:name="X66860b851f2e133f81978e30598e738689cf6de"/>
     <w:p>
       <w:pPr>
         <w:pStyle w:val="Heading3"/>
@@ -35797,7 +34869,7 @@
         <w:t xml:space="preserve">.</w:t>
       </w:r>
     </w:p>
-    <w:bookmarkStart w:id="108" w:name="b5.1-method"/>
+    <w:bookmarkStart w:id="142" w:name="b5.1-method"/>
     <w:p>
       <w:pPr>
         <w:pStyle w:val="Heading4"/>
@@ -35997,8 +35069,8 @@
         <w:t xml:space="preserve">.</w:t>
       </w:r>
     </w:p>
-    <w:bookmarkEnd w:id="108"/>
-    <w:bookmarkStart w:id="109" w:name="b5.2-co₂e-lost-per-month-of-delay"/>
+    <w:bookmarkEnd w:id="142"/>
+    <w:bookmarkStart w:id="143" w:name="b5.2-co₂e-lost-per-month-of-delay"/>
     <w:p>
       <w:pPr>
         <w:pStyle w:val="Heading4"/>
@@ -36055,7 +35127,7 @@
           <w:iCs/>
           <w:i/>
         </w:rPr>
-        <w:t xml:space="preserve">§2.</w:t>
+        <w:t xml:space="preserve">Section 2.</w:t>
       </w:r>
       <w:r>
         <w:rPr>
@@ -37395,11 +36467,11 @@
         <w:t xml:space="preserve"> </w:t>
       </w:r>
       <w:r>
-        <w:t xml:space="preserve">§5).</w:t>
-      </w:r>
-    </w:p>
-    <w:bookmarkEnd w:id="109"/>
-    <w:bookmarkStart w:id="110" w:name="b5.3-break-even-delay-for-c1"/>
+        <w:t xml:space="preserve">Section 5).</w:t>
+      </w:r>
+    </w:p>
+    <w:bookmarkEnd w:id="143"/>
+    <w:bookmarkStart w:id="144" w:name="b5.3-break-even-delay-for-c1"/>
     <w:p>
       <w:pPr>
         <w:pStyle w:val="Heading4"/>
@@ -37456,7 +36528,7 @@
           <w:iCs/>
           <w:i/>
         </w:rPr>
-        <w:t xml:space="preserve">§6;</w:t>
+        <w:t xml:space="preserve">Section 6;</w:t>
       </w:r>
       <w:r>
         <w:rPr>
@@ -38001,8 +37073,8 @@
         <w:t xml:space="preserve">Its saving of 1,734 t per unit (5,201 t for Units 2–4; Monte Carlo 90% interval 1,387–2,153 t) gives break-evens of 9.2–14.6 days on the average factor and 1.3–1.4 days on the marginal factor. The deck case lengthens them by about 27% (2,200 / 1,734).</w:t>
       </w:r>
     </w:p>
-    <w:bookmarkEnd w:id="110"/>
-    <w:bookmarkStart w:id="111" w:name="Xaea02f89b8298bc8af300b41fdf9ad8acb92793"/>
+    <w:bookmarkEnd w:id="144"/>
+    <w:bookmarkStart w:id="145" w:name="Xaea02f89b8298bc8af300b41fdf9ad8acb92793"/>
     <w:p>
       <w:pPr>
         <w:pStyle w:val="Heading4"/>
@@ -38059,7 +37131,7 @@
           <w:iCs/>
           <w:i/>
         </w:rPr>
-        <w:t xml:space="preserve">§7. Carbon prices: federal headline industrial trajectory (Environment and Climate Change Canada, 2026); the superseded 2021 path is shown for comparison only. Brackets: 20–60% eligibility.</w:t>
+        <w:t xml:space="preserve">Section 7. Carbon prices: federal headline industrial trajectory (Environment and Climate Change Canada, 2026); the superseded 2021 path is shown for comparison only. Brackets: 20–60% eligibility.</w:t>
       </w:r>
     </w:p>
     <w:tbl>
@@ -38531,7 +37603,7 @@
           <w:bCs/>
           <w:b/>
         </w:rPr>
-        <w:t xml:space="preserve">How the 29–175× in §7 is derived (current carbon-price path):</w:t>
+        <w:t xml:space="preserve">How the 29–175× in Section 7 is derived (current carbon-price path):</w:t>
       </w:r>
       <w:r>
         <w:t xml:space="preserve"> </w:t>
@@ -38639,11 +37711,11 @@
         <w:t xml:space="preserve"> </w:t>
       </w:r>
       <w:r>
-        <w:t xml:space="preserve">§5), against C1’s total carbon value of C$0.63–0.76 m (C$1.14 m at 60% eligibility and C$115/t).</w:t>
-      </w:r>
-    </w:p>
-    <w:bookmarkEnd w:id="111"/>
-    <w:bookmarkStart w:id="112" w:name="b5.5-year-scale-delays"/>
+        <w:t xml:space="preserve">Section 5), against C1’s total carbon value of C$0.63–0.76 m (C$1.14 m at 60% eligibility and C$115/t).</w:t>
+      </w:r>
+    </w:p>
+    <w:bookmarkEnd w:id="145"/>
+    <w:bookmarkStart w:id="146" w:name="b5.5-year-scale-delays"/>
     <w:p>
       <w:pPr>
         <w:pStyle w:val="Heading4"/>
@@ -38700,7 +37772,7 @@
           <w:iCs/>
           <w:i/>
         </w:rPr>
-        <w:t xml:space="preserve">§4.</w:t>
+        <w:t xml:space="preserve">Section 4.</w:t>
       </w:r>
     </w:p>
     <w:tbl>
@@ -39410,8 +38482,8 @@
         </w:tc>
       </w:tr>
     </w:tbl>
-    <w:bookmarkEnd w:id="112"/>
-    <w:bookmarkStart w:id="113" w:name="b5.6-limitations"/>
+    <w:bookmarkEnd w:id="146"/>
+    <w:bookmarkStart w:id="147" w:name="b5.6-limitations"/>
     <w:p>
       <w:pPr>
         <w:pStyle w:val="Heading4"/>
@@ -39487,9 +38559,9 @@
         </w:pict>
       </w:r>
     </w:p>
-    <w:bookmarkEnd w:id="113"/>
-    <w:bookmarkEnd w:id="114"/>
-    <w:bookmarkStart w:id="119" w:name="Xe9bf8aa20110d892414618c9830b1120addc14d"/>
+    <w:bookmarkEnd w:id="147"/>
+    <w:bookmarkEnd w:id="148"/>
+    <w:bookmarkStart w:id="153" w:name="Xe9bf8aa20110d892414618c9830b1120addc14d"/>
     <w:p>
       <w:pPr>
         <w:pStyle w:val="Heading3"/>
@@ -39683,7 +38755,7 @@
         <w:t xml:space="preserve">and re-run; every table here regenerates.</w:t>
       </w:r>
     </w:p>
-    <w:bookmarkStart w:id="115" w:name="b6.1-inputs-and-method"/>
+    <w:bookmarkStart w:id="149" w:name="b6.1-inputs-and-method"/>
     <w:p>
       <w:pPr>
         <w:pStyle w:val="Heading4"/>
@@ -39762,7 +38834,7 @@
           <w:iCs/>
           <w:i/>
         </w:rPr>
-        <w:t xml:space="preserve">§5; references as named.</w:t>
+        <w:t xml:space="preserve">Section 5; references as named.</w:t>
       </w:r>
     </w:p>
     <w:tbl>
@@ -39802,7 +38874,7 @@
               <w:jc w:val="left"/>
             </w:pPr>
             <w:r>
-              <w:t xml:space="preserve">Central (used in §7)</w:t>
+              <w:t xml:space="preserve">Central (used in Section 7)</w:t>
             </w:r>
           </w:p>
         </w:tc>
@@ -40380,8 +39452,8 @@
         <w:t xml:space="preserve">3. Cumulative comparison: the annual spend = SMR output × SMR LCOE, and the renewables bought with it = spend / renewables LCOE, from 2028. Each technology’s avoided CO₂e is summed on the same trajectory (B4.1), net of its own life-cycle intensity (4.2 or 30 g/kWh).</w:t>
       </w:r>
     </w:p>
-    <w:bookmarkEnd w:id="115"/>
-    <w:bookmarkStart w:id="116" w:name="b6.2-results"/>
+    <w:bookmarkEnd w:id="149"/>
+    <w:bookmarkStart w:id="150" w:name="b6.2-results"/>
     <w:p>
       <w:pPr>
         <w:pStyle w:val="Heading4"/>
@@ -40438,7 +39510,7 @@
           <w:iCs/>
           <w:i/>
         </w:rPr>
-        <w:t xml:space="preserve">§2.</w:t>
+        <w:t xml:space="preserve">Section 2.</w:t>
       </w:r>
     </w:p>
     <w:tbl>
@@ -40773,7 +39845,7 @@
         <w:t xml:space="preserve"> </w:t>
       </w:r>
       <w:r>
-        <w:t xml:space="preserve">§2).</w:t>
+        <w:t xml:space="preserve">Section 2).</w:t>
       </w:r>
     </w:p>
     <w:p>
@@ -40824,7 +39896,7 @@
           <w:iCs/>
           <w:i/>
         </w:rPr>
-        <w:t xml:space="preserve">§3.</w:t>
+        <w:t xml:space="preserve">Section 3.</w:t>
       </w:r>
     </w:p>
     <w:tbl>
@@ -41190,7 +40262,7 @@
           <w:iCs/>
           <w:i/>
         </w:rPr>
-        <w:t xml:space="preserve">§4. The alternative reading (A$514 / A$102; A$1.22 bn buys 11.9 TWh) gives Liddell ratios of 10.1×, 45.8×, 19.1× and 9.3× for the first four rows (</w:t>
+        <w:t xml:space="preserve">Section 4. The alternative reading (A$514 / A$102; A$1.22 bn buys 11.9 TWh) gives Liddell ratios of 10.1×, 45.8×, 19.1× and 9.3× for the first four rows (</w:t>
       </w:r>
       <w:r>
         <w:rPr>
@@ -41212,7 +40284,7 @@
           <w:iCs/>
           <w:i/>
         </w:rPr>
-        <w:t xml:space="preserve">§4; the NEM-T2 slow rows are in Table B28).</w:t>
+        <w:t xml:space="preserve">Section 4; the NEM-T2 slow rows are in Table B28).</w:t>
       </w:r>
     </w:p>
     <w:tbl>
@@ -41978,7 +41050,7 @@
           <w:iCs/>
           <w:i/>
         </w:rPr>
-        <w:t xml:space="preserve">§5. Bold row is the central case §7 uses; the last six rows are the alternative reading (SMR A$514).</w:t>
+        <w:t xml:space="preserve">Section 5. Bold row is the central case Section 7 uses; the last six rows are the alternative reading (SMR A$514).</w:t>
       </w:r>
     </w:p>
     <w:tbl>
@@ -42769,8 +41841,8 @@
         </w:tc>
       </w:tr>
     </w:tbl>
-    <w:bookmarkEnd w:id="116"/>
-    <w:bookmarkStart w:id="117" w:name="Xd3c3cf27c12f2b6068bf203352ac12d45dd7cd3"/>
+    <w:bookmarkEnd w:id="150"/>
+    <w:bookmarkStart w:id="151" w:name="Xd3c3cf27c12f2b6068bf203352ac12d45dd7cd3"/>
     <w:p>
       <w:pPr>
         <w:pStyle w:val="Heading4"/>
@@ -42788,7 +41860,7 @@
           <w:bCs/>
           <w:b/>
         </w:rPr>
-        <w:t xml:space="preserve">Capital cost alone (moved from §7.3).</w:t>
+        <w:t xml:space="preserve">Capital cost alone (moved from Section 7.3).</w:t>
       </w:r>
       <w:r>
         <w:t xml:space="preserve"> </w:t>
@@ -42848,7 +41920,7 @@
         <w:t xml:space="preserve"> </w:t>
       </w:r>
       <w:r>
-        <w:t xml:space="preserve">§5), so A$221 is below the GenCost ranges we found. GenCost 2025-26 still ranks SMRs as the highest-cost option (Graham and Hayward, 2026), and its SMR range was not retrieved.</w:t>
+        <w:t xml:space="preserve">Section 5), so A$221 is below the GenCost ranges we found. GenCost 2025-26 still ranks SMRs as the highest-cost option (Graham and Hayward, 2026), and its SMR range was not retrieved.</w:t>
       </w:r>
       <w:r>
         <w:t xml:space="preserve"> </w:t>
@@ -42904,7 +41976,7 @@
         <w:t xml:space="preserve"> </w:t>
       </w:r>
       <w:r>
-        <w:t xml:space="preserve">§5). On GenCost 2023-24’s 2030 values it is about 2.9× (1.8–4.3×), or 5.0× on the alternative reading.</w:t>
+        <w:t xml:space="preserve">Section 5). On GenCost 2023-24’s 2030 values it is about 2.9× (1.8–4.3×), or 5.0× on the alternative reading.</w:t>
       </w:r>
       <w:r>
         <w:t xml:space="preserve"> </w:t>
@@ -42926,7 +41998,7 @@
         <w:t xml:space="preserve"> </w:t>
       </w:r>
       <w:r>
-        <w:t xml:space="preserve">a NuScale-sized capital overrun (×1.75) at 7% gives C$317/MWh (§8.2), the largest single input, ahead of the discount rate.</w:t>
+        <w:t xml:space="preserve">a NuScale-sized capital overrun (×1.75) at 7% gives C$317/MWh (Section 8.2), the largest single input, ahead of the discount rate.</w:t>
       </w:r>
       <w:r>
         <w:t xml:space="preserve"> </w:t>
@@ -42985,8 +42057,8 @@
         <w:t xml:space="preserve">.</w:t>
       </w:r>
     </w:p>
-    <w:bookmarkEnd w:id="117"/>
-    <w:bookmarkStart w:id="118" w:name="b6.4-limitations"/>
+    <w:bookmarkEnd w:id="151"/>
+    <w:bookmarkStart w:id="152" w:name="b6.4-limitations"/>
     <w:p>
       <w:pPr>
         <w:pStyle w:val="Heading4"/>
@@ -43062,9 +42134,9 @@
         </w:pict>
       </w:r>
     </w:p>
-    <w:bookmarkEnd w:id="118"/>
-    <w:bookmarkEnd w:id="119"/>
-    <w:bookmarkStart w:id="126" w:name="Xc131c5b7da9b849e6bc37677db63fd4f3349dcd"/>
+    <w:bookmarkEnd w:id="152"/>
+    <w:bookmarkEnd w:id="153"/>
+    <w:bookmarkStart w:id="160" w:name="Xc131c5b7da9b849e6bc37677db63fd4f3349dcd"/>
     <w:p>
       <w:pPr>
         <w:pStyle w:val="Heading3"/>
@@ -43104,7 +42176,7 @@
         <w:t xml:space="preserve"> </w:t>
       </w:r>
       <w:r>
-        <w:t xml:space="preserve">the social, legal and renewables-supply scores and the weights are our judgement. The main-text summary is §9 (the §9 tables). Source:</w:t>
+        <w:t xml:space="preserve">the social, legal and renewables-supply scores and the weights are our judgement. The main-text summary is Section 9 (the Section 9 tables). Source:</w:t>
       </w:r>
       <w:r>
         <w:t xml:space="preserve"> </w:t>
@@ -43161,7 +42233,7 @@
         <w:t xml:space="preserve">, which holds every raw score, normalised score, weight set and perturbation (593 rows).</w:t>
       </w:r>
     </w:p>
-    <w:bookmarkStart w:id="120" w:name="b7.1-options-criteria-and-inputs"/>
+    <w:bookmarkStart w:id="154" w:name="b7.1-options-criteria-and-inputs"/>
     <w:p>
       <w:pPr>
         <w:pStyle w:val="Heading4"/>
@@ -43226,7 +42298,7 @@
           <w:iCs/>
           <w:i/>
         </w:rPr>
-        <w:t xml:space="preserve">§2. SMR + C1 shown for the 2,200 t case.</w:t>
+        <w:t xml:space="preserve">Section 2. SMR + C1 shown for the 2,200 t case.</w:t>
       </w:r>
     </w:p>
     <w:tbl>
@@ -43390,7 +42462,7 @@
               <w:jc w:val="left"/>
             </w:pPr>
             <w:r>
-              <w:t xml:space="preserve">SMR: team LCA median (§6). Renewables: 30 g/kWh assumption inside UNECE’s PV range of 8–83. Status quo: NSW grid factor 2025 (NGA Factors)</w:t>
+              <w:t xml:space="preserve">SMR: team LCA median (Section 6). Renewables: 30 g/kWh assumption inside UNECE’s PV range of 8–83. Status quo: NSW grid factor 2025 (NGA Factors)</w:t>
             </w:r>
           </w:p>
         </w:tc>
@@ -43769,7 +42841,7 @@
               <w:jc w:val="left"/>
             </w:pPr>
             <w:r>
-              <w:t xml:space="preserve">§8.4 and Table B39 (our judgement)</w:t>
+              <w:t xml:space="preserve">Section 8.4 and Table B39 (our judgement)</w:t>
             </w:r>
           </w:p>
         </w:tc>
@@ -43903,8 +42975,8 @@
         <w:t xml:space="preserve">Technology readiness level (TRL) is not scored. Schedule risk enters through the first-power year (tested at 2035 and 2045) and the C1 delay case.</w:t>
       </w:r>
     </w:p>
-    <w:bookmarkEnd w:id="120"/>
-    <w:bookmarkStart w:id="121" w:name="b7.2-method"/>
+    <w:bookmarkEnd w:id="154"/>
+    <w:bookmarkStart w:id="155" w:name="b7.2-method"/>
     <w:p>
       <w:pPr>
         <w:pStyle w:val="Heading4"/>
@@ -44049,7 +43121,7 @@
         <w:t xml:space="preserve">+A$0.038/MWh</w:t>
       </w:r>
       <w:r>
-        <w:t xml:space="preserve">. The base case is schedule-neutral (the §8.6 condition).</w:t>
+        <w:t xml:space="preserve">. The base case is schedule-neutral (the Section 8.6 condition).</w:t>
       </w:r>
     </w:p>
     <w:p>
@@ -44131,7 +43203,7 @@
           <w:iCs/>
           <w:i/>
         </w:rPr>
-        <w:t xml:space="preserve">§3.</w:t>
+        <w:t xml:space="preserve">Section 3.</w:t>
       </w:r>
     </w:p>
     <w:tbl>
@@ -44648,8 +43720,8 @@
         </w:tc>
       </w:tr>
     </w:tbl>
-    <w:bookmarkEnd w:id="121"/>
-    <w:bookmarkStart w:id="122" w:name="b7.3-weights-and-results"/>
+    <w:bookmarkEnd w:id="155"/>
+    <w:bookmarkStart w:id="156" w:name="b7.3-weights-and-results"/>
     <w:p>
       <w:pPr>
         <w:pStyle w:val="Heading4"/>
@@ -44723,7 +43795,7 @@
           <w:iCs/>
           <w:i/>
         </w:rPr>
-        <w:t xml:space="preserve">§4. Rationale sources: Bowen’s statements; the Liberal Party 2026 energy plan; §8.4.</w:t>
+        <w:t xml:space="preserve">Section 4. Rationale sources: Bowen’s statements; the Liberal Party 2026 energy plan; Section 8.4.</w:t>
       </w:r>
     </w:p>
     <w:tbl>
@@ -45688,8 +44760,8 @@
         </w:tc>
       </w:tr>
     </w:tbl>
-    <w:bookmarkEnd w:id="122"/>
-    <w:bookmarkStart w:id="123" w:name="b7.4-rank-reversal-and-input-sensitivity"/>
+    <w:bookmarkEnd w:id="156"/>
+    <w:bookmarkStart w:id="157" w:name="b7.4-rank-reversal-and-input-sensitivity"/>
     <w:p>
       <w:pPr>
         <w:pStyle w:val="Heading4"/>
@@ -45746,7 +44818,7 @@
           <w:iCs/>
           <w:i/>
         </w:rPr>
-        <w:t xml:space="preserve">§5.</w:t>
+        <w:t xml:space="preserve">Section 5.</w:t>
       </w:r>
     </w:p>
     <w:tbl>
@@ -46172,7 +45244,7 @@
           <w:iCs/>
           <w:i/>
         </w:rPr>
-        <w:t xml:space="preserve">§6 (17 input cases × 4 weight sets = 68 tests).</w:t>
+        <w:t xml:space="preserve">Section 6 (17 input cases × 4 weight sets = 68 tests).</w:t>
       </w:r>
     </w:p>
     <w:tbl>
@@ -46344,8 +45416,8 @@
         <w:t xml:space="preserve">it comes from the four-option scale, where doing nothing scores full marks on cost, supply and legal feasibility.</w:t>
       </w:r>
     </w:p>
-    <w:bookmarkEnd w:id="123"/>
-    <w:bookmarkStart w:id="124" w:name="X655acef3214253160cddaea55a74ab651fff5b4"/>
+    <w:bookmarkEnd w:id="157"/>
+    <w:bookmarkStart w:id="158" w:name="X655acef3214253160cddaea55a74ab651fff5b4"/>
     <w:p>
       <w:pPr>
         <w:pStyle w:val="Heading4"/>
@@ -46402,7 +45474,7 @@
           <w:iCs/>
           <w:i/>
         </w:rPr>
-        <w:t xml:space="preserve">§7. The 1,100, 2,200 and 3,300 t cases (eligibility of 20/40/60%) are the deck case (BWRX-300 Ostrołęka sp. z o.o., 2023; Pillai et al., 2019). The 1,734 t row is the earlier-model cross-check.</w:t>
+        <w:t xml:space="preserve">Section 7. The 1,100, 2,200 and 3,300 t cases (eligibility of 20/40/60%) are the deck case (BWRX-300 Ostrołęka sp. z o.o., 2023; Pillai et al., 2019). The 1,734 t row is the earlier-model cross-check.</w:t>
       </w:r>
     </w:p>
     <w:tbl>
@@ -46822,8 +45894,8 @@
         <w:t xml:space="preserve">If C1 slips the unit by 18.5 days (the whole-life break-even of Table B21, used as an illustration), the CO₂e not avoided at Liddell during the delay is 32.3 kt, which is 15 times the 2,200 t saving. SMR + C1 then avoids less than the plain SMR, so the schedule-neutral condition decides the sign. The percentages are of the 4.2 g/kWh median.</w:t>
       </w:r>
     </w:p>
-    <w:bookmarkEnd w:id="124"/>
-    <w:bookmarkStart w:id="125" w:name="b7.6-limitations"/>
+    <w:bookmarkEnd w:id="158"/>
+    <w:bookmarkStart w:id="159" w:name="b7.6-limitations"/>
     <w:p>
       <w:pPr>
         <w:pStyle w:val="Heading4"/>
@@ -47031,15 +46103,15 @@
         </w:pict>
       </w:r>
     </w:p>
-    <w:bookmarkEnd w:id="125"/>
-    <w:bookmarkEnd w:id="126"/>
-    <w:bookmarkStart w:id="131" w:name="Xdcb2f35f44111e0f453c2a475e1a576da286c83"/>
+    <w:bookmarkEnd w:id="159"/>
+    <w:bookmarkEnd w:id="160"/>
+    <w:bookmarkStart w:id="165" w:name="X29f8199ccc4f183b4211bb01f0e54f84c787a3c"/>
     <w:p>
       <w:pPr>
         <w:pStyle w:val="Heading3"/>
       </w:pPr>
       <w:r>
-        <w:t xml:space="preserve">B8. Social licence and stakeholder working (for §8.4 and §8.5)</w:t>
+        <w:t xml:space="preserve">B8. Social licence and stakeholder working (for Section 8.4 and Section 8.5)</w:t>
       </w:r>
     </w:p>
     <w:p>
@@ -47117,7 +46189,7 @@
         <w:pStyle w:val="BodyText"/>
       </w:pPr>
       <w:r>
-        <w:t xml:space="preserve">Sources for the §8.4 social-licence table (Darlington and Liddell): Neelam (2024); Griffith University Climate Action Beacon and Monash Climate Change Communication Research Hub (2025); Newspoll (2007); Ritchie (2020); Markandya and Wilkinson (2007); Canadian Nuclear Safety Commission (2025); Williams Treaties First Nations et al. (2026); Mississaugas of Scugog Island First Nation (2023); Curve Lake First Nation (2024); Municipality of Clarington (2024); Australian Electoral Commission (2019);</w:t>
+        <w:t xml:space="preserve">Sources for the Section 8.4 social-licence table (Darlington and Liddell): Neelam (2024); Griffith University Climate Action Beacon and Monash Climate Change Communication Research Hub (2025); Newspoll (2007); Ritchie (2020); Markandya and Wilkinson (2007); Canadian Nuclear Safety Commission (2025); Williams Treaties First Nations et al. (2026); Mississaugas of Scugog Island First Nation (2023); Curve Lake First Nation (2024); Municipality of Clarington (2024); Australian Electoral Commission (2019);</w:t>
       </w:r>
       <w:r>
         <w:t xml:space="preserve"> </w:t>
@@ -47136,7 +46208,7 @@
         <w:t xml:space="preserve">[2023] FCA 809; Nuclear Waste Management Organization (2024a; 2024b; 2024c; n.d.); Department of Industry, Science, Energy and Resources (2020); Power Workers’ Union (2021); Conference Board of Canada (2021); Joint Standing Committee on Treaties (2024); Slovic (1987).</w:t>
       </w:r>
     </w:p>
-    <w:bookmarkStart w:id="127" w:name="X8871295422bcc52b42d843e419a224e284f0009"/>
+    <w:bookmarkStart w:id="161" w:name="X8871295422bcc52b42d843e419a224e284f0009"/>
     <w:p>
       <w:pPr>
         <w:pStyle w:val="Heading4"/>
@@ -47242,7 +46314,7 @@
           <w:iCs/>
           <w:i/>
         </w:rPr>
-        <w:t xml:space="preserve">§2.</w:t>
+        <w:t xml:space="preserve">Section 2.</w:t>
       </w:r>
     </w:p>
     <w:tbl>
@@ -47628,8 +46700,8 @@
         <w:t xml:space="preserve">The unit’s own output carries 0.07 statistical deaths a year at the nuclear rate (one per 14 years), a rate that includes Chernobyl and Fukushima. The fossil rates are for European plants with pollution controls, so they are conservative. Against wind or solar the difference lies within the uncertainty of the rates.</w:t>
       </w:r>
     </w:p>
-    <w:bookmarkEnd w:id="127"/>
-    <w:bookmarkStart w:id="128" w:name="X92849018d318b05d1619841a208001b9b5d443e"/>
+    <w:bookmarkEnd w:id="161"/>
+    <w:bookmarkStart w:id="162" w:name="X92849018d318b05d1619841a208001b9b5d443e"/>
     <w:p>
       <w:pPr>
         <w:pStyle w:val="Heading4"/>
@@ -47643,7 +46715,7 @@
         <w:pStyle w:val="FirstParagraph"/>
       </w:pPr>
       <w:r>
-        <w:t xml:space="preserve">Each actor is scored for power (1–5), interest (1–5) and stance (−2 strongly against to +2 strongly for) from the evidence in §8.1–8.4 (evidence keys in</w:t>
+        <w:t xml:space="preserve">Each actor is scored for power (1–5), interest (1–5) and stance (−2 strongly against to +2 strongly for) from the evidence in Sections 8.1–8.4 (evidence keys in</w:t>
       </w:r>
       <w:r>
         <w:t xml:space="preserve"> </w:t>
@@ -47711,7 +46783,7 @@
           <w:iCs/>
           <w:i/>
         </w:rPr>
-        <w:t xml:space="preserve">Source: our judgement from §8.1–8.4 evidence;</w:t>
+        <w:t xml:space="preserve">Source: our judgement from Sections 8.1–8.4 evidence;</w:t>
       </w:r>
       <w:r>
         <w:rPr>
@@ -47740,7 +46812,7 @@
           <w:iCs/>
           <w:i/>
         </w:rPr>
-        <w:t xml:space="preserve">§6.</w:t>
+        <w:t xml:space="preserve">Section 6.</w:t>
       </w:r>
     </w:p>
     <w:tbl>
@@ -49393,8 +48465,8 @@
         <w:t xml:space="preserve">. Four actors have high power and three are opposed. Scoring the Wonnarua people at −2 or +2 would move the Liddell result by −0.17 or +0.17 (3 × 2 / 36), which does not change its sign.</w:t>
       </w:r>
     </w:p>
-    <w:bookmarkEnd w:id="128"/>
-    <w:bookmarkStart w:id="129" w:name="X896d2bfe54b9a94cdd26775c3af798143bf33da"/>
+    <w:bookmarkEnd w:id="162"/>
+    <w:bookmarkStart w:id="163" w:name="X896d2bfe54b9a94cdd26775c3af798143bf33da"/>
     <w:p>
       <w:pPr>
         <w:pStyle w:val="Heading4"/>
@@ -50169,11 +49241,11 @@
         <w:pStyle w:val="BodyText"/>
       </w:pPr>
       <w:r>
-        <w:t xml:space="preserve">Reading: R1 beats R3 only on speed (2 against 1) and public cost (2 against 1), and R2 only on speed (2 against 1). Even so, R2 and R3 lead R1 by 3 to 6 points under every weighting. R3 wins outright only when fairness is doubled. R4 (no SMR) scores highest under every weighting, so on social licence alone the Australian SMR case is weaker than the alternative (§9).</w:t>
-      </w:r>
-    </w:p>
-    <w:bookmarkEnd w:id="129"/>
-    <w:bookmarkStart w:id="130" w:name="X7094c050e1e3614f8863513705ad571ff5d7276"/>
+        <w:t xml:space="preserve">Reading: R1 beats R3 only on speed (2 against 1) and public cost (2 against 1), and R2 only on speed (2 against 1). Even so, R2 and R3 lead R1 by 3 to 6 points under every weighting. R3 wins outright only when fairness is doubled. R4 (no SMR) scores highest under every weighting, so on social licence alone the Australian SMR case is weaker than the alternative (Section 9).</w:t>
+      </w:r>
+    </w:p>
+    <w:bookmarkEnd w:id="163"/>
+    <w:bookmarkStart w:id="164" w:name="X7094c050e1e3614f8863513705ad571ff5d7276"/>
     <w:p>
       <w:pPr>
         <w:pStyle w:val="Heading4"/>
@@ -50230,7 +49302,7 @@
           <w:iCs/>
           <w:i/>
         </w:rPr>
-        <w:t xml:space="preserve">§4, from Government of Ontario (2025), Canada Growth Fund and Building Ontario Fund (2025), Canada Infrastructure Bank (2022), Williams Treaties First Nations et al. (2026).</w:t>
+        <w:t xml:space="preserve">Section 4, from Government of Ontario (2025), Canada Growth Fund and Building Ontario Fund (2025), Canada Infrastructure Bank (2022), Williams Treaties First Nations et al. (2026).</w:t>
       </w:r>
     </w:p>
     <w:tbl>
@@ -50512,7 +49584,7 @@
         <w:t xml:space="preserve"> </w:t>
       </w:r>
       <w:r>
-        <w:t xml:space="preserve">All scores are judgements from secondary summaries. Local min–max scaling and the MCDA use of these scores are in B7. Job and waste figures in the §8.4 social-licence table (Conference Board of Canada, 2021; NWMO, n.d.) are taken from those sources and are not recomputed here, except the Ignace hosting payment (C$170 m over 81 years, about C$2.1 m a year; the C$170 m in total is 0.65% of the C$26 bn lifecycle cost, nominal against 2020 dollars).</w:t>
+        <w:t xml:space="preserve">All scores are judgements from secondary summaries. Local min–max scaling and the MCDA use of these scores are in B7. Job and waste figures in the Section 8.4 social-licence table (Conference Board of Canada, 2021; NWMO, n.d.) are taken from those sources and are not recomputed here, except the Ignace hosting payment (C$170 m over 81 years, about C$2.1 m a year; the C$170 m in total is 0.65% of the C$26 bn lifecycle cost, nominal against 2020 dollars).</w:t>
       </w:r>
     </w:p>
     <w:p>
@@ -50522,10 +49594,10 @@
         </w:pict>
       </w:r>
     </w:p>
-    <w:bookmarkEnd w:id="130"/>
-    <w:bookmarkEnd w:id="131"/>
-    <w:bookmarkEnd w:id="132"/>
-    <w:bookmarkStart w:id="140" w:name="X2538f2b2fc20c8063ffc88885f2cb513202a3b3"/>
+    <w:bookmarkEnd w:id="164"/>
+    <w:bookmarkEnd w:id="165"/>
+    <w:bookmarkEnd w:id="166"/>
+    <w:bookmarkStart w:id="174" w:name="X2538f2b2fc20c8063ffc88885f2cb513202a3b3"/>
     <w:p>
       <w:pPr>
         <w:pStyle w:val="Heading2"/>
@@ -50539,7 +49611,7 @@
         <w:pStyle w:val="FirstParagraph"/>
       </w:pPr>
       <w:r>
-        <w:t xml:space="preserve">This appendix shows how uncertain the §6 results are and which inputs drive them.</w:t>
+        <w:t xml:space="preserve">This appendix shows how uncertain the Section 6 results are and which inputs drive them.</w:t>
       </w:r>
       <w:r>
         <w:t xml:space="preserve"> </w:t>
@@ -50570,7 +49642,7 @@
         <w:t xml:space="preserve">. The Ostrołęka and Pillai tables could not be opened and other inputs are as reported by secondary sources, assumptions or placeholders, so the intervals describe the uncertainty in our inputs as found, not in verified data.</w:t>
       </w:r>
     </w:p>
-    <w:bookmarkStart w:id="133" w:name="c1.-set-up"/>
+    <w:bookmarkStart w:id="167" w:name="c1.-set-up"/>
     <w:p>
       <w:pPr>
         <w:pStyle w:val="Heading3"/>
@@ -50742,8 +49814,8 @@
         <w:t xml:space="preserve">.</w:t>
       </w:r>
     </w:p>
-    <w:bookmarkEnd w:id="133"/>
-    <w:bookmarkStart w:id="134" w:name="c2.-ranged-inputs-and-tornado-results"/>
+    <w:bookmarkEnd w:id="167"/>
+    <w:bookmarkStart w:id="168" w:name="c2.-ranged-inputs-and-tornado-results"/>
     <w:p>
       <w:pPr>
         <w:pStyle w:val="Heading3"/>
@@ -53125,8 +52197,8 @@
         <w:t xml:space="preserve">The other 16 inputs affect only the bottom-up cross-check: concrete intensity (34.5 / 69 / 138 m³/MWe) and steel intensity (16.5 / 33 / 46 t/MWe; Peterson, Zhao and Petroski, 2005; GE Vernova, n.d.); forebay concrete (4,000 / 4,000 / 6,000 m³; Ontario Power Generation, 2025c); shaft depth, basemat and wall thicknesses; binder contents (infill 400 / 450 / 550 kg/m³, EFNARC, 2005; other 300 / 350 / 420); GU cement (796 / 854 / 898 kg CO₂e/t; Cement Association of Canada, 2022); slag cement (93.4 / 146.6 / 146.6; Slag Cement Association, n.d.); non-binder share (15 / 30 / 60 kg CO₂e/m³); GU and LC³ clinker factors; slag share of binder (0.25 / 0.40 / 0.50); the binder-level LC³ cut (0.30 / 0.37 / 0.43; five estimates, Appendix A5); and extra binder LC³ needs to flow (0 / 0 / 0.10). All are assumptions or as-reported values.</w:t>
       </w:r>
     </w:p>
-    <w:bookmarkEnd w:id="134"/>
-    <w:bookmarkStart w:id="135" w:name="X8f754cc28aabff45bd5ffa0c19e17af6b52329b"/>
+    <w:bookmarkEnd w:id="168"/>
+    <w:bookmarkStart w:id="169" w:name="X8f754cc28aabff45bd5ffa0c19e17af6b52329b"/>
     <w:p>
       <w:pPr>
         <w:pStyle w:val="Heading3"/>
@@ -54475,8 +53547,8 @@
         <w:t xml:space="preserve">Grouped (expected basis): fuel front end 61.6%, back end and decommissioning 18.2%, O&amp;M 8.7%, construction 11.5% (0.515 / 4.487). Mode-case shares are 50.9, 23.4, 11.5 and 14.2%. Construction’s share has a Monte Carlo median of 11.5% (P5–P95 7.2–17.8%). All concrete is 3.0–4.7% of the total.</w:t>
       </w:r>
     </w:p>
-    <w:bookmarkEnd w:id="135"/>
-    <w:bookmarkStart w:id="136" w:name="c4.-monte-carlo-results"/>
+    <w:bookmarkEnd w:id="169"/>
+    <w:bookmarkStart w:id="170" w:name="c4.-monte-carlo-results"/>
     <w:p>
       <w:pPr>
         <w:pStyle w:val="Heading3"/>
@@ -55699,7 +54771,7 @@
           <w:iCs/>
           <w:i/>
         </w:rPr>
-        <w:t xml:space="preserve">Table C4b. Scenario savings and life-cycle shares on the Monte Carlo basis (the basis of Table T5 in §6.3 and Table A7b).</w:t>
+        <w:t xml:space="preserve">Table C4b. Scenario savings and life-cycle shares on the Monte Carlo basis (the basis of Table T5 in Section 6.3 and Table A7b).</w:t>
       </w:r>
       <w:r>
         <w:t xml:space="preserve"> </w:t>
@@ -56151,8 +55223,8 @@
         </w:tc>
       </w:tr>
     </w:tbl>
-    <w:bookmarkEnd w:id="136"/>
-    <w:bookmarkStart w:id="137" w:name="X31250b838455e6096b9edbd1b8f7a12ed088df6"/>
+    <w:bookmarkEnd w:id="170"/>
+    <w:bookmarkStart w:id="171" w:name="X31250b838455e6096b9edbd1b8f7a12ed088df6"/>
     <w:p>
       <w:pPr>
         <w:pStyle w:val="Heading3"/>
@@ -56251,7 +55323,7 @@
         <w:pStyle w:val="Compact"/>
       </w:pPr>
       <w:r>
-        <w:t xml:space="preserve">Because one distribution choice carries most of the gap, Table C5 re-runs the Monte Carlo with conversion heat fixed at 26 kWh/kg U and with a log-uniform 26–665 distribution; the other 44 inputs use the same draws. The median does not stay near 4.4: it is 3.51 and 4.11, so §6 reports the</w:t>
+        <w:t xml:space="preserve">Because one distribution choice carries most of the gap, Table C5 re-runs the Monte Carlo with conversion heat fixed at 26 kWh/kg U and with a log-uniform 26–665 distribution; the other 44 inputs use the same draws. The median does not stay near 4.4: it is 3.51 and 4.11, so Section 6 reports the</w:t>
       </w:r>
       <w:r>
         <w:t xml:space="preserve"> </w:t>
@@ -56675,8 +55747,8 @@
         </w:tc>
       </w:tr>
     </w:tbl>
-    <w:bookmarkEnd w:id="137"/>
-    <w:bookmarkStart w:id="138" w:name="X861311e05ca973e4ff92563d183b5e9367fe19f"/>
+    <w:bookmarkEnd w:id="171"/>
+    <w:bookmarkStart w:id="172" w:name="X861311e05ca973e4ff92563d183b5e9367fe19f"/>
     <w:p>
       <w:pPr>
         <w:pStyle w:val="Heading3"/>
@@ -56792,11 +55864,11 @@
         <w:t xml:space="preserve"> </w:t>
       </w:r>
       <w:r>
-        <w:t xml:space="preserve">The boundary (process-based stages plus three stages transferred as per-kWh values) and the cut-offs (§6.1) are not sampled; they bias the result low (C7).</w:t>
-      </w:r>
-    </w:p>
-    <w:bookmarkEnd w:id="138"/>
-    <w:bookmarkStart w:id="139" w:name="X35b5ee5f237d4555b3db06902854d0e23ac87dc"/>
+        <w:t xml:space="preserve">The boundary (process-based stages plus three stages transferred as per-kWh values) and the cut-offs (Section 6.1) are not sampled; they bias the result low (C7).</w:t>
+      </w:r>
+    </w:p>
+    <w:bookmarkEnd w:id="172"/>
+    <w:bookmarkStart w:id="173" w:name="X35b5ee5f237d4555b3db06902854d0e23ac87dc"/>
     <w:p>
       <w:pPr>
         <w:pStyle w:val="Heading3"/>
@@ -57550,7 +56622,7 @@
         <w:pStyle w:val="BodyText"/>
       </w:pPr>
       <w:r>
-        <w:t xml:space="preserve">The sources disagree mainly about the fuel front end (ore grade, enrichment technology and grid), not construction, and that is where our result departs from them. The known low bias would raise the total and make C1’s share smaller still, so it does not weaken §6.3.</w:t>
+        <w:t xml:space="preserve">The sources disagree mainly about the fuel front end (ore grade, enrichment technology and grid), not construction, and that is where our result departs from them. The known low bias would raise the total and make C1’s share smaller still, so it does not weaken Section 6.3.</w:t>
       </w:r>
     </w:p>
     <w:p>
@@ -57560,9 +56632,9 @@
         </w:pict>
       </w:r>
     </w:p>
-    <w:bookmarkEnd w:id="139"/>
-    <w:bookmarkEnd w:id="140"/>
-    <w:bookmarkStart w:id="145" w:name="appendix-e.-search-log"/>
+    <w:bookmarkEnd w:id="173"/>
+    <w:bookmarkEnd w:id="174"/>
+    <w:bookmarkStart w:id="179" w:name="appendix-e.-search-log"/>
     <w:p>
       <w:pPr>
         <w:pStyle w:val="Heading2"/>
@@ -57571,7 +56643,7 @@
         <w:t xml:space="preserve">Appendix E. Search log</w:t>
       </w:r>
     </w:p>
-    <w:bookmarkStart w:id="141" w:name="e1.-method-and-access"/>
+    <w:bookmarkStart w:id="175" w:name="e1.-method-and-access"/>
     <w:p>
       <w:pPr>
         <w:pStyle w:val="Heading3"/>
@@ -57643,8 +56715,8 @@
         <w:t xml:space="preserve">column below counts the patent records found, not database hits. Assignees, dates and claims are as given in search summaries; the patent pages were not opened, so they are indicative only.</w:t>
       </w:r>
     </w:p>
-    <w:bookmarkEnd w:id="141"/>
-    <w:bookmarkStart w:id="142" w:name="e2.-search-strings-and-results"/>
+    <w:bookmarkEnd w:id="175"/>
+    <w:bookmarkStart w:id="176" w:name="e2.-search-strings-and-results"/>
     <w:p>
       <w:pPr>
         <w:pStyle w:val="Heading3"/>
@@ -58689,8 +57761,8 @@
         <w:t xml:space="preserve">with assignee GE-Hitachi Nuclear Energy Americas when the host is reachable.</w:t>
       </w:r>
     </w:p>
-    <w:bookmarkEnd w:id="142"/>
-    <w:bookmarkStart w:id="143" w:name="e3.-patents-kept"/>
+    <w:bookmarkEnd w:id="176"/>
+    <w:bookmarkStart w:id="177" w:name="e3.-patents-kept"/>
     <w:p>
       <w:pPr>
         <w:pStyle w:val="Heading3"/>
@@ -58860,7 +57932,7 @@
               <w:jc w:val="left"/>
             </w:pPr>
             <w:r>
-              <w:t xml:space="preserve">The passive decay-heat system behind the BWRX-300’s 7-day no-power claim (§4.2)</w:t>
+              <w:t xml:space="preserve">The passive decay-heat system behind the BWRX-300’s 7-day no-power claim (Section 4.2)</w:t>
             </w:r>
           </w:p>
         </w:tc>
@@ -59008,7 +58080,7 @@
               <w:jc w:val="left"/>
             </w:pPr>
             <w:r>
-              <w:t xml:space="preserve">The below-grade shaft reactor building and the basemat poured at the bottom of the shaft (§4.2; C1’s infill location)</w:t>
+              <w:t xml:space="preserve">The below-grade shaft reactor building and the basemat poured at the bottom of the shaft (Section 4.2; C1’s infill location)</w:t>
             </w:r>
           </w:p>
         </w:tc>
@@ -59082,7 +58154,7 @@
               <w:jc w:val="left"/>
             </w:pPr>
             <w:r>
-              <w:t xml:space="preserve">Reported to cover calcined clays of lower kaolinite content (below 40%), which would widen the clay supply for LC³ (§5)</w:t>
+              <w:t xml:space="preserve">Reported to cover calcined clays of lower kaolinite content (below 40%), which would widen the clay supply for LC³ (Section 5)</w:t>
             </w:r>
           </w:p>
         </w:tc>
@@ -59230,7 +58302,7 @@
               <w:jc w:val="left"/>
             </w:pPr>
             <w:r>
-              <w:t xml:space="preserve">Admixture-modified LC³ binder: an admixture supplier is patenting LC³ compositions (§10)</w:t>
+              <w:t xml:space="preserve">Admixture-modified LC³ binder: an admixture supplier is patenting LC³ compositions (Section 10)</w:t>
             </w:r>
           </w:p>
         </w:tc>
@@ -59304,7 +58376,7 @@
               <w:jc w:val="left"/>
             </w:pPr>
             <w:r>
-              <w:t xml:space="preserve">Directly addresses the main RB.7 barrier: LC³ workability for self-consolidating DP-SC infill (§10)</w:t>
+              <w:t xml:space="preserve">Directly addresses the main RB.7 barrier: LC³ workability for self-consolidating DP-SC infill (Section 10)</w:t>
             </w:r>
           </w:p>
         </w:tc>
@@ -59352,8 +58424,8 @@
         <w:t xml:space="preserve">(Sika, BASF/CR&amp;T). So for C1 the patent risk for the binder looks low on these searches (no freedom-to-operate search was done), and the commercial interest lies exactly where our RB.7 gap is (SCC flow). That supports C1’s route: buy a commercial admixture system and qualify it, rather than develop a new binder (inference).</w:t>
       </w:r>
     </w:p>
-    <w:bookmarkEnd w:id="143"/>
-    <w:bookmarkStart w:id="144" w:name="X6772717928f13429d4d4f50caaf7675f61535b4"/>
+    <w:bookmarkEnd w:id="177"/>
+    <w:bookmarkStart w:id="178" w:name="X6772717928f13429d4d4f50caaf7675f61535b4"/>
     <w:p>
       <w:pPr>
         <w:pStyle w:val="Heading3"/>
@@ -60000,9 +59072,9 @@
         <w:t xml:space="preserve">Literature sources are listed in the reference list.</w:t>
       </w:r>
     </w:p>
-    <w:bookmarkEnd w:id="144"/>
-    <w:bookmarkEnd w:id="145"/>
-    <w:bookmarkEnd w:id="146"/>
+    <w:bookmarkEnd w:id="178"/>
+    <w:bookmarkEnd w:id="179"/>
+    <w:bookmarkEnd w:id="180"/>
     <w:sectPr>
       <w:headerReference r:id="rId9" w:type="default"/>
       <w:headerReference r:id="rId10" w:type="first"/>
@@ -60491,82 +59563,6 @@
       </w:pPr>
     </w:lvl>
   </w:abstractNum>
-  <w:abstractNum w:abstractNumId="991">
-    <w:nsid w:val="A991"/>
-    <w:multiLevelType w:val="multilevel"/>
-    <w:lvl w:ilvl="0">
-      <w:numFmt w:val="bullet"/>
-      <w:lvlText w:val="•"/>
-      <w:lvlJc w:val="left"/>
-      <w:pPr>
-        <w:ind w:left="720" w:hanging="480"/>
-      </w:pPr>
-    </w:lvl>
-    <w:lvl w:ilvl="1">
-      <w:numFmt w:val="bullet"/>
-      <w:lvlText w:val="–"/>
-      <w:lvlJc w:val="left"/>
-      <w:pPr>
-        <w:ind w:left="1440" w:hanging="480"/>
-      </w:pPr>
-    </w:lvl>
-    <w:lvl w:ilvl="2">
-      <w:numFmt w:val="bullet"/>
-      <w:lvlText w:val="•"/>
-      <w:lvlJc w:val="left"/>
-      <w:pPr>
-        <w:ind w:left="2160" w:hanging="480"/>
-      </w:pPr>
-    </w:lvl>
-    <w:lvl w:ilvl="3">
-      <w:numFmt w:val="bullet"/>
-      <w:lvlText w:val="–"/>
-      <w:lvlJc w:val="left"/>
-      <w:pPr>
-        <w:ind w:left="2880" w:hanging="480"/>
-      </w:pPr>
-    </w:lvl>
-    <w:lvl w:ilvl="4">
-      <w:numFmt w:val="bullet"/>
-      <w:lvlText w:val="•"/>
-      <w:lvlJc w:val="left"/>
-      <w:pPr>
-        <w:ind w:left="3600" w:hanging="480"/>
-      </w:pPr>
-    </w:lvl>
-    <w:lvl w:ilvl="5">
-      <w:numFmt w:val="bullet"/>
-      <w:lvlText w:val="–"/>
-      <w:lvlJc w:val="left"/>
-      <w:pPr>
-        <w:ind w:left="4320" w:hanging="480"/>
-      </w:pPr>
-    </w:lvl>
-    <w:lvl w:ilvl="6">
-      <w:numFmt w:val="bullet"/>
-      <w:lvlText w:val="•"/>
-      <w:lvlJc w:val="left"/>
-      <w:pPr>
-        <w:ind w:left="5040" w:hanging="480"/>
-      </w:pPr>
-    </w:lvl>
-    <w:lvl w:ilvl="7">
-      <w:numFmt w:val="bullet"/>
-      <w:lvlText w:val="–"/>
-      <w:lvlJc w:val="left"/>
-      <w:pPr>
-        <w:ind w:left="5760" w:hanging="480"/>
-      </w:pPr>
-    </w:lvl>
-    <w:lvl w:ilvl="8">
-      <w:numFmt w:val="bullet"/>
-      <w:lvlText w:val="•"/>
-      <w:lvlJc w:val="left"/>
-      <w:pPr>
-        <w:ind w:left="6480" w:hanging="480"/>
-      </w:pPr>
-    </w:lvl>
-  </w:abstractNum>
   <w:abstractNum w:abstractNumId="99411">
     <w:nsid w:val="A99411"/>
     <w:multiLevelType w:val="multilevel"/>
@@ -60646,6 +59642,82 @@
       <w:start w:val="1"/>
       <w:numFmt w:val="decimal"/>
       <w:lvlText w:val="%9."/>
+      <w:lvlJc w:val="left"/>
+      <w:pPr>
+        <w:ind w:left="6480" w:hanging="480"/>
+      </w:pPr>
+    </w:lvl>
+  </w:abstractNum>
+  <w:abstractNum w:abstractNumId="991">
+    <w:nsid w:val="A991"/>
+    <w:multiLevelType w:val="multilevel"/>
+    <w:lvl w:ilvl="0">
+      <w:numFmt w:val="bullet"/>
+      <w:lvlText w:val="•"/>
+      <w:lvlJc w:val="left"/>
+      <w:pPr>
+        <w:ind w:left="720" w:hanging="480"/>
+      </w:pPr>
+    </w:lvl>
+    <w:lvl w:ilvl="1">
+      <w:numFmt w:val="bullet"/>
+      <w:lvlText w:val="–"/>
+      <w:lvlJc w:val="left"/>
+      <w:pPr>
+        <w:ind w:left="1440" w:hanging="480"/>
+      </w:pPr>
+    </w:lvl>
+    <w:lvl w:ilvl="2">
+      <w:numFmt w:val="bullet"/>
+      <w:lvlText w:val="•"/>
+      <w:lvlJc w:val="left"/>
+      <w:pPr>
+        <w:ind w:left="2160" w:hanging="480"/>
+      </w:pPr>
+    </w:lvl>
+    <w:lvl w:ilvl="3">
+      <w:numFmt w:val="bullet"/>
+      <w:lvlText w:val="–"/>
+      <w:lvlJc w:val="left"/>
+      <w:pPr>
+        <w:ind w:left="2880" w:hanging="480"/>
+      </w:pPr>
+    </w:lvl>
+    <w:lvl w:ilvl="4">
+      <w:numFmt w:val="bullet"/>
+      <w:lvlText w:val="•"/>
+      <w:lvlJc w:val="left"/>
+      <w:pPr>
+        <w:ind w:left="3600" w:hanging="480"/>
+      </w:pPr>
+    </w:lvl>
+    <w:lvl w:ilvl="5">
+      <w:numFmt w:val="bullet"/>
+      <w:lvlText w:val="–"/>
+      <w:lvlJc w:val="left"/>
+      <w:pPr>
+        <w:ind w:left="4320" w:hanging="480"/>
+      </w:pPr>
+    </w:lvl>
+    <w:lvl w:ilvl="6">
+      <w:numFmt w:val="bullet"/>
+      <w:lvlText w:val="•"/>
+      <w:lvlJc w:val="left"/>
+      <w:pPr>
+        <w:ind w:left="5040" w:hanging="480"/>
+      </w:pPr>
+    </w:lvl>
+    <w:lvl w:ilvl="7">
+      <w:numFmt w:val="bullet"/>
+      <w:lvlText w:val="–"/>
+      <w:lvlJc w:val="left"/>
+      <w:pPr>
+        <w:ind w:left="5760" w:hanging="480"/>
+      </w:pPr>
+    </w:lvl>
+    <w:lvl w:ilvl="8">
+      <w:numFmt w:val="bullet"/>
+      <w:lvlText w:val="•"/>
       <w:lvlJc w:val="left"/>
       <w:pPr>
         <w:ind w:left="6480" w:hanging="480"/>
@@ -60659,7 +59731,34 @@
     <w:abstractNumId w:val="990"/>
   </w:num>
   <w:num w:numId="1001">
-    <w:abstractNumId w:val="991"/>
+    <w:abstractNumId w:val="99411"/>
+    <w:lvlOverride w:ilvl="0">
+      <w:startOverride w:val="1"/>
+    </w:lvlOverride>
+    <w:lvlOverride w:ilvl="1">
+      <w:startOverride w:val="1"/>
+    </w:lvlOverride>
+    <w:lvlOverride w:ilvl="2">
+      <w:startOverride w:val="1"/>
+    </w:lvlOverride>
+    <w:lvlOverride w:ilvl="3">
+      <w:startOverride w:val="1"/>
+    </w:lvlOverride>
+    <w:lvlOverride w:ilvl="4">
+      <w:startOverride w:val="1"/>
+    </w:lvlOverride>
+    <w:lvlOverride w:ilvl="5">
+      <w:startOverride w:val="1"/>
+    </w:lvlOverride>
+    <w:lvlOverride w:ilvl="6">
+      <w:startOverride w:val="1"/>
+    </w:lvlOverride>
+    <w:lvlOverride w:ilvl="7">
+      <w:startOverride w:val="1"/>
+    </w:lvlOverride>
+    <w:lvlOverride w:ilvl="8">
+      <w:startOverride w:val="1"/>
+    </w:lvlOverride>
   </w:num>
   <w:num w:numId="1002">
     <w:abstractNumId w:val="99411"/>

--- a/01_Report/MTE4593 Group 9 SMR Report.docx
+++ b/01_Report/MTE4593 Group 9 SMR Report.docx
@@ -465,7 +465,7 @@
             </w:rPr>
             <w:t>5 References</w:t>
             <w:tab/>
-            <w:t>31</w:t>
+            <w:t>30</w:t>
           </w:r>
         </w:p>
         <w:p>
@@ -484,7 +484,7 @@
             </w:rPr>
             <w:t>Declaration of generative AI use</w:t>
             <w:tab/>
-            <w:t>42</w:t>
+            <w:t>41</w:t>
           </w:r>
         </w:p>
         <w:p>
@@ -503,7 +503,7 @@
             </w:rPr>
             <w:t>Appendices</w:t>
             <w:tab/>
-            <w:t>43</w:t>
+            <w:t>42</w:t>
           </w:r>
         </w:p>
         <w:p>
@@ -522,7 +522,7 @@
             </w:rPr>
             <w:t>Appendix A. LCA inventory and calculations</w:t>
             <w:tab/>
-            <w:t>43</w:t>
+            <w:t>42</w:t>
           </w:r>
         </w:p>
         <w:p>
@@ -541,7 +541,7 @@
             </w:rPr>
             <w:t>Appendix B. Policy, economics and supply calculations</w:t>
             <w:tab/>
-            <w:t>45</w:t>
+            <w:t>44</w:t>
           </w:r>
         </w:p>
         <w:p>
@@ -560,7 +560,7 @@
             </w:rPr>
             <w:t>Appendix C. Sensitivity analysis</w:t>
             <w:tab/>
-            <w:t>48</w:t>
+            <w:t>47</w:t>
           </w:r>
         </w:p>
         <w:p>
@@ -579,7 +579,7 @@
             </w:rPr>
             <w:t>Appendix E. Search log</w:t>
             <w:tab/>
-            <w:t>50</w:t>
+            <w:t>49</w:t>
           </w:r>
           <w:r>
             <w:rPr>
@@ -743,67 +743,6 @@
     </w:p>
     <w:p>
       <w:pPr>
-        <w:pStyle w:val="normal1"/>
-        <w:rPr/>
-      </w:pPr>
-      <w:r>
-        <w:rPr/>
-        <mc:AlternateContent>
-          <mc:Choice Requires="wps">
-            <w:drawing>
-              <wp:inline distT="0" distB="0" distL="0" distR="0">
-                <wp:extent cx="5731510" cy="19050"/>
-                <wp:effectExtent l="0" t="0" r="0" b="0"/>
-                <wp:docPr id="1" name=""/>
-                <a:graphic xmlns:a="http://schemas.openxmlformats.org/drawingml/2006/main">
-                  <a:graphicData uri="http://schemas.microsoft.com/office/word/2010/wordprocessingShape">
-                    <wps:wsp>
-                      <wps:cNvSpPr/>
-                      <wps:nvSpPr>
-                        <wps:cNvPr id="2" name=""/>
-                        <wps:cNvSpPr/>
-                      </wps:nvSpPr>
-                      <wps:spPr>
-                        <a:xfrm>
-                          <a:off x="0" y="0"/>
-                          <a:ext cx="5731560" cy="19080"/>
-                        </a:xfrm>
-                        <a:prstGeom prst="rect">
-                          <a:avLst/>
-                        </a:prstGeom>
-                        <a:solidFill>
-                          <a:srgbClr val="ffffff"/>
-                        </a:solidFill>
-                        <a:ln w="0">
-                          <a:solidFill>
-                            <a:srgbClr val="000000"/>
-                          </a:solidFill>
-                        </a:ln>
-                      </wps:spPr>
-                      <wps:bodyPr/>
-                    </wps:wsp>
-                  </a:graphicData>
-                </a:graphic>
-                <wp14:sizeRelH relativeFrom="page">
-                  <wp14:pctWidth>100000</wp14:pctWidth>
-                </wp14:sizeRelH>
-              </wp:inline>
-            </w:drawing>
-          </mc:Choice>
-          <mc:Fallback>
-            <w:pict>
-              <v:rect id="shape_0" fillcolor="white" stroked="t" o:allowincell="f" style="position:absolute;margin-left:0pt;margin-top:-1.55pt;width:451.25pt;height:1.45pt;mso-wrap-style:none;v-text-anchor:middle;mso-position-horizontal:center;mso-position-vertical:top">
-                <v:fill o:detectmouseclick="t" type="solid" color2="black"/>
-                <v:stroke color="black" joinstyle="round" endcap="flat"/>
-                <w10:wrap type="topAndBottom"/>
-              </v:rect>
-            </w:pict>
-          </mc:Fallback>
-        </mc:AlternateContent>
-      </w:r>
-    </w:p>
-    <w:p>
-      <w:pPr>
         <w:pStyle w:val="Heading1"/>
         <w:rPr/>
       </w:pPr>
@@ -903,67 +842,6 @@
       <w:r>
         <w:rPr/>
         <w:t>Search strategy and patent search: Appendix E.</w:t>
-      </w:r>
-    </w:p>
-    <w:p>
-      <w:pPr>
-        <w:pStyle w:val="normal1"/>
-        <w:rPr/>
-      </w:pPr>
-      <w:r>
-        <w:rPr/>
-        <mc:AlternateContent>
-          <mc:Choice Requires="wps">
-            <w:drawing>
-              <wp:inline distT="0" distB="0" distL="0" distR="0">
-                <wp:extent cx="5731510" cy="19050"/>
-                <wp:effectExtent l="0" t="0" r="0" b="0"/>
-                <wp:docPr id="3" name=""/>
-                <a:graphic xmlns:a="http://schemas.openxmlformats.org/drawingml/2006/main">
-                  <a:graphicData uri="http://schemas.microsoft.com/office/word/2010/wordprocessingShape">
-                    <wps:wsp>
-                      <wps:cNvSpPr/>
-                      <wps:nvSpPr>
-                        <wps:cNvPr id="4" name=""/>
-                        <wps:cNvSpPr/>
-                      </wps:nvSpPr>
-                      <wps:spPr>
-                        <a:xfrm>
-                          <a:off x="0" y="0"/>
-                          <a:ext cx="5731560" cy="19080"/>
-                        </a:xfrm>
-                        <a:prstGeom prst="rect">
-                          <a:avLst/>
-                        </a:prstGeom>
-                        <a:solidFill>
-                          <a:srgbClr val="ffffff"/>
-                        </a:solidFill>
-                        <a:ln w="0">
-                          <a:solidFill>
-                            <a:srgbClr val="000000"/>
-                          </a:solidFill>
-                        </a:ln>
-                      </wps:spPr>
-                      <wps:bodyPr/>
-                    </wps:wsp>
-                  </a:graphicData>
-                </a:graphic>
-                <wp14:sizeRelH relativeFrom="page">
-                  <wp14:pctWidth>100000</wp14:pctWidth>
-                </wp14:sizeRelH>
-              </wp:inline>
-            </w:drawing>
-          </mc:Choice>
-          <mc:Fallback>
-            <w:pict>
-              <v:rect id="shape_0" fillcolor="white" stroked="t" o:allowincell="f" style="position:absolute;margin-left:0pt;margin-top:-1.55pt;width:451.25pt;height:1.45pt;mso-wrap-style:none;v-text-anchor:middle;mso-position-horizontal:center;mso-position-vertical:top">
-                <v:fill o:detectmouseclick="t" type="solid" color2="black"/>
-                <v:stroke color="black" joinstyle="round" endcap="flat"/>
-                <w10:wrap type="topAndBottom"/>
-              </v:rect>
-            </w:pict>
-          </mc:Fallback>
-        </mc:AlternateContent>
       </w:r>
     </w:p>
     <w:p>
@@ -1047,6 +925,14 @@
         <w:tblW w:w="7920" w:type="dxa"/>
         <w:jc w:val="left"/>
         <w:tblInd w:w="0" w:type="dxa"/>
+        <w:tblBorders>
+          <w:top w:val="single" w:sz="8" w:space="0" w:color="000000"/>
+          <w:left w:val="single" w:sz="8" w:space="0" w:color="000000"/>
+          <w:bottom w:val="single" w:sz="8" w:space="0" w:color="000000"/>
+          <w:right w:val="single" w:sz="8" w:space="0" w:color="000000"/>
+          <w:insideH w:val="single" w:sz="8" w:space="0" w:color="000000"/>
+          <w:insideV w:val="single" w:sz="8" w:space="0" w:color="000000"/>
+        </w:tblBorders>
         <w:tblLayout w:type="fixed"/>
         <w:tblCellMar>
           <w:top w:w="30" w:type="dxa"/>
@@ -1071,7 +957,10 @@
           <w:tcPr>
             <w:tcW w:w="1584" w:type="dxa"/>
             <w:tcBorders>
-              <w:bottom w:val="single" w:sz="4" w:space="0" w:color="D0D7DE"/>
+              <w:top w:val="single" w:sz="8" w:space="0" w:color="000000"/>
+              <w:left w:val="single" w:sz="8" w:space="0" w:color="000000"/>
+              <w:bottom w:val="single" w:sz="8" w:space="0" w:color="000000"/>
+              <w:right w:val="single" w:sz="8" w:space="0" w:color="000000"/>
             </w:tcBorders>
             <w:shd w:color="auto" w:fill="EDEDED" w:val="clear"/>
           </w:tcPr>
@@ -1103,7 +992,10 @@
           <w:tcPr>
             <w:tcW w:w="1584" w:type="dxa"/>
             <w:tcBorders>
-              <w:bottom w:val="single" w:sz="4" w:space="0" w:color="D0D7DE"/>
+              <w:top w:val="single" w:sz="8" w:space="0" w:color="000000"/>
+              <w:left w:val="single" w:sz="8" w:space="0" w:color="000000"/>
+              <w:bottom w:val="single" w:sz="8" w:space="0" w:color="000000"/>
+              <w:right w:val="single" w:sz="8" w:space="0" w:color="000000"/>
             </w:tcBorders>
             <w:shd w:color="auto" w:fill="EDEDED" w:val="clear"/>
           </w:tcPr>
@@ -1135,7 +1027,10 @@
           <w:tcPr>
             <w:tcW w:w="1584" w:type="dxa"/>
             <w:tcBorders>
-              <w:bottom w:val="single" w:sz="4" w:space="0" w:color="D0D7DE"/>
+              <w:top w:val="single" w:sz="8" w:space="0" w:color="000000"/>
+              <w:left w:val="single" w:sz="8" w:space="0" w:color="000000"/>
+              <w:bottom w:val="single" w:sz="8" w:space="0" w:color="000000"/>
+              <w:right w:val="single" w:sz="8" w:space="0" w:color="000000"/>
             </w:tcBorders>
             <w:shd w:color="auto" w:fill="EDEDED" w:val="clear"/>
           </w:tcPr>
@@ -1167,7 +1062,10 @@
           <w:tcPr>
             <w:tcW w:w="1584" w:type="dxa"/>
             <w:tcBorders>
-              <w:bottom w:val="single" w:sz="4" w:space="0" w:color="D0D7DE"/>
+              <w:top w:val="single" w:sz="8" w:space="0" w:color="000000"/>
+              <w:left w:val="single" w:sz="8" w:space="0" w:color="000000"/>
+              <w:bottom w:val="single" w:sz="8" w:space="0" w:color="000000"/>
+              <w:right w:val="single" w:sz="8" w:space="0" w:color="000000"/>
             </w:tcBorders>
             <w:shd w:color="auto" w:fill="EDEDED" w:val="clear"/>
           </w:tcPr>
@@ -1199,7 +1097,10 @@
           <w:tcPr>
             <w:tcW w:w="1584" w:type="dxa"/>
             <w:tcBorders>
-              <w:bottom w:val="single" w:sz="4" w:space="0" w:color="D0D7DE"/>
+              <w:top w:val="single" w:sz="8" w:space="0" w:color="000000"/>
+              <w:left w:val="single" w:sz="8" w:space="0" w:color="000000"/>
+              <w:bottom w:val="single" w:sz="8" w:space="0" w:color="000000"/>
+              <w:right w:val="single" w:sz="8" w:space="0" w:color="000000"/>
             </w:tcBorders>
             <w:shd w:color="auto" w:fill="EDEDED" w:val="clear"/>
           </w:tcPr>
@@ -1234,8 +1135,10 @@
           <w:tcPr>
             <w:tcW w:w="1584" w:type="dxa"/>
             <w:tcBorders>
-              <w:top w:val="single" w:sz="4" w:space="0" w:color="D0D7DE"/>
-              <w:bottom w:val="single" w:sz="4" w:space="0" w:color="D0D7DE"/>
+              <w:top w:val="single" w:sz="8" w:space="0" w:color="000000"/>
+              <w:left w:val="single" w:sz="8" w:space="0" w:color="000000"/>
+              <w:bottom w:val="single" w:sz="8" w:space="0" w:color="000000"/>
+              <w:right w:val="single" w:sz="8" w:space="0" w:color="000000"/>
             </w:tcBorders>
           </w:tcPr>
           <w:p>
@@ -1264,8 +1167,10 @@
           <w:tcPr>
             <w:tcW w:w="1584" w:type="dxa"/>
             <w:tcBorders>
-              <w:top w:val="single" w:sz="4" w:space="0" w:color="D0D7DE"/>
-              <w:bottom w:val="single" w:sz="4" w:space="0" w:color="D0D7DE"/>
+              <w:top w:val="single" w:sz="8" w:space="0" w:color="000000"/>
+              <w:left w:val="single" w:sz="8" w:space="0" w:color="000000"/>
+              <w:bottom w:val="single" w:sz="8" w:space="0" w:color="000000"/>
+              <w:right w:val="single" w:sz="8" w:space="0" w:color="000000"/>
             </w:tcBorders>
           </w:tcPr>
           <w:p>
@@ -1294,8 +1199,10 @@
           <w:tcPr>
             <w:tcW w:w="1584" w:type="dxa"/>
             <w:tcBorders>
-              <w:top w:val="single" w:sz="4" w:space="0" w:color="D0D7DE"/>
-              <w:bottom w:val="single" w:sz="4" w:space="0" w:color="D0D7DE"/>
+              <w:top w:val="single" w:sz="8" w:space="0" w:color="000000"/>
+              <w:left w:val="single" w:sz="8" w:space="0" w:color="000000"/>
+              <w:bottom w:val="single" w:sz="8" w:space="0" w:color="000000"/>
+              <w:right w:val="single" w:sz="8" w:space="0" w:color="000000"/>
             </w:tcBorders>
           </w:tcPr>
           <w:p>
@@ -1324,8 +1231,10 @@
           <w:tcPr>
             <w:tcW w:w="1584" w:type="dxa"/>
             <w:tcBorders>
-              <w:top w:val="single" w:sz="4" w:space="0" w:color="D0D7DE"/>
-              <w:bottom w:val="single" w:sz="4" w:space="0" w:color="D0D7DE"/>
+              <w:top w:val="single" w:sz="8" w:space="0" w:color="000000"/>
+              <w:left w:val="single" w:sz="8" w:space="0" w:color="000000"/>
+              <w:bottom w:val="single" w:sz="8" w:space="0" w:color="000000"/>
+              <w:right w:val="single" w:sz="8" w:space="0" w:color="000000"/>
             </w:tcBorders>
           </w:tcPr>
           <w:p>
@@ -1354,8 +1263,10 @@
           <w:tcPr>
             <w:tcW w:w="1584" w:type="dxa"/>
             <w:tcBorders>
-              <w:top w:val="single" w:sz="4" w:space="0" w:color="D0D7DE"/>
-              <w:bottom w:val="single" w:sz="4" w:space="0" w:color="D0D7DE"/>
+              <w:top w:val="single" w:sz="8" w:space="0" w:color="000000"/>
+              <w:left w:val="single" w:sz="8" w:space="0" w:color="000000"/>
+              <w:bottom w:val="single" w:sz="8" w:space="0" w:color="000000"/>
+              <w:right w:val="single" w:sz="8" w:space="0" w:color="000000"/>
             </w:tcBorders>
           </w:tcPr>
           <w:p>
@@ -1387,8 +1298,10 @@
           <w:tcPr>
             <w:tcW w:w="1584" w:type="dxa"/>
             <w:tcBorders>
-              <w:top w:val="single" w:sz="4" w:space="0" w:color="D0D7DE"/>
-              <w:bottom w:val="single" w:sz="4" w:space="0" w:color="D0D7DE"/>
+              <w:top w:val="single" w:sz="8" w:space="0" w:color="000000"/>
+              <w:left w:val="single" w:sz="8" w:space="0" w:color="000000"/>
+              <w:bottom w:val="single" w:sz="8" w:space="0" w:color="000000"/>
+              <w:right w:val="single" w:sz="8" w:space="0" w:color="000000"/>
             </w:tcBorders>
           </w:tcPr>
           <w:p>
@@ -1417,8 +1330,10 @@
           <w:tcPr>
             <w:tcW w:w="1584" w:type="dxa"/>
             <w:tcBorders>
-              <w:top w:val="single" w:sz="4" w:space="0" w:color="D0D7DE"/>
-              <w:bottom w:val="single" w:sz="4" w:space="0" w:color="D0D7DE"/>
+              <w:top w:val="single" w:sz="8" w:space="0" w:color="000000"/>
+              <w:left w:val="single" w:sz="8" w:space="0" w:color="000000"/>
+              <w:bottom w:val="single" w:sz="8" w:space="0" w:color="000000"/>
+              <w:right w:val="single" w:sz="8" w:space="0" w:color="000000"/>
             </w:tcBorders>
           </w:tcPr>
           <w:p>
@@ -1447,8 +1362,10 @@
           <w:tcPr>
             <w:tcW w:w="1584" w:type="dxa"/>
             <w:tcBorders>
-              <w:top w:val="single" w:sz="4" w:space="0" w:color="D0D7DE"/>
-              <w:bottom w:val="single" w:sz="4" w:space="0" w:color="D0D7DE"/>
+              <w:top w:val="single" w:sz="8" w:space="0" w:color="000000"/>
+              <w:left w:val="single" w:sz="8" w:space="0" w:color="000000"/>
+              <w:bottom w:val="single" w:sz="8" w:space="0" w:color="000000"/>
+              <w:right w:val="single" w:sz="8" w:space="0" w:color="000000"/>
             </w:tcBorders>
           </w:tcPr>
           <w:p>
@@ -1477,8 +1394,10 @@
           <w:tcPr>
             <w:tcW w:w="1584" w:type="dxa"/>
             <w:tcBorders>
-              <w:top w:val="single" w:sz="4" w:space="0" w:color="D0D7DE"/>
-              <w:bottom w:val="single" w:sz="4" w:space="0" w:color="D0D7DE"/>
+              <w:top w:val="single" w:sz="8" w:space="0" w:color="000000"/>
+              <w:left w:val="single" w:sz="8" w:space="0" w:color="000000"/>
+              <w:bottom w:val="single" w:sz="8" w:space="0" w:color="000000"/>
+              <w:right w:val="single" w:sz="8" w:space="0" w:color="000000"/>
             </w:tcBorders>
           </w:tcPr>
           <w:p>
@@ -1507,8 +1426,10 @@
           <w:tcPr>
             <w:tcW w:w="1584" w:type="dxa"/>
             <w:tcBorders>
-              <w:top w:val="single" w:sz="4" w:space="0" w:color="D0D7DE"/>
-              <w:bottom w:val="single" w:sz="4" w:space="0" w:color="D0D7DE"/>
+              <w:top w:val="single" w:sz="8" w:space="0" w:color="000000"/>
+              <w:left w:val="single" w:sz="8" w:space="0" w:color="000000"/>
+              <w:bottom w:val="single" w:sz="8" w:space="0" w:color="000000"/>
+              <w:right w:val="single" w:sz="8" w:space="0" w:color="000000"/>
             </w:tcBorders>
           </w:tcPr>
           <w:p>
@@ -1540,8 +1461,10 @@
           <w:tcPr>
             <w:tcW w:w="1584" w:type="dxa"/>
             <w:tcBorders>
-              <w:top w:val="single" w:sz="4" w:space="0" w:color="D0D7DE"/>
-              <w:bottom w:val="single" w:sz="4" w:space="0" w:color="D0D7DE"/>
+              <w:top w:val="single" w:sz="8" w:space="0" w:color="000000"/>
+              <w:left w:val="single" w:sz="8" w:space="0" w:color="000000"/>
+              <w:bottom w:val="single" w:sz="8" w:space="0" w:color="000000"/>
+              <w:right w:val="single" w:sz="8" w:space="0" w:color="000000"/>
             </w:tcBorders>
           </w:tcPr>
           <w:p>
@@ -1570,8 +1493,10 @@
           <w:tcPr>
             <w:tcW w:w="1584" w:type="dxa"/>
             <w:tcBorders>
-              <w:top w:val="single" w:sz="4" w:space="0" w:color="D0D7DE"/>
-              <w:bottom w:val="single" w:sz="4" w:space="0" w:color="D0D7DE"/>
+              <w:top w:val="single" w:sz="8" w:space="0" w:color="000000"/>
+              <w:left w:val="single" w:sz="8" w:space="0" w:color="000000"/>
+              <w:bottom w:val="single" w:sz="8" w:space="0" w:color="000000"/>
+              <w:right w:val="single" w:sz="8" w:space="0" w:color="000000"/>
             </w:tcBorders>
           </w:tcPr>
           <w:p>
@@ -1600,8 +1525,10 @@
           <w:tcPr>
             <w:tcW w:w="1584" w:type="dxa"/>
             <w:tcBorders>
-              <w:top w:val="single" w:sz="4" w:space="0" w:color="D0D7DE"/>
-              <w:bottom w:val="single" w:sz="4" w:space="0" w:color="D0D7DE"/>
+              <w:top w:val="single" w:sz="8" w:space="0" w:color="000000"/>
+              <w:left w:val="single" w:sz="8" w:space="0" w:color="000000"/>
+              <w:bottom w:val="single" w:sz="8" w:space="0" w:color="000000"/>
+              <w:right w:val="single" w:sz="8" w:space="0" w:color="000000"/>
             </w:tcBorders>
           </w:tcPr>
           <w:p>
@@ -1630,8 +1557,10 @@
           <w:tcPr>
             <w:tcW w:w="1584" w:type="dxa"/>
             <w:tcBorders>
-              <w:top w:val="single" w:sz="4" w:space="0" w:color="D0D7DE"/>
-              <w:bottom w:val="single" w:sz="4" w:space="0" w:color="D0D7DE"/>
+              <w:top w:val="single" w:sz="8" w:space="0" w:color="000000"/>
+              <w:left w:val="single" w:sz="8" w:space="0" w:color="000000"/>
+              <w:bottom w:val="single" w:sz="8" w:space="0" w:color="000000"/>
+              <w:right w:val="single" w:sz="8" w:space="0" w:color="000000"/>
             </w:tcBorders>
           </w:tcPr>
           <w:p>
@@ -1660,8 +1589,10 @@
           <w:tcPr>
             <w:tcW w:w="1584" w:type="dxa"/>
             <w:tcBorders>
-              <w:top w:val="single" w:sz="4" w:space="0" w:color="D0D7DE"/>
-              <w:bottom w:val="single" w:sz="4" w:space="0" w:color="D0D7DE"/>
+              <w:top w:val="single" w:sz="8" w:space="0" w:color="000000"/>
+              <w:left w:val="single" w:sz="8" w:space="0" w:color="000000"/>
+              <w:bottom w:val="single" w:sz="8" w:space="0" w:color="000000"/>
+              <w:right w:val="single" w:sz="8" w:space="0" w:color="000000"/>
             </w:tcBorders>
           </w:tcPr>
           <w:p>
@@ -1693,8 +1624,10 @@
           <w:tcPr>
             <w:tcW w:w="1584" w:type="dxa"/>
             <w:tcBorders>
-              <w:top w:val="single" w:sz="4" w:space="0" w:color="D0D7DE"/>
-              <w:bottom w:val="single" w:sz="4" w:space="0" w:color="D0D7DE"/>
+              <w:top w:val="single" w:sz="8" w:space="0" w:color="000000"/>
+              <w:left w:val="single" w:sz="8" w:space="0" w:color="000000"/>
+              <w:bottom w:val="single" w:sz="8" w:space="0" w:color="000000"/>
+              <w:right w:val="single" w:sz="8" w:space="0" w:color="000000"/>
             </w:tcBorders>
           </w:tcPr>
           <w:p>
@@ -1723,8 +1656,10 @@
           <w:tcPr>
             <w:tcW w:w="1584" w:type="dxa"/>
             <w:tcBorders>
-              <w:top w:val="single" w:sz="4" w:space="0" w:color="D0D7DE"/>
-              <w:bottom w:val="single" w:sz="4" w:space="0" w:color="D0D7DE"/>
+              <w:top w:val="single" w:sz="8" w:space="0" w:color="000000"/>
+              <w:left w:val="single" w:sz="8" w:space="0" w:color="000000"/>
+              <w:bottom w:val="single" w:sz="8" w:space="0" w:color="000000"/>
+              <w:right w:val="single" w:sz="8" w:space="0" w:color="000000"/>
             </w:tcBorders>
           </w:tcPr>
           <w:p>
@@ -1753,8 +1688,10 @@
           <w:tcPr>
             <w:tcW w:w="1584" w:type="dxa"/>
             <w:tcBorders>
-              <w:top w:val="single" w:sz="4" w:space="0" w:color="D0D7DE"/>
-              <w:bottom w:val="single" w:sz="4" w:space="0" w:color="D0D7DE"/>
+              <w:top w:val="single" w:sz="8" w:space="0" w:color="000000"/>
+              <w:left w:val="single" w:sz="8" w:space="0" w:color="000000"/>
+              <w:bottom w:val="single" w:sz="8" w:space="0" w:color="000000"/>
+              <w:right w:val="single" w:sz="8" w:space="0" w:color="000000"/>
             </w:tcBorders>
           </w:tcPr>
           <w:p>
@@ -1783,8 +1720,10 @@
           <w:tcPr>
             <w:tcW w:w="1584" w:type="dxa"/>
             <w:tcBorders>
-              <w:top w:val="single" w:sz="4" w:space="0" w:color="D0D7DE"/>
-              <w:bottom w:val="single" w:sz="4" w:space="0" w:color="D0D7DE"/>
+              <w:top w:val="single" w:sz="8" w:space="0" w:color="000000"/>
+              <w:left w:val="single" w:sz="8" w:space="0" w:color="000000"/>
+              <w:bottom w:val="single" w:sz="8" w:space="0" w:color="000000"/>
+              <w:right w:val="single" w:sz="8" w:space="0" w:color="000000"/>
             </w:tcBorders>
           </w:tcPr>
           <w:p>
@@ -1813,8 +1752,10 @@
           <w:tcPr>
             <w:tcW w:w="1584" w:type="dxa"/>
             <w:tcBorders>
-              <w:top w:val="single" w:sz="4" w:space="0" w:color="D0D7DE"/>
-              <w:bottom w:val="single" w:sz="4" w:space="0" w:color="D0D7DE"/>
+              <w:top w:val="single" w:sz="8" w:space="0" w:color="000000"/>
+              <w:left w:val="single" w:sz="8" w:space="0" w:color="000000"/>
+              <w:bottom w:val="single" w:sz="8" w:space="0" w:color="000000"/>
+              <w:right w:val="single" w:sz="8" w:space="0" w:color="000000"/>
             </w:tcBorders>
           </w:tcPr>
           <w:p>
@@ -1846,7 +1787,10 @@
           <w:tcPr>
             <w:tcW w:w="1584" w:type="dxa"/>
             <w:tcBorders>
-              <w:top w:val="single" w:sz="4" w:space="0" w:color="D0D7DE"/>
+              <w:top w:val="single" w:sz="8" w:space="0" w:color="000000"/>
+              <w:left w:val="single" w:sz="8" w:space="0" w:color="000000"/>
+              <w:bottom w:val="single" w:sz="8" w:space="0" w:color="000000"/>
+              <w:right w:val="single" w:sz="8" w:space="0" w:color="000000"/>
             </w:tcBorders>
           </w:tcPr>
           <w:p>
@@ -1875,7 +1819,10 @@
           <w:tcPr>
             <w:tcW w:w="1584" w:type="dxa"/>
             <w:tcBorders>
-              <w:top w:val="single" w:sz="4" w:space="0" w:color="D0D7DE"/>
+              <w:top w:val="single" w:sz="8" w:space="0" w:color="000000"/>
+              <w:left w:val="single" w:sz="8" w:space="0" w:color="000000"/>
+              <w:bottom w:val="single" w:sz="8" w:space="0" w:color="000000"/>
+              <w:right w:val="single" w:sz="8" w:space="0" w:color="000000"/>
             </w:tcBorders>
           </w:tcPr>
           <w:p>
@@ -1904,7 +1851,10 @@
           <w:tcPr>
             <w:tcW w:w="1584" w:type="dxa"/>
             <w:tcBorders>
-              <w:top w:val="single" w:sz="4" w:space="0" w:color="D0D7DE"/>
+              <w:top w:val="single" w:sz="8" w:space="0" w:color="000000"/>
+              <w:left w:val="single" w:sz="8" w:space="0" w:color="000000"/>
+              <w:bottom w:val="single" w:sz="8" w:space="0" w:color="000000"/>
+              <w:right w:val="single" w:sz="8" w:space="0" w:color="000000"/>
             </w:tcBorders>
           </w:tcPr>
           <w:p>
@@ -1933,7 +1883,10 @@
           <w:tcPr>
             <w:tcW w:w="1584" w:type="dxa"/>
             <w:tcBorders>
-              <w:top w:val="single" w:sz="4" w:space="0" w:color="D0D7DE"/>
+              <w:top w:val="single" w:sz="8" w:space="0" w:color="000000"/>
+              <w:left w:val="single" w:sz="8" w:space="0" w:color="000000"/>
+              <w:bottom w:val="single" w:sz="8" w:space="0" w:color="000000"/>
+              <w:right w:val="single" w:sz="8" w:space="0" w:color="000000"/>
             </w:tcBorders>
           </w:tcPr>
           <w:p>
@@ -1962,7 +1915,10 @@
           <w:tcPr>
             <w:tcW w:w="1584" w:type="dxa"/>
             <w:tcBorders>
-              <w:top w:val="single" w:sz="4" w:space="0" w:color="D0D7DE"/>
+              <w:top w:val="single" w:sz="8" w:space="0" w:color="000000"/>
+              <w:left w:val="single" w:sz="8" w:space="0" w:color="000000"/>
+              <w:bottom w:val="single" w:sz="8" w:space="0" w:color="000000"/>
+              <w:right w:val="single" w:sz="8" w:space="0" w:color="000000"/>
             </w:tcBorders>
           </w:tcPr>
           <w:p>
@@ -2099,6 +2055,14 @@
         <w:tblW w:w="7920" w:type="dxa"/>
         <w:jc w:val="left"/>
         <w:tblInd w:w="0" w:type="dxa"/>
+        <w:tblBorders>
+          <w:top w:val="single" w:sz="8" w:space="0" w:color="000000"/>
+          <w:left w:val="single" w:sz="8" w:space="0" w:color="000000"/>
+          <w:bottom w:val="single" w:sz="8" w:space="0" w:color="000000"/>
+          <w:right w:val="single" w:sz="8" w:space="0" w:color="000000"/>
+          <w:insideH w:val="single" w:sz="8" w:space="0" w:color="000000"/>
+          <w:insideV w:val="single" w:sz="8" w:space="0" w:color="000000"/>
+        </w:tblBorders>
         <w:tblLayout w:type="fixed"/>
         <w:tblCellMar>
           <w:top w:w="30" w:type="dxa"/>
@@ -2122,7 +2086,10 @@
           <w:tcPr>
             <w:tcW w:w="1980" w:type="dxa"/>
             <w:tcBorders>
-              <w:bottom w:val="single" w:sz="4" w:space="0" w:color="D0D7DE"/>
+              <w:top w:val="single" w:sz="8" w:space="0" w:color="000000"/>
+              <w:left w:val="single" w:sz="8" w:space="0" w:color="000000"/>
+              <w:bottom w:val="single" w:sz="8" w:space="0" w:color="000000"/>
+              <w:right w:val="single" w:sz="8" w:space="0" w:color="000000"/>
             </w:tcBorders>
             <w:shd w:color="auto" w:fill="EDEDED" w:val="clear"/>
           </w:tcPr>
@@ -2154,7 +2121,10 @@
           <w:tcPr>
             <w:tcW w:w="1980" w:type="dxa"/>
             <w:tcBorders>
-              <w:bottom w:val="single" w:sz="4" w:space="0" w:color="D0D7DE"/>
+              <w:top w:val="single" w:sz="8" w:space="0" w:color="000000"/>
+              <w:left w:val="single" w:sz="8" w:space="0" w:color="000000"/>
+              <w:bottom w:val="single" w:sz="8" w:space="0" w:color="000000"/>
+              <w:right w:val="single" w:sz="8" w:space="0" w:color="000000"/>
             </w:tcBorders>
             <w:shd w:color="auto" w:fill="EDEDED" w:val="clear"/>
           </w:tcPr>
@@ -2186,7 +2156,10 @@
           <w:tcPr>
             <w:tcW w:w="1980" w:type="dxa"/>
             <w:tcBorders>
-              <w:bottom w:val="single" w:sz="4" w:space="0" w:color="D0D7DE"/>
+              <w:top w:val="single" w:sz="8" w:space="0" w:color="000000"/>
+              <w:left w:val="single" w:sz="8" w:space="0" w:color="000000"/>
+              <w:bottom w:val="single" w:sz="8" w:space="0" w:color="000000"/>
+              <w:right w:val="single" w:sz="8" w:space="0" w:color="000000"/>
             </w:tcBorders>
             <w:shd w:color="auto" w:fill="EDEDED" w:val="clear"/>
           </w:tcPr>
@@ -2218,7 +2191,10 @@
           <w:tcPr>
             <w:tcW w:w="1979" w:type="dxa"/>
             <w:tcBorders>
-              <w:bottom w:val="single" w:sz="4" w:space="0" w:color="D0D7DE"/>
+              <w:top w:val="single" w:sz="8" w:space="0" w:color="000000"/>
+              <w:left w:val="single" w:sz="8" w:space="0" w:color="000000"/>
+              <w:bottom w:val="single" w:sz="8" w:space="0" w:color="000000"/>
+              <w:right w:val="single" w:sz="8" w:space="0" w:color="000000"/>
             </w:tcBorders>
             <w:shd w:color="auto" w:fill="EDEDED" w:val="clear"/>
           </w:tcPr>
@@ -2253,8 +2229,10 @@
           <w:tcPr>
             <w:tcW w:w="1980" w:type="dxa"/>
             <w:tcBorders>
-              <w:top w:val="single" w:sz="4" w:space="0" w:color="D0D7DE"/>
-              <w:bottom w:val="single" w:sz="4" w:space="0" w:color="D0D7DE"/>
+              <w:top w:val="single" w:sz="8" w:space="0" w:color="000000"/>
+              <w:left w:val="single" w:sz="8" w:space="0" w:color="000000"/>
+              <w:bottom w:val="single" w:sz="8" w:space="0" w:color="000000"/>
+              <w:right w:val="single" w:sz="8" w:space="0" w:color="000000"/>
             </w:tcBorders>
           </w:tcPr>
           <w:p>
@@ -2283,8 +2261,10 @@
           <w:tcPr>
             <w:tcW w:w="1980" w:type="dxa"/>
             <w:tcBorders>
-              <w:top w:val="single" w:sz="4" w:space="0" w:color="D0D7DE"/>
-              <w:bottom w:val="single" w:sz="4" w:space="0" w:color="D0D7DE"/>
+              <w:top w:val="single" w:sz="8" w:space="0" w:color="000000"/>
+              <w:left w:val="single" w:sz="8" w:space="0" w:color="000000"/>
+              <w:bottom w:val="single" w:sz="8" w:space="0" w:color="000000"/>
+              <w:right w:val="single" w:sz="8" w:space="0" w:color="000000"/>
             </w:tcBorders>
           </w:tcPr>
           <w:p>
@@ -2323,8 +2303,10 @@
           <w:tcPr>
             <w:tcW w:w="1980" w:type="dxa"/>
             <w:tcBorders>
-              <w:top w:val="single" w:sz="4" w:space="0" w:color="D0D7DE"/>
-              <w:bottom w:val="single" w:sz="4" w:space="0" w:color="D0D7DE"/>
+              <w:top w:val="single" w:sz="8" w:space="0" w:color="000000"/>
+              <w:left w:val="single" w:sz="8" w:space="0" w:color="000000"/>
+              <w:bottom w:val="single" w:sz="8" w:space="0" w:color="000000"/>
+              <w:right w:val="single" w:sz="8" w:space="0" w:color="000000"/>
             </w:tcBorders>
           </w:tcPr>
           <w:p>
@@ -2353,8 +2335,10 @@
           <w:tcPr>
             <w:tcW w:w="1979" w:type="dxa"/>
             <w:tcBorders>
-              <w:top w:val="single" w:sz="4" w:space="0" w:color="D0D7DE"/>
-              <w:bottom w:val="single" w:sz="4" w:space="0" w:color="D0D7DE"/>
+              <w:top w:val="single" w:sz="8" w:space="0" w:color="000000"/>
+              <w:left w:val="single" w:sz="8" w:space="0" w:color="000000"/>
+              <w:bottom w:val="single" w:sz="8" w:space="0" w:color="000000"/>
+              <w:right w:val="single" w:sz="8" w:space="0" w:color="000000"/>
             </w:tcBorders>
           </w:tcPr>
           <w:p>
@@ -2386,8 +2370,10 @@
           <w:tcPr>
             <w:tcW w:w="1980" w:type="dxa"/>
             <w:tcBorders>
-              <w:top w:val="single" w:sz="4" w:space="0" w:color="D0D7DE"/>
-              <w:bottom w:val="single" w:sz="4" w:space="0" w:color="D0D7DE"/>
+              <w:top w:val="single" w:sz="8" w:space="0" w:color="000000"/>
+              <w:left w:val="single" w:sz="8" w:space="0" w:color="000000"/>
+              <w:bottom w:val="single" w:sz="8" w:space="0" w:color="000000"/>
+              <w:right w:val="single" w:sz="8" w:space="0" w:color="000000"/>
             </w:tcBorders>
           </w:tcPr>
           <w:p>
@@ -2416,8 +2402,10 @@
           <w:tcPr>
             <w:tcW w:w="1980" w:type="dxa"/>
             <w:tcBorders>
-              <w:top w:val="single" w:sz="4" w:space="0" w:color="D0D7DE"/>
-              <w:bottom w:val="single" w:sz="4" w:space="0" w:color="D0D7DE"/>
+              <w:top w:val="single" w:sz="8" w:space="0" w:color="000000"/>
+              <w:left w:val="single" w:sz="8" w:space="0" w:color="000000"/>
+              <w:bottom w:val="single" w:sz="8" w:space="0" w:color="000000"/>
+              <w:right w:val="single" w:sz="8" w:space="0" w:color="000000"/>
             </w:tcBorders>
           </w:tcPr>
           <w:p>
@@ -2474,8 +2462,10 @@
           <w:tcPr>
             <w:tcW w:w="1980" w:type="dxa"/>
             <w:tcBorders>
-              <w:top w:val="single" w:sz="4" w:space="0" w:color="D0D7DE"/>
-              <w:bottom w:val="single" w:sz="4" w:space="0" w:color="D0D7DE"/>
+              <w:top w:val="single" w:sz="8" w:space="0" w:color="000000"/>
+              <w:left w:val="single" w:sz="8" w:space="0" w:color="000000"/>
+              <w:bottom w:val="single" w:sz="8" w:space="0" w:color="000000"/>
+              <w:right w:val="single" w:sz="8" w:space="0" w:color="000000"/>
             </w:tcBorders>
           </w:tcPr>
           <w:p>
@@ -2504,8 +2494,10 @@
           <w:tcPr>
             <w:tcW w:w="1979" w:type="dxa"/>
             <w:tcBorders>
-              <w:top w:val="single" w:sz="4" w:space="0" w:color="D0D7DE"/>
-              <w:bottom w:val="single" w:sz="4" w:space="0" w:color="D0D7DE"/>
+              <w:top w:val="single" w:sz="8" w:space="0" w:color="000000"/>
+              <w:left w:val="single" w:sz="8" w:space="0" w:color="000000"/>
+              <w:bottom w:val="single" w:sz="8" w:space="0" w:color="000000"/>
+              <w:right w:val="single" w:sz="8" w:space="0" w:color="000000"/>
             </w:tcBorders>
           </w:tcPr>
           <w:p>
@@ -2537,8 +2529,10 @@
           <w:tcPr>
             <w:tcW w:w="1980" w:type="dxa"/>
             <w:tcBorders>
-              <w:top w:val="single" w:sz="4" w:space="0" w:color="D0D7DE"/>
-              <w:bottom w:val="single" w:sz="4" w:space="0" w:color="D0D7DE"/>
+              <w:top w:val="single" w:sz="8" w:space="0" w:color="000000"/>
+              <w:left w:val="single" w:sz="8" w:space="0" w:color="000000"/>
+              <w:bottom w:val="single" w:sz="8" w:space="0" w:color="000000"/>
+              <w:right w:val="single" w:sz="8" w:space="0" w:color="000000"/>
             </w:tcBorders>
           </w:tcPr>
           <w:p>
@@ -2567,8 +2561,10 @@
           <w:tcPr>
             <w:tcW w:w="1980" w:type="dxa"/>
             <w:tcBorders>
-              <w:top w:val="single" w:sz="4" w:space="0" w:color="D0D7DE"/>
-              <w:bottom w:val="single" w:sz="4" w:space="0" w:color="D0D7DE"/>
+              <w:top w:val="single" w:sz="8" w:space="0" w:color="000000"/>
+              <w:left w:val="single" w:sz="8" w:space="0" w:color="000000"/>
+              <w:bottom w:val="single" w:sz="8" w:space="0" w:color="000000"/>
+              <w:right w:val="single" w:sz="8" w:space="0" w:color="000000"/>
             </w:tcBorders>
           </w:tcPr>
           <w:p>
@@ -2607,8 +2603,10 @@
           <w:tcPr>
             <w:tcW w:w="1980" w:type="dxa"/>
             <w:tcBorders>
-              <w:top w:val="single" w:sz="4" w:space="0" w:color="D0D7DE"/>
-              <w:bottom w:val="single" w:sz="4" w:space="0" w:color="D0D7DE"/>
+              <w:top w:val="single" w:sz="8" w:space="0" w:color="000000"/>
+              <w:left w:val="single" w:sz="8" w:space="0" w:color="000000"/>
+              <w:bottom w:val="single" w:sz="8" w:space="0" w:color="000000"/>
+              <w:right w:val="single" w:sz="8" w:space="0" w:color="000000"/>
             </w:tcBorders>
           </w:tcPr>
           <w:p>
@@ -2637,8 +2635,10 @@
           <w:tcPr>
             <w:tcW w:w="1979" w:type="dxa"/>
             <w:tcBorders>
-              <w:top w:val="single" w:sz="4" w:space="0" w:color="D0D7DE"/>
-              <w:bottom w:val="single" w:sz="4" w:space="0" w:color="D0D7DE"/>
+              <w:top w:val="single" w:sz="8" w:space="0" w:color="000000"/>
+              <w:left w:val="single" w:sz="8" w:space="0" w:color="000000"/>
+              <w:bottom w:val="single" w:sz="8" w:space="0" w:color="000000"/>
+              <w:right w:val="single" w:sz="8" w:space="0" w:color="000000"/>
             </w:tcBorders>
           </w:tcPr>
           <w:p>
@@ -2670,8 +2670,10 @@
           <w:tcPr>
             <w:tcW w:w="1980" w:type="dxa"/>
             <w:tcBorders>
-              <w:top w:val="single" w:sz="4" w:space="0" w:color="D0D7DE"/>
-              <w:bottom w:val="single" w:sz="4" w:space="0" w:color="D0D7DE"/>
+              <w:top w:val="single" w:sz="8" w:space="0" w:color="000000"/>
+              <w:left w:val="single" w:sz="8" w:space="0" w:color="000000"/>
+              <w:bottom w:val="single" w:sz="8" w:space="0" w:color="000000"/>
+              <w:right w:val="single" w:sz="8" w:space="0" w:color="000000"/>
             </w:tcBorders>
           </w:tcPr>
           <w:p>
@@ -2700,8 +2702,10 @@
           <w:tcPr>
             <w:tcW w:w="1980" w:type="dxa"/>
             <w:tcBorders>
-              <w:top w:val="single" w:sz="4" w:space="0" w:color="D0D7DE"/>
-              <w:bottom w:val="single" w:sz="4" w:space="0" w:color="D0D7DE"/>
+              <w:top w:val="single" w:sz="8" w:space="0" w:color="000000"/>
+              <w:left w:val="single" w:sz="8" w:space="0" w:color="000000"/>
+              <w:bottom w:val="single" w:sz="8" w:space="0" w:color="000000"/>
+              <w:right w:val="single" w:sz="8" w:space="0" w:color="000000"/>
             </w:tcBorders>
           </w:tcPr>
           <w:p>
@@ -2740,8 +2744,10 @@
           <w:tcPr>
             <w:tcW w:w="1980" w:type="dxa"/>
             <w:tcBorders>
-              <w:top w:val="single" w:sz="4" w:space="0" w:color="D0D7DE"/>
-              <w:bottom w:val="single" w:sz="4" w:space="0" w:color="D0D7DE"/>
+              <w:top w:val="single" w:sz="8" w:space="0" w:color="000000"/>
+              <w:left w:val="single" w:sz="8" w:space="0" w:color="000000"/>
+              <w:bottom w:val="single" w:sz="8" w:space="0" w:color="000000"/>
+              <w:right w:val="single" w:sz="8" w:space="0" w:color="000000"/>
             </w:tcBorders>
           </w:tcPr>
           <w:p>
@@ -2770,8 +2776,10 @@
           <w:tcPr>
             <w:tcW w:w="1979" w:type="dxa"/>
             <w:tcBorders>
-              <w:top w:val="single" w:sz="4" w:space="0" w:color="D0D7DE"/>
-              <w:bottom w:val="single" w:sz="4" w:space="0" w:color="D0D7DE"/>
+              <w:top w:val="single" w:sz="8" w:space="0" w:color="000000"/>
+              <w:left w:val="single" w:sz="8" w:space="0" w:color="000000"/>
+              <w:bottom w:val="single" w:sz="8" w:space="0" w:color="000000"/>
+              <w:right w:val="single" w:sz="8" w:space="0" w:color="000000"/>
             </w:tcBorders>
           </w:tcPr>
           <w:p>
@@ -2803,8 +2811,10 @@
           <w:tcPr>
             <w:tcW w:w="1980" w:type="dxa"/>
             <w:tcBorders>
-              <w:top w:val="single" w:sz="4" w:space="0" w:color="D0D7DE"/>
-              <w:bottom w:val="single" w:sz="4" w:space="0" w:color="D0D7DE"/>
+              <w:top w:val="single" w:sz="8" w:space="0" w:color="000000"/>
+              <w:left w:val="single" w:sz="8" w:space="0" w:color="000000"/>
+              <w:bottom w:val="single" w:sz="8" w:space="0" w:color="000000"/>
+              <w:right w:val="single" w:sz="8" w:space="0" w:color="000000"/>
             </w:tcBorders>
           </w:tcPr>
           <w:p>
@@ -2833,8 +2843,10 @@
           <w:tcPr>
             <w:tcW w:w="1980" w:type="dxa"/>
             <w:tcBorders>
-              <w:top w:val="single" w:sz="4" w:space="0" w:color="D0D7DE"/>
-              <w:bottom w:val="single" w:sz="4" w:space="0" w:color="D0D7DE"/>
+              <w:top w:val="single" w:sz="8" w:space="0" w:color="000000"/>
+              <w:left w:val="single" w:sz="8" w:space="0" w:color="000000"/>
+              <w:bottom w:val="single" w:sz="8" w:space="0" w:color="000000"/>
+              <w:right w:val="single" w:sz="8" w:space="0" w:color="000000"/>
             </w:tcBorders>
           </w:tcPr>
           <w:p>
@@ -2873,8 +2885,10 @@
           <w:tcPr>
             <w:tcW w:w="1980" w:type="dxa"/>
             <w:tcBorders>
-              <w:top w:val="single" w:sz="4" w:space="0" w:color="D0D7DE"/>
-              <w:bottom w:val="single" w:sz="4" w:space="0" w:color="D0D7DE"/>
+              <w:top w:val="single" w:sz="8" w:space="0" w:color="000000"/>
+              <w:left w:val="single" w:sz="8" w:space="0" w:color="000000"/>
+              <w:bottom w:val="single" w:sz="8" w:space="0" w:color="000000"/>
+              <w:right w:val="single" w:sz="8" w:space="0" w:color="000000"/>
             </w:tcBorders>
           </w:tcPr>
           <w:p>
@@ -2903,8 +2917,10 @@
           <w:tcPr>
             <w:tcW w:w="1979" w:type="dxa"/>
             <w:tcBorders>
-              <w:top w:val="single" w:sz="4" w:space="0" w:color="D0D7DE"/>
-              <w:bottom w:val="single" w:sz="4" w:space="0" w:color="D0D7DE"/>
+              <w:top w:val="single" w:sz="8" w:space="0" w:color="000000"/>
+              <w:left w:val="single" w:sz="8" w:space="0" w:color="000000"/>
+              <w:bottom w:val="single" w:sz="8" w:space="0" w:color="000000"/>
+              <w:right w:val="single" w:sz="8" w:space="0" w:color="000000"/>
             </w:tcBorders>
           </w:tcPr>
           <w:p>
@@ -2936,8 +2952,10 @@
           <w:tcPr>
             <w:tcW w:w="1980" w:type="dxa"/>
             <w:tcBorders>
-              <w:top w:val="single" w:sz="4" w:space="0" w:color="D0D7DE"/>
-              <w:bottom w:val="single" w:sz="4" w:space="0" w:color="D0D7DE"/>
+              <w:top w:val="single" w:sz="8" w:space="0" w:color="000000"/>
+              <w:left w:val="single" w:sz="8" w:space="0" w:color="000000"/>
+              <w:bottom w:val="single" w:sz="8" w:space="0" w:color="000000"/>
+              <w:right w:val="single" w:sz="8" w:space="0" w:color="000000"/>
             </w:tcBorders>
           </w:tcPr>
           <w:p>
@@ -2966,8 +2984,10 @@
           <w:tcPr>
             <w:tcW w:w="1980" w:type="dxa"/>
             <w:tcBorders>
-              <w:top w:val="single" w:sz="4" w:space="0" w:color="D0D7DE"/>
-              <w:bottom w:val="single" w:sz="4" w:space="0" w:color="D0D7DE"/>
+              <w:top w:val="single" w:sz="8" w:space="0" w:color="000000"/>
+              <w:left w:val="single" w:sz="8" w:space="0" w:color="000000"/>
+              <w:bottom w:val="single" w:sz="8" w:space="0" w:color="000000"/>
+              <w:right w:val="single" w:sz="8" w:space="0" w:color="000000"/>
             </w:tcBorders>
           </w:tcPr>
           <w:p>
@@ -3006,8 +3026,10 @@
           <w:tcPr>
             <w:tcW w:w="1980" w:type="dxa"/>
             <w:tcBorders>
-              <w:top w:val="single" w:sz="4" w:space="0" w:color="D0D7DE"/>
-              <w:bottom w:val="single" w:sz="4" w:space="0" w:color="D0D7DE"/>
+              <w:top w:val="single" w:sz="8" w:space="0" w:color="000000"/>
+              <w:left w:val="single" w:sz="8" w:space="0" w:color="000000"/>
+              <w:bottom w:val="single" w:sz="8" w:space="0" w:color="000000"/>
+              <w:right w:val="single" w:sz="8" w:space="0" w:color="000000"/>
             </w:tcBorders>
           </w:tcPr>
           <w:p>
@@ -3036,8 +3058,10 @@
           <w:tcPr>
             <w:tcW w:w="1979" w:type="dxa"/>
             <w:tcBorders>
-              <w:top w:val="single" w:sz="4" w:space="0" w:color="D0D7DE"/>
-              <w:bottom w:val="single" w:sz="4" w:space="0" w:color="D0D7DE"/>
+              <w:top w:val="single" w:sz="8" w:space="0" w:color="000000"/>
+              <w:left w:val="single" w:sz="8" w:space="0" w:color="000000"/>
+              <w:bottom w:val="single" w:sz="8" w:space="0" w:color="000000"/>
+              <w:right w:val="single" w:sz="8" w:space="0" w:color="000000"/>
             </w:tcBorders>
           </w:tcPr>
           <w:p>
@@ -3069,8 +3093,10 @@
           <w:tcPr>
             <w:tcW w:w="1980" w:type="dxa"/>
             <w:tcBorders>
-              <w:top w:val="single" w:sz="4" w:space="0" w:color="D0D7DE"/>
-              <w:bottom w:val="single" w:sz="4" w:space="0" w:color="D0D7DE"/>
+              <w:top w:val="single" w:sz="8" w:space="0" w:color="000000"/>
+              <w:left w:val="single" w:sz="8" w:space="0" w:color="000000"/>
+              <w:bottom w:val="single" w:sz="8" w:space="0" w:color="000000"/>
+              <w:right w:val="single" w:sz="8" w:space="0" w:color="000000"/>
             </w:tcBorders>
           </w:tcPr>
           <w:p>
@@ -3099,8 +3125,10 @@
           <w:tcPr>
             <w:tcW w:w="1980" w:type="dxa"/>
             <w:tcBorders>
-              <w:top w:val="single" w:sz="4" w:space="0" w:color="D0D7DE"/>
-              <w:bottom w:val="single" w:sz="4" w:space="0" w:color="D0D7DE"/>
+              <w:top w:val="single" w:sz="8" w:space="0" w:color="000000"/>
+              <w:left w:val="single" w:sz="8" w:space="0" w:color="000000"/>
+              <w:bottom w:val="single" w:sz="8" w:space="0" w:color="000000"/>
+              <w:right w:val="single" w:sz="8" w:space="0" w:color="000000"/>
             </w:tcBorders>
           </w:tcPr>
           <w:p>
@@ -3139,8 +3167,10 @@
           <w:tcPr>
             <w:tcW w:w="1980" w:type="dxa"/>
             <w:tcBorders>
-              <w:top w:val="single" w:sz="4" w:space="0" w:color="D0D7DE"/>
-              <w:bottom w:val="single" w:sz="4" w:space="0" w:color="D0D7DE"/>
+              <w:top w:val="single" w:sz="8" w:space="0" w:color="000000"/>
+              <w:left w:val="single" w:sz="8" w:space="0" w:color="000000"/>
+              <w:bottom w:val="single" w:sz="8" w:space="0" w:color="000000"/>
+              <w:right w:val="single" w:sz="8" w:space="0" w:color="000000"/>
             </w:tcBorders>
           </w:tcPr>
           <w:p>
@@ -3169,8 +3199,10 @@
           <w:tcPr>
             <w:tcW w:w="1979" w:type="dxa"/>
             <w:tcBorders>
-              <w:top w:val="single" w:sz="4" w:space="0" w:color="D0D7DE"/>
-              <w:bottom w:val="single" w:sz="4" w:space="0" w:color="D0D7DE"/>
+              <w:top w:val="single" w:sz="8" w:space="0" w:color="000000"/>
+              <w:left w:val="single" w:sz="8" w:space="0" w:color="000000"/>
+              <w:bottom w:val="single" w:sz="8" w:space="0" w:color="000000"/>
+              <w:right w:val="single" w:sz="8" w:space="0" w:color="000000"/>
             </w:tcBorders>
           </w:tcPr>
           <w:p>
@@ -3202,7 +3234,10 @@
           <w:tcPr>
             <w:tcW w:w="1980" w:type="dxa"/>
             <w:tcBorders>
-              <w:top w:val="single" w:sz="4" w:space="0" w:color="D0D7DE"/>
+              <w:top w:val="single" w:sz="8" w:space="0" w:color="000000"/>
+              <w:left w:val="single" w:sz="8" w:space="0" w:color="000000"/>
+              <w:bottom w:val="single" w:sz="8" w:space="0" w:color="000000"/>
+              <w:right w:val="single" w:sz="8" w:space="0" w:color="000000"/>
             </w:tcBorders>
           </w:tcPr>
           <w:p>
@@ -3231,7 +3266,10 @@
           <w:tcPr>
             <w:tcW w:w="1980" w:type="dxa"/>
             <w:tcBorders>
-              <w:top w:val="single" w:sz="4" w:space="0" w:color="D0D7DE"/>
+              <w:top w:val="single" w:sz="8" w:space="0" w:color="000000"/>
+              <w:left w:val="single" w:sz="8" w:space="0" w:color="000000"/>
+              <w:bottom w:val="single" w:sz="8" w:space="0" w:color="000000"/>
+              <w:right w:val="single" w:sz="8" w:space="0" w:color="000000"/>
             </w:tcBorders>
           </w:tcPr>
           <w:p>
@@ -3270,7 +3308,10 @@
           <w:tcPr>
             <w:tcW w:w="1980" w:type="dxa"/>
             <w:tcBorders>
-              <w:top w:val="single" w:sz="4" w:space="0" w:color="D0D7DE"/>
+              <w:top w:val="single" w:sz="8" w:space="0" w:color="000000"/>
+              <w:left w:val="single" w:sz="8" w:space="0" w:color="000000"/>
+              <w:bottom w:val="single" w:sz="8" w:space="0" w:color="000000"/>
+              <w:right w:val="single" w:sz="8" w:space="0" w:color="000000"/>
             </w:tcBorders>
           </w:tcPr>
           <w:p>
@@ -3299,7 +3340,10 @@
           <w:tcPr>
             <w:tcW w:w="1979" w:type="dxa"/>
             <w:tcBorders>
-              <w:top w:val="single" w:sz="4" w:space="0" w:color="D0D7DE"/>
+              <w:top w:val="single" w:sz="8" w:space="0" w:color="000000"/>
+              <w:left w:val="single" w:sz="8" w:space="0" w:color="000000"/>
+              <w:bottom w:val="single" w:sz="8" w:space="0" w:color="000000"/>
+              <w:right w:val="single" w:sz="8" w:space="0" w:color="000000"/>
             </w:tcBorders>
           </w:tcPr>
           <w:p>
@@ -3326,67 +3370,6 @@
         </w:tc>
       </w:tr>
     </w:tbl>
-    <w:p>
-      <w:pPr>
-        <w:pStyle w:val="normal1"/>
-        <w:rPr/>
-      </w:pPr>
-      <w:r>
-        <w:rPr/>
-        <mc:AlternateContent>
-          <mc:Choice Requires="wps">
-            <w:drawing>
-              <wp:inline distT="0" distB="0" distL="0" distR="0">
-                <wp:extent cx="635" cy="19050"/>
-                <wp:effectExtent l="0" t="0" r="0" b="0"/>
-                <wp:docPr id="5" name=""/>
-                <a:graphic xmlns:a="http://schemas.openxmlformats.org/drawingml/2006/main">
-                  <a:graphicData uri="http://schemas.microsoft.com/office/word/2010/wordprocessingShape">
-                    <wps:wsp>
-                      <wps:cNvSpPr/>
-                      <wps:nvSpPr>
-                        <wps:cNvPr id="6" name=""/>
-                        <wps:cNvSpPr/>
-                      </wps:nvSpPr>
-                      <wps:spPr>
-                        <a:xfrm>
-                          <a:off x="0" y="0"/>
-                          <a:ext cx="720" cy="19080"/>
-                        </a:xfrm>
-                        <a:prstGeom prst="rect">
-                          <a:avLst/>
-                        </a:prstGeom>
-                        <a:solidFill>
-                          <a:srgbClr val="ffffff"/>
-                        </a:solidFill>
-                        <a:ln w="0">
-                          <a:solidFill>
-                            <a:srgbClr val="000000"/>
-                          </a:solidFill>
-                        </a:ln>
-                      </wps:spPr>
-                      <wps:bodyPr/>
-                    </wps:wsp>
-                  </a:graphicData>
-                </a:graphic>
-                <wp14:sizeRelH relativeFrom="page">
-                  <wp14:pctWidth>100000</wp14:pctWidth>
-                </wp14:sizeRelH>
-              </wp:inline>
-            </w:drawing>
-          </mc:Choice>
-          <mc:Fallback>
-            <w:pict>
-              <v:rect id="shape_0" fillcolor="white" stroked="t" o:allowincell="f" style="position:absolute;margin-left:0pt;margin-top:-1.55pt;width:0pt;height:1.45pt;mso-wrap-style:none;v-text-anchor:middle;mso-position-horizontal:center;mso-position-vertical:top">
-                <v:fill o:detectmouseclick="t" type="solid" color2="black"/>
-                <v:stroke color="black" joinstyle="round" endcap="flat"/>
-                <w10:wrap type="topAndBottom"/>
-              </v:rect>
-            </w:pict>
-          </mc:Fallback>
-        </mc:AlternateContent>
-      </w:r>
-    </w:p>
     <w:p>
       <w:pPr>
         <w:pStyle w:val="Heading3"/>
@@ -3447,6 +3430,14 @@
         <w:tblW w:w="7920" w:type="dxa"/>
         <w:jc w:val="left"/>
         <w:tblInd w:w="0" w:type="dxa"/>
+        <w:tblBorders>
+          <w:top w:val="single" w:sz="8" w:space="0" w:color="000000"/>
+          <w:left w:val="single" w:sz="8" w:space="0" w:color="000000"/>
+          <w:bottom w:val="single" w:sz="8" w:space="0" w:color="000000"/>
+          <w:right w:val="single" w:sz="8" w:space="0" w:color="000000"/>
+          <w:insideH w:val="single" w:sz="8" w:space="0" w:color="000000"/>
+          <w:insideV w:val="single" w:sz="8" w:space="0" w:color="000000"/>
+        </w:tblBorders>
         <w:tblLayout w:type="fixed"/>
         <w:tblCellMar>
           <w:top w:w="30" w:type="dxa"/>
@@ -3468,7 +3459,10 @@
           <w:tcPr>
             <w:tcW w:w="3960" w:type="dxa"/>
             <w:tcBorders>
-              <w:bottom w:val="single" w:sz="4" w:space="0" w:color="D0D7DE"/>
+              <w:top w:val="single" w:sz="8" w:space="0" w:color="000000"/>
+              <w:left w:val="single" w:sz="8" w:space="0" w:color="000000"/>
+              <w:bottom w:val="single" w:sz="8" w:space="0" w:color="000000"/>
+              <w:right w:val="single" w:sz="8" w:space="0" w:color="000000"/>
             </w:tcBorders>
             <w:shd w:color="auto" w:fill="EDEDED" w:val="clear"/>
           </w:tcPr>
@@ -3500,7 +3494,10 @@
           <w:tcPr>
             <w:tcW w:w="3959" w:type="dxa"/>
             <w:tcBorders>
-              <w:bottom w:val="single" w:sz="4" w:space="0" w:color="D0D7DE"/>
+              <w:top w:val="single" w:sz="8" w:space="0" w:color="000000"/>
+              <w:left w:val="single" w:sz="8" w:space="0" w:color="000000"/>
+              <w:bottom w:val="single" w:sz="8" w:space="0" w:color="000000"/>
+              <w:right w:val="single" w:sz="8" w:space="0" w:color="000000"/>
             </w:tcBorders>
             <w:shd w:color="auto" w:fill="EDEDED" w:val="clear"/>
           </w:tcPr>
@@ -3535,8 +3532,10 @@
           <w:tcPr>
             <w:tcW w:w="3960" w:type="dxa"/>
             <w:tcBorders>
-              <w:top w:val="single" w:sz="4" w:space="0" w:color="D0D7DE"/>
-              <w:bottom w:val="single" w:sz="4" w:space="0" w:color="D0D7DE"/>
+              <w:top w:val="single" w:sz="8" w:space="0" w:color="000000"/>
+              <w:left w:val="single" w:sz="8" w:space="0" w:color="000000"/>
+              <w:bottom w:val="single" w:sz="8" w:space="0" w:color="000000"/>
+              <w:right w:val="single" w:sz="8" w:space="0" w:color="000000"/>
             </w:tcBorders>
           </w:tcPr>
           <w:p>
@@ -3565,8 +3564,10 @@
           <w:tcPr>
             <w:tcW w:w="3959" w:type="dxa"/>
             <w:tcBorders>
-              <w:top w:val="single" w:sz="4" w:space="0" w:color="D0D7DE"/>
-              <w:bottom w:val="single" w:sz="4" w:space="0" w:color="D0D7DE"/>
+              <w:top w:val="single" w:sz="8" w:space="0" w:color="000000"/>
+              <w:left w:val="single" w:sz="8" w:space="0" w:color="000000"/>
+              <w:bottom w:val="single" w:sz="8" w:space="0" w:color="000000"/>
+              <w:right w:val="single" w:sz="8" w:space="0" w:color="000000"/>
             </w:tcBorders>
           </w:tcPr>
           <w:p>
@@ -3598,8 +3599,10 @@
           <w:tcPr>
             <w:tcW w:w="3960" w:type="dxa"/>
             <w:tcBorders>
-              <w:top w:val="single" w:sz="4" w:space="0" w:color="D0D7DE"/>
-              <w:bottom w:val="single" w:sz="4" w:space="0" w:color="D0D7DE"/>
+              <w:top w:val="single" w:sz="8" w:space="0" w:color="000000"/>
+              <w:left w:val="single" w:sz="8" w:space="0" w:color="000000"/>
+              <w:bottom w:val="single" w:sz="8" w:space="0" w:color="000000"/>
+              <w:right w:val="single" w:sz="8" w:space="0" w:color="000000"/>
             </w:tcBorders>
           </w:tcPr>
           <w:p>
@@ -3628,8 +3631,10 @@
           <w:tcPr>
             <w:tcW w:w="3959" w:type="dxa"/>
             <w:tcBorders>
-              <w:top w:val="single" w:sz="4" w:space="0" w:color="D0D7DE"/>
-              <w:bottom w:val="single" w:sz="4" w:space="0" w:color="D0D7DE"/>
+              <w:top w:val="single" w:sz="8" w:space="0" w:color="000000"/>
+              <w:left w:val="single" w:sz="8" w:space="0" w:color="000000"/>
+              <w:bottom w:val="single" w:sz="8" w:space="0" w:color="000000"/>
+              <w:right w:val="single" w:sz="8" w:space="0" w:color="000000"/>
             </w:tcBorders>
           </w:tcPr>
           <w:p>
@@ -3661,8 +3666,10 @@
           <w:tcPr>
             <w:tcW w:w="3960" w:type="dxa"/>
             <w:tcBorders>
-              <w:top w:val="single" w:sz="4" w:space="0" w:color="D0D7DE"/>
-              <w:bottom w:val="single" w:sz="4" w:space="0" w:color="D0D7DE"/>
+              <w:top w:val="single" w:sz="8" w:space="0" w:color="000000"/>
+              <w:left w:val="single" w:sz="8" w:space="0" w:color="000000"/>
+              <w:bottom w:val="single" w:sz="8" w:space="0" w:color="000000"/>
+              <w:right w:val="single" w:sz="8" w:space="0" w:color="000000"/>
             </w:tcBorders>
           </w:tcPr>
           <w:p>
@@ -3691,8 +3698,10 @@
           <w:tcPr>
             <w:tcW w:w="3959" w:type="dxa"/>
             <w:tcBorders>
-              <w:top w:val="single" w:sz="4" w:space="0" w:color="D0D7DE"/>
-              <w:bottom w:val="single" w:sz="4" w:space="0" w:color="D0D7DE"/>
+              <w:top w:val="single" w:sz="8" w:space="0" w:color="000000"/>
+              <w:left w:val="single" w:sz="8" w:space="0" w:color="000000"/>
+              <w:bottom w:val="single" w:sz="8" w:space="0" w:color="000000"/>
+              <w:right w:val="single" w:sz="8" w:space="0" w:color="000000"/>
             </w:tcBorders>
           </w:tcPr>
           <w:p>
@@ -3724,8 +3733,10 @@
           <w:tcPr>
             <w:tcW w:w="3960" w:type="dxa"/>
             <w:tcBorders>
-              <w:top w:val="single" w:sz="4" w:space="0" w:color="D0D7DE"/>
-              <w:bottom w:val="single" w:sz="4" w:space="0" w:color="D0D7DE"/>
+              <w:top w:val="single" w:sz="8" w:space="0" w:color="000000"/>
+              <w:left w:val="single" w:sz="8" w:space="0" w:color="000000"/>
+              <w:bottom w:val="single" w:sz="8" w:space="0" w:color="000000"/>
+              <w:right w:val="single" w:sz="8" w:space="0" w:color="000000"/>
             </w:tcBorders>
           </w:tcPr>
           <w:p>
@@ -3754,8 +3765,10 @@
           <w:tcPr>
             <w:tcW w:w="3959" w:type="dxa"/>
             <w:tcBorders>
-              <w:top w:val="single" w:sz="4" w:space="0" w:color="D0D7DE"/>
-              <w:bottom w:val="single" w:sz="4" w:space="0" w:color="D0D7DE"/>
+              <w:top w:val="single" w:sz="8" w:space="0" w:color="000000"/>
+              <w:left w:val="single" w:sz="8" w:space="0" w:color="000000"/>
+              <w:bottom w:val="single" w:sz="8" w:space="0" w:color="000000"/>
+              <w:right w:val="single" w:sz="8" w:space="0" w:color="000000"/>
             </w:tcBorders>
           </w:tcPr>
           <w:p>
@@ -3787,8 +3800,10 @@
           <w:tcPr>
             <w:tcW w:w="3960" w:type="dxa"/>
             <w:tcBorders>
-              <w:top w:val="single" w:sz="4" w:space="0" w:color="D0D7DE"/>
-              <w:bottom w:val="single" w:sz="4" w:space="0" w:color="D0D7DE"/>
+              <w:top w:val="single" w:sz="8" w:space="0" w:color="000000"/>
+              <w:left w:val="single" w:sz="8" w:space="0" w:color="000000"/>
+              <w:bottom w:val="single" w:sz="8" w:space="0" w:color="000000"/>
+              <w:right w:val="single" w:sz="8" w:space="0" w:color="000000"/>
             </w:tcBorders>
           </w:tcPr>
           <w:p>
@@ -3817,8 +3832,10 @@
           <w:tcPr>
             <w:tcW w:w="3959" w:type="dxa"/>
             <w:tcBorders>
-              <w:top w:val="single" w:sz="4" w:space="0" w:color="D0D7DE"/>
-              <w:bottom w:val="single" w:sz="4" w:space="0" w:color="D0D7DE"/>
+              <w:top w:val="single" w:sz="8" w:space="0" w:color="000000"/>
+              <w:left w:val="single" w:sz="8" w:space="0" w:color="000000"/>
+              <w:bottom w:val="single" w:sz="8" w:space="0" w:color="000000"/>
+              <w:right w:val="single" w:sz="8" w:space="0" w:color="000000"/>
             </w:tcBorders>
           </w:tcPr>
           <w:p>
@@ -3850,7 +3867,10 @@
           <w:tcPr>
             <w:tcW w:w="3960" w:type="dxa"/>
             <w:tcBorders>
-              <w:top w:val="single" w:sz="4" w:space="0" w:color="D0D7DE"/>
+              <w:top w:val="single" w:sz="8" w:space="0" w:color="000000"/>
+              <w:left w:val="single" w:sz="8" w:space="0" w:color="000000"/>
+              <w:bottom w:val="single" w:sz="8" w:space="0" w:color="000000"/>
+              <w:right w:val="single" w:sz="8" w:space="0" w:color="000000"/>
             </w:tcBorders>
           </w:tcPr>
           <w:p>
@@ -3879,7 +3899,10 @@
           <w:tcPr>
             <w:tcW w:w="3959" w:type="dxa"/>
             <w:tcBorders>
-              <w:top w:val="single" w:sz="4" w:space="0" w:color="D0D7DE"/>
+              <w:top w:val="single" w:sz="8" w:space="0" w:color="000000"/>
+              <w:left w:val="single" w:sz="8" w:space="0" w:color="000000"/>
+              <w:bottom w:val="single" w:sz="8" w:space="0" w:color="000000"/>
+              <w:right w:val="single" w:sz="8" w:space="0" w:color="000000"/>
             </w:tcBorders>
           </w:tcPr>
           <w:p>
@@ -3924,67 +3947,6 @@
       <w:r>
         <w:rPr/>
         <w:t>What C1 does not address. Cost, law, fuel supply, social licence and workforce (Table T2); lower-carbon steel is the next lever (Section 3.2.3, Section 3.8).</w:t>
-      </w:r>
-    </w:p>
-    <w:p>
-      <w:pPr>
-        <w:pStyle w:val="normal1"/>
-        <w:rPr/>
-      </w:pPr>
-      <w:r>
-        <w:rPr/>
-        <mc:AlternateContent>
-          <mc:Choice Requires="wps">
-            <w:drawing>
-              <wp:inline distT="0" distB="0" distL="0" distR="0">
-                <wp:extent cx="5731510" cy="19050"/>
-                <wp:effectExtent l="0" t="0" r="0" b="0"/>
-                <wp:docPr id="7" name=""/>
-                <a:graphic xmlns:a="http://schemas.openxmlformats.org/drawingml/2006/main">
-                  <a:graphicData uri="http://schemas.microsoft.com/office/word/2010/wordprocessingShape">
-                    <wps:wsp>
-                      <wps:cNvSpPr/>
-                      <wps:nvSpPr>
-                        <wps:cNvPr id="8" name=""/>
-                        <wps:cNvSpPr/>
-                      </wps:nvSpPr>
-                      <wps:spPr>
-                        <a:xfrm>
-                          <a:off x="0" y="0"/>
-                          <a:ext cx="5731560" cy="19080"/>
-                        </a:xfrm>
-                        <a:prstGeom prst="rect">
-                          <a:avLst/>
-                        </a:prstGeom>
-                        <a:solidFill>
-                          <a:srgbClr val="ffffff"/>
-                        </a:solidFill>
-                        <a:ln w="0">
-                          <a:solidFill>
-                            <a:srgbClr val="000000"/>
-                          </a:solidFill>
-                        </a:ln>
-                      </wps:spPr>
-                      <wps:bodyPr/>
-                    </wps:wsp>
-                  </a:graphicData>
-                </a:graphic>
-                <wp14:sizeRelH relativeFrom="page">
-                  <wp14:pctWidth>100000</wp14:pctWidth>
-                </wp14:sizeRelH>
-              </wp:inline>
-            </w:drawing>
-          </mc:Choice>
-          <mc:Fallback>
-            <w:pict>
-              <v:rect id="shape_0" fillcolor="white" stroked="t" o:allowincell="f" style="position:absolute;margin-left:0pt;margin-top:-1.55pt;width:451.25pt;height:1.45pt;mso-wrap-style:none;v-text-anchor:middle;mso-position-horizontal:center;mso-position-vertical:top">
-                <v:fill o:detectmouseclick="t" type="solid" color2="black"/>
-                <v:stroke color="black" joinstyle="round" endcap="flat"/>
-                <w10:wrap type="topAndBottom"/>
-              </v:rect>
-            </w:pict>
-          </mc:Fallback>
-        </mc:AlternateContent>
       </w:r>
     </w:p>
     <w:p>
@@ -4037,6 +3999,14 @@
         <w:tblW w:w="7920" w:type="dxa"/>
         <w:jc w:val="left"/>
         <w:tblInd w:w="0" w:type="dxa"/>
+        <w:tblBorders>
+          <w:top w:val="single" w:sz="8" w:space="0" w:color="000000"/>
+          <w:left w:val="single" w:sz="8" w:space="0" w:color="000000"/>
+          <w:bottom w:val="single" w:sz="8" w:space="0" w:color="000000"/>
+          <w:right w:val="single" w:sz="8" w:space="0" w:color="000000"/>
+          <w:insideH w:val="single" w:sz="8" w:space="0" w:color="000000"/>
+          <w:insideV w:val="single" w:sz="8" w:space="0" w:color="000000"/>
+        </w:tblBorders>
         <w:tblLayout w:type="fixed"/>
         <w:tblCellMar>
           <w:top w:w="30" w:type="dxa"/>
@@ -4060,7 +4030,10 @@
           <w:tcPr>
             <w:tcW w:w="1980" w:type="dxa"/>
             <w:tcBorders>
-              <w:bottom w:val="single" w:sz="4" w:space="0" w:color="D0D7DE"/>
+              <w:top w:val="single" w:sz="8" w:space="0" w:color="000000"/>
+              <w:left w:val="single" w:sz="8" w:space="0" w:color="000000"/>
+              <w:bottom w:val="single" w:sz="8" w:space="0" w:color="000000"/>
+              <w:right w:val="single" w:sz="8" w:space="0" w:color="000000"/>
             </w:tcBorders>
             <w:shd w:color="auto" w:fill="EDEDED" w:val="clear"/>
           </w:tcPr>
@@ -4092,7 +4065,10 @@
           <w:tcPr>
             <w:tcW w:w="1980" w:type="dxa"/>
             <w:tcBorders>
-              <w:bottom w:val="single" w:sz="4" w:space="0" w:color="D0D7DE"/>
+              <w:top w:val="single" w:sz="8" w:space="0" w:color="000000"/>
+              <w:left w:val="single" w:sz="8" w:space="0" w:color="000000"/>
+              <w:bottom w:val="single" w:sz="8" w:space="0" w:color="000000"/>
+              <w:right w:val="single" w:sz="8" w:space="0" w:color="000000"/>
             </w:tcBorders>
             <w:shd w:color="auto" w:fill="EDEDED" w:val="clear"/>
           </w:tcPr>
@@ -4124,7 +4100,10 @@
           <w:tcPr>
             <w:tcW w:w="1980" w:type="dxa"/>
             <w:tcBorders>
-              <w:bottom w:val="single" w:sz="4" w:space="0" w:color="D0D7DE"/>
+              <w:top w:val="single" w:sz="8" w:space="0" w:color="000000"/>
+              <w:left w:val="single" w:sz="8" w:space="0" w:color="000000"/>
+              <w:bottom w:val="single" w:sz="8" w:space="0" w:color="000000"/>
+              <w:right w:val="single" w:sz="8" w:space="0" w:color="000000"/>
             </w:tcBorders>
             <w:shd w:color="auto" w:fill="EDEDED" w:val="clear"/>
           </w:tcPr>
@@ -4156,7 +4135,10 @@
           <w:tcPr>
             <w:tcW w:w="1979" w:type="dxa"/>
             <w:tcBorders>
-              <w:bottom w:val="single" w:sz="4" w:space="0" w:color="D0D7DE"/>
+              <w:top w:val="single" w:sz="8" w:space="0" w:color="000000"/>
+              <w:left w:val="single" w:sz="8" w:space="0" w:color="000000"/>
+              <w:bottom w:val="single" w:sz="8" w:space="0" w:color="000000"/>
+              <w:right w:val="single" w:sz="8" w:space="0" w:color="000000"/>
             </w:tcBorders>
             <w:shd w:color="auto" w:fill="EDEDED" w:val="clear"/>
           </w:tcPr>
@@ -4191,8 +4173,10 @@
           <w:tcPr>
             <w:tcW w:w="1980" w:type="dxa"/>
             <w:tcBorders>
-              <w:top w:val="single" w:sz="4" w:space="0" w:color="D0D7DE"/>
-              <w:bottom w:val="single" w:sz="4" w:space="0" w:color="D0D7DE"/>
+              <w:top w:val="single" w:sz="8" w:space="0" w:color="000000"/>
+              <w:left w:val="single" w:sz="8" w:space="0" w:color="000000"/>
+              <w:bottom w:val="single" w:sz="8" w:space="0" w:color="000000"/>
+              <w:right w:val="single" w:sz="8" w:space="0" w:color="000000"/>
             </w:tcBorders>
           </w:tcPr>
           <w:p>
@@ -4221,8 +4205,10 @@
           <w:tcPr>
             <w:tcW w:w="1980" w:type="dxa"/>
             <w:tcBorders>
-              <w:top w:val="single" w:sz="4" w:space="0" w:color="D0D7DE"/>
-              <w:bottom w:val="single" w:sz="4" w:space="0" w:color="D0D7DE"/>
+              <w:top w:val="single" w:sz="8" w:space="0" w:color="000000"/>
+              <w:left w:val="single" w:sz="8" w:space="0" w:color="000000"/>
+              <w:bottom w:val="single" w:sz="8" w:space="0" w:color="000000"/>
+              <w:right w:val="single" w:sz="8" w:space="0" w:color="000000"/>
             </w:tcBorders>
           </w:tcPr>
           <w:p>
@@ -4251,8 +4237,10 @@
           <w:tcPr>
             <w:tcW w:w="1980" w:type="dxa"/>
             <w:tcBorders>
-              <w:top w:val="single" w:sz="4" w:space="0" w:color="D0D7DE"/>
-              <w:bottom w:val="single" w:sz="4" w:space="0" w:color="D0D7DE"/>
+              <w:top w:val="single" w:sz="8" w:space="0" w:color="000000"/>
+              <w:left w:val="single" w:sz="8" w:space="0" w:color="000000"/>
+              <w:bottom w:val="single" w:sz="8" w:space="0" w:color="000000"/>
+              <w:right w:val="single" w:sz="8" w:space="0" w:color="000000"/>
             </w:tcBorders>
           </w:tcPr>
           <w:p>
@@ -4281,8 +4269,10 @@
           <w:tcPr>
             <w:tcW w:w="1979" w:type="dxa"/>
             <w:tcBorders>
-              <w:top w:val="single" w:sz="4" w:space="0" w:color="D0D7DE"/>
-              <w:bottom w:val="single" w:sz="4" w:space="0" w:color="D0D7DE"/>
+              <w:top w:val="single" w:sz="8" w:space="0" w:color="000000"/>
+              <w:left w:val="single" w:sz="8" w:space="0" w:color="000000"/>
+              <w:bottom w:val="single" w:sz="8" w:space="0" w:color="000000"/>
+              <w:right w:val="single" w:sz="8" w:space="0" w:color="000000"/>
             </w:tcBorders>
           </w:tcPr>
           <w:p>
@@ -4314,8 +4304,10 @@
           <w:tcPr>
             <w:tcW w:w="1980" w:type="dxa"/>
             <w:tcBorders>
-              <w:top w:val="single" w:sz="4" w:space="0" w:color="D0D7DE"/>
-              <w:bottom w:val="single" w:sz="4" w:space="0" w:color="D0D7DE"/>
+              <w:top w:val="single" w:sz="8" w:space="0" w:color="000000"/>
+              <w:left w:val="single" w:sz="8" w:space="0" w:color="000000"/>
+              <w:bottom w:val="single" w:sz="8" w:space="0" w:color="000000"/>
+              <w:right w:val="single" w:sz="8" w:space="0" w:color="000000"/>
             </w:tcBorders>
           </w:tcPr>
           <w:p>
@@ -4344,8 +4336,10 @@
           <w:tcPr>
             <w:tcW w:w="1980" w:type="dxa"/>
             <w:tcBorders>
-              <w:top w:val="single" w:sz="4" w:space="0" w:color="D0D7DE"/>
-              <w:bottom w:val="single" w:sz="4" w:space="0" w:color="D0D7DE"/>
+              <w:top w:val="single" w:sz="8" w:space="0" w:color="000000"/>
+              <w:left w:val="single" w:sz="8" w:space="0" w:color="000000"/>
+              <w:bottom w:val="single" w:sz="8" w:space="0" w:color="000000"/>
+              <w:right w:val="single" w:sz="8" w:space="0" w:color="000000"/>
             </w:tcBorders>
           </w:tcPr>
           <w:p>
@@ -4374,8 +4368,10 @@
           <w:tcPr>
             <w:tcW w:w="1980" w:type="dxa"/>
             <w:tcBorders>
-              <w:top w:val="single" w:sz="4" w:space="0" w:color="D0D7DE"/>
-              <w:bottom w:val="single" w:sz="4" w:space="0" w:color="D0D7DE"/>
+              <w:top w:val="single" w:sz="8" w:space="0" w:color="000000"/>
+              <w:left w:val="single" w:sz="8" w:space="0" w:color="000000"/>
+              <w:bottom w:val="single" w:sz="8" w:space="0" w:color="000000"/>
+              <w:right w:val="single" w:sz="8" w:space="0" w:color="000000"/>
             </w:tcBorders>
           </w:tcPr>
           <w:p>
@@ -4404,8 +4400,10 @@
           <w:tcPr>
             <w:tcW w:w="1979" w:type="dxa"/>
             <w:tcBorders>
-              <w:top w:val="single" w:sz="4" w:space="0" w:color="D0D7DE"/>
-              <w:bottom w:val="single" w:sz="4" w:space="0" w:color="D0D7DE"/>
+              <w:top w:val="single" w:sz="8" w:space="0" w:color="000000"/>
+              <w:left w:val="single" w:sz="8" w:space="0" w:color="000000"/>
+              <w:bottom w:val="single" w:sz="8" w:space="0" w:color="000000"/>
+              <w:right w:val="single" w:sz="8" w:space="0" w:color="000000"/>
             </w:tcBorders>
           </w:tcPr>
           <w:p>
@@ -4437,8 +4435,10 @@
           <w:tcPr>
             <w:tcW w:w="1980" w:type="dxa"/>
             <w:tcBorders>
-              <w:top w:val="single" w:sz="4" w:space="0" w:color="D0D7DE"/>
-              <w:bottom w:val="single" w:sz="4" w:space="0" w:color="D0D7DE"/>
+              <w:top w:val="single" w:sz="8" w:space="0" w:color="000000"/>
+              <w:left w:val="single" w:sz="8" w:space="0" w:color="000000"/>
+              <w:bottom w:val="single" w:sz="8" w:space="0" w:color="000000"/>
+              <w:right w:val="single" w:sz="8" w:space="0" w:color="000000"/>
             </w:tcBorders>
           </w:tcPr>
           <w:p>
@@ -4467,8 +4467,10 @@
           <w:tcPr>
             <w:tcW w:w="1980" w:type="dxa"/>
             <w:tcBorders>
-              <w:top w:val="single" w:sz="4" w:space="0" w:color="D0D7DE"/>
-              <w:bottom w:val="single" w:sz="4" w:space="0" w:color="D0D7DE"/>
+              <w:top w:val="single" w:sz="8" w:space="0" w:color="000000"/>
+              <w:left w:val="single" w:sz="8" w:space="0" w:color="000000"/>
+              <w:bottom w:val="single" w:sz="8" w:space="0" w:color="000000"/>
+              <w:right w:val="single" w:sz="8" w:space="0" w:color="000000"/>
             </w:tcBorders>
           </w:tcPr>
           <w:p>
@@ -4497,8 +4499,10 @@
           <w:tcPr>
             <w:tcW w:w="1980" w:type="dxa"/>
             <w:tcBorders>
-              <w:top w:val="single" w:sz="4" w:space="0" w:color="D0D7DE"/>
-              <w:bottom w:val="single" w:sz="4" w:space="0" w:color="D0D7DE"/>
+              <w:top w:val="single" w:sz="8" w:space="0" w:color="000000"/>
+              <w:left w:val="single" w:sz="8" w:space="0" w:color="000000"/>
+              <w:bottom w:val="single" w:sz="8" w:space="0" w:color="000000"/>
+              <w:right w:val="single" w:sz="8" w:space="0" w:color="000000"/>
             </w:tcBorders>
           </w:tcPr>
           <w:p>
@@ -4527,8 +4531,10 @@
           <w:tcPr>
             <w:tcW w:w="1979" w:type="dxa"/>
             <w:tcBorders>
-              <w:top w:val="single" w:sz="4" w:space="0" w:color="D0D7DE"/>
-              <w:bottom w:val="single" w:sz="4" w:space="0" w:color="D0D7DE"/>
+              <w:top w:val="single" w:sz="8" w:space="0" w:color="000000"/>
+              <w:left w:val="single" w:sz="8" w:space="0" w:color="000000"/>
+              <w:bottom w:val="single" w:sz="8" w:space="0" w:color="000000"/>
+              <w:right w:val="single" w:sz="8" w:space="0" w:color="000000"/>
             </w:tcBorders>
           </w:tcPr>
           <w:p>
@@ -4560,7 +4566,10 @@
           <w:tcPr>
             <w:tcW w:w="1980" w:type="dxa"/>
             <w:tcBorders>
-              <w:top w:val="single" w:sz="4" w:space="0" w:color="D0D7DE"/>
+              <w:top w:val="single" w:sz="8" w:space="0" w:color="000000"/>
+              <w:left w:val="single" w:sz="8" w:space="0" w:color="000000"/>
+              <w:bottom w:val="single" w:sz="8" w:space="0" w:color="000000"/>
+              <w:right w:val="single" w:sz="8" w:space="0" w:color="000000"/>
             </w:tcBorders>
           </w:tcPr>
           <w:p>
@@ -4589,7 +4598,10 @@
           <w:tcPr>
             <w:tcW w:w="1980" w:type="dxa"/>
             <w:tcBorders>
-              <w:top w:val="single" w:sz="4" w:space="0" w:color="D0D7DE"/>
+              <w:top w:val="single" w:sz="8" w:space="0" w:color="000000"/>
+              <w:left w:val="single" w:sz="8" w:space="0" w:color="000000"/>
+              <w:bottom w:val="single" w:sz="8" w:space="0" w:color="000000"/>
+              <w:right w:val="single" w:sz="8" w:space="0" w:color="000000"/>
             </w:tcBorders>
           </w:tcPr>
           <w:p>
@@ -4618,7 +4630,10 @@
           <w:tcPr>
             <w:tcW w:w="1980" w:type="dxa"/>
             <w:tcBorders>
-              <w:top w:val="single" w:sz="4" w:space="0" w:color="D0D7DE"/>
+              <w:top w:val="single" w:sz="8" w:space="0" w:color="000000"/>
+              <w:left w:val="single" w:sz="8" w:space="0" w:color="000000"/>
+              <w:bottom w:val="single" w:sz="8" w:space="0" w:color="000000"/>
+              <w:right w:val="single" w:sz="8" w:space="0" w:color="000000"/>
             </w:tcBorders>
           </w:tcPr>
           <w:p>
@@ -4647,7 +4662,10 @@
           <w:tcPr>
             <w:tcW w:w="1979" w:type="dxa"/>
             <w:tcBorders>
-              <w:top w:val="single" w:sz="4" w:space="0" w:color="D0D7DE"/>
+              <w:top w:val="single" w:sz="8" w:space="0" w:color="000000"/>
+              <w:left w:val="single" w:sz="8" w:space="0" w:color="000000"/>
+              <w:bottom w:val="single" w:sz="8" w:space="0" w:color="000000"/>
+              <w:right w:val="single" w:sz="8" w:space="0" w:color="000000"/>
             </w:tcBorders>
           </w:tcPr>
           <w:p>
@@ -4765,7 +4783,7 @@
           <wp:inline distT="0" distB="0" distL="0" distR="0">
             <wp:extent cx="5441315" cy="2835910"/>
             <wp:effectExtent l="0" t="0" r="0" b="0"/>
-            <wp:docPr id="9" name="Picture" descr="Figure F1. LCA system boundary for one BWRX-300 at Darlington: fuel front end, construction materials and C1-eligible concrete modelled here; operation, decommissioning and back end from the literature. | Source: this study."/>
+            <wp:docPr id="1" name="Picture" descr="Figure F1. LCA system boundary for one BWRX-300 at Darlington: fuel front end, construction materials and C1-eligible concrete modelled here; operation, decommissioning and back end from the literature. | Source: this study."/>
             <wp:cNvGraphicFramePr>
               <a:graphicFrameLocks xmlns:a="http://schemas.openxmlformats.org/drawingml/2006/main" noChangeAspect="1"/>
             </wp:cNvGraphicFramePr>
@@ -4773,7 +4791,7 @@
               <a:graphicData uri="http://schemas.openxmlformats.org/drawingml/2006/picture">
                 <pic:pic xmlns:pic="http://schemas.openxmlformats.org/drawingml/2006/picture">
                   <pic:nvPicPr>
-                    <pic:cNvPr id="9" name="Picture" descr="Figure F1. LCA system boundary for one BWRX-300 at Darlington: fuel front end, construction materials and C1-eligible concrete modelled here; operation, decommissioning and back end from the literature. | Source: this study."/>
+                    <pic:cNvPr id="1" name="Picture" descr="Figure F1. LCA system boundary for one BWRX-300 at Darlington: fuel front end, construction materials and C1-eligible concrete modelled here; operation, decommissioning and back end from the literature. | Source: this study."/>
                     <pic:cNvPicPr>
                       <a:picLocks noChangeAspect="1" noChangeArrowheads="1"/>
                     </pic:cNvPicPr>
@@ -4872,7 +4890,7 @@
           <wp:inline distT="0" distB="0" distL="0" distR="0">
             <wp:extent cx="5441315" cy="2376170"/>
             <wp:effectExtent l="0" t="0" r="0" b="0"/>
-            <wp:docPr id="10" name="Image2" descr="Figure F2. Life-cycle emissions of one BWRX-300 by stage: expected value 4.49 g CO₂e/kWh (Monte Carlo mean), with the mode case (every input at its most likely value, total 2.86) marked. | Source: this study, Appendix C3."/>
+            <wp:docPr id="2" name="Image2" descr="Figure F2. Life-cycle emissions of one BWRX-300 by stage: expected value 4.49 g CO₂e/kWh (Monte Carlo mean), with the mode case (every input at its most likely value, total 2.86) marked. | Source: this study, Appendix C3."/>
             <wp:cNvGraphicFramePr>
               <a:graphicFrameLocks xmlns:a="http://schemas.openxmlformats.org/drawingml/2006/main" noChangeAspect="1"/>
             </wp:cNvGraphicFramePr>
@@ -4880,7 +4898,7 @@
               <a:graphicData uri="http://schemas.openxmlformats.org/drawingml/2006/picture">
                 <pic:pic xmlns:pic="http://schemas.openxmlformats.org/drawingml/2006/picture">
                   <pic:nvPicPr>
-                    <pic:cNvPr id="10" name="Image2" descr="Figure F2. Life-cycle emissions of one BWRX-300 by stage: expected value 4.49 g CO₂e/kWh (Monte Carlo mean), with the mode case (every input at its most likely value, total 2.86) marked. | Source: this study, Appendix C3."/>
+                    <pic:cNvPr id="2" name="Image2" descr="Figure F2. Life-cycle emissions of one BWRX-300 by stage: expected value 4.49 g CO₂e/kWh (Monte Carlo mean), with the mode case (every input at its most likely value, total 2.86) marked. | Source: this study, Appendix C3."/>
                     <pic:cNvPicPr>
                       <a:picLocks noChangeAspect="1" noChangeArrowheads="1"/>
                     </pic:cNvPicPr>
@@ -4956,6 +4974,14 @@
         <w:tblW w:w="7920" w:type="dxa"/>
         <w:jc w:val="left"/>
         <w:tblInd w:w="0" w:type="dxa"/>
+        <w:tblBorders>
+          <w:top w:val="single" w:sz="8" w:space="0" w:color="000000"/>
+          <w:left w:val="single" w:sz="8" w:space="0" w:color="000000"/>
+          <w:bottom w:val="single" w:sz="8" w:space="0" w:color="000000"/>
+          <w:right w:val="single" w:sz="8" w:space="0" w:color="000000"/>
+          <w:insideH w:val="single" w:sz="8" w:space="0" w:color="000000"/>
+          <w:insideV w:val="single" w:sz="8" w:space="0" w:color="000000"/>
+        </w:tblBorders>
         <w:tblLayout w:type="fixed"/>
         <w:tblCellMar>
           <w:top w:w="30" w:type="dxa"/>
@@ -4980,7 +5006,10 @@
           <w:tcPr>
             <w:tcW w:w="1584" w:type="dxa"/>
             <w:tcBorders>
-              <w:bottom w:val="single" w:sz="4" w:space="0" w:color="D0D7DE"/>
+              <w:top w:val="single" w:sz="8" w:space="0" w:color="000000"/>
+              <w:left w:val="single" w:sz="8" w:space="0" w:color="000000"/>
+              <w:bottom w:val="single" w:sz="8" w:space="0" w:color="000000"/>
+              <w:right w:val="single" w:sz="8" w:space="0" w:color="000000"/>
             </w:tcBorders>
             <w:shd w:color="auto" w:fill="EDEDED" w:val="clear"/>
           </w:tcPr>
@@ -5012,7 +5041,10 @@
           <w:tcPr>
             <w:tcW w:w="1584" w:type="dxa"/>
             <w:tcBorders>
-              <w:bottom w:val="single" w:sz="4" w:space="0" w:color="D0D7DE"/>
+              <w:top w:val="single" w:sz="8" w:space="0" w:color="000000"/>
+              <w:left w:val="single" w:sz="8" w:space="0" w:color="000000"/>
+              <w:bottom w:val="single" w:sz="8" w:space="0" w:color="000000"/>
+              <w:right w:val="single" w:sz="8" w:space="0" w:color="000000"/>
             </w:tcBorders>
             <w:shd w:color="auto" w:fill="EDEDED" w:val="clear"/>
           </w:tcPr>
@@ -5044,7 +5076,10 @@
           <w:tcPr>
             <w:tcW w:w="1584" w:type="dxa"/>
             <w:tcBorders>
-              <w:bottom w:val="single" w:sz="4" w:space="0" w:color="D0D7DE"/>
+              <w:top w:val="single" w:sz="8" w:space="0" w:color="000000"/>
+              <w:left w:val="single" w:sz="8" w:space="0" w:color="000000"/>
+              <w:bottom w:val="single" w:sz="8" w:space="0" w:color="000000"/>
+              <w:right w:val="single" w:sz="8" w:space="0" w:color="000000"/>
             </w:tcBorders>
             <w:shd w:color="auto" w:fill="EDEDED" w:val="clear"/>
           </w:tcPr>
@@ -5076,7 +5111,10 @@
           <w:tcPr>
             <w:tcW w:w="1584" w:type="dxa"/>
             <w:tcBorders>
-              <w:bottom w:val="single" w:sz="4" w:space="0" w:color="D0D7DE"/>
+              <w:top w:val="single" w:sz="8" w:space="0" w:color="000000"/>
+              <w:left w:val="single" w:sz="8" w:space="0" w:color="000000"/>
+              <w:bottom w:val="single" w:sz="8" w:space="0" w:color="000000"/>
+              <w:right w:val="single" w:sz="8" w:space="0" w:color="000000"/>
             </w:tcBorders>
             <w:shd w:color="auto" w:fill="EDEDED" w:val="clear"/>
           </w:tcPr>
@@ -5108,7 +5146,10 @@
           <w:tcPr>
             <w:tcW w:w="1584" w:type="dxa"/>
             <w:tcBorders>
-              <w:bottom w:val="single" w:sz="4" w:space="0" w:color="D0D7DE"/>
+              <w:top w:val="single" w:sz="8" w:space="0" w:color="000000"/>
+              <w:left w:val="single" w:sz="8" w:space="0" w:color="000000"/>
+              <w:bottom w:val="single" w:sz="8" w:space="0" w:color="000000"/>
+              <w:right w:val="single" w:sz="8" w:space="0" w:color="000000"/>
             </w:tcBorders>
             <w:shd w:color="auto" w:fill="EDEDED" w:val="clear"/>
           </w:tcPr>
@@ -5143,8 +5184,10 @@
           <w:tcPr>
             <w:tcW w:w="1584" w:type="dxa"/>
             <w:tcBorders>
-              <w:top w:val="single" w:sz="4" w:space="0" w:color="D0D7DE"/>
-              <w:bottom w:val="single" w:sz="4" w:space="0" w:color="D0D7DE"/>
+              <w:top w:val="single" w:sz="8" w:space="0" w:color="000000"/>
+              <w:left w:val="single" w:sz="8" w:space="0" w:color="000000"/>
+              <w:bottom w:val="single" w:sz="8" w:space="0" w:color="000000"/>
+              <w:right w:val="single" w:sz="8" w:space="0" w:color="000000"/>
             </w:tcBorders>
           </w:tcPr>
           <w:p>
@@ -5173,8 +5216,10 @@
           <w:tcPr>
             <w:tcW w:w="1584" w:type="dxa"/>
             <w:tcBorders>
-              <w:top w:val="single" w:sz="4" w:space="0" w:color="D0D7DE"/>
-              <w:bottom w:val="single" w:sz="4" w:space="0" w:color="D0D7DE"/>
+              <w:top w:val="single" w:sz="8" w:space="0" w:color="000000"/>
+              <w:left w:val="single" w:sz="8" w:space="0" w:color="000000"/>
+              <w:bottom w:val="single" w:sz="8" w:space="0" w:color="000000"/>
+              <w:right w:val="single" w:sz="8" w:space="0" w:color="000000"/>
             </w:tcBorders>
           </w:tcPr>
           <w:p>
@@ -5203,8 +5248,10 @@
           <w:tcPr>
             <w:tcW w:w="1584" w:type="dxa"/>
             <w:tcBorders>
-              <w:top w:val="single" w:sz="4" w:space="0" w:color="D0D7DE"/>
-              <w:bottom w:val="single" w:sz="4" w:space="0" w:color="D0D7DE"/>
+              <w:top w:val="single" w:sz="8" w:space="0" w:color="000000"/>
+              <w:left w:val="single" w:sz="8" w:space="0" w:color="000000"/>
+              <w:bottom w:val="single" w:sz="8" w:space="0" w:color="000000"/>
+              <w:right w:val="single" w:sz="8" w:space="0" w:color="000000"/>
             </w:tcBorders>
           </w:tcPr>
           <w:p>
@@ -5233,8 +5280,10 @@
           <w:tcPr>
             <w:tcW w:w="1584" w:type="dxa"/>
             <w:tcBorders>
-              <w:top w:val="single" w:sz="4" w:space="0" w:color="D0D7DE"/>
-              <w:bottom w:val="single" w:sz="4" w:space="0" w:color="D0D7DE"/>
+              <w:top w:val="single" w:sz="8" w:space="0" w:color="000000"/>
+              <w:left w:val="single" w:sz="8" w:space="0" w:color="000000"/>
+              <w:bottom w:val="single" w:sz="8" w:space="0" w:color="000000"/>
+              <w:right w:val="single" w:sz="8" w:space="0" w:color="000000"/>
             </w:tcBorders>
           </w:tcPr>
           <w:p>
@@ -5263,8 +5312,10 @@
           <w:tcPr>
             <w:tcW w:w="1584" w:type="dxa"/>
             <w:tcBorders>
-              <w:top w:val="single" w:sz="4" w:space="0" w:color="D0D7DE"/>
-              <w:bottom w:val="single" w:sz="4" w:space="0" w:color="D0D7DE"/>
+              <w:top w:val="single" w:sz="8" w:space="0" w:color="000000"/>
+              <w:left w:val="single" w:sz="8" w:space="0" w:color="000000"/>
+              <w:bottom w:val="single" w:sz="8" w:space="0" w:color="000000"/>
+              <w:right w:val="single" w:sz="8" w:space="0" w:color="000000"/>
             </w:tcBorders>
           </w:tcPr>
           <w:p>
@@ -5296,8 +5347,10 @@
           <w:tcPr>
             <w:tcW w:w="1584" w:type="dxa"/>
             <w:tcBorders>
-              <w:top w:val="single" w:sz="4" w:space="0" w:color="D0D7DE"/>
-              <w:bottom w:val="single" w:sz="4" w:space="0" w:color="D0D7DE"/>
+              <w:top w:val="single" w:sz="8" w:space="0" w:color="000000"/>
+              <w:left w:val="single" w:sz="8" w:space="0" w:color="000000"/>
+              <w:bottom w:val="single" w:sz="8" w:space="0" w:color="000000"/>
+              <w:right w:val="single" w:sz="8" w:space="0" w:color="000000"/>
             </w:tcBorders>
           </w:tcPr>
           <w:p>
@@ -5328,8 +5381,10 @@
           <w:tcPr>
             <w:tcW w:w="1584" w:type="dxa"/>
             <w:tcBorders>
-              <w:top w:val="single" w:sz="4" w:space="0" w:color="D0D7DE"/>
-              <w:bottom w:val="single" w:sz="4" w:space="0" w:color="D0D7DE"/>
+              <w:top w:val="single" w:sz="8" w:space="0" w:color="000000"/>
+              <w:left w:val="single" w:sz="8" w:space="0" w:color="000000"/>
+              <w:bottom w:val="single" w:sz="8" w:space="0" w:color="000000"/>
+              <w:right w:val="single" w:sz="8" w:space="0" w:color="000000"/>
             </w:tcBorders>
           </w:tcPr>
           <w:p>
@@ -5360,8 +5415,10 @@
           <w:tcPr>
             <w:tcW w:w="1584" w:type="dxa"/>
             <w:tcBorders>
-              <w:top w:val="single" w:sz="4" w:space="0" w:color="D0D7DE"/>
-              <w:bottom w:val="single" w:sz="4" w:space="0" w:color="D0D7DE"/>
+              <w:top w:val="single" w:sz="8" w:space="0" w:color="000000"/>
+              <w:left w:val="single" w:sz="8" w:space="0" w:color="000000"/>
+              <w:bottom w:val="single" w:sz="8" w:space="0" w:color="000000"/>
+              <w:right w:val="single" w:sz="8" w:space="0" w:color="000000"/>
             </w:tcBorders>
           </w:tcPr>
           <w:p>
@@ -5392,8 +5449,10 @@
           <w:tcPr>
             <w:tcW w:w="1584" w:type="dxa"/>
             <w:tcBorders>
-              <w:top w:val="single" w:sz="4" w:space="0" w:color="D0D7DE"/>
-              <w:bottom w:val="single" w:sz="4" w:space="0" w:color="D0D7DE"/>
+              <w:top w:val="single" w:sz="8" w:space="0" w:color="000000"/>
+              <w:left w:val="single" w:sz="8" w:space="0" w:color="000000"/>
+              <w:bottom w:val="single" w:sz="8" w:space="0" w:color="000000"/>
+              <w:right w:val="single" w:sz="8" w:space="0" w:color="000000"/>
             </w:tcBorders>
           </w:tcPr>
           <w:p>
@@ -5424,8 +5483,10 @@
           <w:tcPr>
             <w:tcW w:w="1584" w:type="dxa"/>
             <w:tcBorders>
-              <w:top w:val="single" w:sz="4" w:space="0" w:color="D0D7DE"/>
-              <w:bottom w:val="single" w:sz="4" w:space="0" w:color="D0D7DE"/>
+              <w:top w:val="single" w:sz="8" w:space="0" w:color="000000"/>
+              <w:left w:val="single" w:sz="8" w:space="0" w:color="000000"/>
+              <w:bottom w:val="single" w:sz="8" w:space="0" w:color="000000"/>
+              <w:right w:val="single" w:sz="8" w:space="0" w:color="000000"/>
             </w:tcBorders>
           </w:tcPr>
           <w:p>
@@ -5459,8 +5520,10 @@
           <w:tcPr>
             <w:tcW w:w="1584" w:type="dxa"/>
             <w:tcBorders>
-              <w:top w:val="single" w:sz="4" w:space="0" w:color="D0D7DE"/>
-              <w:bottom w:val="single" w:sz="4" w:space="0" w:color="D0D7DE"/>
+              <w:top w:val="single" w:sz="8" w:space="0" w:color="000000"/>
+              <w:left w:val="single" w:sz="8" w:space="0" w:color="000000"/>
+              <w:bottom w:val="single" w:sz="8" w:space="0" w:color="000000"/>
+              <w:right w:val="single" w:sz="8" w:space="0" w:color="000000"/>
             </w:tcBorders>
           </w:tcPr>
           <w:p>
@@ -5489,8 +5552,10 @@
           <w:tcPr>
             <w:tcW w:w="1584" w:type="dxa"/>
             <w:tcBorders>
-              <w:top w:val="single" w:sz="4" w:space="0" w:color="D0D7DE"/>
-              <w:bottom w:val="single" w:sz="4" w:space="0" w:color="D0D7DE"/>
+              <w:top w:val="single" w:sz="8" w:space="0" w:color="000000"/>
+              <w:left w:val="single" w:sz="8" w:space="0" w:color="000000"/>
+              <w:bottom w:val="single" w:sz="8" w:space="0" w:color="000000"/>
+              <w:right w:val="single" w:sz="8" w:space="0" w:color="000000"/>
             </w:tcBorders>
           </w:tcPr>
           <w:p>
@@ -5519,8 +5584,10 @@
           <w:tcPr>
             <w:tcW w:w="1584" w:type="dxa"/>
             <w:tcBorders>
-              <w:top w:val="single" w:sz="4" w:space="0" w:color="D0D7DE"/>
-              <w:bottom w:val="single" w:sz="4" w:space="0" w:color="D0D7DE"/>
+              <w:top w:val="single" w:sz="8" w:space="0" w:color="000000"/>
+              <w:left w:val="single" w:sz="8" w:space="0" w:color="000000"/>
+              <w:bottom w:val="single" w:sz="8" w:space="0" w:color="000000"/>
+              <w:right w:val="single" w:sz="8" w:space="0" w:color="000000"/>
             </w:tcBorders>
           </w:tcPr>
           <w:p>
@@ -5549,8 +5616,10 @@
           <w:tcPr>
             <w:tcW w:w="1584" w:type="dxa"/>
             <w:tcBorders>
-              <w:top w:val="single" w:sz="4" w:space="0" w:color="D0D7DE"/>
-              <w:bottom w:val="single" w:sz="4" w:space="0" w:color="D0D7DE"/>
+              <w:top w:val="single" w:sz="8" w:space="0" w:color="000000"/>
+              <w:left w:val="single" w:sz="8" w:space="0" w:color="000000"/>
+              <w:bottom w:val="single" w:sz="8" w:space="0" w:color="000000"/>
+              <w:right w:val="single" w:sz="8" w:space="0" w:color="000000"/>
             </w:tcBorders>
           </w:tcPr>
           <w:p>
@@ -5579,8 +5648,10 @@
           <w:tcPr>
             <w:tcW w:w="1584" w:type="dxa"/>
             <w:tcBorders>
-              <w:top w:val="single" w:sz="4" w:space="0" w:color="D0D7DE"/>
-              <w:bottom w:val="single" w:sz="4" w:space="0" w:color="D0D7DE"/>
+              <w:top w:val="single" w:sz="8" w:space="0" w:color="000000"/>
+              <w:left w:val="single" w:sz="8" w:space="0" w:color="000000"/>
+              <w:bottom w:val="single" w:sz="8" w:space="0" w:color="000000"/>
+              <w:right w:val="single" w:sz="8" w:space="0" w:color="000000"/>
             </w:tcBorders>
           </w:tcPr>
           <w:p>
@@ -5612,7 +5683,10 @@
           <w:tcPr>
             <w:tcW w:w="1584" w:type="dxa"/>
             <w:tcBorders>
-              <w:top w:val="single" w:sz="4" w:space="0" w:color="D0D7DE"/>
+              <w:top w:val="single" w:sz="8" w:space="0" w:color="000000"/>
+              <w:left w:val="single" w:sz="8" w:space="0" w:color="000000"/>
+              <w:bottom w:val="single" w:sz="8" w:space="0" w:color="000000"/>
+              <w:right w:val="single" w:sz="8" w:space="0" w:color="000000"/>
             </w:tcBorders>
           </w:tcPr>
           <w:p>
@@ -5641,7 +5715,10 @@
           <w:tcPr>
             <w:tcW w:w="1584" w:type="dxa"/>
             <w:tcBorders>
-              <w:top w:val="single" w:sz="4" w:space="0" w:color="D0D7DE"/>
+              <w:top w:val="single" w:sz="8" w:space="0" w:color="000000"/>
+              <w:left w:val="single" w:sz="8" w:space="0" w:color="000000"/>
+              <w:bottom w:val="single" w:sz="8" w:space="0" w:color="000000"/>
+              <w:right w:val="single" w:sz="8" w:space="0" w:color="000000"/>
             </w:tcBorders>
           </w:tcPr>
           <w:p>
@@ -5670,7 +5747,10 @@
           <w:tcPr>
             <w:tcW w:w="1584" w:type="dxa"/>
             <w:tcBorders>
-              <w:top w:val="single" w:sz="4" w:space="0" w:color="D0D7DE"/>
+              <w:top w:val="single" w:sz="8" w:space="0" w:color="000000"/>
+              <w:left w:val="single" w:sz="8" w:space="0" w:color="000000"/>
+              <w:bottom w:val="single" w:sz="8" w:space="0" w:color="000000"/>
+              <w:right w:val="single" w:sz="8" w:space="0" w:color="000000"/>
             </w:tcBorders>
           </w:tcPr>
           <w:p>
@@ -5699,7 +5779,10 @@
           <w:tcPr>
             <w:tcW w:w="1584" w:type="dxa"/>
             <w:tcBorders>
-              <w:top w:val="single" w:sz="4" w:space="0" w:color="D0D7DE"/>
+              <w:top w:val="single" w:sz="8" w:space="0" w:color="000000"/>
+              <w:left w:val="single" w:sz="8" w:space="0" w:color="000000"/>
+              <w:bottom w:val="single" w:sz="8" w:space="0" w:color="000000"/>
+              <w:right w:val="single" w:sz="8" w:space="0" w:color="000000"/>
             </w:tcBorders>
           </w:tcPr>
           <w:p>
@@ -5728,7 +5811,10 @@
           <w:tcPr>
             <w:tcW w:w="1584" w:type="dxa"/>
             <w:tcBorders>
-              <w:top w:val="single" w:sz="4" w:space="0" w:color="D0D7DE"/>
+              <w:top w:val="single" w:sz="8" w:space="0" w:color="000000"/>
+              <w:left w:val="single" w:sz="8" w:space="0" w:color="000000"/>
+              <w:bottom w:val="single" w:sz="8" w:space="0" w:color="000000"/>
+              <w:right w:val="single" w:sz="8" w:space="0" w:color="000000"/>
             </w:tcBorders>
           </w:tcPr>
           <w:p>
@@ -5816,7 +5902,7 @@
           <wp:inline distT="0" distB="0" distL="0" distR="0">
             <wp:extent cx="5441315" cy="2725420"/>
             <wp:effectExtent l="0" t="0" r="0" b="0"/>
-            <wp:docPr id="11" name="Image3" descr="Figure F3. One-at-a-time sensitivity of life-cycle intensity (left, centred on the 2.86 g CO₂e/kWh mode case) and of C1’s saving per unit (right, centred on 2,200 t), top ten inputs each. | Source: this study, Appendix C2."/>
+            <wp:docPr id="3" name="Image3" descr="Figure F3. One-at-a-time sensitivity of life-cycle intensity (left, centred on the 2.86 g CO₂e/kWh mode case) and of C1’s saving per unit (right, centred on 2,200 t), top ten inputs each. | Source: this study, Appendix C2."/>
             <wp:cNvGraphicFramePr>
               <a:graphicFrameLocks xmlns:a="http://schemas.openxmlformats.org/drawingml/2006/main" noChangeAspect="1"/>
             </wp:cNvGraphicFramePr>
@@ -5824,7 +5910,7 @@
               <a:graphicData uri="http://schemas.openxmlformats.org/drawingml/2006/picture">
                 <pic:pic xmlns:pic="http://schemas.openxmlformats.org/drawingml/2006/picture">
                   <pic:nvPicPr>
-                    <pic:cNvPr id="11" name="Image3" descr="Figure F3. One-at-a-time sensitivity of life-cycle intensity (left, centred on the 2.86 g CO₂e/kWh mode case) and of C1’s saving per unit (right, centred on 2,200 t), top ten inputs each. | Source: this study, Appendix C2."/>
+                    <pic:cNvPr id="3" name="Image3" descr="Figure F3. One-at-a-time sensitivity of life-cycle intensity (left, centred on the 2.86 g CO₂e/kWh mode case) and of C1’s saving per unit (right, centred on 2,200 t), top ten inputs each. | Source: this study, Appendix C2."/>
                     <pic:cNvPicPr>
                       <a:picLocks noChangeAspect="1" noChangeArrowheads="1"/>
                     </pic:cNvPicPr>
@@ -5882,7 +5968,7 @@
           <wp:inline distT="0" distB="0" distL="0" distR="0">
             <wp:extent cx="5441315" cy="1961515"/>
             <wp:effectExtent l="0" t="0" r="0" b="0"/>
-            <wp:docPr id="12" name="Image4" descr="Figure F4. Monte Carlo distributions (20,000 draws) of life-cycle intensity (median 4.40, 5th–95th percentile 3.24–6.05 g CO₂e/kWh) and of C1’s saving per unit at central eligibility. | Source: this study, Appendix C4."/>
+            <wp:docPr id="4" name="Image4" descr="Figure F4. Monte Carlo distributions (20,000 draws) of life-cycle intensity (median 4.40, 5th–95th percentile 3.24–6.05 g CO₂e/kWh) and of C1’s saving per unit at central eligibility. | Source: this study, Appendix C4."/>
             <wp:cNvGraphicFramePr>
               <a:graphicFrameLocks xmlns:a="http://schemas.openxmlformats.org/drawingml/2006/main" noChangeAspect="1"/>
             </wp:cNvGraphicFramePr>
@@ -5890,7 +5976,7 @@
               <a:graphicData uri="http://schemas.openxmlformats.org/drawingml/2006/picture">
                 <pic:pic xmlns:pic="http://schemas.openxmlformats.org/drawingml/2006/picture">
                   <pic:nvPicPr>
-                    <pic:cNvPr id="12" name="Image4" descr="Figure F4. Monte Carlo distributions (20,000 draws) of life-cycle intensity (median 4.40, 5th–95th percentile 3.24–6.05 g CO₂e/kWh) and of C1’s saving per unit at central eligibility. | Source: this study, Appendix C4."/>
+                    <pic:cNvPr id="4" name="Image4" descr="Figure F4. Monte Carlo distributions (20,000 draws) of life-cycle intensity (median 4.40, 5th–95th percentile 3.24–6.05 g CO₂e/kWh) and of C1’s saving per unit at central eligibility. | Source: this study, Appendix C4."/>
                     <pic:cNvPicPr>
                       <a:picLocks noChangeAspect="1" noChangeArrowheads="1"/>
                     </pic:cNvPicPr>
@@ -5978,7 +6064,7 @@
           <wp:inline distT="0" distB="0" distL="0" distR="0">
             <wp:extent cx="5441315" cy="2060575"/>
             <wp:effectExtent l="0" t="0" r="0" b="0"/>
-            <wp:docPr id="13" name="Image5" descr="Figure F5. Our result against published nuclear life-cycle values (dot = central or median; line = range or interval). Coal and gas are off the scale. | Source: this study; EDF R&amp;D (2024); United Nations Economic Commission for Europe (2021); Gibon and Hahn Menacho (2023); Carless, Griffin and Fischbeck (2016); Warner and Heath (2012)."/>
+            <wp:docPr id="5" name="Image5" descr="Figure F5. Our result against published nuclear life-cycle values (dot = central or median; line = range or interval). Coal and gas are off the scale. | Source: this study; EDF R&amp;D (2024); United Nations Economic Commission for Europe (2021); Gibon and Hahn Menacho (2023); Carless, Griffin and Fischbeck (2016); Warner and Heath (2012)."/>
             <wp:cNvGraphicFramePr>
               <a:graphicFrameLocks xmlns:a="http://schemas.openxmlformats.org/drawingml/2006/main" noChangeAspect="1"/>
             </wp:cNvGraphicFramePr>
@@ -5986,7 +6072,7 @@
               <a:graphicData uri="http://schemas.openxmlformats.org/drawingml/2006/picture">
                 <pic:pic xmlns:pic="http://schemas.openxmlformats.org/drawingml/2006/picture">
                   <pic:nvPicPr>
-                    <pic:cNvPr id="13" name="Image5" descr="Figure F5. Our result against published nuclear life-cycle values (dot = central or median; line = range or interval). Coal and gas are off the scale. | Source: this study; EDF R&amp;D (2024); United Nations Economic Commission for Europe (2021); Gibon and Hahn Menacho (2023); Carless, Griffin and Fischbeck (2016); Warner and Heath (2012)."/>
+                    <pic:cNvPr id="5" name="Image5" descr="Figure F5. Our result against published nuclear life-cycle values (dot = central or median; line = range or interval). Coal and gas are off the scale. | Source: this study; EDF R&amp;D (2024); United Nations Economic Commission for Europe (2021); Gibon and Hahn Menacho (2023); Carless, Griffin and Fischbeck (2016); Warner and Heath (2012)."/>
                     <pic:cNvPicPr>
                       <a:picLocks noChangeAspect="1" noChangeArrowheads="1"/>
                     </pic:cNvPicPr>
@@ -6025,67 +6111,6 @@
     </w:p>
     <w:p>
       <w:pPr>
-        <w:pStyle w:val="normal1"/>
-        <w:rPr/>
-      </w:pPr>
-      <w:r>
-        <w:rPr/>
-        <mc:AlternateContent>
-          <mc:Choice Requires="wps">
-            <w:drawing>
-              <wp:inline distT="0" distB="0" distL="0" distR="0">
-                <wp:extent cx="5731510" cy="19050"/>
-                <wp:effectExtent l="0" t="0" r="0" b="0"/>
-                <wp:docPr id="14" name=""/>
-                <a:graphic xmlns:a="http://schemas.openxmlformats.org/drawingml/2006/main">
-                  <a:graphicData uri="http://schemas.microsoft.com/office/word/2010/wordprocessingShape">
-                    <wps:wsp>
-                      <wps:cNvSpPr/>
-                      <wps:nvSpPr>
-                        <wps:cNvPr id="15" name=""/>
-                        <wps:cNvSpPr/>
-                      </wps:nvSpPr>
-                      <wps:spPr>
-                        <a:xfrm>
-                          <a:off x="0" y="0"/>
-                          <a:ext cx="5731560" cy="19080"/>
-                        </a:xfrm>
-                        <a:prstGeom prst="rect">
-                          <a:avLst/>
-                        </a:prstGeom>
-                        <a:solidFill>
-                          <a:srgbClr val="ffffff"/>
-                        </a:solidFill>
-                        <a:ln w="0">
-                          <a:solidFill>
-                            <a:srgbClr val="000000"/>
-                          </a:solidFill>
-                        </a:ln>
-                      </wps:spPr>
-                      <wps:bodyPr/>
-                    </wps:wsp>
-                  </a:graphicData>
-                </a:graphic>
-                <wp14:sizeRelH relativeFrom="page">
-                  <wp14:pctWidth>100000</wp14:pctWidth>
-                </wp14:sizeRelH>
-              </wp:inline>
-            </w:drawing>
-          </mc:Choice>
-          <mc:Fallback>
-            <w:pict>
-              <v:rect id="shape_0" fillcolor="white" stroked="t" o:allowincell="f" style="position:absolute;margin-left:0pt;margin-top:-1.55pt;width:451.25pt;height:1.45pt;mso-wrap-style:none;v-text-anchor:middle;mso-position-horizontal:center;mso-position-vertical:top">
-                <v:fill o:detectmouseclick="t" type="solid" color2="black"/>
-                <v:stroke color="black" joinstyle="round" endcap="flat"/>
-                <w10:wrap type="topAndBottom"/>
-              </v:rect>
-            </w:pict>
-          </mc:Fallback>
-        </mc:AlternateContent>
-      </w:r>
-    </w:p>
-    <w:p>
-      <w:pPr>
         <w:pStyle w:val="Heading2"/>
         <w:rPr/>
       </w:pPr>
@@ -6154,6 +6179,14 @@
         <w:tblW w:w="7920" w:type="dxa"/>
         <w:jc w:val="left"/>
         <w:tblInd w:w="0" w:type="dxa"/>
+        <w:tblBorders>
+          <w:top w:val="single" w:sz="8" w:space="0" w:color="000000"/>
+          <w:left w:val="single" w:sz="8" w:space="0" w:color="000000"/>
+          <w:bottom w:val="single" w:sz="8" w:space="0" w:color="000000"/>
+          <w:right w:val="single" w:sz="8" w:space="0" w:color="000000"/>
+          <w:insideH w:val="single" w:sz="8" w:space="0" w:color="000000"/>
+          <w:insideV w:val="single" w:sz="8" w:space="0" w:color="000000"/>
+        </w:tblBorders>
         <w:tblLayout w:type="fixed"/>
         <w:tblCellMar>
           <w:top w:w="30" w:type="dxa"/>
@@ -6177,7 +6210,10 @@
           <w:tcPr>
             <w:tcW w:w="1980" w:type="dxa"/>
             <w:tcBorders>
-              <w:bottom w:val="single" w:sz="4" w:space="0" w:color="D0D7DE"/>
+              <w:top w:val="single" w:sz="8" w:space="0" w:color="000000"/>
+              <w:left w:val="single" w:sz="8" w:space="0" w:color="000000"/>
+              <w:bottom w:val="single" w:sz="8" w:space="0" w:color="000000"/>
+              <w:right w:val="single" w:sz="8" w:space="0" w:color="000000"/>
             </w:tcBorders>
             <w:shd w:color="auto" w:fill="EDEDED" w:val="clear"/>
           </w:tcPr>
@@ -6209,7 +6245,10 @@
           <w:tcPr>
             <w:tcW w:w="1980" w:type="dxa"/>
             <w:tcBorders>
-              <w:bottom w:val="single" w:sz="4" w:space="0" w:color="D0D7DE"/>
+              <w:top w:val="single" w:sz="8" w:space="0" w:color="000000"/>
+              <w:left w:val="single" w:sz="8" w:space="0" w:color="000000"/>
+              <w:bottom w:val="single" w:sz="8" w:space="0" w:color="000000"/>
+              <w:right w:val="single" w:sz="8" w:space="0" w:color="000000"/>
             </w:tcBorders>
             <w:shd w:color="auto" w:fill="EDEDED" w:val="clear"/>
           </w:tcPr>
@@ -6241,7 +6280,10 @@
           <w:tcPr>
             <w:tcW w:w="1980" w:type="dxa"/>
             <w:tcBorders>
-              <w:bottom w:val="single" w:sz="4" w:space="0" w:color="D0D7DE"/>
+              <w:top w:val="single" w:sz="8" w:space="0" w:color="000000"/>
+              <w:left w:val="single" w:sz="8" w:space="0" w:color="000000"/>
+              <w:bottom w:val="single" w:sz="8" w:space="0" w:color="000000"/>
+              <w:right w:val="single" w:sz="8" w:space="0" w:color="000000"/>
             </w:tcBorders>
             <w:shd w:color="auto" w:fill="EDEDED" w:val="clear"/>
           </w:tcPr>
@@ -6273,7 +6315,10 @@
           <w:tcPr>
             <w:tcW w:w="1979" w:type="dxa"/>
             <w:tcBorders>
-              <w:bottom w:val="single" w:sz="4" w:space="0" w:color="D0D7DE"/>
+              <w:top w:val="single" w:sz="8" w:space="0" w:color="000000"/>
+              <w:left w:val="single" w:sz="8" w:space="0" w:color="000000"/>
+              <w:bottom w:val="single" w:sz="8" w:space="0" w:color="000000"/>
+              <w:right w:val="single" w:sz="8" w:space="0" w:color="000000"/>
             </w:tcBorders>
             <w:shd w:color="auto" w:fill="EDEDED" w:val="clear"/>
           </w:tcPr>
@@ -6308,8 +6353,10 @@
           <w:tcPr>
             <w:tcW w:w="1980" w:type="dxa"/>
             <w:tcBorders>
-              <w:top w:val="single" w:sz="4" w:space="0" w:color="D0D7DE"/>
-              <w:bottom w:val="single" w:sz="4" w:space="0" w:color="D0D7DE"/>
+              <w:top w:val="single" w:sz="8" w:space="0" w:color="000000"/>
+              <w:left w:val="single" w:sz="8" w:space="0" w:color="000000"/>
+              <w:bottom w:val="single" w:sz="8" w:space="0" w:color="000000"/>
+              <w:right w:val="single" w:sz="8" w:space="0" w:color="000000"/>
             </w:tcBorders>
           </w:tcPr>
           <w:p>
@@ -6338,8 +6385,10 @@
           <w:tcPr>
             <w:tcW w:w="1980" w:type="dxa"/>
             <w:tcBorders>
-              <w:top w:val="single" w:sz="4" w:space="0" w:color="D0D7DE"/>
-              <w:bottom w:val="single" w:sz="4" w:space="0" w:color="D0D7DE"/>
+              <w:top w:val="single" w:sz="8" w:space="0" w:color="000000"/>
+              <w:left w:val="single" w:sz="8" w:space="0" w:color="000000"/>
+              <w:bottom w:val="single" w:sz="8" w:space="0" w:color="000000"/>
+              <w:right w:val="single" w:sz="8" w:space="0" w:color="000000"/>
             </w:tcBorders>
           </w:tcPr>
           <w:p>
@@ -6368,8 +6417,10 @@
           <w:tcPr>
             <w:tcW w:w="1980" w:type="dxa"/>
             <w:tcBorders>
-              <w:top w:val="single" w:sz="4" w:space="0" w:color="D0D7DE"/>
-              <w:bottom w:val="single" w:sz="4" w:space="0" w:color="D0D7DE"/>
+              <w:top w:val="single" w:sz="8" w:space="0" w:color="000000"/>
+              <w:left w:val="single" w:sz="8" w:space="0" w:color="000000"/>
+              <w:bottom w:val="single" w:sz="8" w:space="0" w:color="000000"/>
+              <w:right w:val="single" w:sz="8" w:space="0" w:color="000000"/>
             </w:tcBorders>
           </w:tcPr>
           <w:p>
@@ -6398,8 +6449,10 @@
           <w:tcPr>
             <w:tcW w:w="1979" w:type="dxa"/>
             <w:tcBorders>
-              <w:top w:val="single" w:sz="4" w:space="0" w:color="D0D7DE"/>
-              <w:bottom w:val="single" w:sz="4" w:space="0" w:color="D0D7DE"/>
+              <w:top w:val="single" w:sz="8" w:space="0" w:color="000000"/>
+              <w:left w:val="single" w:sz="8" w:space="0" w:color="000000"/>
+              <w:bottom w:val="single" w:sz="8" w:space="0" w:color="000000"/>
+              <w:right w:val="single" w:sz="8" w:space="0" w:color="000000"/>
             </w:tcBorders>
           </w:tcPr>
           <w:p>
@@ -6431,7 +6484,10 @@
           <w:tcPr>
             <w:tcW w:w="1980" w:type="dxa"/>
             <w:tcBorders>
-              <w:top w:val="single" w:sz="4" w:space="0" w:color="D0D7DE"/>
+              <w:top w:val="single" w:sz="8" w:space="0" w:color="000000"/>
+              <w:left w:val="single" w:sz="8" w:space="0" w:color="000000"/>
+              <w:bottom w:val="single" w:sz="8" w:space="0" w:color="000000"/>
+              <w:right w:val="single" w:sz="8" w:space="0" w:color="000000"/>
             </w:tcBorders>
           </w:tcPr>
           <w:p>
@@ -6460,7 +6516,10 @@
           <w:tcPr>
             <w:tcW w:w="1980" w:type="dxa"/>
             <w:tcBorders>
-              <w:top w:val="single" w:sz="4" w:space="0" w:color="D0D7DE"/>
+              <w:top w:val="single" w:sz="8" w:space="0" w:color="000000"/>
+              <w:left w:val="single" w:sz="8" w:space="0" w:color="000000"/>
+              <w:bottom w:val="single" w:sz="8" w:space="0" w:color="000000"/>
+              <w:right w:val="single" w:sz="8" w:space="0" w:color="000000"/>
             </w:tcBorders>
           </w:tcPr>
           <w:p>
@@ -6489,7 +6548,10 @@
           <w:tcPr>
             <w:tcW w:w="1980" w:type="dxa"/>
             <w:tcBorders>
-              <w:top w:val="single" w:sz="4" w:space="0" w:color="D0D7DE"/>
+              <w:top w:val="single" w:sz="8" w:space="0" w:color="000000"/>
+              <w:left w:val="single" w:sz="8" w:space="0" w:color="000000"/>
+              <w:bottom w:val="single" w:sz="8" w:space="0" w:color="000000"/>
+              <w:right w:val="single" w:sz="8" w:space="0" w:color="000000"/>
             </w:tcBorders>
           </w:tcPr>
           <w:p>
@@ -6518,7 +6580,10 @@
           <w:tcPr>
             <w:tcW w:w="1979" w:type="dxa"/>
             <w:tcBorders>
-              <w:top w:val="single" w:sz="4" w:space="0" w:color="D0D7DE"/>
+              <w:top w:val="single" w:sz="8" w:space="0" w:color="000000"/>
+              <w:left w:val="single" w:sz="8" w:space="0" w:color="000000"/>
+              <w:bottom w:val="single" w:sz="8" w:space="0" w:color="000000"/>
+              <w:right w:val="single" w:sz="8" w:space="0" w:color="000000"/>
             </w:tcBorders>
           </w:tcPr>
           <w:p>
@@ -6606,7 +6671,7 @@
           <wp:inline distT="0" distB="0" distL="0" distR="0">
             <wp:extent cx="4194810" cy="2862580"/>
             <wp:effectExtent l="0" t="0" r="0" b="0"/>
-            <wp:docPr id="16" name="Image6" descr="Figure F6. CO₂e avoided to 2050 by one BWRX-300: Darlington Unit 1 (from 2030) against Liddell (from 2035 or 2040), by grid case; hatched bars are upper bounds. | Source: this study, Appendix B4 (Table B17)"/>
+            <wp:docPr id="6" name="Image6" descr="Figure F6. CO₂e avoided to 2050 by one BWRX-300: Darlington Unit 1 (from 2030) against Liddell (from 2035 or 2040), by grid case; hatched bars are upper bounds. | Source: this study, Appendix B4 (Table B17)"/>
             <wp:cNvGraphicFramePr>
               <a:graphicFrameLocks xmlns:a="http://schemas.openxmlformats.org/drawingml/2006/main" noChangeAspect="1"/>
             </wp:cNvGraphicFramePr>
@@ -6614,7 +6679,7 @@
               <a:graphicData uri="http://schemas.openxmlformats.org/drawingml/2006/picture">
                 <pic:pic xmlns:pic="http://schemas.openxmlformats.org/drawingml/2006/picture">
                   <pic:nvPicPr>
-                    <pic:cNvPr id="16" name="Image6" descr="Figure F6. CO₂e avoided to 2050 by one BWRX-300: Darlington Unit 1 (from 2030) against Liddell (from 2035 or 2040), by grid case; hatched bars are upper bounds. | Source: this study, Appendix B4 (Table B17)"/>
+                    <pic:cNvPr id="6" name="Image6" descr="Figure F6. CO₂e avoided to 2050 by one BWRX-300: Darlington Unit 1 (from 2030) against Liddell (from 2035 or 2040), by grid case; hatched bars are upper bounds. | Source: this study, Appendix B4 (Table B17)"/>
                     <pic:cNvPicPr>
                       <a:picLocks noChangeAspect="1" noChangeArrowheads="1"/>
                     </pic:cNvPicPr>
@@ -6702,7 +6767,7 @@
           <wp:inline distT="0" distB="0" distL="0" distR="0">
             <wp:extent cx="4769485" cy="2578100"/>
             <wp:effectExtent l="0" t="0" r="0" b="0"/>
-            <wp:docPr id="17" name="Image7" descr="Figure F7. Same money at Liddell: firmed renewables ÷ one SMR unit, as energy bought and CO₂e avoided to 2050, under four cost cases; the dashed line is parity. | Source: this study, Appendix B6 (Table B28)"/>
+            <wp:docPr id="7" name="Image7" descr="Figure F7. Same money at Liddell: firmed renewables ÷ one SMR unit, as energy bought and CO₂e avoided to 2050, under four cost cases; the dashed line is parity. | Source: this study, Appendix B6 (Table B28)"/>
             <wp:cNvGraphicFramePr>
               <a:graphicFrameLocks xmlns:a="http://schemas.openxmlformats.org/drawingml/2006/main" noChangeAspect="1"/>
             </wp:cNvGraphicFramePr>
@@ -6710,7 +6775,7 @@
               <a:graphicData uri="http://schemas.openxmlformats.org/drawingml/2006/picture">
                 <pic:pic xmlns:pic="http://schemas.openxmlformats.org/drawingml/2006/picture">
                   <pic:nvPicPr>
-                    <pic:cNvPr id="17" name="Image7" descr="Figure F7. Same money at Liddell: firmed renewables ÷ one SMR unit, as energy bought and CO₂e avoided to 2050, under four cost cases; the dashed line is parity. | Source: this study, Appendix B6 (Table B28)"/>
+                    <pic:cNvPr id="7" name="Image7" descr="Figure F7. Same money at Liddell: firmed renewables ÷ one SMR unit, as energy bought and CO₂e avoided to 2050, under four cost cases; the dashed line is parity. | Source: this study, Appendix B6 (Table B28)"/>
                     <pic:cNvPicPr>
                       <a:picLocks noChangeAspect="1" noChangeArrowheads="1"/>
                     </pic:cNvPicPr>
@@ -6749,67 +6814,6 @@
     </w:p>
     <w:p>
       <w:pPr>
-        <w:pStyle w:val="normal1"/>
-        <w:rPr/>
-      </w:pPr>
-      <w:r>
-        <w:rPr/>
-        <mc:AlternateContent>
-          <mc:Choice Requires="wps">
-            <w:drawing>
-              <wp:inline distT="0" distB="0" distL="0" distR="0">
-                <wp:extent cx="5731510" cy="19050"/>
-                <wp:effectExtent l="0" t="0" r="0" b="0"/>
-                <wp:docPr id="18" name=""/>
-                <a:graphic xmlns:a="http://schemas.openxmlformats.org/drawingml/2006/main">
-                  <a:graphicData uri="http://schemas.microsoft.com/office/word/2010/wordprocessingShape">
-                    <wps:wsp>
-                      <wps:cNvSpPr/>
-                      <wps:nvSpPr>
-                        <wps:cNvPr id="19" name=""/>
-                        <wps:cNvSpPr/>
-                      </wps:nvSpPr>
-                      <wps:spPr>
-                        <a:xfrm>
-                          <a:off x="0" y="0"/>
-                          <a:ext cx="5731560" cy="19080"/>
-                        </a:xfrm>
-                        <a:prstGeom prst="rect">
-                          <a:avLst/>
-                        </a:prstGeom>
-                        <a:solidFill>
-                          <a:srgbClr val="ffffff"/>
-                        </a:solidFill>
-                        <a:ln w="0">
-                          <a:solidFill>
-                            <a:srgbClr val="000000"/>
-                          </a:solidFill>
-                        </a:ln>
-                      </wps:spPr>
-                      <wps:bodyPr/>
-                    </wps:wsp>
-                  </a:graphicData>
-                </a:graphic>
-                <wp14:sizeRelH relativeFrom="page">
-                  <wp14:pctWidth>100000</wp14:pctWidth>
-                </wp14:sizeRelH>
-              </wp:inline>
-            </w:drawing>
-          </mc:Choice>
-          <mc:Fallback>
-            <w:pict>
-              <v:rect id="shape_0" fillcolor="white" stroked="t" o:allowincell="f" style="position:absolute;margin-left:0pt;margin-top:-1.55pt;width:451.25pt;height:1.45pt;mso-wrap-style:none;v-text-anchor:middle;mso-position-horizontal:center;mso-position-vertical:top">
-                <v:fill o:detectmouseclick="t" type="solid" color2="black"/>
-                <v:stroke color="black" joinstyle="round" endcap="flat"/>
-                <w10:wrap type="topAndBottom"/>
-              </v:rect>
-            </w:pict>
-          </mc:Fallback>
-        </mc:AlternateContent>
-      </w:r>
-    </w:p>
-    <w:p>
-      <w:pPr>
         <w:pStyle w:val="Heading2"/>
         <w:rPr/>
       </w:pPr>
@@ -6869,7 +6873,7 @@
           <wp:inline distT="0" distB="0" distL="0" distR="0">
             <wp:extent cx="5441315" cy="3894455"/>
             <wp:effectExtent l="0" t="0" r="0" b="0"/>
-            <wp:docPr id="20" name="Image8" descr="Figure F8. Stakeholder power/interest maps for Darlington Units 2–4 with C1 (left) and a hypothetical Liddell BWRX-300 (right). Colour shows stance; positions are our judgement from Sections 3.4–3.6. Source: this study, Appendix B8.2."/>
+            <wp:docPr id="8" name="Image8" descr="Figure F8. Stakeholder power/interest maps for Darlington Units 2–4 with C1 (left) and a hypothetical Liddell BWRX-300 (right). Colour shows stance; positions are our judgement from Sections 3.4–3.6. Source: this study, Appendix B8.2."/>
             <wp:cNvGraphicFramePr>
               <a:graphicFrameLocks xmlns:a="http://schemas.openxmlformats.org/drawingml/2006/main" noChangeAspect="1"/>
             </wp:cNvGraphicFramePr>
@@ -6877,7 +6881,7 @@
               <a:graphicData uri="http://schemas.openxmlformats.org/drawingml/2006/picture">
                 <pic:pic xmlns:pic="http://schemas.openxmlformats.org/drawingml/2006/picture">
                   <pic:nvPicPr>
-                    <pic:cNvPr id="20" name="Image8" descr="Figure F8. Stakeholder power/interest maps for Darlington Units 2–4 with C1 (left) and a hypothetical Liddell BWRX-300 (right). Colour shows stance; positions are our judgement from Sections 3.4–3.6. Source: this study, Appendix B8.2."/>
+                    <pic:cNvPr id="8" name="Image8" descr="Figure F8. Stakeholder power/interest maps for Darlington Units 2–4 with C1 (left) and a hypothetical Liddell BWRX-300 (right). Colour shows stance; positions are our judgement from Sections 3.4–3.6. Source: this study, Appendix B8.2."/>
                     <pic:cNvPicPr>
                       <a:picLocks noChangeAspect="1" noChangeArrowheads="1"/>
                     </pic:cNvPicPr>
@@ -6944,6 +6948,14 @@
         <w:tblW w:w="7920" w:type="dxa"/>
         <w:jc w:val="left"/>
         <w:tblInd w:w="0" w:type="dxa"/>
+        <w:tblBorders>
+          <w:top w:val="single" w:sz="8" w:space="0" w:color="000000"/>
+          <w:left w:val="single" w:sz="8" w:space="0" w:color="000000"/>
+          <w:bottom w:val="single" w:sz="8" w:space="0" w:color="000000"/>
+          <w:right w:val="single" w:sz="8" w:space="0" w:color="000000"/>
+          <w:insideH w:val="single" w:sz="8" w:space="0" w:color="000000"/>
+          <w:insideV w:val="single" w:sz="8" w:space="0" w:color="000000"/>
+        </w:tblBorders>
         <w:tblLayout w:type="fixed"/>
         <w:tblCellMar>
           <w:top w:w="30" w:type="dxa"/>
@@ -6967,7 +6979,10 @@
           <w:tcPr>
             <w:tcW w:w="1980" w:type="dxa"/>
             <w:tcBorders>
-              <w:bottom w:val="single" w:sz="4" w:space="0" w:color="D0D7DE"/>
+              <w:top w:val="single" w:sz="8" w:space="0" w:color="000000"/>
+              <w:left w:val="single" w:sz="8" w:space="0" w:color="000000"/>
+              <w:bottom w:val="single" w:sz="8" w:space="0" w:color="000000"/>
+              <w:right w:val="single" w:sz="8" w:space="0" w:color="000000"/>
             </w:tcBorders>
             <w:shd w:color="auto" w:fill="EDEDED" w:val="clear"/>
           </w:tcPr>
@@ -6999,7 +7014,10 @@
           <w:tcPr>
             <w:tcW w:w="1980" w:type="dxa"/>
             <w:tcBorders>
-              <w:bottom w:val="single" w:sz="4" w:space="0" w:color="D0D7DE"/>
+              <w:top w:val="single" w:sz="8" w:space="0" w:color="000000"/>
+              <w:left w:val="single" w:sz="8" w:space="0" w:color="000000"/>
+              <w:bottom w:val="single" w:sz="8" w:space="0" w:color="000000"/>
+              <w:right w:val="single" w:sz="8" w:space="0" w:color="000000"/>
             </w:tcBorders>
             <w:shd w:color="auto" w:fill="EDEDED" w:val="clear"/>
           </w:tcPr>
@@ -7031,7 +7049,10 @@
           <w:tcPr>
             <w:tcW w:w="1980" w:type="dxa"/>
             <w:tcBorders>
-              <w:bottom w:val="single" w:sz="4" w:space="0" w:color="D0D7DE"/>
+              <w:top w:val="single" w:sz="8" w:space="0" w:color="000000"/>
+              <w:left w:val="single" w:sz="8" w:space="0" w:color="000000"/>
+              <w:bottom w:val="single" w:sz="8" w:space="0" w:color="000000"/>
+              <w:right w:val="single" w:sz="8" w:space="0" w:color="000000"/>
             </w:tcBorders>
             <w:shd w:color="auto" w:fill="EDEDED" w:val="clear"/>
           </w:tcPr>
@@ -7063,7 +7084,10 @@
           <w:tcPr>
             <w:tcW w:w="1979" w:type="dxa"/>
             <w:tcBorders>
-              <w:bottom w:val="single" w:sz="4" w:space="0" w:color="D0D7DE"/>
+              <w:top w:val="single" w:sz="8" w:space="0" w:color="000000"/>
+              <w:left w:val="single" w:sz="8" w:space="0" w:color="000000"/>
+              <w:bottom w:val="single" w:sz="8" w:space="0" w:color="000000"/>
+              <w:right w:val="single" w:sz="8" w:space="0" w:color="000000"/>
             </w:tcBorders>
             <w:shd w:color="auto" w:fill="EDEDED" w:val="clear"/>
           </w:tcPr>
@@ -7098,8 +7122,10 @@
           <w:tcPr>
             <w:tcW w:w="1980" w:type="dxa"/>
             <w:tcBorders>
-              <w:top w:val="single" w:sz="4" w:space="0" w:color="D0D7DE"/>
-              <w:bottom w:val="single" w:sz="4" w:space="0" w:color="D0D7DE"/>
+              <w:top w:val="single" w:sz="8" w:space="0" w:color="000000"/>
+              <w:left w:val="single" w:sz="8" w:space="0" w:color="000000"/>
+              <w:bottom w:val="single" w:sz="8" w:space="0" w:color="000000"/>
+              <w:right w:val="single" w:sz="8" w:space="0" w:color="000000"/>
             </w:tcBorders>
           </w:tcPr>
           <w:p>
@@ -7128,8 +7154,10 @@
           <w:tcPr>
             <w:tcW w:w="1980" w:type="dxa"/>
             <w:tcBorders>
-              <w:top w:val="single" w:sz="4" w:space="0" w:color="D0D7DE"/>
-              <w:bottom w:val="single" w:sz="4" w:space="0" w:color="D0D7DE"/>
+              <w:top w:val="single" w:sz="8" w:space="0" w:color="000000"/>
+              <w:left w:val="single" w:sz="8" w:space="0" w:color="000000"/>
+              <w:bottom w:val="single" w:sz="8" w:space="0" w:color="000000"/>
+              <w:right w:val="single" w:sz="8" w:space="0" w:color="000000"/>
             </w:tcBorders>
           </w:tcPr>
           <w:p>
@@ -7158,8 +7186,10 @@
           <w:tcPr>
             <w:tcW w:w="1980" w:type="dxa"/>
             <w:tcBorders>
-              <w:top w:val="single" w:sz="4" w:space="0" w:color="D0D7DE"/>
-              <w:bottom w:val="single" w:sz="4" w:space="0" w:color="D0D7DE"/>
+              <w:top w:val="single" w:sz="8" w:space="0" w:color="000000"/>
+              <w:left w:val="single" w:sz="8" w:space="0" w:color="000000"/>
+              <w:bottom w:val="single" w:sz="8" w:space="0" w:color="000000"/>
+              <w:right w:val="single" w:sz="8" w:space="0" w:color="000000"/>
             </w:tcBorders>
           </w:tcPr>
           <w:p>
@@ -7188,8 +7218,10 @@
           <w:tcPr>
             <w:tcW w:w="1979" w:type="dxa"/>
             <w:tcBorders>
-              <w:top w:val="single" w:sz="4" w:space="0" w:color="D0D7DE"/>
-              <w:bottom w:val="single" w:sz="4" w:space="0" w:color="D0D7DE"/>
+              <w:top w:val="single" w:sz="8" w:space="0" w:color="000000"/>
+              <w:left w:val="single" w:sz="8" w:space="0" w:color="000000"/>
+              <w:bottom w:val="single" w:sz="8" w:space="0" w:color="000000"/>
+              <w:right w:val="single" w:sz="8" w:space="0" w:color="000000"/>
             </w:tcBorders>
           </w:tcPr>
           <w:p>
@@ -7221,8 +7253,10 @@
           <w:tcPr>
             <w:tcW w:w="1980" w:type="dxa"/>
             <w:tcBorders>
-              <w:top w:val="single" w:sz="4" w:space="0" w:color="D0D7DE"/>
-              <w:bottom w:val="single" w:sz="4" w:space="0" w:color="D0D7DE"/>
+              <w:top w:val="single" w:sz="8" w:space="0" w:color="000000"/>
+              <w:left w:val="single" w:sz="8" w:space="0" w:color="000000"/>
+              <w:bottom w:val="single" w:sz="8" w:space="0" w:color="000000"/>
+              <w:right w:val="single" w:sz="8" w:space="0" w:color="000000"/>
             </w:tcBorders>
           </w:tcPr>
           <w:p>
@@ -7251,8 +7285,10 @@
           <w:tcPr>
             <w:tcW w:w="1980" w:type="dxa"/>
             <w:tcBorders>
-              <w:top w:val="single" w:sz="4" w:space="0" w:color="D0D7DE"/>
-              <w:bottom w:val="single" w:sz="4" w:space="0" w:color="D0D7DE"/>
+              <w:top w:val="single" w:sz="8" w:space="0" w:color="000000"/>
+              <w:left w:val="single" w:sz="8" w:space="0" w:color="000000"/>
+              <w:bottom w:val="single" w:sz="8" w:space="0" w:color="000000"/>
+              <w:right w:val="single" w:sz="8" w:space="0" w:color="000000"/>
             </w:tcBorders>
           </w:tcPr>
           <w:p>
@@ -7281,8 +7317,10 @@
           <w:tcPr>
             <w:tcW w:w="1980" w:type="dxa"/>
             <w:tcBorders>
-              <w:top w:val="single" w:sz="4" w:space="0" w:color="D0D7DE"/>
-              <w:bottom w:val="single" w:sz="4" w:space="0" w:color="D0D7DE"/>
+              <w:top w:val="single" w:sz="8" w:space="0" w:color="000000"/>
+              <w:left w:val="single" w:sz="8" w:space="0" w:color="000000"/>
+              <w:bottom w:val="single" w:sz="8" w:space="0" w:color="000000"/>
+              <w:right w:val="single" w:sz="8" w:space="0" w:color="000000"/>
             </w:tcBorders>
           </w:tcPr>
           <w:p>
@@ -7311,8 +7349,10 @@
           <w:tcPr>
             <w:tcW w:w="1979" w:type="dxa"/>
             <w:tcBorders>
-              <w:top w:val="single" w:sz="4" w:space="0" w:color="D0D7DE"/>
-              <w:bottom w:val="single" w:sz="4" w:space="0" w:color="D0D7DE"/>
+              <w:top w:val="single" w:sz="8" w:space="0" w:color="000000"/>
+              <w:left w:val="single" w:sz="8" w:space="0" w:color="000000"/>
+              <w:bottom w:val="single" w:sz="8" w:space="0" w:color="000000"/>
+              <w:right w:val="single" w:sz="8" w:space="0" w:color="000000"/>
             </w:tcBorders>
           </w:tcPr>
           <w:p>
@@ -7344,8 +7384,10 @@
           <w:tcPr>
             <w:tcW w:w="1980" w:type="dxa"/>
             <w:tcBorders>
-              <w:top w:val="single" w:sz="4" w:space="0" w:color="D0D7DE"/>
-              <w:bottom w:val="single" w:sz="4" w:space="0" w:color="D0D7DE"/>
+              <w:top w:val="single" w:sz="8" w:space="0" w:color="000000"/>
+              <w:left w:val="single" w:sz="8" w:space="0" w:color="000000"/>
+              <w:bottom w:val="single" w:sz="8" w:space="0" w:color="000000"/>
+              <w:right w:val="single" w:sz="8" w:space="0" w:color="000000"/>
             </w:tcBorders>
           </w:tcPr>
           <w:p>
@@ -7374,8 +7416,10 @@
           <w:tcPr>
             <w:tcW w:w="1980" w:type="dxa"/>
             <w:tcBorders>
-              <w:top w:val="single" w:sz="4" w:space="0" w:color="D0D7DE"/>
-              <w:bottom w:val="single" w:sz="4" w:space="0" w:color="D0D7DE"/>
+              <w:top w:val="single" w:sz="8" w:space="0" w:color="000000"/>
+              <w:left w:val="single" w:sz="8" w:space="0" w:color="000000"/>
+              <w:bottom w:val="single" w:sz="8" w:space="0" w:color="000000"/>
+              <w:right w:val="single" w:sz="8" w:space="0" w:color="000000"/>
             </w:tcBorders>
           </w:tcPr>
           <w:p>
@@ -7404,8 +7448,10 @@
           <w:tcPr>
             <w:tcW w:w="1980" w:type="dxa"/>
             <w:tcBorders>
-              <w:top w:val="single" w:sz="4" w:space="0" w:color="D0D7DE"/>
-              <w:bottom w:val="single" w:sz="4" w:space="0" w:color="D0D7DE"/>
+              <w:top w:val="single" w:sz="8" w:space="0" w:color="000000"/>
+              <w:left w:val="single" w:sz="8" w:space="0" w:color="000000"/>
+              <w:bottom w:val="single" w:sz="8" w:space="0" w:color="000000"/>
+              <w:right w:val="single" w:sz="8" w:space="0" w:color="000000"/>
             </w:tcBorders>
           </w:tcPr>
           <w:p>
@@ -7434,8 +7480,10 @@
           <w:tcPr>
             <w:tcW w:w="1979" w:type="dxa"/>
             <w:tcBorders>
-              <w:top w:val="single" w:sz="4" w:space="0" w:color="D0D7DE"/>
-              <w:bottom w:val="single" w:sz="4" w:space="0" w:color="D0D7DE"/>
+              <w:top w:val="single" w:sz="8" w:space="0" w:color="000000"/>
+              <w:left w:val="single" w:sz="8" w:space="0" w:color="000000"/>
+              <w:bottom w:val="single" w:sz="8" w:space="0" w:color="000000"/>
+              <w:right w:val="single" w:sz="8" w:space="0" w:color="000000"/>
             </w:tcBorders>
           </w:tcPr>
           <w:p>
@@ -7467,8 +7515,10 @@
           <w:tcPr>
             <w:tcW w:w="1980" w:type="dxa"/>
             <w:tcBorders>
-              <w:top w:val="single" w:sz="4" w:space="0" w:color="D0D7DE"/>
-              <w:bottom w:val="single" w:sz="4" w:space="0" w:color="D0D7DE"/>
+              <w:top w:val="single" w:sz="8" w:space="0" w:color="000000"/>
+              <w:left w:val="single" w:sz="8" w:space="0" w:color="000000"/>
+              <w:bottom w:val="single" w:sz="8" w:space="0" w:color="000000"/>
+              <w:right w:val="single" w:sz="8" w:space="0" w:color="000000"/>
             </w:tcBorders>
           </w:tcPr>
           <w:p>
@@ -7497,8 +7547,10 @@
           <w:tcPr>
             <w:tcW w:w="1980" w:type="dxa"/>
             <w:tcBorders>
-              <w:top w:val="single" w:sz="4" w:space="0" w:color="D0D7DE"/>
-              <w:bottom w:val="single" w:sz="4" w:space="0" w:color="D0D7DE"/>
+              <w:top w:val="single" w:sz="8" w:space="0" w:color="000000"/>
+              <w:left w:val="single" w:sz="8" w:space="0" w:color="000000"/>
+              <w:bottom w:val="single" w:sz="8" w:space="0" w:color="000000"/>
+              <w:right w:val="single" w:sz="8" w:space="0" w:color="000000"/>
             </w:tcBorders>
           </w:tcPr>
           <w:p>
@@ -7527,8 +7579,10 @@
           <w:tcPr>
             <w:tcW w:w="1980" w:type="dxa"/>
             <w:tcBorders>
-              <w:top w:val="single" w:sz="4" w:space="0" w:color="D0D7DE"/>
-              <w:bottom w:val="single" w:sz="4" w:space="0" w:color="D0D7DE"/>
+              <w:top w:val="single" w:sz="8" w:space="0" w:color="000000"/>
+              <w:left w:val="single" w:sz="8" w:space="0" w:color="000000"/>
+              <w:bottom w:val="single" w:sz="8" w:space="0" w:color="000000"/>
+              <w:right w:val="single" w:sz="8" w:space="0" w:color="000000"/>
             </w:tcBorders>
           </w:tcPr>
           <w:p>
@@ -7557,8 +7611,10 @@
           <w:tcPr>
             <w:tcW w:w="1979" w:type="dxa"/>
             <w:tcBorders>
-              <w:top w:val="single" w:sz="4" w:space="0" w:color="D0D7DE"/>
-              <w:bottom w:val="single" w:sz="4" w:space="0" w:color="D0D7DE"/>
+              <w:top w:val="single" w:sz="8" w:space="0" w:color="000000"/>
+              <w:left w:val="single" w:sz="8" w:space="0" w:color="000000"/>
+              <w:bottom w:val="single" w:sz="8" w:space="0" w:color="000000"/>
+              <w:right w:val="single" w:sz="8" w:space="0" w:color="000000"/>
             </w:tcBorders>
           </w:tcPr>
           <w:p>
@@ -7590,8 +7646,10 @@
           <w:tcPr>
             <w:tcW w:w="1980" w:type="dxa"/>
             <w:tcBorders>
-              <w:top w:val="single" w:sz="4" w:space="0" w:color="D0D7DE"/>
-              <w:bottom w:val="single" w:sz="4" w:space="0" w:color="D0D7DE"/>
+              <w:top w:val="single" w:sz="8" w:space="0" w:color="000000"/>
+              <w:left w:val="single" w:sz="8" w:space="0" w:color="000000"/>
+              <w:bottom w:val="single" w:sz="8" w:space="0" w:color="000000"/>
+              <w:right w:val="single" w:sz="8" w:space="0" w:color="000000"/>
             </w:tcBorders>
           </w:tcPr>
           <w:p>
@@ -7620,8 +7678,10 @@
           <w:tcPr>
             <w:tcW w:w="1980" w:type="dxa"/>
             <w:tcBorders>
-              <w:top w:val="single" w:sz="4" w:space="0" w:color="D0D7DE"/>
-              <w:bottom w:val="single" w:sz="4" w:space="0" w:color="D0D7DE"/>
+              <w:top w:val="single" w:sz="8" w:space="0" w:color="000000"/>
+              <w:left w:val="single" w:sz="8" w:space="0" w:color="000000"/>
+              <w:bottom w:val="single" w:sz="8" w:space="0" w:color="000000"/>
+              <w:right w:val="single" w:sz="8" w:space="0" w:color="000000"/>
             </w:tcBorders>
           </w:tcPr>
           <w:p>
@@ -7650,8 +7710,10 @@
           <w:tcPr>
             <w:tcW w:w="1980" w:type="dxa"/>
             <w:tcBorders>
-              <w:top w:val="single" w:sz="4" w:space="0" w:color="D0D7DE"/>
-              <w:bottom w:val="single" w:sz="4" w:space="0" w:color="D0D7DE"/>
+              <w:top w:val="single" w:sz="8" w:space="0" w:color="000000"/>
+              <w:left w:val="single" w:sz="8" w:space="0" w:color="000000"/>
+              <w:bottom w:val="single" w:sz="8" w:space="0" w:color="000000"/>
+              <w:right w:val="single" w:sz="8" w:space="0" w:color="000000"/>
             </w:tcBorders>
           </w:tcPr>
           <w:p>
@@ -7680,8 +7742,10 @@
           <w:tcPr>
             <w:tcW w:w="1979" w:type="dxa"/>
             <w:tcBorders>
-              <w:top w:val="single" w:sz="4" w:space="0" w:color="D0D7DE"/>
-              <w:bottom w:val="single" w:sz="4" w:space="0" w:color="D0D7DE"/>
+              <w:top w:val="single" w:sz="8" w:space="0" w:color="000000"/>
+              <w:left w:val="single" w:sz="8" w:space="0" w:color="000000"/>
+              <w:bottom w:val="single" w:sz="8" w:space="0" w:color="000000"/>
+              <w:right w:val="single" w:sz="8" w:space="0" w:color="000000"/>
             </w:tcBorders>
           </w:tcPr>
           <w:p>
@@ -7713,7 +7777,10 @@
           <w:tcPr>
             <w:tcW w:w="1980" w:type="dxa"/>
             <w:tcBorders>
-              <w:top w:val="single" w:sz="4" w:space="0" w:color="D0D7DE"/>
+              <w:top w:val="single" w:sz="8" w:space="0" w:color="000000"/>
+              <w:left w:val="single" w:sz="8" w:space="0" w:color="000000"/>
+              <w:bottom w:val="single" w:sz="8" w:space="0" w:color="000000"/>
+              <w:right w:val="single" w:sz="8" w:space="0" w:color="000000"/>
             </w:tcBorders>
           </w:tcPr>
           <w:p>
@@ -7742,7 +7809,10 @@
           <w:tcPr>
             <w:tcW w:w="1980" w:type="dxa"/>
             <w:tcBorders>
-              <w:top w:val="single" w:sz="4" w:space="0" w:color="D0D7DE"/>
+              <w:top w:val="single" w:sz="8" w:space="0" w:color="000000"/>
+              <w:left w:val="single" w:sz="8" w:space="0" w:color="000000"/>
+              <w:bottom w:val="single" w:sz="8" w:space="0" w:color="000000"/>
+              <w:right w:val="single" w:sz="8" w:space="0" w:color="000000"/>
             </w:tcBorders>
           </w:tcPr>
           <w:p>
@@ -7771,7 +7841,10 @@
           <w:tcPr>
             <w:tcW w:w="1980" w:type="dxa"/>
             <w:tcBorders>
-              <w:top w:val="single" w:sz="4" w:space="0" w:color="D0D7DE"/>
+              <w:top w:val="single" w:sz="8" w:space="0" w:color="000000"/>
+              <w:left w:val="single" w:sz="8" w:space="0" w:color="000000"/>
+              <w:bottom w:val="single" w:sz="8" w:space="0" w:color="000000"/>
+              <w:right w:val="single" w:sz="8" w:space="0" w:color="000000"/>
             </w:tcBorders>
           </w:tcPr>
           <w:p>
@@ -7800,7 +7873,10 @@
           <w:tcPr>
             <w:tcW w:w="1979" w:type="dxa"/>
             <w:tcBorders>
-              <w:top w:val="single" w:sz="4" w:space="0" w:color="D0D7DE"/>
+              <w:top w:val="single" w:sz="8" w:space="0" w:color="000000"/>
+              <w:left w:val="single" w:sz="8" w:space="0" w:color="000000"/>
+              <w:bottom w:val="single" w:sz="8" w:space="0" w:color="000000"/>
+              <w:right w:val="single" w:sz="8" w:space="0" w:color="000000"/>
             </w:tcBorders>
           </w:tcPr>
           <w:p>
@@ -7827,67 +7903,6 @@
         </w:tc>
       </w:tr>
     </w:tbl>
-    <w:p>
-      <w:pPr>
-        <w:pStyle w:val="normal1"/>
-        <w:rPr/>
-      </w:pPr>
-      <w:r>
-        <w:rPr/>
-        <mc:AlternateContent>
-          <mc:Choice Requires="wps">
-            <w:drawing>
-              <wp:inline distT="0" distB="0" distL="0" distR="0">
-                <wp:extent cx="635" cy="19050"/>
-                <wp:effectExtent l="0" t="0" r="0" b="0"/>
-                <wp:docPr id="21" name=""/>
-                <a:graphic xmlns:a="http://schemas.openxmlformats.org/drawingml/2006/main">
-                  <a:graphicData uri="http://schemas.microsoft.com/office/word/2010/wordprocessingShape">
-                    <wps:wsp>
-                      <wps:cNvSpPr/>
-                      <wps:nvSpPr>
-                        <wps:cNvPr id="22" name=""/>
-                        <wps:cNvSpPr/>
-                      </wps:nvSpPr>
-                      <wps:spPr>
-                        <a:xfrm>
-                          <a:off x="0" y="0"/>
-                          <a:ext cx="720" cy="19080"/>
-                        </a:xfrm>
-                        <a:prstGeom prst="rect">
-                          <a:avLst/>
-                        </a:prstGeom>
-                        <a:solidFill>
-                          <a:srgbClr val="ffffff"/>
-                        </a:solidFill>
-                        <a:ln w="0">
-                          <a:solidFill>
-                            <a:srgbClr val="000000"/>
-                          </a:solidFill>
-                        </a:ln>
-                      </wps:spPr>
-                      <wps:bodyPr/>
-                    </wps:wsp>
-                  </a:graphicData>
-                </a:graphic>
-                <wp14:sizeRelH relativeFrom="page">
-                  <wp14:pctWidth>100000</wp14:pctWidth>
-                </wp14:sizeRelH>
-              </wp:inline>
-            </w:drawing>
-          </mc:Choice>
-          <mc:Fallback>
-            <w:pict>
-              <v:rect id="shape_0" fillcolor="white" stroked="t" o:allowincell="f" style="position:absolute;margin-left:0pt;margin-top:-1.55pt;width:0pt;height:1.45pt;mso-wrap-style:none;v-text-anchor:middle;mso-position-horizontal:center;mso-position-vertical:top">
-                <v:fill o:detectmouseclick="t" type="solid" color2="black"/>
-                <v:stroke color="black" joinstyle="round" endcap="flat"/>
-                <w10:wrap type="topAndBottom"/>
-              </v:rect>
-            </w:pict>
-          </mc:Fallback>
-        </mc:AlternateContent>
-      </w:r>
-    </w:p>
     <w:p>
       <w:pPr>
         <w:pStyle w:val="Heading3"/>
@@ -7979,6 +7994,14 @@
         <w:tblW w:w="7920" w:type="dxa"/>
         <w:jc w:val="left"/>
         <w:tblInd w:w="0" w:type="dxa"/>
+        <w:tblBorders>
+          <w:top w:val="single" w:sz="8" w:space="0" w:color="000000"/>
+          <w:left w:val="single" w:sz="8" w:space="0" w:color="000000"/>
+          <w:bottom w:val="single" w:sz="8" w:space="0" w:color="000000"/>
+          <w:right w:val="single" w:sz="8" w:space="0" w:color="000000"/>
+          <w:insideH w:val="single" w:sz="8" w:space="0" w:color="000000"/>
+          <w:insideV w:val="single" w:sz="8" w:space="0" w:color="000000"/>
+        </w:tblBorders>
         <w:tblLayout w:type="fixed"/>
         <w:tblCellMar>
           <w:top w:w="30" w:type="dxa"/>
@@ -8002,7 +8025,10 @@
           <w:tcPr>
             <w:tcW w:w="1980" w:type="dxa"/>
             <w:tcBorders>
-              <w:bottom w:val="single" w:sz="4" w:space="0" w:color="D0D7DE"/>
+              <w:top w:val="single" w:sz="8" w:space="0" w:color="000000"/>
+              <w:left w:val="single" w:sz="8" w:space="0" w:color="000000"/>
+              <w:bottom w:val="single" w:sz="8" w:space="0" w:color="000000"/>
+              <w:right w:val="single" w:sz="8" w:space="0" w:color="000000"/>
             </w:tcBorders>
             <w:shd w:color="auto" w:fill="EDEDED" w:val="clear"/>
           </w:tcPr>
@@ -8034,7 +8060,10 @@
           <w:tcPr>
             <w:tcW w:w="1980" w:type="dxa"/>
             <w:tcBorders>
-              <w:bottom w:val="single" w:sz="4" w:space="0" w:color="D0D7DE"/>
+              <w:top w:val="single" w:sz="8" w:space="0" w:color="000000"/>
+              <w:left w:val="single" w:sz="8" w:space="0" w:color="000000"/>
+              <w:bottom w:val="single" w:sz="8" w:space="0" w:color="000000"/>
+              <w:right w:val="single" w:sz="8" w:space="0" w:color="000000"/>
             </w:tcBorders>
             <w:shd w:color="auto" w:fill="EDEDED" w:val="clear"/>
           </w:tcPr>
@@ -8066,7 +8095,10 @@
           <w:tcPr>
             <w:tcW w:w="1980" w:type="dxa"/>
             <w:tcBorders>
-              <w:bottom w:val="single" w:sz="4" w:space="0" w:color="D0D7DE"/>
+              <w:top w:val="single" w:sz="8" w:space="0" w:color="000000"/>
+              <w:left w:val="single" w:sz="8" w:space="0" w:color="000000"/>
+              <w:bottom w:val="single" w:sz="8" w:space="0" w:color="000000"/>
+              <w:right w:val="single" w:sz="8" w:space="0" w:color="000000"/>
             </w:tcBorders>
             <w:shd w:color="auto" w:fill="EDEDED" w:val="clear"/>
           </w:tcPr>
@@ -8098,7 +8130,10 @@
           <w:tcPr>
             <w:tcW w:w="1979" w:type="dxa"/>
             <w:tcBorders>
-              <w:bottom w:val="single" w:sz="4" w:space="0" w:color="D0D7DE"/>
+              <w:top w:val="single" w:sz="8" w:space="0" w:color="000000"/>
+              <w:left w:val="single" w:sz="8" w:space="0" w:color="000000"/>
+              <w:bottom w:val="single" w:sz="8" w:space="0" w:color="000000"/>
+              <w:right w:val="single" w:sz="8" w:space="0" w:color="000000"/>
             </w:tcBorders>
             <w:shd w:color="auto" w:fill="EDEDED" w:val="clear"/>
           </w:tcPr>
@@ -8133,8 +8168,10 @@
           <w:tcPr>
             <w:tcW w:w="1980" w:type="dxa"/>
             <w:tcBorders>
-              <w:top w:val="single" w:sz="4" w:space="0" w:color="D0D7DE"/>
-              <w:bottom w:val="single" w:sz="4" w:space="0" w:color="D0D7DE"/>
+              <w:top w:val="single" w:sz="8" w:space="0" w:color="000000"/>
+              <w:left w:val="single" w:sz="8" w:space="0" w:color="000000"/>
+              <w:bottom w:val="single" w:sz="8" w:space="0" w:color="000000"/>
+              <w:right w:val="single" w:sz="8" w:space="0" w:color="000000"/>
             </w:tcBorders>
           </w:tcPr>
           <w:p>
@@ -8163,8 +8200,10 @@
           <w:tcPr>
             <w:tcW w:w="1980" w:type="dxa"/>
             <w:tcBorders>
-              <w:top w:val="single" w:sz="4" w:space="0" w:color="D0D7DE"/>
-              <w:bottom w:val="single" w:sz="4" w:space="0" w:color="D0D7DE"/>
+              <w:top w:val="single" w:sz="8" w:space="0" w:color="000000"/>
+              <w:left w:val="single" w:sz="8" w:space="0" w:color="000000"/>
+              <w:bottom w:val="single" w:sz="8" w:space="0" w:color="000000"/>
+              <w:right w:val="single" w:sz="8" w:space="0" w:color="000000"/>
             </w:tcBorders>
           </w:tcPr>
           <w:p>
@@ -8193,8 +8232,10 @@
           <w:tcPr>
             <w:tcW w:w="1980" w:type="dxa"/>
             <w:tcBorders>
-              <w:top w:val="single" w:sz="4" w:space="0" w:color="D0D7DE"/>
-              <w:bottom w:val="single" w:sz="4" w:space="0" w:color="D0D7DE"/>
+              <w:top w:val="single" w:sz="8" w:space="0" w:color="000000"/>
+              <w:left w:val="single" w:sz="8" w:space="0" w:color="000000"/>
+              <w:bottom w:val="single" w:sz="8" w:space="0" w:color="000000"/>
+              <w:right w:val="single" w:sz="8" w:space="0" w:color="000000"/>
             </w:tcBorders>
           </w:tcPr>
           <w:p>
@@ -8223,8 +8264,10 @@
           <w:tcPr>
             <w:tcW w:w="1979" w:type="dxa"/>
             <w:tcBorders>
-              <w:top w:val="single" w:sz="4" w:space="0" w:color="D0D7DE"/>
-              <w:bottom w:val="single" w:sz="4" w:space="0" w:color="D0D7DE"/>
+              <w:top w:val="single" w:sz="8" w:space="0" w:color="000000"/>
+              <w:left w:val="single" w:sz="8" w:space="0" w:color="000000"/>
+              <w:bottom w:val="single" w:sz="8" w:space="0" w:color="000000"/>
+              <w:right w:val="single" w:sz="8" w:space="0" w:color="000000"/>
             </w:tcBorders>
           </w:tcPr>
           <w:p>
@@ -8256,8 +8299,10 @@
           <w:tcPr>
             <w:tcW w:w="1980" w:type="dxa"/>
             <w:tcBorders>
-              <w:top w:val="single" w:sz="4" w:space="0" w:color="D0D7DE"/>
-              <w:bottom w:val="single" w:sz="4" w:space="0" w:color="D0D7DE"/>
+              <w:top w:val="single" w:sz="8" w:space="0" w:color="000000"/>
+              <w:left w:val="single" w:sz="8" w:space="0" w:color="000000"/>
+              <w:bottom w:val="single" w:sz="8" w:space="0" w:color="000000"/>
+              <w:right w:val="single" w:sz="8" w:space="0" w:color="000000"/>
             </w:tcBorders>
           </w:tcPr>
           <w:p>
@@ -8286,8 +8331,10 @@
           <w:tcPr>
             <w:tcW w:w="1980" w:type="dxa"/>
             <w:tcBorders>
-              <w:top w:val="single" w:sz="4" w:space="0" w:color="D0D7DE"/>
-              <w:bottom w:val="single" w:sz="4" w:space="0" w:color="D0D7DE"/>
+              <w:top w:val="single" w:sz="8" w:space="0" w:color="000000"/>
+              <w:left w:val="single" w:sz="8" w:space="0" w:color="000000"/>
+              <w:bottom w:val="single" w:sz="8" w:space="0" w:color="000000"/>
+              <w:right w:val="single" w:sz="8" w:space="0" w:color="000000"/>
             </w:tcBorders>
           </w:tcPr>
           <w:p>
@@ -8316,8 +8363,10 @@
           <w:tcPr>
             <w:tcW w:w="1980" w:type="dxa"/>
             <w:tcBorders>
-              <w:top w:val="single" w:sz="4" w:space="0" w:color="D0D7DE"/>
-              <w:bottom w:val="single" w:sz="4" w:space="0" w:color="D0D7DE"/>
+              <w:top w:val="single" w:sz="8" w:space="0" w:color="000000"/>
+              <w:left w:val="single" w:sz="8" w:space="0" w:color="000000"/>
+              <w:bottom w:val="single" w:sz="8" w:space="0" w:color="000000"/>
+              <w:right w:val="single" w:sz="8" w:space="0" w:color="000000"/>
             </w:tcBorders>
           </w:tcPr>
           <w:p>
@@ -8346,8 +8395,10 @@
           <w:tcPr>
             <w:tcW w:w="1979" w:type="dxa"/>
             <w:tcBorders>
-              <w:top w:val="single" w:sz="4" w:space="0" w:color="D0D7DE"/>
-              <w:bottom w:val="single" w:sz="4" w:space="0" w:color="D0D7DE"/>
+              <w:top w:val="single" w:sz="8" w:space="0" w:color="000000"/>
+              <w:left w:val="single" w:sz="8" w:space="0" w:color="000000"/>
+              <w:bottom w:val="single" w:sz="8" w:space="0" w:color="000000"/>
+              <w:right w:val="single" w:sz="8" w:space="0" w:color="000000"/>
             </w:tcBorders>
           </w:tcPr>
           <w:p>
@@ -8379,8 +8430,10 @@
           <w:tcPr>
             <w:tcW w:w="1980" w:type="dxa"/>
             <w:tcBorders>
-              <w:top w:val="single" w:sz="4" w:space="0" w:color="D0D7DE"/>
-              <w:bottom w:val="single" w:sz="4" w:space="0" w:color="D0D7DE"/>
+              <w:top w:val="single" w:sz="8" w:space="0" w:color="000000"/>
+              <w:left w:val="single" w:sz="8" w:space="0" w:color="000000"/>
+              <w:bottom w:val="single" w:sz="8" w:space="0" w:color="000000"/>
+              <w:right w:val="single" w:sz="8" w:space="0" w:color="000000"/>
             </w:tcBorders>
           </w:tcPr>
           <w:p>
@@ -8409,8 +8462,10 @@
           <w:tcPr>
             <w:tcW w:w="1980" w:type="dxa"/>
             <w:tcBorders>
-              <w:top w:val="single" w:sz="4" w:space="0" w:color="D0D7DE"/>
-              <w:bottom w:val="single" w:sz="4" w:space="0" w:color="D0D7DE"/>
+              <w:top w:val="single" w:sz="8" w:space="0" w:color="000000"/>
+              <w:left w:val="single" w:sz="8" w:space="0" w:color="000000"/>
+              <w:bottom w:val="single" w:sz="8" w:space="0" w:color="000000"/>
+              <w:right w:val="single" w:sz="8" w:space="0" w:color="000000"/>
             </w:tcBorders>
           </w:tcPr>
           <w:p>
@@ -8439,8 +8494,10 @@
           <w:tcPr>
             <w:tcW w:w="1980" w:type="dxa"/>
             <w:tcBorders>
-              <w:top w:val="single" w:sz="4" w:space="0" w:color="D0D7DE"/>
-              <w:bottom w:val="single" w:sz="4" w:space="0" w:color="D0D7DE"/>
+              <w:top w:val="single" w:sz="8" w:space="0" w:color="000000"/>
+              <w:left w:val="single" w:sz="8" w:space="0" w:color="000000"/>
+              <w:bottom w:val="single" w:sz="8" w:space="0" w:color="000000"/>
+              <w:right w:val="single" w:sz="8" w:space="0" w:color="000000"/>
             </w:tcBorders>
           </w:tcPr>
           <w:p>
@@ -8469,8 +8526,10 @@
           <w:tcPr>
             <w:tcW w:w="1979" w:type="dxa"/>
             <w:tcBorders>
-              <w:top w:val="single" w:sz="4" w:space="0" w:color="D0D7DE"/>
-              <w:bottom w:val="single" w:sz="4" w:space="0" w:color="D0D7DE"/>
+              <w:top w:val="single" w:sz="8" w:space="0" w:color="000000"/>
+              <w:left w:val="single" w:sz="8" w:space="0" w:color="000000"/>
+              <w:bottom w:val="single" w:sz="8" w:space="0" w:color="000000"/>
+              <w:right w:val="single" w:sz="8" w:space="0" w:color="000000"/>
             </w:tcBorders>
           </w:tcPr>
           <w:p>
@@ -8502,7 +8561,10 @@
           <w:tcPr>
             <w:tcW w:w="1980" w:type="dxa"/>
             <w:tcBorders>
-              <w:top w:val="single" w:sz="4" w:space="0" w:color="D0D7DE"/>
+              <w:top w:val="single" w:sz="8" w:space="0" w:color="000000"/>
+              <w:left w:val="single" w:sz="8" w:space="0" w:color="000000"/>
+              <w:bottom w:val="single" w:sz="8" w:space="0" w:color="000000"/>
+              <w:right w:val="single" w:sz="8" w:space="0" w:color="000000"/>
             </w:tcBorders>
           </w:tcPr>
           <w:p>
@@ -8531,7 +8593,10 @@
           <w:tcPr>
             <w:tcW w:w="1980" w:type="dxa"/>
             <w:tcBorders>
-              <w:top w:val="single" w:sz="4" w:space="0" w:color="D0D7DE"/>
+              <w:top w:val="single" w:sz="8" w:space="0" w:color="000000"/>
+              <w:left w:val="single" w:sz="8" w:space="0" w:color="000000"/>
+              <w:bottom w:val="single" w:sz="8" w:space="0" w:color="000000"/>
+              <w:right w:val="single" w:sz="8" w:space="0" w:color="000000"/>
             </w:tcBorders>
           </w:tcPr>
           <w:p>
@@ -8560,7 +8625,10 @@
           <w:tcPr>
             <w:tcW w:w="1980" w:type="dxa"/>
             <w:tcBorders>
-              <w:top w:val="single" w:sz="4" w:space="0" w:color="D0D7DE"/>
+              <w:top w:val="single" w:sz="8" w:space="0" w:color="000000"/>
+              <w:left w:val="single" w:sz="8" w:space="0" w:color="000000"/>
+              <w:bottom w:val="single" w:sz="8" w:space="0" w:color="000000"/>
+              <w:right w:val="single" w:sz="8" w:space="0" w:color="000000"/>
             </w:tcBorders>
           </w:tcPr>
           <w:p>
@@ -8589,7 +8657,10 @@
           <w:tcPr>
             <w:tcW w:w="1979" w:type="dxa"/>
             <w:tcBorders>
-              <w:top w:val="single" w:sz="4" w:space="0" w:color="D0D7DE"/>
+              <w:top w:val="single" w:sz="8" w:space="0" w:color="000000"/>
+              <w:left w:val="single" w:sz="8" w:space="0" w:color="000000"/>
+              <w:bottom w:val="single" w:sz="8" w:space="0" w:color="000000"/>
+              <w:right w:val="single" w:sz="8" w:space="0" w:color="000000"/>
             </w:tcBorders>
           </w:tcPr>
           <w:p>
@@ -8616,67 +8687,6 @@
         </w:tc>
       </w:tr>
     </w:tbl>
-    <w:p>
-      <w:pPr>
-        <w:pStyle w:val="normal1"/>
-        <w:rPr/>
-      </w:pPr>
-      <w:r>
-        <w:rPr/>
-        <mc:AlternateContent>
-          <mc:Choice Requires="wps">
-            <w:drawing>
-              <wp:inline distT="0" distB="0" distL="0" distR="0">
-                <wp:extent cx="635" cy="19050"/>
-                <wp:effectExtent l="0" t="0" r="0" b="0"/>
-                <wp:docPr id="23" name=""/>
-                <a:graphic xmlns:a="http://schemas.openxmlformats.org/drawingml/2006/main">
-                  <a:graphicData uri="http://schemas.microsoft.com/office/word/2010/wordprocessingShape">
-                    <wps:wsp>
-                      <wps:cNvSpPr/>
-                      <wps:nvSpPr>
-                        <wps:cNvPr id="24" name=""/>
-                        <wps:cNvSpPr/>
-                      </wps:nvSpPr>
-                      <wps:spPr>
-                        <a:xfrm>
-                          <a:off x="0" y="0"/>
-                          <a:ext cx="720" cy="19080"/>
-                        </a:xfrm>
-                        <a:prstGeom prst="rect">
-                          <a:avLst/>
-                        </a:prstGeom>
-                        <a:solidFill>
-                          <a:srgbClr val="ffffff"/>
-                        </a:solidFill>
-                        <a:ln w="0">
-                          <a:solidFill>
-                            <a:srgbClr val="000000"/>
-                          </a:solidFill>
-                        </a:ln>
-                      </wps:spPr>
-                      <wps:bodyPr/>
-                    </wps:wsp>
-                  </a:graphicData>
-                </a:graphic>
-                <wp14:sizeRelH relativeFrom="page">
-                  <wp14:pctWidth>100000</wp14:pctWidth>
-                </wp14:sizeRelH>
-              </wp:inline>
-            </w:drawing>
-          </mc:Choice>
-          <mc:Fallback>
-            <w:pict>
-              <v:rect id="shape_0" fillcolor="white" stroked="t" o:allowincell="f" style="position:absolute;margin-left:0pt;margin-top:-1.55pt;width:0pt;height:1.45pt;mso-wrap-style:none;v-text-anchor:middle;mso-position-horizontal:center;mso-position-vertical:top">
-                <v:fill o:detectmouseclick="t" type="solid" color2="black"/>
-                <v:stroke color="black" joinstyle="round" endcap="flat"/>
-                <w10:wrap type="topAndBottom"/>
-              </v:rect>
-            </w:pict>
-          </mc:Fallback>
-        </mc:AlternateContent>
-      </w:r>
-    </w:p>
     <w:p>
       <w:pPr>
         <w:pStyle w:val="Heading2"/>
@@ -8777,6 +8787,14 @@
         <w:tblW w:w="7920" w:type="dxa"/>
         <w:jc w:val="left"/>
         <w:tblInd w:w="0" w:type="dxa"/>
+        <w:tblBorders>
+          <w:top w:val="single" w:sz="8" w:space="0" w:color="000000"/>
+          <w:left w:val="single" w:sz="8" w:space="0" w:color="000000"/>
+          <w:bottom w:val="single" w:sz="8" w:space="0" w:color="000000"/>
+          <w:right w:val="single" w:sz="8" w:space="0" w:color="000000"/>
+          <w:insideH w:val="single" w:sz="8" w:space="0" w:color="000000"/>
+          <w:insideV w:val="single" w:sz="8" w:space="0" w:color="000000"/>
+        </w:tblBorders>
         <w:tblLayout w:type="fixed"/>
         <w:tblCellMar>
           <w:top w:w="30" w:type="dxa"/>
@@ -8800,7 +8818,10 @@
           <w:tcPr>
             <w:tcW w:w="1980" w:type="dxa"/>
             <w:tcBorders>
-              <w:bottom w:val="single" w:sz="4" w:space="0" w:color="D0D7DE"/>
+              <w:top w:val="single" w:sz="8" w:space="0" w:color="000000"/>
+              <w:left w:val="single" w:sz="8" w:space="0" w:color="000000"/>
+              <w:bottom w:val="single" w:sz="8" w:space="0" w:color="000000"/>
+              <w:right w:val="single" w:sz="8" w:space="0" w:color="000000"/>
             </w:tcBorders>
             <w:shd w:color="auto" w:fill="EDEDED" w:val="clear"/>
           </w:tcPr>
@@ -8832,7 +8853,10 @@
           <w:tcPr>
             <w:tcW w:w="1980" w:type="dxa"/>
             <w:tcBorders>
-              <w:bottom w:val="single" w:sz="4" w:space="0" w:color="D0D7DE"/>
+              <w:top w:val="single" w:sz="8" w:space="0" w:color="000000"/>
+              <w:left w:val="single" w:sz="8" w:space="0" w:color="000000"/>
+              <w:bottom w:val="single" w:sz="8" w:space="0" w:color="000000"/>
+              <w:right w:val="single" w:sz="8" w:space="0" w:color="000000"/>
             </w:tcBorders>
             <w:shd w:color="auto" w:fill="EDEDED" w:val="clear"/>
           </w:tcPr>
@@ -8864,7 +8888,10 @@
           <w:tcPr>
             <w:tcW w:w="1980" w:type="dxa"/>
             <w:tcBorders>
-              <w:bottom w:val="single" w:sz="4" w:space="0" w:color="D0D7DE"/>
+              <w:top w:val="single" w:sz="8" w:space="0" w:color="000000"/>
+              <w:left w:val="single" w:sz="8" w:space="0" w:color="000000"/>
+              <w:bottom w:val="single" w:sz="8" w:space="0" w:color="000000"/>
+              <w:right w:val="single" w:sz="8" w:space="0" w:color="000000"/>
             </w:tcBorders>
             <w:shd w:color="auto" w:fill="EDEDED" w:val="clear"/>
           </w:tcPr>
@@ -8896,7 +8923,10 @@
           <w:tcPr>
             <w:tcW w:w="1979" w:type="dxa"/>
             <w:tcBorders>
-              <w:bottom w:val="single" w:sz="4" w:space="0" w:color="D0D7DE"/>
+              <w:top w:val="single" w:sz="8" w:space="0" w:color="000000"/>
+              <w:left w:val="single" w:sz="8" w:space="0" w:color="000000"/>
+              <w:bottom w:val="single" w:sz="8" w:space="0" w:color="000000"/>
+              <w:right w:val="single" w:sz="8" w:space="0" w:color="000000"/>
             </w:tcBorders>
             <w:shd w:color="auto" w:fill="EDEDED" w:val="clear"/>
           </w:tcPr>
@@ -8931,8 +8961,10 @@
           <w:tcPr>
             <w:tcW w:w="1980" w:type="dxa"/>
             <w:tcBorders>
-              <w:top w:val="single" w:sz="4" w:space="0" w:color="D0D7DE"/>
-              <w:bottom w:val="single" w:sz="4" w:space="0" w:color="D0D7DE"/>
+              <w:top w:val="single" w:sz="8" w:space="0" w:color="000000"/>
+              <w:left w:val="single" w:sz="8" w:space="0" w:color="000000"/>
+              <w:bottom w:val="single" w:sz="8" w:space="0" w:color="000000"/>
+              <w:right w:val="single" w:sz="8" w:space="0" w:color="000000"/>
             </w:tcBorders>
           </w:tcPr>
           <w:p>
@@ -8961,8 +8993,10 @@
           <w:tcPr>
             <w:tcW w:w="1980" w:type="dxa"/>
             <w:tcBorders>
-              <w:top w:val="single" w:sz="4" w:space="0" w:color="D0D7DE"/>
-              <w:bottom w:val="single" w:sz="4" w:space="0" w:color="D0D7DE"/>
+              <w:top w:val="single" w:sz="8" w:space="0" w:color="000000"/>
+              <w:left w:val="single" w:sz="8" w:space="0" w:color="000000"/>
+              <w:bottom w:val="single" w:sz="8" w:space="0" w:color="000000"/>
+              <w:right w:val="single" w:sz="8" w:space="0" w:color="000000"/>
             </w:tcBorders>
           </w:tcPr>
           <w:p>
@@ -8991,8 +9025,10 @@
           <w:tcPr>
             <w:tcW w:w="1980" w:type="dxa"/>
             <w:tcBorders>
-              <w:top w:val="single" w:sz="4" w:space="0" w:color="D0D7DE"/>
-              <w:bottom w:val="single" w:sz="4" w:space="0" w:color="D0D7DE"/>
+              <w:top w:val="single" w:sz="8" w:space="0" w:color="000000"/>
+              <w:left w:val="single" w:sz="8" w:space="0" w:color="000000"/>
+              <w:bottom w:val="single" w:sz="8" w:space="0" w:color="000000"/>
+              <w:right w:val="single" w:sz="8" w:space="0" w:color="000000"/>
             </w:tcBorders>
           </w:tcPr>
           <w:p>
@@ -9021,8 +9057,10 @@
           <w:tcPr>
             <w:tcW w:w="1979" w:type="dxa"/>
             <w:tcBorders>
-              <w:top w:val="single" w:sz="4" w:space="0" w:color="D0D7DE"/>
-              <w:bottom w:val="single" w:sz="4" w:space="0" w:color="D0D7DE"/>
+              <w:top w:val="single" w:sz="8" w:space="0" w:color="000000"/>
+              <w:left w:val="single" w:sz="8" w:space="0" w:color="000000"/>
+              <w:bottom w:val="single" w:sz="8" w:space="0" w:color="000000"/>
+              <w:right w:val="single" w:sz="8" w:space="0" w:color="000000"/>
             </w:tcBorders>
           </w:tcPr>
           <w:p>
@@ -9054,8 +9092,10 @@
           <w:tcPr>
             <w:tcW w:w="1980" w:type="dxa"/>
             <w:tcBorders>
-              <w:top w:val="single" w:sz="4" w:space="0" w:color="D0D7DE"/>
-              <w:bottom w:val="single" w:sz="4" w:space="0" w:color="D0D7DE"/>
+              <w:top w:val="single" w:sz="8" w:space="0" w:color="000000"/>
+              <w:left w:val="single" w:sz="8" w:space="0" w:color="000000"/>
+              <w:bottom w:val="single" w:sz="8" w:space="0" w:color="000000"/>
+              <w:right w:val="single" w:sz="8" w:space="0" w:color="000000"/>
             </w:tcBorders>
           </w:tcPr>
           <w:p>
@@ -9084,8 +9124,10 @@
           <w:tcPr>
             <w:tcW w:w="1980" w:type="dxa"/>
             <w:tcBorders>
-              <w:top w:val="single" w:sz="4" w:space="0" w:color="D0D7DE"/>
-              <w:bottom w:val="single" w:sz="4" w:space="0" w:color="D0D7DE"/>
+              <w:top w:val="single" w:sz="8" w:space="0" w:color="000000"/>
+              <w:left w:val="single" w:sz="8" w:space="0" w:color="000000"/>
+              <w:bottom w:val="single" w:sz="8" w:space="0" w:color="000000"/>
+              <w:right w:val="single" w:sz="8" w:space="0" w:color="000000"/>
             </w:tcBorders>
           </w:tcPr>
           <w:p>
@@ -9114,8 +9156,10 @@
           <w:tcPr>
             <w:tcW w:w="1980" w:type="dxa"/>
             <w:tcBorders>
-              <w:top w:val="single" w:sz="4" w:space="0" w:color="D0D7DE"/>
-              <w:bottom w:val="single" w:sz="4" w:space="0" w:color="D0D7DE"/>
+              <w:top w:val="single" w:sz="8" w:space="0" w:color="000000"/>
+              <w:left w:val="single" w:sz="8" w:space="0" w:color="000000"/>
+              <w:bottom w:val="single" w:sz="8" w:space="0" w:color="000000"/>
+              <w:right w:val="single" w:sz="8" w:space="0" w:color="000000"/>
             </w:tcBorders>
           </w:tcPr>
           <w:p>
@@ -9144,8 +9188,10 @@
           <w:tcPr>
             <w:tcW w:w="1979" w:type="dxa"/>
             <w:tcBorders>
-              <w:top w:val="single" w:sz="4" w:space="0" w:color="D0D7DE"/>
-              <w:bottom w:val="single" w:sz="4" w:space="0" w:color="D0D7DE"/>
+              <w:top w:val="single" w:sz="8" w:space="0" w:color="000000"/>
+              <w:left w:val="single" w:sz="8" w:space="0" w:color="000000"/>
+              <w:bottom w:val="single" w:sz="8" w:space="0" w:color="000000"/>
+              <w:right w:val="single" w:sz="8" w:space="0" w:color="000000"/>
             </w:tcBorders>
           </w:tcPr>
           <w:p>
@@ -9177,7 +9223,10 @@
           <w:tcPr>
             <w:tcW w:w="1980" w:type="dxa"/>
             <w:tcBorders>
-              <w:top w:val="single" w:sz="4" w:space="0" w:color="D0D7DE"/>
+              <w:top w:val="single" w:sz="8" w:space="0" w:color="000000"/>
+              <w:left w:val="single" w:sz="8" w:space="0" w:color="000000"/>
+              <w:bottom w:val="single" w:sz="8" w:space="0" w:color="000000"/>
+              <w:right w:val="single" w:sz="8" w:space="0" w:color="000000"/>
             </w:tcBorders>
           </w:tcPr>
           <w:p>
@@ -9206,7 +9255,10 @@
           <w:tcPr>
             <w:tcW w:w="1980" w:type="dxa"/>
             <w:tcBorders>
-              <w:top w:val="single" w:sz="4" w:space="0" w:color="D0D7DE"/>
+              <w:top w:val="single" w:sz="8" w:space="0" w:color="000000"/>
+              <w:left w:val="single" w:sz="8" w:space="0" w:color="000000"/>
+              <w:bottom w:val="single" w:sz="8" w:space="0" w:color="000000"/>
+              <w:right w:val="single" w:sz="8" w:space="0" w:color="000000"/>
             </w:tcBorders>
           </w:tcPr>
           <w:p>
@@ -9235,7 +9287,10 @@
           <w:tcPr>
             <w:tcW w:w="1980" w:type="dxa"/>
             <w:tcBorders>
-              <w:top w:val="single" w:sz="4" w:space="0" w:color="D0D7DE"/>
+              <w:top w:val="single" w:sz="8" w:space="0" w:color="000000"/>
+              <w:left w:val="single" w:sz="8" w:space="0" w:color="000000"/>
+              <w:bottom w:val="single" w:sz="8" w:space="0" w:color="000000"/>
+              <w:right w:val="single" w:sz="8" w:space="0" w:color="000000"/>
             </w:tcBorders>
           </w:tcPr>
           <w:p>
@@ -9264,7 +9319,10 @@
           <w:tcPr>
             <w:tcW w:w="1979" w:type="dxa"/>
             <w:tcBorders>
-              <w:top w:val="single" w:sz="4" w:space="0" w:color="D0D7DE"/>
+              <w:top w:val="single" w:sz="8" w:space="0" w:color="000000"/>
+              <w:left w:val="single" w:sz="8" w:space="0" w:color="000000"/>
+              <w:bottom w:val="single" w:sz="8" w:space="0" w:color="000000"/>
+              <w:right w:val="single" w:sz="8" w:space="0" w:color="000000"/>
             </w:tcBorders>
           </w:tcPr>
           <w:p>
@@ -9321,6 +9379,14 @@
         <w:tblW w:w="7920" w:type="dxa"/>
         <w:jc w:val="left"/>
         <w:tblInd w:w="0" w:type="dxa"/>
+        <w:tblBorders>
+          <w:top w:val="single" w:sz="8" w:space="0" w:color="000000"/>
+          <w:left w:val="single" w:sz="8" w:space="0" w:color="000000"/>
+          <w:bottom w:val="single" w:sz="8" w:space="0" w:color="000000"/>
+          <w:right w:val="single" w:sz="8" w:space="0" w:color="000000"/>
+          <w:insideH w:val="single" w:sz="8" w:space="0" w:color="000000"/>
+          <w:insideV w:val="single" w:sz="8" w:space="0" w:color="000000"/>
+        </w:tblBorders>
         <w:tblLayout w:type="fixed"/>
         <w:tblCellMar>
           <w:top w:w="30" w:type="dxa"/>
@@ -9343,7 +9409,10 @@
           <w:tcPr>
             <w:tcW w:w="2640" w:type="dxa"/>
             <w:tcBorders>
-              <w:bottom w:val="single" w:sz="4" w:space="0" w:color="D0D7DE"/>
+              <w:top w:val="single" w:sz="8" w:space="0" w:color="000000"/>
+              <w:left w:val="single" w:sz="8" w:space="0" w:color="000000"/>
+              <w:bottom w:val="single" w:sz="8" w:space="0" w:color="000000"/>
+              <w:right w:val="single" w:sz="8" w:space="0" w:color="000000"/>
             </w:tcBorders>
             <w:shd w:color="auto" w:fill="EDEDED" w:val="clear"/>
           </w:tcPr>
@@ -9375,7 +9444,10 @@
           <w:tcPr>
             <w:tcW w:w="2640" w:type="dxa"/>
             <w:tcBorders>
-              <w:bottom w:val="single" w:sz="4" w:space="0" w:color="D0D7DE"/>
+              <w:top w:val="single" w:sz="8" w:space="0" w:color="000000"/>
+              <w:left w:val="single" w:sz="8" w:space="0" w:color="000000"/>
+              <w:bottom w:val="single" w:sz="8" w:space="0" w:color="000000"/>
+              <w:right w:val="single" w:sz="8" w:space="0" w:color="000000"/>
             </w:tcBorders>
             <w:shd w:color="auto" w:fill="EDEDED" w:val="clear"/>
           </w:tcPr>
@@ -9407,7 +9479,10 @@
           <w:tcPr>
             <w:tcW w:w="2640" w:type="dxa"/>
             <w:tcBorders>
-              <w:bottom w:val="single" w:sz="4" w:space="0" w:color="D0D7DE"/>
+              <w:top w:val="single" w:sz="8" w:space="0" w:color="000000"/>
+              <w:left w:val="single" w:sz="8" w:space="0" w:color="000000"/>
+              <w:bottom w:val="single" w:sz="8" w:space="0" w:color="000000"/>
+              <w:right w:val="single" w:sz="8" w:space="0" w:color="000000"/>
             </w:tcBorders>
             <w:shd w:color="auto" w:fill="EDEDED" w:val="clear"/>
           </w:tcPr>
@@ -9442,8 +9517,10 @@
           <w:tcPr>
             <w:tcW w:w="2640" w:type="dxa"/>
             <w:tcBorders>
-              <w:top w:val="single" w:sz="4" w:space="0" w:color="D0D7DE"/>
-              <w:bottom w:val="single" w:sz="4" w:space="0" w:color="D0D7DE"/>
+              <w:top w:val="single" w:sz="8" w:space="0" w:color="000000"/>
+              <w:left w:val="single" w:sz="8" w:space="0" w:color="000000"/>
+              <w:bottom w:val="single" w:sz="8" w:space="0" w:color="000000"/>
+              <w:right w:val="single" w:sz="8" w:space="0" w:color="000000"/>
             </w:tcBorders>
           </w:tcPr>
           <w:p>
@@ -9472,8 +9549,10 @@
           <w:tcPr>
             <w:tcW w:w="2640" w:type="dxa"/>
             <w:tcBorders>
-              <w:top w:val="single" w:sz="4" w:space="0" w:color="D0D7DE"/>
-              <w:bottom w:val="single" w:sz="4" w:space="0" w:color="D0D7DE"/>
+              <w:top w:val="single" w:sz="8" w:space="0" w:color="000000"/>
+              <w:left w:val="single" w:sz="8" w:space="0" w:color="000000"/>
+              <w:bottom w:val="single" w:sz="8" w:space="0" w:color="000000"/>
+              <w:right w:val="single" w:sz="8" w:space="0" w:color="000000"/>
             </w:tcBorders>
           </w:tcPr>
           <w:p>
@@ -9520,8 +9599,10 @@
           <w:tcPr>
             <w:tcW w:w="2640" w:type="dxa"/>
             <w:tcBorders>
-              <w:top w:val="single" w:sz="4" w:space="0" w:color="D0D7DE"/>
-              <w:bottom w:val="single" w:sz="4" w:space="0" w:color="D0D7DE"/>
+              <w:top w:val="single" w:sz="8" w:space="0" w:color="000000"/>
+              <w:left w:val="single" w:sz="8" w:space="0" w:color="000000"/>
+              <w:bottom w:val="single" w:sz="8" w:space="0" w:color="000000"/>
+              <w:right w:val="single" w:sz="8" w:space="0" w:color="000000"/>
             </w:tcBorders>
           </w:tcPr>
           <w:p>
@@ -9553,8 +9634,10 @@
           <w:tcPr>
             <w:tcW w:w="2640" w:type="dxa"/>
             <w:tcBorders>
-              <w:top w:val="single" w:sz="4" w:space="0" w:color="D0D7DE"/>
-              <w:bottom w:val="single" w:sz="4" w:space="0" w:color="D0D7DE"/>
+              <w:top w:val="single" w:sz="8" w:space="0" w:color="000000"/>
+              <w:left w:val="single" w:sz="8" w:space="0" w:color="000000"/>
+              <w:bottom w:val="single" w:sz="8" w:space="0" w:color="000000"/>
+              <w:right w:val="single" w:sz="8" w:space="0" w:color="000000"/>
             </w:tcBorders>
           </w:tcPr>
           <w:p>
@@ -9583,8 +9666,10 @@
           <w:tcPr>
             <w:tcW w:w="2640" w:type="dxa"/>
             <w:tcBorders>
-              <w:top w:val="single" w:sz="4" w:space="0" w:color="D0D7DE"/>
-              <w:bottom w:val="single" w:sz="4" w:space="0" w:color="D0D7DE"/>
+              <w:top w:val="single" w:sz="8" w:space="0" w:color="000000"/>
+              <w:left w:val="single" w:sz="8" w:space="0" w:color="000000"/>
+              <w:bottom w:val="single" w:sz="8" w:space="0" w:color="000000"/>
+              <w:right w:val="single" w:sz="8" w:space="0" w:color="000000"/>
             </w:tcBorders>
           </w:tcPr>
           <w:p>
@@ -9613,8 +9698,10 @@
           <w:tcPr>
             <w:tcW w:w="2640" w:type="dxa"/>
             <w:tcBorders>
-              <w:top w:val="single" w:sz="4" w:space="0" w:color="D0D7DE"/>
-              <w:bottom w:val="single" w:sz="4" w:space="0" w:color="D0D7DE"/>
+              <w:top w:val="single" w:sz="8" w:space="0" w:color="000000"/>
+              <w:left w:val="single" w:sz="8" w:space="0" w:color="000000"/>
+              <w:bottom w:val="single" w:sz="8" w:space="0" w:color="000000"/>
+              <w:right w:val="single" w:sz="8" w:space="0" w:color="000000"/>
             </w:tcBorders>
           </w:tcPr>
           <w:p>
@@ -9646,8 +9733,10 @@
           <w:tcPr>
             <w:tcW w:w="2640" w:type="dxa"/>
             <w:tcBorders>
-              <w:top w:val="single" w:sz="4" w:space="0" w:color="D0D7DE"/>
-              <w:bottom w:val="single" w:sz="4" w:space="0" w:color="D0D7DE"/>
+              <w:top w:val="single" w:sz="8" w:space="0" w:color="000000"/>
+              <w:left w:val="single" w:sz="8" w:space="0" w:color="000000"/>
+              <w:bottom w:val="single" w:sz="8" w:space="0" w:color="000000"/>
+              <w:right w:val="single" w:sz="8" w:space="0" w:color="000000"/>
             </w:tcBorders>
           </w:tcPr>
           <w:p>
@@ -9676,8 +9765,10 @@
           <w:tcPr>
             <w:tcW w:w="2640" w:type="dxa"/>
             <w:tcBorders>
-              <w:top w:val="single" w:sz="4" w:space="0" w:color="D0D7DE"/>
-              <w:bottom w:val="single" w:sz="4" w:space="0" w:color="D0D7DE"/>
+              <w:top w:val="single" w:sz="8" w:space="0" w:color="000000"/>
+              <w:left w:val="single" w:sz="8" w:space="0" w:color="000000"/>
+              <w:bottom w:val="single" w:sz="8" w:space="0" w:color="000000"/>
+              <w:right w:val="single" w:sz="8" w:space="0" w:color="000000"/>
             </w:tcBorders>
           </w:tcPr>
           <w:p>
@@ -9706,8 +9797,10 @@
           <w:tcPr>
             <w:tcW w:w="2640" w:type="dxa"/>
             <w:tcBorders>
-              <w:top w:val="single" w:sz="4" w:space="0" w:color="D0D7DE"/>
-              <w:bottom w:val="single" w:sz="4" w:space="0" w:color="D0D7DE"/>
+              <w:top w:val="single" w:sz="8" w:space="0" w:color="000000"/>
+              <w:left w:val="single" w:sz="8" w:space="0" w:color="000000"/>
+              <w:bottom w:val="single" w:sz="8" w:space="0" w:color="000000"/>
+              <w:right w:val="single" w:sz="8" w:space="0" w:color="000000"/>
             </w:tcBorders>
           </w:tcPr>
           <w:p>
@@ -9739,7 +9832,10 @@
           <w:tcPr>
             <w:tcW w:w="2640" w:type="dxa"/>
             <w:tcBorders>
-              <w:top w:val="single" w:sz="4" w:space="0" w:color="D0D7DE"/>
+              <w:top w:val="single" w:sz="8" w:space="0" w:color="000000"/>
+              <w:left w:val="single" w:sz="8" w:space="0" w:color="000000"/>
+              <w:bottom w:val="single" w:sz="8" w:space="0" w:color="000000"/>
+              <w:right w:val="single" w:sz="8" w:space="0" w:color="000000"/>
             </w:tcBorders>
           </w:tcPr>
           <w:p>
@@ -9768,7 +9864,10 @@
           <w:tcPr>
             <w:tcW w:w="2640" w:type="dxa"/>
             <w:tcBorders>
-              <w:top w:val="single" w:sz="4" w:space="0" w:color="D0D7DE"/>
+              <w:top w:val="single" w:sz="8" w:space="0" w:color="000000"/>
+              <w:left w:val="single" w:sz="8" w:space="0" w:color="000000"/>
+              <w:bottom w:val="single" w:sz="8" w:space="0" w:color="000000"/>
+              <w:right w:val="single" w:sz="8" w:space="0" w:color="000000"/>
             </w:tcBorders>
           </w:tcPr>
           <w:p>
@@ -9797,7 +9896,10 @@
           <w:tcPr>
             <w:tcW w:w="2640" w:type="dxa"/>
             <w:tcBorders>
-              <w:top w:val="single" w:sz="4" w:space="0" w:color="D0D7DE"/>
+              <w:top w:val="single" w:sz="8" w:space="0" w:color="000000"/>
+              <w:left w:val="single" w:sz="8" w:space="0" w:color="000000"/>
+              <w:bottom w:val="single" w:sz="8" w:space="0" w:color="000000"/>
+              <w:right w:val="single" w:sz="8" w:space="0" w:color="000000"/>
             </w:tcBorders>
           </w:tcPr>
           <w:p>
@@ -9824,67 +9926,6 @@
         </w:tc>
       </w:tr>
     </w:tbl>
-    <w:p>
-      <w:pPr>
-        <w:pStyle w:val="normal1"/>
-        <w:rPr/>
-      </w:pPr>
-      <w:r>
-        <w:rPr/>
-        <mc:AlternateContent>
-          <mc:Choice Requires="wps">
-            <w:drawing>
-              <wp:inline distT="0" distB="0" distL="0" distR="0">
-                <wp:extent cx="635" cy="19050"/>
-                <wp:effectExtent l="0" t="0" r="0" b="0"/>
-                <wp:docPr id="25" name=""/>
-                <a:graphic xmlns:a="http://schemas.openxmlformats.org/drawingml/2006/main">
-                  <a:graphicData uri="http://schemas.microsoft.com/office/word/2010/wordprocessingShape">
-                    <wps:wsp>
-                      <wps:cNvSpPr/>
-                      <wps:nvSpPr>
-                        <wps:cNvPr id="26" name=""/>
-                        <wps:cNvSpPr/>
-                      </wps:nvSpPr>
-                      <wps:spPr>
-                        <a:xfrm>
-                          <a:off x="0" y="0"/>
-                          <a:ext cx="720" cy="19080"/>
-                        </a:xfrm>
-                        <a:prstGeom prst="rect">
-                          <a:avLst/>
-                        </a:prstGeom>
-                        <a:solidFill>
-                          <a:srgbClr val="ffffff"/>
-                        </a:solidFill>
-                        <a:ln w="0">
-                          <a:solidFill>
-                            <a:srgbClr val="000000"/>
-                          </a:solidFill>
-                        </a:ln>
-                      </wps:spPr>
-                      <wps:bodyPr/>
-                    </wps:wsp>
-                  </a:graphicData>
-                </a:graphic>
-                <wp14:sizeRelH relativeFrom="page">
-                  <wp14:pctWidth>100000</wp14:pctWidth>
-                </wp14:sizeRelH>
-              </wp:inline>
-            </w:drawing>
-          </mc:Choice>
-          <mc:Fallback>
-            <w:pict>
-              <v:rect id="shape_0" fillcolor="white" stroked="t" o:allowincell="f" style="position:absolute;margin-left:0pt;margin-top:-1.55pt;width:0pt;height:1.45pt;mso-wrap-style:none;v-text-anchor:middle;mso-position-horizontal:center;mso-position-vertical:top">
-                <v:fill o:detectmouseclick="t" type="solid" color2="black"/>
-                <v:stroke color="black" joinstyle="round" endcap="flat"/>
-                <w10:wrap type="topAndBottom"/>
-              </v:rect>
-            </w:pict>
-          </mc:Fallback>
-        </mc:AlternateContent>
-      </w:r>
-    </w:p>
     <w:p>
       <w:pPr>
         <w:pStyle w:val="Heading3"/>
@@ -9965,6 +10006,14 @@
         <w:tblW w:w="7920" w:type="dxa"/>
         <w:jc w:val="left"/>
         <w:tblInd w:w="0" w:type="dxa"/>
+        <w:tblBorders>
+          <w:top w:val="single" w:sz="8" w:space="0" w:color="000000"/>
+          <w:left w:val="single" w:sz="8" w:space="0" w:color="000000"/>
+          <w:bottom w:val="single" w:sz="8" w:space="0" w:color="000000"/>
+          <w:right w:val="single" w:sz="8" w:space="0" w:color="000000"/>
+          <w:insideH w:val="single" w:sz="8" w:space="0" w:color="000000"/>
+          <w:insideV w:val="single" w:sz="8" w:space="0" w:color="000000"/>
+        </w:tblBorders>
         <w:tblLayout w:type="fixed"/>
         <w:tblCellMar>
           <w:top w:w="30" w:type="dxa"/>
@@ -9992,7 +10041,10 @@
           <w:tcPr>
             <w:tcW w:w="990" w:type="dxa"/>
             <w:tcBorders>
-              <w:bottom w:val="single" w:sz="4" w:space="0" w:color="D0D7DE"/>
+              <w:top w:val="single" w:sz="8" w:space="0" w:color="000000"/>
+              <w:left w:val="single" w:sz="8" w:space="0" w:color="000000"/>
+              <w:bottom w:val="single" w:sz="8" w:space="0" w:color="000000"/>
+              <w:right w:val="single" w:sz="8" w:space="0" w:color="000000"/>
             </w:tcBorders>
             <w:shd w:color="auto" w:fill="EDEDED" w:val="clear"/>
           </w:tcPr>
@@ -10024,7 +10076,10 @@
           <w:tcPr>
             <w:tcW w:w="990" w:type="dxa"/>
             <w:tcBorders>
-              <w:bottom w:val="single" w:sz="4" w:space="0" w:color="D0D7DE"/>
+              <w:top w:val="single" w:sz="8" w:space="0" w:color="000000"/>
+              <w:left w:val="single" w:sz="8" w:space="0" w:color="000000"/>
+              <w:bottom w:val="single" w:sz="8" w:space="0" w:color="000000"/>
+              <w:right w:val="single" w:sz="8" w:space="0" w:color="000000"/>
             </w:tcBorders>
             <w:shd w:color="auto" w:fill="EDEDED" w:val="clear"/>
           </w:tcPr>
@@ -10056,7 +10111,10 @@
           <w:tcPr>
             <w:tcW w:w="990" w:type="dxa"/>
             <w:tcBorders>
-              <w:bottom w:val="single" w:sz="4" w:space="0" w:color="D0D7DE"/>
+              <w:top w:val="single" w:sz="8" w:space="0" w:color="000000"/>
+              <w:left w:val="single" w:sz="8" w:space="0" w:color="000000"/>
+              <w:bottom w:val="single" w:sz="8" w:space="0" w:color="000000"/>
+              <w:right w:val="single" w:sz="8" w:space="0" w:color="000000"/>
             </w:tcBorders>
             <w:shd w:color="auto" w:fill="EDEDED" w:val="clear"/>
           </w:tcPr>
@@ -10088,7 +10146,10 @@
           <w:tcPr>
             <w:tcW w:w="990" w:type="dxa"/>
             <w:tcBorders>
-              <w:bottom w:val="single" w:sz="4" w:space="0" w:color="D0D7DE"/>
+              <w:top w:val="single" w:sz="8" w:space="0" w:color="000000"/>
+              <w:left w:val="single" w:sz="8" w:space="0" w:color="000000"/>
+              <w:bottom w:val="single" w:sz="8" w:space="0" w:color="000000"/>
+              <w:right w:val="single" w:sz="8" w:space="0" w:color="000000"/>
             </w:tcBorders>
             <w:shd w:color="auto" w:fill="EDEDED" w:val="clear"/>
           </w:tcPr>
@@ -10120,7 +10181,10 @@
           <w:tcPr>
             <w:tcW w:w="990" w:type="dxa"/>
             <w:tcBorders>
-              <w:bottom w:val="single" w:sz="4" w:space="0" w:color="D0D7DE"/>
+              <w:top w:val="single" w:sz="8" w:space="0" w:color="000000"/>
+              <w:left w:val="single" w:sz="8" w:space="0" w:color="000000"/>
+              <w:bottom w:val="single" w:sz="8" w:space="0" w:color="000000"/>
+              <w:right w:val="single" w:sz="8" w:space="0" w:color="000000"/>
             </w:tcBorders>
             <w:shd w:color="auto" w:fill="EDEDED" w:val="clear"/>
           </w:tcPr>
@@ -10152,7 +10216,10 @@
           <w:tcPr>
             <w:tcW w:w="990" w:type="dxa"/>
             <w:tcBorders>
-              <w:bottom w:val="single" w:sz="4" w:space="0" w:color="D0D7DE"/>
+              <w:top w:val="single" w:sz="8" w:space="0" w:color="000000"/>
+              <w:left w:val="single" w:sz="8" w:space="0" w:color="000000"/>
+              <w:bottom w:val="single" w:sz="8" w:space="0" w:color="000000"/>
+              <w:right w:val="single" w:sz="8" w:space="0" w:color="000000"/>
             </w:tcBorders>
             <w:shd w:color="auto" w:fill="EDEDED" w:val="clear"/>
           </w:tcPr>
@@ -10184,7 +10251,10 @@
           <w:tcPr>
             <w:tcW w:w="990" w:type="dxa"/>
             <w:tcBorders>
-              <w:bottom w:val="single" w:sz="4" w:space="0" w:color="D0D7DE"/>
+              <w:top w:val="single" w:sz="8" w:space="0" w:color="000000"/>
+              <w:left w:val="single" w:sz="8" w:space="0" w:color="000000"/>
+              <w:bottom w:val="single" w:sz="8" w:space="0" w:color="000000"/>
+              <w:right w:val="single" w:sz="8" w:space="0" w:color="000000"/>
             </w:tcBorders>
             <w:shd w:color="auto" w:fill="EDEDED" w:val="clear"/>
           </w:tcPr>
@@ -10216,7 +10286,10 @@
           <w:tcPr>
             <w:tcW w:w="989" w:type="dxa"/>
             <w:tcBorders>
-              <w:bottom w:val="single" w:sz="4" w:space="0" w:color="D0D7DE"/>
+              <w:top w:val="single" w:sz="8" w:space="0" w:color="000000"/>
+              <w:left w:val="single" w:sz="8" w:space="0" w:color="000000"/>
+              <w:bottom w:val="single" w:sz="8" w:space="0" w:color="000000"/>
+              <w:right w:val="single" w:sz="8" w:space="0" w:color="000000"/>
             </w:tcBorders>
             <w:shd w:color="auto" w:fill="EDEDED" w:val="clear"/>
           </w:tcPr>
@@ -10251,8 +10324,10 @@
           <w:tcPr>
             <w:tcW w:w="990" w:type="dxa"/>
             <w:tcBorders>
-              <w:top w:val="single" w:sz="4" w:space="0" w:color="D0D7DE"/>
-              <w:bottom w:val="single" w:sz="4" w:space="0" w:color="D0D7DE"/>
+              <w:top w:val="single" w:sz="8" w:space="0" w:color="000000"/>
+              <w:left w:val="single" w:sz="8" w:space="0" w:color="000000"/>
+              <w:bottom w:val="single" w:sz="8" w:space="0" w:color="000000"/>
+              <w:right w:val="single" w:sz="8" w:space="0" w:color="000000"/>
             </w:tcBorders>
           </w:tcPr>
           <w:p>
@@ -10281,8 +10356,10 @@
           <w:tcPr>
             <w:tcW w:w="990" w:type="dxa"/>
             <w:tcBorders>
-              <w:top w:val="single" w:sz="4" w:space="0" w:color="D0D7DE"/>
-              <w:bottom w:val="single" w:sz="4" w:space="0" w:color="D0D7DE"/>
+              <w:top w:val="single" w:sz="8" w:space="0" w:color="000000"/>
+              <w:left w:val="single" w:sz="8" w:space="0" w:color="000000"/>
+              <w:bottom w:val="single" w:sz="8" w:space="0" w:color="000000"/>
+              <w:right w:val="single" w:sz="8" w:space="0" w:color="000000"/>
             </w:tcBorders>
           </w:tcPr>
           <w:p>
@@ -10311,8 +10388,10 @@
           <w:tcPr>
             <w:tcW w:w="990" w:type="dxa"/>
             <w:tcBorders>
-              <w:top w:val="single" w:sz="4" w:space="0" w:color="D0D7DE"/>
-              <w:bottom w:val="single" w:sz="4" w:space="0" w:color="D0D7DE"/>
+              <w:top w:val="single" w:sz="8" w:space="0" w:color="000000"/>
+              <w:left w:val="single" w:sz="8" w:space="0" w:color="000000"/>
+              <w:bottom w:val="single" w:sz="8" w:space="0" w:color="000000"/>
+              <w:right w:val="single" w:sz="8" w:space="0" w:color="000000"/>
             </w:tcBorders>
           </w:tcPr>
           <w:p>
@@ -10341,8 +10420,10 @@
           <w:tcPr>
             <w:tcW w:w="990" w:type="dxa"/>
             <w:tcBorders>
-              <w:top w:val="single" w:sz="4" w:space="0" w:color="D0D7DE"/>
-              <w:bottom w:val="single" w:sz="4" w:space="0" w:color="D0D7DE"/>
+              <w:top w:val="single" w:sz="8" w:space="0" w:color="000000"/>
+              <w:left w:val="single" w:sz="8" w:space="0" w:color="000000"/>
+              <w:bottom w:val="single" w:sz="8" w:space="0" w:color="000000"/>
+              <w:right w:val="single" w:sz="8" w:space="0" w:color="000000"/>
             </w:tcBorders>
           </w:tcPr>
           <w:p>
@@ -10371,8 +10452,10 @@
           <w:tcPr>
             <w:tcW w:w="990" w:type="dxa"/>
             <w:tcBorders>
-              <w:top w:val="single" w:sz="4" w:space="0" w:color="D0D7DE"/>
-              <w:bottom w:val="single" w:sz="4" w:space="0" w:color="D0D7DE"/>
+              <w:top w:val="single" w:sz="8" w:space="0" w:color="000000"/>
+              <w:left w:val="single" w:sz="8" w:space="0" w:color="000000"/>
+              <w:bottom w:val="single" w:sz="8" w:space="0" w:color="000000"/>
+              <w:right w:val="single" w:sz="8" w:space="0" w:color="000000"/>
             </w:tcBorders>
           </w:tcPr>
           <w:p>
@@ -10401,8 +10484,10 @@
           <w:tcPr>
             <w:tcW w:w="990" w:type="dxa"/>
             <w:tcBorders>
-              <w:top w:val="single" w:sz="4" w:space="0" w:color="D0D7DE"/>
-              <w:bottom w:val="single" w:sz="4" w:space="0" w:color="D0D7DE"/>
+              <w:top w:val="single" w:sz="8" w:space="0" w:color="000000"/>
+              <w:left w:val="single" w:sz="8" w:space="0" w:color="000000"/>
+              <w:bottom w:val="single" w:sz="8" w:space="0" w:color="000000"/>
+              <w:right w:val="single" w:sz="8" w:space="0" w:color="000000"/>
             </w:tcBorders>
           </w:tcPr>
           <w:p>
@@ -10431,8 +10516,10 @@
           <w:tcPr>
             <w:tcW w:w="990" w:type="dxa"/>
             <w:tcBorders>
-              <w:top w:val="single" w:sz="4" w:space="0" w:color="D0D7DE"/>
-              <w:bottom w:val="single" w:sz="4" w:space="0" w:color="D0D7DE"/>
+              <w:top w:val="single" w:sz="8" w:space="0" w:color="000000"/>
+              <w:left w:val="single" w:sz="8" w:space="0" w:color="000000"/>
+              <w:bottom w:val="single" w:sz="8" w:space="0" w:color="000000"/>
+              <w:right w:val="single" w:sz="8" w:space="0" w:color="000000"/>
             </w:tcBorders>
           </w:tcPr>
           <w:p>
@@ -10461,8 +10548,10 @@
           <w:tcPr>
             <w:tcW w:w="989" w:type="dxa"/>
             <w:tcBorders>
-              <w:top w:val="single" w:sz="4" w:space="0" w:color="D0D7DE"/>
-              <w:bottom w:val="single" w:sz="4" w:space="0" w:color="D0D7DE"/>
+              <w:top w:val="single" w:sz="8" w:space="0" w:color="000000"/>
+              <w:left w:val="single" w:sz="8" w:space="0" w:color="000000"/>
+              <w:bottom w:val="single" w:sz="8" w:space="0" w:color="000000"/>
+              <w:right w:val="single" w:sz="8" w:space="0" w:color="000000"/>
             </w:tcBorders>
           </w:tcPr>
           <w:p>
@@ -10494,8 +10583,10 @@
           <w:tcPr>
             <w:tcW w:w="990" w:type="dxa"/>
             <w:tcBorders>
-              <w:top w:val="single" w:sz="4" w:space="0" w:color="D0D7DE"/>
-              <w:bottom w:val="single" w:sz="4" w:space="0" w:color="D0D7DE"/>
+              <w:top w:val="single" w:sz="8" w:space="0" w:color="000000"/>
+              <w:left w:val="single" w:sz="8" w:space="0" w:color="000000"/>
+              <w:bottom w:val="single" w:sz="8" w:space="0" w:color="000000"/>
+              <w:right w:val="single" w:sz="8" w:space="0" w:color="000000"/>
             </w:tcBorders>
           </w:tcPr>
           <w:p>
@@ -10524,8 +10615,10 @@
           <w:tcPr>
             <w:tcW w:w="990" w:type="dxa"/>
             <w:tcBorders>
-              <w:top w:val="single" w:sz="4" w:space="0" w:color="D0D7DE"/>
-              <w:bottom w:val="single" w:sz="4" w:space="0" w:color="D0D7DE"/>
+              <w:top w:val="single" w:sz="8" w:space="0" w:color="000000"/>
+              <w:left w:val="single" w:sz="8" w:space="0" w:color="000000"/>
+              <w:bottom w:val="single" w:sz="8" w:space="0" w:color="000000"/>
+              <w:right w:val="single" w:sz="8" w:space="0" w:color="000000"/>
             </w:tcBorders>
           </w:tcPr>
           <w:p>
@@ -10554,8 +10647,10 @@
           <w:tcPr>
             <w:tcW w:w="990" w:type="dxa"/>
             <w:tcBorders>
-              <w:top w:val="single" w:sz="4" w:space="0" w:color="D0D7DE"/>
-              <w:bottom w:val="single" w:sz="4" w:space="0" w:color="D0D7DE"/>
+              <w:top w:val="single" w:sz="8" w:space="0" w:color="000000"/>
+              <w:left w:val="single" w:sz="8" w:space="0" w:color="000000"/>
+              <w:bottom w:val="single" w:sz="8" w:space="0" w:color="000000"/>
+              <w:right w:val="single" w:sz="8" w:space="0" w:color="000000"/>
             </w:tcBorders>
           </w:tcPr>
           <w:p>
@@ -10584,8 +10679,10 @@
           <w:tcPr>
             <w:tcW w:w="990" w:type="dxa"/>
             <w:tcBorders>
-              <w:top w:val="single" w:sz="4" w:space="0" w:color="D0D7DE"/>
-              <w:bottom w:val="single" w:sz="4" w:space="0" w:color="D0D7DE"/>
+              <w:top w:val="single" w:sz="8" w:space="0" w:color="000000"/>
+              <w:left w:val="single" w:sz="8" w:space="0" w:color="000000"/>
+              <w:bottom w:val="single" w:sz="8" w:space="0" w:color="000000"/>
+              <w:right w:val="single" w:sz="8" w:space="0" w:color="000000"/>
             </w:tcBorders>
           </w:tcPr>
           <w:p>
@@ -10614,8 +10711,10 @@
           <w:tcPr>
             <w:tcW w:w="990" w:type="dxa"/>
             <w:tcBorders>
-              <w:top w:val="single" w:sz="4" w:space="0" w:color="D0D7DE"/>
-              <w:bottom w:val="single" w:sz="4" w:space="0" w:color="D0D7DE"/>
+              <w:top w:val="single" w:sz="8" w:space="0" w:color="000000"/>
+              <w:left w:val="single" w:sz="8" w:space="0" w:color="000000"/>
+              <w:bottom w:val="single" w:sz="8" w:space="0" w:color="000000"/>
+              <w:right w:val="single" w:sz="8" w:space="0" w:color="000000"/>
             </w:tcBorders>
           </w:tcPr>
           <w:p>
@@ -10644,8 +10743,10 @@
           <w:tcPr>
             <w:tcW w:w="990" w:type="dxa"/>
             <w:tcBorders>
-              <w:top w:val="single" w:sz="4" w:space="0" w:color="D0D7DE"/>
-              <w:bottom w:val="single" w:sz="4" w:space="0" w:color="D0D7DE"/>
+              <w:top w:val="single" w:sz="8" w:space="0" w:color="000000"/>
+              <w:left w:val="single" w:sz="8" w:space="0" w:color="000000"/>
+              <w:bottom w:val="single" w:sz="8" w:space="0" w:color="000000"/>
+              <w:right w:val="single" w:sz="8" w:space="0" w:color="000000"/>
             </w:tcBorders>
           </w:tcPr>
           <w:p>
@@ -10674,8 +10775,10 @@
           <w:tcPr>
             <w:tcW w:w="990" w:type="dxa"/>
             <w:tcBorders>
-              <w:top w:val="single" w:sz="4" w:space="0" w:color="D0D7DE"/>
-              <w:bottom w:val="single" w:sz="4" w:space="0" w:color="D0D7DE"/>
+              <w:top w:val="single" w:sz="8" w:space="0" w:color="000000"/>
+              <w:left w:val="single" w:sz="8" w:space="0" w:color="000000"/>
+              <w:bottom w:val="single" w:sz="8" w:space="0" w:color="000000"/>
+              <w:right w:val="single" w:sz="8" w:space="0" w:color="000000"/>
             </w:tcBorders>
           </w:tcPr>
           <w:p>
@@ -10704,8 +10807,10 @@
           <w:tcPr>
             <w:tcW w:w="989" w:type="dxa"/>
             <w:tcBorders>
-              <w:top w:val="single" w:sz="4" w:space="0" w:color="D0D7DE"/>
-              <w:bottom w:val="single" w:sz="4" w:space="0" w:color="D0D7DE"/>
+              <w:top w:val="single" w:sz="8" w:space="0" w:color="000000"/>
+              <w:left w:val="single" w:sz="8" w:space="0" w:color="000000"/>
+              <w:bottom w:val="single" w:sz="8" w:space="0" w:color="000000"/>
+              <w:right w:val="single" w:sz="8" w:space="0" w:color="000000"/>
             </w:tcBorders>
           </w:tcPr>
           <w:p>
@@ -10737,7 +10842,10 @@
           <w:tcPr>
             <w:tcW w:w="990" w:type="dxa"/>
             <w:tcBorders>
-              <w:top w:val="single" w:sz="4" w:space="0" w:color="D0D7DE"/>
+              <w:top w:val="single" w:sz="8" w:space="0" w:color="000000"/>
+              <w:left w:val="single" w:sz="8" w:space="0" w:color="000000"/>
+              <w:bottom w:val="single" w:sz="8" w:space="0" w:color="000000"/>
+              <w:right w:val="single" w:sz="8" w:space="0" w:color="000000"/>
             </w:tcBorders>
           </w:tcPr>
           <w:p>
@@ -10766,7 +10874,10 @@
           <w:tcPr>
             <w:tcW w:w="990" w:type="dxa"/>
             <w:tcBorders>
-              <w:top w:val="single" w:sz="4" w:space="0" w:color="D0D7DE"/>
+              <w:top w:val="single" w:sz="8" w:space="0" w:color="000000"/>
+              <w:left w:val="single" w:sz="8" w:space="0" w:color="000000"/>
+              <w:bottom w:val="single" w:sz="8" w:space="0" w:color="000000"/>
+              <w:right w:val="single" w:sz="8" w:space="0" w:color="000000"/>
             </w:tcBorders>
           </w:tcPr>
           <w:p>
@@ -10797,7 +10908,10 @@
           <w:tcPr>
             <w:tcW w:w="990" w:type="dxa"/>
             <w:tcBorders>
-              <w:top w:val="single" w:sz="4" w:space="0" w:color="D0D7DE"/>
+              <w:top w:val="single" w:sz="8" w:space="0" w:color="000000"/>
+              <w:left w:val="single" w:sz="8" w:space="0" w:color="000000"/>
+              <w:bottom w:val="single" w:sz="8" w:space="0" w:color="000000"/>
+              <w:right w:val="single" w:sz="8" w:space="0" w:color="000000"/>
             </w:tcBorders>
           </w:tcPr>
           <w:p>
@@ -10828,7 +10942,10 @@
           <w:tcPr>
             <w:tcW w:w="990" w:type="dxa"/>
             <w:tcBorders>
-              <w:top w:val="single" w:sz="4" w:space="0" w:color="D0D7DE"/>
+              <w:top w:val="single" w:sz="8" w:space="0" w:color="000000"/>
+              <w:left w:val="single" w:sz="8" w:space="0" w:color="000000"/>
+              <w:bottom w:val="single" w:sz="8" w:space="0" w:color="000000"/>
+              <w:right w:val="single" w:sz="8" w:space="0" w:color="000000"/>
             </w:tcBorders>
           </w:tcPr>
           <w:p>
@@ -10859,7 +10976,10 @@
           <w:tcPr>
             <w:tcW w:w="990" w:type="dxa"/>
             <w:tcBorders>
-              <w:top w:val="single" w:sz="4" w:space="0" w:color="D0D7DE"/>
+              <w:top w:val="single" w:sz="8" w:space="0" w:color="000000"/>
+              <w:left w:val="single" w:sz="8" w:space="0" w:color="000000"/>
+              <w:bottom w:val="single" w:sz="8" w:space="0" w:color="000000"/>
+              <w:right w:val="single" w:sz="8" w:space="0" w:color="000000"/>
             </w:tcBorders>
           </w:tcPr>
           <w:p>
@@ -10888,7 +11008,10 @@
           <w:tcPr>
             <w:tcW w:w="990" w:type="dxa"/>
             <w:tcBorders>
-              <w:top w:val="single" w:sz="4" w:space="0" w:color="D0D7DE"/>
+              <w:top w:val="single" w:sz="8" w:space="0" w:color="000000"/>
+              <w:left w:val="single" w:sz="8" w:space="0" w:color="000000"/>
+              <w:bottom w:val="single" w:sz="8" w:space="0" w:color="000000"/>
+              <w:right w:val="single" w:sz="8" w:space="0" w:color="000000"/>
             </w:tcBorders>
           </w:tcPr>
           <w:p>
@@ -10919,7 +11042,10 @@
           <w:tcPr>
             <w:tcW w:w="990" w:type="dxa"/>
             <w:tcBorders>
-              <w:top w:val="single" w:sz="4" w:space="0" w:color="D0D7DE"/>
+              <w:top w:val="single" w:sz="8" w:space="0" w:color="000000"/>
+              <w:left w:val="single" w:sz="8" w:space="0" w:color="000000"/>
+              <w:bottom w:val="single" w:sz="8" w:space="0" w:color="000000"/>
+              <w:right w:val="single" w:sz="8" w:space="0" w:color="000000"/>
             </w:tcBorders>
           </w:tcPr>
           <w:p>
@@ -10948,7 +11074,10 @@
           <w:tcPr>
             <w:tcW w:w="989" w:type="dxa"/>
             <w:tcBorders>
-              <w:top w:val="single" w:sz="4" w:space="0" w:color="D0D7DE"/>
+              <w:top w:val="single" w:sz="8" w:space="0" w:color="000000"/>
+              <w:left w:val="single" w:sz="8" w:space="0" w:color="000000"/>
+              <w:bottom w:val="single" w:sz="8" w:space="0" w:color="000000"/>
+              <w:right w:val="single" w:sz="8" w:space="0" w:color="000000"/>
             </w:tcBorders>
           </w:tcPr>
           <w:p>
@@ -10975,67 +11104,6 @@
         </w:tc>
       </w:tr>
     </w:tbl>
-    <w:p>
-      <w:pPr>
-        <w:pStyle w:val="normal1"/>
-        <w:rPr/>
-      </w:pPr>
-      <w:r>
-        <w:rPr/>
-        <mc:AlternateContent>
-          <mc:Choice Requires="wps">
-            <w:drawing>
-              <wp:inline distT="0" distB="0" distL="0" distR="0">
-                <wp:extent cx="635" cy="19050"/>
-                <wp:effectExtent l="0" t="0" r="0" b="0"/>
-                <wp:docPr id="27" name=""/>
-                <a:graphic xmlns:a="http://schemas.openxmlformats.org/drawingml/2006/main">
-                  <a:graphicData uri="http://schemas.microsoft.com/office/word/2010/wordprocessingShape">
-                    <wps:wsp>
-                      <wps:cNvSpPr/>
-                      <wps:nvSpPr>
-                        <wps:cNvPr id="28" name=""/>
-                        <wps:cNvSpPr/>
-                      </wps:nvSpPr>
-                      <wps:spPr>
-                        <a:xfrm>
-                          <a:off x="0" y="0"/>
-                          <a:ext cx="720" cy="19080"/>
-                        </a:xfrm>
-                        <a:prstGeom prst="rect">
-                          <a:avLst/>
-                        </a:prstGeom>
-                        <a:solidFill>
-                          <a:srgbClr val="ffffff"/>
-                        </a:solidFill>
-                        <a:ln w="0">
-                          <a:solidFill>
-                            <a:srgbClr val="000000"/>
-                          </a:solidFill>
-                        </a:ln>
-                      </wps:spPr>
-                      <wps:bodyPr/>
-                    </wps:wsp>
-                  </a:graphicData>
-                </a:graphic>
-                <wp14:sizeRelH relativeFrom="page">
-                  <wp14:pctWidth>100000</wp14:pctWidth>
-                </wp14:sizeRelH>
-              </wp:inline>
-            </w:drawing>
-          </mc:Choice>
-          <mc:Fallback>
-            <w:pict>
-              <v:rect id="shape_0" fillcolor="white" stroked="t" o:allowincell="f" style="position:absolute;margin-left:0pt;margin-top:-1.55pt;width:0pt;height:1.45pt;mso-wrap-style:none;v-text-anchor:middle;mso-position-horizontal:center;mso-position-vertical:top">
-                <v:fill o:detectmouseclick="t" type="solid" color2="black"/>
-                <v:stroke color="black" joinstyle="round" endcap="flat"/>
-                <w10:wrap type="topAndBottom"/>
-              </v:rect>
-            </w:pict>
-          </mc:Fallback>
-        </mc:AlternateContent>
-      </w:r>
-    </w:p>
     <w:p>
       <w:pPr>
         <w:pStyle w:val="Heading2"/>
@@ -11126,6 +11194,14 @@
         <w:tblW w:w="7920" w:type="dxa"/>
         <w:jc w:val="left"/>
         <w:tblInd w:w="0" w:type="dxa"/>
+        <w:tblBorders>
+          <w:top w:val="single" w:sz="8" w:space="0" w:color="000000"/>
+          <w:left w:val="single" w:sz="8" w:space="0" w:color="000000"/>
+          <w:bottom w:val="single" w:sz="8" w:space="0" w:color="000000"/>
+          <w:right w:val="single" w:sz="8" w:space="0" w:color="000000"/>
+          <w:insideH w:val="single" w:sz="8" w:space="0" w:color="000000"/>
+          <w:insideV w:val="single" w:sz="8" w:space="0" w:color="000000"/>
+        </w:tblBorders>
         <w:tblLayout w:type="fixed"/>
         <w:tblCellMar>
           <w:top w:w="30" w:type="dxa"/>
@@ -11149,7 +11225,10 @@
           <w:tcPr>
             <w:tcW w:w="1980" w:type="dxa"/>
             <w:tcBorders>
-              <w:bottom w:val="single" w:sz="4" w:space="0" w:color="D0D7DE"/>
+              <w:top w:val="single" w:sz="8" w:space="0" w:color="000000"/>
+              <w:left w:val="single" w:sz="8" w:space="0" w:color="000000"/>
+              <w:bottom w:val="single" w:sz="8" w:space="0" w:color="000000"/>
+              <w:right w:val="single" w:sz="8" w:space="0" w:color="000000"/>
             </w:tcBorders>
             <w:shd w:color="auto" w:fill="EDEDED" w:val="clear"/>
           </w:tcPr>
@@ -11181,7 +11260,10 @@
           <w:tcPr>
             <w:tcW w:w="1980" w:type="dxa"/>
             <w:tcBorders>
-              <w:bottom w:val="single" w:sz="4" w:space="0" w:color="D0D7DE"/>
+              <w:top w:val="single" w:sz="8" w:space="0" w:color="000000"/>
+              <w:left w:val="single" w:sz="8" w:space="0" w:color="000000"/>
+              <w:bottom w:val="single" w:sz="8" w:space="0" w:color="000000"/>
+              <w:right w:val="single" w:sz="8" w:space="0" w:color="000000"/>
             </w:tcBorders>
             <w:shd w:color="auto" w:fill="EDEDED" w:val="clear"/>
           </w:tcPr>
@@ -11213,7 +11295,10 @@
           <w:tcPr>
             <w:tcW w:w="1980" w:type="dxa"/>
             <w:tcBorders>
-              <w:bottom w:val="single" w:sz="4" w:space="0" w:color="D0D7DE"/>
+              <w:top w:val="single" w:sz="8" w:space="0" w:color="000000"/>
+              <w:left w:val="single" w:sz="8" w:space="0" w:color="000000"/>
+              <w:bottom w:val="single" w:sz="8" w:space="0" w:color="000000"/>
+              <w:right w:val="single" w:sz="8" w:space="0" w:color="000000"/>
             </w:tcBorders>
             <w:shd w:color="auto" w:fill="EDEDED" w:val="clear"/>
           </w:tcPr>
@@ -11245,7 +11330,10 @@
           <w:tcPr>
             <w:tcW w:w="1979" w:type="dxa"/>
             <w:tcBorders>
-              <w:bottom w:val="single" w:sz="4" w:space="0" w:color="D0D7DE"/>
+              <w:top w:val="single" w:sz="8" w:space="0" w:color="000000"/>
+              <w:left w:val="single" w:sz="8" w:space="0" w:color="000000"/>
+              <w:bottom w:val="single" w:sz="8" w:space="0" w:color="000000"/>
+              <w:right w:val="single" w:sz="8" w:space="0" w:color="000000"/>
             </w:tcBorders>
             <w:shd w:color="auto" w:fill="EDEDED" w:val="clear"/>
           </w:tcPr>
@@ -11280,8 +11368,10 @@
           <w:tcPr>
             <w:tcW w:w="1980" w:type="dxa"/>
             <w:tcBorders>
-              <w:top w:val="single" w:sz="4" w:space="0" w:color="D0D7DE"/>
-              <w:bottom w:val="single" w:sz="4" w:space="0" w:color="D0D7DE"/>
+              <w:top w:val="single" w:sz="8" w:space="0" w:color="000000"/>
+              <w:left w:val="single" w:sz="8" w:space="0" w:color="000000"/>
+              <w:bottom w:val="single" w:sz="8" w:space="0" w:color="000000"/>
+              <w:right w:val="single" w:sz="8" w:space="0" w:color="000000"/>
             </w:tcBorders>
           </w:tcPr>
           <w:p>
@@ -11310,8 +11400,10 @@
           <w:tcPr>
             <w:tcW w:w="1980" w:type="dxa"/>
             <w:tcBorders>
-              <w:top w:val="single" w:sz="4" w:space="0" w:color="D0D7DE"/>
-              <w:bottom w:val="single" w:sz="4" w:space="0" w:color="D0D7DE"/>
+              <w:top w:val="single" w:sz="8" w:space="0" w:color="000000"/>
+              <w:left w:val="single" w:sz="8" w:space="0" w:color="000000"/>
+              <w:bottom w:val="single" w:sz="8" w:space="0" w:color="000000"/>
+              <w:right w:val="single" w:sz="8" w:space="0" w:color="000000"/>
             </w:tcBorders>
           </w:tcPr>
           <w:p>
@@ -11368,8 +11460,10 @@
           <w:tcPr>
             <w:tcW w:w="1980" w:type="dxa"/>
             <w:tcBorders>
-              <w:top w:val="single" w:sz="4" w:space="0" w:color="D0D7DE"/>
-              <w:bottom w:val="single" w:sz="4" w:space="0" w:color="D0D7DE"/>
+              <w:top w:val="single" w:sz="8" w:space="0" w:color="000000"/>
+              <w:left w:val="single" w:sz="8" w:space="0" w:color="000000"/>
+              <w:bottom w:val="single" w:sz="8" w:space="0" w:color="000000"/>
+              <w:right w:val="single" w:sz="8" w:space="0" w:color="000000"/>
             </w:tcBorders>
           </w:tcPr>
           <w:p>
@@ -11398,8 +11492,10 @@
           <w:tcPr>
             <w:tcW w:w="1979" w:type="dxa"/>
             <w:tcBorders>
-              <w:top w:val="single" w:sz="4" w:space="0" w:color="D0D7DE"/>
-              <w:bottom w:val="single" w:sz="4" w:space="0" w:color="D0D7DE"/>
+              <w:top w:val="single" w:sz="8" w:space="0" w:color="000000"/>
+              <w:left w:val="single" w:sz="8" w:space="0" w:color="000000"/>
+              <w:bottom w:val="single" w:sz="8" w:space="0" w:color="000000"/>
+              <w:right w:val="single" w:sz="8" w:space="0" w:color="000000"/>
             </w:tcBorders>
           </w:tcPr>
           <w:p>
@@ -11431,8 +11527,10 @@
           <w:tcPr>
             <w:tcW w:w="1980" w:type="dxa"/>
             <w:tcBorders>
-              <w:top w:val="single" w:sz="4" w:space="0" w:color="D0D7DE"/>
-              <w:bottom w:val="single" w:sz="4" w:space="0" w:color="D0D7DE"/>
+              <w:top w:val="single" w:sz="8" w:space="0" w:color="000000"/>
+              <w:left w:val="single" w:sz="8" w:space="0" w:color="000000"/>
+              <w:bottom w:val="single" w:sz="8" w:space="0" w:color="000000"/>
+              <w:right w:val="single" w:sz="8" w:space="0" w:color="000000"/>
             </w:tcBorders>
           </w:tcPr>
           <w:p>
@@ -11461,8 +11559,10 @@
           <w:tcPr>
             <w:tcW w:w="1980" w:type="dxa"/>
             <w:tcBorders>
-              <w:top w:val="single" w:sz="4" w:space="0" w:color="D0D7DE"/>
-              <w:bottom w:val="single" w:sz="4" w:space="0" w:color="D0D7DE"/>
+              <w:top w:val="single" w:sz="8" w:space="0" w:color="000000"/>
+              <w:left w:val="single" w:sz="8" w:space="0" w:color="000000"/>
+              <w:bottom w:val="single" w:sz="8" w:space="0" w:color="000000"/>
+              <w:right w:val="single" w:sz="8" w:space="0" w:color="000000"/>
             </w:tcBorders>
           </w:tcPr>
           <w:p>
@@ -11491,8 +11591,10 @@
           <w:tcPr>
             <w:tcW w:w="1980" w:type="dxa"/>
             <w:tcBorders>
-              <w:top w:val="single" w:sz="4" w:space="0" w:color="D0D7DE"/>
-              <w:bottom w:val="single" w:sz="4" w:space="0" w:color="D0D7DE"/>
+              <w:top w:val="single" w:sz="8" w:space="0" w:color="000000"/>
+              <w:left w:val="single" w:sz="8" w:space="0" w:color="000000"/>
+              <w:bottom w:val="single" w:sz="8" w:space="0" w:color="000000"/>
+              <w:right w:val="single" w:sz="8" w:space="0" w:color="000000"/>
             </w:tcBorders>
           </w:tcPr>
           <w:p>
@@ -11521,8 +11623,10 @@
           <w:tcPr>
             <w:tcW w:w="1979" w:type="dxa"/>
             <w:tcBorders>
-              <w:top w:val="single" w:sz="4" w:space="0" w:color="D0D7DE"/>
-              <w:bottom w:val="single" w:sz="4" w:space="0" w:color="D0D7DE"/>
+              <w:top w:val="single" w:sz="8" w:space="0" w:color="000000"/>
+              <w:left w:val="single" w:sz="8" w:space="0" w:color="000000"/>
+              <w:bottom w:val="single" w:sz="8" w:space="0" w:color="000000"/>
+              <w:right w:val="single" w:sz="8" w:space="0" w:color="000000"/>
             </w:tcBorders>
           </w:tcPr>
           <w:p>
@@ -11554,8 +11658,10 @@
           <w:tcPr>
             <w:tcW w:w="1980" w:type="dxa"/>
             <w:tcBorders>
-              <w:top w:val="single" w:sz="4" w:space="0" w:color="D0D7DE"/>
-              <w:bottom w:val="single" w:sz="4" w:space="0" w:color="D0D7DE"/>
+              <w:top w:val="single" w:sz="8" w:space="0" w:color="000000"/>
+              <w:left w:val="single" w:sz="8" w:space="0" w:color="000000"/>
+              <w:bottom w:val="single" w:sz="8" w:space="0" w:color="000000"/>
+              <w:right w:val="single" w:sz="8" w:space="0" w:color="000000"/>
             </w:tcBorders>
           </w:tcPr>
           <w:p>
@@ -11584,8 +11690,10 @@
           <w:tcPr>
             <w:tcW w:w="1980" w:type="dxa"/>
             <w:tcBorders>
-              <w:top w:val="single" w:sz="4" w:space="0" w:color="D0D7DE"/>
-              <w:bottom w:val="single" w:sz="4" w:space="0" w:color="D0D7DE"/>
+              <w:top w:val="single" w:sz="8" w:space="0" w:color="000000"/>
+              <w:left w:val="single" w:sz="8" w:space="0" w:color="000000"/>
+              <w:bottom w:val="single" w:sz="8" w:space="0" w:color="000000"/>
+              <w:right w:val="single" w:sz="8" w:space="0" w:color="000000"/>
             </w:tcBorders>
           </w:tcPr>
           <w:p>
@@ -11624,8 +11732,10 @@
           <w:tcPr>
             <w:tcW w:w="1980" w:type="dxa"/>
             <w:tcBorders>
-              <w:top w:val="single" w:sz="4" w:space="0" w:color="D0D7DE"/>
-              <w:bottom w:val="single" w:sz="4" w:space="0" w:color="D0D7DE"/>
+              <w:top w:val="single" w:sz="8" w:space="0" w:color="000000"/>
+              <w:left w:val="single" w:sz="8" w:space="0" w:color="000000"/>
+              <w:bottom w:val="single" w:sz="8" w:space="0" w:color="000000"/>
+              <w:right w:val="single" w:sz="8" w:space="0" w:color="000000"/>
             </w:tcBorders>
           </w:tcPr>
           <w:p>
@@ -11654,8 +11764,10 @@
           <w:tcPr>
             <w:tcW w:w="1979" w:type="dxa"/>
             <w:tcBorders>
-              <w:top w:val="single" w:sz="4" w:space="0" w:color="D0D7DE"/>
-              <w:bottom w:val="single" w:sz="4" w:space="0" w:color="D0D7DE"/>
+              <w:top w:val="single" w:sz="8" w:space="0" w:color="000000"/>
+              <w:left w:val="single" w:sz="8" w:space="0" w:color="000000"/>
+              <w:bottom w:val="single" w:sz="8" w:space="0" w:color="000000"/>
+              <w:right w:val="single" w:sz="8" w:space="0" w:color="000000"/>
             </w:tcBorders>
           </w:tcPr>
           <w:p>
@@ -11687,7 +11799,10 @@
           <w:tcPr>
             <w:tcW w:w="1980" w:type="dxa"/>
             <w:tcBorders>
-              <w:top w:val="single" w:sz="4" w:space="0" w:color="D0D7DE"/>
+              <w:top w:val="single" w:sz="8" w:space="0" w:color="000000"/>
+              <w:left w:val="single" w:sz="8" w:space="0" w:color="000000"/>
+              <w:bottom w:val="single" w:sz="8" w:space="0" w:color="000000"/>
+              <w:right w:val="single" w:sz="8" w:space="0" w:color="000000"/>
             </w:tcBorders>
           </w:tcPr>
           <w:p>
@@ -11716,7 +11831,10 @@
           <w:tcPr>
             <w:tcW w:w="1980" w:type="dxa"/>
             <w:tcBorders>
-              <w:top w:val="single" w:sz="4" w:space="0" w:color="D0D7DE"/>
+              <w:top w:val="single" w:sz="8" w:space="0" w:color="000000"/>
+              <w:left w:val="single" w:sz="8" w:space="0" w:color="000000"/>
+              <w:bottom w:val="single" w:sz="8" w:space="0" w:color="000000"/>
+              <w:right w:val="single" w:sz="8" w:space="0" w:color="000000"/>
             </w:tcBorders>
           </w:tcPr>
           <w:p>
@@ -11745,7 +11863,10 @@
           <w:tcPr>
             <w:tcW w:w="1980" w:type="dxa"/>
             <w:tcBorders>
-              <w:top w:val="single" w:sz="4" w:space="0" w:color="D0D7DE"/>
+              <w:top w:val="single" w:sz="8" w:space="0" w:color="000000"/>
+              <w:left w:val="single" w:sz="8" w:space="0" w:color="000000"/>
+              <w:bottom w:val="single" w:sz="8" w:space="0" w:color="000000"/>
+              <w:right w:val="single" w:sz="8" w:space="0" w:color="000000"/>
             </w:tcBorders>
           </w:tcPr>
           <w:p>
@@ -11774,7 +11895,10 @@
           <w:tcPr>
             <w:tcW w:w="1979" w:type="dxa"/>
             <w:tcBorders>
-              <w:top w:val="single" w:sz="4" w:space="0" w:color="D0D7DE"/>
+              <w:top w:val="single" w:sz="8" w:space="0" w:color="000000"/>
+              <w:left w:val="single" w:sz="8" w:space="0" w:color="000000"/>
+              <w:bottom w:val="single" w:sz="8" w:space="0" w:color="000000"/>
+              <w:right w:val="single" w:sz="8" w:space="0" w:color="000000"/>
             </w:tcBorders>
           </w:tcPr>
           <w:p>
@@ -11801,67 +11925,6 @@
         </w:tc>
       </w:tr>
     </w:tbl>
-    <w:p>
-      <w:pPr>
-        <w:pStyle w:val="normal1"/>
-        <w:rPr/>
-      </w:pPr>
-      <w:r>
-        <w:rPr/>
-        <mc:AlternateContent>
-          <mc:Choice Requires="wps">
-            <w:drawing>
-              <wp:inline distT="0" distB="0" distL="0" distR="0">
-                <wp:extent cx="635" cy="19050"/>
-                <wp:effectExtent l="0" t="0" r="0" b="0"/>
-                <wp:docPr id="29" name=""/>
-                <a:graphic xmlns:a="http://schemas.openxmlformats.org/drawingml/2006/main">
-                  <a:graphicData uri="http://schemas.microsoft.com/office/word/2010/wordprocessingShape">
-                    <wps:wsp>
-                      <wps:cNvSpPr/>
-                      <wps:nvSpPr>
-                        <wps:cNvPr id="30" name=""/>
-                        <wps:cNvSpPr/>
-                      </wps:nvSpPr>
-                      <wps:spPr>
-                        <a:xfrm>
-                          <a:off x="0" y="0"/>
-                          <a:ext cx="720" cy="19080"/>
-                        </a:xfrm>
-                        <a:prstGeom prst="rect">
-                          <a:avLst/>
-                        </a:prstGeom>
-                        <a:solidFill>
-                          <a:srgbClr val="ffffff"/>
-                        </a:solidFill>
-                        <a:ln w="0">
-                          <a:solidFill>
-                            <a:srgbClr val="000000"/>
-                          </a:solidFill>
-                        </a:ln>
-                      </wps:spPr>
-                      <wps:bodyPr/>
-                    </wps:wsp>
-                  </a:graphicData>
-                </a:graphic>
-                <wp14:sizeRelH relativeFrom="page">
-                  <wp14:pctWidth>100000</wp14:pctWidth>
-                </wp14:sizeRelH>
-              </wp:inline>
-            </w:drawing>
-          </mc:Choice>
-          <mc:Fallback>
-            <w:pict>
-              <v:rect id="shape_0" fillcolor="white" stroked="t" o:allowincell="f" style="position:absolute;margin-left:0pt;margin-top:-1.55pt;width:0pt;height:1.45pt;mso-wrap-style:none;v-text-anchor:middle;mso-position-horizontal:center;mso-position-vertical:top">
-                <v:fill o:detectmouseclick="t" type="solid" color2="black"/>
-                <v:stroke color="black" joinstyle="round" endcap="flat"/>
-                <w10:wrap type="topAndBottom"/>
-              </v:rect>
-            </w:pict>
-          </mc:Fallback>
-        </mc:AlternateContent>
-      </w:r>
-    </w:p>
     <w:p>
       <w:pPr>
         <w:pStyle w:val="Heading3"/>
@@ -11912,6 +11975,14 @@
         <w:tblW w:w="7920" w:type="dxa"/>
         <w:jc w:val="left"/>
         <w:tblInd w:w="0" w:type="dxa"/>
+        <w:tblBorders>
+          <w:top w:val="single" w:sz="8" w:space="0" w:color="000000"/>
+          <w:left w:val="single" w:sz="8" w:space="0" w:color="000000"/>
+          <w:bottom w:val="single" w:sz="8" w:space="0" w:color="000000"/>
+          <w:right w:val="single" w:sz="8" w:space="0" w:color="000000"/>
+          <w:insideH w:val="single" w:sz="8" w:space="0" w:color="000000"/>
+          <w:insideV w:val="single" w:sz="8" w:space="0" w:color="000000"/>
+        </w:tblBorders>
         <w:tblLayout w:type="fixed"/>
         <w:tblCellMar>
           <w:top w:w="30" w:type="dxa"/>
@@ -11937,7 +12008,10 @@
           <w:tcPr>
             <w:tcW w:w="1320" w:type="dxa"/>
             <w:tcBorders>
-              <w:bottom w:val="single" w:sz="4" w:space="0" w:color="D0D7DE"/>
+              <w:top w:val="single" w:sz="8" w:space="0" w:color="000000"/>
+              <w:left w:val="single" w:sz="8" w:space="0" w:color="000000"/>
+              <w:bottom w:val="single" w:sz="8" w:space="0" w:color="000000"/>
+              <w:right w:val="single" w:sz="8" w:space="0" w:color="000000"/>
             </w:tcBorders>
             <w:shd w:color="auto" w:fill="EDEDED" w:val="clear"/>
           </w:tcPr>
@@ -11969,7 +12043,10 @@
           <w:tcPr>
             <w:tcW w:w="1319" w:type="dxa"/>
             <w:tcBorders>
-              <w:bottom w:val="single" w:sz="4" w:space="0" w:color="D0D7DE"/>
+              <w:top w:val="single" w:sz="8" w:space="0" w:color="000000"/>
+              <w:left w:val="single" w:sz="8" w:space="0" w:color="000000"/>
+              <w:bottom w:val="single" w:sz="8" w:space="0" w:color="000000"/>
+              <w:right w:val="single" w:sz="8" w:space="0" w:color="000000"/>
             </w:tcBorders>
             <w:shd w:color="auto" w:fill="EDEDED" w:val="clear"/>
           </w:tcPr>
@@ -12001,7 +12078,10 @@
           <w:tcPr>
             <w:tcW w:w="1321" w:type="dxa"/>
             <w:tcBorders>
-              <w:bottom w:val="single" w:sz="4" w:space="0" w:color="D0D7DE"/>
+              <w:top w:val="single" w:sz="8" w:space="0" w:color="000000"/>
+              <w:left w:val="single" w:sz="8" w:space="0" w:color="000000"/>
+              <w:bottom w:val="single" w:sz="8" w:space="0" w:color="000000"/>
+              <w:right w:val="single" w:sz="8" w:space="0" w:color="000000"/>
             </w:tcBorders>
             <w:shd w:color="auto" w:fill="EDEDED" w:val="clear"/>
           </w:tcPr>
@@ -12033,7 +12113,10 @@
           <w:tcPr>
             <w:tcW w:w="1320" w:type="dxa"/>
             <w:tcBorders>
-              <w:bottom w:val="single" w:sz="4" w:space="0" w:color="D0D7DE"/>
+              <w:top w:val="single" w:sz="8" w:space="0" w:color="000000"/>
+              <w:left w:val="single" w:sz="8" w:space="0" w:color="000000"/>
+              <w:bottom w:val="single" w:sz="8" w:space="0" w:color="000000"/>
+              <w:right w:val="single" w:sz="8" w:space="0" w:color="000000"/>
             </w:tcBorders>
             <w:shd w:color="auto" w:fill="EDEDED" w:val="clear"/>
           </w:tcPr>
@@ -12065,7 +12148,10 @@
           <w:tcPr>
             <w:tcW w:w="1319" w:type="dxa"/>
             <w:tcBorders>
-              <w:bottom w:val="single" w:sz="4" w:space="0" w:color="D0D7DE"/>
+              <w:top w:val="single" w:sz="8" w:space="0" w:color="000000"/>
+              <w:left w:val="single" w:sz="8" w:space="0" w:color="000000"/>
+              <w:bottom w:val="single" w:sz="8" w:space="0" w:color="000000"/>
+              <w:right w:val="single" w:sz="8" w:space="0" w:color="000000"/>
             </w:tcBorders>
             <w:shd w:color="auto" w:fill="EDEDED" w:val="clear"/>
           </w:tcPr>
@@ -12097,7 +12183,10 @@
           <w:tcPr>
             <w:tcW w:w="1320" w:type="dxa"/>
             <w:tcBorders>
-              <w:bottom w:val="single" w:sz="4" w:space="0" w:color="D0D7DE"/>
+              <w:top w:val="single" w:sz="8" w:space="0" w:color="000000"/>
+              <w:left w:val="single" w:sz="8" w:space="0" w:color="000000"/>
+              <w:bottom w:val="single" w:sz="8" w:space="0" w:color="000000"/>
+              <w:right w:val="single" w:sz="8" w:space="0" w:color="000000"/>
             </w:tcBorders>
             <w:shd w:color="auto" w:fill="EDEDED" w:val="clear"/>
           </w:tcPr>
@@ -12132,8 +12221,10 @@
           <w:tcPr>
             <w:tcW w:w="1320" w:type="dxa"/>
             <w:tcBorders>
-              <w:top w:val="single" w:sz="4" w:space="0" w:color="D0D7DE"/>
-              <w:bottom w:val="single" w:sz="4" w:space="0" w:color="D0D7DE"/>
+              <w:top w:val="single" w:sz="8" w:space="0" w:color="000000"/>
+              <w:left w:val="single" w:sz="8" w:space="0" w:color="000000"/>
+              <w:bottom w:val="single" w:sz="8" w:space="0" w:color="000000"/>
+              <w:right w:val="single" w:sz="8" w:space="0" w:color="000000"/>
             </w:tcBorders>
           </w:tcPr>
           <w:p>
@@ -12162,8 +12253,10 @@
           <w:tcPr>
             <w:tcW w:w="1319" w:type="dxa"/>
             <w:tcBorders>
-              <w:top w:val="single" w:sz="4" w:space="0" w:color="D0D7DE"/>
-              <w:bottom w:val="single" w:sz="4" w:space="0" w:color="D0D7DE"/>
+              <w:top w:val="single" w:sz="8" w:space="0" w:color="000000"/>
+              <w:left w:val="single" w:sz="8" w:space="0" w:color="000000"/>
+              <w:bottom w:val="single" w:sz="8" w:space="0" w:color="000000"/>
+              <w:right w:val="single" w:sz="8" w:space="0" w:color="000000"/>
             </w:tcBorders>
           </w:tcPr>
           <w:p>
@@ -12192,8 +12285,10 @@
           <w:tcPr>
             <w:tcW w:w="1321" w:type="dxa"/>
             <w:tcBorders>
-              <w:top w:val="single" w:sz="4" w:space="0" w:color="D0D7DE"/>
-              <w:bottom w:val="single" w:sz="4" w:space="0" w:color="D0D7DE"/>
+              <w:top w:val="single" w:sz="8" w:space="0" w:color="000000"/>
+              <w:left w:val="single" w:sz="8" w:space="0" w:color="000000"/>
+              <w:bottom w:val="single" w:sz="8" w:space="0" w:color="000000"/>
+              <w:right w:val="single" w:sz="8" w:space="0" w:color="000000"/>
             </w:tcBorders>
           </w:tcPr>
           <w:p>
@@ -12222,8 +12317,10 @@
           <w:tcPr>
             <w:tcW w:w="1320" w:type="dxa"/>
             <w:tcBorders>
-              <w:top w:val="single" w:sz="4" w:space="0" w:color="D0D7DE"/>
-              <w:bottom w:val="single" w:sz="4" w:space="0" w:color="D0D7DE"/>
+              <w:top w:val="single" w:sz="8" w:space="0" w:color="000000"/>
+              <w:left w:val="single" w:sz="8" w:space="0" w:color="000000"/>
+              <w:bottom w:val="single" w:sz="8" w:space="0" w:color="000000"/>
+              <w:right w:val="single" w:sz="8" w:space="0" w:color="000000"/>
             </w:tcBorders>
           </w:tcPr>
           <w:p>
@@ -12252,8 +12349,10 @@
           <w:tcPr>
             <w:tcW w:w="1319" w:type="dxa"/>
             <w:tcBorders>
-              <w:top w:val="single" w:sz="4" w:space="0" w:color="D0D7DE"/>
-              <w:bottom w:val="single" w:sz="4" w:space="0" w:color="D0D7DE"/>
+              <w:top w:val="single" w:sz="8" w:space="0" w:color="000000"/>
+              <w:left w:val="single" w:sz="8" w:space="0" w:color="000000"/>
+              <w:bottom w:val="single" w:sz="8" w:space="0" w:color="000000"/>
+              <w:right w:val="single" w:sz="8" w:space="0" w:color="000000"/>
             </w:tcBorders>
           </w:tcPr>
           <w:p>
@@ -12282,8 +12381,10 @@
           <w:tcPr>
             <w:tcW w:w="1320" w:type="dxa"/>
             <w:tcBorders>
-              <w:top w:val="single" w:sz="4" w:space="0" w:color="D0D7DE"/>
-              <w:bottom w:val="single" w:sz="4" w:space="0" w:color="D0D7DE"/>
+              <w:top w:val="single" w:sz="8" w:space="0" w:color="000000"/>
+              <w:left w:val="single" w:sz="8" w:space="0" w:color="000000"/>
+              <w:bottom w:val="single" w:sz="8" w:space="0" w:color="000000"/>
+              <w:right w:val="single" w:sz="8" w:space="0" w:color="000000"/>
             </w:tcBorders>
           </w:tcPr>
           <w:p>
@@ -12325,8 +12426,10 @@
           <w:tcPr>
             <w:tcW w:w="1320" w:type="dxa"/>
             <w:tcBorders>
-              <w:top w:val="single" w:sz="4" w:space="0" w:color="D0D7DE"/>
-              <w:bottom w:val="single" w:sz="4" w:space="0" w:color="D0D7DE"/>
+              <w:top w:val="single" w:sz="8" w:space="0" w:color="000000"/>
+              <w:left w:val="single" w:sz="8" w:space="0" w:color="000000"/>
+              <w:bottom w:val="single" w:sz="8" w:space="0" w:color="000000"/>
+              <w:right w:val="single" w:sz="8" w:space="0" w:color="000000"/>
             </w:tcBorders>
           </w:tcPr>
           <w:p>
@@ -12355,8 +12458,10 @@
           <w:tcPr>
             <w:tcW w:w="1319" w:type="dxa"/>
             <w:tcBorders>
-              <w:top w:val="single" w:sz="4" w:space="0" w:color="D0D7DE"/>
-              <w:bottom w:val="single" w:sz="4" w:space="0" w:color="D0D7DE"/>
+              <w:top w:val="single" w:sz="8" w:space="0" w:color="000000"/>
+              <w:left w:val="single" w:sz="8" w:space="0" w:color="000000"/>
+              <w:bottom w:val="single" w:sz="8" w:space="0" w:color="000000"/>
+              <w:right w:val="single" w:sz="8" w:space="0" w:color="000000"/>
             </w:tcBorders>
           </w:tcPr>
           <w:p>
@@ -12385,8 +12490,10 @@
           <w:tcPr>
             <w:tcW w:w="1321" w:type="dxa"/>
             <w:tcBorders>
-              <w:top w:val="single" w:sz="4" w:space="0" w:color="D0D7DE"/>
-              <w:bottom w:val="single" w:sz="4" w:space="0" w:color="D0D7DE"/>
+              <w:top w:val="single" w:sz="8" w:space="0" w:color="000000"/>
+              <w:left w:val="single" w:sz="8" w:space="0" w:color="000000"/>
+              <w:bottom w:val="single" w:sz="8" w:space="0" w:color="000000"/>
+              <w:right w:val="single" w:sz="8" w:space="0" w:color="000000"/>
             </w:tcBorders>
           </w:tcPr>
           <w:p>
@@ -12415,8 +12522,10 @@
           <w:tcPr>
             <w:tcW w:w="1320" w:type="dxa"/>
             <w:tcBorders>
-              <w:top w:val="single" w:sz="4" w:space="0" w:color="D0D7DE"/>
-              <w:bottom w:val="single" w:sz="4" w:space="0" w:color="D0D7DE"/>
+              <w:top w:val="single" w:sz="8" w:space="0" w:color="000000"/>
+              <w:left w:val="single" w:sz="8" w:space="0" w:color="000000"/>
+              <w:bottom w:val="single" w:sz="8" w:space="0" w:color="000000"/>
+              <w:right w:val="single" w:sz="8" w:space="0" w:color="000000"/>
             </w:tcBorders>
           </w:tcPr>
           <w:p>
@@ -12445,8 +12554,10 @@
           <w:tcPr>
             <w:tcW w:w="1319" w:type="dxa"/>
             <w:tcBorders>
-              <w:top w:val="single" w:sz="4" w:space="0" w:color="D0D7DE"/>
-              <w:bottom w:val="single" w:sz="4" w:space="0" w:color="D0D7DE"/>
+              <w:top w:val="single" w:sz="8" w:space="0" w:color="000000"/>
+              <w:left w:val="single" w:sz="8" w:space="0" w:color="000000"/>
+              <w:bottom w:val="single" w:sz="8" w:space="0" w:color="000000"/>
+              <w:right w:val="single" w:sz="8" w:space="0" w:color="000000"/>
             </w:tcBorders>
           </w:tcPr>
           <w:p>
@@ -12475,8 +12586,10 @@
           <w:tcPr>
             <w:tcW w:w="1320" w:type="dxa"/>
             <w:tcBorders>
-              <w:top w:val="single" w:sz="4" w:space="0" w:color="D0D7DE"/>
-              <w:bottom w:val="single" w:sz="4" w:space="0" w:color="D0D7DE"/>
+              <w:top w:val="single" w:sz="8" w:space="0" w:color="000000"/>
+              <w:left w:val="single" w:sz="8" w:space="0" w:color="000000"/>
+              <w:bottom w:val="single" w:sz="8" w:space="0" w:color="000000"/>
+              <w:right w:val="single" w:sz="8" w:space="0" w:color="000000"/>
             </w:tcBorders>
           </w:tcPr>
           <w:p>
@@ -12518,8 +12631,10 @@
           <w:tcPr>
             <w:tcW w:w="1320" w:type="dxa"/>
             <w:tcBorders>
-              <w:top w:val="single" w:sz="4" w:space="0" w:color="D0D7DE"/>
-              <w:bottom w:val="single" w:sz="4" w:space="0" w:color="D0D7DE"/>
+              <w:top w:val="single" w:sz="8" w:space="0" w:color="000000"/>
+              <w:left w:val="single" w:sz="8" w:space="0" w:color="000000"/>
+              <w:bottom w:val="single" w:sz="8" w:space="0" w:color="000000"/>
+              <w:right w:val="single" w:sz="8" w:space="0" w:color="000000"/>
             </w:tcBorders>
           </w:tcPr>
           <w:p>
@@ -12548,8 +12663,10 @@
           <w:tcPr>
             <w:tcW w:w="1319" w:type="dxa"/>
             <w:tcBorders>
-              <w:top w:val="single" w:sz="4" w:space="0" w:color="D0D7DE"/>
-              <w:bottom w:val="single" w:sz="4" w:space="0" w:color="D0D7DE"/>
+              <w:top w:val="single" w:sz="8" w:space="0" w:color="000000"/>
+              <w:left w:val="single" w:sz="8" w:space="0" w:color="000000"/>
+              <w:bottom w:val="single" w:sz="8" w:space="0" w:color="000000"/>
+              <w:right w:val="single" w:sz="8" w:space="0" w:color="000000"/>
             </w:tcBorders>
           </w:tcPr>
           <w:p>
@@ -12578,8 +12695,10 @@
           <w:tcPr>
             <w:tcW w:w="1321" w:type="dxa"/>
             <w:tcBorders>
-              <w:top w:val="single" w:sz="4" w:space="0" w:color="D0D7DE"/>
-              <w:bottom w:val="single" w:sz="4" w:space="0" w:color="D0D7DE"/>
+              <w:top w:val="single" w:sz="8" w:space="0" w:color="000000"/>
+              <w:left w:val="single" w:sz="8" w:space="0" w:color="000000"/>
+              <w:bottom w:val="single" w:sz="8" w:space="0" w:color="000000"/>
+              <w:right w:val="single" w:sz="8" w:space="0" w:color="000000"/>
             </w:tcBorders>
           </w:tcPr>
           <w:p>
@@ -12608,8 +12727,10 @@
           <w:tcPr>
             <w:tcW w:w="1320" w:type="dxa"/>
             <w:tcBorders>
-              <w:top w:val="single" w:sz="4" w:space="0" w:color="D0D7DE"/>
-              <w:bottom w:val="single" w:sz="4" w:space="0" w:color="D0D7DE"/>
+              <w:top w:val="single" w:sz="8" w:space="0" w:color="000000"/>
+              <w:left w:val="single" w:sz="8" w:space="0" w:color="000000"/>
+              <w:bottom w:val="single" w:sz="8" w:space="0" w:color="000000"/>
+              <w:right w:val="single" w:sz="8" w:space="0" w:color="000000"/>
             </w:tcBorders>
           </w:tcPr>
           <w:p>
@@ -12638,8 +12759,10 @@
           <w:tcPr>
             <w:tcW w:w="1319" w:type="dxa"/>
             <w:tcBorders>
-              <w:top w:val="single" w:sz="4" w:space="0" w:color="D0D7DE"/>
-              <w:bottom w:val="single" w:sz="4" w:space="0" w:color="D0D7DE"/>
+              <w:top w:val="single" w:sz="8" w:space="0" w:color="000000"/>
+              <w:left w:val="single" w:sz="8" w:space="0" w:color="000000"/>
+              <w:bottom w:val="single" w:sz="8" w:space="0" w:color="000000"/>
+              <w:right w:val="single" w:sz="8" w:space="0" w:color="000000"/>
             </w:tcBorders>
           </w:tcPr>
           <w:p>
@@ -12668,8 +12791,10 @@
           <w:tcPr>
             <w:tcW w:w="1320" w:type="dxa"/>
             <w:tcBorders>
-              <w:top w:val="single" w:sz="4" w:space="0" w:color="D0D7DE"/>
-              <w:bottom w:val="single" w:sz="4" w:space="0" w:color="D0D7DE"/>
+              <w:top w:val="single" w:sz="8" w:space="0" w:color="000000"/>
+              <w:left w:val="single" w:sz="8" w:space="0" w:color="000000"/>
+              <w:bottom w:val="single" w:sz="8" w:space="0" w:color="000000"/>
+              <w:right w:val="single" w:sz="8" w:space="0" w:color="000000"/>
             </w:tcBorders>
           </w:tcPr>
           <w:p>
@@ -12701,7 +12826,10 @@
           <w:tcPr>
             <w:tcW w:w="1320" w:type="dxa"/>
             <w:tcBorders>
-              <w:top w:val="single" w:sz="4" w:space="0" w:color="D0D7DE"/>
+              <w:top w:val="single" w:sz="8" w:space="0" w:color="000000"/>
+              <w:left w:val="single" w:sz="8" w:space="0" w:color="000000"/>
+              <w:bottom w:val="single" w:sz="8" w:space="0" w:color="000000"/>
+              <w:right w:val="single" w:sz="8" w:space="0" w:color="000000"/>
             </w:tcBorders>
           </w:tcPr>
           <w:p>
@@ -12730,7 +12858,10 @@
           <w:tcPr>
             <w:tcW w:w="1319" w:type="dxa"/>
             <w:tcBorders>
-              <w:top w:val="single" w:sz="4" w:space="0" w:color="D0D7DE"/>
+              <w:top w:val="single" w:sz="8" w:space="0" w:color="000000"/>
+              <w:left w:val="single" w:sz="8" w:space="0" w:color="000000"/>
+              <w:bottom w:val="single" w:sz="8" w:space="0" w:color="000000"/>
+              <w:right w:val="single" w:sz="8" w:space="0" w:color="000000"/>
             </w:tcBorders>
           </w:tcPr>
           <w:p>
@@ -12759,7 +12890,10 @@
           <w:tcPr>
             <w:tcW w:w="1321" w:type="dxa"/>
             <w:tcBorders>
-              <w:top w:val="single" w:sz="4" w:space="0" w:color="D0D7DE"/>
+              <w:top w:val="single" w:sz="8" w:space="0" w:color="000000"/>
+              <w:left w:val="single" w:sz="8" w:space="0" w:color="000000"/>
+              <w:bottom w:val="single" w:sz="8" w:space="0" w:color="000000"/>
+              <w:right w:val="single" w:sz="8" w:space="0" w:color="000000"/>
             </w:tcBorders>
           </w:tcPr>
           <w:p>
@@ -12788,7 +12922,10 @@
           <w:tcPr>
             <w:tcW w:w="1320" w:type="dxa"/>
             <w:tcBorders>
-              <w:top w:val="single" w:sz="4" w:space="0" w:color="D0D7DE"/>
+              <w:top w:val="single" w:sz="8" w:space="0" w:color="000000"/>
+              <w:left w:val="single" w:sz="8" w:space="0" w:color="000000"/>
+              <w:bottom w:val="single" w:sz="8" w:space="0" w:color="000000"/>
+              <w:right w:val="single" w:sz="8" w:space="0" w:color="000000"/>
             </w:tcBorders>
           </w:tcPr>
           <w:p>
@@ -12817,7 +12954,10 @@
           <w:tcPr>
             <w:tcW w:w="1319" w:type="dxa"/>
             <w:tcBorders>
-              <w:top w:val="single" w:sz="4" w:space="0" w:color="D0D7DE"/>
+              <w:top w:val="single" w:sz="8" w:space="0" w:color="000000"/>
+              <w:left w:val="single" w:sz="8" w:space="0" w:color="000000"/>
+              <w:bottom w:val="single" w:sz="8" w:space="0" w:color="000000"/>
+              <w:right w:val="single" w:sz="8" w:space="0" w:color="000000"/>
             </w:tcBorders>
           </w:tcPr>
           <w:p>
@@ -12846,7 +12986,10 @@
           <w:tcPr>
             <w:tcW w:w="1320" w:type="dxa"/>
             <w:tcBorders>
-              <w:top w:val="single" w:sz="4" w:space="0" w:color="D0D7DE"/>
+              <w:top w:val="single" w:sz="8" w:space="0" w:color="000000"/>
+              <w:left w:val="single" w:sz="8" w:space="0" w:color="000000"/>
+              <w:bottom w:val="single" w:sz="8" w:space="0" w:color="000000"/>
+              <w:right w:val="single" w:sz="8" w:space="0" w:color="000000"/>
             </w:tcBorders>
           </w:tcPr>
           <w:p>
@@ -12899,67 +13042,6 @@
       <w:r>
         <w:rPr/>
         <w:t>The federal standard is a template, not an obligation. The Standard on Embodied Carbon in Construction (amended March 2025) requires low-carbon concrete and life-cycle assessment in federal procurement (Treasury Board of Canada Secretariat, 2022), but it binds federal departments, and OPG, an Ontario Crown corporation, is outside its scope (our inference). Its allowance of 130% of baseline for specialised mixes could let self-consolidating infill emit 30% more than the baseline, so any OPG or fund clause must benchmark infill against a cement-rich self-consolidating reference mix.</w:t>
-      </w:r>
-    </w:p>
-    <w:p>
-      <w:pPr>
-        <w:pStyle w:val="normal1"/>
-        <w:rPr/>
-      </w:pPr>
-      <w:r>
-        <w:rPr/>
-        <mc:AlternateContent>
-          <mc:Choice Requires="wps">
-            <w:drawing>
-              <wp:inline distT="0" distB="0" distL="0" distR="0">
-                <wp:extent cx="5731510" cy="19050"/>
-                <wp:effectExtent l="0" t="0" r="0" b="0"/>
-                <wp:docPr id="31" name=""/>
-                <a:graphic xmlns:a="http://schemas.openxmlformats.org/drawingml/2006/main">
-                  <a:graphicData uri="http://schemas.microsoft.com/office/word/2010/wordprocessingShape">
-                    <wps:wsp>
-                      <wps:cNvSpPr/>
-                      <wps:nvSpPr>
-                        <wps:cNvPr id="32" name=""/>
-                        <wps:cNvSpPr/>
-                      </wps:nvSpPr>
-                      <wps:spPr>
-                        <a:xfrm>
-                          <a:off x="0" y="0"/>
-                          <a:ext cx="5731560" cy="19080"/>
-                        </a:xfrm>
-                        <a:prstGeom prst="rect">
-                          <a:avLst/>
-                        </a:prstGeom>
-                        <a:solidFill>
-                          <a:srgbClr val="ffffff"/>
-                        </a:solidFill>
-                        <a:ln w="0">
-                          <a:solidFill>
-                            <a:srgbClr val="000000"/>
-                          </a:solidFill>
-                        </a:ln>
-                      </wps:spPr>
-                      <wps:bodyPr/>
-                    </wps:wsp>
-                  </a:graphicData>
-                </a:graphic>
-                <wp14:sizeRelH relativeFrom="page">
-                  <wp14:pctWidth>100000</wp14:pctWidth>
-                </wp14:sizeRelH>
-              </wp:inline>
-            </w:drawing>
-          </mc:Choice>
-          <mc:Fallback>
-            <w:pict>
-              <v:rect id="shape_0" fillcolor="white" stroked="t" o:allowincell="f" style="position:absolute;margin-left:0pt;margin-top:-1.55pt;width:451.25pt;height:1.45pt;mso-wrap-style:none;v-text-anchor:middle;mso-position-horizontal:center;mso-position-vertical:top">
-                <v:fill o:detectmouseclick="t" type="solid" color2="black"/>
-                <v:stroke color="black" joinstyle="round" endcap="flat"/>
-                <w10:wrap type="topAndBottom"/>
-              </v:rect>
-            </w:pict>
-          </mc:Fallback>
-        </mc:AlternateContent>
       </w:r>
     </w:p>
     <w:p>
@@ -13022,6 +13104,14 @@
         <w:tblW w:w="7920" w:type="dxa"/>
         <w:jc w:val="left"/>
         <w:tblInd w:w="0" w:type="dxa"/>
+        <w:tblBorders>
+          <w:top w:val="single" w:sz="8" w:space="0" w:color="000000"/>
+          <w:left w:val="single" w:sz="8" w:space="0" w:color="000000"/>
+          <w:bottom w:val="single" w:sz="8" w:space="0" w:color="000000"/>
+          <w:right w:val="single" w:sz="8" w:space="0" w:color="000000"/>
+          <w:insideH w:val="single" w:sz="8" w:space="0" w:color="000000"/>
+          <w:insideV w:val="single" w:sz="8" w:space="0" w:color="000000"/>
+        </w:tblBorders>
         <w:tblLayout w:type="fixed"/>
         <w:tblCellMar>
           <w:top w:w="30" w:type="dxa"/>
@@ -13046,7 +13136,10 @@
           <w:tcPr>
             <w:tcW w:w="1584" w:type="dxa"/>
             <w:tcBorders>
-              <w:bottom w:val="single" w:sz="4" w:space="0" w:color="D0D7DE"/>
+              <w:top w:val="single" w:sz="8" w:space="0" w:color="000000"/>
+              <w:left w:val="single" w:sz="8" w:space="0" w:color="000000"/>
+              <w:bottom w:val="single" w:sz="8" w:space="0" w:color="000000"/>
+              <w:right w:val="single" w:sz="8" w:space="0" w:color="000000"/>
             </w:tcBorders>
             <w:shd w:color="auto" w:fill="EDEDED" w:val="clear"/>
           </w:tcPr>
@@ -13077,7 +13170,10 @@
           <w:tcPr>
             <w:tcW w:w="1584" w:type="dxa"/>
             <w:tcBorders>
-              <w:bottom w:val="single" w:sz="4" w:space="0" w:color="D0D7DE"/>
+              <w:top w:val="single" w:sz="8" w:space="0" w:color="000000"/>
+              <w:left w:val="single" w:sz="8" w:space="0" w:color="000000"/>
+              <w:bottom w:val="single" w:sz="8" w:space="0" w:color="000000"/>
+              <w:right w:val="single" w:sz="8" w:space="0" w:color="000000"/>
             </w:tcBorders>
             <w:shd w:color="auto" w:fill="EDEDED" w:val="clear"/>
           </w:tcPr>
@@ -13109,7 +13205,10 @@
           <w:tcPr>
             <w:tcW w:w="1584" w:type="dxa"/>
             <w:tcBorders>
-              <w:bottom w:val="single" w:sz="4" w:space="0" w:color="D0D7DE"/>
+              <w:top w:val="single" w:sz="8" w:space="0" w:color="000000"/>
+              <w:left w:val="single" w:sz="8" w:space="0" w:color="000000"/>
+              <w:bottom w:val="single" w:sz="8" w:space="0" w:color="000000"/>
+              <w:right w:val="single" w:sz="8" w:space="0" w:color="000000"/>
             </w:tcBorders>
             <w:shd w:color="auto" w:fill="EDEDED" w:val="clear"/>
           </w:tcPr>
@@ -13141,7 +13240,10 @@
           <w:tcPr>
             <w:tcW w:w="1584" w:type="dxa"/>
             <w:tcBorders>
-              <w:bottom w:val="single" w:sz="4" w:space="0" w:color="D0D7DE"/>
+              <w:top w:val="single" w:sz="8" w:space="0" w:color="000000"/>
+              <w:left w:val="single" w:sz="8" w:space="0" w:color="000000"/>
+              <w:bottom w:val="single" w:sz="8" w:space="0" w:color="000000"/>
+              <w:right w:val="single" w:sz="8" w:space="0" w:color="000000"/>
             </w:tcBorders>
             <w:shd w:color="auto" w:fill="EDEDED" w:val="clear"/>
           </w:tcPr>
@@ -13173,7 +13275,10 @@
           <w:tcPr>
             <w:tcW w:w="1584" w:type="dxa"/>
             <w:tcBorders>
-              <w:bottom w:val="single" w:sz="4" w:space="0" w:color="D0D7DE"/>
+              <w:top w:val="single" w:sz="8" w:space="0" w:color="000000"/>
+              <w:left w:val="single" w:sz="8" w:space="0" w:color="000000"/>
+              <w:bottom w:val="single" w:sz="8" w:space="0" w:color="000000"/>
+              <w:right w:val="single" w:sz="8" w:space="0" w:color="000000"/>
             </w:tcBorders>
             <w:shd w:color="auto" w:fill="EDEDED" w:val="clear"/>
           </w:tcPr>
@@ -13208,8 +13313,10 @@
           <w:tcPr>
             <w:tcW w:w="1584" w:type="dxa"/>
             <w:tcBorders>
-              <w:top w:val="single" w:sz="4" w:space="0" w:color="D0D7DE"/>
-              <w:bottom w:val="single" w:sz="4" w:space="0" w:color="D0D7DE"/>
+              <w:top w:val="single" w:sz="8" w:space="0" w:color="000000"/>
+              <w:left w:val="single" w:sz="8" w:space="0" w:color="000000"/>
+              <w:bottom w:val="single" w:sz="8" w:space="0" w:color="000000"/>
+              <w:right w:val="single" w:sz="8" w:space="0" w:color="000000"/>
             </w:tcBorders>
           </w:tcPr>
           <w:p>
@@ -13240,8 +13347,10 @@
           <w:tcPr>
             <w:tcW w:w="1584" w:type="dxa"/>
             <w:tcBorders>
-              <w:top w:val="single" w:sz="4" w:space="0" w:color="D0D7DE"/>
-              <w:bottom w:val="single" w:sz="4" w:space="0" w:color="D0D7DE"/>
+              <w:top w:val="single" w:sz="8" w:space="0" w:color="000000"/>
+              <w:left w:val="single" w:sz="8" w:space="0" w:color="000000"/>
+              <w:bottom w:val="single" w:sz="8" w:space="0" w:color="000000"/>
+              <w:right w:val="single" w:sz="8" w:space="0" w:color="000000"/>
             </w:tcBorders>
           </w:tcPr>
           <w:p>
@@ -13270,8 +13379,10 @@
           <w:tcPr>
             <w:tcW w:w="1584" w:type="dxa"/>
             <w:tcBorders>
-              <w:top w:val="single" w:sz="4" w:space="0" w:color="D0D7DE"/>
-              <w:bottom w:val="single" w:sz="4" w:space="0" w:color="D0D7DE"/>
+              <w:top w:val="single" w:sz="8" w:space="0" w:color="000000"/>
+              <w:left w:val="single" w:sz="8" w:space="0" w:color="000000"/>
+              <w:bottom w:val="single" w:sz="8" w:space="0" w:color="000000"/>
+              <w:right w:val="single" w:sz="8" w:space="0" w:color="000000"/>
             </w:tcBorders>
           </w:tcPr>
           <w:p>
@@ -13300,8 +13411,10 @@
           <w:tcPr>
             <w:tcW w:w="1584" w:type="dxa"/>
             <w:tcBorders>
-              <w:top w:val="single" w:sz="4" w:space="0" w:color="D0D7DE"/>
-              <w:bottom w:val="single" w:sz="4" w:space="0" w:color="D0D7DE"/>
+              <w:top w:val="single" w:sz="8" w:space="0" w:color="000000"/>
+              <w:left w:val="single" w:sz="8" w:space="0" w:color="000000"/>
+              <w:bottom w:val="single" w:sz="8" w:space="0" w:color="000000"/>
+              <w:right w:val="single" w:sz="8" w:space="0" w:color="000000"/>
             </w:tcBorders>
           </w:tcPr>
           <w:p>
@@ -13330,8 +13443,10 @@
           <w:tcPr>
             <w:tcW w:w="1584" w:type="dxa"/>
             <w:tcBorders>
-              <w:top w:val="single" w:sz="4" w:space="0" w:color="D0D7DE"/>
-              <w:bottom w:val="single" w:sz="4" w:space="0" w:color="D0D7DE"/>
+              <w:top w:val="single" w:sz="8" w:space="0" w:color="000000"/>
+              <w:left w:val="single" w:sz="8" w:space="0" w:color="000000"/>
+              <w:bottom w:val="single" w:sz="8" w:space="0" w:color="000000"/>
+              <w:right w:val="single" w:sz="8" w:space="0" w:color="000000"/>
             </w:tcBorders>
           </w:tcPr>
           <w:p>
@@ -13363,8 +13478,10 @@
           <w:tcPr>
             <w:tcW w:w="1584" w:type="dxa"/>
             <w:tcBorders>
-              <w:top w:val="single" w:sz="4" w:space="0" w:color="D0D7DE"/>
-              <w:bottom w:val="single" w:sz="4" w:space="0" w:color="D0D7DE"/>
+              <w:top w:val="single" w:sz="8" w:space="0" w:color="000000"/>
+              <w:left w:val="single" w:sz="8" w:space="0" w:color="000000"/>
+              <w:bottom w:val="single" w:sz="8" w:space="0" w:color="000000"/>
+              <w:right w:val="single" w:sz="8" w:space="0" w:color="000000"/>
             </w:tcBorders>
           </w:tcPr>
           <w:p>
@@ -13395,8 +13512,10 @@
           <w:tcPr>
             <w:tcW w:w="1584" w:type="dxa"/>
             <w:tcBorders>
-              <w:top w:val="single" w:sz="4" w:space="0" w:color="D0D7DE"/>
-              <w:bottom w:val="single" w:sz="4" w:space="0" w:color="D0D7DE"/>
+              <w:top w:val="single" w:sz="8" w:space="0" w:color="000000"/>
+              <w:left w:val="single" w:sz="8" w:space="0" w:color="000000"/>
+              <w:bottom w:val="single" w:sz="8" w:space="0" w:color="000000"/>
+              <w:right w:val="single" w:sz="8" w:space="0" w:color="000000"/>
             </w:tcBorders>
           </w:tcPr>
           <w:p>
@@ -13425,8 +13544,10 @@
           <w:tcPr>
             <w:tcW w:w="1584" w:type="dxa"/>
             <w:tcBorders>
-              <w:top w:val="single" w:sz="4" w:space="0" w:color="D0D7DE"/>
-              <w:bottom w:val="single" w:sz="4" w:space="0" w:color="D0D7DE"/>
+              <w:top w:val="single" w:sz="8" w:space="0" w:color="000000"/>
+              <w:left w:val="single" w:sz="8" w:space="0" w:color="000000"/>
+              <w:bottom w:val="single" w:sz="8" w:space="0" w:color="000000"/>
+              <w:right w:val="single" w:sz="8" w:space="0" w:color="000000"/>
             </w:tcBorders>
           </w:tcPr>
           <w:p>
@@ -13455,8 +13576,10 @@
           <w:tcPr>
             <w:tcW w:w="1584" w:type="dxa"/>
             <w:tcBorders>
-              <w:top w:val="single" w:sz="4" w:space="0" w:color="D0D7DE"/>
-              <w:bottom w:val="single" w:sz="4" w:space="0" w:color="D0D7DE"/>
+              <w:top w:val="single" w:sz="8" w:space="0" w:color="000000"/>
+              <w:left w:val="single" w:sz="8" w:space="0" w:color="000000"/>
+              <w:bottom w:val="single" w:sz="8" w:space="0" w:color="000000"/>
+              <w:right w:val="single" w:sz="8" w:space="0" w:color="000000"/>
             </w:tcBorders>
           </w:tcPr>
           <w:p>
@@ -13485,8 +13608,10 @@
           <w:tcPr>
             <w:tcW w:w="1584" w:type="dxa"/>
             <w:tcBorders>
-              <w:top w:val="single" w:sz="4" w:space="0" w:color="D0D7DE"/>
-              <w:bottom w:val="single" w:sz="4" w:space="0" w:color="D0D7DE"/>
+              <w:top w:val="single" w:sz="8" w:space="0" w:color="000000"/>
+              <w:left w:val="single" w:sz="8" w:space="0" w:color="000000"/>
+              <w:bottom w:val="single" w:sz="8" w:space="0" w:color="000000"/>
+              <w:right w:val="single" w:sz="8" w:space="0" w:color="000000"/>
             </w:tcBorders>
           </w:tcPr>
           <w:p>
@@ -13518,8 +13643,10 @@
           <w:tcPr>
             <w:tcW w:w="1584" w:type="dxa"/>
             <w:tcBorders>
-              <w:top w:val="single" w:sz="4" w:space="0" w:color="D0D7DE"/>
-              <w:bottom w:val="single" w:sz="4" w:space="0" w:color="D0D7DE"/>
+              <w:top w:val="single" w:sz="8" w:space="0" w:color="000000"/>
+              <w:left w:val="single" w:sz="8" w:space="0" w:color="000000"/>
+              <w:bottom w:val="single" w:sz="8" w:space="0" w:color="000000"/>
+              <w:right w:val="single" w:sz="8" w:space="0" w:color="000000"/>
             </w:tcBorders>
           </w:tcPr>
           <w:p>
@@ -13550,8 +13677,10 @@
           <w:tcPr>
             <w:tcW w:w="1584" w:type="dxa"/>
             <w:tcBorders>
-              <w:top w:val="single" w:sz="4" w:space="0" w:color="D0D7DE"/>
-              <w:bottom w:val="single" w:sz="4" w:space="0" w:color="D0D7DE"/>
+              <w:top w:val="single" w:sz="8" w:space="0" w:color="000000"/>
+              <w:left w:val="single" w:sz="8" w:space="0" w:color="000000"/>
+              <w:bottom w:val="single" w:sz="8" w:space="0" w:color="000000"/>
+              <w:right w:val="single" w:sz="8" w:space="0" w:color="000000"/>
             </w:tcBorders>
           </w:tcPr>
           <w:p>
@@ -13580,8 +13709,10 @@
           <w:tcPr>
             <w:tcW w:w="1584" w:type="dxa"/>
             <w:tcBorders>
-              <w:top w:val="single" w:sz="4" w:space="0" w:color="D0D7DE"/>
-              <w:bottom w:val="single" w:sz="4" w:space="0" w:color="D0D7DE"/>
+              <w:top w:val="single" w:sz="8" w:space="0" w:color="000000"/>
+              <w:left w:val="single" w:sz="8" w:space="0" w:color="000000"/>
+              <w:bottom w:val="single" w:sz="8" w:space="0" w:color="000000"/>
+              <w:right w:val="single" w:sz="8" w:space="0" w:color="000000"/>
             </w:tcBorders>
           </w:tcPr>
           <w:p>
@@ -13610,8 +13741,10 @@
           <w:tcPr>
             <w:tcW w:w="1584" w:type="dxa"/>
             <w:tcBorders>
-              <w:top w:val="single" w:sz="4" w:space="0" w:color="D0D7DE"/>
-              <w:bottom w:val="single" w:sz="4" w:space="0" w:color="D0D7DE"/>
+              <w:top w:val="single" w:sz="8" w:space="0" w:color="000000"/>
+              <w:left w:val="single" w:sz="8" w:space="0" w:color="000000"/>
+              <w:bottom w:val="single" w:sz="8" w:space="0" w:color="000000"/>
+              <w:right w:val="single" w:sz="8" w:space="0" w:color="000000"/>
             </w:tcBorders>
           </w:tcPr>
           <w:p>
@@ -13640,8 +13773,10 @@
           <w:tcPr>
             <w:tcW w:w="1584" w:type="dxa"/>
             <w:tcBorders>
-              <w:top w:val="single" w:sz="4" w:space="0" w:color="D0D7DE"/>
-              <w:bottom w:val="single" w:sz="4" w:space="0" w:color="D0D7DE"/>
+              <w:top w:val="single" w:sz="8" w:space="0" w:color="000000"/>
+              <w:left w:val="single" w:sz="8" w:space="0" w:color="000000"/>
+              <w:bottom w:val="single" w:sz="8" w:space="0" w:color="000000"/>
+              <w:right w:val="single" w:sz="8" w:space="0" w:color="000000"/>
             </w:tcBorders>
           </w:tcPr>
           <w:p>
@@ -13673,7 +13808,10 @@
           <w:tcPr>
             <w:tcW w:w="1584" w:type="dxa"/>
             <w:tcBorders>
-              <w:top w:val="single" w:sz="4" w:space="0" w:color="D0D7DE"/>
+              <w:top w:val="single" w:sz="8" w:space="0" w:color="000000"/>
+              <w:left w:val="single" w:sz="8" w:space="0" w:color="000000"/>
+              <w:bottom w:val="single" w:sz="8" w:space="0" w:color="000000"/>
+              <w:right w:val="single" w:sz="8" w:space="0" w:color="000000"/>
             </w:tcBorders>
           </w:tcPr>
           <w:p>
@@ -13704,7 +13842,10 @@
           <w:tcPr>
             <w:tcW w:w="1584" w:type="dxa"/>
             <w:tcBorders>
-              <w:top w:val="single" w:sz="4" w:space="0" w:color="D0D7DE"/>
+              <w:top w:val="single" w:sz="8" w:space="0" w:color="000000"/>
+              <w:left w:val="single" w:sz="8" w:space="0" w:color="000000"/>
+              <w:bottom w:val="single" w:sz="8" w:space="0" w:color="000000"/>
+              <w:right w:val="single" w:sz="8" w:space="0" w:color="000000"/>
             </w:tcBorders>
           </w:tcPr>
           <w:p>
@@ -13733,7 +13874,10 @@
           <w:tcPr>
             <w:tcW w:w="1584" w:type="dxa"/>
             <w:tcBorders>
-              <w:top w:val="single" w:sz="4" w:space="0" w:color="D0D7DE"/>
+              <w:top w:val="single" w:sz="8" w:space="0" w:color="000000"/>
+              <w:left w:val="single" w:sz="8" w:space="0" w:color="000000"/>
+              <w:bottom w:val="single" w:sz="8" w:space="0" w:color="000000"/>
+              <w:right w:val="single" w:sz="8" w:space="0" w:color="000000"/>
             </w:tcBorders>
           </w:tcPr>
           <w:p>
@@ -13762,7 +13906,10 @@
           <w:tcPr>
             <w:tcW w:w="1584" w:type="dxa"/>
             <w:tcBorders>
-              <w:top w:val="single" w:sz="4" w:space="0" w:color="D0D7DE"/>
+              <w:top w:val="single" w:sz="8" w:space="0" w:color="000000"/>
+              <w:left w:val="single" w:sz="8" w:space="0" w:color="000000"/>
+              <w:bottom w:val="single" w:sz="8" w:space="0" w:color="000000"/>
+              <w:right w:val="single" w:sz="8" w:space="0" w:color="000000"/>
             </w:tcBorders>
           </w:tcPr>
           <w:p>
@@ -13791,7 +13938,10 @@
           <w:tcPr>
             <w:tcW w:w="1584" w:type="dxa"/>
             <w:tcBorders>
-              <w:top w:val="single" w:sz="4" w:space="0" w:color="D0D7DE"/>
+              <w:top w:val="single" w:sz="8" w:space="0" w:color="000000"/>
+              <w:left w:val="single" w:sz="8" w:space="0" w:color="000000"/>
+              <w:bottom w:val="single" w:sz="8" w:space="0" w:color="000000"/>
+              <w:right w:val="single" w:sz="8" w:space="0" w:color="000000"/>
             </w:tcBorders>
           </w:tcPr>
           <w:p>
@@ -13868,6 +14018,14 @@
         <w:tblW w:w="7920" w:type="dxa"/>
         <w:jc w:val="left"/>
         <w:tblInd w:w="0" w:type="dxa"/>
+        <w:tblBorders>
+          <w:top w:val="single" w:sz="8" w:space="0" w:color="000000"/>
+          <w:left w:val="single" w:sz="8" w:space="0" w:color="000000"/>
+          <w:bottom w:val="single" w:sz="8" w:space="0" w:color="000000"/>
+          <w:right w:val="single" w:sz="8" w:space="0" w:color="000000"/>
+          <w:insideH w:val="single" w:sz="8" w:space="0" w:color="000000"/>
+          <w:insideV w:val="single" w:sz="8" w:space="0" w:color="000000"/>
+        </w:tblBorders>
         <w:tblLayout w:type="fixed"/>
         <w:tblCellMar>
           <w:top w:w="30" w:type="dxa"/>
@@ -13892,7 +14050,10 @@
           <w:tcPr>
             <w:tcW w:w="1584" w:type="dxa"/>
             <w:tcBorders>
-              <w:bottom w:val="single" w:sz="4" w:space="0" w:color="D0D7DE"/>
+              <w:top w:val="single" w:sz="8" w:space="0" w:color="000000"/>
+              <w:left w:val="single" w:sz="8" w:space="0" w:color="000000"/>
+              <w:bottom w:val="single" w:sz="8" w:space="0" w:color="000000"/>
+              <w:right w:val="single" w:sz="8" w:space="0" w:color="000000"/>
             </w:tcBorders>
             <w:shd w:color="auto" w:fill="EDEDED" w:val="clear"/>
           </w:tcPr>
@@ -13924,7 +14085,10 @@
           <w:tcPr>
             <w:tcW w:w="1584" w:type="dxa"/>
             <w:tcBorders>
-              <w:bottom w:val="single" w:sz="4" w:space="0" w:color="D0D7DE"/>
+              <w:top w:val="single" w:sz="8" w:space="0" w:color="000000"/>
+              <w:left w:val="single" w:sz="8" w:space="0" w:color="000000"/>
+              <w:bottom w:val="single" w:sz="8" w:space="0" w:color="000000"/>
+              <w:right w:val="single" w:sz="8" w:space="0" w:color="000000"/>
             </w:tcBorders>
             <w:shd w:color="auto" w:fill="EDEDED" w:val="clear"/>
           </w:tcPr>
@@ -13956,7 +14120,10 @@
           <w:tcPr>
             <w:tcW w:w="1584" w:type="dxa"/>
             <w:tcBorders>
-              <w:bottom w:val="single" w:sz="4" w:space="0" w:color="D0D7DE"/>
+              <w:top w:val="single" w:sz="8" w:space="0" w:color="000000"/>
+              <w:left w:val="single" w:sz="8" w:space="0" w:color="000000"/>
+              <w:bottom w:val="single" w:sz="8" w:space="0" w:color="000000"/>
+              <w:right w:val="single" w:sz="8" w:space="0" w:color="000000"/>
             </w:tcBorders>
             <w:shd w:color="auto" w:fill="EDEDED" w:val="clear"/>
           </w:tcPr>
@@ -13988,7 +14155,10 @@
           <w:tcPr>
             <w:tcW w:w="1584" w:type="dxa"/>
             <w:tcBorders>
-              <w:bottom w:val="single" w:sz="4" w:space="0" w:color="D0D7DE"/>
+              <w:top w:val="single" w:sz="8" w:space="0" w:color="000000"/>
+              <w:left w:val="single" w:sz="8" w:space="0" w:color="000000"/>
+              <w:bottom w:val="single" w:sz="8" w:space="0" w:color="000000"/>
+              <w:right w:val="single" w:sz="8" w:space="0" w:color="000000"/>
             </w:tcBorders>
             <w:shd w:color="auto" w:fill="EDEDED" w:val="clear"/>
           </w:tcPr>
@@ -14020,7 +14190,10 @@
           <w:tcPr>
             <w:tcW w:w="1584" w:type="dxa"/>
             <w:tcBorders>
-              <w:bottom w:val="single" w:sz="4" w:space="0" w:color="D0D7DE"/>
+              <w:top w:val="single" w:sz="8" w:space="0" w:color="000000"/>
+              <w:left w:val="single" w:sz="8" w:space="0" w:color="000000"/>
+              <w:bottom w:val="single" w:sz="8" w:space="0" w:color="000000"/>
+              <w:right w:val="single" w:sz="8" w:space="0" w:color="000000"/>
             </w:tcBorders>
             <w:shd w:color="auto" w:fill="EDEDED" w:val="clear"/>
           </w:tcPr>
@@ -14055,8 +14228,10 @@
           <w:tcPr>
             <w:tcW w:w="1584" w:type="dxa"/>
             <w:tcBorders>
-              <w:top w:val="single" w:sz="4" w:space="0" w:color="D0D7DE"/>
-              <w:bottom w:val="single" w:sz="4" w:space="0" w:color="D0D7DE"/>
+              <w:top w:val="single" w:sz="8" w:space="0" w:color="000000"/>
+              <w:left w:val="single" w:sz="8" w:space="0" w:color="000000"/>
+              <w:bottom w:val="single" w:sz="8" w:space="0" w:color="000000"/>
+              <w:right w:val="single" w:sz="8" w:space="0" w:color="000000"/>
             </w:tcBorders>
           </w:tcPr>
           <w:p>
@@ -14085,8 +14260,10 @@
           <w:tcPr>
             <w:tcW w:w="1584" w:type="dxa"/>
             <w:tcBorders>
-              <w:top w:val="single" w:sz="4" w:space="0" w:color="D0D7DE"/>
-              <w:bottom w:val="single" w:sz="4" w:space="0" w:color="D0D7DE"/>
+              <w:top w:val="single" w:sz="8" w:space="0" w:color="000000"/>
+              <w:left w:val="single" w:sz="8" w:space="0" w:color="000000"/>
+              <w:bottom w:val="single" w:sz="8" w:space="0" w:color="000000"/>
+              <w:right w:val="single" w:sz="8" w:space="0" w:color="000000"/>
             </w:tcBorders>
           </w:tcPr>
           <w:p>
@@ -14117,8 +14294,10 @@
           <w:tcPr>
             <w:tcW w:w="1584" w:type="dxa"/>
             <w:tcBorders>
-              <w:top w:val="single" w:sz="4" w:space="0" w:color="D0D7DE"/>
-              <w:bottom w:val="single" w:sz="4" w:space="0" w:color="D0D7DE"/>
+              <w:top w:val="single" w:sz="8" w:space="0" w:color="000000"/>
+              <w:left w:val="single" w:sz="8" w:space="0" w:color="000000"/>
+              <w:bottom w:val="single" w:sz="8" w:space="0" w:color="000000"/>
+              <w:right w:val="single" w:sz="8" w:space="0" w:color="000000"/>
             </w:tcBorders>
           </w:tcPr>
           <w:p>
@@ -14149,8 +14328,10 @@
           <w:tcPr>
             <w:tcW w:w="1584" w:type="dxa"/>
             <w:tcBorders>
-              <w:top w:val="single" w:sz="4" w:space="0" w:color="D0D7DE"/>
-              <w:bottom w:val="single" w:sz="4" w:space="0" w:color="D0D7DE"/>
+              <w:top w:val="single" w:sz="8" w:space="0" w:color="000000"/>
+              <w:left w:val="single" w:sz="8" w:space="0" w:color="000000"/>
+              <w:bottom w:val="single" w:sz="8" w:space="0" w:color="000000"/>
+              <w:right w:val="single" w:sz="8" w:space="0" w:color="000000"/>
             </w:tcBorders>
           </w:tcPr>
           <w:p>
@@ -14181,8 +14362,10 @@
           <w:tcPr>
             <w:tcW w:w="1584" w:type="dxa"/>
             <w:tcBorders>
-              <w:top w:val="single" w:sz="4" w:space="0" w:color="D0D7DE"/>
-              <w:bottom w:val="single" w:sz="4" w:space="0" w:color="D0D7DE"/>
+              <w:top w:val="single" w:sz="8" w:space="0" w:color="000000"/>
+              <w:left w:val="single" w:sz="8" w:space="0" w:color="000000"/>
+              <w:bottom w:val="single" w:sz="8" w:space="0" w:color="000000"/>
+              <w:right w:val="single" w:sz="8" w:space="0" w:color="000000"/>
             </w:tcBorders>
           </w:tcPr>
           <w:p>
@@ -14216,8 +14399,10 @@
           <w:tcPr>
             <w:tcW w:w="1584" w:type="dxa"/>
             <w:tcBorders>
-              <w:top w:val="single" w:sz="4" w:space="0" w:color="D0D7DE"/>
-              <w:bottom w:val="single" w:sz="4" w:space="0" w:color="D0D7DE"/>
+              <w:top w:val="single" w:sz="8" w:space="0" w:color="000000"/>
+              <w:left w:val="single" w:sz="8" w:space="0" w:color="000000"/>
+              <w:bottom w:val="single" w:sz="8" w:space="0" w:color="000000"/>
+              <w:right w:val="single" w:sz="8" w:space="0" w:color="000000"/>
             </w:tcBorders>
           </w:tcPr>
           <w:p>
@@ -14246,8 +14431,10 @@
           <w:tcPr>
             <w:tcW w:w="1584" w:type="dxa"/>
             <w:tcBorders>
-              <w:top w:val="single" w:sz="4" w:space="0" w:color="D0D7DE"/>
-              <w:bottom w:val="single" w:sz="4" w:space="0" w:color="D0D7DE"/>
+              <w:top w:val="single" w:sz="8" w:space="0" w:color="000000"/>
+              <w:left w:val="single" w:sz="8" w:space="0" w:color="000000"/>
+              <w:bottom w:val="single" w:sz="8" w:space="0" w:color="000000"/>
+              <w:right w:val="single" w:sz="8" w:space="0" w:color="000000"/>
             </w:tcBorders>
           </w:tcPr>
           <w:p>
@@ -14276,8 +14463,10 @@
           <w:tcPr>
             <w:tcW w:w="1584" w:type="dxa"/>
             <w:tcBorders>
-              <w:top w:val="single" w:sz="4" w:space="0" w:color="D0D7DE"/>
-              <w:bottom w:val="single" w:sz="4" w:space="0" w:color="D0D7DE"/>
+              <w:top w:val="single" w:sz="8" w:space="0" w:color="000000"/>
+              <w:left w:val="single" w:sz="8" w:space="0" w:color="000000"/>
+              <w:bottom w:val="single" w:sz="8" w:space="0" w:color="000000"/>
+              <w:right w:val="single" w:sz="8" w:space="0" w:color="000000"/>
             </w:tcBorders>
           </w:tcPr>
           <w:p>
@@ -14306,8 +14495,10 @@
           <w:tcPr>
             <w:tcW w:w="1584" w:type="dxa"/>
             <w:tcBorders>
-              <w:top w:val="single" w:sz="4" w:space="0" w:color="D0D7DE"/>
-              <w:bottom w:val="single" w:sz="4" w:space="0" w:color="D0D7DE"/>
+              <w:top w:val="single" w:sz="8" w:space="0" w:color="000000"/>
+              <w:left w:val="single" w:sz="8" w:space="0" w:color="000000"/>
+              <w:bottom w:val="single" w:sz="8" w:space="0" w:color="000000"/>
+              <w:right w:val="single" w:sz="8" w:space="0" w:color="000000"/>
             </w:tcBorders>
           </w:tcPr>
           <w:p>
@@ -14336,8 +14527,10 @@
           <w:tcPr>
             <w:tcW w:w="1584" w:type="dxa"/>
             <w:tcBorders>
-              <w:top w:val="single" w:sz="4" w:space="0" w:color="D0D7DE"/>
-              <w:bottom w:val="single" w:sz="4" w:space="0" w:color="D0D7DE"/>
+              <w:top w:val="single" w:sz="8" w:space="0" w:color="000000"/>
+              <w:left w:val="single" w:sz="8" w:space="0" w:color="000000"/>
+              <w:bottom w:val="single" w:sz="8" w:space="0" w:color="000000"/>
+              <w:right w:val="single" w:sz="8" w:space="0" w:color="000000"/>
             </w:tcBorders>
           </w:tcPr>
           <w:p>
@@ -14369,8 +14562,10 @@
           <w:tcPr>
             <w:tcW w:w="1584" w:type="dxa"/>
             <w:tcBorders>
-              <w:top w:val="single" w:sz="4" w:space="0" w:color="D0D7DE"/>
-              <w:bottom w:val="single" w:sz="4" w:space="0" w:color="D0D7DE"/>
+              <w:top w:val="single" w:sz="8" w:space="0" w:color="000000"/>
+              <w:left w:val="single" w:sz="8" w:space="0" w:color="000000"/>
+              <w:bottom w:val="single" w:sz="8" w:space="0" w:color="000000"/>
+              <w:right w:val="single" w:sz="8" w:space="0" w:color="000000"/>
             </w:tcBorders>
           </w:tcPr>
           <w:p>
@@ -14399,8 +14594,10 @@
           <w:tcPr>
             <w:tcW w:w="1584" w:type="dxa"/>
             <w:tcBorders>
-              <w:top w:val="single" w:sz="4" w:space="0" w:color="D0D7DE"/>
-              <w:bottom w:val="single" w:sz="4" w:space="0" w:color="D0D7DE"/>
+              <w:top w:val="single" w:sz="8" w:space="0" w:color="000000"/>
+              <w:left w:val="single" w:sz="8" w:space="0" w:color="000000"/>
+              <w:bottom w:val="single" w:sz="8" w:space="0" w:color="000000"/>
+              <w:right w:val="single" w:sz="8" w:space="0" w:color="000000"/>
             </w:tcBorders>
           </w:tcPr>
           <w:p>
@@ -14429,8 +14626,10 @@
           <w:tcPr>
             <w:tcW w:w="1584" w:type="dxa"/>
             <w:tcBorders>
-              <w:top w:val="single" w:sz="4" w:space="0" w:color="D0D7DE"/>
-              <w:bottom w:val="single" w:sz="4" w:space="0" w:color="D0D7DE"/>
+              <w:top w:val="single" w:sz="8" w:space="0" w:color="000000"/>
+              <w:left w:val="single" w:sz="8" w:space="0" w:color="000000"/>
+              <w:bottom w:val="single" w:sz="8" w:space="0" w:color="000000"/>
+              <w:right w:val="single" w:sz="8" w:space="0" w:color="000000"/>
             </w:tcBorders>
           </w:tcPr>
           <w:p>
@@ -14459,8 +14658,10 @@
           <w:tcPr>
             <w:tcW w:w="1584" w:type="dxa"/>
             <w:tcBorders>
-              <w:top w:val="single" w:sz="4" w:space="0" w:color="D0D7DE"/>
-              <w:bottom w:val="single" w:sz="4" w:space="0" w:color="D0D7DE"/>
+              <w:top w:val="single" w:sz="8" w:space="0" w:color="000000"/>
+              <w:left w:val="single" w:sz="8" w:space="0" w:color="000000"/>
+              <w:bottom w:val="single" w:sz="8" w:space="0" w:color="000000"/>
+              <w:right w:val="single" w:sz="8" w:space="0" w:color="000000"/>
             </w:tcBorders>
           </w:tcPr>
           <w:p>
@@ -14489,8 +14690,10 @@
           <w:tcPr>
             <w:tcW w:w="1584" w:type="dxa"/>
             <w:tcBorders>
-              <w:top w:val="single" w:sz="4" w:space="0" w:color="D0D7DE"/>
-              <w:bottom w:val="single" w:sz="4" w:space="0" w:color="D0D7DE"/>
+              <w:top w:val="single" w:sz="8" w:space="0" w:color="000000"/>
+              <w:left w:val="single" w:sz="8" w:space="0" w:color="000000"/>
+              <w:bottom w:val="single" w:sz="8" w:space="0" w:color="000000"/>
+              <w:right w:val="single" w:sz="8" w:space="0" w:color="000000"/>
             </w:tcBorders>
           </w:tcPr>
           <w:p>
@@ -14522,8 +14725,10 @@
           <w:tcPr>
             <w:tcW w:w="1584" w:type="dxa"/>
             <w:tcBorders>
-              <w:top w:val="single" w:sz="4" w:space="0" w:color="D0D7DE"/>
-              <w:bottom w:val="single" w:sz="4" w:space="0" w:color="D0D7DE"/>
+              <w:top w:val="single" w:sz="8" w:space="0" w:color="000000"/>
+              <w:left w:val="single" w:sz="8" w:space="0" w:color="000000"/>
+              <w:bottom w:val="single" w:sz="8" w:space="0" w:color="000000"/>
+              <w:right w:val="single" w:sz="8" w:space="0" w:color="000000"/>
             </w:tcBorders>
           </w:tcPr>
           <w:p>
@@ -14552,8 +14757,10 @@
           <w:tcPr>
             <w:tcW w:w="1584" w:type="dxa"/>
             <w:tcBorders>
-              <w:top w:val="single" w:sz="4" w:space="0" w:color="D0D7DE"/>
-              <w:bottom w:val="single" w:sz="4" w:space="0" w:color="D0D7DE"/>
+              <w:top w:val="single" w:sz="8" w:space="0" w:color="000000"/>
+              <w:left w:val="single" w:sz="8" w:space="0" w:color="000000"/>
+              <w:bottom w:val="single" w:sz="8" w:space="0" w:color="000000"/>
+              <w:right w:val="single" w:sz="8" w:space="0" w:color="000000"/>
             </w:tcBorders>
           </w:tcPr>
           <w:p>
@@ -14582,8 +14789,10 @@
           <w:tcPr>
             <w:tcW w:w="1584" w:type="dxa"/>
             <w:tcBorders>
-              <w:top w:val="single" w:sz="4" w:space="0" w:color="D0D7DE"/>
-              <w:bottom w:val="single" w:sz="4" w:space="0" w:color="D0D7DE"/>
+              <w:top w:val="single" w:sz="8" w:space="0" w:color="000000"/>
+              <w:left w:val="single" w:sz="8" w:space="0" w:color="000000"/>
+              <w:bottom w:val="single" w:sz="8" w:space="0" w:color="000000"/>
+              <w:right w:val="single" w:sz="8" w:space="0" w:color="000000"/>
             </w:tcBorders>
           </w:tcPr>
           <w:p>
@@ -14612,8 +14821,10 @@
           <w:tcPr>
             <w:tcW w:w="1584" w:type="dxa"/>
             <w:tcBorders>
-              <w:top w:val="single" w:sz="4" w:space="0" w:color="D0D7DE"/>
-              <w:bottom w:val="single" w:sz="4" w:space="0" w:color="D0D7DE"/>
+              <w:top w:val="single" w:sz="8" w:space="0" w:color="000000"/>
+              <w:left w:val="single" w:sz="8" w:space="0" w:color="000000"/>
+              <w:bottom w:val="single" w:sz="8" w:space="0" w:color="000000"/>
+              <w:right w:val="single" w:sz="8" w:space="0" w:color="000000"/>
             </w:tcBorders>
           </w:tcPr>
           <w:p>
@@ -14642,8 +14853,10 @@
           <w:tcPr>
             <w:tcW w:w="1584" w:type="dxa"/>
             <w:tcBorders>
-              <w:top w:val="single" w:sz="4" w:space="0" w:color="D0D7DE"/>
-              <w:bottom w:val="single" w:sz="4" w:space="0" w:color="D0D7DE"/>
+              <w:top w:val="single" w:sz="8" w:space="0" w:color="000000"/>
+              <w:left w:val="single" w:sz="8" w:space="0" w:color="000000"/>
+              <w:bottom w:val="single" w:sz="8" w:space="0" w:color="000000"/>
+              <w:right w:val="single" w:sz="8" w:space="0" w:color="000000"/>
             </w:tcBorders>
           </w:tcPr>
           <w:p>
@@ -14675,7 +14888,10 @@
           <w:tcPr>
             <w:tcW w:w="1584" w:type="dxa"/>
             <w:tcBorders>
-              <w:top w:val="single" w:sz="4" w:space="0" w:color="D0D7DE"/>
+              <w:top w:val="single" w:sz="8" w:space="0" w:color="000000"/>
+              <w:left w:val="single" w:sz="8" w:space="0" w:color="000000"/>
+              <w:bottom w:val="single" w:sz="8" w:space="0" w:color="000000"/>
+              <w:right w:val="single" w:sz="8" w:space="0" w:color="000000"/>
             </w:tcBorders>
           </w:tcPr>
           <w:p>
@@ -14704,7 +14920,10 @@
           <w:tcPr>
             <w:tcW w:w="1584" w:type="dxa"/>
             <w:tcBorders>
-              <w:top w:val="single" w:sz="4" w:space="0" w:color="D0D7DE"/>
+              <w:top w:val="single" w:sz="8" w:space="0" w:color="000000"/>
+              <w:left w:val="single" w:sz="8" w:space="0" w:color="000000"/>
+              <w:bottom w:val="single" w:sz="8" w:space="0" w:color="000000"/>
+              <w:right w:val="single" w:sz="8" w:space="0" w:color="000000"/>
             </w:tcBorders>
           </w:tcPr>
           <w:p>
@@ -14733,7 +14952,10 @@
           <w:tcPr>
             <w:tcW w:w="1584" w:type="dxa"/>
             <w:tcBorders>
-              <w:top w:val="single" w:sz="4" w:space="0" w:color="D0D7DE"/>
+              <w:top w:val="single" w:sz="8" w:space="0" w:color="000000"/>
+              <w:left w:val="single" w:sz="8" w:space="0" w:color="000000"/>
+              <w:bottom w:val="single" w:sz="8" w:space="0" w:color="000000"/>
+              <w:right w:val="single" w:sz="8" w:space="0" w:color="000000"/>
             </w:tcBorders>
           </w:tcPr>
           <w:p>
@@ -14762,7 +14984,10 @@
           <w:tcPr>
             <w:tcW w:w="1584" w:type="dxa"/>
             <w:tcBorders>
-              <w:top w:val="single" w:sz="4" w:space="0" w:color="D0D7DE"/>
+              <w:top w:val="single" w:sz="8" w:space="0" w:color="000000"/>
+              <w:left w:val="single" w:sz="8" w:space="0" w:color="000000"/>
+              <w:bottom w:val="single" w:sz="8" w:space="0" w:color="000000"/>
+              <w:right w:val="single" w:sz="8" w:space="0" w:color="000000"/>
             </w:tcBorders>
           </w:tcPr>
           <w:p>
@@ -14791,7 +15016,10 @@
           <w:tcPr>
             <w:tcW w:w="1584" w:type="dxa"/>
             <w:tcBorders>
-              <w:top w:val="single" w:sz="4" w:space="0" w:color="D0D7DE"/>
+              <w:top w:val="single" w:sz="8" w:space="0" w:color="000000"/>
+              <w:left w:val="single" w:sz="8" w:space="0" w:color="000000"/>
+              <w:bottom w:val="single" w:sz="8" w:space="0" w:color="000000"/>
+              <w:right w:val="single" w:sz="8" w:space="0" w:color="000000"/>
             </w:tcBorders>
           </w:tcPr>
           <w:p>
@@ -14886,67 +15114,6 @@
       <w:r>
         <w:rPr/>
         <w:t>The social, legal and supply scores and all four weight sets are our judgement; only “renewables first” is robust to the scaling. Costs are GenCost’s (Graham, Hayward and Foster, 2024); the renewables supply score uses solar PV alone (International Energy Agency, 2022).</w:t>
-      </w:r>
-    </w:p>
-    <w:p>
-      <w:pPr>
-        <w:pStyle w:val="normal1"/>
-        <w:rPr/>
-      </w:pPr>
-      <w:r>
-        <w:rPr/>
-        <mc:AlternateContent>
-          <mc:Choice Requires="wps">
-            <w:drawing>
-              <wp:inline distT="0" distB="0" distL="0" distR="0">
-                <wp:extent cx="5731510" cy="19050"/>
-                <wp:effectExtent l="0" t="0" r="0" b="0"/>
-                <wp:docPr id="33" name=""/>
-                <a:graphic xmlns:a="http://schemas.openxmlformats.org/drawingml/2006/main">
-                  <a:graphicData uri="http://schemas.microsoft.com/office/word/2010/wordprocessingShape">
-                    <wps:wsp>
-                      <wps:cNvSpPr/>
-                      <wps:nvSpPr>
-                        <wps:cNvPr id="34" name=""/>
-                        <wps:cNvSpPr/>
-                      </wps:nvSpPr>
-                      <wps:spPr>
-                        <a:xfrm>
-                          <a:off x="0" y="0"/>
-                          <a:ext cx="5731560" cy="19080"/>
-                        </a:xfrm>
-                        <a:prstGeom prst="rect">
-                          <a:avLst/>
-                        </a:prstGeom>
-                        <a:solidFill>
-                          <a:srgbClr val="ffffff"/>
-                        </a:solidFill>
-                        <a:ln w="0">
-                          <a:solidFill>
-                            <a:srgbClr val="000000"/>
-                          </a:solidFill>
-                        </a:ln>
-                      </wps:spPr>
-                      <wps:bodyPr/>
-                    </wps:wsp>
-                  </a:graphicData>
-                </a:graphic>
-                <wp14:sizeRelH relativeFrom="page">
-                  <wp14:pctWidth>100000</wp14:pctWidth>
-                </wp14:sizeRelH>
-              </wp:inline>
-            </w:drawing>
-          </mc:Choice>
-          <mc:Fallback>
-            <w:pict>
-              <v:rect id="shape_0" fillcolor="white" stroked="t" o:allowincell="f" style="position:absolute;margin-left:0pt;margin-top:-1.55pt;width:451.25pt;height:1.45pt;mso-wrap-style:none;v-text-anchor:middle;mso-position-horizontal:center;mso-position-vertical:top">
-                <v:fill o:detectmouseclick="t" type="solid" color2="black"/>
-                <v:stroke color="black" joinstyle="round" endcap="flat"/>
-                <w10:wrap type="topAndBottom"/>
-              </v:rect>
-            </w:pict>
-          </mc:Fallback>
-        </mc:AlternateContent>
       </w:r>
     </w:p>
     <w:p>
@@ -14999,6 +15166,14 @@
         <w:tblW w:w="7920" w:type="dxa"/>
         <w:jc w:val="left"/>
         <w:tblInd w:w="0" w:type="dxa"/>
+        <w:tblBorders>
+          <w:top w:val="single" w:sz="8" w:space="0" w:color="000000"/>
+          <w:left w:val="single" w:sz="8" w:space="0" w:color="000000"/>
+          <w:bottom w:val="single" w:sz="8" w:space="0" w:color="000000"/>
+          <w:right w:val="single" w:sz="8" w:space="0" w:color="000000"/>
+          <w:insideH w:val="single" w:sz="8" w:space="0" w:color="000000"/>
+          <w:insideV w:val="single" w:sz="8" w:space="0" w:color="000000"/>
+        </w:tblBorders>
         <w:tblLayout w:type="fixed"/>
         <w:tblCellMar>
           <w:top w:w="30" w:type="dxa"/>
@@ -15021,7 +15196,10 @@
           <w:tcPr>
             <w:tcW w:w="2640" w:type="dxa"/>
             <w:tcBorders>
-              <w:bottom w:val="single" w:sz="4" w:space="0" w:color="D0D7DE"/>
+              <w:top w:val="single" w:sz="8" w:space="0" w:color="000000"/>
+              <w:left w:val="single" w:sz="8" w:space="0" w:color="000000"/>
+              <w:bottom w:val="single" w:sz="8" w:space="0" w:color="000000"/>
+              <w:right w:val="single" w:sz="8" w:space="0" w:color="000000"/>
             </w:tcBorders>
             <w:shd w:color="auto" w:fill="EDEDED" w:val="clear"/>
           </w:tcPr>
@@ -15053,7 +15231,10 @@
           <w:tcPr>
             <w:tcW w:w="2640" w:type="dxa"/>
             <w:tcBorders>
-              <w:bottom w:val="single" w:sz="4" w:space="0" w:color="D0D7DE"/>
+              <w:top w:val="single" w:sz="8" w:space="0" w:color="000000"/>
+              <w:left w:val="single" w:sz="8" w:space="0" w:color="000000"/>
+              <w:bottom w:val="single" w:sz="8" w:space="0" w:color="000000"/>
+              <w:right w:val="single" w:sz="8" w:space="0" w:color="000000"/>
             </w:tcBorders>
             <w:shd w:color="auto" w:fill="EDEDED" w:val="clear"/>
           </w:tcPr>
@@ -15085,7 +15266,10 @@
           <w:tcPr>
             <w:tcW w:w="2640" w:type="dxa"/>
             <w:tcBorders>
-              <w:bottom w:val="single" w:sz="4" w:space="0" w:color="D0D7DE"/>
+              <w:top w:val="single" w:sz="8" w:space="0" w:color="000000"/>
+              <w:left w:val="single" w:sz="8" w:space="0" w:color="000000"/>
+              <w:bottom w:val="single" w:sz="8" w:space="0" w:color="000000"/>
+              <w:right w:val="single" w:sz="8" w:space="0" w:color="000000"/>
             </w:tcBorders>
             <w:shd w:color="auto" w:fill="EDEDED" w:val="clear"/>
           </w:tcPr>
@@ -15120,8 +15304,10 @@
           <w:tcPr>
             <w:tcW w:w="2640" w:type="dxa"/>
             <w:tcBorders>
-              <w:top w:val="single" w:sz="4" w:space="0" w:color="D0D7DE"/>
-              <w:bottom w:val="single" w:sz="4" w:space="0" w:color="D0D7DE"/>
+              <w:top w:val="single" w:sz="8" w:space="0" w:color="000000"/>
+              <w:left w:val="single" w:sz="8" w:space="0" w:color="000000"/>
+              <w:bottom w:val="single" w:sz="8" w:space="0" w:color="000000"/>
+              <w:right w:val="single" w:sz="8" w:space="0" w:color="000000"/>
             </w:tcBorders>
           </w:tcPr>
           <w:p>
@@ -15150,8 +15336,10 @@
           <w:tcPr>
             <w:tcW w:w="2640" w:type="dxa"/>
             <w:tcBorders>
-              <w:top w:val="single" w:sz="4" w:space="0" w:color="D0D7DE"/>
-              <w:bottom w:val="single" w:sz="4" w:space="0" w:color="D0D7DE"/>
+              <w:top w:val="single" w:sz="8" w:space="0" w:color="000000"/>
+              <w:left w:val="single" w:sz="8" w:space="0" w:color="000000"/>
+              <w:bottom w:val="single" w:sz="8" w:space="0" w:color="000000"/>
+              <w:right w:val="single" w:sz="8" w:space="0" w:color="000000"/>
             </w:tcBorders>
           </w:tcPr>
           <w:p>
@@ -15180,8 +15368,10 @@
           <w:tcPr>
             <w:tcW w:w="2640" w:type="dxa"/>
             <w:tcBorders>
-              <w:top w:val="single" w:sz="4" w:space="0" w:color="D0D7DE"/>
-              <w:bottom w:val="single" w:sz="4" w:space="0" w:color="D0D7DE"/>
+              <w:top w:val="single" w:sz="8" w:space="0" w:color="000000"/>
+              <w:left w:val="single" w:sz="8" w:space="0" w:color="000000"/>
+              <w:bottom w:val="single" w:sz="8" w:space="0" w:color="000000"/>
+              <w:right w:val="single" w:sz="8" w:space="0" w:color="000000"/>
             </w:tcBorders>
           </w:tcPr>
           <w:p>
@@ -15213,8 +15403,10 @@
           <w:tcPr>
             <w:tcW w:w="2640" w:type="dxa"/>
             <w:tcBorders>
-              <w:top w:val="single" w:sz="4" w:space="0" w:color="D0D7DE"/>
-              <w:bottom w:val="single" w:sz="4" w:space="0" w:color="D0D7DE"/>
+              <w:top w:val="single" w:sz="8" w:space="0" w:color="000000"/>
+              <w:left w:val="single" w:sz="8" w:space="0" w:color="000000"/>
+              <w:bottom w:val="single" w:sz="8" w:space="0" w:color="000000"/>
+              <w:right w:val="single" w:sz="8" w:space="0" w:color="000000"/>
             </w:tcBorders>
           </w:tcPr>
           <w:p>
@@ -15243,8 +15435,10 @@
           <w:tcPr>
             <w:tcW w:w="2640" w:type="dxa"/>
             <w:tcBorders>
-              <w:top w:val="single" w:sz="4" w:space="0" w:color="D0D7DE"/>
-              <w:bottom w:val="single" w:sz="4" w:space="0" w:color="D0D7DE"/>
+              <w:top w:val="single" w:sz="8" w:space="0" w:color="000000"/>
+              <w:left w:val="single" w:sz="8" w:space="0" w:color="000000"/>
+              <w:bottom w:val="single" w:sz="8" w:space="0" w:color="000000"/>
+              <w:right w:val="single" w:sz="8" w:space="0" w:color="000000"/>
             </w:tcBorders>
           </w:tcPr>
           <w:p>
@@ -15273,8 +15467,10 @@
           <w:tcPr>
             <w:tcW w:w="2640" w:type="dxa"/>
             <w:tcBorders>
-              <w:top w:val="single" w:sz="4" w:space="0" w:color="D0D7DE"/>
-              <w:bottom w:val="single" w:sz="4" w:space="0" w:color="D0D7DE"/>
+              <w:top w:val="single" w:sz="8" w:space="0" w:color="000000"/>
+              <w:left w:val="single" w:sz="8" w:space="0" w:color="000000"/>
+              <w:bottom w:val="single" w:sz="8" w:space="0" w:color="000000"/>
+              <w:right w:val="single" w:sz="8" w:space="0" w:color="000000"/>
             </w:tcBorders>
           </w:tcPr>
           <w:p>
@@ -15306,8 +15502,10 @@
           <w:tcPr>
             <w:tcW w:w="2640" w:type="dxa"/>
             <w:tcBorders>
-              <w:top w:val="single" w:sz="4" w:space="0" w:color="D0D7DE"/>
-              <w:bottom w:val="single" w:sz="4" w:space="0" w:color="D0D7DE"/>
+              <w:top w:val="single" w:sz="8" w:space="0" w:color="000000"/>
+              <w:left w:val="single" w:sz="8" w:space="0" w:color="000000"/>
+              <w:bottom w:val="single" w:sz="8" w:space="0" w:color="000000"/>
+              <w:right w:val="single" w:sz="8" w:space="0" w:color="000000"/>
             </w:tcBorders>
           </w:tcPr>
           <w:p>
@@ -15336,8 +15534,10 @@
           <w:tcPr>
             <w:tcW w:w="2640" w:type="dxa"/>
             <w:tcBorders>
-              <w:top w:val="single" w:sz="4" w:space="0" w:color="D0D7DE"/>
-              <w:bottom w:val="single" w:sz="4" w:space="0" w:color="D0D7DE"/>
+              <w:top w:val="single" w:sz="8" w:space="0" w:color="000000"/>
+              <w:left w:val="single" w:sz="8" w:space="0" w:color="000000"/>
+              <w:bottom w:val="single" w:sz="8" w:space="0" w:color="000000"/>
+              <w:right w:val="single" w:sz="8" w:space="0" w:color="000000"/>
             </w:tcBorders>
           </w:tcPr>
           <w:p>
@@ -15366,8 +15566,10 @@
           <w:tcPr>
             <w:tcW w:w="2640" w:type="dxa"/>
             <w:tcBorders>
-              <w:top w:val="single" w:sz="4" w:space="0" w:color="D0D7DE"/>
-              <w:bottom w:val="single" w:sz="4" w:space="0" w:color="D0D7DE"/>
+              <w:top w:val="single" w:sz="8" w:space="0" w:color="000000"/>
+              <w:left w:val="single" w:sz="8" w:space="0" w:color="000000"/>
+              <w:bottom w:val="single" w:sz="8" w:space="0" w:color="000000"/>
+              <w:right w:val="single" w:sz="8" w:space="0" w:color="000000"/>
             </w:tcBorders>
           </w:tcPr>
           <w:p>
@@ -15399,7 +15601,10 @@
           <w:tcPr>
             <w:tcW w:w="2640" w:type="dxa"/>
             <w:tcBorders>
-              <w:top w:val="single" w:sz="4" w:space="0" w:color="D0D7DE"/>
+              <w:top w:val="single" w:sz="8" w:space="0" w:color="000000"/>
+              <w:left w:val="single" w:sz="8" w:space="0" w:color="000000"/>
+              <w:bottom w:val="single" w:sz="8" w:space="0" w:color="000000"/>
+              <w:right w:val="single" w:sz="8" w:space="0" w:color="000000"/>
             </w:tcBorders>
           </w:tcPr>
           <w:p>
@@ -15428,7 +15633,10 @@
           <w:tcPr>
             <w:tcW w:w="2640" w:type="dxa"/>
             <w:tcBorders>
-              <w:top w:val="single" w:sz="4" w:space="0" w:color="D0D7DE"/>
+              <w:top w:val="single" w:sz="8" w:space="0" w:color="000000"/>
+              <w:left w:val="single" w:sz="8" w:space="0" w:color="000000"/>
+              <w:bottom w:val="single" w:sz="8" w:space="0" w:color="000000"/>
+              <w:right w:val="single" w:sz="8" w:space="0" w:color="000000"/>
             </w:tcBorders>
           </w:tcPr>
           <w:p>
@@ -15457,7 +15665,10 @@
           <w:tcPr>
             <w:tcW w:w="2640" w:type="dxa"/>
             <w:tcBorders>
-              <w:top w:val="single" w:sz="4" w:space="0" w:color="D0D7DE"/>
+              <w:top w:val="single" w:sz="8" w:space="0" w:color="000000"/>
+              <w:left w:val="single" w:sz="8" w:space="0" w:color="000000"/>
+              <w:bottom w:val="single" w:sz="8" w:space="0" w:color="000000"/>
+              <w:right w:val="single" w:sz="8" w:space="0" w:color="000000"/>
             </w:tcBorders>
           </w:tcPr>
           <w:p>
@@ -15616,67 +15827,6 @@
       <w:r>
         <w:rPr/>
         <w:t>A screening LCA, not critically reviewed; MCDA weights are our judgement; legislation excludes the 2025 EPBC reforms.</w:t>
-      </w:r>
-    </w:p>
-    <w:p>
-      <w:pPr>
-        <w:pStyle w:val="normal1"/>
-        <w:rPr/>
-      </w:pPr>
-      <w:r>
-        <w:rPr/>
-        <mc:AlternateContent>
-          <mc:Choice Requires="wps">
-            <w:drawing>
-              <wp:inline distT="0" distB="0" distL="0" distR="0">
-                <wp:extent cx="5731510" cy="19050"/>
-                <wp:effectExtent l="0" t="0" r="0" b="0"/>
-                <wp:docPr id="35" name=""/>
-                <a:graphic xmlns:a="http://schemas.openxmlformats.org/drawingml/2006/main">
-                  <a:graphicData uri="http://schemas.microsoft.com/office/word/2010/wordprocessingShape">
-                    <wps:wsp>
-                      <wps:cNvSpPr/>
-                      <wps:nvSpPr>
-                        <wps:cNvPr id="36" name=""/>
-                        <wps:cNvSpPr/>
-                      </wps:nvSpPr>
-                      <wps:spPr>
-                        <a:xfrm>
-                          <a:off x="0" y="0"/>
-                          <a:ext cx="5731560" cy="19080"/>
-                        </a:xfrm>
-                        <a:prstGeom prst="rect">
-                          <a:avLst/>
-                        </a:prstGeom>
-                        <a:solidFill>
-                          <a:srgbClr val="ffffff"/>
-                        </a:solidFill>
-                        <a:ln w="0">
-                          <a:solidFill>
-                            <a:srgbClr val="000000"/>
-                          </a:solidFill>
-                        </a:ln>
-                      </wps:spPr>
-                      <wps:bodyPr/>
-                    </wps:wsp>
-                  </a:graphicData>
-                </a:graphic>
-                <wp14:sizeRelH relativeFrom="page">
-                  <wp14:pctWidth>100000</wp14:pctWidth>
-                </wp14:sizeRelH>
-              </wp:inline>
-            </w:drawing>
-          </mc:Choice>
-          <mc:Fallback>
-            <w:pict>
-              <v:rect id="shape_0" fillcolor="white" stroked="t" o:allowincell="f" style="position:absolute;margin-left:0pt;margin-top:-1.55pt;width:451.25pt;height:1.45pt;mso-wrap-style:none;v-text-anchor:middle;mso-position-horizontal:center;mso-position-vertical:top">
-                <v:fill o:detectmouseclick="t" type="solid" color2="black"/>
-                <v:stroke color="black" joinstyle="round" endcap="flat"/>
-                <w10:wrap type="topAndBottom"/>
-              </v:rect>
-            </w:pict>
-          </mc:Fallback>
-        </mc:AlternateContent>
       </w:r>
     </w:p>
     <w:p>
@@ -18472,6 +18622,14 @@
         <w:tblW w:w="7920" w:type="dxa"/>
         <w:jc w:val="left"/>
         <w:tblInd w:w="0" w:type="dxa"/>
+        <w:tblBorders>
+          <w:top w:val="single" w:sz="8" w:space="0" w:color="000000"/>
+          <w:left w:val="single" w:sz="8" w:space="0" w:color="000000"/>
+          <w:bottom w:val="single" w:sz="8" w:space="0" w:color="000000"/>
+          <w:right w:val="single" w:sz="8" w:space="0" w:color="000000"/>
+          <w:insideH w:val="single" w:sz="8" w:space="0" w:color="000000"/>
+          <w:insideV w:val="single" w:sz="8" w:space="0" w:color="000000"/>
+        </w:tblBorders>
         <w:tblLayout w:type="fixed"/>
         <w:tblCellMar>
           <w:top w:w="30" w:type="dxa"/>
@@ -18494,7 +18652,10 @@
           <w:tcPr>
             <w:tcW w:w="2640" w:type="dxa"/>
             <w:tcBorders>
-              <w:bottom w:val="single" w:sz="4" w:space="0" w:color="D0D7DE"/>
+              <w:top w:val="single" w:sz="8" w:space="0" w:color="000000"/>
+              <w:left w:val="single" w:sz="8" w:space="0" w:color="000000"/>
+              <w:bottom w:val="single" w:sz="8" w:space="0" w:color="000000"/>
+              <w:right w:val="single" w:sz="8" w:space="0" w:color="000000"/>
             </w:tcBorders>
             <w:shd w:color="auto" w:fill="EDEDED" w:val="clear"/>
           </w:tcPr>
@@ -18526,7 +18687,10 @@
           <w:tcPr>
             <w:tcW w:w="2640" w:type="dxa"/>
             <w:tcBorders>
-              <w:bottom w:val="single" w:sz="4" w:space="0" w:color="D0D7DE"/>
+              <w:top w:val="single" w:sz="8" w:space="0" w:color="000000"/>
+              <w:left w:val="single" w:sz="8" w:space="0" w:color="000000"/>
+              <w:bottom w:val="single" w:sz="8" w:space="0" w:color="000000"/>
+              <w:right w:val="single" w:sz="8" w:space="0" w:color="000000"/>
             </w:tcBorders>
             <w:shd w:color="auto" w:fill="EDEDED" w:val="clear"/>
           </w:tcPr>
@@ -18558,7 +18722,10 @@
           <w:tcPr>
             <w:tcW w:w="2640" w:type="dxa"/>
             <w:tcBorders>
-              <w:bottom w:val="single" w:sz="4" w:space="0" w:color="D0D7DE"/>
+              <w:top w:val="single" w:sz="8" w:space="0" w:color="000000"/>
+              <w:left w:val="single" w:sz="8" w:space="0" w:color="000000"/>
+              <w:bottom w:val="single" w:sz="8" w:space="0" w:color="000000"/>
+              <w:right w:val="single" w:sz="8" w:space="0" w:color="000000"/>
             </w:tcBorders>
             <w:shd w:color="auto" w:fill="EDEDED" w:val="clear"/>
           </w:tcPr>
@@ -18593,8 +18760,10 @@
           <w:tcPr>
             <w:tcW w:w="2640" w:type="dxa"/>
             <w:tcBorders>
-              <w:top w:val="single" w:sz="4" w:space="0" w:color="D0D7DE"/>
-              <w:bottom w:val="single" w:sz="4" w:space="0" w:color="D0D7DE"/>
+              <w:top w:val="single" w:sz="8" w:space="0" w:color="000000"/>
+              <w:left w:val="single" w:sz="8" w:space="0" w:color="000000"/>
+              <w:bottom w:val="single" w:sz="8" w:space="0" w:color="000000"/>
+              <w:right w:val="single" w:sz="8" w:space="0" w:color="000000"/>
             </w:tcBorders>
           </w:tcPr>
           <w:p>
@@ -18623,8 +18792,10 @@
           <w:tcPr>
             <w:tcW w:w="2640" w:type="dxa"/>
             <w:tcBorders>
-              <w:top w:val="single" w:sz="4" w:space="0" w:color="D0D7DE"/>
-              <w:bottom w:val="single" w:sz="4" w:space="0" w:color="D0D7DE"/>
+              <w:top w:val="single" w:sz="8" w:space="0" w:color="000000"/>
+              <w:left w:val="single" w:sz="8" w:space="0" w:color="000000"/>
+              <w:bottom w:val="single" w:sz="8" w:space="0" w:color="000000"/>
+              <w:right w:val="single" w:sz="8" w:space="0" w:color="000000"/>
             </w:tcBorders>
           </w:tcPr>
           <w:p>
@@ -18653,8 +18824,10 @@
           <w:tcPr>
             <w:tcW w:w="2640" w:type="dxa"/>
             <w:tcBorders>
-              <w:top w:val="single" w:sz="4" w:space="0" w:color="D0D7DE"/>
-              <w:bottom w:val="single" w:sz="4" w:space="0" w:color="D0D7DE"/>
+              <w:top w:val="single" w:sz="8" w:space="0" w:color="000000"/>
+              <w:left w:val="single" w:sz="8" w:space="0" w:color="000000"/>
+              <w:bottom w:val="single" w:sz="8" w:space="0" w:color="000000"/>
+              <w:right w:val="single" w:sz="8" w:space="0" w:color="000000"/>
             </w:tcBorders>
           </w:tcPr>
           <w:p>
@@ -18686,8 +18859,10 @@
           <w:tcPr>
             <w:tcW w:w="2640" w:type="dxa"/>
             <w:tcBorders>
-              <w:top w:val="single" w:sz="4" w:space="0" w:color="D0D7DE"/>
-              <w:bottom w:val="single" w:sz="4" w:space="0" w:color="D0D7DE"/>
+              <w:top w:val="single" w:sz="8" w:space="0" w:color="000000"/>
+              <w:left w:val="single" w:sz="8" w:space="0" w:color="000000"/>
+              <w:bottom w:val="single" w:sz="8" w:space="0" w:color="000000"/>
+              <w:right w:val="single" w:sz="8" w:space="0" w:color="000000"/>
             </w:tcBorders>
           </w:tcPr>
           <w:p>
@@ -18716,8 +18891,10 @@
           <w:tcPr>
             <w:tcW w:w="2640" w:type="dxa"/>
             <w:tcBorders>
-              <w:top w:val="single" w:sz="4" w:space="0" w:color="D0D7DE"/>
-              <w:bottom w:val="single" w:sz="4" w:space="0" w:color="D0D7DE"/>
+              <w:top w:val="single" w:sz="8" w:space="0" w:color="000000"/>
+              <w:left w:val="single" w:sz="8" w:space="0" w:color="000000"/>
+              <w:bottom w:val="single" w:sz="8" w:space="0" w:color="000000"/>
+              <w:right w:val="single" w:sz="8" w:space="0" w:color="000000"/>
             </w:tcBorders>
           </w:tcPr>
           <w:p>
@@ -18746,8 +18923,10 @@
           <w:tcPr>
             <w:tcW w:w="2640" w:type="dxa"/>
             <w:tcBorders>
-              <w:top w:val="single" w:sz="4" w:space="0" w:color="D0D7DE"/>
-              <w:bottom w:val="single" w:sz="4" w:space="0" w:color="D0D7DE"/>
+              <w:top w:val="single" w:sz="8" w:space="0" w:color="000000"/>
+              <w:left w:val="single" w:sz="8" w:space="0" w:color="000000"/>
+              <w:bottom w:val="single" w:sz="8" w:space="0" w:color="000000"/>
+              <w:right w:val="single" w:sz="8" w:space="0" w:color="000000"/>
             </w:tcBorders>
           </w:tcPr>
           <w:p>
@@ -18779,8 +18958,10 @@
           <w:tcPr>
             <w:tcW w:w="2640" w:type="dxa"/>
             <w:tcBorders>
-              <w:top w:val="single" w:sz="4" w:space="0" w:color="D0D7DE"/>
-              <w:bottom w:val="single" w:sz="4" w:space="0" w:color="D0D7DE"/>
+              <w:top w:val="single" w:sz="8" w:space="0" w:color="000000"/>
+              <w:left w:val="single" w:sz="8" w:space="0" w:color="000000"/>
+              <w:bottom w:val="single" w:sz="8" w:space="0" w:color="000000"/>
+              <w:right w:val="single" w:sz="8" w:space="0" w:color="000000"/>
             </w:tcBorders>
           </w:tcPr>
           <w:p>
@@ -18809,8 +18990,10 @@
           <w:tcPr>
             <w:tcW w:w="2640" w:type="dxa"/>
             <w:tcBorders>
-              <w:top w:val="single" w:sz="4" w:space="0" w:color="D0D7DE"/>
-              <w:bottom w:val="single" w:sz="4" w:space="0" w:color="D0D7DE"/>
+              <w:top w:val="single" w:sz="8" w:space="0" w:color="000000"/>
+              <w:left w:val="single" w:sz="8" w:space="0" w:color="000000"/>
+              <w:bottom w:val="single" w:sz="8" w:space="0" w:color="000000"/>
+              <w:right w:val="single" w:sz="8" w:space="0" w:color="000000"/>
             </w:tcBorders>
           </w:tcPr>
           <w:p>
@@ -18839,8 +19022,10 @@
           <w:tcPr>
             <w:tcW w:w="2640" w:type="dxa"/>
             <w:tcBorders>
-              <w:top w:val="single" w:sz="4" w:space="0" w:color="D0D7DE"/>
-              <w:bottom w:val="single" w:sz="4" w:space="0" w:color="D0D7DE"/>
+              <w:top w:val="single" w:sz="8" w:space="0" w:color="000000"/>
+              <w:left w:val="single" w:sz="8" w:space="0" w:color="000000"/>
+              <w:bottom w:val="single" w:sz="8" w:space="0" w:color="000000"/>
+              <w:right w:val="single" w:sz="8" w:space="0" w:color="000000"/>
             </w:tcBorders>
           </w:tcPr>
           <w:p>
@@ -18872,8 +19057,10 @@
           <w:tcPr>
             <w:tcW w:w="2640" w:type="dxa"/>
             <w:tcBorders>
-              <w:top w:val="single" w:sz="4" w:space="0" w:color="D0D7DE"/>
-              <w:bottom w:val="single" w:sz="4" w:space="0" w:color="D0D7DE"/>
+              <w:top w:val="single" w:sz="8" w:space="0" w:color="000000"/>
+              <w:left w:val="single" w:sz="8" w:space="0" w:color="000000"/>
+              <w:bottom w:val="single" w:sz="8" w:space="0" w:color="000000"/>
+              <w:right w:val="single" w:sz="8" w:space="0" w:color="000000"/>
             </w:tcBorders>
           </w:tcPr>
           <w:p>
@@ -18902,8 +19089,10 @@
           <w:tcPr>
             <w:tcW w:w="2640" w:type="dxa"/>
             <w:tcBorders>
-              <w:top w:val="single" w:sz="4" w:space="0" w:color="D0D7DE"/>
-              <w:bottom w:val="single" w:sz="4" w:space="0" w:color="D0D7DE"/>
+              <w:top w:val="single" w:sz="8" w:space="0" w:color="000000"/>
+              <w:left w:val="single" w:sz="8" w:space="0" w:color="000000"/>
+              <w:bottom w:val="single" w:sz="8" w:space="0" w:color="000000"/>
+              <w:right w:val="single" w:sz="8" w:space="0" w:color="000000"/>
             </w:tcBorders>
           </w:tcPr>
           <w:p>
@@ -18932,8 +19121,10 @@
           <w:tcPr>
             <w:tcW w:w="2640" w:type="dxa"/>
             <w:tcBorders>
-              <w:top w:val="single" w:sz="4" w:space="0" w:color="D0D7DE"/>
-              <w:bottom w:val="single" w:sz="4" w:space="0" w:color="D0D7DE"/>
+              <w:top w:val="single" w:sz="8" w:space="0" w:color="000000"/>
+              <w:left w:val="single" w:sz="8" w:space="0" w:color="000000"/>
+              <w:bottom w:val="single" w:sz="8" w:space="0" w:color="000000"/>
+              <w:right w:val="single" w:sz="8" w:space="0" w:color="000000"/>
             </w:tcBorders>
           </w:tcPr>
           <w:p>
@@ -18965,7 +19156,10 @@
           <w:tcPr>
             <w:tcW w:w="2640" w:type="dxa"/>
             <w:tcBorders>
-              <w:top w:val="single" w:sz="4" w:space="0" w:color="D0D7DE"/>
+              <w:top w:val="single" w:sz="8" w:space="0" w:color="000000"/>
+              <w:left w:val="single" w:sz="8" w:space="0" w:color="000000"/>
+              <w:bottom w:val="single" w:sz="8" w:space="0" w:color="000000"/>
+              <w:right w:val="single" w:sz="8" w:space="0" w:color="000000"/>
             </w:tcBorders>
           </w:tcPr>
           <w:p>
@@ -18994,7 +19188,10 @@
           <w:tcPr>
             <w:tcW w:w="2640" w:type="dxa"/>
             <w:tcBorders>
-              <w:top w:val="single" w:sz="4" w:space="0" w:color="D0D7DE"/>
+              <w:top w:val="single" w:sz="8" w:space="0" w:color="000000"/>
+              <w:left w:val="single" w:sz="8" w:space="0" w:color="000000"/>
+              <w:bottom w:val="single" w:sz="8" w:space="0" w:color="000000"/>
+              <w:right w:val="single" w:sz="8" w:space="0" w:color="000000"/>
             </w:tcBorders>
           </w:tcPr>
           <w:p>
@@ -19023,7 +19220,10 @@
           <w:tcPr>
             <w:tcW w:w="2640" w:type="dxa"/>
             <w:tcBorders>
-              <w:top w:val="single" w:sz="4" w:space="0" w:color="D0D7DE"/>
+              <w:top w:val="single" w:sz="8" w:space="0" w:color="000000"/>
+              <w:left w:val="single" w:sz="8" w:space="0" w:color="000000"/>
+              <w:bottom w:val="single" w:sz="8" w:space="0" w:color="000000"/>
+              <w:right w:val="single" w:sz="8" w:space="0" w:color="000000"/>
             </w:tcBorders>
           </w:tcPr>
           <w:p>
@@ -19096,6 +19296,14 @@
         <w:tblW w:w="7920" w:type="dxa"/>
         <w:jc w:val="left"/>
         <w:tblInd w:w="0" w:type="dxa"/>
+        <w:tblBorders>
+          <w:top w:val="single" w:sz="8" w:space="0" w:color="000000"/>
+          <w:left w:val="single" w:sz="8" w:space="0" w:color="000000"/>
+          <w:bottom w:val="single" w:sz="8" w:space="0" w:color="000000"/>
+          <w:right w:val="single" w:sz="8" w:space="0" w:color="000000"/>
+          <w:insideH w:val="single" w:sz="8" w:space="0" w:color="000000"/>
+          <w:insideV w:val="single" w:sz="8" w:space="0" w:color="000000"/>
+        </w:tblBorders>
         <w:tblLayout w:type="fixed"/>
         <w:tblCellMar>
           <w:top w:w="30" w:type="dxa"/>
@@ -19118,7 +19326,10 @@
           <w:tcPr>
             <w:tcW w:w="2640" w:type="dxa"/>
             <w:tcBorders>
-              <w:bottom w:val="single" w:sz="4" w:space="0" w:color="D0D7DE"/>
+              <w:top w:val="single" w:sz="8" w:space="0" w:color="000000"/>
+              <w:left w:val="single" w:sz="8" w:space="0" w:color="000000"/>
+              <w:bottom w:val="single" w:sz="8" w:space="0" w:color="000000"/>
+              <w:right w:val="single" w:sz="8" w:space="0" w:color="000000"/>
             </w:tcBorders>
             <w:shd w:color="auto" w:fill="EDEDED" w:val="clear"/>
           </w:tcPr>
@@ -19150,7 +19361,10 @@
           <w:tcPr>
             <w:tcW w:w="2640" w:type="dxa"/>
             <w:tcBorders>
-              <w:bottom w:val="single" w:sz="4" w:space="0" w:color="D0D7DE"/>
+              <w:top w:val="single" w:sz="8" w:space="0" w:color="000000"/>
+              <w:left w:val="single" w:sz="8" w:space="0" w:color="000000"/>
+              <w:bottom w:val="single" w:sz="8" w:space="0" w:color="000000"/>
+              <w:right w:val="single" w:sz="8" w:space="0" w:color="000000"/>
             </w:tcBorders>
             <w:shd w:color="auto" w:fill="EDEDED" w:val="clear"/>
           </w:tcPr>
@@ -19182,7 +19396,10 @@
           <w:tcPr>
             <w:tcW w:w="2640" w:type="dxa"/>
             <w:tcBorders>
-              <w:bottom w:val="single" w:sz="4" w:space="0" w:color="D0D7DE"/>
+              <w:top w:val="single" w:sz="8" w:space="0" w:color="000000"/>
+              <w:left w:val="single" w:sz="8" w:space="0" w:color="000000"/>
+              <w:bottom w:val="single" w:sz="8" w:space="0" w:color="000000"/>
+              <w:right w:val="single" w:sz="8" w:space="0" w:color="000000"/>
             </w:tcBorders>
             <w:shd w:color="auto" w:fill="EDEDED" w:val="clear"/>
           </w:tcPr>
@@ -19217,8 +19434,10 @@
           <w:tcPr>
             <w:tcW w:w="2640" w:type="dxa"/>
             <w:tcBorders>
-              <w:top w:val="single" w:sz="4" w:space="0" w:color="D0D7DE"/>
-              <w:bottom w:val="single" w:sz="4" w:space="0" w:color="D0D7DE"/>
+              <w:top w:val="single" w:sz="8" w:space="0" w:color="000000"/>
+              <w:left w:val="single" w:sz="8" w:space="0" w:color="000000"/>
+              <w:bottom w:val="single" w:sz="8" w:space="0" w:color="000000"/>
+              <w:right w:val="single" w:sz="8" w:space="0" w:color="000000"/>
             </w:tcBorders>
           </w:tcPr>
           <w:p>
@@ -19247,8 +19466,10 @@
           <w:tcPr>
             <w:tcW w:w="2640" w:type="dxa"/>
             <w:tcBorders>
-              <w:top w:val="single" w:sz="4" w:space="0" w:color="D0D7DE"/>
-              <w:bottom w:val="single" w:sz="4" w:space="0" w:color="D0D7DE"/>
+              <w:top w:val="single" w:sz="8" w:space="0" w:color="000000"/>
+              <w:left w:val="single" w:sz="8" w:space="0" w:color="000000"/>
+              <w:bottom w:val="single" w:sz="8" w:space="0" w:color="000000"/>
+              <w:right w:val="single" w:sz="8" w:space="0" w:color="000000"/>
             </w:tcBorders>
           </w:tcPr>
           <w:p>
@@ -19277,8 +19498,10 @@
           <w:tcPr>
             <w:tcW w:w="2640" w:type="dxa"/>
             <w:tcBorders>
-              <w:top w:val="single" w:sz="4" w:space="0" w:color="D0D7DE"/>
-              <w:bottom w:val="single" w:sz="4" w:space="0" w:color="D0D7DE"/>
+              <w:top w:val="single" w:sz="8" w:space="0" w:color="000000"/>
+              <w:left w:val="single" w:sz="8" w:space="0" w:color="000000"/>
+              <w:bottom w:val="single" w:sz="8" w:space="0" w:color="000000"/>
+              <w:right w:val="single" w:sz="8" w:space="0" w:color="000000"/>
             </w:tcBorders>
           </w:tcPr>
           <w:p>
@@ -19310,8 +19533,10 @@
           <w:tcPr>
             <w:tcW w:w="2640" w:type="dxa"/>
             <w:tcBorders>
-              <w:top w:val="single" w:sz="4" w:space="0" w:color="D0D7DE"/>
-              <w:bottom w:val="single" w:sz="4" w:space="0" w:color="D0D7DE"/>
+              <w:top w:val="single" w:sz="8" w:space="0" w:color="000000"/>
+              <w:left w:val="single" w:sz="8" w:space="0" w:color="000000"/>
+              <w:bottom w:val="single" w:sz="8" w:space="0" w:color="000000"/>
+              <w:right w:val="single" w:sz="8" w:space="0" w:color="000000"/>
             </w:tcBorders>
           </w:tcPr>
           <w:p>
@@ -19340,8 +19565,10 @@
           <w:tcPr>
             <w:tcW w:w="2640" w:type="dxa"/>
             <w:tcBorders>
-              <w:top w:val="single" w:sz="4" w:space="0" w:color="D0D7DE"/>
-              <w:bottom w:val="single" w:sz="4" w:space="0" w:color="D0D7DE"/>
+              <w:top w:val="single" w:sz="8" w:space="0" w:color="000000"/>
+              <w:left w:val="single" w:sz="8" w:space="0" w:color="000000"/>
+              <w:bottom w:val="single" w:sz="8" w:space="0" w:color="000000"/>
+              <w:right w:val="single" w:sz="8" w:space="0" w:color="000000"/>
             </w:tcBorders>
           </w:tcPr>
           <w:p>
@@ -19370,8 +19597,10 @@
           <w:tcPr>
             <w:tcW w:w="2640" w:type="dxa"/>
             <w:tcBorders>
-              <w:top w:val="single" w:sz="4" w:space="0" w:color="D0D7DE"/>
-              <w:bottom w:val="single" w:sz="4" w:space="0" w:color="D0D7DE"/>
+              <w:top w:val="single" w:sz="8" w:space="0" w:color="000000"/>
+              <w:left w:val="single" w:sz="8" w:space="0" w:color="000000"/>
+              <w:bottom w:val="single" w:sz="8" w:space="0" w:color="000000"/>
+              <w:right w:val="single" w:sz="8" w:space="0" w:color="000000"/>
             </w:tcBorders>
           </w:tcPr>
           <w:p>
@@ -19403,8 +19632,10 @@
           <w:tcPr>
             <w:tcW w:w="2640" w:type="dxa"/>
             <w:tcBorders>
-              <w:top w:val="single" w:sz="4" w:space="0" w:color="D0D7DE"/>
-              <w:bottom w:val="single" w:sz="4" w:space="0" w:color="D0D7DE"/>
+              <w:top w:val="single" w:sz="8" w:space="0" w:color="000000"/>
+              <w:left w:val="single" w:sz="8" w:space="0" w:color="000000"/>
+              <w:bottom w:val="single" w:sz="8" w:space="0" w:color="000000"/>
+              <w:right w:val="single" w:sz="8" w:space="0" w:color="000000"/>
             </w:tcBorders>
           </w:tcPr>
           <w:p>
@@ -19433,8 +19664,10 @@
           <w:tcPr>
             <w:tcW w:w="2640" w:type="dxa"/>
             <w:tcBorders>
-              <w:top w:val="single" w:sz="4" w:space="0" w:color="D0D7DE"/>
-              <w:bottom w:val="single" w:sz="4" w:space="0" w:color="D0D7DE"/>
+              <w:top w:val="single" w:sz="8" w:space="0" w:color="000000"/>
+              <w:left w:val="single" w:sz="8" w:space="0" w:color="000000"/>
+              <w:bottom w:val="single" w:sz="8" w:space="0" w:color="000000"/>
+              <w:right w:val="single" w:sz="8" w:space="0" w:color="000000"/>
             </w:tcBorders>
           </w:tcPr>
           <w:p>
@@ -19463,8 +19696,10 @@
           <w:tcPr>
             <w:tcW w:w="2640" w:type="dxa"/>
             <w:tcBorders>
-              <w:top w:val="single" w:sz="4" w:space="0" w:color="D0D7DE"/>
-              <w:bottom w:val="single" w:sz="4" w:space="0" w:color="D0D7DE"/>
+              <w:top w:val="single" w:sz="8" w:space="0" w:color="000000"/>
+              <w:left w:val="single" w:sz="8" w:space="0" w:color="000000"/>
+              <w:bottom w:val="single" w:sz="8" w:space="0" w:color="000000"/>
+              <w:right w:val="single" w:sz="8" w:space="0" w:color="000000"/>
             </w:tcBorders>
           </w:tcPr>
           <w:p>
@@ -19496,8 +19731,10 @@
           <w:tcPr>
             <w:tcW w:w="2640" w:type="dxa"/>
             <w:tcBorders>
-              <w:top w:val="single" w:sz="4" w:space="0" w:color="D0D7DE"/>
-              <w:bottom w:val="single" w:sz="4" w:space="0" w:color="D0D7DE"/>
+              <w:top w:val="single" w:sz="8" w:space="0" w:color="000000"/>
+              <w:left w:val="single" w:sz="8" w:space="0" w:color="000000"/>
+              <w:bottom w:val="single" w:sz="8" w:space="0" w:color="000000"/>
+              <w:right w:val="single" w:sz="8" w:space="0" w:color="000000"/>
             </w:tcBorders>
           </w:tcPr>
           <w:p>
@@ -19526,8 +19763,10 @@
           <w:tcPr>
             <w:tcW w:w="2640" w:type="dxa"/>
             <w:tcBorders>
-              <w:top w:val="single" w:sz="4" w:space="0" w:color="D0D7DE"/>
-              <w:bottom w:val="single" w:sz="4" w:space="0" w:color="D0D7DE"/>
+              <w:top w:val="single" w:sz="8" w:space="0" w:color="000000"/>
+              <w:left w:val="single" w:sz="8" w:space="0" w:color="000000"/>
+              <w:bottom w:val="single" w:sz="8" w:space="0" w:color="000000"/>
+              <w:right w:val="single" w:sz="8" w:space="0" w:color="000000"/>
             </w:tcBorders>
           </w:tcPr>
           <w:p>
@@ -19556,8 +19795,10 @@
           <w:tcPr>
             <w:tcW w:w="2640" w:type="dxa"/>
             <w:tcBorders>
-              <w:top w:val="single" w:sz="4" w:space="0" w:color="D0D7DE"/>
-              <w:bottom w:val="single" w:sz="4" w:space="0" w:color="D0D7DE"/>
+              <w:top w:val="single" w:sz="8" w:space="0" w:color="000000"/>
+              <w:left w:val="single" w:sz="8" w:space="0" w:color="000000"/>
+              <w:bottom w:val="single" w:sz="8" w:space="0" w:color="000000"/>
+              <w:right w:val="single" w:sz="8" w:space="0" w:color="000000"/>
             </w:tcBorders>
           </w:tcPr>
           <w:p>
@@ -19589,8 +19830,10 @@
           <w:tcPr>
             <w:tcW w:w="2640" w:type="dxa"/>
             <w:tcBorders>
-              <w:top w:val="single" w:sz="4" w:space="0" w:color="D0D7DE"/>
-              <w:bottom w:val="single" w:sz="4" w:space="0" w:color="D0D7DE"/>
+              <w:top w:val="single" w:sz="8" w:space="0" w:color="000000"/>
+              <w:left w:val="single" w:sz="8" w:space="0" w:color="000000"/>
+              <w:bottom w:val="single" w:sz="8" w:space="0" w:color="000000"/>
+              <w:right w:val="single" w:sz="8" w:space="0" w:color="000000"/>
             </w:tcBorders>
           </w:tcPr>
           <w:p>
@@ -19619,8 +19862,10 @@
           <w:tcPr>
             <w:tcW w:w="2640" w:type="dxa"/>
             <w:tcBorders>
-              <w:top w:val="single" w:sz="4" w:space="0" w:color="D0D7DE"/>
-              <w:bottom w:val="single" w:sz="4" w:space="0" w:color="D0D7DE"/>
+              <w:top w:val="single" w:sz="8" w:space="0" w:color="000000"/>
+              <w:left w:val="single" w:sz="8" w:space="0" w:color="000000"/>
+              <w:bottom w:val="single" w:sz="8" w:space="0" w:color="000000"/>
+              <w:right w:val="single" w:sz="8" w:space="0" w:color="000000"/>
             </w:tcBorders>
           </w:tcPr>
           <w:p>
@@ -19649,8 +19894,10 @@
           <w:tcPr>
             <w:tcW w:w="2640" w:type="dxa"/>
             <w:tcBorders>
-              <w:top w:val="single" w:sz="4" w:space="0" w:color="D0D7DE"/>
-              <w:bottom w:val="single" w:sz="4" w:space="0" w:color="D0D7DE"/>
+              <w:top w:val="single" w:sz="8" w:space="0" w:color="000000"/>
+              <w:left w:val="single" w:sz="8" w:space="0" w:color="000000"/>
+              <w:bottom w:val="single" w:sz="8" w:space="0" w:color="000000"/>
+              <w:right w:val="single" w:sz="8" w:space="0" w:color="000000"/>
             </w:tcBorders>
           </w:tcPr>
           <w:p>
@@ -19682,8 +19929,10 @@
           <w:tcPr>
             <w:tcW w:w="2640" w:type="dxa"/>
             <w:tcBorders>
-              <w:top w:val="single" w:sz="4" w:space="0" w:color="D0D7DE"/>
-              <w:bottom w:val="single" w:sz="4" w:space="0" w:color="D0D7DE"/>
+              <w:top w:val="single" w:sz="8" w:space="0" w:color="000000"/>
+              <w:left w:val="single" w:sz="8" w:space="0" w:color="000000"/>
+              <w:bottom w:val="single" w:sz="8" w:space="0" w:color="000000"/>
+              <w:right w:val="single" w:sz="8" w:space="0" w:color="000000"/>
             </w:tcBorders>
           </w:tcPr>
           <w:p>
@@ -19712,8 +19961,10 @@
           <w:tcPr>
             <w:tcW w:w="2640" w:type="dxa"/>
             <w:tcBorders>
-              <w:top w:val="single" w:sz="4" w:space="0" w:color="D0D7DE"/>
-              <w:bottom w:val="single" w:sz="4" w:space="0" w:color="D0D7DE"/>
+              <w:top w:val="single" w:sz="8" w:space="0" w:color="000000"/>
+              <w:left w:val="single" w:sz="8" w:space="0" w:color="000000"/>
+              <w:bottom w:val="single" w:sz="8" w:space="0" w:color="000000"/>
+              <w:right w:val="single" w:sz="8" w:space="0" w:color="000000"/>
             </w:tcBorders>
           </w:tcPr>
           <w:p>
@@ -19742,8 +19993,10 @@
           <w:tcPr>
             <w:tcW w:w="2640" w:type="dxa"/>
             <w:tcBorders>
-              <w:top w:val="single" w:sz="4" w:space="0" w:color="D0D7DE"/>
-              <w:bottom w:val="single" w:sz="4" w:space="0" w:color="D0D7DE"/>
+              <w:top w:val="single" w:sz="8" w:space="0" w:color="000000"/>
+              <w:left w:val="single" w:sz="8" w:space="0" w:color="000000"/>
+              <w:bottom w:val="single" w:sz="8" w:space="0" w:color="000000"/>
+              <w:right w:val="single" w:sz="8" w:space="0" w:color="000000"/>
             </w:tcBorders>
           </w:tcPr>
           <w:p>
@@ -19775,8 +20028,10 @@
           <w:tcPr>
             <w:tcW w:w="2640" w:type="dxa"/>
             <w:tcBorders>
-              <w:top w:val="single" w:sz="4" w:space="0" w:color="D0D7DE"/>
-              <w:bottom w:val="single" w:sz="4" w:space="0" w:color="D0D7DE"/>
+              <w:top w:val="single" w:sz="8" w:space="0" w:color="000000"/>
+              <w:left w:val="single" w:sz="8" w:space="0" w:color="000000"/>
+              <w:bottom w:val="single" w:sz="8" w:space="0" w:color="000000"/>
+              <w:right w:val="single" w:sz="8" w:space="0" w:color="000000"/>
             </w:tcBorders>
           </w:tcPr>
           <w:p>
@@ -19805,8 +20060,10 @@
           <w:tcPr>
             <w:tcW w:w="2640" w:type="dxa"/>
             <w:tcBorders>
-              <w:top w:val="single" w:sz="4" w:space="0" w:color="D0D7DE"/>
-              <w:bottom w:val="single" w:sz="4" w:space="0" w:color="D0D7DE"/>
+              <w:top w:val="single" w:sz="8" w:space="0" w:color="000000"/>
+              <w:left w:val="single" w:sz="8" w:space="0" w:color="000000"/>
+              <w:bottom w:val="single" w:sz="8" w:space="0" w:color="000000"/>
+              <w:right w:val="single" w:sz="8" w:space="0" w:color="000000"/>
             </w:tcBorders>
           </w:tcPr>
           <w:p>
@@ -19835,8 +20092,10 @@
           <w:tcPr>
             <w:tcW w:w="2640" w:type="dxa"/>
             <w:tcBorders>
-              <w:top w:val="single" w:sz="4" w:space="0" w:color="D0D7DE"/>
-              <w:bottom w:val="single" w:sz="4" w:space="0" w:color="D0D7DE"/>
+              <w:top w:val="single" w:sz="8" w:space="0" w:color="000000"/>
+              <w:left w:val="single" w:sz="8" w:space="0" w:color="000000"/>
+              <w:bottom w:val="single" w:sz="8" w:space="0" w:color="000000"/>
+              <w:right w:val="single" w:sz="8" w:space="0" w:color="000000"/>
             </w:tcBorders>
           </w:tcPr>
           <w:p>
@@ -19868,7 +20127,10 @@
           <w:tcPr>
             <w:tcW w:w="2640" w:type="dxa"/>
             <w:tcBorders>
-              <w:top w:val="single" w:sz="4" w:space="0" w:color="D0D7DE"/>
+              <w:top w:val="single" w:sz="8" w:space="0" w:color="000000"/>
+              <w:left w:val="single" w:sz="8" w:space="0" w:color="000000"/>
+              <w:bottom w:val="single" w:sz="8" w:space="0" w:color="000000"/>
+              <w:right w:val="single" w:sz="8" w:space="0" w:color="000000"/>
             </w:tcBorders>
           </w:tcPr>
           <w:p>
@@ -19897,7 +20159,10 @@
           <w:tcPr>
             <w:tcW w:w="2640" w:type="dxa"/>
             <w:tcBorders>
-              <w:top w:val="single" w:sz="4" w:space="0" w:color="D0D7DE"/>
+              <w:top w:val="single" w:sz="8" w:space="0" w:color="000000"/>
+              <w:left w:val="single" w:sz="8" w:space="0" w:color="000000"/>
+              <w:bottom w:val="single" w:sz="8" w:space="0" w:color="000000"/>
+              <w:right w:val="single" w:sz="8" w:space="0" w:color="000000"/>
             </w:tcBorders>
           </w:tcPr>
           <w:p>
@@ -19926,7 +20191,10 @@
           <w:tcPr>
             <w:tcW w:w="2640" w:type="dxa"/>
             <w:tcBorders>
-              <w:top w:val="single" w:sz="4" w:space="0" w:color="D0D7DE"/>
+              <w:top w:val="single" w:sz="8" w:space="0" w:color="000000"/>
+              <w:left w:val="single" w:sz="8" w:space="0" w:color="000000"/>
+              <w:bottom w:val="single" w:sz="8" w:space="0" w:color="000000"/>
+              <w:right w:val="single" w:sz="8" w:space="0" w:color="000000"/>
             </w:tcBorders>
           </w:tcPr>
           <w:p>
@@ -20215,6 +20483,14 @@
         <w:tblW w:w="7920" w:type="dxa"/>
         <w:jc w:val="left"/>
         <w:tblInd w:w="0" w:type="dxa"/>
+        <w:tblBorders>
+          <w:top w:val="single" w:sz="8" w:space="0" w:color="000000"/>
+          <w:left w:val="single" w:sz="8" w:space="0" w:color="000000"/>
+          <w:bottom w:val="single" w:sz="8" w:space="0" w:color="000000"/>
+          <w:right w:val="single" w:sz="8" w:space="0" w:color="000000"/>
+          <w:insideH w:val="single" w:sz="8" w:space="0" w:color="000000"/>
+          <w:insideV w:val="single" w:sz="8" w:space="0" w:color="000000"/>
+        </w:tblBorders>
         <w:tblLayout w:type="fixed"/>
         <w:tblCellMar>
           <w:top w:w="30" w:type="dxa"/>
@@ -20237,7 +20513,10 @@
           <w:tcPr>
             <w:tcW w:w="2640" w:type="dxa"/>
             <w:tcBorders>
-              <w:bottom w:val="single" w:sz="4" w:space="0" w:color="D0D7DE"/>
+              <w:top w:val="single" w:sz="8" w:space="0" w:color="000000"/>
+              <w:left w:val="single" w:sz="8" w:space="0" w:color="000000"/>
+              <w:bottom w:val="single" w:sz="8" w:space="0" w:color="000000"/>
+              <w:right w:val="single" w:sz="8" w:space="0" w:color="000000"/>
             </w:tcBorders>
             <w:shd w:color="auto" w:fill="EDEDED" w:val="clear"/>
           </w:tcPr>
@@ -20269,7 +20548,10 @@
           <w:tcPr>
             <w:tcW w:w="2640" w:type="dxa"/>
             <w:tcBorders>
-              <w:bottom w:val="single" w:sz="4" w:space="0" w:color="D0D7DE"/>
+              <w:top w:val="single" w:sz="8" w:space="0" w:color="000000"/>
+              <w:left w:val="single" w:sz="8" w:space="0" w:color="000000"/>
+              <w:bottom w:val="single" w:sz="8" w:space="0" w:color="000000"/>
+              <w:right w:val="single" w:sz="8" w:space="0" w:color="000000"/>
             </w:tcBorders>
             <w:shd w:color="auto" w:fill="EDEDED" w:val="clear"/>
           </w:tcPr>
@@ -20301,7 +20583,10 @@
           <w:tcPr>
             <w:tcW w:w="2640" w:type="dxa"/>
             <w:tcBorders>
-              <w:bottom w:val="single" w:sz="4" w:space="0" w:color="D0D7DE"/>
+              <w:top w:val="single" w:sz="8" w:space="0" w:color="000000"/>
+              <w:left w:val="single" w:sz="8" w:space="0" w:color="000000"/>
+              <w:bottom w:val="single" w:sz="8" w:space="0" w:color="000000"/>
+              <w:right w:val="single" w:sz="8" w:space="0" w:color="000000"/>
             </w:tcBorders>
             <w:shd w:color="auto" w:fill="EDEDED" w:val="clear"/>
           </w:tcPr>
@@ -20336,8 +20621,10 @@
           <w:tcPr>
             <w:tcW w:w="2640" w:type="dxa"/>
             <w:tcBorders>
-              <w:top w:val="single" w:sz="4" w:space="0" w:color="D0D7DE"/>
-              <w:bottom w:val="single" w:sz="4" w:space="0" w:color="D0D7DE"/>
+              <w:top w:val="single" w:sz="8" w:space="0" w:color="000000"/>
+              <w:left w:val="single" w:sz="8" w:space="0" w:color="000000"/>
+              <w:bottom w:val="single" w:sz="8" w:space="0" w:color="000000"/>
+              <w:right w:val="single" w:sz="8" w:space="0" w:color="000000"/>
             </w:tcBorders>
           </w:tcPr>
           <w:p>
@@ -20366,8 +20653,10 @@
           <w:tcPr>
             <w:tcW w:w="2640" w:type="dxa"/>
             <w:tcBorders>
-              <w:top w:val="single" w:sz="4" w:space="0" w:color="D0D7DE"/>
-              <w:bottom w:val="single" w:sz="4" w:space="0" w:color="D0D7DE"/>
+              <w:top w:val="single" w:sz="8" w:space="0" w:color="000000"/>
+              <w:left w:val="single" w:sz="8" w:space="0" w:color="000000"/>
+              <w:bottom w:val="single" w:sz="8" w:space="0" w:color="000000"/>
+              <w:right w:val="single" w:sz="8" w:space="0" w:color="000000"/>
             </w:tcBorders>
           </w:tcPr>
           <w:p>
@@ -20396,8 +20685,10 @@
           <w:tcPr>
             <w:tcW w:w="2640" w:type="dxa"/>
             <w:tcBorders>
-              <w:top w:val="single" w:sz="4" w:space="0" w:color="D0D7DE"/>
-              <w:bottom w:val="single" w:sz="4" w:space="0" w:color="D0D7DE"/>
+              <w:top w:val="single" w:sz="8" w:space="0" w:color="000000"/>
+              <w:left w:val="single" w:sz="8" w:space="0" w:color="000000"/>
+              <w:bottom w:val="single" w:sz="8" w:space="0" w:color="000000"/>
+              <w:right w:val="single" w:sz="8" w:space="0" w:color="000000"/>
             </w:tcBorders>
           </w:tcPr>
           <w:p>
@@ -20429,8 +20720,10 @@
           <w:tcPr>
             <w:tcW w:w="2640" w:type="dxa"/>
             <w:tcBorders>
-              <w:top w:val="single" w:sz="4" w:space="0" w:color="D0D7DE"/>
-              <w:bottom w:val="single" w:sz="4" w:space="0" w:color="D0D7DE"/>
+              <w:top w:val="single" w:sz="8" w:space="0" w:color="000000"/>
+              <w:left w:val="single" w:sz="8" w:space="0" w:color="000000"/>
+              <w:bottom w:val="single" w:sz="8" w:space="0" w:color="000000"/>
+              <w:right w:val="single" w:sz="8" w:space="0" w:color="000000"/>
             </w:tcBorders>
           </w:tcPr>
           <w:p>
@@ -20459,8 +20752,10 @@
           <w:tcPr>
             <w:tcW w:w="2640" w:type="dxa"/>
             <w:tcBorders>
-              <w:top w:val="single" w:sz="4" w:space="0" w:color="D0D7DE"/>
-              <w:bottom w:val="single" w:sz="4" w:space="0" w:color="D0D7DE"/>
+              <w:top w:val="single" w:sz="8" w:space="0" w:color="000000"/>
+              <w:left w:val="single" w:sz="8" w:space="0" w:color="000000"/>
+              <w:bottom w:val="single" w:sz="8" w:space="0" w:color="000000"/>
+              <w:right w:val="single" w:sz="8" w:space="0" w:color="000000"/>
             </w:tcBorders>
           </w:tcPr>
           <w:p>
@@ -20489,8 +20784,10 @@
           <w:tcPr>
             <w:tcW w:w="2640" w:type="dxa"/>
             <w:tcBorders>
-              <w:top w:val="single" w:sz="4" w:space="0" w:color="D0D7DE"/>
-              <w:bottom w:val="single" w:sz="4" w:space="0" w:color="D0D7DE"/>
+              <w:top w:val="single" w:sz="8" w:space="0" w:color="000000"/>
+              <w:left w:val="single" w:sz="8" w:space="0" w:color="000000"/>
+              <w:bottom w:val="single" w:sz="8" w:space="0" w:color="000000"/>
+              <w:right w:val="single" w:sz="8" w:space="0" w:color="000000"/>
             </w:tcBorders>
           </w:tcPr>
           <w:p>
@@ -20522,8 +20819,10 @@
           <w:tcPr>
             <w:tcW w:w="2640" w:type="dxa"/>
             <w:tcBorders>
-              <w:top w:val="single" w:sz="4" w:space="0" w:color="D0D7DE"/>
-              <w:bottom w:val="single" w:sz="4" w:space="0" w:color="D0D7DE"/>
+              <w:top w:val="single" w:sz="8" w:space="0" w:color="000000"/>
+              <w:left w:val="single" w:sz="8" w:space="0" w:color="000000"/>
+              <w:bottom w:val="single" w:sz="8" w:space="0" w:color="000000"/>
+              <w:right w:val="single" w:sz="8" w:space="0" w:color="000000"/>
             </w:tcBorders>
           </w:tcPr>
           <w:p>
@@ -20552,8 +20851,10 @@
           <w:tcPr>
             <w:tcW w:w="2640" w:type="dxa"/>
             <w:tcBorders>
-              <w:top w:val="single" w:sz="4" w:space="0" w:color="D0D7DE"/>
-              <w:bottom w:val="single" w:sz="4" w:space="0" w:color="D0D7DE"/>
+              <w:top w:val="single" w:sz="8" w:space="0" w:color="000000"/>
+              <w:left w:val="single" w:sz="8" w:space="0" w:color="000000"/>
+              <w:bottom w:val="single" w:sz="8" w:space="0" w:color="000000"/>
+              <w:right w:val="single" w:sz="8" w:space="0" w:color="000000"/>
             </w:tcBorders>
           </w:tcPr>
           <w:p>
@@ -20582,8 +20883,10 @@
           <w:tcPr>
             <w:tcW w:w="2640" w:type="dxa"/>
             <w:tcBorders>
-              <w:top w:val="single" w:sz="4" w:space="0" w:color="D0D7DE"/>
-              <w:bottom w:val="single" w:sz="4" w:space="0" w:color="D0D7DE"/>
+              <w:top w:val="single" w:sz="8" w:space="0" w:color="000000"/>
+              <w:left w:val="single" w:sz="8" w:space="0" w:color="000000"/>
+              <w:bottom w:val="single" w:sz="8" w:space="0" w:color="000000"/>
+              <w:right w:val="single" w:sz="8" w:space="0" w:color="000000"/>
             </w:tcBorders>
           </w:tcPr>
           <w:p>
@@ -20615,8 +20918,10 @@
           <w:tcPr>
             <w:tcW w:w="2640" w:type="dxa"/>
             <w:tcBorders>
-              <w:top w:val="single" w:sz="4" w:space="0" w:color="D0D7DE"/>
-              <w:bottom w:val="single" w:sz="4" w:space="0" w:color="D0D7DE"/>
+              <w:top w:val="single" w:sz="8" w:space="0" w:color="000000"/>
+              <w:left w:val="single" w:sz="8" w:space="0" w:color="000000"/>
+              <w:bottom w:val="single" w:sz="8" w:space="0" w:color="000000"/>
+              <w:right w:val="single" w:sz="8" w:space="0" w:color="000000"/>
             </w:tcBorders>
           </w:tcPr>
           <w:p>
@@ -20645,8 +20950,10 @@
           <w:tcPr>
             <w:tcW w:w="2640" w:type="dxa"/>
             <w:tcBorders>
-              <w:top w:val="single" w:sz="4" w:space="0" w:color="D0D7DE"/>
-              <w:bottom w:val="single" w:sz="4" w:space="0" w:color="D0D7DE"/>
+              <w:top w:val="single" w:sz="8" w:space="0" w:color="000000"/>
+              <w:left w:val="single" w:sz="8" w:space="0" w:color="000000"/>
+              <w:bottom w:val="single" w:sz="8" w:space="0" w:color="000000"/>
+              <w:right w:val="single" w:sz="8" w:space="0" w:color="000000"/>
             </w:tcBorders>
           </w:tcPr>
           <w:p>
@@ -20675,8 +20982,10 @@
           <w:tcPr>
             <w:tcW w:w="2640" w:type="dxa"/>
             <w:tcBorders>
-              <w:top w:val="single" w:sz="4" w:space="0" w:color="D0D7DE"/>
-              <w:bottom w:val="single" w:sz="4" w:space="0" w:color="D0D7DE"/>
+              <w:top w:val="single" w:sz="8" w:space="0" w:color="000000"/>
+              <w:left w:val="single" w:sz="8" w:space="0" w:color="000000"/>
+              <w:bottom w:val="single" w:sz="8" w:space="0" w:color="000000"/>
+              <w:right w:val="single" w:sz="8" w:space="0" w:color="000000"/>
             </w:tcBorders>
           </w:tcPr>
           <w:p>
@@ -20708,8 +21017,10 @@
           <w:tcPr>
             <w:tcW w:w="2640" w:type="dxa"/>
             <w:tcBorders>
-              <w:top w:val="single" w:sz="4" w:space="0" w:color="D0D7DE"/>
-              <w:bottom w:val="single" w:sz="4" w:space="0" w:color="D0D7DE"/>
+              <w:top w:val="single" w:sz="8" w:space="0" w:color="000000"/>
+              <w:left w:val="single" w:sz="8" w:space="0" w:color="000000"/>
+              <w:bottom w:val="single" w:sz="8" w:space="0" w:color="000000"/>
+              <w:right w:val="single" w:sz="8" w:space="0" w:color="000000"/>
             </w:tcBorders>
           </w:tcPr>
           <w:p>
@@ -20738,8 +21049,10 @@
           <w:tcPr>
             <w:tcW w:w="2640" w:type="dxa"/>
             <w:tcBorders>
-              <w:top w:val="single" w:sz="4" w:space="0" w:color="D0D7DE"/>
-              <w:bottom w:val="single" w:sz="4" w:space="0" w:color="D0D7DE"/>
+              <w:top w:val="single" w:sz="8" w:space="0" w:color="000000"/>
+              <w:left w:val="single" w:sz="8" w:space="0" w:color="000000"/>
+              <w:bottom w:val="single" w:sz="8" w:space="0" w:color="000000"/>
+              <w:right w:val="single" w:sz="8" w:space="0" w:color="000000"/>
             </w:tcBorders>
           </w:tcPr>
           <w:p>
@@ -20768,8 +21081,10 @@
           <w:tcPr>
             <w:tcW w:w="2640" w:type="dxa"/>
             <w:tcBorders>
-              <w:top w:val="single" w:sz="4" w:space="0" w:color="D0D7DE"/>
-              <w:bottom w:val="single" w:sz="4" w:space="0" w:color="D0D7DE"/>
+              <w:top w:val="single" w:sz="8" w:space="0" w:color="000000"/>
+              <w:left w:val="single" w:sz="8" w:space="0" w:color="000000"/>
+              <w:bottom w:val="single" w:sz="8" w:space="0" w:color="000000"/>
+              <w:right w:val="single" w:sz="8" w:space="0" w:color="000000"/>
             </w:tcBorders>
           </w:tcPr>
           <w:p>
@@ -20801,8 +21116,10 @@
           <w:tcPr>
             <w:tcW w:w="2640" w:type="dxa"/>
             <w:tcBorders>
-              <w:top w:val="single" w:sz="4" w:space="0" w:color="D0D7DE"/>
-              <w:bottom w:val="single" w:sz="4" w:space="0" w:color="D0D7DE"/>
+              <w:top w:val="single" w:sz="8" w:space="0" w:color="000000"/>
+              <w:left w:val="single" w:sz="8" w:space="0" w:color="000000"/>
+              <w:bottom w:val="single" w:sz="8" w:space="0" w:color="000000"/>
+              <w:right w:val="single" w:sz="8" w:space="0" w:color="000000"/>
             </w:tcBorders>
           </w:tcPr>
           <w:p>
@@ -20831,8 +21148,10 @@
           <w:tcPr>
             <w:tcW w:w="2640" w:type="dxa"/>
             <w:tcBorders>
-              <w:top w:val="single" w:sz="4" w:space="0" w:color="D0D7DE"/>
-              <w:bottom w:val="single" w:sz="4" w:space="0" w:color="D0D7DE"/>
+              <w:top w:val="single" w:sz="8" w:space="0" w:color="000000"/>
+              <w:left w:val="single" w:sz="8" w:space="0" w:color="000000"/>
+              <w:bottom w:val="single" w:sz="8" w:space="0" w:color="000000"/>
+              <w:right w:val="single" w:sz="8" w:space="0" w:color="000000"/>
             </w:tcBorders>
           </w:tcPr>
           <w:p>
@@ -20861,8 +21180,10 @@
           <w:tcPr>
             <w:tcW w:w="2640" w:type="dxa"/>
             <w:tcBorders>
-              <w:top w:val="single" w:sz="4" w:space="0" w:color="D0D7DE"/>
-              <w:bottom w:val="single" w:sz="4" w:space="0" w:color="D0D7DE"/>
+              <w:top w:val="single" w:sz="8" w:space="0" w:color="000000"/>
+              <w:left w:val="single" w:sz="8" w:space="0" w:color="000000"/>
+              <w:bottom w:val="single" w:sz="8" w:space="0" w:color="000000"/>
+              <w:right w:val="single" w:sz="8" w:space="0" w:color="000000"/>
             </w:tcBorders>
           </w:tcPr>
           <w:p>
@@ -20894,8 +21215,10 @@
           <w:tcPr>
             <w:tcW w:w="2640" w:type="dxa"/>
             <w:tcBorders>
-              <w:top w:val="single" w:sz="4" w:space="0" w:color="D0D7DE"/>
-              <w:bottom w:val="single" w:sz="4" w:space="0" w:color="D0D7DE"/>
+              <w:top w:val="single" w:sz="8" w:space="0" w:color="000000"/>
+              <w:left w:val="single" w:sz="8" w:space="0" w:color="000000"/>
+              <w:bottom w:val="single" w:sz="8" w:space="0" w:color="000000"/>
+              <w:right w:val="single" w:sz="8" w:space="0" w:color="000000"/>
             </w:tcBorders>
           </w:tcPr>
           <w:p>
@@ -20924,8 +21247,10 @@
           <w:tcPr>
             <w:tcW w:w="2640" w:type="dxa"/>
             <w:tcBorders>
-              <w:top w:val="single" w:sz="4" w:space="0" w:color="D0D7DE"/>
-              <w:bottom w:val="single" w:sz="4" w:space="0" w:color="D0D7DE"/>
+              <w:top w:val="single" w:sz="8" w:space="0" w:color="000000"/>
+              <w:left w:val="single" w:sz="8" w:space="0" w:color="000000"/>
+              <w:bottom w:val="single" w:sz="8" w:space="0" w:color="000000"/>
+              <w:right w:val="single" w:sz="8" w:space="0" w:color="000000"/>
             </w:tcBorders>
           </w:tcPr>
           <w:p>
@@ -20954,8 +21279,10 @@
           <w:tcPr>
             <w:tcW w:w="2640" w:type="dxa"/>
             <w:tcBorders>
-              <w:top w:val="single" w:sz="4" w:space="0" w:color="D0D7DE"/>
-              <w:bottom w:val="single" w:sz="4" w:space="0" w:color="D0D7DE"/>
+              <w:top w:val="single" w:sz="8" w:space="0" w:color="000000"/>
+              <w:left w:val="single" w:sz="8" w:space="0" w:color="000000"/>
+              <w:bottom w:val="single" w:sz="8" w:space="0" w:color="000000"/>
+              <w:right w:val="single" w:sz="8" w:space="0" w:color="000000"/>
             </w:tcBorders>
           </w:tcPr>
           <w:p>
@@ -20987,8 +21314,10 @@
           <w:tcPr>
             <w:tcW w:w="2640" w:type="dxa"/>
             <w:tcBorders>
-              <w:top w:val="single" w:sz="4" w:space="0" w:color="D0D7DE"/>
-              <w:bottom w:val="single" w:sz="4" w:space="0" w:color="D0D7DE"/>
+              <w:top w:val="single" w:sz="8" w:space="0" w:color="000000"/>
+              <w:left w:val="single" w:sz="8" w:space="0" w:color="000000"/>
+              <w:bottom w:val="single" w:sz="8" w:space="0" w:color="000000"/>
+              <w:right w:val="single" w:sz="8" w:space="0" w:color="000000"/>
             </w:tcBorders>
           </w:tcPr>
           <w:p>
@@ -21017,8 +21346,10 @@
           <w:tcPr>
             <w:tcW w:w="2640" w:type="dxa"/>
             <w:tcBorders>
-              <w:top w:val="single" w:sz="4" w:space="0" w:color="D0D7DE"/>
-              <w:bottom w:val="single" w:sz="4" w:space="0" w:color="D0D7DE"/>
+              <w:top w:val="single" w:sz="8" w:space="0" w:color="000000"/>
+              <w:left w:val="single" w:sz="8" w:space="0" w:color="000000"/>
+              <w:bottom w:val="single" w:sz="8" w:space="0" w:color="000000"/>
+              <w:right w:val="single" w:sz="8" w:space="0" w:color="000000"/>
             </w:tcBorders>
           </w:tcPr>
           <w:p>
@@ -21047,8 +21378,10 @@
           <w:tcPr>
             <w:tcW w:w="2640" w:type="dxa"/>
             <w:tcBorders>
-              <w:top w:val="single" w:sz="4" w:space="0" w:color="D0D7DE"/>
-              <w:bottom w:val="single" w:sz="4" w:space="0" w:color="D0D7DE"/>
+              <w:top w:val="single" w:sz="8" w:space="0" w:color="000000"/>
+              <w:left w:val="single" w:sz="8" w:space="0" w:color="000000"/>
+              <w:bottom w:val="single" w:sz="8" w:space="0" w:color="000000"/>
+              <w:right w:val="single" w:sz="8" w:space="0" w:color="000000"/>
             </w:tcBorders>
           </w:tcPr>
           <w:p>
@@ -21080,7 +21413,10 @@
           <w:tcPr>
             <w:tcW w:w="2640" w:type="dxa"/>
             <w:tcBorders>
-              <w:top w:val="single" w:sz="4" w:space="0" w:color="D0D7DE"/>
+              <w:top w:val="single" w:sz="8" w:space="0" w:color="000000"/>
+              <w:left w:val="single" w:sz="8" w:space="0" w:color="000000"/>
+              <w:bottom w:val="single" w:sz="8" w:space="0" w:color="000000"/>
+              <w:right w:val="single" w:sz="8" w:space="0" w:color="000000"/>
             </w:tcBorders>
           </w:tcPr>
           <w:p>
@@ -21111,7 +21447,10 @@
           <w:tcPr>
             <w:tcW w:w="2640" w:type="dxa"/>
             <w:tcBorders>
-              <w:top w:val="single" w:sz="4" w:space="0" w:color="D0D7DE"/>
+              <w:top w:val="single" w:sz="8" w:space="0" w:color="000000"/>
+              <w:left w:val="single" w:sz="8" w:space="0" w:color="000000"/>
+              <w:bottom w:val="single" w:sz="8" w:space="0" w:color="000000"/>
+              <w:right w:val="single" w:sz="8" w:space="0" w:color="000000"/>
             </w:tcBorders>
           </w:tcPr>
           <w:p>
@@ -21142,7 +21481,10 @@
           <w:tcPr>
             <w:tcW w:w="2640" w:type="dxa"/>
             <w:tcBorders>
-              <w:top w:val="single" w:sz="4" w:space="0" w:color="D0D7DE"/>
+              <w:top w:val="single" w:sz="8" w:space="0" w:color="000000"/>
+              <w:left w:val="single" w:sz="8" w:space="0" w:color="000000"/>
+              <w:bottom w:val="single" w:sz="8" w:space="0" w:color="000000"/>
+              <w:right w:val="single" w:sz="8" w:space="0" w:color="000000"/>
             </w:tcBorders>
           </w:tcPr>
           <w:p>
@@ -21465,6 +21807,14 @@
         <w:tblW w:w="7920" w:type="dxa"/>
         <w:jc w:val="left"/>
         <w:tblInd w:w="0" w:type="dxa"/>
+        <w:tblBorders>
+          <w:top w:val="single" w:sz="8" w:space="0" w:color="000000"/>
+          <w:left w:val="single" w:sz="8" w:space="0" w:color="000000"/>
+          <w:bottom w:val="single" w:sz="8" w:space="0" w:color="000000"/>
+          <w:right w:val="single" w:sz="8" w:space="0" w:color="000000"/>
+          <w:insideH w:val="single" w:sz="8" w:space="0" w:color="000000"/>
+          <w:insideV w:val="single" w:sz="8" w:space="0" w:color="000000"/>
+        </w:tblBorders>
         <w:tblLayout w:type="fixed"/>
         <w:tblCellMar>
           <w:top w:w="30" w:type="dxa"/>
@@ -21489,7 +21839,10 @@
           <w:tcPr>
             <w:tcW w:w="1584" w:type="dxa"/>
             <w:tcBorders>
-              <w:bottom w:val="single" w:sz="4" w:space="0" w:color="D0D7DE"/>
+              <w:top w:val="single" w:sz="8" w:space="0" w:color="000000"/>
+              <w:left w:val="single" w:sz="8" w:space="0" w:color="000000"/>
+              <w:bottom w:val="single" w:sz="8" w:space="0" w:color="000000"/>
+              <w:right w:val="single" w:sz="8" w:space="0" w:color="000000"/>
             </w:tcBorders>
             <w:shd w:color="auto" w:fill="EDEDED" w:val="clear"/>
           </w:tcPr>
@@ -21521,7 +21874,10 @@
           <w:tcPr>
             <w:tcW w:w="1584" w:type="dxa"/>
             <w:tcBorders>
-              <w:bottom w:val="single" w:sz="4" w:space="0" w:color="D0D7DE"/>
+              <w:top w:val="single" w:sz="8" w:space="0" w:color="000000"/>
+              <w:left w:val="single" w:sz="8" w:space="0" w:color="000000"/>
+              <w:bottom w:val="single" w:sz="8" w:space="0" w:color="000000"/>
+              <w:right w:val="single" w:sz="8" w:space="0" w:color="000000"/>
             </w:tcBorders>
             <w:shd w:color="auto" w:fill="EDEDED" w:val="clear"/>
           </w:tcPr>
@@ -21553,7 +21909,10 @@
           <w:tcPr>
             <w:tcW w:w="1584" w:type="dxa"/>
             <w:tcBorders>
-              <w:bottom w:val="single" w:sz="4" w:space="0" w:color="D0D7DE"/>
+              <w:top w:val="single" w:sz="8" w:space="0" w:color="000000"/>
+              <w:left w:val="single" w:sz="8" w:space="0" w:color="000000"/>
+              <w:bottom w:val="single" w:sz="8" w:space="0" w:color="000000"/>
+              <w:right w:val="single" w:sz="8" w:space="0" w:color="000000"/>
             </w:tcBorders>
             <w:shd w:color="auto" w:fill="EDEDED" w:val="clear"/>
           </w:tcPr>
@@ -21585,7 +21944,10 @@
           <w:tcPr>
             <w:tcW w:w="1584" w:type="dxa"/>
             <w:tcBorders>
-              <w:bottom w:val="single" w:sz="4" w:space="0" w:color="D0D7DE"/>
+              <w:top w:val="single" w:sz="8" w:space="0" w:color="000000"/>
+              <w:left w:val="single" w:sz="8" w:space="0" w:color="000000"/>
+              <w:bottom w:val="single" w:sz="8" w:space="0" w:color="000000"/>
+              <w:right w:val="single" w:sz="8" w:space="0" w:color="000000"/>
             </w:tcBorders>
             <w:shd w:color="auto" w:fill="EDEDED" w:val="clear"/>
           </w:tcPr>
@@ -21617,7 +21979,10 @@
           <w:tcPr>
             <w:tcW w:w="1584" w:type="dxa"/>
             <w:tcBorders>
-              <w:bottom w:val="single" w:sz="4" w:space="0" w:color="D0D7DE"/>
+              <w:top w:val="single" w:sz="8" w:space="0" w:color="000000"/>
+              <w:left w:val="single" w:sz="8" w:space="0" w:color="000000"/>
+              <w:bottom w:val="single" w:sz="8" w:space="0" w:color="000000"/>
+              <w:right w:val="single" w:sz="8" w:space="0" w:color="000000"/>
             </w:tcBorders>
             <w:shd w:color="auto" w:fill="EDEDED" w:val="clear"/>
           </w:tcPr>
@@ -21652,8 +22017,10 @@
           <w:tcPr>
             <w:tcW w:w="1584" w:type="dxa"/>
             <w:tcBorders>
-              <w:top w:val="single" w:sz="4" w:space="0" w:color="D0D7DE"/>
-              <w:bottom w:val="single" w:sz="4" w:space="0" w:color="D0D7DE"/>
+              <w:top w:val="single" w:sz="8" w:space="0" w:color="000000"/>
+              <w:left w:val="single" w:sz="8" w:space="0" w:color="000000"/>
+              <w:bottom w:val="single" w:sz="8" w:space="0" w:color="000000"/>
+              <w:right w:val="single" w:sz="8" w:space="0" w:color="000000"/>
             </w:tcBorders>
           </w:tcPr>
           <w:p>
@@ -21682,8 +22049,10 @@
           <w:tcPr>
             <w:tcW w:w="1584" w:type="dxa"/>
             <w:tcBorders>
-              <w:top w:val="single" w:sz="4" w:space="0" w:color="D0D7DE"/>
-              <w:bottom w:val="single" w:sz="4" w:space="0" w:color="D0D7DE"/>
+              <w:top w:val="single" w:sz="8" w:space="0" w:color="000000"/>
+              <w:left w:val="single" w:sz="8" w:space="0" w:color="000000"/>
+              <w:bottom w:val="single" w:sz="8" w:space="0" w:color="000000"/>
+              <w:right w:val="single" w:sz="8" w:space="0" w:color="000000"/>
             </w:tcBorders>
           </w:tcPr>
           <w:p>
@@ -21712,8 +22081,10 @@
           <w:tcPr>
             <w:tcW w:w="1584" w:type="dxa"/>
             <w:tcBorders>
-              <w:top w:val="single" w:sz="4" w:space="0" w:color="D0D7DE"/>
-              <w:bottom w:val="single" w:sz="4" w:space="0" w:color="D0D7DE"/>
+              <w:top w:val="single" w:sz="8" w:space="0" w:color="000000"/>
+              <w:left w:val="single" w:sz="8" w:space="0" w:color="000000"/>
+              <w:bottom w:val="single" w:sz="8" w:space="0" w:color="000000"/>
+              <w:right w:val="single" w:sz="8" w:space="0" w:color="000000"/>
             </w:tcBorders>
           </w:tcPr>
           <w:p>
@@ -21742,8 +22113,10 @@
           <w:tcPr>
             <w:tcW w:w="1584" w:type="dxa"/>
             <w:tcBorders>
-              <w:top w:val="single" w:sz="4" w:space="0" w:color="D0D7DE"/>
-              <w:bottom w:val="single" w:sz="4" w:space="0" w:color="D0D7DE"/>
+              <w:top w:val="single" w:sz="8" w:space="0" w:color="000000"/>
+              <w:left w:val="single" w:sz="8" w:space="0" w:color="000000"/>
+              <w:bottom w:val="single" w:sz="8" w:space="0" w:color="000000"/>
+              <w:right w:val="single" w:sz="8" w:space="0" w:color="000000"/>
             </w:tcBorders>
           </w:tcPr>
           <w:p>
@@ -21772,8 +22145,10 @@
           <w:tcPr>
             <w:tcW w:w="1584" w:type="dxa"/>
             <w:tcBorders>
-              <w:top w:val="single" w:sz="4" w:space="0" w:color="D0D7DE"/>
-              <w:bottom w:val="single" w:sz="4" w:space="0" w:color="D0D7DE"/>
+              <w:top w:val="single" w:sz="8" w:space="0" w:color="000000"/>
+              <w:left w:val="single" w:sz="8" w:space="0" w:color="000000"/>
+              <w:bottom w:val="single" w:sz="8" w:space="0" w:color="000000"/>
+              <w:right w:val="single" w:sz="8" w:space="0" w:color="000000"/>
             </w:tcBorders>
           </w:tcPr>
           <w:p>
@@ -21805,8 +22180,10 @@
           <w:tcPr>
             <w:tcW w:w="1584" w:type="dxa"/>
             <w:tcBorders>
-              <w:top w:val="single" w:sz="4" w:space="0" w:color="D0D7DE"/>
-              <w:bottom w:val="single" w:sz="4" w:space="0" w:color="D0D7DE"/>
+              <w:top w:val="single" w:sz="8" w:space="0" w:color="000000"/>
+              <w:left w:val="single" w:sz="8" w:space="0" w:color="000000"/>
+              <w:bottom w:val="single" w:sz="8" w:space="0" w:color="000000"/>
+              <w:right w:val="single" w:sz="8" w:space="0" w:color="000000"/>
             </w:tcBorders>
           </w:tcPr>
           <w:p>
@@ -21835,8 +22212,10 @@
           <w:tcPr>
             <w:tcW w:w="1584" w:type="dxa"/>
             <w:tcBorders>
-              <w:top w:val="single" w:sz="4" w:space="0" w:color="D0D7DE"/>
-              <w:bottom w:val="single" w:sz="4" w:space="0" w:color="D0D7DE"/>
+              <w:top w:val="single" w:sz="8" w:space="0" w:color="000000"/>
+              <w:left w:val="single" w:sz="8" w:space="0" w:color="000000"/>
+              <w:bottom w:val="single" w:sz="8" w:space="0" w:color="000000"/>
+              <w:right w:val="single" w:sz="8" w:space="0" w:color="000000"/>
             </w:tcBorders>
           </w:tcPr>
           <w:p>
@@ -21865,8 +22244,10 @@
           <w:tcPr>
             <w:tcW w:w="1584" w:type="dxa"/>
             <w:tcBorders>
-              <w:top w:val="single" w:sz="4" w:space="0" w:color="D0D7DE"/>
-              <w:bottom w:val="single" w:sz="4" w:space="0" w:color="D0D7DE"/>
+              <w:top w:val="single" w:sz="8" w:space="0" w:color="000000"/>
+              <w:left w:val="single" w:sz="8" w:space="0" w:color="000000"/>
+              <w:bottom w:val="single" w:sz="8" w:space="0" w:color="000000"/>
+              <w:right w:val="single" w:sz="8" w:space="0" w:color="000000"/>
             </w:tcBorders>
           </w:tcPr>
           <w:p>
@@ -21895,8 +22276,10 @@
           <w:tcPr>
             <w:tcW w:w="1584" w:type="dxa"/>
             <w:tcBorders>
-              <w:top w:val="single" w:sz="4" w:space="0" w:color="D0D7DE"/>
-              <w:bottom w:val="single" w:sz="4" w:space="0" w:color="D0D7DE"/>
+              <w:top w:val="single" w:sz="8" w:space="0" w:color="000000"/>
+              <w:left w:val="single" w:sz="8" w:space="0" w:color="000000"/>
+              <w:bottom w:val="single" w:sz="8" w:space="0" w:color="000000"/>
+              <w:right w:val="single" w:sz="8" w:space="0" w:color="000000"/>
             </w:tcBorders>
           </w:tcPr>
           <w:p>
@@ -21925,8 +22308,10 @@
           <w:tcPr>
             <w:tcW w:w="1584" w:type="dxa"/>
             <w:tcBorders>
-              <w:top w:val="single" w:sz="4" w:space="0" w:color="D0D7DE"/>
-              <w:bottom w:val="single" w:sz="4" w:space="0" w:color="D0D7DE"/>
+              <w:top w:val="single" w:sz="8" w:space="0" w:color="000000"/>
+              <w:left w:val="single" w:sz="8" w:space="0" w:color="000000"/>
+              <w:bottom w:val="single" w:sz="8" w:space="0" w:color="000000"/>
+              <w:right w:val="single" w:sz="8" w:space="0" w:color="000000"/>
             </w:tcBorders>
           </w:tcPr>
           <w:p>
@@ -21958,7 +22343,10 @@
           <w:tcPr>
             <w:tcW w:w="1584" w:type="dxa"/>
             <w:tcBorders>
-              <w:top w:val="single" w:sz="4" w:space="0" w:color="D0D7DE"/>
+              <w:top w:val="single" w:sz="8" w:space="0" w:color="000000"/>
+              <w:left w:val="single" w:sz="8" w:space="0" w:color="000000"/>
+              <w:bottom w:val="single" w:sz="8" w:space="0" w:color="000000"/>
+              <w:right w:val="single" w:sz="8" w:space="0" w:color="000000"/>
             </w:tcBorders>
           </w:tcPr>
           <w:p>
@@ -21987,7 +22375,10 @@
           <w:tcPr>
             <w:tcW w:w="1584" w:type="dxa"/>
             <w:tcBorders>
-              <w:top w:val="single" w:sz="4" w:space="0" w:color="D0D7DE"/>
+              <w:top w:val="single" w:sz="8" w:space="0" w:color="000000"/>
+              <w:left w:val="single" w:sz="8" w:space="0" w:color="000000"/>
+              <w:bottom w:val="single" w:sz="8" w:space="0" w:color="000000"/>
+              <w:right w:val="single" w:sz="8" w:space="0" w:color="000000"/>
             </w:tcBorders>
           </w:tcPr>
           <w:p>
@@ -22016,7 +22407,10 @@
           <w:tcPr>
             <w:tcW w:w="1584" w:type="dxa"/>
             <w:tcBorders>
-              <w:top w:val="single" w:sz="4" w:space="0" w:color="D0D7DE"/>
+              <w:top w:val="single" w:sz="8" w:space="0" w:color="000000"/>
+              <w:left w:val="single" w:sz="8" w:space="0" w:color="000000"/>
+              <w:bottom w:val="single" w:sz="8" w:space="0" w:color="000000"/>
+              <w:right w:val="single" w:sz="8" w:space="0" w:color="000000"/>
             </w:tcBorders>
           </w:tcPr>
           <w:p>
@@ -22045,7 +22439,10 @@
           <w:tcPr>
             <w:tcW w:w="1584" w:type="dxa"/>
             <w:tcBorders>
-              <w:top w:val="single" w:sz="4" w:space="0" w:color="D0D7DE"/>
+              <w:top w:val="single" w:sz="8" w:space="0" w:color="000000"/>
+              <w:left w:val="single" w:sz="8" w:space="0" w:color="000000"/>
+              <w:bottom w:val="single" w:sz="8" w:space="0" w:color="000000"/>
+              <w:right w:val="single" w:sz="8" w:space="0" w:color="000000"/>
             </w:tcBorders>
           </w:tcPr>
           <w:p>
@@ -22074,7 +22471,10 @@
           <w:tcPr>
             <w:tcW w:w="1584" w:type="dxa"/>
             <w:tcBorders>
-              <w:top w:val="single" w:sz="4" w:space="0" w:color="D0D7DE"/>
+              <w:top w:val="single" w:sz="8" w:space="0" w:color="000000"/>
+              <w:left w:val="single" w:sz="8" w:space="0" w:color="000000"/>
+              <w:bottom w:val="single" w:sz="8" w:space="0" w:color="000000"/>
+              <w:right w:val="single" w:sz="8" w:space="0" w:color="000000"/>
             </w:tcBorders>
           </w:tcPr>
           <w:p>
@@ -22158,6 +22558,14 @@
         <w:tblW w:w="7920" w:type="dxa"/>
         <w:jc w:val="left"/>
         <w:tblInd w:w="0" w:type="dxa"/>
+        <w:tblBorders>
+          <w:top w:val="single" w:sz="8" w:space="0" w:color="000000"/>
+          <w:left w:val="single" w:sz="8" w:space="0" w:color="000000"/>
+          <w:bottom w:val="single" w:sz="8" w:space="0" w:color="000000"/>
+          <w:right w:val="single" w:sz="8" w:space="0" w:color="000000"/>
+          <w:insideH w:val="single" w:sz="8" w:space="0" w:color="000000"/>
+          <w:insideV w:val="single" w:sz="8" w:space="0" w:color="000000"/>
+        </w:tblBorders>
         <w:tblLayout w:type="fixed"/>
         <w:tblCellMar>
           <w:top w:w="30" w:type="dxa"/>
@@ -22183,7 +22591,10 @@
           <w:tcPr>
             <w:tcW w:w="1320" w:type="dxa"/>
             <w:tcBorders>
-              <w:bottom w:val="single" w:sz="4" w:space="0" w:color="D0D7DE"/>
+              <w:top w:val="single" w:sz="8" w:space="0" w:color="000000"/>
+              <w:left w:val="single" w:sz="8" w:space="0" w:color="000000"/>
+              <w:bottom w:val="single" w:sz="8" w:space="0" w:color="000000"/>
+              <w:right w:val="single" w:sz="8" w:space="0" w:color="000000"/>
             </w:tcBorders>
             <w:shd w:color="auto" w:fill="EDEDED" w:val="clear"/>
           </w:tcPr>
@@ -22215,7 +22626,10 @@
           <w:tcPr>
             <w:tcW w:w="1319" w:type="dxa"/>
             <w:tcBorders>
-              <w:bottom w:val="single" w:sz="4" w:space="0" w:color="D0D7DE"/>
+              <w:top w:val="single" w:sz="8" w:space="0" w:color="000000"/>
+              <w:left w:val="single" w:sz="8" w:space="0" w:color="000000"/>
+              <w:bottom w:val="single" w:sz="8" w:space="0" w:color="000000"/>
+              <w:right w:val="single" w:sz="8" w:space="0" w:color="000000"/>
             </w:tcBorders>
             <w:shd w:color="auto" w:fill="EDEDED" w:val="clear"/>
           </w:tcPr>
@@ -22247,7 +22661,10 @@
           <w:tcPr>
             <w:tcW w:w="1321" w:type="dxa"/>
             <w:tcBorders>
-              <w:bottom w:val="single" w:sz="4" w:space="0" w:color="D0D7DE"/>
+              <w:top w:val="single" w:sz="8" w:space="0" w:color="000000"/>
+              <w:left w:val="single" w:sz="8" w:space="0" w:color="000000"/>
+              <w:bottom w:val="single" w:sz="8" w:space="0" w:color="000000"/>
+              <w:right w:val="single" w:sz="8" w:space="0" w:color="000000"/>
             </w:tcBorders>
             <w:shd w:color="auto" w:fill="EDEDED" w:val="clear"/>
           </w:tcPr>
@@ -22279,7 +22696,10 @@
           <w:tcPr>
             <w:tcW w:w="1320" w:type="dxa"/>
             <w:tcBorders>
-              <w:bottom w:val="single" w:sz="4" w:space="0" w:color="D0D7DE"/>
+              <w:top w:val="single" w:sz="8" w:space="0" w:color="000000"/>
+              <w:left w:val="single" w:sz="8" w:space="0" w:color="000000"/>
+              <w:bottom w:val="single" w:sz="8" w:space="0" w:color="000000"/>
+              <w:right w:val="single" w:sz="8" w:space="0" w:color="000000"/>
             </w:tcBorders>
             <w:shd w:color="auto" w:fill="EDEDED" w:val="clear"/>
           </w:tcPr>
@@ -22311,7 +22731,10 @@
           <w:tcPr>
             <w:tcW w:w="1319" w:type="dxa"/>
             <w:tcBorders>
-              <w:bottom w:val="single" w:sz="4" w:space="0" w:color="D0D7DE"/>
+              <w:top w:val="single" w:sz="8" w:space="0" w:color="000000"/>
+              <w:left w:val="single" w:sz="8" w:space="0" w:color="000000"/>
+              <w:bottom w:val="single" w:sz="8" w:space="0" w:color="000000"/>
+              <w:right w:val="single" w:sz="8" w:space="0" w:color="000000"/>
             </w:tcBorders>
             <w:shd w:color="auto" w:fill="EDEDED" w:val="clear"/>
           </w:tcPr>
@@ -22343,7 +22766,10 @@
           <w:tcPr>
             <w:tcW w:w="1320" w:type="dxa"/>
             <w:tcBorders>
-              <w:bottom w:val="single" w:sz="4" w:space="0" w:color="D0D7DE"/>
+              <w:top w:val="single" w:sz="8" w:space="0" w:color="000000"/>
+              <w:left w:val="single" w:sz="8" w:space="0" w:color="000000"/>
+              <w:bottom w:val="single" w:sz="8" w:space="0" w:color="000000"/>
+              <w:right w:val="single" w:sz="8" w:space="0" w:color="000000"/>
             </w:tcBorders>
             <w:shd w:color="auto" w:fill="EDEDED" w:val="clear"/>
           </w:tcPr>
@@ -22378,8 +22804,10 @@
           <w:tcPr>
             <w:tcW w:w="1320" w:type="dxa"/>
             <w:tcBorders>
-              <w:top w:val="single" w:sz="4" w:space="0" w:color="D0D7DE"/>
-              <w:bottom w:val="single" w:sz="4" w:space="0" w:color="D0D7DE"/>
+              <w:top w:val="single" w:sz="8" w:space="0" w:color="000000"/>
+              <w:left w:val="single" w:sz="8" w:space="0" w:color="000000"/>
+              <w:bottom w:val="single" w:sz="8" w:space="0" w:color="000000"/>
+              <w:right w:val="single" w:sz="8" w:space="0" w:color="000000"/>
             </w:tcBorders>
           </w:tcPr>
           <w:p>
@@ -22408,8 +22836,10 @@
           <w:tcPr>
             <w:tcW w:w="1319" w:type="dxa"/>
             <w:tcBorders>
-              <w:top w:val="single" w:sz="4" w:space="0" w:color="D0D7DE"/>
-              <w:bottom w:val="single" w:sz="4" w:space="0" w:color="D0D7DE"/>
+              <w:top w:val="single" w:sz="8" w:space="0" w:color="000000"/>
+              <w:left w:val="single" w:sz="8" w:space="0" w:color="000000"/>
+              <w:bottom w:val="single" w:sz="8" w:space="0" w:color="000000"/>
+              <w:right w:val="single" w:sz="8" w:space="0" w:color="000000"/>
             </w:tcBorders>
           </w:tcPr>
           <w:p>
@@ -22438,8 +22868,10 @@
           <w:tcPr>
             <w:tcW w:w="1321" w:type="dxa"/>
             <w:tcBorders>
-              <w:top w:val="single" w:sz="4" w:space="0" w:color="D0D7DE"/>
-              <w:bottom w:val="single" w:sz="4" w:space="0" w:color="D0D7DE"/>
+              <w:top w:val="single" w:sz="8" w:space="0" w:color="000000"/>
+              <w:left w:val="single" w:sz="8" w:space="0" w:color="000000"/>
+              <w:bottom w:val="single" w:sz="8" w:space="0" w:color="000000"/>
+              <w:right w:val="single" w:sz="8" w:space="0" w:color="000000"/>
             </w:tcBorders>
           </w:tcPr>
           <w:p>
@@ -22468,8 +22900,10 @@
           <w:tcPr>
             <w:tcW w:w="1320" w:type="dxa"/>
             <w:tcBorders>
-              <w:top w:val="single" w:sz="4" w:space="0" w:color="D0D7DE"/>
-              <w:bottom w:val="single" w:sz="4" w:space="0" w:color="D0D7DE"/>
+              <w:top w:val="single" w:sz="8" w:space="0" w:color="000000"/>
+              <w:left w:val="single" w:sz="8" w:space="0" w:color="000000"/>
+              <w:bottom w:val="single" w:sz="8" w:space="0" w:color="000000"/>
+              <w:right w:val="single" w:sz="8" w:space="0" w:color="000000"/>
             </w:tcBorders>
           </w:tcPr>
           <w:p>
@@ -22498,8 +22932,10 @@
           <w:tcPr>
             <w:tcW w:w="1319" w:type="dxa"/>
             <w:tcBorders>
-              <w:top w:val="single" w:sz="4" w:space="0" w:color="D0D7DE"/>
-              <w:bottom w:val="single" w:sz="4" w:space="0" w:color="D0D7DE"/>
+              <w:top w:val="single" w:sz="8" w:space="0" w:color="000000"/>
+              <w:left w:val="single" w:sz="8" w:space="0" w:color="000000"/>
+              <w:bottom w:val="single" w:sz="8" w:space="0" w:color="000000"/>
+              <w:right w:val="single" w:sz="8" w:space="0" w:color="000000"/>
             </w:tcBorders>
           </w:tcPr>
           <w:p>
@@ -22528,8 +22964,10 @@
           <w:tcPr>
             <w:tcW w:w="1320" w:type="dxa"/>
             <w:tcBorders>
-              <w:top w:val="single" w:sz="4" w:space="0" w:color="D0D7DE"/>
-              <w:bottom w:val="single" w:sz="4" w:space="0" w:color="D0D7DE"/>
+              <w:top w:val="single" w:sz="8" w:space="0" w:color="000000"/>
+              <w:left w:val="single" w:sz="8" w:space="0" w:color="000000"/>
+              <w:bottom w:val="single" w:sz="8" w:space="0" w:color="000000"/>
+              <w:right w:val="single" w:sz="8" w:space="0" w:color="000000"/>
             </w:tcBorders>
           </w:tcPr>
           <w:p>
@@ -22561,8 +22999,10 @@
           <w:tcPr>
             <w:tcW w:w="1320" w:type="dxa"/>
             <w:tcBorders>
-              <w:top w:val="single" w:sz="4" w:space="0" w:color="D0D7DE"/>
-              <w:bottom w:val="single" w:sz="4" w:space="0" w:color="D0D7DE"/>
+              <w:top w:val="single" w:sz="8" w:space="0" w:color="000000"/>
+              <w:left w:val="single" w:sz="8" w:space="0" w:color="000000"/>
+              <w:bottom w:val="single" w:sz="8" w:space="0" w:color="000000"/>
+              <w:right w:val="single" w:sz="8" w:space="0" w:color="000000"/>
             </w:tcBorders>
           </w:tcPr>
           <w:p>
@@ -22591,8 +23031,10 @@
           <w:tcPr>
             <w:tcW w:w="1319" w:type="dxa"/>
             <w:tcBorders>
-              <w:top w:val="single" w:sz="4" w:space="0" w:color="D0D7DE"/>
-              <w:bottom w:val="single" w:sz="4" w:space="0" w:color="D0D7DE"/>
+              <w:top w:val="single" w:sz="8" w:space="0" w:color="000000"/>
+              <w:left w:val="single" w:sz="8" w:space="0" w:color="000000"/>
+              <w:bottom w:val="single" w:sz="8" w:space="0" w:color="000000"/>
+              <w:right w:val="single" w:sz="8" w:space="0" w:color="000000"/>
             </w:tcBorders>
           </w:tcPr>
           <w:p>
@@ -22621,8 +23063,10 @@
           <w:tcPr>
             <w:tcW w:w="1321" w:type="dxa"/>
             <w:tcBorders>
-              <w:top w:val="single" w:sz="4" w:space="0" w:color="D0D7DE"/>
-              <w:bottom w:val="single" w:sz="4" w:space="0" w:color="D0D7DE"/>
+              <w:top w:val="single" w:sz="8" w:space="0" w:color="000000"/>
+              <w:left w:val="single" w:sz="8" w:space="0" w:color="000000"/>
+              <w:bottom w:val="single" w:sz="8" w:space="0" w:color="000000"/>
+              <w:right w:val="single" w:sz="8" w:space="0" w:color="000000"/>
             </w:tcBorders>
           </w:tcPr>
           <w:p>
@@ -22651,8 +23095,10 @@
           <w:tcPr>
             <w:tcW w:w="1320" w:type="dxa"/>
             <w:tcBorders>
-              <w:top w:val="single" w:sz="4" w:space="0" w:color="D0D7DE"/>
-              <w:bottom w:val="single" w:sz="4" w:space="0" w:color="D0D7DE"/>
+              <w:top w:val="single" w:sz="8" w:space="0" w:color="000000"/>
+              <w:left w:val="single" w:sz="8" w:space="0" w:color="000000"/>
+              <w:bottom w:val="single" w:sz="8" w:space="0" w:color="000000"/>
+              <w:right w:val="single" w:sz="8" w:space="0" w:color="000000"/>
             </w:tcBorders>
           </w:tcPr>
           <w:p>
@@ -22681,8 +23127,10 @@
           <w:tcPr>
             <w:tcW w:w="1319" w:type="dxa"/>
             <w:tcBorders>
-              <w:top w:val="single" w:sz="4" w:space="0" w:color="D0D7DE"/>
-              <w:bottom w:val="single" w:sz="4" w:space="0" w:color="D0D7DE"/>
+              <w:top w:val="single" w:sz="8" w:space="0" w:color="000000"/>
+              <w:left w:val="single" w:sz="8" w:space="0" w:color="000000"/>
+              <w:bottom w:val="single" w:sz="8" w:space="0" w:color="000000"/>
+              <w:right w:val="single" w:sz="8" w:space="0" w:color="000000"/>
             </w:tcBorders>
           </w:tcPr>
           <w:p>
@@ -22711,8 +23159,10 @@
           <w:tcPr>
             <w:tcW w:w="1320" w:type="dxa"/>
             <w:tcBorders>
-              <w:top w:val="single" w:sz="4" w:space="0" w:color="D0D7DE"/>
-              <w:bottom w:val="single" w:sz="4" w:space="0" w:color="D0D7DE"/>
+              <w:top w:val="single" w:sz="8" w:space="0" w:color="000000"/>
+              <w:left w:val="single" w:sz="8" w:space="0" w:color="000000"/>
+              <w:bottom w:val="single" w:sz="8" w:space="0" w:color="000000"/>
+              <w:right w:val="single" w:sz="8" w:space="0" w:color="000000"/>
             </w:tcBorders>
           </w:tcPr>
           <w:p>
@@ -22744,7 +23194,10 @@
           <w:tcPr>
             <w:tcW w:w="1320" w:type="dxa"/>
             <w:tcBorders>
-              <w:top w:val="single" w:sz="4" w:space="0" w:color="D0D7DE"/>
+              <w:top w:val="single" w:sz="8" w:space="0" w:color="000000"/>
+              <w:left w:val="single" w:sz="8" w:space="0" w:color="000000"/>
+              <w:bottom w:val="single" w:sz="8" w:space="0" w:color="000000"/>
+              <w:right w:val="single" w:sz="8" w:space="0" w:color="000000"/>
             </w:tcBorders>
           </w:tcPr>
           <w:p>
@@ -22773,7 +23226,10 @@
           <w:tcPr>
             <w:tcW w:w="1319" w:type="dxa"/>
             <w:tcBorders>
-              <w:top w:val="single" w:sz="4" w:space="0" w:color="D0D7DE"/>
+              <w:top w:val="single" w:sz="8" w:space="0" w:color="000000"/>
+              <w:left w:val="single" w:sz="8" w:space="0" w:color="000000"/>
+              <w:bottom w:val="single" w:sz="8" w:space="0" w:color="000000"/>
+              <w:right w:val="single" w:sz="8" w:space="0" w:color="000000"/>
             </w:tcBorders>
           </w:tcPr>
           <w:p>
@@ -22802,7 +23258,10 @@
           <w:tcPr>
             <w:tcW w:w="1321" w:type="dxa"/>
             <w:tcBorders>
-              <w:top w:val="single" w:sz="4" w:space="0" w:color="D0D7DE"/>
+              <w:top w:val="single" w:sz="8" w:space="0" w:color="000000"/>
+              <w:left w:val="single" w:sz="8" w:space="0" w:color="000000"/>
+              <w:bottom w:val="single" w:sz="8" w:space="0" w:color="000000"/>
+              <w:right w:val="single" w:sz="8" w:space="0" w:color="000000"/>
             </w:tcBorders>
           </w:tcPr>
           <w:p>
@@ -22831,7 +23290,10 @@
           <w:tcPr>
             <w:tcW w:w="1320" w:type="dxa"/>
             <w:tcBorders>
-              <w:top w:val="single" w:sz="4" w:space="0" w:color="D0D7DE"/>
+              <w:top w:val="single" w:sz="8" w:space="0" w:color="000000"/>
+              <w:left w:val="single" w:sz="8" w:space="0" w:color="000000"/>
+              <w:bottom w:val="single" w:sz="8" w:space="0" w:color="000000"/>
+              <w:right w:val="single" w:sz="8" w:space="0" w:color="000000"/>
             </w:tcBorders>
           </w:tcPr>
           <w:p>
@@ -22860,7 +23322,10 @@
           <w:tcPr>
             <w:tcW w:w="1319" w:type="dxa"/>
             <w:tcBorders>
-              <w:top w:val="single" w:sz="4" w:space="0" w:color="D0D7DE"/>
+              <w:top w:val="single" w:sz="8" w:space="0" w:color="000000"/>
+              <w:left w:val="single" w:sz="8" w:space="0" w:color="000000"/>
+              <w:bottom w:val="single" w:sz="8" w:space="0" w:color="000000"/>
+              <w:right w:val="single" w:sz="8" w:space="0" w:color="000000"/>
             </w:tcBorders>
           </w:tcPr>
           <w:p>
@@ -22889,7 +23354,10 @@
           <w:tcPr>
             <w:tcW w:w="1320" w:type="dxa"/>
             <w:tcBorders>
-              <w:top w:val="single" w:sz="4" w:space="0" w:color="D0D7DE"/>
+              <w:top w:val="single" w:sz="8" w:space="0" w:color="000000"/>
+              <w:left w:val="single" w:sz="8" w:space="0" w:color="000000"/>
+              <w:bottom w:val="single" w:sz="8" w:space="0" w:color="000000"/>
+              <w:right w:val="single" w:sz="8" w:space="0" w:color="000000"/>
             </w:tcBorders>
           </w:tcPr>
           <w:p>
@@ -23131,6 +23599,14 @@
         <w:tblW w:w="7920" w:type="dxa"/>
         <w:jc w:val="left"/>
         <w:tblInd w:w="0" w:type="dxa"/>
+        <w:tblBorders>
+          <w:top w:val="single" w:sz="8" w:space="0" w:color="000000"/>
+          <w:left w:val="single" w:sz="8" w:space="0" w:color="000000"/>
+          <w:bottom w:val="single" w:sz="8" w:space="0" w:color="000000"/>
+          <w:right w:val="single" w:sz="8" w:space="0" w:color="000000"/>
+          <w:insideH w:val="single" w:sz="8" w:space="0" w:color="000000"/>
+          <w:insideV w:val="single" w:sz="8" w:space="0" w:color="000000"/>
+        </w:tblBorders>
         <w:tblLayout w:type="fixed"/>
         <w:tblCellMar>
           <w:top w:w="30" w:type="dxa"/>
@@ -23155,7 +23631,10 @@
           <w:tcPr>
             <w:tcW w:w="1584" w:type="dxa"/>
             <w:tcBorders>
-              <w:bottom w:val="single" w:sz="4" w:space="0" w:color="D0D7DE"/>
+              <w:top w:val="single" w:sz="8" w:space="0" w:color="000000"/>
+              <w:left w:val="single" w:sz="8" w:space="0" w:color="000000"/>
+              <w:bottom w:val="single" w:sz="8" w:space="0" w:color="000000"/>
+              <w:right w:val="single" w:sz="8" w:space="0" w:color="000000"/>
             </w:tcBorders>
             <w:shd w:color="auto" w:fill="EDEDED" w:val="clear"/>
           </w:tcPr>
@@ -23187,7 +23666,10 @@
           <w:tcPr>
             <w:tcW w:w="1584" w:type="dxa"/>
             <w:tcBorders>
-              <w:bottom w:val="single" w:sz="4" w:space="0" w:color="D0D7DE"/>
+              <w:top w:val="single" w:sz="8" w:space="0" w:color="000000"/>
+              <w:left w:val="single" w:sz="8" w:space="0" w:color="000000"/>
+              <w:bottom w:val="single" w:sz="8" w:space="0" w:color="000000"/>
+              <w:right w:val="single" w:sz="8" w:space="0" w:color="000000"/>
             </w:tcBorders>
             <w:shd w:color="auto" w:fill="EDEDED" w:val="clear"/>
           </w:tcPr>
@@ -23219,7 +23701,10 @@
           <w:tcPr>
             <w:tcW w:w="1584" w:type="dxa"/>
             <w:tcBorders>
-              <w:bottom w:val="single" w:sz="4" w:space="0" w:color="D0D7DE"/>
+              <w:top w:val="single" w:sz="8" w:space="0" w:color="000000"/>
+              <w:left w:val="single" w:sz="8" w:space="0" w:color="000000"/>
+              <w:bottom w:val="single" w:sz="8" w:space="0" w:color="000000"/>
+              <w:right w:val="single" w:sz="8" w:space="0" w:color="000000"/>
             </w:tcBorders>
             <w:shd w:color="auto" w:fill="EDEDED" w:val="clear"/>
           </w:tcPr>
@@ -23251,7 +23736,10 @@
           <w:tcPr>
             <w:tcW w:w="1584" w:type="dxa"/>
             <w:tcBorders>
-              <w:bottom w:val="single" w:sz="4" w:space="0" w:color="D0D7DE"/>
+              <w:top w:val="single" w:sz="8" w:space="0" w:color="000000"/>
+              <w:left w:val="single" w:sz="8" w:space="0" w:color="000000"/>
+              <w:bottom w:val="single" w:sz="8" w:space="0" w:color="000000"/>
+              <w:right w:val="single" w:sz="8" w:space="0" w:color="000000"/>
             </w:tcBorders>
             <w:shd w:color="auto" w:fill="EDEDED" w:val="clear"/>
           </w:tcPr>
@@ -23283,7 +23771,10 @@
           <w:tcPr>
             <w:tcW w:w="1584" w:type="dxa"/>
             <w:tcBorders>
-              <w:bottom w:val="single" w:sz="4" w:space="0" w:color="D0D7DE"/>
+              <w:top w:val="single" w:sz="8" w:space="0" w:color="000000"/>
+              <w:left w:val="single" w:sz="8" w:space="0" w:color="000000"/>
+              <w:bottom w:val="single" w:sz="8" w:space="0" w:color="000000"/>
+              <w:right w:val="single" w:sz="8" w:space="0" w:color="000000"/>
             </w:tcBorders>
             <w:shd w:color="auto" w:fill="EDEDED" w:val="clear"/>
           </w:tcPr>
@@ -23318,8 +23809,10 @@
           <w:tcPr>
             <w:tcW w:w="1584" w:type="dxa"/>
             <w:tcBorders>
-              <w:top w:val="single" w:sz="4" w:space="0" w:color="D0D7DE"/>
-              <w:bottom w:val="single" w:sz="4" w:space="0" w:color="D0D7DE"/>
+              <w:top w:val="single" w:sz="8" w:space="0" w:color="000000"/>
+              <w:left w:val="single" w:sz="8" w:space="0" w:color="000000"/>
+              <w:bottom w:val="single" w:sz="8" w:space="0" w:color="000000"/>
+              <w:right w:val="single" w:sz="8" w:space="0" w:color="000000"/>
             </w:tcBorders>
           </w:tcPr>
           <w:p>
@@ -23348,8 +23841,10 @@
           <w:tcPr>
             <w:tcW w:w="1584" w:type="dxa"/>
             <w:tcBorders>
-              <w:top w:val="single" w:sz="4" w:space="0" w:color="D0D7DE"/>
-              <w:bottom w:val="single" w:sz="4" w:space="0" w:color="D0D7DE"/>
+              <w:top w:val="single" w:sz="8" w:space="0" w:color="000000"/>
+              <w:left w:val="single" w:sz="8" w:space="0" w:color="000000"/>
+              <w:bottom w:val="single" w:sz="8" w:space="0" w:color="000000"/>
+              <w:right w:val="single" w:sz="8" w:space="0" w:color="000000"/>
             </w:tcBorders>
           </w:tcPr>
           <w:p>
@@ -23378,8 +23873,10 @@
           <w:tcPr>
             <w:tcW w:w="1584" w:type="dxa"/>
             <w:tcBorders>
-              <w:top w:val="single" w:sz="4" w:space="0" w:color="D0D7DE"/>
-              <w:bottom w:val="single" w:sz="4" w:space="0" w:color="D0D7DE"/>
+              <w:top w:val="single" w:sz="8" w:space="0" w:color="000000"/>
+              <w:left w:val="single" w:sz="8" w:space="0" w:color="000000"/>
+              <w:bottom w:val="single" w:sz="8" w:space="0" w:color="000000"/>
+              <w:right w:val="single" w:sz="8" w:space="0" w:color="000000"/>
             </w:tcBorders>
           </w:tcPr>
           <w:p>
@@ -23408,8 +23905,10 @@
           <w:tcPr>
             <w:tcW w:w="1584" w:type="dxa"/>
             <w:tcBorders>
-              <w:top w:val="single" w:sz="4" w:space="0" w:color="D0D7DE"/>
-              <w:bottom w:val="single" w:sz="4" w:space="0" w:color="D0D7DE"/>
+              <w:top w:val="single" w:sz="8" w:space="0" w:color="000000"/>
+              <w:left w:val="single" w:sz="8" w:space="0" w:color="000000"/>
+              <w:bottom w:val="single" w:sz="8" w:space="0" w:color="000000"/>
+              <w:right w:val="single" w:sz="8" w:space="0" w:color="000000"/>
             </w:tcBorders>
           </w:tcPr>
           <w:p>
@@ -23438,8 +23937,10 @@
           <w:tcPr>
             <w:tcW w:w="1584" w:type="dxa"/>
             <w:tcBorders>
-              <w:top w:val="single" w:sz="4" w:space="0" w:color="D0D7DE"/>
-              <w:bottom w:val="single" w:sz="4" w:space="0" w:color="D0D7DE"/>
+              <w:top w:val="single" w:sz="8" w:space="0" w:color="000000"/>
+              <w:left w:val="single" w:sz="8" w:space="0" w:color="000000"/>
+              <w:bottom w:val="single" w:sz="8" w:space="0" w:color="000000"/>
+              <w:right w:val="single" w:sz="8" w:space="0" w:color="000000"/>
             </w:tcBorders>
           </w:tcPr>
           <w:p>
@@ -23471,8 +23972,10 @@
           <w:tcPr>
             <w:tcW w:w="1584" w:type="dxa"/>
             <w:tcBorders>
-              <w:top w:val="single" w:sz="4" w:space="0" w:color="D0D7DE"/>
-              <w:bottom w:val="single" w:sz="4" w:space="0" w:color="D0D7DE"/>
+              <w:top w:val="single" w:sz="8" w:space="0" w:color="000000"/>
+              <w:left w:val="single" w:sz="8" w:space="0" w:color="000000"/>
+              <w:bottom w:val="single" w:sz="8" w:space="0" w:color="000000"/>
+              <w:right w:val="single" w:sz="8" w:space="0" w:color="000000"/>
             </w:tcBorders>
           </w:tcPr>
           <w:p>
@@ -23501,8 +24004,10 @@
           <w:tcPr>
             <w:tcW w:w="1584" w:type="dxa"/>
             <w:tcBorders>
-              <w:top w:val="single" w:sz="4" w:space="0" w:color="D0D7DE"/>
-              <w:bottom w:val="single" w:sz="4" w:space="0" w:color="D0D7DE"/>
+              <w:top w:val="single" w:sz="8" w:space="0" w:color="000000"/>
+              <w:left w:val="single" w:sz="8" w:space="0" w:color="000000"/>
+              <w:bottom w:val="single" w:sz="8" w:space="0" w:color="000000"/>
+              <w:right w:val="single" w:sz="8" w:space="0" w:color="000000"/>
             </w:tcBorders>
           </w:tcPr>
           <w:p>
@@ -23531,8 +24036,10 @@
           <w:tcPr>
             <w:tcW w:w="1584" w:type="dxa"/>
             <w:tcBorders>
-              <w:top w:val="single" w:sz="4" w:space="0" w:color="D0D7DE"/>
-              <w:bottom w:val="single" w:sz="4" w:space="0" w:color="D0D7DE"/>
+              <w:top w:val="single" w:sz="8" w:space="0" w:color="000000"/>
+              <w:left w:val="single" w:sz="8" w:space="0" w:color="000000"/>
+              <w:bottom w:val="single" w:sz="8" w:space="0" w:color="000000"/>
+              <w:right w:val="single" w:sz="8" w:space="0" w:color="000000"/>
             </w:tcBorders>
           </w:tcPr>
           <w:p>
@@ -23561,8 +24068,10 @@
           <w:tcPr>
             <w:tcW w:w="1584" w:type="dxa"/>
             <w:tcBorders>
-              <w:top w:val="single" w:sz="4" w:space="0" w:color="D0D7DE"/>
-              <w:bottom w:val="single" w:sz="4" w:space="0" w:color="D0D7DE"/>
+              <w:top w:val="single" w:sz="8" w:space="0" w:color="000000"/>
+              <w:left w:val="single" w:sz="8" w:space="0" w:color="000000"/>
+              <w:bottom w:val="single" w:sz="8" w:space="0" w:color="000000"/>
+              <w:right w:val="single" w:sz="8" w:space="0" w:color="000000"/>
             </w:tcBorders>
           </w:tcPr>
           <w:p>
@@ -23591,8 +24100,10 @@
           <w:tcPr>
             <w:tcW w:w="1584" w:type="dxa"/>
             <w:tcBorders>
-              <w:top w:val="single" w:sz="4" w:space="0" w:color="D0D7DE"/>
-              <w:bottom w:val="single" w:sz="4" w:space="0" w:color="D0D7DE"/>
+              <w:top w:val="single" w:sz="8" w:space="0" w:color="000000"/>
+              <w:left w:val="single" w:sz="8" w:space="0" w:color="000000"/>
+              <w:bottom w:val="single" w:sz="8" w:space="0" w:color="000000"/>
+              <w:right w:val="single" w:sz="8" w:space="0" w:color="000000"/>
             </w:tcBorders>
           </w:tcPr>
           <w:p>
@@ -23624,8 +24135,10 @@
           <w:tcPr>
             <w:tcW w:w="1584" w:type="dxa"/>
             <w:tcBorders>
-              <w:top w:val="single" w:sz="4" w:space="0" w:color="D0D7DE"/>
-              <w:bottom w:val="single" w:sz="4" w:space="0" w:color="D0D7DE"/>
+              <w:top w:val="single" w:sz="8" w:space="0" w:color="000000"/>
+              <w:left w:val="single" w:sz="8" w:space="0" w:color="000000"/>
+              <w:bottom w:val="single" w:sz="8" w:space="0" w:color="000000"/>
+              <w:right w:val="single" w:sz="8" w:space="0" w:color="000000"/>
             </w:tcBorders>
           </w:tcPr>
           <w:p>
@@ -23654,8 +24167,10 @@
           <w:tcPr>
             <w:tcW w:w="1584" w:type="dxa"/>
             <w:tcBorders>
-              <w:top w:val="single" w:sz="4" w:space="0" w:color="D0D7DE"/>
-              <w:bottom w:val="single" w:sz="4" w:space="0" w:color="D0D7DE"/>
+              <w:top w:val="single" w:sz="8" w:space="0" w:color="000000"/>
+              <w:left w:val="single" w:sz="8" w:space="0" w:color="000000"/>
+              <w:bottom w:val="single" w:sz="8" w:space="0" w:color="000000"/>
+              <w:right w:val="single" w:sz="8" w:space="0" w:color="000000"/>
             </w:tcBorders>
           </w:tcPr>
           <w:p>
@@ -23684,8 +24199,10 @@
           <w:tcPr>
             <w:tcW w:w="1584" w:type="dxa"/>
             <w:tcBorders>
-              <w:top w:val="single" w:sz="4" w:space="0" w:color="D0D7DE"/>
-              <w:bottom w:val="single" w:sz="4" w:space="0" w:color="D0D7DE"/>
+              <w:top w:val="single" w:sz="8" w:space="0" w:color="000000"/>
+              <w:left w:val="single" w:sz="8" w:space="0" w:color="000000"/>
+              <w:bottom w:val="single" w:sz="8" w:space="0" w:color="000000"/>
+              <w:right w:val="single" w:sz="8" w:space="0" w:color="000000"/>
             </w:tcBorders>
           </w:tcPr>
           <w:p>
@@ -23714,8 +24231,10 @@
           <w:tcPr>
             <w:tcW w:w="1584" w:type="dxa"/>
             <w:tcBorders>
-              <w:top w:val="single" w:sz="4" w:space="0" w:color="D0D7DE"/>
-              <w:bottom w:val="single" w:sz="4" w:space="0" w:color="D0D7DE"/>
+              <w:top w:val="single" w:sz="8" w:space="0" w:color="000000"/>
+              <w:left w:val="single" w:sz="8" w:space="0" w:color="000000"/>
+              <w:bottom w:val="single" w:sz="8" w:space="0" w:color="000000"/>
+              <w:right w:val="single" w:sz="8" w:space="0" w:color="000000"/>
             </w:tcBorders>
           </w:tcPr>
           <w:p>
@@ -23744,8 +24263,10 @@
           <w:tcPr>
             <w:tcW w:w="1584" w:type="dxa"/>
             <w:tcBorders>
-              <w:top w:val="single" w:sz="4" w:space="0" w:color="D0D7DE"/>
-              <w:bottom w:val="single" w:sz="4" w:space="0" w:color="D0D7DE"/>
+              <w:top w:val="single" w:sz="8" w:space="0" w:color="000000"/>
+              <w:left w:val="single" w:sz="8" w:space="0" w:color="000000"/>
+              <w:bottom w:val="single" w:sz="8" w:space="0" w:color="000000"/>
+              <w:right w:val="single" w:sz="8" w:space="0" w:color="000000"/>
             </w:tcBorders>
           </w:tcPr>
           <w:p>
@@ -23777,7 +24298,10 @@
           <w:tcPr>
             <w:tcW w:w="1584" w:type="dxa"/>
             <w:tcBorders>
-              <w:top w:val="single" w:sz="4" w:space="0" w:color="D0D7DE"/>
+              <w:top w:val="single" w:sz="8" w:space="0" w:color="000000"/>
+              <w:left w:val="single" w:sz="8" w:space="0" w:color="000000"/>
+              <w:bottom w:val="single" w:sz="8" w:space="0" w:color="000000"/>
+              <w:right w:val="single" w:sz="8" w:space="0" w:color="000000"/>
             </w:tcBorders>
           </w:tcPr>
           <w:p>
@@ -23806,7 +24330,10 @@
           <w:tcPr>
             <w:tcW w:w="1584" w:type="dxa"/>
             <w:tcBorders>
-              <w:top w:val="single" w:sz="4" w:space="0" w:color="D0D7DE"/>
+              <w:top w:val="single" w:sz="8" w:space="0" w:color="000000"/>
+              <w:left w:val="single" w:sz="8" w:space="0" w:color="000000"/>
+              <w:bottom w:val="single" w:sz="8" w:space="0" w:color="000000"/>
+              <w:right w:val="single" w:sz="8" w:space="0" w:color="000000"/>
             </w:tcBorders>
           </w:tcPr>
           <w:p>
@@ -23835,7 +24362,10 @@
           <w:tcPr>
             <w:tcW w:w="1584" w:type="dxa"/>
             <w:tcBorders>
-              <w:top w:val="single" w:sz="4" w:space="0" w:color="D0D7DE"/>
+              <w:top w:val="single" w:sz="8" w:space="0" w:color="000000"/>
+              <w:left w:val="single" w:sz="8" w:space="0" w:color="000000"/>
+              <w:bottom w:val="single" w:sz="8" w:space="0" w:color="000000"/>
+              <w:right w:val="single" w:sz="8" w:space="0" w:color="000000"/>
             </w:tcBorders>
           </w:tcPr>
           <w:p>
@@ -23864,7 +24394,10 @@
           <w:tcPr>
             <w:tcW w:w="1584" w:type="dxa"/>
             <w:tcBorders>
-              <w:top w:val="single" w:sz="4" w:space="0" w:color="D0D7DE"/>
+              <w:top w:val="single" w:sz="8" w:space="0" w:color="000000"/>
+              <w:left w:val="single" w:sz="8" w:space="0" w:color="000000"/>
+              <w:bottom w:val="single" w:sz="8" w:space="0" w:color="000000"/>
+              <w:right w:val="single" w:sz="8" w:space="0" w:color="000000"/>
             </w:tcBorders>
           </w:tcPr>
           <w:p>
@@ -23893,7 +24426,10 @@
           <w:tcPr>
             <w:tcW w:w="1584" w:type="dxa"/>
             <w:tcBorders>
-              <w:top w:val="single" w:sz="4" w:space="0" w:color="D0D7DE"/>
+              <w:top w:val="single" w:sz="8" w:space="0" w:color="000000"/>
+              <w:left w:val="single" w:sz="8" w:space="0" w:color="000000"/>
+              <w:bottom w:val="single" w:sz="8" w:space="0" w:color="000000"/>
+              <w:right w:val="single" w:sz="8" w:space="0" w:color="000000"/>
             </w:tcBorders>
           </w:tcPr>
           <w:p>
@@ -24190,6 +24726,14 @@
         <w:tblW w:w="7920" w:type="dxa"/>
         <w:jc w:val="left"/>
         <w:tblInd w:w="0" w:type="dxa"/>
+        <w:tblBorders>
+          <w:top w:val="single" w:sz="8" w:space="0" w:color="000000"/>
+          <w:left w:val="single" w:sz="8" w:space="0" w:color="000000"/>
+          <w:bottom w:val="single" w:sz="8" w:space="0" w:color="000000"/>
+          <w:right w:val="single" w:sz="8" w:space="0" w:color="000000"/>
+          <w:insideH w:val="single" w:sz="8" w:space="0" w:color="000000"/>
+          <w:insideV w:val="single" w:sz="8" w:space="0" w:color="000000"/>
+        </w:tblBorders>
         <w:tblLayout w:type="fixed"/>
         <w:tblCellMar>
           <w:top w:w="30" w:type="dxa"/>
@@ -24211,7 +24755,10 @@
           <w:tcPr>
             <w:tcW w:w="3960" w:type="dxa"/>
             <w:tcBorders>
-              <w:bottom w:val="single" w:sz="4" w:space="0" w:color="D0D7DE"/>
+              <w:top w:val="single" w:sz="8" w:space="0" w:color="000000"/>
+              <w:left w:val="single" w:sz="8" w:space="0" w:color="000000"/>
+              <w:bottom w:val="single" w:sz="8" w:space="0" w:color="000000"/>
+              <w:right w:val="single" w:sz="8" w:space="0" w:color="000000"/>
             </w:tcBorders>
             <w:shd w:color="auto" w:fill="EDEDED" w:val="clear"/>
           </w:tcPr>
@@ -24243,7 +24790,10 @@
           <w:tcPr>
             <w:tcW w:w="3959" w:type="dxa"/>
             <w:tcBorders>
-              <w:bottom w:val="single" w:sz="4" w:space="0" w:color="D0D7DE"/>
+              <w:top w:val="single" w:sz="8" w:space="0" w:color="000000"/>
+              <w:left w:val="single" w:sz="8" w:space="0" w:color="000000"/>
+              <w:bottom w:val="single" w:sz="8" w:space="0" w:color="000000"/>
+              <w:right w:val="single" w:sz="8" w:space="0" w:color="000000"/>
             </w:tcBorders>
             <w:shd w:color="auto" w:fill="EDEDED" w:val="clear"/>
           </w:tcPr>
@@ -24278,8 +24828,10 @@
           <w:tcPr>
             <w:tcW w:w="3960" w:type="dxa"/>
             <w:tcBorders>
-              <w:top w:val="single" w:sz="4" w:space="0" w:color="D0D7DE"/>
-              <w:bottom w:val="single" w:sz="4" w:space="0" w:color="D0D7DE"/>
+              <w:top w:val="single" w:sz="8" w:space="0" w:color="000000"/>
+              <w:left w:val="single" w:sz="8" w:space="0" w:color="000000"/>
+              <w:bottom w:val="single" w:sz="8" w:space="0" w:color="000000"/>
+              <w:right w:val="single" w:sz="8" w:space="0" w:color="000000"/>
             </w:tcBorders>
           </w:tcPr>
           <w:p>
@@ -24308,8 +24860,10 @@
           <w:tcPr>
             <w:tcW w:w="3959" w:type="dxa"/>
             <w:tcBorders>
-              <w:top w:val="single" w:sz="4" w:space="0" w:color="D0D7DE"/>
-              <w:bottom w:val="single" w:sz="4" w:space="0" w:color="D0D7DE"/>
+              <w:top w:val="single" w:sz="8" w:space="0" w:color="000000"/>
+              <w:left w:val="single" w:sz="8" w:space="0" w:color="000000"/>
+              <w:bottom w:val="single" w:sz="8" w:space="0" w:color="000000"/>
+              <w:right w:val="single" w:sz="8" w:space="0" w:color="000000"/>
             </w:tcBorders>
           </w:tcPr>
           <w:p>
@@ -24341,8 +24895,10 @@
           <w:tcPr>
             <w:tcW w:w="3960" w:type="dxa"/>
             <w:tcBorders>
-              <w:top w:val="single" w:sz="4" w:space="0" w:color="D0D7DE"/>
-              <w:bottom w:val="single" w:sz="4" w:space="0" w:color="D0D7DE"/>
+              <w:top w:val="single" w:sz="8" w:space="0" w:color="000000"/>
+              <w:left w:val="single" w:sz="8" w:space="0" w:color="000000"/>
+              <w:bottom w:val="single" w:sz="8" w:space="0" w:color="000000"/>
+              <w:right w:val="single" w:sz="8" w:space="0" w:color="000000"/>
             </w:tcBorders>
           </w:tcPr>
           <w:p>
@@ -24371,8 +24927,10 @@
           <w:tcPr>
             <w:tcW w:w="3959" w:type="dxa"/>
             <w:tcBorders>
-              <w:top w:val="single" w:sz="4" w:space="0" w:color="D0D7DE"/>
-              <w:bottom w:val="single" w:sz="4" w:space="0" w:color="D0D7DE"/>
+              <w:top w:val="single" w:sz="8" w:space="0" w:color="000000"/>
+              <w:left w:val="single" w:sz="8" w:space="0" w:color="000000"/>
+              <w:bottom w:val="single" w:sz="8" w:space="0" w:color="000000"/>
+              <w:right w:val="single" w:sz="8" w:space="0" w:color="000000"/>
             </w:tcBorders>
           </w:tcPr>
           <w:p>
@@ -24404,8 +24962,10 @@
           <w:tcPr>
             <w:tcW w:w="3960" w:type="dxa"/>
             <w:tcBorders>
-              <w:top w:val="single" w:sz="4" w:space="0" w:color="D0D7DE"/>
-              <w:bottom w:val="single" w:sz="4" w:space="0" w:color="D0D7DE"/>
+              <w:top w:val="single" w:sz="8" w:space="0" w:color="000000"/>
+              <w:left w:val="single" w:sz="8" w:space="0" w:color="000000"/>
+              <w:bottom w:val="single" w:sz="8" w:space="0" w:color="000000"/>
+              <w:right w:val="single" w:sz="8" w:space="0" w:color="000000"/>
             </w:tcBorders>
           </w:tcPr>
           <w:p>
@@ -24434,8 +24994,10 @@
           <w:tcPr>
             <w:tcW w:w="3959" w:type="dxa"/>
             <w:tcBorders>
-              <w:top w:val="single" w:sz="4" w:space="0" w:color="D0D7DE"/>
-              <w:bottom w:val="single" w:sz="4" w:space="0" w:color="D0D7DE"/>
+              <w:top w:val="single" w:sz="8" w:space="0" w:color="000000"/>
+              <w:left w:val="single" w:sz="8" w:space="0" w:color="000000"/>
+              <w:bottom w:val="single" w:sz="8" w:space="0" w:color="000000"/>
+              <w:right w:val="single" w:sz="8" w:space="0" w:color="000000"/>
             </w:tcBorders>
           </w:tcPr>
           <w:p>
@@ -24467,8 +25029,10 @@
           <w:tcPr>
             <w:tcW w:w="3960" w:type="dxa"/>
             <w:tcBorders>
-              <w:top w:val="single" w:sz="4" w:space="0" w:color="D0D7DE"/>
-              <w:bottom w:val="single" w:sz="4" w:space="0" w:color="D0D7DE"/>
+              <w:top w:val="single" w:sz="8" w:space="0" w:color="000000"/>
+              <w:left w:val="single" w:sz="8" w:space="0" w:color="000000"/>
+              <w:bottom w:val="single" w:sz="8" w:space="0" w:color="000000"/>
+              <w:right w:val="single" w:sz="8" w:space="0" w:color="000000"/>
             </w:tcBorders>
           </w:tcPr>
           <w:p>
@@ -24497,8 +25061,10 @@
           <w:tcPr>
             <w:tcW w:w="3959" w:type="dxa"/>
             <w:tcBorders>
-              <w:top w:val="single" w:sz="4" w:space="0" w:color="D0D7DE"/>
-              <w:bottom w:val="single" w:sz="4" w:space="0" w:color="D0D7DE"/>
+              <w:top w:val="single" w:sz="8" w:space="0" w:color="000000"/>
+              <w:left w:val="single" w:sz="8" w:space="0" w:color="000000"/>
+              <w:bottom w:val="single" w:sz="8" w:space="0" w:color="000000"/>
+              <w:right w:val="single" w:sz="8" w:space="0" w:color="000000"/>
             </w:tcBorders>
           </w:tcPr>
           <w:p>
@@ -24530,7 +25096,10 @@
           <w:tcPr>
             <w:tcW w:w="3960" w:type="dxa"/>
             <w:tcBorders>
-              <w:top w:val="single" w:sz="4" w:space="0" w:color="D0D7DE"/>
+              <w:top w:val="single" w:sz="8" w:space="0" w:color="000000"/>
+              <w:left w:val="single" w:sz="8" w:space="0" w:color="000000"/>
+              <w:bottom w:val="single" w:sz="8" w:space="0" w:color="000000"/>
+              <w:right w:val="single" w:sz="8" w:space="0" w:color="000000"/>
             </w:tcBorders>
           </w:tcPr>
           <w:p>
@@ -24559,7 +25128,10 @@
           <w:tcPr>
             <w:tcW w:w="3959" w:type="dxa"/>
             <w:tcBorders>
-              <w:top w:val="single" w:sz="4" w:space="0" w:color="D0D7DE"/>
+              <w:top w:val="single" w:sz="8" w:space="0" w:color="000000"/>
+              <w:left w:val="single" w:sz="8" w:space="0" w:color="000000"/>
+              <w:bottom w:val="single" w:sz="8" w:space="0" w:color="000000"/>
+              <w:right w:val="single" w:sz="8" w:space="0" w:color="000000"/>
             </w:tcBorders>
           </w:tcPr>
           <w:p>
@@ -24632,6 +25204,14 @@
         <w:tblW w:w="7920" w:type="dxa"/>
         <w:jc w:val="left"/>
         <w:tblInd w:w="0" w:type="dxa"/>
+        <w:tblBorders>
+          <w:top w:val="single" w:sz="8" w:space="0" w:color="000000"/>
+          <w:left w:val="single" w:sz="8" w:space="0" w:color="000000"/>
+          <w:bottom w:val="single" w:sz="8" w:space="0" w:color="000000"/>
+          <w:right w:val="single" w:sz="8" w:space="0" w:color="000000"/>
+          <w:insideH w:val="single" w:sz="8" w:space="0" w:color="000000"/>
+          <w:insideV w:val="single" w:sz="8" w:space="0" w:color="000000"/>
+        </w:tblBorders>
         <w:tblLayout w:type="fixed"/>
         <w:tblCellMar>
           <w:top w:w="30" w:type="dxa"/>
@@ -24656,7 +25236,10 @@
           <w:tcPr>
             <w:tcW w:w="1584" w:type="dxa"/>
             <w:tcBorders>
-              <w:bottom w:val="single" w:sz="4" w:space="0" w:color="D0D7DE"/>
+              <w:top w:val="single" w:sz="8" w:space="0" w:color="000000"/>
+              <w:left w:val="single" w:sz="8" w:space="0" w:color="000000"/>
+              <w:bottom w:val="single" w:sz="8" w:space="0" w:color="000000"/>
+              <w:right w:val="single" w:sz="8" w:space="0" w:color="000000"/>
             </w:tcBorders>
             <w:shd w:color="auto" w:fill="EDEDED" w:val="clear"/>
           </w:tcPr>
@@ -24688,7 +25271,10 @@
           <w:tcPr>
             <w:tcW w:w="1584" w:type="dxa"/>
             <w:tcBorders>
-              <w:bottom w:val="single" w:sz="4" w:space="0" w:color="D0D7DE"/>
+              <w:top w:val="single" w:sz="8" w:space="0" w:color="000000"/>
+              <w:left w:val="single" w:sz="8" w:space="0" w:color="000000"/>
+              <w:bottom w:val="single" w:sz="8" w:space="0" w:color="000000"/>
+              <w:right w:val="single" w:sz="8" w:space="0" w:color="000000"/>
             </w:tcBorders>
             <w:shd w:color="auto" w:fill="EDEDED" w:val="clear"/>
           </w:tcPr>
@@ -24720,7 +25306,10 @@
           <w:tcPr>
             <w:tcW w:w="1584" w:type="dxa"/>
             <w:tcBorders>
-              <w:bottom w:val="single" w:sz="4" w:space="0" w:color="D0D7DE"/>
+              <w:top w:val="single" w:sz="8" w:space="0" w:color="000000"/>
+              <w:left w:val="single" w:sz="8" w:space="0" w:color="000000"/>
+              <w:bottom w:val="single" w:sz="8" w:space="0" w:color="000000"/>
+              <w:right w:val="single" w:sz="8" w:space="0" w:color="000000"/>
             </w:tcBorders>
             <w:shd w:color="auto" w:fill="EDEDED" w:val="clear"/>
           </w:tcPr>
@@ -24752,7 +25341,10 @@
           <w:tcPr>
             <w:tcW w:w="1584" w:type="dxa"/>
             <w:tcBorders>
-              <w:bottom w:val="single" w:sz="4" w:space="0" w:color="D0D7DE"/>
+              <w:top w:val="single" w:sz="8" w:space="0" w:color="000000"/>
+              <w:left w:val="single" w:sz="8" w:space="0" w:color="000000"/>
+              <w:bottom w:val="single" w:sz="8" w:space="0" w:color="000000"/>
+              <w:right w:val="single" w:sz="8" w:space="0" w:color="000000"/>
             </w:tcBorders>
             <w:shd w:color="auto" w:fill="EDEDED" w:val="clear"/>
           </w:tcPr>
@@ -24784,7 +25376,10 @@
           <w:tcPr>
             <w:tcW w:w="1584" w:type="dxa"/>
             <w:tcBorders>
-              <w:bottom w:val="single" w:sz="4" w:space="0" w:color="D0D7DE"/>
+              <w:top w:val="single" w:sz="8" w:space="0" w:color="000000"/>
+              <w:left w:val="single" w:sz="8" w:space="0" w:color="000000"/>
+              <w:bottom w:val="single" w:sz="8" w:space="0" w:color="000000"/>
+              <w:right w:val="single" w:sz="8" w:space="0" w:color="000000"/>
             </w:tcBorders>
             <w:shd w:color="auto" w:fill="EDEDED" w:val="clear"/>
           </w:tcPr>
@@ -24819,8 +25414,10 @@
           <w:tcPr>
             <w:tcW w:w="1584" w:type="dxa"/>
             <w:tcBorders>
-              <w:top w:val="single" w:sz="4" w:space="0" w:color="D0D7DE"/>
-              <w:bottom w:val="single" w:sz="4" w:space="0" w:color="D0D7DE"/>
+              <w:top w:val="single" w:sz="8" w:space="0" w:color="000000"/>
+              <w:left w:val="single" w:sz="8" w:space="0" w:color="000000"/>
+              <w:bottom w:val="single" w:sz="8" w:space="0" w:color="000000"/>
+              <w:right w:val="single" w:sz="8" w:space="0" w:color="000000"/>
             </w:tcBorders>
           </w:tcPr>
           <w:p>
@@ -24849,8 +25446,10 @@
           <w:tcPr>
             <w:tcW w:w="1584" w:type="dxa"/>
             <w:tcBorders>
-              <w:top w:val="single" w:sz="4" w:space="0" w:color="D0D7DE"/>
-              <w:bottom w:val="single" w:sz="4" w:space="0" w:color="D0D7DE"/>
+              <w:top w:val="single" w:sz="8" w:space="0" w:color="000000"/>
+              <w:left w:val="single" w:sz="8" w:space="0" w:color="000000"/>
+              <w:bottom w:val="single" w:sz="8" w:space="0" w:color="000000"/>
+              <w:right w:val="single" w:sz="8" w:space="0" w:color="000000"/>
             </w:tcBorders>
           </w:tcPr>
           <w:p>
@@ -24879,8 +25478,10 @@
           <w:tcPr>
             <w:tcW w:w="1584" w:type="dxa"/>
             <w:tcBorders>
-              <w:top w:val="single" w:sz="4" w:space="0" w:color="D0D7DE"/>
-              <w:bottom w:val="single" w:sz="4" w:space="0" w:color="D0D7DE"/>
+              <w:top w:val="single" w:sz="8" w:space="0" w:color="000000"/>
+              <w:left w:val="single" w:sz="8" w:space="0" w:color="000000"/>
+              <w:bottom w:val="single" w:sz="8" w:space="0" w:color="000000"/>
+              <w:right w:val="single" w:sz="8" w:space="0" w:color="000000"/>
             </w:tcBorders>
           </w:tcPr>
           <w:p>
@@ -24909,8 +25510,10 @@
           <w:tcPr>
             <w:tcW w:w="1584" w:type="dxa"/>
             <w:tcBorders>
-              <w:top w:val="single" w:sz="4" w:space="0" w:color="D0D7DE"/>
-              <w:bottom w:val="single" w:sz="4" w:space="0" w:color="D0D7DE"/>
+              <w:top w:val="single" w:sz="8" w:space="0" w:color="000000"/>
+              <w:left w:val="single" w:sz="8" w:space="0" w:color="000000"/>
+              <w:bottom w:val="single" w:sz="8" w:space="0" w:color="000000"/>
+              <w:right w:val="single" w:sz="8" w:space="0" w:color="000000"/>
             </w:tcBorders>
           </w:tcPr>
           <w:p>
@@ -24939,8 +25542,10 @@
           <w:tcPr>
             <w:tcW w:w="1584" w:type="dxa"/>
             <w:tcBorders>
-              <w:top w:val="single" w:sz="4" w:space="0" w:color="D0D7DE"/>
-              <w:bottom w:val="single" w:sz="4" w:space="0" w:color="D0D7DE"/>
+              <w:top w:val="single" w:sz="8" w:space="0" w:color="000000"/>
+              <w:left w:val="single" w:sz="8" w:space="0" w:color="000000"/>
+              <w:bottom w:val="single" w:sz="8" w:space="0" w:color="000000"/>
+              <w:right w:val="single" w:sz="8" w:space="0" w:color="000000"/>
             </w:tcBorders>
           </w:tcPr>
           <w:p>
@@ -24972,8 +25577,10 @@
           <w:tcPr>
             <w:tcW w:w="1584" w:type="dxa"/>
             <w:tcBorders>
-              <w:top w:val="single" w:sz="4" w:space="0" w:color="D0D7DE"/>
-              <w:bottom w:val="single" w:sz="4" w:space="0" w:color="D0D7DE"/>
+              <w:top w:val="single" w:sz="8" w:space="0" w:color="000000"/>
+              <w:left w:val="single" w:sz="8" w:space="0" w:color="000000"/>
+              <w:bottom w:val="single" w:sz="8" w:space="0" w:color="000000"/>
+              <w:right w:val="single" w:sz="8" w:space="0" w:color="000000"/>
             </w:tcBorders>
           </w:tcPr>
           <w:p>
@@ -25002,8 +25609,10 @@
           <w:tcPr>
             <w:tcW w:w="1584" w:type="dxa"/>
             <w:tcBorders>
-              <w:top w:val="single" w:sz="4" w:space="0" w:color="D0D7DE"/>
-              <w:bottom w:val="single" w:sz="4" w:space="0" w:color="D0D7DE"/>
+              <w:top w:val="single" w:sz="8" w:space="0" w:color="000000"/>
+              <w:left w:val="single" w:sz="8" w:space="0" w:color="000000"/>
+              <w:bottom w:val="single" w:sz="8" w:space="0" w:color="000000"/>
+              <w:right w:val="single" w:sz="8" w:space="0" w:color="000000"/>
             </w:tcBorders>
           </w:tcPr>
           <w:p>
@@ -25032,8 +25641,10 @@
           <w:tcPr>
             <w:tcW w:w="1584" w:type="dxa"/>
             <w:tcBorders>
-              <w:top w:val="single" w:sz="4" w:space="0" w:color="D0D7DE"/>
-              <w:bottom w:val="single" w:sz="4" w:space="0" w:color="D0D7DE"/>
+              <w:top w:val="single" w:sz="8" w:space="0" w:color="000000"/>
+              <w:left w:val="single" w:sz="8" w:space="0" w:color="000000"/>
+              <w:bottom w:val="single" w:sz="8" w:space="0" w:color="000000"/>
+              <w:right w:val="single" w:sz="8" w:space="0" w:color="000000"/>
             </w:tcBorders>
           </w:tcPr>
           <w:p>
@@ -25062,8 +25673,10 @@
           <w:tcPr>
             <w:tcW w:w="1584" w:type="dxa"/>
             <w:tcBorders>
-              <w:top w:val="single" w:sz="4" w:space="0" w:color="D0D7DE"/>
-              <w:bottom w:val="single" w:sz="4" w:space="0" w:color="D0D7DE"/>
+              <w:top w:val="single" w:sz="8" w:space="0" w:color="000000"/>
+              <w:left w:val="single" w:sz="8" w:space="0" w:color="000000"/>
+              <w:bottom w:val="single" w:sz="8" w:space="0" w:color="000000"/>
+              <w:right w:val="single" w:sz="8" w:space="0" w:color="000000"/>
             </w:tcBorders>
           </w:tcPr>
           <w:p>
@@ -25092,8 +25705,10 @@
           <w:tcPr>
             <w:tcW w:w="1584" w:type="dxa"/>
             <w:tcBorders>
-              <w:top w:val="single" w:sz="4" w:space="0" w:color="D0D7DE"/>
-              <w:bottom w:val="single" w:sz="4" w:space="0" w:color="D0D7DE"/>
+              <w:top w:val="single" w:sz="8" w:space="0" w:color="000000"/>
+              <w:left w:val="single" w:sz="8" w:space="0" w:color="000000"/>
+              <w:bottom w:val="single" w:sz="8" w:space="0" w:color="000000"/>
+              <w:right w:val="single" w:sz="8" w:space="0" w:color="000000"/>
             </w:tcBorders>
           </w:tcPr>
           <w:p>
@@ -25125,7 +25740,10 @@
           <w:tcPr>
             <w:tcW w:w="1584" w:type="dxa"/>
             <w:tcBorders>
-              <w:top w:val="single" w:sz="4" w:space="0" w:color="D0D7DE"/>
+              <w:top w:val="single" w:sz="8" w:space="0" w:color="000000"/>
+              <w:left w:val="single" w:sz="8" w:space="0" w:color="000000"/>
+              <w:bottom w:val="single" w:sz="8" w:space="0" w:color="000000"/>
+              <w:right w:val="single" w:sz="8" w:space="0" w:color="000000"/>
             </w:tcBorders>
           </w:tcPr>
           <w:p>
@@ -25154,7 +25772,10 @@
           <w:tcPr>
             <w:tcW w:w="1584" w:type="dxa"/>
             <w:tcBorders>
-              <w:top w:val="single" w:sz="4" w:space="0" w:color="D0D7DE"/>
+              <w:top w:val="single" w:sz="8" w:space="0" w:color="000000"/>
+              <w:left w:val="single" w:sz="8" w:space="0" w:color="000000"/>
+              <w:bottom w:val="single" w:sz="8" w:space="0" w:color="000000"/>
+              <w:right w:val="single" w:sz="8" w:space="0" w:color="000000"/>
             </w:tcBorders>
           </w:tcPr>
           <w:p>
@@ -25183,7 +25804,10 @@
           <w:tcPr>
             <w:tcW w:w="1584" w:type="dxa"/>
             <w:tcBorders>
-              <w:top w:val="single" w:sz="4" w:space="0" w:color="D0D7DE"/>
+              <w:top w:val="single" w:sz="8" w:space="0" w:color="000000"/>
+              <w:left w:val="single" w:sz="8" w:space="0" w:color="000000"/>
+              <w:bottom w:val="single" w:sz="8" w:space="0" w:color="000000"/>
+              <w:right w:val="single" w:sz="8" w:space="0" w:color="000000"/>
             </w:tcBorders>
           </w:tcPr>
           <w:p>
@@ -25212,7 +25836,10 @@
           <w:tcPr>
             <w:tcW w:w="1584" w:type="dxa"/>
             <w:tcBorders>
-              <w:top w:val="single" w:sz="4" w:space="0" w:color="D0D7DE"/>
+              <w:top w:val="single" w:sz="8" w:space="0" w:color="000000"/>
+              <w:left w:val="single" w:sz="8" w:space="0" w:color="000000"/>
+              <w:bottom w:val="single" w:sz="8" w:space="0" w:color="000000"/>
+              <w:right w:val="single" w:sz="8" w:space="0" w:color="000000"/>
             </w:tcBorders>
           </w:tcPr>
           <w:p>
@@ -25241,7 +25868,10 @@
           <w:tcPr>
             <w:tcW w:w="1584" w:type="dxa"/>
             <w:tcBorders>
-              <w:top w:val="single" w:sz="4" w:space="0" w:color="D0D7DE"/>
+              <w:top w:val="single" w:sz="8" w:space="0" w:color="000000"/>
+              <w:left w:val="single" w:sz="8" w:space="0" w:color="000000"/>
+              <w:bottom w:val="single" w:sz="8" w:space="0" w:color="000000"/>
+              <w:right w:val="single" w:sz="8" w:space="0" w:color="000000"/>
             </w:tcBorders>
           </w:tcPr>
           <w:p>
@@ -25426,6 +26056,14 @@
         <w:tblW w:w="7920" w:type="dxa"/>
         <w:jc w:val="left"/>
         <w:tblInd w:w="0" w:type="dxa"/>
+        <w:tblBorders>
+          <w:top w:val="single" w:sz="8" w:space="0" w:color="000000"/>
+          <w:left w:val="single" w:sz="8" w:space="0" w:color="000000"/>
+          <w:bottom w:val="single" w:sz="8" w:space="0" w:color="000000"/>
+          <w:right w:val="single" w:sz="8" w:space="0" w:color="000000"/>
+          <w:insideH w:val="single" w:sz="8" w:space="0" w:color="000000"/>
+          <w:insideV w:val="single" w:sz="8" w:space="0" w:color="000000"/>
+        </w:tblBorders>
         <w:tblLayout w:type="fixed"/>
         <w:tblCellMar>
           <w:top w:w="30" w:type="dxa"/>
@@ -25449,7 +26087,10 @@
           <w:tcPr>
             <w:tcW w:w="1980" w:type="dxa"/>
             <w:tcBorders>
-              <w:bottom w:val="single" w:sz="4" w:space="0" w:color="D0D7DE"/>
+              <w:top w:val="single" w:sz="8" w:space="0" w:color="000000"/>
+              <w:left w:val="single" w:sz="8" w:space="0" w:color="000000"/>
+              <w:bottom w:val="single" w:sz="8" w:space="0" w:color="000000"/>
+              <w:right w:val="single" w:sz="8" w:space="0" w:color="000000"/>
             </w:tcBorders>
             <w:shd w:color="auto" w:fill="EDEDED" w:val="clear"/>
           </w:tcPr>
@@ -25481,7 +26122,10 @@
           <w:tcPr>
             <w:tcW w:w="1980" w:type="dxa"/>
             <w:tcBorders>
-              <w:bottom w:val="single" w:sz="4" w:space="0" w:color="D0D7DE"/>
+              <w:top w:val="single" w:sz="8" w:space="0" w:color="000000"/>
+              <w:left w:val="single" w:sz="8" w:space="0" w:color="000000"/>
+              <w:bottom w:val="single" w:sz="8" w:space="0" w:color="000000"/>
+              <w:right w:val="single" w:sz="8" w:space="0" w:color="000000"/>
             </w:tcBorders>
             <w:shd w:color="auto" w:fill="EDEDED" w:val="clear"/>
           </w:tcPr>
@@ -25513,7 +26157,10 @@
           <w:tcPr>
             <w:tcW w:w="1980" w:type="dxa"/>
             <w:tcBorders>
-              <w:bottom w:val="single" w:sz="4" w:space="0" w:color="D0D7DE"/>
+              <w:top w:val="single" w:sz="8" w:space="0" w:color="000000"/>
+              <w:left w:val="single" w:sz="8" w:space="0" w:color="000000"/>
+              <w:bottom w:val="single" w:sz="8" w:space="0" w:color="000000"/>
+              <w:right w:val="single" w:sz="8" w:space="0" w:color="000000"/>
             </w:tcBorders>
             <w:shd w:color="auto" w:fill="EDEDED" w:val="clear"/>
           </w:tcPr>
@@ -25545,7 +26192,10 @@
           <w:tcPr>
             <w:tcW w:w="1979" w:type="dxa"/>
             <w:tcBorders>
-              <w:bottom w:val="single" w:sz="4" w:space="0" w:color="D0D7DE"/>
+              <w:top w:val="single" w:sz="8" w:space="0" w:color="000000"/>
+              <w:left w:val="single" w:sz="8" w:space="0" w:color="000000"/>
+              <w:bottom w:val="single" w:sz="8" w:space="0" w:color="000000"/>
+              <w:right w:val="single" w:sz="8" w:space="0" w:color="000000"/>
             </w:tcBorders>
             <w:shd w:color="auto" w:fill="EDEDED" w:val="clear"/>
           </w:tcPr>
@@ -25580,8 +26230,10 @@
           <w:tcPr>
             <w:tcW w:w="1980" w:type="dxa"/>
             <w:tcBorders>
-              <w:top w:val="single" w:sz="4" w:space="0" w:color="D0D7DE"/>
-              <w:bottom w:val="single" w:sz="4" w:space="0" w:color="D0D7DE"/>
+              <w:top w:val="single" w:sz="8" w:space="0" w:color="000000"/>
+              <w:left w:val="single" w:sz="8" w:space="0" w:color="000000"/>
+              <w:bottom w:val="single" w:sz="8" w:space="0" w:color="000000"/>
+              <w:right w:val="single" w:sz="8" w:space="0" w:color="000000"/>
             </w:tcBorders>
           </w:tcPr>
           <w:p>
@@ -25610,8 +26262,10 @@
           <w:tcPr>
             <w:tcW w:w="1980" w:type="dxa"/>
             <w:tcBorders>
-              <w:top w:val="single" w:sz="4" w:space="0" w:color="D0D7DE"/>
-              <w:bottom w:val="single" w:sz="4" w:space="0" w:color="D0D7DE"/>
+              <w:top w:val="single" w:sz="8" w:space="0" w:color="000000"/>
+              <w:left w:val="single" w:sz="8" w:space="0" w:color="000000"/>
+              <w:bottom w:val="single" w:sz="8" w:space="0" w:color="000000"/>
+              <w:right w:val="single" w:sz="8" w:space="0" w:color="000000"/>
             </w:tcBorders>
           </w:tcPr>
           <w:p>
@@ -25640,8 +26294,10 @@
           <w:tcPr>
             <w:tcW w:w="1980" w:type="dxa"/>
             <w:tcBorders>
-              <w:top w:val="single" w:sz="4" w:space="0" w:color="D0D7DE"/>
-              <w:bottom w:val="single" w:sz="4" w:space="0" w:color="D0D7DE"/>
+              <w:top w:val="single" w:sz="8" w:space="0" w:color="000000"/>
+              <w:left w:val="single" w:sz="8" w:space="0" w:color="000000"/>
+              <w:bottom w:val="single" w:sz="8" w:space="0" w:color="000000"/>
+              <w:right w:val="single" w:sz="8" w:space="0" w:color="000000"/>
             </w:tcBorders>
           </w:tcPr>
           <w:p>
@@ -25670,8 +26326,10 @@
           <w:tcPr>
             <w:tcW w:w="1979" w:type="dxa"/>
             <w:tcBorders>
-              <w:top w:val="single" w:sz="4" w:space="0" w:color="D0D7DE"/>
-              <w:bottom w:val="single" w:sz="4" w:space="0" w:color="D0D7DE"/>
+              <w:top w:val="single" w:sz="8" w:space="0" w:color="000000"/>
+              <w:left w:val="single" w:sz="8" w:space="0" w:color="000000"/>
+              <w:bottom w:val="single" w:sz="8" w:space="0" w:color="000000"/>
+              <w:right w:val="single" w:sz="8" w:space="0" w:color="000000"/>
             </w:tcBorders>
           </w:tcPr>
           <w:p>
@@ -25703,8 +26361,10 @@
           <w:tcPr>
             <w:tcW w:w="1980" w:type="dxa"/>
             <w:tcBorders>
-              <w:top w:val="single" w:sz="4" w:space="0" w:color="D0D7DE"/>
-              <w:bottom w:val="single" w:sz="4" w:space="0" w:color="D0D7DE"/>
+              <w:top w:val="single" w:sz="8" w:space="0" w:color="000000"/>
+              <w:left w:val="single" w:sz="8" w:space="0" w:color="000000"/>
+              <w:bottom w:val="single" w:sz="8" w:space="0" w:color="000000"/>
+              <w:right w:val="single" w:sz="8" w:space="0" w:color="000000"/>
             </w:tcBorders>
           </w:tcPr>
           <w:p>
@@ -25733,8 +26393,10 @@
           <w:tcPr>
             <w:tcW w:w="1980" w:type="dxa"/>
             <w:tcBorders>
-              <w:top w:val="single" w:sz="4" w:space="0" w:color="D0D7DE"/>
-              <w:bottom w:val="single" w:sz="4" w:space="0" w:color="D0D7DE"/>
+              <w:top w:val="single" w:sz="8" w:space="0" w:color="000000"/>
+              <w:left w:val="single" w:sz="8" w:space="0" w:color="000000"/>
+              <w:bottom w:val="single" w:sz="8" w:space="0" w:color="000000"/>
+              <w:right w:val="single" w:sz="8" w:space="0" w:color="000000"/>
             </w:tcBorders>
           </w:tcPr>
           <w:p>
@@ -25763,8 +26425,10 @@
           <w:tcPr>
             <w:tcW w:w="1980" w:type="dxa"/>
             <w:tcBorders>
-              <w:top w:val="single" w:sz="4" w:space="0" w:color="D0D7DE"/>
-              <w:bottom w:val="single" w:sz="4" w:space="0" w:color="D0D7DE"/>
+              <w:top w:val="single" w:sz="8" w:space="0" w:color="000000"/>
+              <w:left w:val="single" w:sz="8" w:space="0" w:color="000000"/>
+              <w:bottom w:val="single" w:sz="8" w:space="0" w:color="000000"/>
+              <w:right w:val="single" w:sz="8" w:space="0" w:color="000000"/>
             </w:tcBorders>
           </w:tcPr>
           <w:p>
@@ -25793,8 +26457,10 @@
           <w:tcPr>
             <w:tcW w:w="1979" w:type="dxa"/>
             <w:tcBorders>
-              <w:top w:val="single" w:sz="4" w:space="0" w:color="D0D7DE"/>
-              <w:bottom w:val="single" w:sz="4" w:space="0" w:color="D0D7DE"/>
+              <w:top w:val="single" w:sz="8" w:space="0" w:color="000000"/>
+              <w:left w:val="single" w:sz="8" w:space="0" w:color="000000"/>
+              <w:bottom w:val="single" w:sz="8" w:space="0" w:color="000000"/>
+              <w:right w:val="single" w:sz="8" w:space="0" w:color="000000"/>
             </w:tcBorders>
           </w:tcPr>
           <w:p>
@@ -25826,8 +26492,10 @@
           <w:tcPr>
             <w:tcW w:w="1980" w:type="dxa"/>
             <w:tcBorders>
-              <w:top w:val="single" w:sz="4" w:space="0" w:color="D0D7DE"/>
-              <w:bottom w:val="single" w:sz="4" w:space="0" w:color="D0D7DE"/>
+              <w:top w:val="single" w:sz="8" w:space="0" w:color="000000"/>
+              <w:left w:val="single" w:sz="8" w:space="0" w:color="000000"/>
+              <w:bottom w:val="single" w:sz="8" w:space="0" w:color="000000"/>
+              <w:right w:val="single" w:sz="8" w:space="0" w:color="000000"/>
             </w:tcBorders>
           </w:tcPr>
           <w:p>
@@ -25856,8 +26524,10 @@
           <w:tcPr>
             <w:tcW w:w="1980" w:type="dxa"/>
             <w:tcBorders>
-              <w:top w:val="single" w:sz="4" w:space="0" w:color="D0D7DE"/>
-              <w:bottom w:val="single" w:sz="4" w:space="0" w:color="D0D7DE"/>
+              <w:top w:val="single" w:sz="8" w:space="0" w:color="000000"/>
+              <w:left w:val="single" w:sz="8" w:space="0" w:color="000000"/>
+              <w:bottom w:val="single" w:sz="8" w:space="0" w:color="000000"/>
+              <w:right w:val="single" w:sz="8" w:space="0" w:color="000000"/>
             </w:tcBorders>
           </w:tcPr>
           <w:p>
@@ -25886,8 +26556,10 @@
           <w:tcPr>
             <w:tcW w:w="1980" w:type="dxa"/>
             <w:tcBorders>
-              <w:top w:val="single" w:sz="4" w:space="0" w:color="D0D7DE"/>
-              <w:bottom w:val="single" w:sz="4" w:space="0" w:color="D0D7DE"/>
+              <w:top w:val="single" w:sz="8" w:space="0" w:color="000000"/>
+              <w:left w:val="single" w:sz="8" w:space="0" w:color="000000"/>
+              <w:bottom w:val="single" w:sz="8" w:space="0" w:color="000000"/>
+              <w:right w:val="single" w:sz="8" w:space="0" w:color="000000"/>
             </w:tcBorders>
           </w:tcPr>
           <w:p>
@@ -25916,8 +26588,10 @@
           <w:tcPr>
             <w:tcW w:w="1979" w:type="dxa"/>
             <w:tcBorders>
-              <w:top w:val="single" w:sz="4" w:space="0" w:color="D0D7DE"/>
-              <w:bottom w:val="single" w:sz="4" w:space="0" w:color="D0D7DE"/>
+              <w:top w:val="single" w:sz="8" w:space="0" w:color="000000"/>
+              <w:left w:val="single" w:sz="8" w:space="0" w:color="000000"/>
+              <w:bottom w:val="single" w:sz="8" w:space="0" w:color="000000"/>
+              <w:right w:val="single" w:sz="8" w:space="0" w:color="000000"/>
             </w:tcBorders>
           </w:tcPr>
           <w:p>
@@ -25949,8 +26623,10 @@
           <w:tcPr>
             <w:tcW w:w="1980" w:type="dxa"/>
             <w:tcBorders>
-              <w:top w:val="single" w:sz="4" w:space="0" w:color="D0D7DE"/>
-              <w:bottom w:val="single" w:sz="4" w:space="0" w:color="D0D7DE"/>
+              <w:top w:val="single" w:sz="8" w:space="0" w:color="000000"/>
+              <w:left w:val="single" w:sz="8" w:space="0" w:color="000000"/>
+              <w:bottom w:val="single" w:sz="8" w:space="0" w:color="000000"/>
+              <w:right w:val="single" w:sz="8" w:space="0" w:color="000000"/>
             </w:tcBorders>
           </w:tcPr>
           <w:p>
@@ -25979,8 +26655,10 @@
           <w:tcPr>
             <w:tcW w:w="1980" w:type="dxa"/>
             <w:tcBorders>
-              <w:top w:val="single" w:sz="4" w:space="0" w:color="D0D7DE"/>
-              <w:bottom w:val="single" w:sz="4" w:space="0" w:color="D0D7DE"/>
+              <w:top w:val="single" w:sz="8" w:space="0" w:color="000000"/>
+              <w:left w:val="single" w:sz="8" w:space="0" w:color="000000"/>
+              <w:bottom w:val="single" w:sz="8" w:space="0" w:color="000000"/>
+              <w:right w:val="single" w:sz="8" w:space="0" w:color="000000"/>
             </w:tcBorders>
           </w:tcPr>
           <w:p>
@@ -26009,8 +26687,10 @@
           <w:tcPr>
             <w:tcW w:w="1980" w:type="dxa"/>
             <w:tcBorders>
-              <w:top w:val="single" w:sz="4" w:space="0" w:color="D0D7DE"/>
-              <w:bottom w:val="single" w:sz="4" w:space="0" w:color="D0D7DE"/>
+              <w:top w:val="single" w:sz="8" w:space="0" w:color="000000"/>
+              <w:left w:val="single" w:sz="8" w:space="0" w:color="000000"/>
+              <w:bottom w:val="single" w:sz="8" w:space="0" w:color="000000"/>
+              <w:right w:val="single" w:sz="8" w:space="0" w:color="000000"/>
             </w:tcBorders>
           </w:tcPr>
           <w:p>
@@ -26039,8 +26719,10 @@
           <w:tcPr>
             <w:tcW w:w="1979" w:type="dxa"/>
             <w:tcBorders>
-              <w:top w:val="single" w:sz="4" w:space="0" w:color="D0D7DE"/>
-              <w:bottom w:val="single" w:sz="4" w:space="0" w:color="D0D7DE"/>
+              <w:top w:val="single" w:sz="8" w:space="0" w:color="000000"/>
+              <w:left w:val="single" w:sz="8" w:space="0" w:color="000000"/>
+              <w:bottom w:val="single" w:sz="8" w:space="0" w:color="000000"/>
+              <w:right w:val="single" w:sz="8" w:space="0" w:color="000000"/>
             </w:tcBorders>
           </w:tcPr>
           <w:p>
@@ -26072,8 +26754,10 @@
           <w:tcPr>
             <w:tcW w:w="1980" w:type="dxa"/>
             <w:tcBorders>
-              <w:top w:val="single" w:sz="4" w:space="0" w:color="D0D7DE"/>
-              <w:bottom w:val="single" w:sz="4" w:space="0" w:color="D0D7DE"/>
+              <w:top w:val="single" w:sz="8" w:space="0" w:color="000000"/>
+              <w:left w:val="single" w:sz="8" w:space="0" w:color="000000"/>
+              <w:bottom w:val="single" w:sz="8" w:space="0" w:color="000000"/>
+              <w:right w:val="single" w:sz="8" w:space="0" w:color="000000"/>
             </w:tcBorders>
           </w:tcPr>
           <w:p>
@@ -26102,8 +26786,10 @@
           <w:tcPr>
             <w:tcW w:w="1980" w:type="dxa"/>
             <w:tcBorders>
-              <w:top w:val="single" w:sz="4" w:space="0" w:color="D0D7DE"/>
-              <w:bottom w:val="single" w:sz="4" w:space="0" w:color="D0D7DE"/>
+              <w:top w:val="single" w:sz="8" w:space="0" w:color="000000"/>
+              <w:left w:val="single" w:sz="8" w:space="0" w:color="000000"/>
+              <w:bottom w:val="single" w:sz="8" w:space="0" w:color="000000"/>
+              <w:right w:val="single" w:sz="8" w:space="0" w:color="000000"/>
             </w:tcBorders>
           </w:tcPr>
           <w:p>
@@ -26132,8 +26818,10 @@
           <w:tcPr>
             <w:tcW w:w="1980" w:type="dxa"/>
             <w:tcBorders>
-              <w:top w:val="single" w:sz="4" w:space="0" w:color="D0D7DE"/>
-              <w:bottom w:val="single" w:sz="4" w:space="0" w:color="D0D7DE"/>
+              <w:top w:val="single" w:sz="8" w:space="0" w:color="000000"/>
+              <w:left w:val="single" w:sz="8" w:space="0" w:color="000000"/>
+              <w:bottom w:val="single" w:sz="8" w:space="0" w:color="000000"/>
+              <w:right w:val="single" w:sz="8" w:space="0" w:color="000000"/>
             </w:tcBorders>
           </w:tcPr>
           <w:p>
@@ -26162,8 +26850,10 @@
           <w:tcPr>
             <w:tcW w:w="1979" w:type="dxa"/>
             <w:tcBorders>
-              <w:top w:val="single" w:sz="4" w:space="0" w:color="D0D7DE"/>
-              <w:bottom w:val="single" w:sz="4" w:space="0" w:color="D0D7DE"/>
+              <w:top w:val="single" w:sz="8" w:space="0" w:color="000000"/>
+              <w:left w:val="single" w:sz="8" w:space="0" w:color="000000"/>
+              <w:bottom w:val="single" w:sz="8" w:space="0" w:color="000000"/>
+              <w:right w:val="single" w:sz="8" w:space="0" w:color="000000"/>
             </w:tcBorders>
           </w:tcPr>
           <w:p>
@@ -26195,8 +26885,10 @@
           <w:tcPr>
             <w:tcW w:w="1980" w:type="dxa"/>
             <w:tcBorders>
-              <w:top w:val="single" w:sz="4" w:space="0" w:color="D0D7DE"/>
-              <w:bottom w:val="single" w:sz="4" w:space="0" w:color="D0D7DE"/>
+              <w:top w:val="single" w:sz="8" w:space="0" w:color="000000"/>
+              <w:left w:val="single" w:sz="8" w:space="0" w:color="000000"/>
+              <w:bottom w:val="single" w:sz="8" w:space="0" w:color="000000"/>
+              <w:right w:val="single" w:sz="8" w:space="0" w:color="000000"/>
             </w:tcBorders>
           </w:tcPr>
           <w:p>
@@ -26225,8 +26917,10 @@
           <w:tcPr>
             <w:tcW w:w="1980" w:type="dxa"/>
             <w:tcBorders>
-              <w:top w:val="single" w:sz="4" w:space="0" w:color="D0D7DE"/>
-              <w:bottom w:val="single" w:sz="4" w:space="0" w:color="D0D7DE"/>
+              <w:top w:val="single" w:sz="8" w:space="0" w:color="000000"/>
+              <w:left w:val="single" w:sz="8" w:space="0" w:color="000000"/>
+              <w:bottom w:val="single" w:sz="8" w:space="0" w:color="000000"/>
+              <w:right w:val="single" w:sz="8" w:space="0" w:color="000000"/>
             </w:tcBorders>
           </w:tcPr>
           <w:p>
@@ -26255,8 +26949,10 @@
           <w:tcPr>
             <w:tcW w:w="1980" w:type="dxa"/>
             <w:tcBorders>
-              <w:top w:val="single" w:sz="4" w:space="0" w:color="D0D7DE"/>
-              <w:bottom w:val="single" w:sz="4" w:space="0" w:color="D0D7DE"/>
+              <w:top w:val="single" w:sz="8" w:space="0" w:color="000000"/>
+              <w:left w:val="single" w:sz="8" w:space="0" w:color="000000"/>
+              <w:bottom w:val="single" w:sz="8" w:space="0" w:color="000000"/>
+              <w:right w:val="single" w:sz="8" w:space="0" w:color="000000"/>
             </w:tcBorders>
           </w:tcPr>
           <w:p>
@@ -26285,8 +26981,10 @@
           <w:tcPr>
             <w:tcW w:w="1979" w:type="dxa"/>
             <w:tcBorders>
-              <w:top w:val="single" w:sz="4" w:space="0" w:color="D0D7DE"/>
-              <w:bottom w:val="single" w:sz="4" w:space="0" w:color="D0D7DE"/>
+              <w:top w:val="single" w:sz="8" w:space="0" w:color="000000"/>
+              <w:left w:val="single" w:sz="8" w:space="0" w:color="000000"/>
+              <w:bottom w:val="single" w:sz="8" w:space="0" w:color="000000"/>
+              <w:right w:val="single" w:sz="8" w:space="0" w:color="000000"/>
             </w:tcBorders>
           </w:tcPr>
           <w:p>
@@ -26318,7 +27016,10 @@
           <w:tcPr>
             <w:tcW w:w="1980" w:type="dxa"/>
             <w:tcBorders>
-              <w:top w:val="single" w:sz="4" w:space="0" w:color="D0D7DE"/>
+              <w:top w:val="single" w:sz="8" w:space="0" w:color="000000"/>
+              <w:left w:val="single" w:sz="8" w:space="0" w:color="000000"/>
+              <w:bottom w:val="single" w:sz="8" w:space="0" w:color="000000"/>
+              <w:right w:val="single" w:sz="8" w:space="0" w:color="000000"/>
             </w:tcBorders>
           </w:tcPr>
           <w:p>
@@ -26347,7 +27048,10 @@
           <w:tcPr>
             <w:tcW w:w="1980" w:type="dxa"/>
             <w:tcBorders>
-              <w:top w:val="single" w:sz="4" w:space="0" w:color="D0D7DE"/>
+              <w:top w:val="single" w:sz="8" w:space="0" w:color="000000"/>
+              <w:left w:val="single" w:sz="8" w:space="0" w:color="000000"/>
+              <w:bottom w:val="single" w:sz="8" w:space="0" w:color="000000"/>
+              <w:right w:val="single" w:sz="8" w:space="0" w:color="000000"/>
             </w:tcBorders>
           </w:tcPr>
           <w:p>
@@ -26376,7 +27080,10 @@
           <w:tcPr>
             <w:tcW w:w="1980" w:type="dxa"/>
             <w:tcBorders>
-              <w:top w:val="single" w:sz="4" w:space="0" w:color="D0D7DE"/>
+              <w:top w:val="single" w:sz="8" w:space="0" w:color="000000"/>
+              <w:left w:val="single" w:sz="8" w:space="0" w:color="000000"/>
+              <w:bottom w:val="single" w:sz="8" w:space="0" w:color="000000"/>
+              <w:right w:val="single" w:sz="8" w:space="0" w:color="000000"/>
             </w:tcBorders>
           </w:tcPr>
           <w:p>
@@ -26405,7 +27112,10 @@
           <w:tcPr>
             <w:tcW w:w="1979" w:type="dxa"/>
             <w:tcBorders>
-              <w:top w:val="single" w:sz="4" w:space="0" w:color="D0D7DE"/>
+              <w:top w:val="single" w:sz="8" w:space="0" w:color="000000"/>
+              <w:left w:val="single" w:sz="8" w:space="0" w:color="000000"/>
+              <w:bottom w:val="single" w:sz="8" w:space="0" w:color="000000"/>
+              <w:right w:val="single" w:sz="8" w:space="0" w:color="000000"/>
             </w:tcBorders>
           </w:tcPr>
           <w:p>
@@ -26546,7 +27256,7 @@
     </w:r>
     <w:r>
       <w:rPr/>
-      <w:t>51</w:t>
+      <w:t>50</w:t>
     </w:r>
     <w:r>
       <w:rPr/>
@@ -26603,7 +27313,7 @@
     <w:r>
       <w:rPr/>
       <w:drawing>
-        <wp:anchor behindDoc="1" distT="0" distB="0" distL="0" distR="0" simplePos="0" locked="0" layoutInCell="0" allowOverlap="1" relativeHeight="61">
+        <wp:anchor behindDoc="1" distT="0" distB="0" distL="0" distR="0" simplePos="0" locked="0" layoutInCell="0" allowOverlap="1" relativeHeight="60">
           <wp:simplePos x="0" y="0"/>
           <wp:positionH relativeFrom="margin">
             <wp:posOffset>4845050</wp:posOffset>
@@ -26614,7 +27324,7 @@
           <wp:extent cx="887730" cy="318135"/>
           <wp:effectExtent l="0" t="0" r="0" b="0"/>
           <wp:wrapNone/>
-          <wp:docPr id="37" name="image2.png" descr=""/>
+          <wp:docPr id="9" name="image2.png" descr=""/>
           <wp:cNvGraphicFramePr>
             <a:graphicFrameLocks xmlns:a="http://schemas.openxmlformats.org/drawingml/2006/main" noChangeAspect="1"/>
           </wp:cNvGraphicFramePr>
@@ -26622,7 +27332,7 @@
             <a:graphicData uri="http://schemas.openxmlformats.org/drawingml/2006/picture">
               <pic:pic xmlns:pic="http://schemas.openxmlformats.org/drawingml/2006/picture">
                 <pic:nvPicPr>
-                  <pic:cNvPr id="37" name="image2.png" descr=""/>
+                  <pic:cNvPr id="9" name="image2.png" descr=""/>
                   <pic:cNvPicPr>
                     <a:picLocks noChangeAspect="1" noChangeArrowheads="1"/>
                   </pic:cNvPicPr>
@@ -26648,7 +27358,7 @@
         </wp:anchor>
       </w:drawing>
       <w:drawing>
-        <wp:anchor behindDoc="1" distT="0" distB="0" distL="0" distR="0" simplePos="0" locked="0" layoutInCell="0" allowOverlap="1" relativeHeight="112">
+        <wp:anchor behindDoc="1" distT="0" distB="0" distL="0" distR="0" simplePos="0" locked="0" layoutInCell="0" allowOverlap="1" relativeHeight="110">
           <wp:simplePos x="0" y="0"/>
           <wp:positionH relativeFrom="page">
             <wp:posOffset>752475</wp:posOffset>
@@ -26659,7 +27369,7 @@
           <wp:extent cx="1401445" cy="595630"/>
           <wp:effectExtent l="0" t="0" r="0" b="0"/>
           <wp:wrapNone/>
-          <wp:docPr id="38" name="image1.png" descr=""/>
+          <wp:docPr id="10" name="image1.png" descr=""/>
           <wp:cNvGraphicFramePr>
             <a:graphicFrameLocks xmlns:a="http://schemas.openxmlformats.org/drawingml/2006/main" noChangeAspect="1"/>
           </wp:cNvGraphicFramePr>
@@ -26667,7 +27377,7 @@
             <a:graphicData uri="http://schemas.openxmlformats.org/drawingml/2006/picture">
               <pic:pic xmlns:pic="http://schemas.openxmlformats.org/drawingml/2006/picture">
                 <pic:nvPicPr>
-                  <pic:cNvPr id="38" name="image1.png" descr=""/>
+                  <pic:cNvPr id="10" name="image1.png" descr=""/>
                   <pic:cNvPicPr>
                     <a:picLocks noChangeAspect="1" noChangeArrowheads="1"/>
                   </pic:cNvPicPr>
@@ -26722,7 +27432,7 @@
           <wp:extent cx="1401445" cy="595630"/>
           <wp:effectExtent l="0" t="0" r="0" b="0"/>
           <wp:wrapNone/>
-          <wp:docPr id="39" name="Image10" descr=""/>
+          <wp:docPr id="11" name="Image10" descr=""/>
           <wp:cNvGraphicFramePr>
             <a:graphicFrameLocks xmlns:a="http://schemas.openxmlformats.org/drawingml/2006/main" noChangeAspect="1"/>
           </wp:cNvGraphicFramePr>
@@ -26730,7 +27440,7 @@
             <a:graphicData uri="http://schemas.openxmlformats.org/drawingml/2006/picture">
               <pic:pic xmlns:pic="http://schemas.openxmlformats.org/drawingml/2006/picture">
                 <pic:nvPicPr>
-                  <pic:cNvPr id="39" name="Image10" descr=""/>
+                  <pic:cNvPr id="11" name="Image10" descr=""/>
                   <pic:cNvPicPr>
                     <a:picLocks noChangeAspect="1" noChangeArrowheads="1"/>
                   </pic:cNvPicPr>
@@ -26767,7 +27477,7 @@
           <wp:extent cx="887730" cy="318135"/>
           <wp:effectExtent l="0" t="0" r="0" b="0"/>
           <wp:wrapSquare wrapText="bothSides"/>
-          <wp:docPr id="40" name="Image9" descr=""/>
+          <wp:docPr id="12" name="Image9" descr=""/>
           <wp:cNvGraphicFramePr>
             <a:graphicFrameLocks xmlns:a="http://schemas.openxmlformats.org/drawingml/2006/main" noChangeAspect="1"/>
           </wp:cNvGraphicFramePr>
@@ -26775,7 +27485,7 @@
             <a:graphicData uri="http://schemas.openxmlformats.org/drawingml/2006/picture">
               <pic:pic xmlns:pic="http://schemas.openxmlformats.org/drawingml/2006/picture">
                 <pic:nvPicPr>
-                  <pic:cNvPr id="40" name="Image9" descr=""/>
+                  <pic:cNvPr id="12" name="Image9" descr=""/>
                   <pic:cNvPicPr>
                     <a:picLocks noChangeAspect="1" noChangeArrowheads="1"/>
                   </pic:cNvPicPr>
@@ -29048,9 +29758,12 @@
     </w:pPr>
     <w:tblPr>
       <w:tblBorders>
-        <w:top w:val="single" w:color="595959" w:sz="8" w:space="0"/>
-        <w:bottom w:val="single" w:color="595959" w:sz="8" w:space="0"/>
-        <w:insideH w:val="single" w:color="D0D7DE" w:sz="4" w:space="0"/>
+        <w:top w:val="single" w:color="000000" w:sz="8" w:space="0"/>
+        <w:left w:val="single" w:color="000000" w:sz="8" w:space="0"/>
+        <w:bottom w:val="single" w:color="000000" w:sz="8" w:space="0"/>
+        <w:right w:val="single" w:color="000000" w:sz="8" w:space="0"/>
+        <w:insideH w:val="single" w:color="000000" w:sz="8" w:space="0"/>
+        <w:insideV w:val="single" w:color="000000" w:sz="8" w:space="0"/>
       </w:tblBorders>
       <w:tblCellMar>
         <w:top w:w="30" w:type="dxa"/>

--- a/01_Report/MTE4593 Group 9 SMR Report.docx
+++ b/01_Report/MTE4593 Group 9 SMR Report.docx
@@ -183,7 +183,7 @@
               <w:webHidden/>
               <w:rStyle w:val="IndexLink"/>
             </w:rPr>
-            <w:instrText xml:space="preserve"> TOC \z \o "1-2" \u \h</w:instrText>
+            <w:instrText xml:space="preserve"> TOC \z \o "1-3" \u \h</w:instrText>
           </w:r>
           <w:r>
             <w:rPr>
@@ -299,6 +299,101 @@
         </w:p>
         <w:p>
           <w:pPr>
+            <w:pStyle w:val="TOC3"/>
+            <w:tabs>
+              <w:tab w:val="clear" w:pos="9026"/>
+              <w:tab w:val="right" w:pos="9025" w:leader="dot"/>
+            </w:tabs>
+            <w:rPr/>
+          </w:pPr>
+          <w:r>
+            <w:rPr>
+              <w:webHidden/>
+              <w:rStyle w:val="IndexLink"/>
+            </w:rPr>
+            <w:t>3.1.1 Current Projects and Patents</w:t>
+            <w:tab/>
+            <w:t>4</w:t>
+          </w:r>
+        </w:p>
+        <w:p>
+          <w:pPr>
+            <w:pStyle w:val="TOC3"/>
+            <w:tabs>
+              <w:tab w:val="clear" w:pos="9026"/>
+              <w:tab w:val="right" w:pos="9025" w:leader="dot"/>
+            </w:tabs>
+            <w:rPr/>
+          </w:pPr>
+          <w:r>
+            <w:rPr>
+              <w:webHidden/>
+              <w:rStyle w:val="IndexLink"/>
+            </w:rPr>
+            <w:t>3.1.2 Technical Descriptions</w:t>
+            <w:tab/>
+            <w:t>5</w:t>
+          </w:r>
+        </w:p>
+        <w:p>
+          <w:pPr>
+            <w:pStyle w:val="TOC3"/>
+            <w:tabs>
+              <w:tab w:val="clear" w:pos="9026"/>
+              <w:tab w:val="right" w:pos="9025" w:leader="dot"/>
+            </w:tabs>
+            <w:rPr/>
+          </w:pPr>
+          <w:r>
+            <w:rPr>
+              <w:webHidden/>
+              <w:rStyle w:val="IndexLink"/>
+            </w:rPr>
+            <w:t>3.1.3 Barriers to Emissions Reduction</w:t>
+            <w:tab/>
+            <w:t>6</w:t>
+          </w:r>
+        </w:p>
+        <w:p>
+          <w:pPr>
+            <w:pStyle w:val="TOC3"/>
+            <w:tabs>
+              <w:tab w:val="clear" w:pos="9026"/>
+              <w:tab w:val="right" w:pos="9025" w:leader="dot"/>
+            </w:tabs>
+            <w:rPr/>
+          </w:pPr>
+          <w:r>
+            <w:rPr>
+              <w:webHidden/>
+              <w:rStyle w:val="IndexLink"/>
+            </w:rPr>
+            <w:t>3.1.4 The Proposed Initiative</w:t>
+            <w:tab/>
+            <w:t>7</w:t>
+          </w:r>
+        </w:p>
+        <w:p>
+          <w:pPr>
+            <w:pStyle w:val="TOC3"/>
+            <w:tabs>
+              <w:tab w:val="clear" w:pos="9026"/>
+              <w:tab w:val="right" w:pos="9025" w:leader="dot"/>
+            </w:tabs>
+            <w:rPr/>
+          </w:pPr>
+          <w:r>
+            <w:rPr>
+              <w:webHidden/>
+              <w:rStyle w:val="IndexLink"/>
+            </w:rPr>
+            <w:t>3.1.5 Materials from Extraction to End-of-Life</w:t>
+            <w:tab/>
+            <w:t>8</w:t>
+          </w:r>
+        </w:p>
+        <w:p>
+          <w:pPr>
             <w:pStyle w:val="TOC2"/>
             <w:tabs>
               <w:tab w:val="clear" w:pos="9026"/>
@@ -318,6 +413,101 @@
         </w:p>
         <w:p>
           <w:pPr>
+            <w:pStyle w:val="TOC3"/>
+            <w:tabs>
+              <w:tab w:val="clear" w:pos="9026"/>
+              <w:tab w:val="right" w:pos="9025" w:leader="dot"/>
+            </w:tabs>
+            <w:rPr/>
+          </w:pPr>
+          <w:r>
+            <w:rPr>
+              <w:webHidden/>
+              <w:rStyle w:val="IndexLink"/>
+            </w:rPr>
+            <w:t>3.2.1 Goal, Scope and Method</w:t>
+            <w:tab/>
+            <w:t>9</w:t>
+          </w:r>
+        </w:p>
+        <w:p>
+          <w:pPr>
+            <w:pStyle w:val="TOC3"/>
+            <w:tabs>
+              <w:tab w:val="clear" w:pos="9026"/>
+              <w:tab w:val="right" w:pos="9025" w:leader="dot"/>
+            </w:tabs>
+            <w:rPr/>
+          </w:pPr>
+          <w:r>
+            <w:rPr>
+              <w:webHidden/>
+              <w:rStyle w:val="IndexLink"/>
+            </w:rPr>
+            <w:t>3.2.2 Baseline and Hotspots</w:t>
+            <w:tab/>
+            <w:t>10</w:t>
+          </w:r>
+        </w:p>
+        <w:p>
+          <w:pPr>
+            <w:pStyle w:val="TOC3"/>
+            <w:tabs>
+              <w:tab w:val="clear" w:pos="9026"/>
+              <w:tab w:val="right" w:pos="9025" w:leader="dot"/>
+            </w:tabs>
+            <w:rPr/>
+          </w:pPr>
+          <w:r>
+            <w:rPr>
+              <w:webHidden/>
+              <w:rStyle w:val="IndexLink"/>
+            </w:rPr>
+            <w:t>3.2.3 The Initiative against the Baseline</w:t>
+            <w:tab/>
+            <w:t>11</w:t>
+          </w:r>
+        </w:p>
+        <w:p>
+          <w:pPr>
+            <w:pStyle w:val="TOC3"/>
+            <w:tabs>
+              <w:tab w:val="clear" w:pos="9026"/>
+              <w:tab w:val="right" w:pos="9025" w:leader="dot"/>
+            </w:tabs>
+            <w:rPr/>
+          </w:pPr>
+          <w:r>
+            <w:rPr>
+              <w:webHidden/>
+              <w:rStyle w:val="IndexLink"/>
+            </w:rPr>
+            <w:t>3.2.4 Uncertainty Analysis</w:t>
+            <w:tab/>
+            <w:t>12</w:t>
+          </w:r>
+        </w:p>
+        <w:p>
+          <w:pPr>
+            <w:pStyle w:val="TOC3"/>
+            <w:tabs>
+              <w:tab w:val="clear" w:pos="9026"/>
+              <w:tab w:val="right" w:pos="9025" w:leader="dot"/>
+            </w:tabs>
+            <w:rPr/>
+          </w:pPr>
+          <w:r>
+            <w:rPr>
+              <w:webHidden/>
+              <w:rStyle w:val="IndexLink"/>
+            </w:rPr>
+            <w:t>3.2.5 Comparison with Published Values</w:t>
+            <w:tab/>
+            <w:t>13</w:t>
+          </w:r>
+        </w:p>
+        <w:p>
+          <w:pPr>
             <w:pStyle w:val="TOC2"/>
             <w:tabs>
               <w:tab w:val="clear" w:pos="9026"/>
@@ -330,9 +520,66 @@
               <w:webHidden/>
               <w:rStyle w:val="IndexLink"/>
             </w:rPr>
-            <w:t>3.3 National Strategies and Industrial Policies: Carbon Avoided in Ontario and Australia</w:t>
+            <w:t>3.3 National Strategies and Industrial Policies</w:t>
             <w:tab/>
             <w:t>14</w:t>
+          </w:r>
+        </w:p>
+        <w:p>
+          <w:pPr>
+            <w:pStyle w:val="TOC3"/>
+            <w:tabs>
+              <w:tab w:val="clear" w:pos="9026"/>
+              <w:tab w:val="right" w:pos="9025" w:leader="dot"/>
+            </w:tabs>
+            <w:rPr/>
+          </w:pPr>
+          <w:r>
+            <w:rPr>
+              <w:webHidden/>
+              <w:rStyle w:val="IndexLink"/>
+            </w:rPr>
+            <w:t>3.3.1 The Value of Schedule</w:t>
+            <w:tab/>
+            <w:t>14</w:t>
+          </w:r>
+        </w:p>
+        <w:p>
+          <w:pPr>
+            <w:pStyle w:val="TOC3"/>
+            <w:tabs>
+              <w:tab w:val="clear" w:pos="9026"/>
+              <w:tab w:val="right" w:pos="9025" w:leader="dot"/>
+            </w:tabs>
+            <w:rPr/>
+          </w:pPr>
+          <w:r>
+            <w:rPr>
+              <w:webHidden/>
+              <w:rStyle w:val="IndexLink"/>
+            </w:rPr>
+            <w:t>3.3.2 Carbon Displaced: Darlington vs Liddell</w:t>
+            <w:tab/>
+            <w:t>15</w:t>
+          </w:r>
+        </w:p>
+        <w:p>
+          <w:pPr>
+            <w:pStyle w:val="TOC3"/>
+            <w:tabs>
+              <w:tab w:val="clear" w:pos="9026"/>
+              <w:tab w:val="right" w:pos="9025" w:leader="dot"/>
+            </w:tabs>
+            <w:rPr/>
+          </w:pPr>
+          <w:r>
+            <w:rPr>
+              <w:webHidden/>
+              <w:rStyle w:val="IndexLink"/>
+            </w:rPr>
+            <w:t>3.3.3 Firmed Renewables for the Same Money</w:t>
+            <w:tab/>
+            <w:t>16</w:t>
           </w:r>
         </w:p>
         <w:p>
@@ -356,6 +603,44 @@
         </w:p>
         <w:p>
           <w:pPr>
+            <w:pStyle w:val="TOC3"/>
+            <w:tabs>
+              <w:tab w:val="clear" w:pos="9026"/>
+              <w:tab w:val="right" w:pos="9025" w:leader="dot"/>
+            </w:tabs>
+            <w:rPr/>
+          </w:pPr>
+          <w:r>
+            <w:rPr>
+              <w:webHidden/>
+              <w:rStyle w:val="IndexLink"/>
+            </w:rPr>
+            <w:t>3.4.1 Stakeholders and Money Flows</w:t>
+            <w:tab/>
+            <w:t>16</w:t>
+          </w:r>
+        </w:p>
+        <w:p>
+          <w:pPr>
+            <w:pStyle w:val="TOC3"/>
+            <w:tabs>
+              <w:tab w:val="clear" w:pos="9026"/>
+              <w:tab w:val="right" w:pos="9025" w:leader="dot"/>
+            </w:tabs>
+            <w:rPr/>
+          </w:pPr>
+          <w:r>
+            <w:rPr>
+              <w:webHidden/>
+              <w:rStyle w:val="IndexLink"/>
+            </w:rPr>
+            <w:t>3.4.2 Social Licence</w:t>
+            <w:tab/>
+            <w:t>18</w:t>
+          </w:r>
+        </w:p>
+        <w:p>
+          <w:pPr>
             <w:pStyle w:val="TOC2"/>
             <w:tabs>
               <w:tab w:val="clear" w:pos="9026"/>
@@ -371,6 +656,44 @@
             <w:t>3.5 Market Analysis and Economic Feasibility</w:t>
             <w:tab/>
             <w:t>20</w:t>
+          </w:r>
+        </w:p>
+        <w:p>
+          <w:pPr>
+            <w:pStyle w:val="TOC3"/>
+            <w:tabs>
+              <w:tab w:val="clear" w:pos="9026"/>
+              <w:tab w:val="right" w:pos="9025" w:leader="dot"/>
+            </w:tabs>
+            <w:rPr/>
+          </w:pPr>
+          <w:r>
+            <w:rPr>
+              <w:webHidden/>
+              <w:rStyle w:val="IndexLink"/>
+            </w:rPr>
+            <w:t>3.5.1 Economics, Finance and Market Barriers</w:t>
+            <w:tab/>
+            <w:t>20</w:t>
+          </w:r>
+        </w:p>
+        <w:p>
+          <w:pPr>
+            <w:pStyle w:val="TOC3"/>
+            <w:tabs>
+              <w:tab w:val="clear" w:pos="9026"/>
+              <w:tab w:val="right" w:pos="9025" w:leader="dot"/>
+            </w:tabs>
+            <w:rPr/>
+          </w:pPr>
+          <w:r>
+            <w:rPr>
+              <w:webHidden/>
+              <w:rStyle w:val="IndexLink"/>
+            </w:rPr>
+            <w:t>3.5.2 Supply Concentration and Geopolitics</w:t>
+            <w:tab/>
+            <w:t>22</w:t>
           </w:r>
         </w:p>
         <w:p>
@@ -394,7 +717,7 @@
         </w:p>
         <w:p>
           <w:pPr>
-            <w:pStyle w:val="TOC2"/>
+            <w:pStyle w:val="TOC3"/>
             <w:tabs>
               <w:tab w:val="clear" w:pos="9026"/>
               <w:tab w:val="right" w:pos="9025" w:leader="dot"/>
@@ -406,9 +729,28 @@
               <w:webHidden/>
               <w:rStyle w:val="IndexLink"/>
             </w:rPr>
-            <w:t>3.7 Triple-bottom-line evaluation and multi-criteria analysis</w:t>
+            <w:t>3.6.1 Law, Regulation and Licensing</w:t>
             <w:tab/>
-            <w:t>26</w:t>
+            <w:t>23</w:t>
+          </w:r>
+        </w:p>
+        <w:p>
+          <w:pPr>
+            <w:pStyle w:val="TOC3"/>
+            <w:tabs>
+              <w:tab w:val="clear" w:pos="9026"/>
+              <w:tab w:val="right" w:pos="9025" w:leader="dot"/>
+            </w:tabs>
+            <w:rPr/>
+          </w:pPr>
+          <w:r>
+            <w:rPr>
+              <w:webHidden/>
+              <w:rStyle w:val="IndexLink"/>
+            </w:rPr>
+            <w:t>3.6.2 Implementation Pathway</w:t>
+            <w:tab/>
+            <w:t>24</w:t>
           </w:r>
         </w:p>
         <w:p>
@@ -425,7 +767,83 @@
               <w:webHidden/>
               <w:rStyle w:val="IndexLink"/>
             </w:rPr>
-            <w:t>3.8 Future material properties and processes</w:t>
+            <w:t>3.7 Triple Bottom Line and Multi-Criteria Analysis</w:t>
+            <w:tab/>
+            <w:t>26</w:t>
+          </w:r>
+        </w:p>
+        <w:p>
+          <w:pPr>
+            <w:pStyle w:val="TOC3"/>
+            <w:tabs>
+              <w:tab w:val="clear" w:pos="9026"/>
+              <w:tab w:val="right" w:pos="9025" w:leader="dot"/>
+            </w:tabs>
+            <w:rPr/>
+          </w:pPr>
+          <w:r>
+            <w:rPr>
+              <w:webHidden/>
+              <w:rStyle w:val="IndexLink"/>
+            </w:rPr>
+            <w:t>3.7.1 Triple Bottom Line</w:t>
+            <w:tab/>
+            <w:t>26</w:t>
+          </w:r>
+        </w:p>
+        <w:p>
+          <w:pPr>
+            <w:pStyle w:val="TOC3"/>
+            <w:tabs>
+              <w:tab w:val="clear" w:pos="9026"/>
+              <w:tab w:val="right" w:pos="9025" w:leader="dot"/>
+            </w:tabs>
+            <w:rPr/>
+          </w:pPr>
+          <w:r>
+            <w:rPr>
+              <w:webHidden/>
+              <w:rStyle w:val="IndexLink"/>
+            </w:rPr>
+            <w:t>3.7.2 Multi-Criteria Analysis</w:t>
+            <w:tab/>
+            <w:t>27</w:t>
+          </w:r>
+        </w:p>
+        <w:p>
+          <w:pPr>
+            <w:pStyle w:val="TOC3"/>
+            <w:tabs>
+              <w:tab w:val="clear" w:pos="9026"/>
+              <w:tab w:val="right" w:pos="9025" w:leader="dot"/>
+            </w:tabs>
+            <w:rPr/>
+          </w:pPr>
+          <w:r>
+            <w:rPr>
+              <w:webHidden/>
+              <w:rStyle w:val="IndexLink"/>
+            </w:rPr>
+            <w:t>3.7.3 Verdict and Limits</w:t>
+            <w:tab/>
+            <w:t>28</w:t>
+          </w:r>
+        </w:p>
+        <w:p>
+          <w:pPr>
+            <w:pStyle w:val="TOC2"/>
+            <w:tabs>
+              <w:tab w:val="clear" w:pos="9026"/>
+              <w:tab w:val="right" w:pos="9025" w:leader="dot"/>
+            </w:tabs>
+            <w:rPr/>
+          </w:pPr>
+          <w:r>
+            <w:rPr>
+              <w:webHidden/>
+              <w:rStyle w:val="IndexLink"/>
+            </w:rPr>
+            <w:t>3.8 Future Material Properties and Processes</w:t>
             <w:tab/>
             <w:t>28</w:t>
           </w:r>
@@ -1982,7 +2400,7 @@
       </w:pPr>
       <w:r>
         <w:rPr/>
-        <w:t>3.1.2 Technical Descriptions: the BWRX-300 at Darlington</w:t>
+        <w:t>3.1.2 Technical Descriptions</w:t>
       </w:r>
     </w:p>
     <w:p>
@@ -2012,7 +2430,7 @@
       </w:pPr>
       <w:r>
         <w:rPr/>
-        <w:t>3.1.3 Barriers to cutting emissions with small modular reactors</w:t>
+        <w:t>3.1.3 Barriers to Emissions Reduction</w:t>
       </w:r>
     </w:p>
     <w:p>
@@ -3377,7 +3795,7 @@
       </w:pPr>
       <w:r>
         <w:rPr/>
-        <w:t>3.1.4 The initiative: low-clinker concrete for the Darlington Units 2–4 infill</w:t>
+        <w:t>3.1.4 The Proposed Initiative</w:t>
       </w:r>
     </w:p>
     <w:p>
@@ -3956,7 +4374,7 @@
       </w:pPr>
       <w:r>
         <w:rPr/>
-        <w:t>3.1.5 Materials from extraction to end-of-life</w:t>
+        <w:t>3.1.5 Materials from Extraction to End-of-Life</w:t>
       </w:r>
     </w:p>
     <w:p>
@@ -4739,7 +5157,7 @@
       </w:pPr>
       <w:r>
         <w:rPr/>
-        <w:t>3.2.1 Goal, scope and method</w:t>
+        <w:t>3.2.1 Goal, Scope and Method</w:t>
       </w:r>
     </w:p>
     <w:p>
@@ -4835,7 +5253,7 @@
       </w:pPr>
       <w:r>
         <w:rPr/>
-        <w:t>3.2.2 Baseline and hotspots</w:t>
+        <w:t>3.2.2 Baseline and Hotspots</w:t>
       </w:r>
     </w:p>
     <w:p>
@@ -4942,7 +5360,7 @@
       </w:pPr>
       <w:r>
         <w:rPr/>
-        <w:t>3.2.3 The initiative against the baseline</w:t>
+        <w:t>3.2.3 The Initiative against the Baseline</w:t>
       </w:r>
     </w:p>
     <w:p>
@@ -5868,7 +6286,7 @@
       </w:pPr>
       <w:r>
         <w:rPr/>
-        <w:t>3.2.4 Uncertainty: tornado and Monte Carlo</w:t>
+        <w:t>3.2.4 Uncertainty Analysis</w:t>
       </w:r>
     </w:p>
     <w:p>
@@ -6020,7 +6438,7 @@
       </w:pPr>
       <w:r>
         <w:rPr/>
-        <w:t>3.2.5 Comparison with published values</w:t>
+        <w:t>3.2.5 Comparison with Published Values</w:t>
       </w:r>
     </w:p>
     <w:p>
@@ -6116,7 +6534,7 @@
       </w:pPr>
       <w:r>
         <w:rPr/>
-        <w:t>3.3 National Strategies and Industrial Policies: Carbon Avoided in Ontario and Australia</w:t>
+        <w:t>3.3 National Strategies and Industrial Policies</w:t>
       </w:r>
     </w:p>
     <w:p>
@@ -6136,7 +6554,7 @@
       </w:pPr>
       <w:r>
         <w:rPr/>
-        <w:t>3.3.1 The value of schedule</w:t>
+        <w:t>3.3.1 The Value of Schedule</w:t>
       </w:r>
     </w:p>
     <w:p>
@@ -6627,7 +7045,7 @@
       </w:pPr>
       <w:r>
         <w:rPr/>
-        <w:t>3.3.2 What one BWRX-300 displaces: Darlington vs Liddell</w:t>
+        <w:t>3.3.2 Carbon Displaced: Darlington vs Liddell</w:t>
       </w:r>
     </w:p>
     <w:p>
@@ -6723,7 +7141,7 @@
       </w:pPr>
       <w:r>
         <w:rPr/>
-        <w:t>3.3.3 The same money on firmed renewables</w:t>
+        <w:t>3.3.3 Firmed Renewables for the Same Money</w:t>
       </w:r>
     </w:p>
     <w:p>
@@ -6829,7 +7247,7 @@
       </w:pPr>
       <w:r>
         <w:rPr/>
-        <w:t>3.4.1 Stakeholders and money flows</w:t>
+        <w:t>3.4.1 Stakeholders and Money Flows</w:t>
       </w:r>
     </w:p>
     <w:p>
@@ -7910,7 +8328,7 @@
       </w:pPr>
       <w:r>
         <w:rPr/>
-        <w:t>3.4.2 Social licence</w:t>
+        <w:t>3.4.2 Social Licence</w:t>
       </w:r>
     </w:p>
     <w:p>
@@ -8704,7 +9122,7 @@
       </w:pPr>
       <w:r>
         <w:rPr/>
-        <w:t>3.5.1 Economics, finance and market barriers</w:t>
+        <w:t>3.5.1 Economics, Finance and Market Barriers</w:t>
       </w:r>
     </w:p>
     <w:p>
@@ -9933,7 +10351,7 @@
       </w:pPr>
       <w:r>
         <w:rPr/>
-        <w:t>3.5.2 Supply concentration and geopolitics</w:t>
+        <w:t>3.5.2 Supply Concentration and Geopolitics</w:t>
       </w:r>
     </w:p>
     <w:p>
@@ -11121,7 +11539,7 @@
       </w:pPr>
       <w:r>
         <w:rPr/>
-        <w:t>3.6.1 Law, regulation and licensing</w:t>
+        <w:t>3.6.1 Law, Regulation and Licensing</w:t>
       </w:r>
     </w:p>
     <w:p>
@@ -11932,7 +12350,7 @@
       </w:pPr>
       <w:r>
         <w:rPr/>
-        <w:t>3.6.2 Implementation pathway</w:t>
+        <w:t>3.6.2 Implementation Pathway</w:t>
       </w:r>
     </w:p>
     <w:p>
@@ -13051,7 +13469,7 @@
       </w:pPr>
       <w:r>
         <w:rPr/>
-        <w:t>3.7 Triple-bottom-line evaluation and multi-criteria analysis</w:t>
+        <w:t>3.7 Triple Bottom Line and Multi-Criteria Analysis</w:t>
       </w:r>
     </w:p>
     <w:p>
@@ -13071,7 +13489,7 @@
       </w:pPr>
       <w:r>
         <w:rPr/>
-        <w:t>3.7.1 Triple bottom line</w:t>
+        <w:t>3.7.1 Triple Bottom Line</w:t>
       </w:r>
     </w:p>
     <w:p>
@@ -13975,7 +14393,7 @@
       </w:pPr>
       <w:r>
         <w:rPr/>
-        <w:t>3.7.2 Multi-criteria analysis</w:t>
+        <w:t>3.7.2 Multi-Criteria Analysis</w:t>
       </w:r>
     </w:p>
     <w:p>
@@ -15083,7 +15501,7 @@
       </w:pPr>
       <w:r>
         <w:rPr/>
-        <w:t>3.7.3 Verdict and limits</w:t>
+        <w:t>3.7.3 Verdict and Limits</w:t>
       </w:r>
     </w:p>
     <w:p>
@@ -15123,7 +15541,7 @@
       </w:pPr>
       <w:r>
         <w:rPr/>
-        <w:t>3.8 Future material properties and processes</w:t>
+        <w:t>3.8 Future Material Properties and Processes</w:t>
       </w:r>
     </w:p>
     <w:p>
@@ -18170,17 +18588,20 @@
     </w:p>
     <w:p>
       <w:pPr>
-        <w:pStyle w:val="Heading4"/>
-        <w:rPr/>
-      </w:pPr>
-      <w:r>
-        <w:rPr/>
+        <w:pStyle w:val="BodyText"/>
+        <w:rPr/>
+      </w:pPr>
+      <w:r>
+        <w:rPr>
+          <w:b/>
+          <w:bCs/>
+        </w:rPr>
         <w:t>Legislation</w:t>
       </w:r>
     </w:p>
     <w:p>
       <w:pPr>
-        <w:pStyle w:val="FirstParagraph"/>
+        <w:pStyle w:val="BodyText"/>
         <w:rPr/>
       </w:pPr>
       <w:r>
@@ -18231,17 +18652,20 @@
     </w:p>
     <w:p>
       <w:pPr>
-        <w:pStyle w:val="Heading4"/>
-        <w:rPr/>
-      </w:pPr>
-      <w:r>
-        <w:rPr/>
+        <w:pStyle w:val="BodyText"/>
+        <w:rPr/>
+      </w:pPr>
+      <w:r>
+        <w:rPr>
+          <w:b/>
+          <w:bCs/>
+        </w:rPr>
         <w:t>Cases</w:t>
       </w:r>
     </w:p>
     <w:p>
       <w:pPr>
-        <w:pStyle w:val="FirstParagraph"/>
+        <w:pStyle w:val="BodyText"/>
         <w:rPr/>
       </w:pPr>
       <w:r>
@@ -29657,7 +30081,7 @@
         <w:tab w:val="clear" w:pos="720"/>
         <w:tab w:val="right" w:pos="9026" w:leader="dot"/>
       </w:tabs>
-      <w:spacing w:lineRule="auto" w:line="240" w:before="60" w:after="60"/>
+      <w:spacing w:lineRule="auto" w:line="240" w:before="0" w:after="20"/>
       <w:ind w:left="0"/>
     </w:pPr>
     <w:rPr>
@@ -29679,7 +30103,7 @@
         <w:tab w:val="clear" w:pos="720"/>
         <w:tab w:val="right" w:pos="9026" w:leader="dot"/>
       </w:tabs>
-      <w:spacing w:lineRule="auto" w:line="240" w:before="60" w:after="60"/>
+      <w:spacing w:lineRule="auto" w:line="240" w:before="0" w:after="20"/>
       <w:ind w:left="720"/>
     </w:pPr>
     <w:rPr>
@@ -29699,7 +30123,7 @@
         <w:tab w:val="clear" w:pos="720"/>
         <w:tab w:val="right" w:pos="9026" w:leader="dot"/>
       </w:tabs>
-      <w:spacing w:lineRule="auto" w:line="240" w:before="60" w:after="60"/>
+      <w:spacing w:lineRule="auto" w:line="240" w:before="0" w:after="20"/>
       <w:ind w:left="1440"/>
     </w:pPr>
     <w:rPr>

--- a/01_Report/MTE4593 Group 9 SMR Report.docx
+++ b/01_Report/MTE4593 Group 9 SMR Report.docx
@@ -959,7 +959,7 @@
             </w:rPr>
             <w:t>Appendix B. Policy, economics and supply calculations</w:t>
             <w:tab/>
-            <w:t>44</w:t>
+            <w:t>46</w:t>
           </w:r>
         </w:p>
         <w:p>
@@ -978,7 +978,7 @@
             </w:rPr>
             <w:t>Appendix C. Sensitivity analysis</w:t>
             <w:tab/>
-            <w:t>47</w:t>
+            <w:t>49</w:t>
           </w:r>
         </w:p>
         <w:p>
@@ -997,7 +997,7 @@
             </w:rPr>
             <w:t>Appendix E. Search log</w:t>
             <w:tab/>
-            <w:t>49</w:t>
+            <w:t>50</w:t>
           </w:r>
           <w:r>
             <w:rPr>
@@ -1186,7 +1186,7 @@
       </w:pPr>
       <w:r>
         <w:rPr/>
-        <w:t>A screening study following ISO 14040/14044 principles (International Organization for Standardization, 2006a; 2006b), not critically reviewed: functional unit 1 MWh of net electricity at the grid connection, cradle to grave (Section 3.2.1). A Granta EduPack cross-check was planned but not completed.</w:t>
+        <w:t>A screening study following ISO 14040/14044 principles (International Organization for Standardization, 2006a; 2006b), not critically reviewed: functional unit 1 MWh of net electricity at the grid connection, cradle to grave (Section 3.2.1). The construction materials were cross-checked with a Granta EduPack 2024 Eco Audit of one unit (Appendix A9).</w:t>
       </w:r>
     </w:p>
     <w:p>
@@ -5187,7 +5187,7 @@
       </w:pPr>
       <w:r>
         <w:rPr/>
-        <w:t>A reproducible Python model multiplies quantities by published emission factors (Appendices A and C). Plant quantities come from the Ostrołęka project information sheet (BWRX-300 Ostrołęka sp. z o.o., 2023, as reported): 50,000 m³ of concrete and 14,000 t of steel per unit, a design proxy, not confirmed Darlington quantities. A bottom-up scaling (20,700 m³; Peterson, Zhao and Petroski, 2005) is a cross-check (Appendix A3). A Granta EduPack Eco Audit was planned but not completed; no number here comes from Granta.</w:t>
+        <w:t>A reproducible Python model multiplies quantities by published emission factors (Appendices A and C). Plant quantities come from the Ostrołęka project information sheet (BWRX-300 Ostrołęka sp. z o.o., 2023, as reported): 50,000 m³ of concrete and 14,000 t of steel per unit, a design proxy, not confirmed Darlington quantities. A bottom-up scaling (20,700 m³; Peterson, Zhao and Petroski, 2005) is a cross-check (Appendix A3). Granta EduPack cross-check. A Granta EduPack 2024 Eco Audit of one unit’s construction materials (120,000 t of concrete and 14,000 t of steel, with transport and steel recycling at end of life) gives 58,900 t CO₂e and 660 TJ for the first life, within about 2% of our scripted construction total of 57,600 t (Appendix A9, Figure F9). With the team’s LC³ material record (0.153 kg CO₂e/kg, against 0.158 for the base concrete), Granta’s saving is only about 240 t (−0.5%), because that record does not carry Pillai et al.’s (2019) 29% reduction; at Pillai’s 270 kg CO₂e/m³ (0.1125 kg/kg) the same model gives 2,200 t, matching our result. Granta also shows LC³’s embodied energy 33% lower per kilogram (0.60 against 0.90 MJ/kg), about 14 TJ less per unit.</w:t>
       </w:r>
     </w:p>
     <w:p>
@@ -21964,7 +21964,1384 @@
       </w:pPr>
       <w:r>
         <w:rPr/>
-        <w:t>A Granta EduPack Eco Audit cross-check was planned but not completed; the screening model above is the basis of all results.</w:t>
+        <w:t xml:space="preserve">Granta EduPack 2024 R1 Eco Audit, one BWRX-300, product life 30 years, country of use North America (team model; full reports in the repository, </w:t>
+      </w:r>
+      <w:r>
+        <w:rPr>
+          <w:rStyle w:val="VerbatimChar"/>
+        </w:rPr>
+        <w:t>03_LCA_Calculations/granta/</w:t>
+      </w:r>
+      <w:r>
+        <w:rPr/>
+        <w:t>). Components: base concrete 120,000 t (user-defined record, 0.1583 kg CO₂e/kg, 0.90 MJ/kg); structural steel 6,000 t and modular steel 8,000 t (low-carbon steel, virgin, roll formed); transport by truck, 30 km for concrete and 200 km for steel; steel recycled at end of life, concrete not. In the LC³ case 48,000 t (40%) of the concrete uses the team’s LC³ record (0.1533 kg CO₂e/kg, 0.603 MJ/kg).</w:t>
+      </w:r>
+    </w:p>
+    <w:p>
+      <w:pPr>
+        <w:pStyle w:val="BodyText"/>
+        <w:rPr/>
+      </w:pPr>
+      <w:r>
+        <w:rPr>
+          <w:i/>
+          <w:iCs/>
+        </w:rPr>
+        <w:t>Table A9. Granta Eco Audit results for one unit (first life).</w:t>
+      </w:r>
+      <w:r>
+        <w:rPr/>
+        <w:t xml:space="preserve"> </w:t>
+      </w:r>
+      <w:r>
+        <w:rPr>
+          <w:i/>
+          <w:iCs/>
+        </w:rPr>
+        <w:t>Source: Granta EduPack 2024 R1 Eco Audit reports, Base Reactor and LC3 Reactor (25 October 2026).</w:t>
+      </w:r>
+    </w:p>
+    <w:tbl>
+      <w:tblPr>
+        <w:tblStyle w:val="Table"/>
+        <w:tblW w:w="7920" w:type="dxa"/>
+        <w:jc w:val="left"/>
+        <w:tblInd w:w="0" w:type="dxa"/>
+        <w:tblBorders>
+          <w:top w:val="single" w:sz="8" w:space="0" w:color="000000"/>
+          <w:left w:val="single" w:sz="8" w:space="0" w:color="000000"/>
+          <w:bottom w:val="single" w:sz="8" w:space="0" w:color="000000"/>
+          <w:right w:val="single" w:sz="8" w:space="0" w:color="000000"/>
+          <w:insideH w:val="single" w:sz="8" w:space="0" w:color="000000"/>
+          <w:insideV w:val="single" w:sz="8" w:space="0" w:color="000000"/>
+        </w:tblBorders>
+        <w:tblLayout w:type="fixed"/>
+        <w:tblCellMar>
+          <w:top w:w="30" w:type="dxa"/>
+          <w:left w:w="80" w:type="dxa"/>
+          <w:bottom w:w="30" w:type="dxa"/>
+          <w:right w:w="80" w:type="dxa"/>
+        </w:tblCellMar>
+        <w:tblLook w:val="0020" w:noHBand="0" w:noVBand="0" w:firstColumn="0" w:lastRow="0" w:lastColumn="0" w:firstRow="1"/>
+      </w:tblPr>
+      <w:tblGrid>
+        <w:gridCol w:w="1584"/>
+        <w:gridCol w:w="1584"/>
+        <w:gridCol w:w="1584"/>
+        <w:gridCol w:w="1584"/>
+        <w:gridCol w:w="1584"/>
+      </w:tblGrid>
+      <w:tr>
+        <w:trPr>
+          <w:tblHeader w:val="true"/>
+        </w:trPr>
+        <w:tc>
+          <w:tcPr>
+            <w:tcW w:w="1584" w:type="dxa"/>
+            <w:tcBorders>
+              <w:top w:val="single" w:sz="8" w:space="0" w:color="000000"/>
+              <w:left w:val="single" w:sz="8" w:space="0" w:color="000000"/>
+              <w:bottom w:val="single" w:sz="8" w:space="0" w:color="000000"/>
+              <w:right w:val="single" w:sz="8" w:space="0" w:color="000000"/>
+            </w:tcBorders>
+            <w:shd w:color="auto" w:fill="EDEDED" w:val="clear"/>
+          </w:tcPr>
+          <w:p>
+            <w:pPr>
+              <w:pStyle w:val="Compact"/>
+              <w:widowControl/>
+              <w:spacing w:lineRule="auto" w:line="276" w:before="36" w:after="36"/>
+              <w:jc w:val="left"/>
+              <w:rPr>
+                <w:rFonts w:ascii="Aptos" w:hAnsi="Aptos" w:eastAsia="Aptos" w:cs="Aptos"/>
+                <w:b/>
+                <w:kern w:val="0"/>
+                <w:lang w:val="en-US"/>
+              </w:rPr>
+            </w:pPr>
+            <w:r>
+              <w:rPr>
+                <w:rFonts w:eastAsia="Aptos" w:cs="Aptos"/>
+                <w:b/>
+                <w:kern w:val="0"/>
+                <w:lang w:val="en-US"/>
+              </w:rPr>
+              <w:t>Phase</w:t>
+            </w:r>
+          </w:p>
+        </w:tc>
+        <w:tc>
+          <w:tcPr>
+            <w:tcW w:w="1584" w:type="dxa"/>
+            <w:tcBorders>
+              <w:top w:val="single" w:sz="8" w:space="0" w:color="000000"/>
+              <w:left w:val="single" w:sz="8" w:space="0" w:color="000000"/>
+              <w:bottom w:val="single" w:sz="8" w:space="0" w:color="000000"/>
+              <w:right w:val="single" w:sz="8" w:space="0" w:color="000000"/>
+            </w:tcBorders>
+            <w:shd w:color="auto" w:fill="EDEDED" w:val="clear"/>
+          </w:tcPr>
+          <w:p>
+            <w:pPr>
+              <w:pStyle w:val="Compact"/>
+              <w:widowControl/>
+              <w:spacing w:lineRule="auto" w:line="276" w:before="36" w:after="36"/>
+              <w:jc w:val="right"/>
+              <w:rPr>
+                <w:rFonts w:ascii="Aptos" w:hAnsi="Aptos" w:eastAsia="Aptos" w:cs="Aptos"/>
+                <w:b/>
+                <w:kern w:val="0"/>
+                <w:lang w:val="en-US"/>
+              </w:rPr>
+            </w:pPr>
+            <w:r>
+              <w:rPr>
+                <w:rFonts w:eastAsia="Aptos" w:cs="Aptos"/>
+                <w:b/>
+                <w:kern w:val="0"/>
+                <w:lang w:val="en-US"/>
+              </w:rPr>
+              <w:t>Base: CO₂e (t)</w:t>
+            </w:r>
+          </w:p>
+        </w:tc>
+        <w:tc>
+          <w:tcPr>
+            <w:tcW w:w="1584" w:type="dxa"/>
+            <w:tcBorders>
+              <w:top w:val="single" w:sz="8" w:space="0" w:color="000000"/>
+              <w:left w:val="single" w:sz="8" w:space="0" w:color="000000"/>
+              <w:bottom w:val="single" w:sz="8" w:space="0" w:color="000000"/>
+              <w:right w:val="single" w:sz="8" w:space="0" w:color="000000"/>
+            </w:tcBorders>
+            <w:shd w:color="auto" w:fill="EDEDED" w:val="clear"/>
+          </w:tcPr>
+          <w:p>
+            <w:pPr>
+              <w:pStyle w:val="Compact"/>
+              <w:widowControl/>
+              <w:spacing w:lineRule="auto" w:line="276" w:before="36" w:after="36"/>
+              <w:jc w:val="right"/>
+              <w:rPr>
+                <w:rFonts w:ascii="Aptos" w:hAnsi="Aptos" w:eastAsia="Aptos" w:cs="Aptos"/>
+                <w:b/>
+                <w:kern w:val="0"/>
+                <w:lang w:val="en-US"/>
+              </w:rPr>
+            </w:pPr>
+            <w:r>
+              <w:rPr>
+                <w:rFonts w:eastAsia="Aptos" w:cs="Aptos"/>
+                <w:b/>
+                <w:kern w:val="0"/>
+                <w:lang w:val="en-US"/>
+              </w:rPr>
+              <w:t>LC³: CO₂e (t)</w:t>
+            </w:r>
+          </w:p>
+        </w:tc>
+        <w:tc>
+          <w:tcPr>
+            <w:tcW w:w="1584" w:type="dxa"/>
+            <w:tcBorders>
+              <w:top w:val="single" w:sz="8" w:space="0" w:color="000000"/>
+              <w:left w:val="single" w:sz="8" w:space="0" w:color="000000"/>
+              <w:bottom w:val="single" w:sz="8" w:space="0" w:color="000000"/>
+              <w:right w:val="single" w:sz="8" w:space="0" w:color="000000"/>
+            </w:tcBorders>
+            <w:shd w:color="auto" w:fill="EDEDED" w:val="clear"/>
+          </w:tcPr>
+          <w:p>
+            <w:pPr>
+              <w:pStyle w:val="Compact"/>
+              <w:widowControl/>
+              <w:spacing w:lineRule="auto" w:line="276" w:before="36" w:after="36"/>
+              <w:jc w:val="right"/>
+              <w:rPr>
+                <w:rFonts w:ascii="Aptos" w:hAnsi="Aptos" w:eastAsia="Aptos" w:cs="Aptos"/>
+                <w:b/>
+                <w:kern w:val="0"/>
+                <w:lang w:val="en-US"/>
+              </w:rPr>
+            </w:pPr>
+            <w:r>
+              <w:rPr>
+                <w:rFonts w:eastAsia="Aptos" w:cs="Aptos"/>
+                <w:b/>
+                <w:kern w:val="0"/>
+                <w:lang w:val="en-US"/>
+              </w:rPr>
+              <w:t>Base: energy (TJ)</w:t>
+            </w:r>
+          </w:p>
+        </w:tc>
+        <w:tc>
+          <w:tcPr>
+            <w:tcW w:w="1584" w:type="dxa"/>
+            <w:tcBorders>
+              <w:top w:val="single" w:sz="8" w:space="0" w:color="000000"/>
+              <w:left w:val="single" w:sz="8" w:space="0" w:color="000000"/>
+              <w:bottom w:val="single" w:sz="8" w:space="0" w:color="000000"/>
+              <w:right w:val="single" w:sz="8" w:space="0" w:color="000000"/>
+            </w:tcBorders>
+            <w:shd w:color="auto" w:fill="EDEDED" w:val="clear"/>
+          </w:tcPr>
+          <w:p>
+            <w:pPr>
+              <w:pStyle w:val="Compact"/>
+              <w:widowControl/>
+              <w:spacing w:lineRule="auto" w:line="276" w:before="36" w:after="36"/>
+              <w:jc w:val="right"/>
+              <w:rPr>
+                <w:rFonts w:ascii="Aptos" w:hAnsi="Aptos" w:eastAsia="Aptos" w:cs="Aptos"/>
+                <w:b/>
+                <w:kern w:val="0"/>
+                <w:lang w:val="en-US"/>
+              </w:rPr>
+            </w:pPr>
+            <w:r>
+              <w:rPr>
+                <w:rFonts w:eastAsia="Aptos" w:cs="Aptos"/>
+                <w:b/>
+                <w:kern w:val="0"/>
+                <w:lang w:val="en-US"/>
+              </w:rPr>
+              <w:t>LC³: energy (TJ)</w:t>
+            </w:r>
+          </w:p>
+        </w:tc>
+      </w:tr>
+      <w:tr>
+        <w:trPr/>
+        <w:tc>
+          <w:tcPr>
+            <w:tcW w:w="1584" w:type="dxa"/>
+            <w:tcBorders>
+              <w:top w:val="single" w:sz="8" w:space="0" w:color="000000"/>
+              <w:left w:val="single" w:sz="8" w:space="0" w:color="000000"/>
+              <w:bottom w:val="single" w:sz="8" w:space="0" w:color="000000"/>
+              <w:right w:val="single" w:sz="8" w:space="0" w:color="000000"/>
+            </w:tcBorders>
+          </w:tcPr>
+          <w:p>
+            <w:pPr>
+              <w:pStyle w:val="Compact"/>
+              <w:widowControl/>
+              <w:spacing w:lineRule="auto" w:line="276" w:before="36" w:after="36"/>
+              <w:jc w:val="left"/>
+              <w:rPr>
+                <w:rFonts w:ascii="Aptos" w:hAnsi="Aptos" w:eastAsia="Aptos" w:cs="Aptos"/>
+                <w:kern w:val="0"/>
+                <w:lang w:val="en-US"/>
+              </w:rPr>
+            </w:pPr>
+            <w:r>
+              <w:rPr>
+                <w:rFonts w:eastAsia="Aptos" w:cs="Aptos"/>
+                <w:kern w:val="0"/>
+                <w:lang w:val="en-US"/>
+              </w:rPr>
+              <w:t>Material</w:t>
+            </w:r>
+          </w:p>
+        </w:tc>
+        <w:tc>
+          <w:tcPr>
+            <w:tcW w:w="1584" w:type="dxa"/>
+            <w:tcBorders>
+              <w:top w:val="single" w:sz="8" w:space="0" w:color="000000"/>
+              <w:left w:val="single" w:sz="8" w:space="0" w:color="000000"/>
+              <w:bottom w:val="single" w:sz="8" w:space="0" w:color="000000"/>
+              <w:right w:val="single" w:sz="8" w:space="0" w:color="000000"/>
+            </w:tcBorders>
+          </w:tcPr>
+          <w:p>
+            <w:pPr>
+              <w:pStyle w:val="Compact"/>
+              <w:widowControl/>
+              <w:spacing w:lineRule="auto" w:line="276" w:before="36" w:after="36"/>
+              <w:jc w:val="right"/>
+              <w:rPr>
+                <w:rFonts w:ascii="Aptos" w:hAnsi="Aptos" w:eastAsia="Aptos" w:cs="Aptos"/>
+                <w:kern w:val="0"/>
+                <w:lang w:val="en-US"/>
+              </w:rPr>
+            </w:pPr>
+            <w:r>
+              <w:rPr>
+                <w:rFonts w:eastAsia="Aptos" w:cs="Aptos"/>
+                <w:kern w:val="0"/>
+                <w:lang w:val="en-US"/>
+              </w:rPr>
+              <w:t>51,600</w:t>
+            </w:r>
+          </w:p>
+        </w:tc>
+        <w:tc>
+          <w:tcPr>
+            <w:tcW w:w="1584" w:type="dxa"/>
+            <w:tcBorders>
+              <w:top w:val="single" w:sz="8" w:space="0" w:color="000000"/>
+              <w:left w:val="single" w:sz="8" w:space="0" w:color="000000"/>
+              <w:bottom w:val="single" w:sz="8" w:space="0" w:color="000000"/>
+              <w:right w:val="single" w:sz="8" w:space="0" w:color="000000"/>
+            </w:tcBorders>
+          </w:tcPr>
+          <w:p>
+            <w:pPr>
+              <w:pStyle w:val="Compact"/>
+              <w:widowControl/>
+              <w:spacing w:lineRule="auto" w:line="276" w:before="36" w:after="36"/>
+              <w:jc w:val="right"/>
+              <w:rPr>
+                <w:rFonts w:ascii="Aptos" w:hAnsi="Aptos" w:eastAsia="Aptos" w:cs="Aptos"/>
+                <w:kern w:val="0"/>
+                <w:lang w:val="en-US"/>
+              </w:rPr>
+            </w:pPr>
+            <w:r>
+              <w:rPr>
+                <w:rFonts w:eastAsia="Aptos" w:cs="Aptos"/>
+                <w:kern w:val="0"/>
+                <w:lang w:val="en-US"/>
+              </w:rPr>
+              <w:t>51,400</w:t>
+            </w:r>
+          </w:p>
+        </w:tc>
+        <w:tc>
+          <w:tcPr>
+            <w:tcW w:w="1584" w:type="dxa"/>
+            <w:tcBorders>
+              <w:top w:val="single" w:sz="8" w:space="0" w:color="000000"/>
+              <w:left w:val="single" w:sz="8" w:space="0" w:color="000000"/>
+              <w:bottom w:val="single" w:sz="8" w:space="0" w:color="000000"/>
+              <w:right w:val="single" w:sz="8" w:space="0" w:color="000000"/>
+            </w:tcBorders>
+          </w:tcPr>
+          <w:p>
+            <w:pPr>
+              <w:pStyle w:val="Compact"/>
+              <w:widowControl/>
+              <w:spacing w:lineRule="auto" w:line="276" w:before="36" w:after="36"/>
+              <w:jc w:val="right"/>
+              <w:rPr>
+                <w:rFonts w:ascii="Aptos" w:hAnsi="Aptos" w:eastAsia="Aptos" w:cs="Aptos"/>
+                <w:kern w:val="0"/>
+                <w:lang w:val="en-US"/>
+              </w:rPr>
+            </w:pPr>
+            <w:r>
+              <w:rPr>
+                <w:rFonts w:eastAsia="Aptos" w:cs="Aptos"/>
+                <w:kern w:val="0"/>
+                <w:lang w:val="en-US"/>
+              </w:rPr>
+              <w:t>554</w:t>
+            </w:r>
+          </w:p>
+        </w:tc>
+        <w:tc>
+          <w:tcPr>
+            <w:tcW w:w="1584" w:type="dxa"/>
+            <w:tcBorders>
+              <w:top w:val="single" w:sz="8" w:space="0" w:color="000000"/>
+              <w:left w:val="single" w:sz="8" w:space="0" w:color="000000"/>
+              <w:bottom w:val="single" w:sz="8" w:space="0" w:color="000000"/>
+              <w:right w:val="single" w:sz="8" w:space="0" w:color="000000"/>
+            </w:tcBorders>
+          </w:tcPr>
+          <w:p>
+            <w:pPr>
+              <w:pStyle w:val="Compact"/>
+              <w:widowControl/>
+              <w:spacing w:lineRule="auto" w:line="276" w:before="36" w:after="36"/>
+              <w:jc w:val="right"/>
+              <w:rPr>
+                <w:rFonts w:ascii="Aptos" w:hAnsi="Aptos" w:eastAsia="Aptos" w:cs="Aptos"/>
+                <w:kern w:val="0"/>
+                <w:lang w:val="en-US"/>
+              </w:rPr>
+            </w:pPr>
+            <w:r>
+              <w:rPr>
+                <w:rFonts w:eastAsia="Aptos" w:cs="Aptos"/>
+                <w:kern w:val="0"/>
+                <w:lang w:val="en-US"/>
+              </w:rPr>
+              <w:t>540</w:t>
+            </w:r>
+          </w:p>
+        </w:tc>
+      </w:tr>
+      <w:tr>
+        <w:trPr/>
+        <w:tc>
+          <w:tcPr>
+            <w:tcW w:w="1584" w:type="dxa"/>
+            <w:tcBorders>
+              <w:top w:val="single" w:sz="8" w:space="0" w:color="000000"/>
+              <w:left w:val="single" w:sz="8" w:space="0" w:color="000000"/>
+              <w:bottom w:val="single" w:sz="8" w:space="0" w:color="000000"/>
+              <w:right w:val="single" w:sz="8" w:space="0" w:color="000000"/>
+            </w:tcBorders>
+          </w:tcPr>
+          <w:p>
+            <w:pPr>
+              <w:pStyle w:val="Compact"/>
+              <w:widowControl/>
+              <w:spacing w:lineRule="auto" w:line="276" w:before="36" w:after="36"/>
+              <w:jc w:val="left"/>
+              <w:rPr>
+                <w:rFonts w:ascii="Aptos" w:hAnsi="Aptos" w:eastAsia="Aptos" w:cs="Aptos"/>
+                <w:kern w:val="0"/>
+                <w:lang w:val="en-US"/>
+              </w:rPr>
+            </w:pPr>
+            <w:r>
+              <w:rPr>
+                <w:rFonts w:eastAsia="Aptos" w:cs="Aptos"/>
+                <w:kern w:val="0"/>
+                <w:lang w:val="en-US"/>
+              </w:rPr>
+              <w:t>Manufacture</w:t>
+            </w:r>
+          </w:p>
+        </w:tc>
+        <w:tc>
+          <w:tcPr>
+            <w:tcW w:w="1584" w:type="dxa"/>
+            <w:tcBorders>
+              <w:top w:val="single" w:sz="8" w:space="0" w:color="000000"/>
+              <w:left w:val="single" w:sz="8" w:space="0" w:color="000000"/>
+              <w:bottom w:val="single" w:sz="8" w:space="0" w:color="000000"/>
+              <w:right w:val="single" w:sz="8" w:space="0" w:color="000000"/>
+            </w:tcBorders>
+          </w:tcPr>
+          <w:p>
+            <w:pPr>
+              <w:pStyle w:val="Compact"/>
+              <w:widowControl/>
+              <w:spacing w:lineRule="auto" w:line="276" w:before="36" w:after="36"/>
+              <w:jc w:val="right"/>
+              <w:rPr>
+                <w:rFonts w:ascii="Aptos" w:hAnsi="Aptos" w:eastAsia="Aptos" w:cs="Aptos"/>
+                <w:kern w:val="0"/>
+                <w:lang w:val="en-US"/>
+              </w:rPr>
+            </w:pPr>
+            <w:r>
+              <w:rPr>
+                <w:rFonts w:eastAsia="Aptos" w:cs="Aptos"/>
+                <w:kern w:val="0"/>
+                <w:lang w:val="en-US"/>
+              </w:rPr>
+              <w:t>3,030</w:t>
+            </w:r>
+          </w:p>
+        </w:tc>
+        <w:tc>
+          <w:tcPr>
+            <w:tcW w:w="1584" w:type="dxa"/>
+            <w:tcBorders>
+              <w:top w:val="single" w:sz="8" w:space="0" w:color="000000"/>
+              <w:left w:val="single" w:sz="8" w:space="0" w:color="000000"/>
+              <w:bottom w:val="single" w:sz="8" w:space="0" w:color="000000"/>
+              <w:right w:val="single" w:sz="8" w:space="0" w:color="000000"/>
+            </w:tcBorders>
+          </w:tcPr>
+          <w:p>
+            <w:pPr>
+              <w:pStyle w:val="Compact"/>
+              <w:widowControl/>
+              <w:spacing w:lineRule="auto" w:line="276" w:before="36" w:after="36"/>
+              <w:jc w:val="right"/>
+              <w:rPr>
+                <w:rFonts w:ascii="Aptos" w:hAnsi="Aptos" w:eastAsia="Aptos" w:cs="Aptos"/>
+                <w:kern w:val="0"/>
+                <w:lang w:val="en-US"/>
+              </w:rPr>
+            </w:pPr>
+            <w:r>
+              <w:rPr>
+                <w:rFonts w:eastAsia="Aptos" w:cs="Aptos"/>
+                <w:kern w:val="0"/>
+                <w:lang w:val="en-US"/>
+              </w:rPr>
+              <w:t>3,030</w:t>
+            </w:r>
+          </w:p>
+        </w:tc>
+        <w:tc>
+          <w:tcPr>
+            <w:tcW w:w="1584" w:type="dxa"/>
+            <w:tcBorders>
+              <w:top w:val="single" w:sz="8" w:space="0" w:color="000000"/>
+              <w:left w:val="single" w:sz="8" w:space="0" w:color="000000"/>
+              <w:bottom w:val="single" w:sz="8" w:space="0" w:color="000000"/>
+              <w:right w:val="single" w:sz="8" w:space="0" w:color="000000"/>
+            </w:tcBorders>
+          </w:tcPr>
+          <w:p>
+            <w:pPr>
+              <w:pStyle w:val="Compact"/>
+              <w:widowControl/>
+              <w:spacing w:lineRule="auto" w:line="276" w:before="36" w:after="36"/>
+              <w:jc w:val="right"/>
+              <w:rPr>
+                <w:rFonts w:ascii="Aptos" w:hAnsi="Aptos" w:eastAsia="Aptos" w:cs="Aptos"/>
+                <w:kern w:val="0"/>
+                <w:lang w:val="en-US"/>
+              </w:rPr>
+            </w:pPr>
+            <w:r>
+              <w:rPr>
+                <w:rFonts w:eastAsia="Aptos" w:cs="Aptos"/>
+                <w:kern w:val="0"/>
+                <w:lang w:val="en-US"/>
+              </w:rPr>
+              <w:t>40.4</w:t>
+            </w:r>
+          </w:p>
+        </w:tc>
+        <w:tc>
+          <w:tcPr>
+            <w:tcW w:w="1584" w:type="dxa"/>
+            <w:tcBorders>
+              <w:top w:val="single" w:sz="8" w:space="0" w:color="000000"/>
+              <w:left w:val="single" w:sz="8" w:space="0" w:color="000000"/>
+              <w:bottom w:val="single" w:sz="8" w:space="0" w:color="000000"/>
+              <w:right w:val="single" w:sz="8" w:space="0" w:color="000000"/>
+            </w:tcBorders>
+          </w:tcPr>
+          <w:p>
+            <w:pPr>
+              <w:pStyle w:val="Compact"/>
+              <w:widowControl/>
+              <w:spacing w:lineRule="auto" w:line="276" w:before="36" w:after="36"/>
+              <w:jc w:val="right"/>
+              <w:rPr>
+                <w:rFonts w:ascii="Aptos" w:hAnsi="Aptos" w:eastAsia="Aptos" w:cs="Aptos"/>
+                <w:kern w:val="0"/>
+                <w:lang w:val="en-US"/>
+              </w:rPr>
+            </w:pPr>
+            <w:r>
+              <w:rPr>
+                <w:rFonts w:eastAsia="Aptos" w:cs="Aptos"/>
+                <w:kern w:val="0"/>
+                <w:lang w:val="en-US"/>
+              </w:rPr>
+              <w:t>40.4</w:t>
+            </w:r>
+          </w:p>
+        </w:tc>
+      </w:tr>
+      <w:tr>
+        <w:trPr/>
+        <w:tc>
+          <w:tcPr>
+            <w:tcW w:w="1584" w:type="dxa"/>
+            <w:tcBorders>
+              <w:top w:val="single" w:sz="8" w:space="0" w:color="000000"/>
+              <w:left w:val="single" w:sz="8" w:space="0" w:color="000000"/>
+              <w:bottom w:val="single" w:sz="8" w:space="0" w:color="000000"/>
+              <w:right w:val="single" w:sz="8" w:space="0" w:color="000000"/>
+            </w:tcBorders>
+          </w:tcPr>
+          <w:p>
+            <w:pPr>
+              <w:pStyle w:val="Compact"/>
+              <w:widowControl/>
+              <w:spacing w:lineRule="auto" w:line="276" w:before="36" w:after="36"/>
+              <w:jc w:val="left"/>
+              <w:rPr>
+                <w:rFonts w:ascii="Aptos" w:hAnsi="Aptos" w:eastAsia="Aptos" w:cs="Aptos"/>
+                <w:kern w:val="0"/>
+                <w:lang w:val="en-US"/>
+              </w:rPr>
+            </w:pPr>
+            <w:r>
+              <w:rPr>
+                <w:rFonts w:eastAsia="Aptos" w:cs="Aptos"/>
+                <w:kern w:val="0"/>
+                <w:lang w:val="en-US"/>
+              </w:rPr>
+              <w:t>Transport</w:t>
+            </w:r>
+          </w:p>
+        </w:tc>
+        <w:tc>
+          <w:tcPr>
+            <w:tcW w:w="1584" w:type="dxa"/>
+            <w:tcBorders>
+              <w:top w:val="single" w:sz="8" w:space="0" w:color="000000"/>
+              <w:left w:val="single" w:sz="8" w:space="0" w:color="000000"/>
+              <w:bottom w:val="single" w:sz="8" w:space="0" w:color="000000"/>
+              <w:right w:val="single" w:sz="8" w:space="0" w:color="000000"/>
+            </w:tcBorders>
+          </w:tcPr>
+          <w:p>
+            <w:pPr>
+              <w:pStyle w:val="Compact"/>
+              <w:widowControl/>
+              <w:spacing w:lineRule="auto" w:line="276" w:before="36" w:after="36"/>
+              <w:jc w:val="right"/>
+              <w:rPr>
+                <w:rFonts w:ascii="Aptos" w:hAnsi="Aptos" w:eastAsia="Aptos" w:cs="Aptos"/>
+                <w:kern w:val="0"/>
+                <w:lang w:val="en-US"/>
+              </w:rPr>
+            </w:pPr>
+            <w:r>
+              <w:rPr>
+                <w:rFonts w:eastAsia="Aptos" w:cs="Aptos"/>
+                <w:kern w:val="0"/>
+                <w:lang w:val="en-US"/>
+              </w:rPr>
+              <w:t>3,490</w:t>
+            </w:r>
+          </w:p>
+        </w:tc>
+        <w:tc>
+          <w:tcPr>
+            <w:tcW w:w="1584" w:type="dxa"/>
+            <w:tcBorders>
+              <w:top w:val="single" w:sz="8" w:space="0" w:color="000000"/>
+              <w:left w:val="single" w:sz="8" w:space="0" w:color="000000"/>
+              <w:bottom w:val="single" w:sz="8" w:space="0" w:color="000000"/>
+              <w:right w:val="single" w:sz="8" w:space="0" w:color="000000"/>
+            </w:tcBorders>
+          </w:tcPr>
+          <w:p>
+            <w:pPr>
+              <w:pStyle w:val="Compact"/>
+              <w:widowControl/>
+              <w:spacing w:lineRule="auto" w:line="276" w:before="36" w:after="36"/>
+              <w:jc w:val="right"/>
+              <w:rPr>
+                <w:rFonts w:ascii="Aptos" w:hAnsi="Aptos" w:eastAsia="Aptos" w:cs="Aptos"/>
+                <w:kern w:val="0"/>
+                <w:lang w:val="en-US"/>
+              </w:rPr>
+            </w:pPr>
+            <w:r>
+              <w:rPr>
+                <w:rFonts w:eastAsia="Aptos" w:cs="Aptos"/>
+                <w:kern w:val="0"/>
+                <w:lang w:val="en-US"/>
+              </w:rPr>
+              <w:t>3,490</w:t>
+            </w:r>
+          </w:p>
+        </w:tc>
+        <w:tc>
+          <w:tcPr>
+            <w:tcW w:w="1584" w:type="dxa"/>
+            <w:tcBorders>
+              <w:top w:val="single" w:sz="8" w:space="0" w:color="000000"/>
+              <w:left w:val="single" w:sz="8" w:space="0" w:color="000000"/>
+              <w:bottom w:val="single" w:sz="8" w:space="0" w:color="000000"/>
+              <w:right w:val="single" w:sz="8" w:space="0" w:color="000000"/>
+            </w:tcBorders>
+          </w:tcPr>
+          <w:p>
+            <w:pPr>
+              <w:pStyle w:val="Compact"/>
+              <w:widowControl/>
+              <w:spacing w:lineRule="auto" w:line="276" w:before="36" w:after="36"/>
+              <w:jc w:val="right"/>
+              <w:rPr>
+                <w:rFonts w:ascii="Aptos" w:hAnsi="Aptos" w:eastAsia="Aptos" w:cs="Aptos"/>
+                <w:kern w:val="0"/>
+                <w:lang w:val="en-US"/>
+              </w:rPr>
+            </w:pPr>
+            <w:r>
+              <w:rPr>
+                <w:rFonts w:eastAsia="Aptos" w:cs="Aptos"/>
+                <w:kern w:val="0"/>
+                <w:lang w:val="en-US"/>
+              </w:rPr>
+              <w:t>56.1</w:t>
+            </w:r>
+          </w:p>
+        </w:tc>
+        <w:tc>
+          <w:tcPr>
+            <w:tcW w:w="1584" w:type="dxa"/>
+            <w:tcBorders>
+              <w:top w:val="single" w:sz="8" w:space="0" w:color="000000"/>
+              <w:left w:val="single" w:sz="8" w:space="0" w:color="000000"/>
+              <w:bottom w:val="single" w:sz="8" w:space="0" w:color="000000"/>
+              <w:right w:val="single" w:sz="8" w:space="0" w:color="000000"/>
+            </w:tcBorders>
+          </w:tcPr>
+          <w:p>
+            <w:pPr>
+              <w:pStyle w:val="Compact"/>
+              <w:widowControl/>
+              <w:spacing w:lineRule="auto" w:line="276" w:before="36" w:after="36"/>
+              <w:jc w:val="right"/>
+              <w:rPr>
+                <w:rFonts w:ascii="Aptos" w:hAnsi="Aptos" w:eastAsia="Aptos" w:cs="Aptos"/>
+                <w:kern w:val="0"/>
+                <w:lang w:val="en-US"/>
+              </w:rPr>
+            </w:pPr>
+            <w:r>
+              <w:rPr>
+                <w:rFonts w:eastAsia="Aptos" w:cs="Aptos"/>
+                <w:kern w:val="0"/>
+                <w:lang w:val="en-US"/>
+              </w:rPr>
+              <w:t>56.1</w:t>
+            </w:r>
+          </w:p>
+        </w:tc>
+      </w:tr>
+      <w:tr>
+        <w:trPr/>
+        <w:tc>
+          <w:tcPr>
+            <w:tcW w:w="1584" w:type="dxa"/>
+            <w:tcBorders>
+              <w:top w:val="single" w:sz="8" w:space="0" w:color="000000"/>
+              <w:left w:val="single" w:sz="8" w:space="0" w:color="000000"/>
+              <w:bottom w:val="single" w:sz="8" w:space="0" w:color="000000"/>
+              <w:right w:val="single" w:sz="8" w:space="0" w:color="000000"/>
+            </w:tcBorders>
+          </w:tcPr>
+          <w:p>
+            <w:pPr>
+              <w:pStyle w:val="Compact"/>
+              <w:widowControl/>
+              <w:spacing w:lineRule="auto" w:line="276" w:before="36" w:after="36"/>
+              <w:jc w:val="left"/>
+              <w:rPr>
+                <w:rFonts w:ascii="Aptos" w:hAnsi="Aptos" w:eastAsia="Aptos" w:cs="Aptos"/>
+                <w:kern w:val="0"/>
+                <w:lang w:val="en-US"/>
+              </w:rPr>
+            </w:pPr>
+            <w:r>
+              <w:rPr>
+                <w:rFonts w:eastAsia="Aptos" w:cs="Aptos"/>
+                <w:kern w:val="0"/>
+                <w:lang w:val="en-US"/>
+              </w:rPr>
+              <w:t>Disposal</w:t>
+            </w:r>
+          </w:p>
+        </w:tc>
+        <w:tc>
+          <w:tcPr>
+            <w:tcW w:w="1584" w:type="dxa"/>
+            <w:tcBorders>
+              <w:top w:val="single" w:sz="8" w:space="0" w:color="000000"/>
+              <w:left w:val="single" w:sz="8" w:space="0" w:color="000000"/>
+              <w:bottom w:val="single" w:sz="8" w:space="0" w:color="000000"/>
+              <w:right w:val="single" w:sz="8" w:space="0" w:color="000000"/>
+            </w:tcBorders>
+          </w:tcPr>
+          <w:p>
+            <w:pPr>
+              <w:pStyle w:val="Compact"/>
+              <w:widowControl/>
+              <w:spacing w:lineRule="auto" w:line="276" w:before="36" w:after="36"/>
+              <w:jc w:val="right"/>
+              <w:rPr>
+                <w:rFonts w:ascii="Aptos" w:hAnsi="Aptos" w:eastAsia="Aptos" w:cs="Aptos"/>
+                <w:kern w:val="0"/>
+                <w:lang w:val="en-US"/>
+              </w:rPr>
+            </w:pPr>
+            <w:r>
+              <w:rPr>
+                <w:rFonts w:eastAsia="Aptos" w:cs="Aptos"/>
+                <w:kern w:val="0"/>
+                <w:lang w:val="en-US"/>
+              </w:rPr>
+              <w:t>686</w:t>
+            </w:r>
+          </w:p>
+        </w:tc>
+        <w:tc>
+          <w:tcPr>
+            <w:tcW w:w="1584" w:type="dxa"/>
+            <w:tcBorders>
+              <w:top w:val="single" w:sz="8" w:space="0" w:color="000000"/>
+              <w:left w:val="single" w:sz="8" w:space="0" w:color="000000"/>
+              <w:bottom w:val="single" w:sz="8" w:space="0" w:color="000000"/>
+              <w:right w:val="single" w:sz="8" w:space="0" w:color="000000"/>
+            </w:tcBorders>
+          </w:tcPr>
+          <w:p>
+            <w:pPr>
+              <w:pStyle w:val="Compact"/>
+              <w:widowControl/>
+              <w:spacing w:lineRule="auto" w:line="276" w:before="36" w:after="36"/>
+              <w:jc w:val="right"/>
+              <w:rPr>
+                <w:rFonts w:ascii="Aptos" w:hAnsi="Aptos" w:eastAsia="Aptos" w:cs="Aptos"/>
+                <w:kern w:val="0"/>
+                <w:lang w:val="en-US"/>
+              </w:rPr>
+            </w:pPr>
+            <w:r>
+              <w:rPr>
+                <w:rFonts w:eastAsia="Aptos" w:cs="Aptos"/>
+                <w:kern w:val="0"/>
+                <w:lang w:val="en-US"/>
+              </w:rPr>
+              <w:t>686</w:t>
+            </w:r>
+          </w:p>
+        </w:tc>
+        <w:tc>
+          <w:tcPr>
+            <w:tcW w:w="1584" w:type="dxa"/>
+            <w:tcBorders>
+              <w:top w:val="single" w:sz="8" w:space="0" w:color="000000"/>
+              <w:left w:val="single" w:sz="8" w:space="0" w:color="000000"/>
+              <w:bottom w:val="single" w:sz="8" w:space="0" w:color="000000"/>
+              <w:right w:val="single" w:sz="8" w:space="0" w:color="000000"/>
+            </w:tcBorders>
+          </w:tcPr>
+          <w:p>
+            <w:pPr>
+              <w:pStyle w:val="Compact"/>
+              <w:widowControl/>
+              <w:spacing w:lineRule="auto" w:line="276" w:before="36" w:after="36"/>
+              <w:jc w:val="right"/>
+              <w:rPr>
+                <w:rFonts w:ascii="Aptos" w:hAnsi="Aptos" w:eastAsia="Aptos" w:cs="Aptos"/>
+                <w:kern w:val="0"/>
+                <w:lang w:val="en-US"/>
+              </w:rPr>
+            </w:pPr>
+            <w:r>
+              <w:rPr>
+                <w:rFonts w:eastAsia="Aptos" w:cs="Aptos"/>
+                <w:kern w:val="0"/>
+                <w:lang w:val="en-US"/>
+              </w:rPr>
+              <w:t>9.8</w:t>
+            </w:r>
+          </w:p>
+        </w:tc>
+        <w:tc>
+          <w:tcPr>
+            <w:tcW w:w="1584" w:type="dxa"/>
+            <w:tcBorders>
+              <w:top w:val="single" w:sz="8" w:space="0" w:color="000000"/>
+              <w:left w:val="single" w:sz="8" w:space="0" w:color="000000"/>
+              <w:bottom w:val="single" w:sz="8" w:space="0" w:color="000000"/>
+              <w:right w:val="single" w:sz="8" w:space="0" w:color="000000"/>
+            </w:tcBorders>
+          </w:tcPr>
+          <w:p>
+            <w:pPr>
+              <w:pStyle w:val="Compact"/>
+              <w:widowControl/>
+              <w:spacing w:lineRule="auto" w:line="276" w:before="36" w:after="36"/>
+              <w:jc w:val="right"/>
+              <w:rPr>
+                <w:rFonts w:ascii="Aptos" w:hAnsi="Aptos" w:eastAsia="Aptos" w:cs="Aptos"/>
+                <w:kern w:val="0"/>
+                <w:lang w:val="en-US"/>
+              </w:rPr>
+            </w:pPr>
+            <w:r>
+              <w:rPr>
+                <w:rFonts w:eastAsia="Aptos" w:cs="Aptos"/>
+                <w:kern w:val="0"/>
+                <w:lang w:val="en-US"/>
+              </w:rPr>
+              <w:t>9.8</w:t>
+            </w:r>
+          </w:p>
+        </w:tc>
+      </w:tr>
+      <w:tr>
+        <w:trPr/>
+        <w:tc>
+          <w:tcPr>
+            <w:tcW w:w="1584" w:type="dxa"/>
+            <w:tcBorders>
+              <w:top w:val="single" w:sz="8" w:space="0" w:color="000000"/>
+              <w:left w:val="single" w:sz="8" w:space="0" w:color="000000"/>
+              <w:bottom w:val="single" w:sz="8" w:space="0" w:color="000000"/>
+              <w:right w:val="single" w:sz="8" w:space="0" w:color="000000"/>
+            </w:tcBorders>
+          </w:tcPr>
+          <w:p>
+            <w:pPr>
+              <w:pStyle w:val="Compact"/>
+              <w:widowControl/>
+              <w:spacing w:lineRule="auto" w:line="276" w:before="36" w:after="36"/>
+              <w:jc w:val="left"/>
+              <w:rPr>
+                <w:rFonts w:ascii="Aptos" w:hAnsi="Aptos" w:eastAsia="Aptos" w:cs="Aptos"/>
+                <w:kern w:val="0"/>
+                <w:lang w:val="en-US"/>
+              </w:rPr>
+            </w:pPr>
+            <w:r>
+              <w:rPr>
+                <w:rFonts w:eastAsia="Aptos" w:cs="Aptos"/>
+                <w:kern w:val="0"/>
+                <w:lang w:val="en-US"/>
+              </w:rPr>
+              <w:t>Total, first life</w:t>
+            </w:r>
+          </w:p>
+        </w:tc>
+        <w:tc>
+          <w:tcPr>
+            <w:tcW w:w="1584" w:type="dxa"/>
+            <w:tcBorders>
+              <w:top w:val="single" w:sz="8" w:space="0" w:color="000000"/>
+              <w:left w:val="single" w:sz="8" w:space="0" w:color="000000"/>
+              <w:bottom w:val="single" w:sz="8" w:space="0" w:color="000000"/>
+              <w:right w:val="single" w:sz="8" w:space="0" w:color="000000"/>
+            </w:tcBorders>
+          </w:tcPr>
+          <w:p>
+            <w:pPr>
+              <w:pStyle w:val="Compact"/>
+              <w:widowControl/>
+              <w:spacing w:lineRule="auto" w:line="276" w:before="36" w:after="36"/>
+              <w:jc w:val="right"/>
+              <w:rPr>
+                <w:rFonts w:ascii="Aptos" w:hAnsi="Aptos" w:eastAsia="Aptos" w:cs="Aptos"/>
+                <w:kern w:val="0"/>
+                <w:lang w:val="en-US"/>
+              </w:rPr>
+            </w:pPr>
+            <w:r>
+              <w:rPr>
+                <w:rFonts w:eastAsia="Aptos" w:cs="Aptos"/>
+                <w:kern w:val="0"/>
+                <w:lang w:val="en-US"/>
+              </w:rPr>
+              <w:t>58,900</w:t>
+            </w:r>
+          </w:p>
+        </w:tc>
+        <w:tc>
+          <w:tcPr>
+            <w:tcW w:w="1584" w:type="dxa"/>
+            <w:tcBorders>
+              <w:top w:val="single" w:sz="8" w:space="0" w:color="000000"/>
+              <w:left w:val="single" w:sz="8" w:space="0" w:color="000000"/>
+              <w:bottom w:val="single" w:sz="8" w:space="0" w:color="000000"/>
+              <w:right w:val="single" w:sz="8" w:space="0" w:color="000000"/>
+            </w:tcBorders>
+          </w:tcPr>
+          <w:p>
+            <w:pPr>
+              <w:pStyle w:val="Compact"/>
+              <w:widowControl/>
+              <w:spacing w:lineRule="auto" w:line="276" w:before="36" w:after="36"/>
+              <w:jc w:val="right"/>
+              <w:rPr>
+                <w:rFonts w:ascii="Aptos" w:hAnsi="Aptos" w:eastAsia="Aptos" w:cs="Aptos"/>
+                <w:kern w:val="0"/>
+                <w:lang w:val="en-US"/>
+              </w:rPr>
+            </w:pPr>
+            <w:r>
+              <w:rPr>
+                <w:rFonts w:eastAsia="Aptos" w:cs="Aptos"/>
+                <w:kern w:val="0"/>
+                <w:lang w:val="en-US"/>
+              </w:rPr>
+              <w:t>58,600</w:t>
+            </w:r>
+          </w:p>
+        </w:tc>
+        <w:tc>
+          <w:tcPr>
+            <w:tcW w:w="1584" w:type="dxa"/>
+            <w:tcBorders>
+              <w:top w:val="single" w:sz="8" w:space="0" w:color="000000"/>
+              <w:left w:val="single" w:sz="8" w:space="0" w:color="000000"/>
+              <w:bottom w:val="single" w:sz="8" w:space="0" w:color="000000"/>
+              <w:right w:val="single" w:sz="8" w:space="0" w:color="000000"/>
+            </w:tcBorders>
+          </w:tcPr>
+          <w:p>
+            <w:pPr>
+              <w:pStyle w:val="Compact"/>
+              <w:widowControl/>
+              <w:spacing w:lineRule="auto" w:line="276" w:before="36" w:after="36"/>
+              <w:jc w:val="right"/>
+              <w:rPr>
+                <w:rFonts w:ascii="Aptos" w:hAnsi="Aptos" w:eastAsia="Aptos" w:cs="Aptos"/>
+                <w:kern w:val="0"/>
+                <w:lang w:val="en-US"/>
+              </w:rPr>
+            </w:pPr>
+            <w:r>
+              <w:rPr>
+                <w:rFonts w:eastAsia="Aptos" w:cs="Aptos"/>
+                <w:kern w:val="0"/>
+                <w:lang w:val="en-US"/>
+              </w:rPr>
+              <w:t>660</w:t>
+            </w:r>
+          </w:p>
+        </w:tc>
+        <w:tc>
+          <w:tcPr>
+            <w:tcW w:w="1584" w:type="dxa"/>
+            <w:tcBorders>
+              <w:top w:val="single" w:sz="8" w:space="0" w:color="000000"/>
+              <w:left w:val="single" w:sz="8" w:space="0" w:color="000000"/>
+              <w:bottom w:val="single" w:sz="8" w:space="0" w:color="000000"/>
+              <w:right w:val="single" w:sz="8" w:space="0" w:color="000000"/>
+            </w:tcBorders>
+          </w:tcPr>
+          <w:p>
+            <w:pPr>
+              <w:pStyle w:val="Compact"/>
+              <w:widowControl/>
+              <w:spacing w:lineRule="auto" w:line="276" w:before="36" w:after="36"/>
+              <w:jc w:val="right"/>
+              <w:rPr>
+                <w:rFonts w:ascii="Aptos" w:hAnsi="Aptos" w:eastAsia="Aptos" w:cs="Aptos"/>
+                <w:kern w:val="0"/>
+                <w:lang w:val="en-US"/>
+              </w:rPr>
+            </w:pPr>
+            <w:r>
+              <w:rPr>
+                <w:rFonts w:eastAsia="Aptos" w:cs="Aptos"/>
+                <w:kern w:val="0"/>
+                <w:lang w:val="en-US"/>
+              </w:rPr>
+              <w:t>646</w:t>
+            </w:r>
+          </w:p>
+        </w:tc>
+      </w:tr>
+      <w:tr>
+        <w:trPr/>
+        <w:tc>
+          <w:tcPr>
+            <w:tcW w:w="1584" w:type="dxa"/>
+            <w:tcBorders>
+              <w:top w:val="single" w:sz="8" w:space="0" w:color="000000"/>
+              <w:left w:val="single" w:sz="8" w:space="0" w:color="000000"/>
+              <w:bottom w:val="single" w:sz="8" w:space="0" w:color="000000"/>
+              <w:right w:val="single" w:sz="8" w:space="0" w:color="000000"/>
+            </w:tcBorders>
+          </w:tcPr>
+          <w:p>
+            <w:pPr>
+              <w:pStyle w:val="Compact"/>
+              <w:widowControl/>
+              <w:spacing w:lineRule="auto" w:line="276" w:before="36" w:after="36"/>
+              <w:jc w:val="left"/>
+              <w:rPr>
+                <w:rFonts w:ascii="Aptos" w:hAnsi="Aptos" w:eastAsia="Aptos" w:cs="Aptos"/>
+                <w:kern w:val="0"/>
+                <w:lang w:val="en-US"/>
+              </w:rPr>
+            </w:pPr>
+            <w:r>
+              <w:rPr>
+                <w:rFonts w:eastAsia="Aptos" w:cs="Aptos"/>
+                <w:kern w:val="0"/>
+                <w:lang w:val="en-US"/>
+              </w:rPr>
+              <w:t>End-of-life potential (steel recycling)</w:t>
+            </w:r>
+          </w:p>
+        </w:tc>
+        <w:tc>
+          <w:tcPr>
+            <w:tcW w:w="1584" w:type="dxa"/>
+            <w:tcBorders>
+              <w:top w:val="single" w:sz="8" w:space="0" w:color="000000"/>
+              <w:left w:val="single" w:sz="8" w:space="0" w:color="000000"/>
+              <w:bottom w:val="single" w:sz="8" w:space="0" w:color="000000"/>
+              <w:right w:val="single" w:sz="8" w:space="0" w:color="000000"/>
+            </w:tcBorders>
+          </w:tcPr>
+          <w:p>
+            <w:pPr>
+              <w:pStyle w:val="Compact"/>
+              <w:widowControl/>
+              <w:spacing w:lineRule="auto" w:line="276" w:before="36" w:after="36"/>
+              <w:jc w:val="right"/>
+              <w:rPr>
+                <w:rFonts w:ascii="Aptos" w:hAnsi="Aptos" w:eastAsia="Aptos" w:cs="Aptos"/>
+                <w:kern w:val="0"/>
+                <w:lang w:val="en-US"/>
+              </w:rPr>
+            </w:pPr>
+            <w:r>
+              <w:rPr>
+                <w:rFonts w:eastAsia="Aptos" w:cs="Aptos"/>
+                <w:kern w:val="0"/>
+                <w:lang w:val="en-US"/>
+              </w:rPr>
+              <w:t>−</w:t>
+            </w:r>
+            <w:r>
+              <w:rPr>
+                <w:rFonts w:eastAsia="Aptos" w:cs="Aptos"/>
+                <w:kern w:val="0"/>
+                <w:lang w:val="en-US"/>
+              </w:rPr>
+              <w:t>23,400</w:t>
+            </w:r>
+          </w:p>
+        </w:tc>
+        <w:tc>
+          <w:tcPr>
+            <w:tcW w:w="1584" w:type="dxa"/>
+            <w:tcBorders>
+              <w:top w:val="single" w:sz="8" w:space="0" w:color="000000"/>
+              <w:left w:val="single" w:sz="8" w:space="0" w:color="000000"/>
+              <w:bottom w:val="single" w:sz="8" w:space="0" w:color="000000"/>
+              <w:right w:val="single" w:sz="8" w:space="0" w:color="000000"/>
+            </w:tcBorders>
+          </w:tcPr>
+          <w:p>
+            <w:pPr>
+              <w:pStyle w:val="Compact"/>
+              <w:widowControl/>
+              <w:spacing w:lineRule="auto" w:line="276" w:before="36" w:after="36"/>
+              <w:jc w:val="right"/>
+              <w:rPr>
+                <w:rFonts w:ascii="Aptos" w:hAnsi="Aptos" w:eastAsia="Aptos" w:cs="Aptos"/>
+                <w:kern w:val="0"/>
+                <w:lang w:val="en-US"/>
+              </w:rPr>
+            </w:pPr>
+            <w:r>
+              <w:rPr>
+                <w:rFonts w:eastAsia="Aptos" w:cs="Aptos"/>
+                <w:kern w:val="0"/>
+                <w:lang w:val="en-US"/>
+              </w:rPr>
+              <w:t>−</w:t>
+            </w:r>
+            <w:r>
+              <w:rPr>
+                <w:rFonts w:eastAsia="Aptos" w:cs="Aptos"/>
+                <w:kern w:val="0"/>
+                <w:lang w:val="en-US"/>
+              </w:rPr>
+              <w:t>23,400</w:t>
+            </w:r>
+          </w:p>
+        </w:tc>
+        <w:tc>
+          <w:tcPr>
+            <w:tcW w:w="1584" w:type="dxa"/>
+            <w:tcBorders>
+              <w:top w:val="single" w:sz="8" w:space="0" w:color="000000"/>
+              <w:left w:val="single" w:sz="8" w:space="0" w:color="000000"/>
+              <w:bottom w:val="single" w:sz="8" w:space="0" w:color="000000"/>
+              <w:right w:val="single" w:sz="8" w:space="0" w:color="000000"/>
+            </w:tcBorders>
+          </w:tcPr>
+          <w:p>
+            <w:pPr>
+              <w:pStyle w:val="Compact"/>
+              <w:widowControl/>
+              <w:spacing w:lineRule="auto" w:line="276" w:before="36" w:after="36"/>
+              <w:jc w:val="right"/>
+              <w:rPr>
+                <w:rFonts w:ascii="Aptos" w:hAnsi="Aptos" w:eastAsia="Aptos" w:cs="Aptos"/>
+                <w:kern w:val="0"/>
+                <w:lang w:val="en-US"/>
+              </w:rPr>
+            </w:pPr>
+            <w:r>
+              <w:rPr>
+                <w:rFonts w:eastAsia="Aptos" w:cs="Aptos"/>
+                <w:kern w:val="0"/>
+                <w:lang w:val="en-US"/>
+              </w:rPr>
+              <w:t>−</w:t>
+            </w:r>
+            <w:r>
+              <w:rPr>
+                <w:rFonts w:eastAsia="Aptos" w:cs="Aptos"/>
+                <w:kern w:val="0"/>
+                <w:lang w:val="en-US"/>
+              </w:rPr>
+              <w:t>328</w:t>
+            </w:r>
+          </w:p>
+        </w:tc>
+        <w:tc>
+          <w:tcPr>
+            <w:tcW w:w="1584" w:type="dxa"/>
+            <w:tcBorders>
+              <w:top w:val="single" w:sz="8" w:space="0" w:color="000000"/>
+              <w:left w:val="single" w:sz="8" w:space="0" w:color="000000"/>
+              <w:bottom w:val="single" w:sz="8" w:space="0" w:color="000000"/>
+              <w:right w:val="single" w:sz="8" w:space="0" w:color="000000"/>
+            </w:tcBorders>
+          </w:tcPr>
+          <w:p>
+            <w:pPr>
+              <w:pStyle w:val="Compact"/>
+              <w:widowControl/>
+              <w:spacing w:lineRule="auto" w:line="276" w:before="36" w:after="36"/>
+              <w:jc w:val="right"/>
+              <w:rPr>
+                <w:rFonts w:ascii="Aptos" w:hAnsi="Aptos" w:eastAsia="Aptos" w:cs="Aptos"/>
+                <w:kern w:val="0"/>
+                <w:lang w:val="en-US"/>
+              </w:rPr>
+            </w:pPr>
+            <w:r>
+              <w:rPr>
+                <w:rFonts w:eastAsia="Aptos" w:cs="Aptos"/>
+                <w:kern w:val="0"/>
+                <w:lang w:val="en-US"/>
+              </w:rPr>
+              <w:t>−</w:t>
+            </w:r>
+            <w:r>
+              <w:rPr>
+                <w:rFonts w:eastAsia="Aptos" w:cs="Aptos"/>
+                <w:kern w:val="0"/>
+                <w:lang w:val="en-US"/>
+              </w:rPr>
+              <w:t>328</w:t>
+            </w:r>
+          </w:p>
+        </w:tc>
+      </w:tr>
+    </w:tbl>
+    <w:p>
+      <w:pPr>
+        <w:pStyle w:val="BodyText"/>
+        <w:rPr/>
+      </w:pPr>
+      <w:r>
+        <w:rPr/>
+        <w:t>The concrete-only saving is (0.1583 − 0.1533) × 48,000 t = 240 t CO₂e; at Pillai et al.’s (2019) 0.1125 kg/kg it would be (0.1583 − 0.1125) × 48,000 t = 2,198 t, the 2,200 t used in the report. Spread over the 60-year functional unit, Granta’s 58,900 t is 0.42 g CO₂e/kWh, against 0.50 g/kWh for construction in our model.</w:t>
+      </w:r>
+    </w:p>
+    <w:p>
+      <w:pPr>
+        <w:pStyle w:val="CaptionedFigure"/>
+        <w:rPr/>
+      </w:pPr>
+      <w:r>
+        <w:rPr/>
+        <w:drawing>
+          <wp:inline distT="0" distB="0" distL="0" distR="0">
+            <wp:extent cx="4664075" cy="3436620"/>
+            <wp:effectExtent l="0" t="0" r="0" b="0"/>
+            <wp:docPr id="9" name="Image9" descr="Figure F9. Granta EduPack Eco Audit summary, climate change (kg CO₂e) by life phase: base reactor against LC³ reactor. Source: Granta EduPack 2024 R1, team model."/>
+            <wp:cNvGraphicFramePr>
+              <a:graphicFrameLocks xmlns:a="http://schemas.openxmlformats.org/drawingml/2006/main" noChangeAspect="1"/>
+            </wp:cNvGraphicFramePr>
+            <a:graphic xmlns:a="http://schemas.openxmlformats.org/drawingml/2006/main">
+              <a:graphicData uri="http://schemas.openxmlformats.org/drawingml/2006/picture">
+                <pic:pic xmlns:pic="http://schemas.openxmlformats.org/drawingml/2006/picture">
+                  <pic:nvPicPr>
+                    <pic:cNvPr id="9" name="Image9" descr="Figure F9. Granta EduPack Eco Audit summary, climate change (kg CO₂e) by life phase: base reactor against LC³ reactor. Source: Granta EduPack 2024 R1, team model."/>
+                    <pic:cNvPicPr>
+                      <a:picLocks noChangeAspect="1" noChangeArrowheads="1"/>
+                    </pic:cNvPicPr>
+                  </pic:nvPicPr>
+                  <pic:blipFill>
+                    <a:blip r:embed="rId10"/>
+                    <a:stretch>
+                      <a:fillRect/>
+                    </a:stretch>
+                  </pic:blipFill>
+                  <pic:spPr bwMode="auto">
+                    <a:xfrm>
+                      <a:off x="0" y="0"/>
+                      <a:ext cx="4664075" cy="3436620"/>
+                    </a:xfrm>
+                    <a:prstGeom prst="rect">
+                      <a:avLst/>
+                    </a:prstGeom>
+                  </pic:spPr>
+                </pic:pic>
+              </a:graphicData>
+            </a:graphic>
+          </wp:inline>
+        </w:drawing>
+      </w:r>
+    </w:p>
+    <w:p>
+      <w:pPr>
+        <w:pStyle w:val="ImageCaption"/>
+        <w:rPr/>
+      </w:pPr>
+      <w:r>
+        <w:rPr/>
+        <w:t>Figure F9. Granta EduPack Eco Audit summary, climate change (kg CO₂e) by life phase: base reactor against LC³ reactor. Source: Granta EduPack 2024 R1, team model.</w:t>
+      </w:r>
+    </w:p>
+    <w:p>
+      <w:pPr>
+        <w:pStyle w:val="CaptionedFigure"/>
+        <w:rPr/>
+      </w:pPr>
+      <w:r>
+        <w:rPr/>
+        <w:drawing>
+          <wp:inline distT="0" distB="0" distL="0" distR="0">
+            <wp:extent cx="4664075" cy="3436620"/>
+            <wp:effectExtent l="0" t="0" r="0" b="0"/>
+            <wp:docPr id="10" name="Image10" descr="Figure F10. Granta EduPack Eco Audit summary, energy (MJ) by life phase: base reactor against LC³ reactor. Source: Granta EduPack 2024 R1, team model."/>
+            <wp:cNvGraphicFramePr>
+              <a:graphicFrameLocks xmlns:a="http://schemas.openxmlformats.org/drawingml/2006/main" noChangeAspect="1"/>
+            </wp:cNvGraphicFramePr>
+            <a:graphic xmlns:a="http://schemas.openxmlformats.org/drawingml/2006/main">
+              <a:graphicData uri="http://schemas.openxmlformats.org/drawingml/2006/picture">
+                <pic:pic xmlns:pic="http://schemas.openxmlformats.org/drawingml/2006/picture">
+                  <pic:nvPicPr>
+                    <pic:cNvPr id="10" name="Image10" descr="Figure F10. Granta EduPack Eco Audit summary, energy (MJ) by life phase: base reactor against LC³ reactor. Source: Granta EduPack 2024 R1, team model."/>
+                    <pic:cNvPicPr>
+                      <a:picLocks noChangeAspect="1" noChangeArrowheads="1"/>
+                    </pic:cNvPicPr>
+                  </pic:nvPicPr>
+                  <pic:blipFill>
+                    <a:blip r:embed="rId11"/>
+                    <a:stretch>
+                      <a:fillRect/>
+                    </a:stretch>
+                  </pic:blipFill>
+                  <pic:spPr bwMode="auto">
+                    <a:xfrm>
+                      <a:off x="0" y="0"/>
+                      <a:ext cx="4664075" cy="3436620"/>
+                    </a:xfrm>
+                    <a:prstGeom prst="rect">
+                      <a:avLst/>
+                    </a:prstGeom>
+                  </pic:spPr>
+                </pic:pic>
+              </a:graphicData>
+            </a:graphic>
+          </wp:inline>
+        </w:drawing>
+      </w:r>
+    </w:p>
+    <w:p>
+      <w:pPr>
+        <w:pStyle w:val="ImageCaption"/>
+        <w:rPr/>
+      </w:pPr>
+      <w:r>
+        <w:rPr/>
+        <w:t>Figure F10. Granta EduPack Eco Audit summary, energy (MJ) by life phase: base reactor against LC³ reactor. Source: Granta EduPack 2024 R1, team model.</w:t>
       </w:r>
     </w:p>
     <w:p>
@@ -27598,12 +28975,12 @@
       </w:r>
     </w:p>
     <w:sectPr>
-      <w:headerReference w:type="even" r:id="rId10"/>
-      <w:headerReference w:type="default" r:id="rId11"/>
-      <w:headerReference w:type="first" r:id="rId12"/>
-      <w:footerReference w:type="even" r:id="rId13"/>
-      <w:footerReference w:type="default" r:id="rId14"/>
-      <w:footerReference w:type="first" r:id="rId15"/>
+      <w:headerReference w:type="even" r:id="rId12"/>
+      <w:headerReference w:type="default" r:id="rId13"/>
+      <w:headerReference w:type="first" r:id="rId14"/>
+      <w:footerReference w:type="even" r:id="rId15"/>
+      <w:footerReference w:type="default" r:id="rId16"/>
+      <w:footerReference w:type="first" r:id="rId17"/>
       <w:type w:val="nextPage"/>
       <w:pgSz w:w="11906" w:h="16838"/>
       <w:pgMar w:left="1440" w:right="1440" w:gutter="0" w:header="720" w:top="1440" w:footer="720" w:bottom="1440"/>
@@ -27680,7 +29057,7 @@
     </w:r>
     <w:r>
       <w:rPr/>
-      <w:t>50</w:t>
+      <w:t>51</w:t>
     </w:r>
     <w:r>
       <w:rPr/>
@@ -27737,7 +29114,7 @@
     <w:r>
       <w:rPr/>
       <w:drawing>
-        <wp:anchor behindDoc="1" distT="0" distB="0" distL="0" distR="0" simplePos="0" locked="0" layoutInCell="0" allowOverlap="1" relativeHeight="60">
+        <wp:anchor behindDoc="1" distT="0" distB="0" distL="0" distR="0" simplePos="0" locked="0" layoutInCell="0" allowOverlap="1" relativeHeight="63">
           <wp:simplePos x="0" y="0"/>
           <wp:positionH relativeFrom="margin">
             <wp:posOffset>4845050</wp:posOffset>
@@ -27748,7 +29125,7 @@
           <wp:extent cx="887730" cy="318135"/>
           <wp:effectExtent l="0" t="0" r="0" b="0"/>
           <wp:wrapNone/>
-          <wp:docPr id="9" name="image2.png" descr=""/>
+          <wp:docPr id="11" name="image2.png" descr=""/>
           <wp:cNvGraphicFramePr>
             <a:graphicFrameLocks xmlns:a="http://schemas.openxmlformats.org/drawingml/2006/main" noChangeAspect="1"/>
           </wp:cNvGraphicFramePr>
@@ -27756,7 +29133,7 @@
             <a:graphicData uri="http://schemas.openxmlformats.org/drawingml/2006/picture">
               <pic:pic xmlns:pic="http://schemas.openxmlformats.org/drawingml/2006/picture">
                 <pic:nvPicPr>
-                  <pic:cNvPr id="9" name="image2.png" descr=""/>
+                  <pic:cNvPr id="11" name="image2.png" descr=""/>
                   <pic:cNvPicPr>
                     <a:picLocks noChangeAspect="1" noChangeArrowheads="1"/>
                   </pic:cNvPicPr>
@@ -27782,7 +29159,7 @@
         </wp:anchor>
       </w:drawing>
       <w:drawing>
-        <wp:anchor behindDoc="1" distT="0" distB="0" distL="0" distR="0" simplePos="0" locked="0" layoutInCell="0" allowOverlap="1" relativeHeight="110">
+        <wp:anchor behindDoc="1" distT="0" distB="0" distL="0" distR="0" simplePos="0" locked="0" layoutInCell="0" allowOverlap="1" relativeHeight="115">
           <wp:simplePos x="0" y="0"/>
           <wp:positionH relativeFrom="page">
             <wp:posOffset>752475</wp:posOffset>
@@ -27793,7 +29170,7 @@
           <wp:extent cx="1401445" cy="595630"/>
           <wp:effectExtent l="0" t="0" r="0" b="0"/>
           <wp:wrapNone/>
-          <wp:docPr id="10" name="image1.png" descr=""/>
+          <wp:docPr id="12" name="image1.png" descr=""/>
           <wp:cNvGraphicFramePr>
             <a:graphicFrameLocks xmlns:a="http://schemas.openxmlformats.org/drawingml/2006/main" noChangeAspect="1"/>
           </wp:cNvGraphicFramePr>
@@ -27801,7 +29178,7 @@
             <a:graphicData uri="http://schemas.openxmlformats.org/drawingml/2006/picture">
               <pic:pic xmlns:pic="http://schemas.openxmlformats.org/drawingml/2006/picture">
                 <pic:nvPicPr>
-                  <pic:cNvPr id="10" name="image1.png" descr=""/>
+                  <pic:cNvPr id="12" name="image1.png" descr=""/>
                   <pic:cNvPicPr>
                     <a:picLocks noChangeAspect="1" noChangeArrowheads="1"/>
                   </pic:cNvPicPr>
@@ -27845,7 +29222,7 @@
     <w:r>
       <w:rPr/>
       <w:drawing>
-        <wp:anchor behindDoc="1" distT="0" distB="0" distL="0" distR="0" simplePos="0" locked="0" layoutInCell="0" allowOverlap="1" relativeHeight="9">
+        <wp:anchor behindDoc="1" distT="0" distB="0" distL="0" distR="0" simplePos="0" locked="0" layoutInCell="0" allowOverlap="1" relativeHeight="11">
           <wp:simplePos x="0" y="0"/>
           <wp:positionH relativeFrom="page">
             <wp:posOffset>752475</wp:posOffset>
@@ -27856,7 +29233,7 @@
           <wp:extent cx="1401445" cy="595630"/>
           <wp:effectExtent l="0" t="0" r="0" b="0"/>
           <wp:wrapNone/>
-          <wp:docPr id="11" name="Image10" descr=""/>
+          <wp:docPr id="13" name="Image12" descr=""/>
           <wp:cNvGraphicFramePr>
             <a:graphicFrameLocks xmlns:a="http://schemas.openxmlformats.org/drawingml/2006/main" noChangeAspect="1"/>
           </wp:cNvGraphicFramePr>
@@ -27864,7 +29241,7 @@
             <a:graphicData uri="http://schemas.openxmlformats.org/drawingml/2006/picture">
               <pic:pic xmlns:pic="http://schemas.openxmlformats.org/drawingml/2006/picture">
                 <pic:nvPicPr>
-                  <pic:cNvPr id="11" name="Image10" descr=""/>
+                  <pic:cNvPr id="13" name="Image12" descr=""/>
                   <pic:cNvPicPr>
                     <a:picLocks noChangeAspect="1" noChangeArrowheads="1"/>
                   </pic:cNvPicPr>
@@ -27890,7 +29267,7 @@
         </wp:anchor>
       </w:drawing>
       <w:drawing>
-        <wp:anchor behindDoc="1" distT="114300" distB="114300" distL="114300" distR="114300" simplePos="0" locked="0" layoutInCell="0" allowOverlap="1" relativeHeight="10">
+        <wp:anchor behindDoc="1" distT="114300" distB="114300" distL="114300" distR="114300" simplePos="0" locked="0" layoutInCell="0" allowOverlap="1" relativeHeight="12">
           <wp:simplePos x="0" y="0"/>
           <wp:positionH relativeFrom="margin">
             <wp:posOffset>4845050</wp:posOffset>
@@ -27901,7 +29278,7 @@
           <wp:extent cx="887730" cy="318135"/>
           <wp:effectExtent l="0" t="0" r="0" b="0"/>
           <wp:wrapSquare wrapText="bothSides"/>
-          <wp:docPr id="12" name="Image9" descr=""/>
+          <wp:docPr id="14" name="Image11" descr=""/>
           <wp:cNvGraphicFramePr>
             <a:graphicFrameLocks xmlns:a="http://schemas.openxmlformats.org/drawingml/2006/main" noChangeAspect="1"/>
           </wp:cNvGraphicFramePr>
@@ -27909,7 +29286,7 @@
             <a:graphicData uri="http://schemas.openxmlformats.org/drawingml/2006/picture">
               <pic:pic xmlns:pic="http://schemas.openxmlformats.org/drawingml/2006/picture">
                 <pic:nvPicPr>
-                  <pic:cNvPr id="12" name="Image9" descr=""/>
+                  <pic:cNvPr id="14" name="Image11" descr=""/>
                   <pic:cNvPicPr>
                     <a:picLocks noChangeAspect="1" noChangeArrowheads="1"/>
                   </pic:cNvPicPr>

--- a/01_Report/MTE4593 Group 9 SMR Report.docx
+++ b/01_Report/MTE4593 Group 9 SMR Report.docx
@@ -598,7 +598,7 @@
             </w:rPr>
             <w:t>3.4 Stakeholder Analysis</w:t>
             <w:tab/>
-            <w:t>16</w:t>
+            <w:t>17</w:t>
           </w:r>
         </w:p>
         <w:p>
@@ -617,7 +617,7 @@
             </w:rPr>
             <w:t>3.4.1 Stakeholders and Money Flows</w:t>
             <w:tab/>
-            <w:t>16</w:t>
+            <w:t>17</w:t>
           </w:r>
         </w:p>
         <w:p>
@@ -636,7 +636,7 @@
             </w:rPr>
             <w:t>3.4.2 Social Licence</w:t>
             <w:tab/>
-            <w:t>18</w:t>
+            <w:t>19</w:t>
           </w:r>
         </w:p>
         <w:p>
@@ -712,7 +712,7 @@
             </w:rPr>
             <w:t>3.6 Government Regulations Review</w:t>
             <w:tab/>
-            <w:t>23</w:t>
+            <w:t>24</w:t>
           </w:r>
         </w:p>
         <w:p>
@@ -731,7 +731,7 @@
             </w:rPr>
             <w:t>3.6.1 Law, Regulation and Licensing</w:t>
             <w:tab/>
-            <w:t>23</w:t>
+            <w:t>24</w:t>
           </w:r>
         </w:p>
         <w:p>
@@ -750,7 +750,7 @@
             </w:rPr>
             <w:t>3.6.2 Implementation Pathway</w:t>
             <w:tab/>
-            <w:t>24</w:t>
+            <w:t>25</w:t>
           </w:r>
         </w:p>
         <w:p>
@@ -769,7 +769,7 @@
             </w:rPr>
             <w:t>3.7 Triple Bottom Line and Multi-Criteria Analysis</w:t>
             <w:tab/>
-            <w:t>26</w:t>
+            <w:t>27</w:t>
           </w:r>
         </w:p>
         <w:p>
@@ -788,7 +788,7 @@
             </w:rPr>
             <w:t>3.7.1 Triple Bottom Line</w:t>
             <w:tab/>
-            <w:t>26</w:t>
+            <w:t>27</w:t>
           </w:r>
         </w:p>
         <w:p>
@@ -807,7 +807,7 @@
             </w:rPr>
             <w:t>3.7.2 Multi-Criteria Analysis</w:t>
             <w:tab/>
-            <w:t>27</w:t>
+            <w:t>28</w:t>
           </w:r>
         </w:p>
         <w:p>
@@ -826,7 +826,7 @@
             </w:rPr>
             <w:t>3.7.3 Verdict and Limits</w:t>
             <w:tab/>
-            <w:t>28</w:t>
+            <w:t>29</w:t>
           </w:r>
         </w:p>
         <w:p>
@@ -845,7 +845,7 @@
             </w:rPr>
             <w:t>3.8 Future Material Properties and Processes</w:t>
             <w:tab/>
-            <w:t>28</w:t>
+            <w:t>29</w:t>
           </w:r>
         </w:p>
         <w:p>
@@ -864,7 +864,7 @@
             </w:rPr>
             <w:t>4 Conclusion</w:t>
             <w:tab/>
-            <w:t>29</w:t>
+            <w:t>30</w:t>
           </w:r>
         </w:p>
         <w:p>
@@ -883,7 +883,7 @@
             </w:rPr>
             <w:t>5 References</w:t>
             <w:tab/>
-            <w:t>30</w:t>
+            <w:t>31</w:t>
           </w:r>
         </w:p>
         <w:p>
@@ -902,7 +902,7 @@
             </w:rPr>
             <w:t>Declaration of generative AI use</w:t>
             <w:tab/>
-            <w:t>41</w:t>
+            <w:t>42</w:t>
           </w:r>
         </w:p>
         <w:p>
@@ -921,7 +921,7 @@
             </w:rPr>
             <w:t>Appendices</w:t>
             <w:tab/>
-            <w:t>42</w:t>
+            <w:t>43</w:t>
           </w:r>
         </w:p>
         <w:p>
@@ -940,7 +940,7 @@
             </w:rPr>
             <w:t>Appendix A. LCA inventory and calculations</w:t>
             <w:tab/>
-            <w:t>42</w:t>
+            <w:t>43</w:t>
           </w:r>
         </w:p>
         <w:p>
@@ -959,7 +959,7 @@
             </w:rPr>
             <w:t>Appendix B. Policy, economics and supply calculations</w:t>
             <w:tab/>
-            <w:t>46</w:t>
+            <w:t>47</w:t>
           </w:r>
         </w:p>
         <w:p>
@@ -978,7 +978,7 @@
             </w:rPr>
             <w:t>Appendix C. Sensitivity analysis</w:t>
             <w:tab/>
-            <w:t>49</w:t>
+            <w:t>51</w:t>
           </w:r>
         </w:p>
         <w:p>
@@ -997,7 +997,7 @@
             </w:rPr>
             <w:t>Appendix E. Search log</w:t>
             <w:tab/>
-            <w:t>50</w:t>
+            <w:t>52</w:t>
           </w:r>
           <w:r>
             <w:rPr>
@@ -5187,7 +5187,7 @@
       </w:pPr>
       <w:r>
         <w:rPr/>
-        <w:t>A reproducible Python model multiplies quantities by published emission factors (Appendices A and C). Plant quantities come from the Ostrołęka project information sheet (BWRX-300 Ostrołęka sp. z o.o., 2023, as reported): 50,000 m³ of concrete and 14,000 t of steel per unit, a design proxy, not confirmed Darlington quantities. A bottom-up scaling (20,700 m³; Peterson, Zhao and Petroski, 2005) is a cross-check (Appendix A3). Granta EduPack cross-check. A Granta EduPack 2024 Eco Audit of one unit’s construction materials (120,000 t of concrete and 14,000 t of steel, with transport and steel recycling at end of life) gives 58,900 t CO₂e and 660 TJ for the first life, within about 2% of our scripted construction total of 57,600 t (Appendix A9, Figure F9). With the team’s LC³ material record (0.153 kg CO₂e/kg, against 0.158 for the base concrete), Granta’s saving is only about 240 t (−0.5%), because that record does not carry Pillai et al.’s (2019) 29% reduction; at Pillai’s 270 kg CO₂e/m³ (0.1125 kg/kg) the same model gives 2,200 t, matching our result. Granta also shows LC³’s embodied energy 33% lower per kilogram (0.60 against 0.90 MJ/kg), about 14 TJ less per unit.</w:t>
+        <w:t>A reproducible Python model multiplies quantities by published emission factors (Appendices A and C). Plant quantities come from the Ostrołęka project information sheet (BWRX-300 Ostrołęka sp. z o.o., 2023, as reported): 50,000 m³ of concrete and 14,000 t of steel per unit, a design proxy, not confirmed Darlington quantities. A bottom-up scaling (20,700 m³; Peterson, Zhao and Petroski, 2005) is a cross-check (Appendix A3). Granta EduPack cross-check. A Granta EduPack 2024 Eco Audit of one unit’s construction materials (120,000 t of concrete and 14,000 t of steel, with transport and steel recycling at end of life) gives 58,900 t CO₂e and 660 TJ for the first life, within about 2% of our scripted construction total of 57,600 t (Appendix A9, Figure F9). With the team’s LC³ material record (0.153 kg CO₂e/kg, against 0.158 for the base concrete), Granta’s saving is only about 240 t (−0.5%), because that record does not carry Pillai et al.’s (2019) 29% reduction; at Pillai’s 270 kg CO₂e/m³ (0.1125 kg/kg) the same model gives 2,200 t, matching our result. Granta also shows LC³’s embodied energy 33% lower per kilogram (0.60 against 0.90 MJ/kg), about 14 TJ less per unit. Back-calculating Sam’s records at 2,400 kg/m³ shows the base record equals Pillai’s ordinary concrete (380 kg CO₂e/m³) but the LC³ record equals 368 kg/m³, not Pillai’s 270; we therefore take 0.1125 kg CO₂e/kg as the defensible LC³ value, pending a Granta re-run. Five checks set in advance (Appendix A9.1): Granta and our model agree within 5% (pass, 2.3%); the mass balances close (pass); LC³’s cut of 28.9% sits just below the published 30–40% (marginal fail); our median of 4.40 g CO₂e/kWh sits below UNECE’s 5.1–6.4, although the 90% interval overlaps (fail on the median); and the Ontario industry concrete declaration was not tested. A Monte Carlo on the saving alone gives a median of 1,713 t per unit (90% interval 555–3,396 t); the LC³ factor and the eligible share explain about 86% of its variance.</w:t>
       </w:r>
     </w:p>
     <w:p>
@@ -16182,7 +16182,7 @@
       </w:r>
       <w:r>
         <w:rPr/>
-        <w:t xml:space="preserve"> It saves 2,200 t per unit (1,100–3,300; Section 3.1.4), about 0.36% of the life cycle; a delay of 11.6–18.5 days cancels it (1.7–1.8 days on the marginal grid factor).</w:t>
+        <w:t xml:space="preserve"> It saves 2,200 t per unit (1,100–3,300; Section 3.1.4), about 0.36% of the life cycle; a delay of 11.6–18.5 days cancels it (1.7–1.8 days on the marginal grid factor). Granta EduPack confirms the construction footprint within 2.3%, but with the team’s LC³ record it shows only about 240 t, so C1’s carbon case is marginal and uncertain (Monte Carlo 555–3,396 t); its firmer benefits are a 33% lower embodied energy per kilogram, a qualified precedent for low-clinker nuclear concrete, and keeping it off the critical path. The fuel front end matters far more to the plant’s footprint than concrete.</w:t>
       </w:r>
     </w:p>
     <w:p>
@@ -23342,6 +23342,900 @@
       <w:r>
         <w:rPr/>
         <w:t>Figure F10. Granta EduPack Eco Audit summary, energy (MJ) by life phase: base reactor against LC³ reactor. Source: Granta EduPack 2024 R1, team model.</w:t>
+      </w:r>
+    </w:p>
+    <w:p>
+      <w:pPr>
+        <w:pStyle w:val="Heading4"/>
+        <w:rPr/>
+      </w:pPr>
+      <w:r>
+        <w:rPr/>
+        <w:t>A9.1 Reconciliation and verification checks</w:t>
+      </w:r>
+    </w:p>
+    <w:p>
+      <w:pPr>
+        <w:pStyle w:val="FirstParagraph"/>
+        <w:rPr/>
+      </w:pPr>
+      <w:r>
+        <w:rPr/>
+        <w:t xml:space="preserve">Back-calculated at 2,400 kg/m³ (the density implied by 120,000 t for 50,000 m³), the base record (0.1583 kg/kg) equals Pillai et al.’s (2019) ordinary concrete, 380 kg CO₂e/m³, but the LC³ record (0.1533 kg/kg) equals 368 kg/m³, a 3.2% cut rather than Pillai’s 28.9%. The source of 0.1533 is not recorded in the reports. The defensible value, on the same source and density basis as the base record, is 270 / 2,400 = 0.1125 kg CO₂e/kg; the embodied energy of 0.603 MJ/kg is kept as entered. Both mixes are M50 (28-day mean strengths 60.0 and 56.7 MPa), so the per-m³ comparison is at the same strength class; whether OPG’s baseline mix already contains slag is not known, which would reduce the saving. Granta has no use phase, so its 30-year product life does not change its construction totals; the per-kWh figures use our 60-year functional unit (Script: </w:t>
+      </w:r>
+      <w:r>
+        <w:rPr>
+          <w:rStyle w:val="VerbatimChar"/>
+        </w:rPr>
+        <w:t>03_LCA_Calculations/scripts/granta_reconcile.py</w:t>
+      </w:r>
+      <w:r>
+        <w:rPr/>
+        <w:t>).</w:t>
+      </w:r>
+    </w:p>
+    <w:p>
+      <w:pPr>
+        <w:pStyle w:val="BodyText"/>
+        <w:rPr/>
+      </w:pPr>
+      <w:r>
+        <w:rPr>
+          <w:i/>
+          <w:iCs/>
+        </w:rPr>
+        <w:t>Table A9.1. Checks set in advance and their outcomes.</w:t>
+      </w:r>
+      <w:r>
+        <w:rPr/>
+        <w:t xml:space="preserve"> </w:t>
+      </w:r>
+      <w:r>
+        <w:rPr>
+          <w:i/>
+          <w:iCs/>
+        </w:rPr>
+        <w:t>Source: this study; Granta EduPack 2024 R1; Pillai et al. (2019); UNECE (2021).</w:t>
+      </w:r>
+    </w:p>
+    <w:tbl>
+      <w:tblPr>
+        <w:tblStyle w:val="Table"/>
+        <w:tblW w:w="7920" w:type="dxa"/>
+        <w:jc w:val="left"/>
+        <w:tblInd w:w="0" w:type="dxa"/>
+        <w:tblBorders>
+          <w:top w:val="single" w:sz="8" w:space="0" w:color="000000"/>
+          <w:left w:val="single" w:sz="8" w:space="0" w:color="000000"/>
+          <w:bottom w:val="single" w:sz="8" w:space="0" w:color="000000"/>
+          <w:right w:val="single" w:sz="8" w:space="0" w:color="000000"/>
+          <w:insideH w:val="single" w:sz="8" w:space="0" w:color="000000"/>
+          <w:insideV w:val="single" w:sz="8" w:space="0" w:color="000000"/>
+        </w:tblBorders>
+        <w:tblLayout w:type="fixed"/>
+        <w:tblCellMar>
+          <w:top w:w="30" w:type="dxa"/>
+          <w:left w:w="80" w:type="dxa"/>
+          <w:bottom w:w="30" w:type="dxa"/>
+          <w:right w:w="80" w:type="dxa"/>
+        </w:tblCellMar>
+        <w:tblLook w:val="0020" w:noHBand="0" w:noVBand="0" w:firstColumn="0" w:lastRow="0" w:lastColumn="0" w:firstRow="1"/>
+      </w:tblPr>
+      <w:tblGrid>
+        <w:gridCol w:w="1980"/>
+        <w:gridCol w:w="1980"/>
+        <w:gridCol w:w="1980"/>
+        <w:gridCol w:w="1979"/>
+      </w:tblGrid>
+      <w:tr>
+        <w:trPr>
+          <w:tblHeader w:val="true"/>
+        </w:trPr>
+        <w:tc>
+          <w:tcPr>
+            <w:tcW w:w="1980" w:type="dxa"/>
+            <w:tcBorders>
+              <w:top w:val="single" w:sz="8" w:space="0" w:color="000000"/>
+              <w:left w:val="single" w:sz="8" w:space="0" w:color="000000"/>
+              <w:bottom w:val="single" w:sz="8" w:space="0" w:color="000000"/>
+              <w:right w:val="single" w:sz="8" w:space="0" w:color="000000"/>
+            </w:tcBorders>
+            <w:shd w:color="auto" w:fill="EDEDED" w:val="clear"/>
+          </w:tcPr>
+          <w:p>
+            <w:pPr>
+              <w:pStyle w:val="Compact"/>
+              <w:widowControl/>
+              <w:spacing w:lineRule="auto" w:line="276" w:before="36" w:after="36"/>
+              <w:jc w:val="left"/>
+              <w:rPr>
+                <w:rFonts w:ascii="Aptos" w:hAnsi="Aptos" w:eastAsia="Aptos" w:cs="Aptos"/>
+                <w:b/>
+                <w:kern w:val="0"/>
+                <w:lang w:val="en-US"/>
+              </w:rPr>
+            </w:pPr>
+            <w:r>
+              <w:rPr>
+                <w:rFonts w:eastAsia="Aptos" w:cs="Aptos"/>
+                <w:b/>
+                <w:kern w:val="0"/>
+                <w:lang w:val="en-US"/>
+              </w:rPr>
+              <w:t>Check</w:t>
+            </w:r>
+          </w:p>
+        </w:tc>
+        <w:tc>
+          <w:tcPr>
+            <w:tcW w:w="1980" w:type="dxa"/>
+            <w:tcBorders>
+              <w:top w:val="single" w:sz="8" w:space="0" w:color="000000"/>
+              <w:left w:val="single" w:sz="8" w:space="0" w:color="000000"/>
+              <w:bottom w:val="single" w:sz="8" w:space="0" w:color="000000"/>
+              <w:right w:val="single" w:sz="8" w:space="0" w:color="000000"/>
+            </w:tcBorders>
+            <w:shd w:color="auto" w:fill="EDEDED" w:val="clear"/>
+          </w:tcPr>
+          <w:p>
+            <w:pPr>
+              <w:pStyle w:val="Compact"/>
+              <w:widowControl/>
+              <w:spacing w:lineRule="auto" w:line="276" w:before="36" w:after="36"/>
+              <w:jc w:val="left"/>
+              <w:rPr>
+                <w:rFonts w:ascii="Aptos" w:hAnsi="Aptos" w:eastAsia="Aptos" w:cs="Aptos"/>
+                <w:b/>
+                <w:kern w:val="0"/>
+                <w:lang w:val="en-US"/>
+              </w:rPr>
+            </w:pPr>
+            <w:r>
+              <w:rPr>
+                <w:rFonts w:eastAsia="Aptos" w:cs="Aptos"/>
+                <w:b/>
+                <w:kern w:val="0"/>
+                <w:lang w:val="en-US"/>
+              </w:rPr>
+              <w:t>Limit</w:t>
+            </w:r>
+          </w:p>
+        </w:tc>
+        <w:tc>
+          <w:tcPr>
+            <w:tcW w:w="1980" w:type="dxa"/>
+            <w:tcBorders>
+              <w:top w:val="single" w:sz="8" w:space="0" w:color="000000"/>
+              <w:left w:val="single" w:sz="8" w:space="0" w:color="000000"/>
+              <w:bottom w:val="single" w:sz="8" w:space="0" w:color="000000"/>
+              <w:right w:val="single" w:sz="8" w:space="0" w:color="000000"/>
+            </w:tcBorders>
+            <w:shd w:color="auto" w:fill="EDEDED" w:val="clear"/>
+          </w:tcPr>
+          <w:p>
+            <w:pPr>
+              <w:pStyle w:val="Compact"/>
+              <w:widowControl/>
+              <w:spacing w:lineRule="auto" w:line="276" w:before="36" w:after="36"/>
+              <w:jc w:val="left"/>
+              <w:rPr>
+                <w:rFonts w:ascii="Aptos" w:hAnsi="Aptos" w:eastAsia="Aptos" w:cs="Aptos"/>
+                <w:b/>
+                <w:kern w:val="0"/>
+                <w:lang w:val="en-US"/>
+              </w:rPr>
+            </w:pPr>
+            <w:r>
+              <w:rPr>
+                <w:rFonts w:eastAsia="Aptos" w:cs="Aptos"/>
+                <w:b/>
+                <w:kern w:val="0"/>
+                <w:lang w:val="en-US"/>
+              </w:rPr>
+              <w:t>Result</w:t>
+            </w:r>
+          </w:p>
+        </w:tc>
+        <w:tc>
+          <w:tcPr>
+            <w:tcW w:w="1979" w:type="dxa"/>
+            <w:tcBorders>
+              <w:top w:val="single" w:sz="8" w:space="0" w:color="000000"/>
+              <w:left w:val="single" w:sz="8" w:space="0" w:color="000000"/>
+              <w:bottom w:val="single" w:sz="8" w:space="0" w:color="000000"/>
+              <w:right w:val="single" w:sz="8" w:space="0" w:color="000000"/>
+            </w:tcBorders>
+            <w:shd w:color="auto" w:fill="EDEDED" w:val="clear"/>
+          </w:tcPr>
+          <w:p>
+            <w:pPr>
+              <w:pStyle w:val="Compact"/>
+              <w:widowControl/>
+              <w:spacing w:lineRule="auto" w:line="276" w:before="36" w:after="36"/>
+              <w:jc w:val="left"/>
+              <w:rPr>
+                <w:rFonts w:ascii="Aptos" w:hAnsi="Aptos" w:eastAsia="Aptos" w:cs="Aptos"/>
+                <w:b/>
+                <w:kern w:val="0"/>
+                <w:lang w:val="en-US"/>
+              </w:rPr>
+            </w:pPr>
+            <w:r>
+              <w:rPr>
+                <w:rFonts w:eastAsia="Aptos" w:cs="Aptos"/>
+                <w:b/>
+                <w:kern w:val="0"/>
+                <w:lang w:val="en-US"/>
+              </w:rPr>
+              <w:t>Outcome</w:t>
+            </w:r>
+          </w:p>
+        </w:tc>
+      </w:tr>
+      <w:tr>
+        <w:trPr/>
+        <w:tc>
+          <w:tcPr>
+            <w:tcW w:w="1980" w:type="dxa"/>
+            <w:tcBorders>
+              <w:top w:val="single" w:sz="8" w:space="0" w:color="000000"/>
+              <w:left w:val="single" w:sz="8" w:space="0" w:color="000000"/>
+              <w:bottom w:val="single" w:sz="8" w:space="0" w:color="000000"/>
+              <w:right w:val="single" w:sz="8" w:space="0" w:color="000000"/>
+            </w:tcBorders>
+          </w:tcPr>
+          <w:p>
+            <w:pPr>
+              <w:pStyle w:val="Compact"/>
+              <w:widowControl/>
+              <w:spacing w:lineRule="auto" w:line="276" w:before="36" w:after="36"/>
+              <w:jc w:val="left"/>
+              <w:rPr>
+                <w:rFonts w:ascii="Aptos" w:hAnsi="Aptos" w:eastAsia="Aptos" w:cs="Aptos"/>
+                <w:kern w:val="0"/>
+                <w:lang w:val="en-US"/>
+              </w:rPr>
+            </w:pPr>
+            <w:r>
+              <w:rPr>
+                <w:rFonts w:eastAsia="Aptos" w:cs="Aptos"/>
+                <w:kern w:val="0"/>
+                <w:lang w:val="en-US"/>
+              </w:rPr>
+              <w:t>Granta vs our model, construction total</w:t>
+            </w:r>
+          </w:p>
+        </w:tc>
+        <w:tc>
+          <w:tcPr>
+            <w:tcW w:w="1980" w:type="dxa"/>
+            <w:tcBorders>
+              <w:top w:val="single" w:sz="8" w:space="0" w:color="000000"/>
+              <w:left w:val="single" w:sz="8" w:space="0" w:color="000000"/>
+              <w:bottom w:val="single" w:sz="8" w:space="0" w:color="000000"/>
+              <w:right w:val="single" w:sz="8" w:space="0" w:color="000000"/>
+            </w:tcBorders>
+          </w:tcPr>
+          <w:p>
+            <w:pPr>
+              <w:pStyle w:val="Compact"/>
+              <w:widowControl/>
+              <w:spacing w:lineRule="auto" w:line="276" w:before="36" w:after="36"/>
+              <w:jc w:val="left"/>
+              <w:rPr>
+                <w:rFonts w:ascii="Aptos" w:hAnsi="Aptos" w:eastAsia="Aptos" w:cs="Aptos"/>
+                <w:kern w:val="0"/>
+                <w:lang w:val="en-US"/>
+              </w:rPr>
+            </w:pPr>
+            <w:r>
+              <w:rPr>
+                <w:rFonts w:eastAsia="Aptos" w:cs="Aptos"/>
+                <w:kern w:val="0"/>
+                <w:lang w:val="en-US"/>
+              </w:rPr>
+              <w:t>within 5%</w:t>
+            </w:r>
+          </w:p>
+        </w:tc>
+        <w:tc>
+          <w:tcPr>
+            <w:tcW w:w="1980" w:type="dxa"/>
+            <w:tcBorders>
+              <w:top w:val="single" w:sz="8" w:space="0" w:color="000000"/>
+              <w:left w:val="single" w:sz="8" w:space="0" w:color="000000"/>
+              <w:bottom w:val="single" w:sz="8" w:space="0" w:color="000000"/>
+              <w:right w:val="single" w:sz="8" w:space="0" w:color="000000"/>
+            </w:tcBorders>
+          </w:tcPr>
+          <w:p>
+            <w:pPr>
+              <w:pStyle w:val="Compact"/>
+              <w:widowControl/>
+              <w:spacing w:lineRule="auto" w:line="276" w:before="36" w:after="36"/>
+              <w:jc w:val="left"/>
+              <w:rPr>
+                <w:rFonts w:ascii="Aptos" w:hAnsi="Aptos" w:eastAsia="Aptos" w:cs="Aptos"/>
+                <w:kern w:val="0"/>
+                <w:lang w:val="en-US"/>
+              </w:rPr>
+            </w:pPr>
+            <w:r>
+              <w:rPr>
+                <w:rFonts w:eastAsia="Aptos" w:cs="Aptos"/>
+                <w:kern w:val="0"/>
+                <w:lang w:val="en-US"/>
+              </w:rPr>
+              <w:t>58,900 vs 57,600 t (2.3%)</w:t>
+            </w:r>
+          </w:p>
+        </w:tc>
+        <w:tc>
+          <w:tcPr>
+            <w:tcW w:w="1979" w:type="dxa"/>
+            <w:tcBorders>
+              <w:top w:val="single" w:sz="8" w:space="0" w:color="000000"/>
+              <w:left w:val="single" w:sz="8" w:space="0" w:color="000000"/>
+              <w:bottom w:val="single" w:sz="8" w:space="0" w:color="000000"/>
+              <w:right w:val="single" w:sz="8" w:space="0" w:color="000000"/>
+            </w:tcBorders>
+          </w:tcPr>
+          <w:p>
+            <w:pPr>
+              <w:pStyle w:val="Compact"/>
+              <w:widowControl/>
+              <w:spacing w:lineRule="auto" w:line="276" w:before="36" w:after="36"/>
+              <w:jc w:val="left"/>
+              <w:rPr>
+                <w:rFonts w:ascii="Aptos" w:hAnsi="Aptos" w:eastAsia="Aptos" w:cs="Aptos"/>
+                <w:kern w:val="0"/>
+                <w:lang w:val="en-US"/>
+              </w:rPr>
+            </w:pPr>
+            <w:r>
+              <w:rPr>
+                <w:rFonts w:eastAsia="Aptos" w:cs="Aptos"/>
+                <w:kern w:val="0"/>
+                <w:lang w:val="en-US"/>
+              </w:rPr>
+              <w:t>Pass</w:t>
+            </w:r>
+          </w:p>
+        </w:tc>
+      </w:tr>
+      <w:tr>
+        <w:trPr/>
+        <w:tc>
+          <w:tcPr>
+            <w:tcW w:w="1980" w:type="dxa"/>
+            <w:tcBorders>
+              <w:top w:val="single" w:sz="8" w:space="0" w:color="000000"/>
+              <w:left w:val="single" w:sz="8" w:space="0" w:color="000000"/>
+              <w:bottom w:val="single" w:sz="8" w:space="0" w:color="000000"/>
+              <w:right w:val="single" w:sz="8" w:space="0" w:color="000000"/>
+            </w:tcBorders>
+          </w:tcPr>
+          <w:p>
+            <w:pPr>
+              <w:pStyle w:val="Compact"/>
+              <w:widowControl/>
+              <w:spacing w:lineRule="auto" w:line="276" w:before="36" w:after="36"/>
+              <w:jc w:val="left"/>
+              <w:rPr>
+                <w:rFonts w:ascii="Aptos" w:hAnsi="Aptos" w:eastAsia="Aptos" w:cs="Aptos"/>
+                <w:kern w:val="0"/>
+                <w:lang w:val="en-US"/>
+              </w:rPr>
+            </w:pPr>
+            <w:r>
+              <w:rPr>
+                <w:rFonts w:eastAsia="Aptos" w:cs="Aptos"/>
+                <w:kern w:val="0"/>
+                <w:lang w:val="en-US"/>
+              </w:rPr>
+              <w:t>LC³ cut against ordinary concrete</w:t>
+            </w:r>
+          </w:p>
+        </w:tc>
+        <w:tc>
+          <w:tcPr>
+            <w:tcW w:w="1980" w:type="dxa"/>
+            <w:tcBorders>
+              <w:top w:val="single" w:sz="8" w:space="0" w:color="000000"/>
+              <w:left w:val="single" w:sz="8" w:space="0" w:color="000000"/>
+              <w:bottom w:val="single" w:sz="8" w:space="0" w:color="000000"/>
+              <w:right w:val="single" w:sz="8" w:space="0" w:color="000000"/>
+            </w:tcBorders>
+          </w:tcPr>
+          <w:p>
+            <w:pPr>
+              <w:pStyle w:val="Compact"/>
+              <w:widowControl/>
+              <w:spacing w:lineRule="auto" w:line="276" w:before="36" w:after="36"/>
+              <w:jc w:val="left"/>
+              <w:rPr>
+                <w:rFonts w:ascii="Aptos" w:hAnsi="Aptos" w:eastAsia="Aptos" w:cs="Aptos"/>
+                <w:kern w:val="0"/>
+                <w:lang w:val="en-US"/>
+              </w:rPr>
+            </w:pPr>
+            <w:r>
+              <w:rPr>
+                <w:rFonts w:eastAsia="Aptos" w:cs="Aptos"/>
+                <w:kern w:val="0"/>
+                <w:lang w:val="en-US"/>
+              </w:rPr>
+              <w:t>30–40%</w:t>
+            </w:r>
+          </w:p>
+        </w:tc>
+        <w:tc>
+          <w:tcPr>
+            <w:tcW w:w="1980" w:type="dxa"/>
+            <w:tcBorders>
+              <w:top w:val="single" w:sz="8" w:space="0" w:color="000000"/>
+              <w:left w:val="single" w:sz="8" w:space="0" w:color="000000"/>
+              <w:bottom w:val="single" w:sz="8" w:space="0" w:color="000000"/>
+              <w:right w:val="single" w:sz="8" w:space="0" w:color="000000"/>
+            </w:tcBorders>
+          </w:tcPr>
+          <w:p>
+            <w:pPr>
+              <w:pStyle w:val="Compact"/>
+              <w:widowControl/>
+              <w:spacing w:lineRule="auto" w:line="276" w:before="36" w:after="36"/>
+              <w:jc w:val="left"/>
+              <w:rPr>
+                <w:rFonts w:ascii="Aptos" w:hAnsi="Aptos" w:eastAsia="Aptos" w:cs="Aptos"/>
+                <w:kern w:val="0"/>
+                <w:lang w:val="en-US"/>
+              </w:rPr>
+            </w:pPr>
+            <w:r>
+              <w:rPr>
+                <w:rFonts w:eastAsia="Aptos" w:cs="Aptos"/>
+                <w:kern w:val="0"/>
+                <w:lang w:val="en-US"/>
+              </w:rPr>
+              <w:t>Pillai 28.9%; Granta record 3.2%</w:t>
+            </w:r>
+          </w:p>
+        </w:tc>
+        <w:tc>
+          <w:tcPr>
+            <w:tcW w:w="1979" w:type="dxa"/>
+            <w:tcBorders>
+              <w:top w:val="single" w:sz="8" w:space="0" w:color="000000"/>
+              <w:left w:val="single" w:sz="8" w:space="0" w:color="000000"/>
+              <w:bottom w:val="single" w:sz="8" w:space="0" w:color="000000"/>
+              <w:right w:val="single" w:sz="8" w:space="0" w:color="000000"/>
+            </w:tcBorders>
+          </w:tcPr>
+          <w:p>
+            <w:pPr>
+              <w:pStyle w:val="Compact"/>
+              <w:widowControl/>
+              <w:spacing w:lineRule="auto" w:line="276" w:before="36" w:after="36"/>
+              <w:jc w:val="left"/>
+              <w:rPr>
+                <w:rFonts w:ascii="Aptos" w:hAnsi="Aptos" w:eastAsia="Aptos" w:cs="Aptos"/>
+                <w:kern w:val="0"/>
+                <w:lang w:val="en-US"/>
+              </w:rPr>
+            </w:pPr>
+            <w:r>
+              <w:rPr>
+                <w:rFonts w:eastAsia="Aptos" w:cs="Aptos"/>
+                <w:kern w:val="0"/>
+                <w:lang w:val="en-US"/>
+              </w:rPr>
+              <w:t>Fail (marginal for Pillai)</w:t>
+            </w:r>
+          </w:p>
+        </w:tc>
+      </w:tr>
+      <w:tr>
+        <w:trPr/>
+        <w:tc>
+          <w:tcPr>
+            <w:tcW w:w="1980" w:type="dxa"/>
+            <w:tcBorders>
+              <w:top w:val="single" w:sz="8" w:space="0" w:color="000000"/>
+              <w:left w:val="single" w:sz="8" w:space="0" w:color="000000"/>
+              <w:bottom w:val="single" w:sz="8" w:space="0" w:color="000000"/>
+              <w:right w:val="single" w:sz="8" w:space="0" w:color="000000"/>
+            </w:tcBorders>
+          </w:tcPr>
+          <w:p>
+            <w:pPr>
+              <w:pStyle w:val="Compact"/>
+              <w:widowControl/>
+              <w:spacing w:lineRule="auto" w:line="276" w:before="36" w:after="36"/>
+              <w:jc w:val="left"/>
+              <w:rPr>
+                <w:rFonts w:ascii="Aptos" w:hAnsi="Aptos" w:eastAsia="Aptos" w:cs="Aptos"/>
+                <w:kern w:val="0"/>
+                <w:lang w:val="en-US"/>
+              </w:rPr>
+            </w:pPr>
+            <w:r>
+              <w:rPr>
+                <w:rFonts w:eastAsia="Aptos" w:cs="Aptos"/>
+                <w:kern w:val="0"/>
+                <w:lang w:val="en-US"/>
+              </w:rPr>
+              <w:t>Ordinary concrete per m³ vs Ontario industry declaration</w:t>
+            </w:r>
+          </w:p>
+        </w:tc>
+        <w:tc>
+          <w:tcPr>
+            <w:tcW w:w="1980" w:type="dxa"/>
+            <w:tcBorders>
+              <w:top w:val="single" w:sz="8" w:space="0" w:color="000000"/>
+              <w:left w:val="single" w:sz="8" w:space="0" w:color="000000"/>
+              <w:bottom w:val="single" w:sz="8" w:space="0" w:color="000000"/>
+              <w:right w:val="single" w:sz="8" w:space="0" w:color="000000"/>
+            </w:tcBorders>
+          </w:tcPr>
+          <w:p>
+            <w:pPr>
+              <w:pStyle w:val="Compact"/>
+              <w:widowControl/>
+              <w:spacing w:lineRule="auto" w:line="276" w:before="36" w:after="36"/>
+              <w:jc w:val="left"/>
+              <w:rPr>
+                <w:rFonts w:ascii="Aptos" w:hAnsi="Aptos" w:eastAsia="Aptos" w:cs="Aptos"/>
+                <w:kern w:val="0"/>
+                <w:lang w:val="en-US"/>
+              </w:rPr>
+            </w:pPr>
+            <w:r>
+              <w:rPr>
+                <w:rFonts w:eastAsia="Aptos" w:cs="Aptos"/>
+                <w:kern w:val="0"/>
+                <w:lang w:val="en-US"/>
+              </w:rPr>
+              <w:t>within 15%</w:t>
+            </w:r>
+          </w:p>
+        </w:tc>
+        <w:tc>
+          <w:tcPr>
+            <w:tcW w:w="1980" w:type="dxa"/>
+            <w:tcBorders>
+              <w:top w:val="single" w:sz="8" w:space="0" w:color="000000"/>
+              <w:left w:val="single" w:sz="8" w:space="0" w:color="000000"/>
+              <w:bottom w:val="single" w:sz="8" w:space="0" w:color="000000"/>
+              <w:right w:val="single" w:sz="8" w:space="0" w:color="000000"/>
+            </w:tcBorders>
+          </w:tcPr>
+          <w:p>
+            <w:pPr>
+              <w:pStyle w:val="Compact"/>
+              <w:widowControl/>
+              <w:spacing w:lineRule="auto" w:line="276" w:before="36" w:after="36"/>
+              <w:jc w:val="left"/>
+              <w:rPr>
+                <w:rFonts w:ascii="Aptos" w:hAnsi="Aptos" w:eastAsia="Aptos" w:cs="Aptos"/>
+                <w:kern w:val="0"/>
+                <w:lang w:val="en-US"/>
+              </w:rPr>
+            </w:pPr>
+            <w:r>
+              <w:rPr>
+                <w:rFonts w:eastAsia="Aptos" w:cs="Aptos"/>
+                <w:kern w:val="0"/>
+                <w:lang w:val="en-US"/>
+              </w:rPr>
+              <w:t>not tested</w:t>
+            </w:r>
+          </w:p>
+        </w:tc>
+        <w:tc>
+          <w:tcPr>
+            <w:tcW w:w="1979" w:type="dxa"/>
+            <w:tcBorders>
+              <w:top w:val="single" w:sz="8" w:space="0" w:color="000000"/>
+              <w:left w:val="single" w:sz="8" w:space="0" w:color="000000"/>
+              <w:bottom w:val="single" w:sz="8" w:space="0" w:color="000000"/>
+              <w:right w:val="single" w:sz="8" w:space="0" w:color="000000"/>
+            </w:tcBorders>
+          </w:tcPr>
+          <w:p>
+            <w:pPr>
+              <w:pStyle w:val="Compact"/>
+              <w:widowControl/>
+              <w:spacing w:lineRule="auto" w:line="276" w:before="36" w:after="36"/>
+              <w:jc w:val="left"/>
+              <w:rPr>
+                <w:rFonts w:ascii="Aptos" w:hAnsi="Aptos" w:eastAsia="Aptos" w:cs="Aptos"/>
+                <w:kern w:val="0"/>
+                <w:lang w:val="en-US"/>
+              </w:rPr>
+            </w:pPr>
+            <w:r>
+              <w:rPr>
+                <w:rFonts w:eastAsia="Aptos" w:cs="Aptos"/>
+                <w:kern w:val="0"/>
+                <w:lang w:val="en-US"/>
+              </w:rPr>
+              <w:t>Not tested</w:t>
+            </w:r>
+          </w:p>
+        </w:tc>
+      </w:tr>
+      <w:tr>
+        <w:trPr/>
+        <w:tc>
+          <w:tcPr>
+            <w:tcW w:w="1980" w:type="dxa"/>
+            <w:tcBorders>
+              <w:top w:val="single" w:sz="8" w:space="0" w:color="000000"/>
+              <w:left w:val="single" w:sz="8" w:space="0" w:color="000000"/>
+              <w:bottom w:val="single" w:sz="8" w:space="0" w:color="000000"/>
+              <w:right w:val="single" w:sz="8" w:space="0" w:color="000000"/>
+            </w:tcBorders>
+          </w:tcPr>
+          <w:p>
+            <w:pPr>
+              <w:pStyle w:val="Compact"/>
+              <w:widowControl/>
+              <w:spacing w:lineRule="auto" w:line="276" w:before="36" w:after="36"/>
+              <w:jc w:val="left"/>
+              <w:rPr>
+                <w:rFonts w:ascii="Aptos" w:hAnsi="Aptos" w:eastAsia="Aptos" w:cs="Aptos"/>
+                <w:kern w:val="0"/>
+                <w:lang w:val="en-US"/>
+              </w:rPr>
+            </w:pPr>
+            <w:r>
+              <w:rPr>
+                <w:rFonts w:eastAsia="Aptos" w:cs="Aptos"/>
+                <w:kern w:val="0"/>
+                <w:lang w:val="en-US"/>
+              </w:rPr>
+              <w:t>Whole-plant intensity vs UNECE</w:t>
+            </w:r>
+          </w:p>
+        </w:tc>
+        <w:tc>
+          <w:tcPr>
+            <w:tcW w:w="1980" w:type="dxa"/>
+            <w:tcBorders>
+              <w:top w:val="single" w:sz="8" w:space="0" w:color="000000"/>
+              <w:left w:val="single" w:sz="8" w:space="0" w:color="000000"/>
+              <w:bottom w:val="single" w:sz="8" w:space="0" w:color="000000"/>
+              <w:right w:val="single" w:sz="8" w:space="0" w:color="000000"/>
+            </w:tcBorders>
+          </w:tcPr>
+          <w:p>
+            <w:pPr>
+              <w:pStyle w:val="Compact"/>
+              <w:widowControl/>
+              <w:spacing w:lineRule="auto" w:line="276" w:before="36" w:after="36"/>
+              <w:jc w:val="left"/>
+              <w:rPr>
+                <w:rFonts w:ascii="Aptos" w:hAnsi="Aptos" w:eastAsia="Aptos" w:cs="Aptos"/>
+                <w:kern w:val="0"/>
+                <w:lang w:val="en-US"/>
+              </w:rPr>
+            </w:pPr>
+            <w:r>
+              <w:rPr>
+                <w:rFonts w:eastAsia="Aptos" w:cs="Aptos"/>
+                <w:kern w:val="0"/>
+                <w:lang w:val="en-US"/>
+              </w:rPr>
+              <w:t>5.1–6.4 g/kWh</w:t>
+            </w:r>
+          </w:p>
+        </w:tc>
+        <w:tc>
+          <w:tcPr>
+            <w:tcW w:w="1980" w:type="dxa"/>
+            <w:tcBorders>
+              <w:top w:val="single" w:sz="8" w:space="0" w:color="000000"/>
+              <w:left w:val="single" w:sz="8" w:space="0" w:color="000000"/>
+              <w:bottom w:val="single" w:sz="8" w:space="0" w:color="000000"/>
+              <w:right w:val="single" w:sz="8" w:space="0" w:color="000000"/>
+            </w:tcBorders>
+          </w:tcPr>
+          <w:p>
+            <w:pPr>
+              <w:pStyle w:val="Compact"/>
+              <w:widowControl/>
+              <w:spacing w:lineRule="auto" w:line="276" w:before="36" w:after="36"/>
+              <w:jc w:val="left"/>
+              <w:rPr>
+                <w:rFonts w:ascii="Aptos" w:hAnsi="Aptos" w:eastAsia="Aptos" w:cs="Aptos"/>
+                <w:kern w:val="0"/>
+                <w:lang w:val="en-US"/>
+              </w:rPr>
+            </w:pPr>
+            <w:r>
+              <w:rPr>
+                <w:rFonts w:eastAsia="Aptos" w:cs="Aptos"/>
+                <w:kern w:val="0"/>
+                <w:lang w:val="en-US"/>
+              </w:rPr>
+              <w:t>median 4.40 (90%: 3.24–6.05)</w:t>
+            </w:r>
+          </w:p>
+        </w:tc>
+        <w:tc>
+          <w:tcPr>
+            <w:tcW w:w="1979" w:type="dxa"/>
+            <w:tcBorders>
+              <w:top w:val="single" w:sz="8" w:space="0" w:color="000000"/>
+              <w:left w:val="single" w:sz="8" w:space="0" w:color="000000"/>
+              <w:bottom w:val="single" w:sz="8" w:space="0" w:color="000000"/>
+              <w:right w:val="single" w:sz="8" w:space="0" w:color="000000"/>
+            </w:tcBorders>
+          </w:tcPr>
+          <w:p>
+            <w:pPr>
+              <w:pStyle w:val="Compact"/>
+              <w:widowControl/>
+              <w:spacing w:lineRule="auto" w:line="276" w:before="36" w:after="36"/>
+              <w:jc w:val="left"/>
+              <w:rPr>
+                <w:rFonts w:ascii="Aptos" w:hAnsi="Aptos" w:eastAsia="Aptos" w:cs="Aptos"/>
+                <w:kern w:val="0"/>
+                <w:lang w:val="en-US"/>
+              </w:rPr>
+            </w:pPr>
+            <w:r>
+              <w:rPr>
+                <w:rFonts w:eastAsia="Aptos" w:cs="Aptos"/>
+                <w:kern w:val="0"/>
+                <w:lang w:val="en-US"/>
+              </w:rPr>
+              <w:t>Fail on median; interval overlaps</w:t>
+            </w:r>
+          </w:p>
+        </w:tc>
+      </w:tr>
+      <w:tr>
+        <w:trPr/>
+        <w:tc>
+          <w:tcPr>
+            <w:tcW w:w="1980" w:type="dxa"/>
+            <w:tcBorders>
+              <w:top w:val="single" w:sz="8" w:space="0" w:color="000000"/>
+              <w:left w:val="single" w:sz="8" w:space="0" w:color="000000"/>
+              <w:bottom w:val="single" w:sz="8" w:space="0" w:color="000000"/>
+              <w:right w:val="single" w:sz="8" w:space="0" w:color="000000"/>
+            </w:tcBorders>
+          </w:tcPr>
+          <w:p>
+            <w:pPr>
+              <w:pStyle w:val="Compact"/>
+              <w:widowControl/>
+              <w:spacing w:lineRule="auto" w:line="276" w:before="36" w:after="36"/>
+              <w:jc w:val="left"/>
+              <w:rPr>
+                <w:rFonts w:ascii="Aptos" w:hAnsi="Aptos" w:eastAsia="Aptos" w:cs="Aptos"/>
+                <w:kern w:val="0"/>
+                <w:lang w:val="en-US"/>
+              </w:rPr>
+            </w:pPr>
+            <w:r>
+              <w:rPr>
+                <w:rFonts w:eastAsia="Aptos" w:cs="Aptos"/>
+                <w:kern w:val="0"/>
+                <w:lang w:val="en-US"/>
+              </w:rPr>
+              <w:t>Mass and energy balances</w:t>
+            </w:r>
+          </w:p>
+        </w:tc>
+        <w:tc>
+          <w:tcPr>
+            <w:tcW w:w="1980" w:type="dxa"/>
+            <w:tcBorders>
+              <w:top w:val="single" w:sz="8" w:space="0" w:color="000000"/>
+              <w:left w:val="single" w:sz="8" w:space="0" w:color="000000"/>
+              <w:bottom w:val="single" w:sz="8" w:space="0" w:color="000000"/>
+              <w:right w:val="single" w:sz="8" w:space="0" w:color="000000"/>
+            </w:tcBorders>
+          </w:tcPr>
+          <w:p>
+            <w:pPr>
+              <w:pStyle w:val="Compact"/>
+              <w:widowControl/>
+              <w:spacing w:lineRule="auto" w:line="276" w:before="36" w:after="36"/>
+              <w:jc w:val="left"/>
+              <w:rPr>
+                <w:rFonts w:ascii="Aptos" w:hAnsi="Aptos" w:eastAsia="Aptos" w:cs="Aptos"/>
+                <w:kern w:val="0"/>
+                <w:lang w:val="en-US"/>
+              </w:rPr>
+            </w:pPr>
+            <w:r>
+              <w:rPr>
+                <w:rFonts w:eastAsia="Aptos" w:cs="Aptos"/>
+                <w:kern w:val="0"/>
+                <w:lang w:val="en-US"/>
+              </w:rPr>
+              <w:t>close</w:t>
+            </w:r>
+          </w:p>
+        </w:tc>
+        <w:tc>
+          <w:tcPr>
+            <w:tcW w:w="1980" w:type="dxa"/>
+            <w:tcBorders>
+              <w:top w:val="single" w:sz="8" w:space="0" w:color="000000"/>
+              <w:left w:val="single" w:sz="8" w:space="0" w:color="000000"/>
+              <w:bottom w:val="single" w:sz="8" w:space="0" w:color="000000"/>
+              <w:right w:val="single" w:sz="8" w:space="0" w:color="000000"/>
+            </w:tcBorders>
+          </w:tcPr>
+          <w:p>
+            <w:pPr>
+              <w:pStyle w:val="Compact"/>
+              <w:widowControl/>
+              <w:spacing w:lineRule="auto" w:line="276" w:before="36" w:after="36"/>
+              <w:jc w:val="left"/>
+              <w:rPr>
+                <w:rFonts w:ascii="Aptos" w:hAnsi="Aptos" w:eastAsia="Aptos" w:cs="Aptos"/>
+                <w:kern w:val="0"/>
+                <w:lang w:val="en-US"/>
+              </w:rPr>
+            </w:pPr>
+            <w:r>
+              <w:rPr>
+                <w:rFonts w:eastAsia="Aptos" w:cs="Aptos"/>
+                <w:kern w:val="0"/>
+                <w:lang w:val="en-US"/>
+              </w:rPr>
+              <w:t>120,000 t; 72,000 + 48,000 t; steel 6,000 + 8,000 t; material energy within 2%</w:t>
+            </w:r>
+          </w:p>
+        </w:tc>
+        <w:tc>
+          <w:tcPr>
+            <w:tcW w:w="1979" w:type="dxa"/>
+            <w:tcBorders>
+              <w:top w:val="single" w:sz="8" w:space="0" w:color="000000"/>
+              <w:left w:val="single" w:sz="8" w:space="0" w:color="000000"/>
+              <w:bottom w:val="single" w:sz="8" w:space="0" w:color="000000"/>
+              <w:right w:val="single" w:sz="8" w:space="0" w:color="000000"/>
+            </w:tcBorders>
+          </w:tcPr>
+          <w:p>
+            <w:pPr>
+              <w:pStyle w:val="Compact"/>
+              <w:widowControl/>
+              <w:spacing w:lineRule="auto" w:line="276" w:before="36" w:after="36"/>
+              <w:jc w:val="left"/>
+              <w:rPr>
+                <w:rFonts w:ascii="Aptos" w:hAnsi="Aptos" w:eastAsia="Aptos" w:cs="Aptos"/>
+                <w:kern w:val="0"/>
+                <w:lang w:val="en-US"/>
+              </w:rPr>
+            </w:pPr>
+            <w:r>
+              <w:rPr>
+                <w:rFonts w:eastAsia="Aptos" w:cs="Aptos"/>
+                <w:kern w:val="0"/>
+                <w:lang w:val="en-US"/>
+              </w:rPr>
+              <w:t>Pass</w:t>
+            </w:r>
+          </w:p>
+        </w:tc>
+      </w:tr>
+    </w:tbl>
+    <w:p>
+      <w:pPr>
+        <w:pStyle w:val="BodyText"/>
+        <w:rPr/>
+      </w:pPr>
+      <w:r>
+        <w:rPr/>
+        <w:t>Monte Carlo on the C1 saving (20,000 draws, seed 20261025; eligible share uniform 20–60%; ordinary concrete 342–418 kg/m³; LC³ 230–368 kg/m³ with Sam’s record as the upper bound): median 1,713 t per unit, 90% interval 555–3,396 t. Share of variance: LC³ factor 48%, eligible share 38%, ordinary-concrete factor 14%.</w:t>
       </w:r>
     </w:p>
     <w:p>
@@ -29057,7 +29951,7 @@
     </w:r>
     <w:r>
       <w:rPr/>
-      <w:t>51</w:t>
+      <w:t>53</w:t>
     </w:r>
     <w:r>
       <w:rPr/>
@@ -29114,7 +30008,7 @@
     <w:r>
       <w:rPr/>
       <w:drawing>
-        <wp:anchor behindDoc="1" distT="0" distB="0" distL="0" distR="0" simplePos="0" locked="0" layoutInCell="0" allowOverlap="1" relativeHeight="63">
+        <wp:anchor behindDoc="1" distT="0" distB="0" distL="0" distR="0" simplePos="0" locked="0" layoutInCell="0" allowOverlap="1" relativeHeight="65">
           <wp:simplePos x="0" y="0"/>
           <wp:positionH relativeFrom="margin">
             <wp:posOffset>4845050</wp:posOffset>
@@ -29159,7 +30053,7 @@
         </wp:anchor>
       </w:drawing>
       <w:drawing>
-        <wp:anchor behindDoc="1" distT="0" distB="0" distL="0" distR="0" simplePos="0" locked="0" layoutInCell="0" allowOverlap="1" relativeHeight="115">
+        <wp:anchor behindDoc="1" distT="0" distB="0" distL="0" distR="0" simplePos="0" locked="0" layoutInCell="0" allowOverlap="1" relativeHeight="119">
           <wp:simplePos x="0" y="0"/>
           <wp:positionH relativeFrom="page">
             <wp:posOffset>752475</wp:posOffset>

--- a/01_Report/MTE4593 Group 9 SMR Report.docx
+++ b/01_Report/MTE4593 Group 9 SMR Report.docx
@@ -54,7 +54,7 @@
           <w:sz w:val="20"/>
           <w:szCs w:val="20"/>
         </w:rPr>
-        <w:t>Authors: Leroy Louis Jean (33880212), Sam [surname] ([student ID]), Victor Clarke ([student ID])</w:t>
+        <w:t>Authors: Leroy Louis Jean (33880212), Sam, Victor Clarke</w:t>
       </w:r>
     </w:p>
     <w:p>
@@ -18697,7 +18697,7 @@
       </w:pPr>
       <w:r>
         <w:rPr/>
-        <w:t>[TODO: team to write the AI-use declaration required by the unit (CLAUDE.md: the team decides how AI use is declared).]</w:t>
+        <w:t>This report was prepared with the assistance of Claude (Anthropic), a generative AI tool. The team used it to help plan the report, search for and summarise sources, run and check calculations in Python, draft and edit text, and format the document. The Granta EduPack Eco Audit was run by the team. The team directed this work, reviewed the output, and takes responsibility for the content and its sources.</w:t>
       </w:r>
     </w:p>
     <w:p>
